--- a/Documentations/A2CDevLogbook.docx
+++ b/Documentations/A2CDevLogbook.docx
@@ -34,6 +34,23 @@
           <w:lang w:val="en-US"/>
         </w:rPr>
         <w:t>A2C CRM</w:t>
+      </w:r>
+    </w:p>
+    <w:p>
+      <w:pPr>
+        <w:bidi/>
+        <w:rPr>
+          <w:rtl/>
+          <w:lang w:val="en-US"/>
+        </w:rPr>
+      </w:pPr>
+      <w:r>
+        <w:rPr>
+          <w:rFonts w:hint="cs"/>
+          <w:rtl/>
+          <w:lang w:val="en-US"/>
+        </w:rPr>
+        <w:t>14.8.25</w:t>
       </w:r>
     </w:p>
     <w:p>
@@ -481,7 +498,6 @@
         <w:rPr>
           <w:b/>
           <w:bCs/>
-          <w:lang w:val="en-IL"/>
         </w:rPr>
         <w:t> </w:t>
       </w:r>
@@ -536,7 +552,6 @@
         <w:rPr>
           <w:b/>
           <w:bCs/>
-          <w:lang w:val="en-IL"/>
         </w:rPr>
         <w:t xml:space="preserve"> Visual Studio </w:t>
       </w:r>
@@ -554,7 +569,6 @@
         <w:rPr>
           <w:b/>
           <w:bCs/>
-          <w:lang w:val="en-IL"/>
         </w:rPr>
         <w:t xml:space="preserve"> CMD</w:t>
       </w:r>
@@ -564,7 +578,6 @@
           <w:b/>
           <w:bCs/>
           <w:rtl/>
-          <w:lang w:val="en-IL"/>
         </w:rPr>
         <w:t xml:space="preserve">/ </w:t>
       </w:r>
@@ -584,9 +597,6 @@
           <w:numId w:val="9"/>
         </w:numPr>
         <w:bidi/>
-        <w:rPr>
-          <w:lang w:val="en-IL"/>
-        </w:rPr>
       </w:pPr>
       <w:r>
         <w:rPr>
@@ -619,9 +629,6 @@
         <w:t xml:space="preserve">ים בסקריפט באופציית </w:t>
       </w:r>
       <w:r>
-        <w:rPr>
-          <w:lang w:val="en-IL"/>
-        </w:rPr>
         <w:t>Development </w:t>
       </w:r>
     </w:p>
@@ -632,14 +639,8 @@
           <w:numId w:val="9"/>
         </w:numPr>
         <w:bidi/>
-        <w:rPr>
-          <w:lang w:val="en-IL"/>
-        </w:rPr>
-      </w:pPr>
-      <w:r>
-        <w:rPr>
-          <w:lang w:val="en-IL"/>
-        </w:rPr>
+      </w:pPr>
+      <w:r>
         <w:t xml:space="preserve">EF Core </w:t>
       </w:r>
       <w:r>
@@ -651,16 +652,12 @@
       </w:r>
       <w:proofErr w:type="gramStart"/>
       <w:r>
-        <w:rPr>
-          <w:lang w:val="en-IL"/>
-        </w:rPr>
         <w:t xml:space="preserve">PostgreSQL </w:t>
       </w:r>
       <w:r>
         <w:rPr>
           <w:rFonts w:hint="cs"/>
           <w:rtl/>
-          <w:lang w:val="en-IL"/>
         </w:rPr>
         <w:t xml:space="preserve"> </w:t>
       </w:r>
@@ -697,9 +694,6 @@
           <w:numId w:val="9"/>
         </w:numPr>
         <w:bidi/>
-        <w:rPr>
-          <w:lang w:val="en-IL"/>
-        </w:rPr>
       </w:pPr>
       <w:r>
         <w:rPr>
@@ -709,9 +703,6 @@
         <w:t>מתאים להרצת פקודות כמו</w:t>
       </w:r>
       <w:r>
-        <w:rPr>
-          <w:lang w:val="en-IL"/>
-        </w:rPr>
         <w:t>:</w:t>
       </w:r>
     </w:p>
@@ -787,15 +778,13 @@
         <w:rPr>
           <w:b/>
           <w:bCs/>
-          <w:lang w:val="en-IL"/>
-        </w:rPr>
-      </w:pPr>
-      <w:r>
-        <w:rPr>
-          <w:b/>
-          <w:bCs/>
-          <w:rtl/>
-          <w:lang w:val="en-IL"/>
+        </w:rPr>
+      </w:pPr>
+      <w:r>
+        <w:rPr>
+          <w:b/>
+          <w:bCs/>
+          <w:rtl/>
         </w:rPr>
         <w:t xml:space="preserve">מצב 2: </w:t>
       </w:r>
@@ -805,7 +794,6 @@
           <w:b/>
           <w:bCs/>
           <w:rtl/>
-          <w:lang w:val="en-IL"/>
         </w:rPr>
         <w:t>כשמריצים</w:t>
       </w:r>
@@ -814,7 +802,6 @@
           <w:b/>
           <w:bCs/>
           <w:rtl/>
-          <w:lang w:val="en-IL"/>
         </w:rPr>
         <w:t xml:space="preserve"> את הפקודות מתוך קונטיינר</w:t>
       </w:r>
@@ -822,7 +809,6 @@
         <w:rPr>
           <w:b/>
           <w:bCs/>
-          <w:lang w:val="en-IL"/>
         </w:rPr>
         <w:t xml:space="preserve"> EF</w:t>
       </w:r>
@@ -834,42 +820,30 @@
           <w:numId w:val="10"/>
         </w:numPr>
         <w:bidi/>
-        <w:rPr>
-          <w:lang w:val="en-IL"/>
-        </w:rPr>
       </w:pPr>
       <w:r>
         <w:rPr>
           <w:rFonts w:hint="cs"/>
           <w:rtl/>
-          <w:lang w:val="en-IL"/>
         </w:rPr>
         <w:t xml:space="preserve">בוחרים באופציית </w:t>
       </w:r>
       <w:r>
-        <w:rPr>
-          <w:lang w:val="en-IL"/>
-        </w:rPr>
         <w:t>Docker</w:t>
       </w:r>
       <w:r>
         <w:rPr>
           <w:rFonts w:hint="cs"/>
           <w:rtl/>
-          <w:lang w:val="en-IL"/>
         </w:rPr>
         <w:t xml:space="preserve"> </w:t>
       </w:r>
       <w:r>
-        <w:rPr>
-          <w:lang w:val="en-IL"/>
-        </w:rPr>
         <w:t> </w:t>
       </w:r>
       <w:r>
         <w:rPr>
           <w:rtl/>
-          <w:lang w:val="en-IL"/>
         </w:rPr>
         <w:t>בסקריפט</w:t>
       </w:r>
@@ -881,35 +855,24 @@
           <w:numId w:val="10"/>
         </w:numPr>
         <w:bidi/>
-        <w:rPr>
-          <w:lang w:val="en-IL"/>
-        </w:rPr>
-      </w:pPr>
-      <w:r>
-        <w:rPr>
-          <w:lang w:val="en-IL"/>
-        </w:rPr>
+      </w:pPr>
+      <w:r>
         <w:t xml:space="preserve">EF </w:t>
       </w:r>
       <w:proofErr w:type="gramStart"/>
       <w:r>
-        <w:rPr>
-          <w:lang w:val="en-IL"/>
-        </w:rPr>
         <w:t xml:space="preserve">Core </w:t>
       </w:r>
       <w:r>
         <w:rPr>
           <w:rFonts w:hint="cs"/>
           <w:rtl/>
-          <w:lang w:val="en-IL"/>
         </w:rPr>
         <w:t xml:space="preserve"> </w:t>
       </w:r>
       <w:r>
         <w:rPr>
           <w:rtl/>
-          <w:lang w:val="en-IL"/>
         </w:rPr>
         <w:t>יתחבר</w:t>
       </w:r>
@@ -917,29 +880,23 @@
       <w:r>
         <w:rPr>
           <w:rtl/>
-          <w:lang w:val="en-IL"/>
         </w:rPr>
         <w:t xml:space="preserve"> ל־</w:t>
       </w:r>
       <w:proofErr w:type="gramStart"/>
       <w:r>
-        <w:rPr>
-          <w:lang w:val="en-IL"/>
-        </w:rPr>
         <w:t xml:space="preserve">PostgreSQL </w:t>
       </w:r>
       <w:r>
         <w:rPr>
           <w:rFonts w:hint="cs"/>
           <w:rtl/>
-          <w:lang w:val="en-IL"/>
         </w:rPr>
         <w:t xml:space="preserve"> </w:t>
       </w:r>
       <w:r>
         <w:rPr>
           <w:rtl/>
-          <w:lang w:val="en-IL"/>
         </w:rPr>
         <w:t>דרך</w:t>
       </w:r>
@@ -947,37 +904,28 @@
       <w:r>
         <w:rPr>
           <w:rtl/>
-          <w:lang w:val="en-IL"/>
         </w:rPr>
         <w:t> </w:t>
       </w:r>
       <w:proofErr w:type="spellStart"/>
       <w:proofErr w:type="gramStart"/>
       <w:r>
-        <w:rPr>
-          <w:lang w:val="en-IL"/>
-        </w:rPr>
         <w:t>db</w:t>
       </w:r>
       <w:proofErr w:type="spellEnd"/>
       <w:r>
-        <w:rPr>
-          <w:lang w:val="en-IL"/>
-        </w:rPr>
         <w:t> </w:t>
       </w:r>
       <w:r>
         <w:rPr>
           <w:rFonts w:hint="cs"/>
           <w:rtl/>
-          <w:lang w:val="en-IL"/>
         </w:rPr>
         <w:t xml:space="preserve"> </w:t>
       </w:r>
       <w:r>
         <w:rPr>
           <w:rtl/>
-          <w:lang w:val="en-IL"/>
         </w:rPr>
         <w:t>שם</w:t>
       </w:r>
@@ -985,14 +933,10 @@
       <w:r>
         <w:rPr>
           <w:rtl/>
-          <w:lang w:val="en-IL"/>
         </w:rPr>
         <w:t xml:space="preserve"> השירות ב־</w:t>
       </w:r>
       <w:r>
-        <w:rPr>
-          <w:lang w:val="en-IL"/>
-        </w:rPr>
         <w:t>docker-compose</w:t>
       </w:r>
     </w:p>
@@ -1003,51 +947,36 @@
           <w:numId w:val="10"/>
         </w:numPr>
         <w:bidi/>
-        <w:rPr>
-          <w:lang w:val="en-IL"/>
-        </w:rPr>
-      </w:pPr>
-      <w:r>
-        <w:rPr>
-          <w:rtl/>
-          <w:lang w:val="en-IL"/>
+      </w:pPr>
+      <w:r>
+        <w:rPr>
+          <w:rtl/>
         </w:rPr>
         <w:t>מתאים להרצה מתוך קונטיינר </w:t>
       </w:r>
       <w:proofErr w:type="spellStart"/>
       <w:r>
-        <w:rPr>
-          <w:lang w:val="en-IL"/>
-        </w:rPr>
         <w:t>ef</w:t>
       </w:r>
       <w:proofErr w:type="spellEnd"/>
       <w:r>
-        <w:rPr>
-          <w:lang w:val="en-IL"/>
-        </w:rPr>
         <w:t> </w:t>
       </w:r>
       <w:r>
         <w:rPr>
           <w:rFonts w:hint="cs"/>
           <w:rtl/>
-          <w:lang w:val="en-IL"/>
         </w:rPr>
         <w:t xml:space="preserve"> </w:t>
       </w:r>
       <w:r>
         <w:rPr>
           <w:rtl/>
-          <w:lang w:val="en-IL"/>
         </w:rPr>
         <w:t>או </w:t>
       </w:r>
       <w:proofErr w:type="spellStart"/>
       <w:r>
-        <w:rPr>
-          <w:lang w:val="en-IL"/>
-        </w:rPr>
         <w:t>api</w:t>
       </w:r>
       <w:proofErr w:type="spellEnd"/>
@@ -1055,7 +984,6 @@
         <w:rPr>
           <w:rFonts w:hint="cs"/>
           <w:rtl/>
-          <w:lang w:val="en-IL"/>
         </w:rPr>
         <w:t>.</w:t>
       </w:r>
@@ -1073,7 +1001,6 @@
         <w:rPr>
           <w:rFonts w:hint="cs"/>
           <w:rtl/>
-          <w:lang w:val="en-IL"/>
         </w:rPr>
         <w:t xml:space="preserve">כדי לתמוך בשתי הסביבות התווספו שני קובצי </w:t>
       </w:r>
@@ -1081,7 +1008,6 @@
       <w:r>
         <w:rPr>
           <w:rFonts w:hint="eastAsia"/>
-          <w:lang w:val="en-IL"/>
         </w:rPr>
         <w:t>appSettings.json</w:t>
       </w:r>
@@ -1169,7 +1095,6 @@
           <w:sz w:val="19"/>
           <w:szCs w:val="19"/>
           <w:highlight w:val="white"/>
-          <w:lang w:val="en-IL"/>
         </w:rPr>
       </w:pPr>
       <w:r>
@@ -1180,7 +1105,6 @@
           <w:sz w:val="19"/>
           <w:szCs w:val="19"/>
           <w:highlight w:val="white"/>
-          <w:lang w:val="en-IL"/>
         </w:rPr>
         <w:t>"</w:t>
       </w:r>
@@ -1193,7 +1117,6 @@
           <w:sz w:val="19"/>
           <w:szCs w:val="19"/>
           <w:highlight w:val="white"/>
-          <w:lang w:val="en-IL"/>
         </w:rPr>
         <w:t>ConnectionStrings</w:t>
       </w:r>
@@ -1206,7 +1129,6 @@
           <w:sz w:val="19"/>
           <w:szCs w:val="19"/>
           <w:highlight w:val="white"/>
-          <w:lang w:val="en-IL"/>
         </w:rPr>
         <w:t>"</w:t>
       </w:r>
@@ -1218,7 +1140,6 @@
           <w:sz w:val="19"/>
           <w:szCs w:val="19"/>
           <w:highlight w:val="white"/>
-          <w:lang w:val="en-IL"/>
         </w:rPr>
         <w:t>: {</w:t>
       </w:r>
@@ -1242,7 +1163,6 @@
           <w:sz w:val="19"/>
           <w:szCs w:val="19"/>
           <w:highlight w:val="white"/>
-          <w:lang w:val="en-IL"/>
         </w:rPr>
         <w:t xml:space="preserve">  </w:t>
       </w:r>
@@ -1254,7 +1174,6 @@
           <w:sz w:val="19"/>
           <w:szCs w:val="19"/>
           <w:highlight w:val="white"/>
-          <w:lang w:val="en-IL"/>
         </w:rPr>
         <w:t>"</w:t>
       </w:r>
@@ -1267,7 +1186,6 @@
           <w:sz w:val="19"/>
           <w:szCs w:val="19"/>
           <w:highlight w:val="white"/>
-          <w:lang w:val="en-IL"/>
         </w:rPr>
         <w:t>DefaultConnection</w:t>
       </w:r>
@@ -1280,7 +1198,6 @@
           <w:sz w:val="19"/>
           <w:szCs w:val="19"/>
           <w:highlight w:val="white"/>
-          <w:lang w:val="en-IL"/>
         </w:rPr>
         <w:t>"</w:t>
       </w:r>
@@ -1292,7 +1209,6 @@
           <w:sz w:val="19"/>
           <w:szCs w:val="19"/>
           <w:highlight w:val="white"/>
-          <w:lang w:val="en-IL"/>
         </w:rPr>
         <w:t xml:space="preserve">: </w:t>
       </w:r>
@@ -1304,7 +1220,6 @@
           <w:sz w:val="19"/>
           <w:szCs w:val="19"/>
           <w:highlight w:val="white"/>
-          <w:lang w:val="en-IL"/>
         </w:rPr>
         <w:t>"</w:t>
       </w:r>
@@ -1317,7 +1232,6 @@
           <w:sz w:val="19"/>
           <w:szCs w:val="19"/>
           <w:highlight w:val="yellow"/>
-          <w:lang w:val="en-IL"/>
         </w:rPr>
         <w:t>Host=host.docker.internal</w:t>
       </w:r>
@@ -1330,7 +1244,6 @@
           <w:sz w:val="19"/>
           <w:szCs w:val="19"/>
           <w:highlight w:val="white"/>
-          <w:lang w:val="en-IL"/>
         </w:rPr>
         <w:t>;Port=</w:t>
       </w:r>
@@ -1343,7 +1256,6 @@
           <w:sz w:val="19"/>
           <w:szCs w:val="19"/>
           <w:highlight w:val="white"/>
-          <w:lang w:val="en-IL"/>
         </w:rPr>
         <w:t>5432;Database</w:t>
       </w:r>
@@ -1356,7 +1268,6 @@
           <w:sz w:val="19"/>
           <w:szCs w:val="19"/>
           <w:highlight w:val="white"/>
-          <w:lang w:val="en-IL"/>
         </w:rPr>
         <w:t>=a2c_</w:t>
       </w:r>
@@ -1369,7 +1280,6 @@
           <w:sz w:val="19"/>
           <w:szCs w:val="19"/>
           <w:highlight w:val="white"/>
-          <w:lang w:val="en-IL"/>
         </w:rPr>
         <w:t>crm;Username</w:t>
       </w:r>
@@ -1382,7 +1292,6 @@
           <w:sz w:val="19"/>
           <w:szCs w:val="19"/>
           <w:highlight w:val="white"/>
-          <w:lang w:val="en-IL"/>
         </w:rPr>
         <w:t>=</w:t>
       </w:r>
@@ -1395,7 +1304,6 @@
           <w:sz w:val="19"/>
           <w:szCs w:val="19"/>
           <w:highlight w:val="white"/>
-          <w:lang w:val="en-IL"/>
         </w:rPr>
         <w:t>postgres;Password</w:t>
       </w:r>
@@ -1408,7 +1316,6 @@
           <w:sz w:val="19"/>
           <w:szCs w:val="19"/>
           <w:highlight w:val="white"/>
-          <w:lang w:val="en-IL"/>
         </w:rPr>
         <w:t>=postgres"</w:t>
       </w:r>
@@ -1420,7 +1327,6 @@
           <w:sz w:val="19"/>
           <w:szCs w:val="19"/>
           <w:highlight w:val="white"/>
-          <w:lang w:val="en-IL"/>
         </w:rPr>
         <w:t>}</w:t>
       </w:r>
@@ -1518,7 +1424,6 @@
           <w:sz w:val="19"/>
           <w:szCs w:val="19"/>
           <w:highlight w:val="white"/>
-          <w:lang w:val="en-IL"/>
         </w:rPr>
       </w:pPr>
       <w:r>
@@ -1529,7 +1434,6 @@
           <w:sz w:val="19"/>
           <w:szCs w:val="19"/>
           <w:highlight w:val="white"/>
-          <w:lang w:val="en-IL"/>
         </w:rPr>
         <w:t>"</w:t>
       </w:r>
@@ -1542,7 +1446,6 @@
           <w:sz w:val="19"/>
           <w:szCs w:val="19"/>
           <w:highlight w:val="white"/>
-          <w:lang w:val="en-IL"/>
         </w:rPr>
         <w:t>ConnectionStrings</w:t>
       </w:r>
@@ -1555,7 +1458,6 @@
           <w:sz w:val="19"/>
           <w:szCs w:val="19"/>
           <w:highlight w:val="white"/>
-          <w:lang w:val="en-IL"/>
         </w:rPr>
         <w:t>"</w:t>
       </w:r>
@@ -1567,7 +1469,6 @@
           <w:sz w:val="19"/>
           <w:szCs w:val="19"/>
           <w:highlight w:val="white"/>
-          <w:lang w:val="en-IL"/>
         </w:rPr>
         <w:t>: {</w:t>
       </w:r>
@@ -1591,7 +1492,6 @@
           <w:sz w:val="19"/>
           <w:szCs w:val="19"/>
           <w:highlight w:val="white"/>
-          <w:lang w:val="en-IL"/>
         </w:rPr>
         <w:t xml:space="preserve">  </w:t>
       </w:r>
@@ -1603,7 +1503,6 @@
           <w:sz w:val="19"/>
           <w:szCs w:val="19"/>
           <w:highlight w:val="white"/>
-          <w:lang w:val="en-IL"/>
         </w:rPr>
         <w:t>"</w:t>
       </w:r>
@@ -1616,7 +1515,6 @@
           <w:sz w:val="19"/>
           <w:szCs w:val="19"/>
           <w:highlight w:val="white"/>
-          <w:lang w:val="en-IL"/>
         </w:rPr>
         <w:t>DefaultConnection</w:t>
       </w:r>
@@ -1629,7 +1527,6 @@
           <w:sz w:val="19"/>
           <w:szCs w:val="19"/>
           <w:highlight w:val="white"/>
-          <w:lang w:val="en-IL"/>
         </w:rPr>
         <w:t>"</w:t>
       </w:r>
@@ -1641,7 +1538,6 @@
           <w:sz w:val="19"/>
           <w:szCs w:val="19"/>
           <w:highlight w:val="white"/>
-          <w:lang w:val="en-IL"/>
         </w:rPr>
         <w:t xml:space="preserve">: </w:t>
       </w:r>
@@ -1653,7 +1549,6 @@
           <w:sz w:val="19"/>
           <w:szCs w:val="19"/>
           <w:highlight w:val="white"/>
-          <w:lang w:val="en-IL"/>
         </w:rPr>
         <w:t>"</w:t>
       </w:r>
@@ -1665,7 +1560,6 @@
           <w:sz w:val="19"/>
           <w:szCs w:val="19"/>
           <w:highlight w:val="yellow"/>
-          <w:lang w:val="en-IL"/>
         </w:rPr>
         <w:t>Host=</w:t>
       </w:r>
@@ -1678,7 +1572,6 @@
           <w:sz w:val="19"/>
           <w:szCs w:val="19"/>
           <w:highlight w:val="yellow"/>
-          <w:lang w:val="en-IL"/>
         </w:rPr>
         <w:t>db</w:t>
       </w:r>
@@ -1690,7 +1583,6 @@
           <w:sz w:val="19"/>
           <w:szCs w:val="19"/>
           <w:highlight w:val="white"/>
-          <w:lang w:val="en-IL"/>
         </w:rPr>
         <w:t>;Port</w:t>
       </w:r>
@@ -1703,7 +1595,6 @@
           <w:sz w:val="19"/>
           <w:szCs w:val="19"/>
           <w:highlight w:val="white"/>
-          <w:lang w:val="en-IL"/>
         </w:rPr>
         <w:t>=</w:t>
       </w:r>
@@ -1716,7 +1607,6 @@
           <w:sz w:val="19"/>
           <w:szCs w:val="19"/>
           <w:highlight w:val="white"/>
-          <w:lang w:val="en-IL"/>
         </w:rPr>
         <w:t>5432;Database</w:t>
       </w:r>
@@ -1729,7 +1619,6 @@
           <w:sz w:val="19"/>
           <w:szCs w:val="19"/>
           <w:highlight w:val="white"/>
-          <w:lang w:val="en-IL"/>
         </w:rPr>
         <w:t>=a2c_</w:t>
       </w:r>
@@ -1742,7 +1631,6 @@
           <w:sz w:val="19"/>
           <w:szCs w:val="19"/>
           <w:highlight w:val="white"/>
-          <w:lang w:val="en-IL"/>
         </w:rPr>
         <w:t>crm;Username</w:t>
       </w:r>
@@ -1755,7 +1643,6 @@
           <w:sz w:val="19"/>
           <w:szCs w:val="19"/>
           <w:highlight w:val="white"/>
-          <w:lang w:val="en-IL"/>
         </w:rPr>
         <w:t>=</w:t>
       </w:r>
@@ -1768,7 +1655,6 @@
           <w:sz w:val="19"/>
           <w:szCs w:val="19"/>
           <w:highlight w:val="white"/>
-          <w:lang w:val="en-IL"/>
         </w:rPr>
         <w:t>postgres;Password</w:t>
       </w:r>
@@ -1781,7 +1667,6 @@
           <w:sz w:val="19"/>
           <w:szCs w:val="19"/>
           <w:highlight w:val="white"/>
-          <w:lang w:val="en-IL"/>
         </w:rPr>
         <w:t>=postgres"</w:t>
       </w:r>
@@ -1793,7 +1678,6 @@
           <w:sz w:val="19"/>
           <w:szCs w:val="19"/>
           <w:highlight w:val="white"/>
-          <w:lang w:val="en-IL"/>
         </w:rPr>
         <w:t>}</w:t>
       </w:r>
@@ -1811,6 +1695,7 @@
           <w:rFonts w:hint="cs"/>
           <w:rtl/>
         </w:rPr>
+        <w:lastRenderedPageBreak/>
         <w:t>מבנה הסקריפט</w:t>
       </w:r>
     </w:p>
@@ -1821,9 +1706,6 @@
           <w:numId w:val="11"/>
         </w:numPr>
         <w:bidi/>
-        <w:rPr>
-          <w:lang w:val="en-IL"/>
-        </w:rPr>
       </w:pPr>
       <w:r>
         <w:rPr>
@@ -1832,16 +1714,12 @@
         <w:t>שומר את ה־</w:t>
       </w:r>
       <w:r>
-        <w:rPr>
-          <w:lang w:val="en-IL"/>
-        </w:rPr>
         <w:t xml:space="preserve">connection string </w:t>
       </w:r>
       <w:r>
         <w:rPr>
           <w:rFonts w:hint="cs"/>
           <w:rtl/>
-          <w:lang w:val="en-IL"/>
         </w:rPr>
         <w:t xml:space="preserve"> </w:t>
       </w:r>
@@ -1852,9 +1730,6 @@
         <w:t>המתאים לפי הסביבה</w:t>
       </w:r>
       <w:r>
-        <w:rPr>
-          <w:lang w:val="en-IL"/>
-        </w:rPr>
         <w:t>.</w:t>
       </w:r>
     </w:p>
@@ -1865,21 +1740,14 @@
           <w:numId w:val="11"/>
         </w:numPr>
         <w:bidi/>
-        <w:rPr>
-          <w:lang w:val="en-IL"/>
-        </w:rPr>
-      </w:pPr>
-      <w:r>
-        <w:rPr>
-          <w:rtl/>
-        </w:rPr>
-        <w:lastRenderedPageBreak/>
+      </w:pPr>
+      <w:r>
+        <w:rPr>
+          <w:rtl/>
+        </w:rPr>
         <w:t>כל פקודת</w:t>
       </w:r>
       <w:r>
-        <w:rPr>
-          <w:lang w:val="en-IL"/>
-        </w:rPr>
         <w:t xml:space="preserve"> EF Core </w:t>
       </w:r>
       <w:r>
@@ -1889,9 +1757,6 @@
         <w:t>מקבלת את ה־</w:t>
       </w:r>
       <w:r>
-        <w:rPr>
-          <w:lang w:val="en-IL"/>
-        </w:rPr>
         <w:t xml:space="preserve">connection string </w:t>
       </w:r>
       <w:r>
@@ -1901,9 +1766,6 @@
         <w:t>הזה עם הפרמטר </w:t>
       </w:r>
       <w:r>
-        <w:rPr>
-          <w:lang w:val="en-IL"/>
-        </w:rPr>
         <w:t>--connection.</w:t>
       </w:r>
     </w:p>
@@ -2022,9 +1884,6 @@
       <w:pPr>
         <w:bidi/>
         <w:ind w:left="720"/>
-        <w:rPr>
-          <w:lang w:val="en-IL"/>
-        </w:rPr>
       </w:pPr>
     </w:p>
     <w:p>
@@ -2036,7 +1895,7 @@
         </w:numPr>
         <w:bidi/>
         <w:rPr>
-          <w:rFonts w:ascii="Segoe UI Emoji" w:hAnsi="Segoe UI Emoji" w:hint="cs"/>
+          <w:rFonts w:ascii="Segoe UI Emoji" w:hAnsi="Segoe UI Emoji"/>
           <w:rtl/>
         </w:rPr>
       </w:pPr>
@@ -2143,84 +2002,6 @@
           <w:bCs/>
           <w:rtl/>
         </w:rPr>
-      </w:pPr>
-    </w:p>
-    <w:p>
-      <w:pPr>
-        <w:pStyle w:val="ListParagraph"/>
-        <w:bidi/>
-        <w:rPr>
-          <w:rFonts w:ascii="Segoe UI Emoji" w:hAnsi="Segoe UI Emoji" w:cs="Segoe UI Emoji"/>
-          <w:b/>
-          <w:bCs/>
-          <w:rtl/>
-        </w:rPr>
-      </w:pPr>
-    </w:p>
-    <w:p>
-      <w:pPr>
-        <w:pStyle w:val="ListParagraph"/>
-        <w:bidi/>
-        <w:rPr>
-          <w:rFonts w:ascii="Segoe UI Emoji" w:hAnsi="Segoe UI Emoji" w:cs="Segoe UI Emoji"/>
-          <w:b/>
-          <w:bCs/>
-          <w:rtl/>
-        </w:rPr>
-      </w:pPr>
-    </w:p>
-    <w:p>
-      <w:pPr>
-        <w:pStyle w:val="ListParagraph"/>
-        <w:bidi/>
-        <w:rPr>
-          <w:rFonts w:ascii="Segoe UI Emoji" w:hAnsi="Segoe UI Emoji" w:cs="Segoe UI Emoji"/>
-          <w:b/>
-          <w:bCs/>
-          <w:rtl/>
-        </w:rPr>
-      </w:pPr>
-    </w:p>
-    <w:p>
-      <w:pPr>
-        <w:pStyle w:val="ListParagraph"/>
-        <w:bidi/>
-        <w:rPr>
-          <w:rFonts w:ascii="Segoe UI Emoji" w:hAnsi="Segoe UI Emoji" w:cs="Segoe UI Emoji"/>
-          <w:b/>
-          <w:bCs/>
-          <w:rtl/>
-        </w:rPr>
-      </w:pPr>
-    </w:p>
-    <w:p>
-      <w:pPr>
-        <w:pStyle w:val="ListParagraph"/>
-        <w:bidi/>
-        <w:rPr>
-          <w:rFonts w:ascii="Segoe UI Emoji" w:hAnsi="Segoe UI Emoji" w:cs="Segoe UI Emoji"/>
-          <w:b/>
-          <w:bCs/>
-          <w:rtl/>
-        </w:rPr>
-      </w:pPr>
-    </w:p>
-    <w:p>
-      <w:pPr>
-        <w:pStyle w:val="ListParagraph"/>
-        <w:bidi/>
-        <w:rPr>
-          <w:rFonts w:ascii="Segoe UI Emoji" w:hAnsi="Segoe UI Emoji" w:cs="Segoe UI Emoji"/>
-          <w:b/>
-          <w:bCs/>
-          <w:rtl/>
-        </w:rPr>
-      </w:pPr>
-    </w:p>
-    <w:p>
-      <w:pPr>
-        <w:pStyle w:val="ListParagraph"/>
-        <w:bidi/>
       </w:pPr>
     </w:p>
     <w:p>
@@ -2835,7 +2616,6 @@
         <w:rPr>
           <w:rtl/>
         </w:rPr>
-        <w:lastRenderedPageBreak/>
         <w:t>זה שם מיוחד ש־</w:t>
       </w:r>
       <w:r>
@@ -2939,6 +2719,7 @@
           <w:noProof/>
           <w:rtl/>
         </w:rPr>
+        <w:lastRenderedPageBreak/>
         <w:drawing>
           <wp:inline distT="0" distB="0" distL="0" distR="0" wp14:anchorId="78E8C464" wp14:editId="0DF8F202">
             <wp:extent cx="4109444" cy="1861679"/>
@@ -2984,28 +2765,4975 @@
     </w:p>
     <w:p>
       <w:pPr>
-        <w:pStyle w:val="ListParagraph"/>
         <w:bidi/>
         <w:rPr>
-          <w:rtl/>
-        </w:rPr>
-      </w:pPr>
+          <w:lang w:val="en-US"/>
+        </w:rPr>
+      </w:pPr>
+      <w:r>
+        <w:rPr>
+          <w:rtl/>
+          <w:lang w:val="en-US"/>
+        </w:rPr>
+        <w:br/>
+      </w:r>
+      <w:r>
+        <w:rPr>
+          <w:rFonts w:hint="cs"/>
+          <w:rtl/>
+          <w:lang w:val="en-US"/>
+        </w:rPr>
+        <w:t>15.8.25</w:t>
+      </w:r>
+      <w:r>
+        <w:rPr>
+          <w:rtl/>
+          <w:lang w:val="en-US"/>
+        </w:rPr>
+        <w:br/>
+      </w:r>
+      <w:r>
+        <w:rPr>
+          <w:rtl/>
+          <w:lang w:val="en-US"/>
+        </w:rPr>
+        <w:t>יש לי פרוייקט</w:t>
+      </w:r>
+      <w:r>
+        <w:t xml:space="preserve"> NETASP. </w:t>
+      </w:r>
+      <w:r>
+        <w:rPr>
+          <w:rtl/>
+          <w:lang w:val="en-US"/>
+        </w:rPr>
+        <w:t>ב</w:t>
+      </w:r>
+      <w:r>
+        <w:t xml:space="preserve"> #C </w:t>
+      </w:r>
+      <w:r>
+        <w:rPr>
+          <w:rtl/>
+          <w:lang w:val="en-US"/>
+        </w:rPr>
+        <w:t>שנקרא</w:t>
+      </w:r>
+      <w:r>
+        <w:t xml:space="preserve"> A2C.CRM. </w:t>
+      </w:r>
+      <w:r>
+        <w:rPr>
+          <w:rtl/>
+          <w:lang w:val="en-US"/>
+        </w:rPr>
+        <w:t>במסגרת הפרוייקט אני משתמש ב</w:t>
+      </w:r>
+      <w:r>
+        <w:t xml:space="preserve"> Entity Framework. </w:t>
+      </w:r>
+      <w:r>
+        <w:rPr>
+          <w:rtl/>
+          <w:lang w:val="en-US"/>
+        </w:rPr>
+        <w:t>בנוסף יש לי 2 טבלאות ב</w:t>
+      </w:r>
+      <w:r>
+        <w:t xml:space="preserve"> PostgreSQL: Users </w:t>
+      </w:r>
+      <w:proofErr w:type="spellStart"/>
+      <w:r>
+        <w:t>UserRoles</w:t>
+      </w:r>
+      <w:proofErr w:type="spellEnd"/>
+      <w:r>
+        <w:t xml:space="preserve"> </w:t>
+      </w:r>
+      <w:r>
+        <w:rPr>
+          <w:rtl/>
+          <w:lang w:val="en-US"/>
+        </w:rPr>
+        <w:t>יצרתי בפרוייקט 3 סוגי תפקיד</w:t>
+      </w:r>
+      <w:r>
+        <w:rPr>
+          <w:rFonts w:hint="eastAsia"/>
+          <w:lang w:val="en-US"/>
+        </w:rPr>
+        <w:t>:</w:t>
+      </w:r>
+    </w:p>
+    <w:p>
+      <w:pPr>
+        <w:spacing w:after="0"/>
+      </w:pPr>
+      <w:r>
+        <w:t xml:space="preserve"> (</w:t>
+      </w:r>
+      <w:proofErr w:type="spellStart"/>
+      <w:r>
+        <w:t>UserRole</w:t>
+      </w:r>
+      <w:proofErr w:type="spellEnd"/>
+      <w:r>
+        <w:t xml:space="preserve"> </w:t>
+      </w:r>
+      <w:proofErr w:type="spellStart"/>
+      <w:r>
+        <w:t>enum</w:t>
+      </w:r>
+      <w:proofErr w:type="spellEnd"/>
+      <w:r>
+        <w:t xml:space="preserve">) public static class </w:t>
+      </w:r>
+      <w:proofErr w:type="spellStart"/>
+      <w:r>
+        <w:t>DbSeeder</w:t>
+      </w:r>
+      <w:proofErr w:type="spellEnd"/>
+      <w:r>
+        <w:t xml:space="preserve"> </w:t>
+      </w:r>
+      <w:proofErr w:type="gramStart"/>
+      <w:r>
+        <w:t>{ public</w:t>
+      </w:r>
+      <w:proofErr w:type="gramEnd"/>
+      <w:r>
+        <w:t xml:space="preserve"> static void </w:t>
+      </w:r>
+      <w:proofErr w:type="spellStart"/>
+      <w:proofErr w:type="gramStart"/>
+      <w:r>
+        <w:t>SeedRoles</w:t>
+      </w:r>
+      <w:proofErr w:type="spellEnd"/>
+      <w:r>
+        <w:t>(</w:t>
+      </w:r>
+      <w:proofErr w:type="spellStart"/>
+      <w:proofErr w:type="gramEnd"/>
+      <w:r>
+        <w:t>AppDbContext</w:t>
+      </w:r>
+      <w:proofErr w:type="spellEnd"/>
+      <w:r>
+        <w:t xml:space="preserve"> context) </w:t>
+      </w:r>
+      <w:proofErr w:type="gramStart"/>
+      <w:r>
+        <w:t>{ if</w:t>
+      </w:r>
+      <w:proofErr w:type="gramEnd"/>
+      <w:r>
+        <w:t xml:space="preserve"> </w:t>
+      </w:r>
+      <w:proofErr w:type="gramStart"/>
+      <w:r>
+        <w:t>(!</w:t>
+      </w:r>
+      <w:proofErr w:type="spellStart"/>
+      <w:r>
+        <w:t>context</w:t>
+      </w:r>
+      <w:proofErr w:type="gramEnd"/>
+      <w:r>
+        <w:t>.UserRoles.Any</w:t>
+      </w:r>
+      <w:proofErr w:type="spellEnd"/>
+      <w:r>
+        <w:t xml:space="preserve">()) </w:t>
+      </w:r>
+      <w:proofErr w:type="gramStart"/>
+      <w:r>
+        <w:t>{ var</w:t>
+      </w:r>
+      <w:proofErr w:type="gramEnd"/>
+      <w:r>
+        <w:t xml:space="preserve"> roles = new List </w:t>
+      </w:r>
+      <w:proofErr w:type="gramStart"/>
+      <w:r>
+        <w:t>{ new</w:t>
+      </w:r>
+      <w:proofErr w:type="gramEnd"/>
+      <w:r>
+        <w:t xml:space="preserve"> </w:t>
+      </w:r>
+      <w:proofErr w:type="spellStart"/>
+      <w:r>
+        <w:t>UserRole</w:t>
+      </w:r>
+      <w:proofErr w:type="spellEnd"/>
+      <w:r>
+        <w:t xml:space="preserve"> </w:t>
+      </w:r>
+      <w:proofErr w:type="gramStart"/>
+      <w:r>
+        <w:t xml:space="preserve">{ </w:t>
+      </w:r>
+      <w:proofErr w:type="spellStart"/>
+      <w:r>
+        <w:t>RoleName</w:t>
+      </w:r>
+      <w:proofErr w:type="spellEnd"/>
+      <w:proofErr w:type="gramEnd"/>
+      <w:r>
+        <w:t xml:space="preserve"> = </w:t>
+      </w:r>
+      <w:proofErr w:type="spellStart"/>
+      <w:proofErr w:type="gramStart"/>
+      <w:r>
+        <w:t>RoleType.User</w:t>
+      </w:r>
+      <w:proofErr w:type="spellEnd"/>
+      <w:r>
+        <w:t xml:space="preserve"> }</w:t>
+      </w:r>
+      <w:proofErr w:type="gramEnd"/>
+      <w:r>
+        <w:t xml:space="preserve">, new </w:t>
+      </w:r>
+      <w:proofErr w:type="spellStart"/>
+      <w:r>
+        <w:t>UserRole</w:t>
+      </w:r>
+      <w:proofErr w:type="spellEnd"/>
+      <w:r>
+        <w:t xml:space="preserve"> </w:t>
+      </w:r>
+      <w:proofErr w:type="gramStart"/>
+      <w:r>
+        <w:t xml:space="preserve">{ </w:t>
+      </w:r>
+      <w:proofErr w:type="spellStart"/>
+      <w:r>
+        <w:t>RoleName</w:t>
+      </w:r>
+      <w:proofErr w:type="spellEnd"/>
+      <w:proofErr w:type="gramEnd"/>
+      <w:r>
+        <w:t xml:space="preserve"> = </w:t>
+      </w:r>
+      <w:proofErr w:type="spellStart"/>
+      <w:proofErr w:type="gramStart"/>
+      <w:r>
+        <w:t>RoleType.Admin</w:t>
+      </w:r>
+      <w:proofErr w:type="spellEnd"/>
+      <w:r>
+        <w:t xml:space="preserve"> }</w:t>
+      </w:r>
+      <w:proofErr w:type="gramEnd"/>
+      <w:r>
+        <w:t xml:space="preserve">, new </w:t>
+      </w:r>
+      <w:proofErr w:type="spellStart"/>
+      <w:r>
+        <w:t>UserRole</w:t>
+      </w:r>
+      <w:proofErr w:type="spellEnd"/>
+      <w:r>
+        <w:t xml:space="preserve"> </w:t>
+      </w:r>
+      <w:proofErr w:type="gramStart"/>
+      <w:r>
+        <w:t xml:space="preserve">{ </w:t>
+      </w:r>
+      <w:proofErr w:type="spellStart"/>
+      <w:r>
+        <w:t>RoleName</w:t>
+      </w:r>
+      <w:proofErr w:type="spellEnd"/>
+      <w:proofErr w:type="gramEnd"/>
+      <w:r>
+        <w:t xml:space="preserve"> = </w:t>
+      </w:r>
+      <w:proofErr w:type="spellStart"/>
+      <w:proofErr w:type="gramStart"/>
+      <w:r>
+        <w:t>RoleType.SuperUser</w:t>
+      </w:r>
+      <w:proofErr w:type="spellEnd"/>
+      <w:r>
+        <w:t xml:space="preserve"> }</w:t>
+      </w:r>
+      <w:proofErr w:type="gramEnd"/>
+      <w:r>
+        <w:t xml:space="preserve"> </w:t>
+      </w:r>
+      <w:proofErr w:type="gramStart"/>
+      <w:r>
+        <w:t>};</w:t>
+      </w:r>
+      <w:proofErr w:type="gramEnd"/>
+    </w:p>
+    <w:p>
+      <w:pPr>
+        <w:spacing w:after="0"/>
+      </w:pPr>
+      <w:r>
+        <w:t xml:space="preserve">         </w:t>
+      </w:r>
+      <w:proofErr w:type="spellStart"/>
+      <w:proofErr w:type="gramStart"/>
+      <w:r>
+        <w:t>context.UserRoles.AddRange</w:t>
+      </w:r>
+      <w:proofErr w:type="spellEnd"/>
+      <w:proofErr w:type="gramEnd"/>
+      <w:r>
+        <w:t>(roles</w:t>
+      </w:r>
+      <w:proofErr w:type="gramStart"/>
+      <w:r>
+        <w:t>);</w:t>
+      </w:r>
+      <w:proofErr w:type="gramEnd"/>
+    </w:p>
+    <w:p>
+      <w:pPr>
+        <w:spacing w:after="0"/>
+      </w:pPr>
+      <w:r>
+        <w:t xml:space="preserve">         </w:t>
+      </w:r>
+      <w:proofErr w:type="spellStart"/>
+      <w:proofErr w:type="gramStart"/>
+      <w:r>
+        <w:t>context.SaveChanges</w:t>
+      </w:r>
+      <w:proofErr w:type="spellEnd"/>
+      <w:proofErr w:type="gramEnd"/>
+      <w:r>
+        <w:t>(</w:t>
+      </w:r>
+      <w:proofErr w:type="gramStart"/>
+      <w:r>
+        <w:t>);</w:t>
+      </w:r>
+      <w:proofErr w:type="gramEnd"/>
+    </w:p>
+    <w:p>
+      <w:pPr>
+        <w:spacing w:after="0"/>
+      </w:pPr>
+      <w:r>
+        <w:t xml:space="preserve">     }</w:t>
+      </w:r>
+    </w:p>
+    <w:p>
+      <w:pPr>
+        <w:spacing w:after="0"/>
+      </w:pPr>
+      <w:r>
+        <w:t xml:space="preserve"> }</w:t>
+      </w:r>
     </w:p>
     <w:p>
       <w:pPr>
         <w:bidi/>
-        <w:rPr>
-          <w:rtl/>
-          <w:lang w:val="en-US"/>
-        </w:rPr>
-      </w:pPr>
-      <w:r>
-        <w:rPr>
-          <w:rtl/>
-          <w:lang w:val="en-US"/>
-        </w:rPr>
+      </w:pPr>
+      <w:r>
+        <w:rPr>
+          <w:rtl/>
+          <w:lang w:val="en-US"/>
+        </w:rPr>
+        <w:t>יש לי כמה שאלות כדי להבין כיצד זה עובד</w:t>
+      </w:r>
+      <w:r>
+        <w:t>:</w:t>
+      </w:r>
+    </w:p>
+    <w:p>
+      <w:pPr>
+        <w:numPr>
+          <w:ilvl w:val="0"/>
+          <w:numId w:val="13"/>
+        </w:numPr>
+        <w:bidi/>
+      </w:pPr>
+      <w:r>
+        <w:rPr>
+          <w:rtl/>
+          <w:lang w:val="en-US"/>
+        </w:rPr>
+        <w:t>האם המיגרציות אמורות ליצור טיפוס מסוג</w:t>
+      </w:r>
+      <w:r>
+        <w:t xml:space="preserve"> </w:t>
+      </w:r>
+      <w:proofErr w:type="spellStart"/>
+      <w:r>
+        <w:t>UserRoles</w:t>
+      </w:r>
+      <w:proofErr w:type="spellEnd"/>
+      <w:r>
+        <w:t xml:space="preserve"> </w:t>
+      </w:r>
+      <w:r>
+        <w:rPr>
+          <w:rtl/>
+          <w:lang w:val="en-US"/>
+        </w:rPr>
+        <w:t>בדטאבייס</w:t>
+      </w:r>
+      <w:r>
+        <w:t>?</w:t>
+      </w:r>
+    </w:p>
+    <w:p>
+      <w:pPr>
+        <w:numPr>
+          <w:ilvl w:val="0"/>
+          <w:numId w:val="13"/>
+        </w:numPr>
+        <w:bidi/>
+      </w:pPr>
+      <w:r>
+        <w:rPr>
+          <w:rtl/>
+          <w:lang w:val="en-US"/>
+        </w:rPr>
+        <w:t>יש לי מספר מיגרציות ריקות (ראה תמונה מצורפת) בפרוייקט. האם אפשר למחוק אותן</w:t>
+      </w:r>
+      <w:r>
+        <w:t>?</w:t>
+      </w:r>
+    </w:p>
+    <w:p>
+      <w:pPr>
+        <w:numPr>
+          <w:ilvl w:val="0"/>
+          <w:numId w:val="13"/>
+        </w:numPr>
+        <w:bidi/>
+      </w:pPr>
+      <w:r>
+        <w:rPr>
+          <w:rtl/>
+          <w:lang w:val="en-US"/>
+        </w:rPr>
+        <w:t>מה המטרה של קיום המיגרציות הללו בפרוייקט? מתי הן רצות אם בכלל? האם? האם צריך להריץ אותן באופן מפורש</w:t>
+      </w:r>
+      <w:r>
+        <w:t>?</w:t>
+      </w:r>
+    </w:p>
+    <w:p>
+      <w:pPr>
+        <w:numPr>
+          <w:ilvl w:val="0"/>
+          <w:numId w:val="13"/>
+        </w:numPr>
+        <w:spacing w:after="0"/>
+      </w:pPr>
+      <w:r>
+        <w:rPr>
+          <w:rtl/>
+          <w:lang w:val="en-US"/>
+        </w:rPr>
+        <w:t>אני רוצה לכתוב קוד שמייצר משתמש חדש עם כל פרטי המשתמש וגם ממלא יוצר רשומה עם המפתח של המשתמש שמגדיר גם את התפקיד שלו בטבלת ה</w:t>
+      </w:r>
+      <w:r>
+        <w:t xml:space="preserve"> </w:t>
+      </w:r>
+      <w:proofErr w:type="spellStart"/>
+      <w:r>
+        <w:t>UserRoles</w:t>
+      </w:r>
+      <w:proofErr w:type="spellEnd"/>
+      <w:r>
+        <w:t xml:space="preserve">. </w:t>
+      </w:r>
+      <w:r>
+        <w:rPr>
+          <w:rtl/>
+          <w:lang w:val="en-US"/>
+        </w:rPr>
+        <w:t>זה מה שייש לי כרגע במחלקת ה</w:t>
+      </w:r>
+      <w:r>
+        <w:t xml:space="preserve"> </w:t>
+      </w:r>
+      <w:proofErr w:type="spellStart"/>
+      <w:r>
+        <w:t>AppDbContext</w:t>
+      </w:r>
+      <w:proofErr w:type="spellEnd"/>
+      <w:r>
+        <w:t xml:space="preserve">: namespace A2C.CRM.Api.Data { public class </w:t>
+      </w:r>
+      <w:proofErr w:type="spellStart"/>
+      <w:r>
+        <w:t>AppDbContext</w:t>
+      </w:r>
+      <w:proofErr w:type="spellEnd"/>
+      <w:r>
+        <w:t xml:space="preserve"> : </w:t>
+      </w:r>
+      <w:proofErr w:type="spellStart"/>
+      <w:r>
+        <w:t>DbContext</w:t>
+      </w:r>
+      <w:proofErr w:type="spellEnd"/>
+      <w:r>
+        <w:t xml:space="preserve"> { public </w:t>
+      </w:r>
+      <w:proofErr w:type="spellStart"/>
+      <w:r>
+        <w:t>AppDbContext</w:t>
+      </w:r>
+      <w:proofErr w:type="spellEnd"/>
+      <w:r>
+        <w:t>(</w:t>
+      </w:r>
+      <w:proofErr w:type="spellStart"/>
+      <w:r>
+        <w:t>DbContextOptions</w:t>
+      </w:r>
+      <w:proofErr w:type="spellEnd"/>
+      <w:r>
+        <w:t xml:space="preserve"> options) : base(options) { }</w:t>
+      </w:r>
+    </w:p>
+    <w:p>
+      <w:pPr>
+        <w:spacing w:after="0"/>
+        <w:ind w:left="720"/>
+      </w:pPr>
+      <w:r>
+        <w:t xml:space="preserve">public </w:t>
+      </w:r>
+      <w:proofErr w:type="spellStart"/>
+      <w:r>
+        <w:t>DbSet</w:t>
+      </w:r>
+      <w:proofErr w:type="spellEnd"/>
+      <w:r>
+        <w:t xml:space="preserve">&lt;User&gt; Users </w:t>
+      </w:r>
+      <w:proofErr w:type="gramStart"/>
+      <w:r>
+        <w:t>{ get</w:t>
+      </w:r>
+      <w:proofErr w:type="gramEnd"/>
+      <w:r>
+        <w:t>; set</w:t>
+      </w:r>
+      <w:proofErr w:type="gramStart"/>
+      <w:r>
+        <w:t>; }</w:t>
+      </w:r>
+      <w:proofErr w:type="gramEnd"/>
+    </w:p>
+    <w:p>
+      <w:pPr>
+        <w:spacing w:after="0"/>
+        <w:ind w:left="720"/>
+      </w:pPr>
+      <w:r>
+        <w:t xml:space="preserve">public </w:t>
+      </w:r>
+      <w:proofErr w:type="spellStart"/>
+      <w:r>
+        <w:t>DbSet</w:t>
+      </w:r>
+      <w:proofErr w:type="spellEnd"/>
+      <w:r>
+        <w:t>&lt;</w:t>
+      </w:r>
+      <w:proofErr w:type="spellStart"/>
+      <w:r>
+        <w:t>UserRole</w:t>
+      </w:r>
+      <w:proofErr w:type="spellEnd"/>
+      <w:r>
+        <w:t xml:space="preserve">&gt; </w:t>
+      </w:r>
+      <w:proofErr w:type="spellStart"/>
+      <w:r>
+        <w:t>UserRoles</w:t>
+      </w:r>
+      <w:proofErr w:type="spellEnd"/>
+      <w:r>
+        <w:t xml:space="preserve"> </w:t>
+      </w:r>
+      <w:proofErr w:type="gramStart"/>
+      <w:r>
+        <w:t>{ get</w:t>
+      </w:r>
+      <w:proofErr w:type="gramEnd"/>
+      <w:r>
+        <w:t>; set</w:t>
+      </w:r>
+      <w:proofErr w:type="gramStart"/>
+      <w:r>
+        <w:t>; }</w:t>
+      </w:r>
+      <w:proofErr w:type="gramEnd"/>
+    </w:p>
+    <w:p>
+      <w:pPr>
+        <w:bidi/>
+        <w:spacing w:after="0"/>
+      </w:pPr>
+      <w:r>
+        <w:t>} }</w:t>
+      </w:r>
+    </w:p>
+    <w:p>
+      <w:pPr>
+        <w:bidi/>
+        <w:spacing w:after="0"/>
+      </w:pPr>
+    </w:p>
+    <w:p>
+      <w:pPr>
+        <w:bidi/>
+      </w:pPr>
+      <w:r>
+        <w:rPr>
+          <w:rtl/>
+          <w:lang w:val="en-US"/>
+        </w:rPr>
+        <w:t>כך נראה ה</w:t>
+      </w:r>
+      <w:r>
+        <w:t xml:space="preserve"> </w:t>
+      </w:r>
+      <w:proofErr w:type="spellStart"/>
+      <w:r>
+        <w:t>Program.cs</w:t>
+      </w:r>
+      <w:proofErr w:type="spellEnd"/>
+      <w:r>
+        <w:t>:</w:t>
+      </w:r>
+    </w:p>
+    <w:p>
+      <w:pPr>
+        <w:spacing w:after="0"/>
+      </w:pPr>
+      <w:r>
+        <w:lastRenderedPageBreak/>
+        <w:t xml:space="preserve">using </w:t>
+      </w:r>
+      <w:proofErr w:type="gramStart"/>
+      <w:r>
+        <w:t>A2C.CRM.Api.Data</w:t>
+      </w:r>
+      <w:proofErr w:type="gramEnd"/>
+      <w:r>
+        <w:t xml:space="preserve">; using </w:t>
+      </w:r>
+      <w:proofErr w:type="spellStart"/>
+      <w:r>
+        <w:t>Microsoft.EntityFrameworkCore</w:t>
+      </w:r>
+      <w:proofErr w:type="spellEnd"/>
+      <w:r>
+        <w:t xml:space="preserve">; using </w:t>
+      </w:r>
+      <w:proofErr w:type="spellStart"/>
+      <w:proofErr w:type="gramStart"/>
+      <w:r>
+        <w:t>Microsoft.AspNetCore.Authentication.JwtBearer</w:t>
+      </w:r>
+      <w:proofErr w:type="spellEnd"/>
+      <w:proofErr w:type="gramEnd"/>
+      <w:r>
+        <w:t xml:space="preserve">; using </w:t>
+      </w:r>
+      <w:proofErr w:type="spellStart"/>
+      <w:proofErr w:type="gramStart"/>
+      <w:r>
+        <w:t>Microsoft.IdentityModel.Tokens</w:t>
+      </w:r>
+      <w:proofErr w:type="spellEnd"/>
+      <w:proofErr w:type="gramEnd"/>
+      <w:r>
+        <w:t xml:space="preserve">; using </w:t>
+      </w:r>
+      <w:proofErr w:type="spellStart"/>
+      <w:r>
+        <w:t>System.</w:t>
+      </w:r>
+      <w:proofErr w:type="gramStart"/>
+      <w:r>
+        <w:t>Text</w:t>
+      </w:r>
+      <w:proofErr w:type="spellEnd"/>
+      <w:r>
+        <w:t>;</w:t>
+      </w:r>
+      <w:proofErr w:type="gramEnd"/>
+    </w:p>
+    <w:p>
+      <w:pPr>
+        <w:spacing w:after="0"/>
+      </w:pPr>
+      <w:r>
+        <w:t>namespace A2C.CRM.Api {</w:t>
+      </w:r>
+    </w:p>
+    <w:p>
+      <w:pPr>
+        <w:spacing w:after="0"/>
+      </w:pPr>
+      <w:r>
+        <w:t>public class Program</w:t>
+      </w:r>
+    </w:p>
+    <w:p>
+      <w:pPr>
+        <w:spacing w:after="0"/>
+      </w:pPr>
+      <w:r>
+        <w:t>{</w:t>
+      </w:r>
+    </w:p>
+    <w:p>
+      <w:pPr>
+        <w:spacing w:after="0"/>
+      </w:pPr>
+      <w:r>
+        <w:t xml:space="preserve">    public static void Main(</w:t>
+      </w:r>
+      <w:proofErr w:type="gramStart"/>
+      <w:r>
+        <w:t>string[</w:t>
+      </w:r>
+      <w:proofErr w:type="gramEnd"/>
+      <w:r>
+        <w:t xml:space="preserve">] </w:t>
+      </w:r>
+      <w:proofErr w:type="spellStart"/>
+      <w:r>
+        <w:t>args</w:t>
+      </w:r>
+      <w:proofErr w:type="spellEnd"/>
+      <w:r>
+        <w:t>)</w:t>
+      </w:r>
+    </w:p>
+    <w:p>
+      <w:pPr>
+        <w:spacing w:after="0"/>
+      </w:pPr>
+      <w:r>
+        <w:t xml:space="preserve">    {</w:t>
+      </w:r>
+    </w:p>
+    <w:p>
+      <w:pPr>
+        <w:spacing w:after="0"/>
+      </w:pPr>
+      <w:r>
+        <w:t xml:space="preserve">        var builder = </w:t>
+      </w:r>
+      <w:proofErr w:type="spellStart"/>
+      <w:r>
+        <w:t>WebApplication.CreateBuilder</w:t>
+      </w:r>
+      <w:proofErr w:type="spellEnd"/>
+      <w:r>
+        <w:t>(</w:t>
+      </w:r>
+      <w:proofErr w:type="spellStart"/>
+      <w:r>
+        <w:t>args</w:t>
+      </w:r>
+      <w:proofErr w:type="spellEnd"/>
+      <w:proofErr w:type="gramStart"/>
+      <w:r>
+        <w:t>);</w:t>
+      </w:r>
+      <w:proofErr w:type="gramEnd"/>
+    </w:p>
+    <w:p>
+      <w:pPr>
+        <w:spacing w:after="0"/>
+      </w:pPr>
+    </w:p>
+    <w:p>
+      <w:pPr>
+        <w:spacing w:after="0"/>
+      </w:pPr>
+      <w:r>
+        <w:t xml:space="preserve">        // Add services to the container.</w:t>
+      </w:r>
+    </w:p>
+    <w:p>
+      <w:pPr>
+        <w:spacing w:after="0"/>
+      </w:pPr>
+      <w:r>
+        <w:t xml:space="preserve">        </w:t>
+      </w:r>
+      <w:proofErr w:type="spellStart"/>
+      <w:proofErr w:type="gramStart"/>
+      <w:r>
+        <w:t>builder.Services.AddControllers</w:t>
+      </w:r>
+      <w:proofErr w:type="spellEnd"/>
+      <w:proofErr w:type="gramEnd"/>
+      <w:r>
+        <w:t>(</w:t>
+      </w:r>
+      <w:proofErr w:type="gramStart"/>
+      <w:r>
+        <w:t>);</w:t>
+      </w:r>
+      <w:proofErr w:type="gramEnd"/>
+    </w:p>
+    <w:p>
+      <w:pPr>
+        <w:spacing w:after="0"/>
+      </w:pPr>
+      <w:r>
+        <w:t xml:space="preserve">        // Learn more about configuring Swagger/</w:t>
+      </w:r>
+      <w:proofErr w:type="spellStart"/>
+      <w:r>
+        <w:t>OpenAPI</w:t>
+      </w:r>
+      <w:proofErr w:type="spellEnd"/>
+      <w:r>
+        <w:t xml:space="preserve"> at https://aka.ms/aspnetcore/swashbuckle</w:t>
+      </w:r>
+    </w:p>
+    <w:p>
+      <w:pPr>
+        <w:spacing w:after="0"/>
+      </w:pPr>
+      <w:r>
+        <w:t xml:space="preserve">        </w:t>
+      </w:r>
+      <w:proofErr w:type="spellStart"/>
+      <w:proofErr w:type="gramStart"/>
+      <w:r>
+        <w:t>builder.Services.AddEndpointsApiExplorer</w:t>
+      </w:r>
+      <w:proofErr w:type="spellEnd"/>
+      <w:proofErr w:type="gramEnd"/>
+      <w:r>
+        <w:t>(</w:t>
+      </w:r>
+      <w:proofErr w:type="gramStart"/>
+      <w:r>
+        <w:t>);</w:t>
+      </w:r>
+      <w:proofErr w:type="gramEnd"/>
+    </w:p>
+    <w:p>
+      <w:pPr>
+        <w:spacing w:after="0"/>
+      </w:pPr>
+      <w:r>
+        <w:t xml:space="preserve">        </w:t>
+      </w:r>
+      <w:proofErr w:type="spellStart"/>
+      <w:proofErr w:type="gramStart"/>
+      <w:r>
+        <w:t>builder.Services.AddSwaggerGen</w:t>
+      </w:r>
+      <w:proofErr w:type="spellEnd"/>
+      <w:proofErr w:type="gramEnd"/>
+      <w:r>
+        <w:t>(</w:t>
+      </w:r>
+      <w:proofErr w:type="gramStart"/>
+      <w:r>
+        <w:t>);</w:t>
+      </w:r>
+      <w:proofErr w:type="gramEnd"/>
+    </w:p>
+    <w:p>
+      <w:pPr>
+        <w:spacing w:after="0"/>
+      </w:pPr>
+    </w:p>
+    <w:p>
+      <w:pPr>
+        <w:spacing w:after="0"/>
+      </w:pPr>
+      <w:r>
+        <w:t xml:space="preserve">        // Configure Entity Framework Core with PostgreSQL</w:t>
+      </w:r>
+    </w:p>
+    <w:p>
+      <w:pPr>
+        <w:spacing w:after="0"/>
+      </w:pPr>
+      <w:r>
+        <w:t xml:space="preserve">        var </w:t>
+      </w:r>
+      <w:proofErr w:type="spellStart"/>
+      <w:r>
+        <w:t>connectionString</w:t>
+      </w:r>
+      <w:proofErr w:type="spellEnd"/>
+      <w:r>
+        <w:t xml:space="preserve"> = </w:t>
+      </w:r>
+      <w:proofErr w:type="spellStart"/>
+      <w:proofErr w:type="gramStart"/>
+      <w:r>
+        <w:t>builder.Configuration.GetConnectionString</w:t>
+      </w:r>
+      <w:proofErr w:type="spellEnd"/>
+      <w:proofErr w:type="gramEnd"/>
+      <w:r>
+        <w:t>("</w:t>
+      </w:r>
+      <w:proofErr w:type="spellStart"/>
+      <w:r>
+        <w:t>DefaultConnection</w:t>
+      </w:r>
+      <w:proofErr w:type="spellEnd"/>
+      <w:r>
+        <w:t>"</w:t>
+      </w:r>
+      <w:proofErr w:type="gramStart"/>
+      <w:r>
+        <w:t>);</w:t>
+      </w:r>
+      <w:proofErr w:type="gramEnd"/>
+    </w:p>
+    <w:p>
+      <w:pPr>
+        <w:spacing w:after="0"/>
+      </w:pPr>
+    </w:p>
+    <w:p>
+      <w:pPr>
+        <w:spacing w:after="0"/>
+      </w:pPr>
+      <w:r>
+        <w:t xml:space="preserve">        </w:t>
+      </w:r>
+      <w:proofErr w:type="spellStart"/>
+      <w:proofErr w:type="gramStart"/>
+      <w:r>
+        <w:t>builder.Services.AddDbContext</w:t>
+      </w:r>
+      <w:proofErr w:type="spellEnd"/>
+      <w:proofErr w:type="gramEnd"/>
+      <w:r>
+        <w:t>&lt;</w:t>
+      </w:r>
+      <w:proofErr w:type="spellStart"/>
+      <w:r>
+        <w:t>AppDbContext</w:t>
+      </w:r>
+      <w:proofErr w:type="spellEnd"/>
+      <w:proofErr w:type="gramStart"/>
+      <w:r>
+        <w:t>&gt;(</w:t>
+      </w:r>
+      <w:proofErr w:type="gramEnd"/>
+      <w:r>
+        <w:t>options =&gt;</w:t>
+      </w:r>
+    </w:p>
+    <w:p>
+      <w:pPr>
+        <w:spacing w:after="0"/>
+      </w:pPr>
+      <w:r>
+        <w:t xml:space="preserve">            </w:t>
+      </w:r>
+      <w:proofErr w:type="spellStart"/>
+      <w:proofErr w:type="gramStart"/>
+      <w:r>
+        <w:t>options.UseNpgsql</w:t>
+      </w:r>
+      <w:proofErr w:type="spellEnd"/>
+      <w:proofErr w:type="gramEnd"/>
+      <w:r>
+        <w:t>(</w:t>
+      </w:r>
+      <w:proofErr w:type="spellStart"/>
+      <w:r>
+        <w:t>connectionString</w:t>
+      </w:r>
+      <w:proofErr w:type="spellEnd"/>
+      <w:r>
+        <w:t>)</w:t>
+      </w:r>
+      <w:proofErr w:type="gramStart"/>
+      <w:r>
+        <w:t>);</w:t>
+      </w:r>
+      <w:proofErr w:type="gramEnd"/>
+    </w:p>
+    <w:p>
+      <w:pPr>
+        <w:spacing w:after="0"/>
+      </w:pPr>
+    </w:p>
+    <w:p>
+      <w:pPr>
+        <w:spacing w:after="0"/>
+      </w:pPr>
+      <w:r>
+        <w:t xml:space="preserve">        // Add Authentication and Authorization</w:t>
+      </w:r>
+    </w:p>
+    <w:p>
+      <w:pPr>
+        <w:spacing w:after="0"/>
+      </w:pPr>
+      <w:r>
+        <w:t xml:space="preserve">        </w:t>
+      </w:r>
+      <w:proofErr w:type="spellStart"/>
+      <w:proofErr w:type="gramStart"/>
+      <w:r>
+        <w:t>builder.Services.AddAuthentication</w:t>
+      </w:r>
+      <w:proofErr w:type="spellEnd"/>
+      <w:proofErr w:type="gramEnd"/>
+      <w:r>
+        <w:t>(options =&gt;</w:t>
+      </w:r>
+    </w:p>
+    <w:p>
+      <w:pPr>
+        <w:spacing w:after="0"/>
+      </w:pPr>
+      <w:r>
+        <w:t xml:space="preserve">        {</w:t>
+      </w:r>
+    </w:p>
+    <w:p>
+      <w:pPr>
+        <w:spacing w:after="0"/>
+      </w:pPr>
+      <w:r>
+        <w:t xml:space="preserve">            </w:t>
+      </w:r>
+      <w:proofErr w:type="spellStart"/>
+      <w:proofErr w:type="gramStart"/>
+      <w:r>
+        <w:t>options.DefaultAuthenticateScheme</w:t>
+      </w:r>
+      <w:proofErr w:type="spellEnd"/>
+      <w:proofErr w:type="gramEnd"/>
+      <w:r>
+        <w:t xml:space="preserve"> = </w:t>
+      </w:r>
+      <w:proofErr w:type="spellStart"/>
+      <w:r>
+        <w:t>JwtBearerDefaults.</w:t>
+      </w:r>
+      <w:proofErr w:type="gramStart"/>
+      <w:r>
+        <w:t>AuthenticationScheme</w:t>
+      </w:r>
+      <w:proofErr w:type="spellEnd"/>
+      <w:r>
+        <w:t>;</w:t>
+      </w:r>
+      <w:proofErr w:type="gramEnd"/>
+    </w:p>
+    <w:p>
+      <w:pPr>
+        <w:spacing w:after="0"/>
+      </w:pPr>
+      <w:r>
+        <w:t xml:space="preserve">            </w:t>
+      </w:r>
+      <w:proofErr w:type="spellStart"/>
+      <w:proofErr w:type="gramStart"/>
+      <w:r>
+        <w:t>options.DefaultChallengeScheme</w:t>
+      </w:r>
+      <w:proofErr w:type="spellEnd"/>
+      <w:proofErr w:type="gramEnd"/>
+      <w:r>
+        <w:t xml:space="preserve"> = </w:t>
+      </w:r>
+      <w:proofErr w:type="spellStart"/>
+      <w:r>
+        <w:t>JwtBearerDefaults.</w:t>
+      </w:r>
+      <w:proofErr w:type="gramStart"/>
+      <w:r>
+        <w:t>AuthenticationScheme</w:t>
+      </w:r>
+      <w:proofErr w:type="spellEnd"/>
+      <w:r>
+        <w:t>;</w:t>
+      </w:r>
+      <w:proofErr w:type="gramEnd"/>
+    </w:p>
+    <w:p>
+      <w:pPr>
+        <w:spacing w:after="0"/>
+      </w:pPr>
+      <w:r>
+        <w:t xml:space="preserve">        }</w:t>
+      </w:r>
+      <w:proofErr w:type="gramStart"/>
+      <w:r>
+        <w:t>).</w:t>
+      </w:r>
+      <w:proofErr w:type="spellStart"/>
+      <w:r>
+        <w:t>AddJwtBearer</w:t>
+      </w:r>
+      <w:proofErr w:type="spellEnd"/>
+      <w:proofErr w:type="gramEnd"/>
+      <w:r>
+        <w:t>(options =&gt;</w:t>
+      </w:r>
+    </w:p>
+    <w:p>
+      <w:pPr>
+        <w:spacing w:after="0"/>
+      </w:pPr>
+      <w:r>
+        <w:t xml:space="preserve">        {</w:t>
+      </w:r>
+    </w:p>
+    <w:p>
+      <w:pPr>
+        <w:spacing w:after="0"/>
+      </w:pPr>
+      <w:r>
+        <w:t xml:space="preserve">            </w:t>
+      </w:r>
+      <w:proofErr w:type="spellStart"/>
+      <w:proofErr w:type="gramStart"/>
+      <w:r>
+        <w:t>options.TokenValidationParameters</w:t>
+      </w:r>
+      <w:proofErr w:type="spellEnd"/>
+      <w:proofErr w:type="gramEnd"/>
+      <w:r>
+        <w:t xml:space="preserve"> = new </w:t>
+      </w:r>
+      <w:proofErr w:type="spellStart"/>
+      <w:r>
+        <w:t>TokenValidationParameters</w:t>
+      </w:r>
+      <w:proofErr w:type="spellEnd"/>
+    </w:p>
+    <w:p>
+      <w:pPr>
+        <w:spacing w:after="0"/>
+      </w:pPr>
+      <w:r>
+        <w:t xml:space="preserve">            {</w:t>
+      </w:r>
+    </w:p>
+    <w:p>
+      <w:pPr>
+        <w:spacing w:after="0"/>
+      </w:pPr>
+      <w:r>
+        <w:t xml:space="preserve">                </w:t>
+      </w:r>
+      <w:proofErr w:type="spellStart"/>
+      <w:r>
+        <w:t>ValidateIssuer</w:t>
+      </w:r>
+      <w:proofErr w:type="spellEnd"/>
+      <w:r>
+        <w:t xml:space="preserve"> = true,</w:t>
+      </w:r>
+    </w:p>
+    <w:p>
+      <w:pPr>
+        <w:spacing w:after="0"/>
+      </w:pPr>
+      <w:r>
+        <w:t xml:space="preserve">                </w:t>
+      </w:r>
+      <w:proofErr w:type="spellStart"/>
+      <w:r>
+        <w:t>ValidateAudience</w:t>
+      </w:r>
+      <w:proofErr w:type="spellEnd"/>
+      <w:r>
+        <w:t xml:space="preserve"> = true,</w:t>
+      </w:r>
+    </w:p>
+    <w:p>
+      <w:pPr>
+        <w:spacing w:after="0"/>
+      </w:pPr>
+      <w:r>
+        <w:t xml:space="preserve">                </w:t>
+      </w:r>
+      <w:proofErr w:type="spellStart"/>
+      <w:r>
+        <w:t>ValidateLifetime</w:t>
+      </w:r>
+      <w:proofErr w:type="spellEnd"/>
+      <w:r>
+        <w:t xml:space="preserve"> = true,</w:t>
+      </w:r>
+    </w:p>
+    <w:p>
+      <w:pPr>
+        <w:spacing w:after="0"/>
+      </w:pPr>
+      <w:r>
+        <w:t xml:space="preserve">                </w:t>
+      </w:r>
+      <w:proofErr w:type="spellStart"/>
+      <w:r>
+        <w:t>ValidateIssuerSigningKey</w:t>
+      </w:r>
+      <w:proofErr w:type="spellEnd"/>
+      <w:r>
+        <w:t xml:space="preserve"> = true,</w:t>
+      </w:r>
+    </w:p>
+    <w:p>
+      <w:pPr>
+        <w:spacing w:after="0"/>
+      </w:pPr>
+      <w:r>
+        <w:t xml:space="preserve">                </w:t>
+      </w:r>
+      <w:proofErr w:type="spellStart"/>
+      <w:r>
+        <w:t>ValidIssuer</w:t>
+      </w:r>
+      <w:proofErr w:type="spellEnd"/>
+      <w:r>
+        <w:t xml:space="preserve"> = </w:t>
+      </w:r>
+      <w:proofErr w:type="spellStart"/>
+      <w:proofErr w:type="gramStart"/>
+      <w:r>
+        <w:t>builder.Configuration</w:t>
+      </w:r>
+      <w:proofErr w:type="spellEnd"/>
+      <w:proofErr w:type="gramEnd"/>
+      <w:r>
+        <w:t>["</w:t>
+      </w:r>
+      <w:proofErr w:type="spellStart"/>
+      <w:proofErr w:type="gramStart"/>
+      <w:r>
+        <w:t>Jwt:Issuer</w:t>
+      </w:r>
+      <w:proofErr w:type="spellEnd"/>
+      <w:proofErr w:type="gramEnd"/>
+      <w:r>
+        <w:t>"],</w:t>
+      </w:r>
+    </w:p>
+    <w:p>
+      <w:pPr>
+        <w:spacing w:after="0"/>
+      </w:pPr>
+      <w:r>
+        <w:t xml:space="preserve">                </w:t>
+      </w:r>
+      <w:proofErr w:type="spellStart"/>
+      <w:r>
+        <w:t>ValidAudience</w:t>
+      </w:r>
+      <w:proofErr w:type="spellEnd"/>
+      <w:r>
+        <w:t xml:space="preserve"> = </w:t>
+      </w:r>
+      <w:proofErr w:type="spellStart"/>
+      <w:proofErr w:type="gramStart"/>
+      <w:r>
+        <w:t>builder.Configuration</w:t>
+      </w:r>
+      <w:proofErr w:type="spellEnd"/>
+      <w:proofErr w:type="gramEnd"/>
+      <w:r>
+        <w:t>["</w:t>
+      </w:r>
+      <w:proofErr w:type="spellStart"/>
+      <w:proofErr w:type="gramStart"/>
+      <w:r>
+        <w:t>Jwt:Audience</w:t>
+      </w:r>
+      <w:proofErr w:type="spellEnd"/>
+      <w:proofErr w:type="gramEnd"/>
+      <w:r>
+        <w:t>"],</w:t>
+      </w:r>
+    </w:p>
+    <w:p>
+      <w:pPr>
+        <w:spacing w:after="0"/>
+      </w:pPr>
+      <w:r>
+        <w:t xml:space="preserve">                </w:t>
+      </w:r>
+      <w:proofErr w:type="spellStart"/>
+      <w:r>
+        <w:t>IssuerSigningKey</w:t>
+      </w:r>
+      <w:proofErr w:type="spellEnd"/>
+      <w:r>
+        <w:t xml:space="preserve"> = new </w:t>
+      </w:r>
+      <w:proofErr w:type="gramStart"/>
+      <w:r>
+        <w:t>SymmetricSecurityKey(</w:t>
+      </w:r>
+      <w:proofErr w:type="gramEnd"/>
+      <w:r>
+        <w:t>Encoding.UTF</w:t>
+      </w:r>
+      <w:proofErr w:type="gramStart"/>
+      <w:r>
+        <w:t>8.GetBytes</w:t>
+      </w:r>
+      <w:proofErr w:type="gramEnd"/>
+      <w:r>
+        <w:t>(</w:t>
+      </w:r>
+      <w:proofErr w:type="gramStart"/>
+      <w:r>
+        <w:t>builder.Configuration</w:t>
+      </w:r>
+      <w:proofErr w:type="gramEnd"/>
+      <w:r>
+        <w:t>["</w:t>
+      </w:r>
+      <w:proofErr w:type="gramStart"/>
+      <w:r>
+        <w:t>Jwt:Key</w:t>
+      </w:r>
+      <w:proofErr w:type="gramEnd"/>
+      <w:r>
+        <w:t>"]))</w:t>
+      </w:r>
+    </w:p>
+    <w:p>
+      <w:pPr>
+        <w:spacing w:after="0"/>
+      </w:pPr>
+      <w:r>
+        <w:lastRenderedPageBreak/>
+        <w:t xml:space="preserve">            </w:t>
+      </w:r>
+      <w:proofErr w:type="gramStart"/>
+      <w:r>
+        <w:t>};</w:t>
+      </w:r>
+      <w:proofErr w:type="gramEnd"/>
+    </w:p>
+    <w:p>
+      <w:pPr>
+        <w:spacing w:after="0"/>
+      </w:pPr>
+      <w:r>
+        <w:t xml:space="preserve">        }</w:t>
+      </w:r>
+      <w:proofErr w:type="gramStart"/>
+      <w:r>
+        <w:t>);</w:t>
+      </w:r>
+      <w:proofErr w:type="gramEnd"/>
+    </w:p>
+    <w:p>
+      <w:pPr>
+        <w:spacing w:after="0"/>
+      </w:pPr>
+      <w:r>
+        <w:t xml:space="preserve">        </w:t>
+      </w:r>
+      <w:proofErr w:type="spellStart"/>
+      <w:proofErr w:type="gramStart"/>
+      <w:r>
+        <w:t>builder.Services.AddAuthorization</w:t>
+      </w:r>
+      <w:proofErr w:type="spellEnd"/>
+      <w:proofErr w:type="gramEnd"/>
+      <w:r>
+        <w:t>(</w:t>
+      </w:r>
+      <w:proofErr w:type="gramStart"/>
+      <w:r>
+        <w:t>);</w:t>
+      </w:r>
+      <w:proofErr w:type="gramEnd"/>
+    </w:p>
+    <w:p>
+      <w:pPr>
+        <w:spacing w:after="0"/>
+      </w:pPr>
+      <w:r>
+        <w:t xml:space="preserve">        var app = </w:t>
+      </w:r>
+      <w:proofErr w:type="spellStart"/>
+      <w:proofErr w:type="gramStart"/>
+      <w:r>
+        <w:t>builder.Build</w:t>
+      </w:r>
+      <w:proofErr w:type="spellEnd"/>
+      <w:proofErr w:type="gramEnd"/>
+      <w:r>
+        <w:t>(</w:t>
+      </w:r>
+      <w:proofErr w:type="gramStart"/>
+      <w:r>
+        <w:t>);</w:t>
+      </w:r>
+      <w:proofErr w:type="gramEnd"/>
+    </w:p>
+    <w:p>
+      <w:pPr>
+        <w:spacing w:after="0"/>
+      </w:pPr>
+      <w:r>
+        <w:t xml:space="preserve">        // Create seed roles in database</w:t>
+      </w:r>
+    </w:p>
+    <w:p>
+      <w:pPr>
+        <w:spacing w:after="0"/>
+      </w:pPr>
+      <w:r>
+        <w:t xml:space="preserve">        using (var scope = </w:t>
+      </w:r>
+      <w:proofErr w:type="spellStart"/>
+      <w:proofErr w:type="gramStart"/>
+      <w:r>
+        <w:t>app.Services.CreateScope</w:t>
+      </w:r>
+      <w:proofErr w:type="spellEnd"/>
+      <w:proofErr w:type="gramEnd"/>
+      <w:r>
+        <w:t>())</w:t>
+      </w:r>
+    </w:p>
+    <w:p>
+      <w:pPr>
+        <w:spacing w:after="0"/>
+      </w:pPr>
+      <w:r>
+        <w:t xml:space="preserve">        {</w:t>
+      </w:r>
+    </w:p>
+    <w:p>
+      <w:pPr>
+        <w:spacing w:after="0"/>
+      </w:pPr>
+      <w:r>
+        <w:t xml:space="preserve">            var </w:t>
+      </w:r>
+      <w:proofErr w:type="spellStart"/>
+      <w:r>
+        <w:t>dbContext</w:t>
+      </w:r>
+      <w:proofErr w:type="spellEnd"/>
+      <w:r>
+        <w:t xml:space="preserve"> = </w:t>
+      </w:r>
+      <w:proofErr w:type="spellStart"/>
+      <w:proofErr w:type="gramStart"/>
+      <w:r>
+        <w:t>scope.ServiceProvider.GetRequiredService</w:t>
+      </w:r>
+      <w:proofErr w:type="spellEnd"/>
+      <w:proofErr w:type="gramEnd"/>
+      <w:r>
+        <w:t>&lt;</w:t>
+      </w:r>
+      <w:proofErr w:type="spellStart"/>
+      <w:r>
+        <w:t>AppDbContext</w:t>
+      </w:r>
+      <w:proofErr w:type="spellEnd"/>
+      <w:proofErr w:type="gramStart"/>
+      <w:r>
+        <w:t>&gt;();</w:t>
+      </w:r>
+      <w:proofErr w:type="gramEnd"/>
+    </w:p>
+    <w:p>
+      <w:pPr>
+        <w:spacing w:after="0"/>
+      </w:pPr>
+      <w:r>
+        <w:t xml:space="preserve">            </w:t>
+      </w:r>
+      <w:proofErr w:type="spellStart"/>
+      <w:r>
+        <w:t>DbSeeder.SeedRoles</w:t>
+      </w:r>
+      <w:proofErr w:type="spellEnd"/>
+      <w:r>
+        <w:t>(</w:t>
+      </w:r>
+      <w:proofErr w:type="spellStart"/>
+      <w:r>
+        <w:t>dbContext</w:t>
+      </w:r>
+      <w:proofErr w:type="spellEnd"/>
+      <w:proofErr w:type="gramStart"/>
+      <w:r>
+        <w:t>);</w:t>
+      </w:r>
+      <w:proofErr w:type="gramEnd"/>
+    </w:p>
+    <w:p>
+      <w:pPr>
+        <w:spacing w:after="0"/>
+      </w:pPr>
+      <w:r>
+        <w:t xml:space="preserve">        }</w:t>
+      </w:r>
+    </w:p>
+    <w:p>
+      <w:pPr>
+        <w:spacing w:after="0"/>
+      </w:pPr>
+      <w:r>
+        <w:t xml:space="preserve">        // Configure the HTTP request pipeline.</w:t>
+      </w:r>
+    </w:p>
+    <w:p>
+      <w:pPr>
+        <w:spacing w:after="0"/>
+      </w:pPr>
+      <w:r>
+        <w:t xml:space="preserve">        if (</w:t>
+      </w:r>
+      <w:proofErr w:type="spellStart"/>
+      <w:proofErr w:type="gramStart"/>
+      <w:r>
+        <w:t>app.Environment.IsDevelopment</w:t>
+      </w:r>
+      <w:proofErr w:type="spellEnd"/>
+      <w:proofErr w:type="gramEnd"/>
+      <w:r>
+        <w:t>())</w:t>
+      </w:r>
+    </w:p>
+    <w:p>
+      <w:pPr>
+        <w:spacing w:after="0"/>
+      </w:pPr>
+      <w:r>
+        <w:t xml:space="preserve">        {</w:t>
+      </w:r>
+    </w:p>
+    <w:p>
+      <w:pPr>
+        <w:spacing w:after="0"/>
+      </w:pPr>
+      <w:r>
+        <w:t xml:space="preserve">            </w:t>
+      </w:r>
+      <w:proofErr w:type="spellStart"/>
+      <w:proofErr w:type="gramStart"/>
+      <w:r>
+        <w:t>app.UseSwagger</w:t>
+      </w:r>
+      <w:proofErr w:type="spellEnd"/>
+      <w:proofErr w:type="gramEnd"/>
+      <w:r>
+        <w:t>(</w:t>
+      </w:r>
+      <w:proofErr w:type="gramStart"/>
+      <w:r>
+        <w:t>);</w:t>
+      </w:r>
+      <w:proofErr w:type="gramEnd"/>
+    </w:p>
+    <w:p>
+      <w:pPr>
+        <w:spacing w:after="0"/>
+      </w:pPr>
+      <w:r>
+        <w:t xml:space="preserve">            </w:t>
+      </w:r>
+      <w:proofErr w:type="spellStart"/>
+      <w:proofErr w:type="gramStart"/>
+      <w:r>
+        <w:t>app.UseSwaggerUI</w:t>
+      </w:r>
+      <w:proofErr w:type="spellEnd"/>
+      <w:proofErr w:type="gramEnd"/>
+      <w:r>
+        <w:t>(</w:t>
+      </w:r>
+      <w:proofErr w:type="gramStart"/>
+      <w:r>
+        <w:t>);</w:t>
+      </w:r>
+      <w:proofErr w:type="gramEnd"/>
+    </w:p>
+    <w:p>
+      <w:pPr>
+        <w:spacing w:after="0"/>
+      </w:pPr>
+      <w:r>
+        <w:t xml:space="preserve">        }</w:t>
+      </w:r>
+    </w:p>
+    <w:p>
+      <w:pPr>
+        <w:spacing w:after="0"/>
+      </w:pPr>
+      <w:r>
+        <w:t xml:space="preserve">        </w:t>
+      </w:r>
+      <w:proofErr w:type="spellStart"/>
+      <w:proofErr w:type="gramStart"/>
+      <w:r>
+        <w:t>app.UseHttpsRedirection</w:t>
+      </w:r>
+      <w:proofErr w:type="spellEnd"/>
+      <w:proofErr w:type="gramEnd"/>
+      <w:r>
+        <w:t>(</w:t>
+      </w:r>
+      <w:proofErr w:type="gramStart"/>
+      <w:r>
+        <w:t>);</w:t>
+      </w:r>
+      <w:proofErr w:type="gramEnd"/>
+    </w:p>
+    <w:p>
+      <w:pPr>
+        <w:spacing w:after="0"/>
+      </w:pPr>
+      <w:r>
+        <w:t xml:space="preserve">        // Use Authentication and Authorization middleware</w:t>
+      </w:r>
+    </w:p>
+    <w:p>
+      <w:pPr>
+        <w:spacing w:after="0"/>
+      </w:pPr>
+      <w:r>
+        <w:t xml:space="preserve">        </w:t>
+      </w:r>
+      <w:proofErr w:type="spellStart"/>
+      <w:proofErr w:type="gramStart"/>
+      <w:r>
+        <w:t>app.UseAuthentication</w:t>
+      </w:r>
+      <w:proofErr w:type="spellEnd"/>
+      <w:proofErr w:type="gramEnd"/>
+      <w:r>
+        <w:t>(</w:t>
+      </w:r>
+      <w:proofErr w:type="gramStart"/>
+      <w:r>
+        <w:t>);</w:t>
+      </w:r>
+      <w:proofErr w:type="gramEnd"/>
+    </w:p>
+    <w:p>
+      <w:pPr>
+        <w:spacing w:after="0"/>
+      </w:pPr>
+      <w:r>
+        <w:t xml:space="preserve">        </w:t>
+      </w:r>
+      <w:proofErr w:type="spellStart"/>
+      <w:proofErr w:type="gramStart"/>
+      <w:r>
+        <w:t>app.UseAuthorization</w:t>
+      </w:r>
+      <w:proofErr w:type="spellEnd"/>
+      <w:proofErr w:type="gramEnd"/>
+      <w:r>
+        <w:t>(</w:t>
+      </w:r>
+      <w:proofErr w:type="gramStart"/>
+      <w:r>
+        <w:t>);</w:t>
+      </w:r>
+      <w:proofErr w:type="gramEnd"/>
+    </w:p>
+    <w:p>
+      <w:pPr>
+        <w:spacing w:after="0"/>
+      </w:pPr>
+      <w:r>
+        <w:t xml:space="preserve">        </w:t>
+      </w:r>
+      <w:proofErr w:type="spellStart"/>
+      <w:proofErr w:type="gramStart"/>
+      <w:r>
+        <w:t>app.MapControllers</w:t>
+      </w:r>
+      <w:proofErr w:type="spellEnd"/>
+      <w:proofErr w:type="gramEnd"/>
+      <w:r>
+        <w:t>(</w:t>
+      </w:r>
+      <w:proofErr w:type="gramStart"/>
+      <w:r>
+        <w:t>);</w:t>
+      </w:r>
+      <w:proofErr w:type="gramEnd"/>
+    </w:p>
+    <w:p>
+      <w:pPr>
+        <w:spacing w:after="0"/>
+      </w:pPr>
+      <w:r>
+        <w:t xml:space="preserve">        // Log the environment and connection string</w:t>
+      </w:r>
+    </w:p>
+    <w:p>
+      <w:pPr>
+        <w:spacing w:after="0"/>
+      </w:pPr>
+      <w:r>
+        <w:t xml:space="preserve">        </w:t>
+      </w:r>
+      <w:proofErr w:type="spellStart"/>
+      <w:r>
+        <w:t>Console.WriteLine</w:t>
+      </w:r>
+      <w:proofErr w:type="spellEnd"/>
+      <w:r>
+        <w:t>($"Loaded environment: {</w:t>
+      </w:r>
+      <w:proofErr w:type="spellStart"/>
+      <w:proofErr w:type="gramStart"/>
+      <w:r>
+        <w:t>builder.Environment.EnvironmentName</w:t>
+      </w:r>
+      <w:proofErr w:type="spellEnd"/>
+      <w:proofErr w:type="gramEnd"/>
+      <w:r>
+        <w:t>}"</w:t>
+      </w:r>
+      <w:proofErr w:type="gramStart"/>
+      <w:r>
+        <w:t>);</w:t>
+      </w:r>
+      <w:proofErr w:type="gramEnd"/>
+    </w:p>
+    <w:p>
+      <w:pPr>
+        <w:spacing w:after="0"/>
+      </w:pPr>
+      <w:r>
+        <w:t xml:space="preserve">        </w:t>
+      </w:r>
+      <w:proofErr w:type="spellStart"/>
+      <w:r>
+        <w:t>Console.WriteLine</w:t>
+      </w:r>
+      <w:proofErr w:type="spellEnd"/>
+      <w:r>
+        <w:t>($"Connection string: {</w:t>
+      </w:r>
+      <w:proofErr w:type="gramStart"/>
+      <w:r>
+        <w:t>builder.Configuration.GetConnectionString</w:t>
+      </w:r>
+      <w:proofErr w:type="gramEnd"/>
+      <w:r>
+        <w:t>("DefaultConnection")}"</w:t>
+      </w:r>
+      <w:proofErr w:type="gramStart"/>
+      <w:r>
+        <w:t>);</w:t>
+      </w:r>
+      <w:proofErr w:type="gramEnd"/>
+    </w:p>
+    <w:p>
+      <w:pPr>
+        <w:spacing w:after="0"/>
+      </w:pPr>
+      <w:r>
+        <w:t xml:space="preserve">        </w:t>
+      </w:r>
+      <w:proofErr w:type="spellStart"/>
+      <w:proofErr w:type="gramStart"/>
+      <w:r>
+        <w:t>app.Run</w:t>
+      </w:r>
+      <w:proofErr w:type="spellEnd"/>
+      <w:proofErr w:type="gramEnd"/>
+      <w:r>
+        <w:t>(</w:t>
+      </w:r>
+      <w:proofErr w:type="gramStart"/>
+      <w:r>
+        <w:t>);</w:t>
+      </w:r>
+      <w:proofErr w:type="gramEnd"/>
+    </w:p>
+    <w:p>
+      <w:pPr>
+        <w:spacing w:after="0"/>
+      </w:pPr>
+      <w:r>
+        <w:t xml:space="preserve">    }</w:t>
+      </w:r>
+    </w:p>
+    <w:p>
+      <w:pPr>
+        <w:spacing w:after="0"/>
+      </w:pPr>
+      <w:r>
+        <w:t>}</w:t>
+      </w:r>
+    </w:p>
+    <w:p>
+      <w:pPr>
+        <w:spacing w:after="0"/>
+      </w:pPr>
+      <w:r>
+        <w:t>}</w:t>
+      </w:r>
+    </w:p>
+    <w:p>
+      <w:pPr>
+        <w:bidi/>
+      </w:pPr>
+      <w:r>
+        <w:rPr>
+          <w:rtl/>
+          <w:lang w:val="en-US"/>
+        </w:rPr>
+        <w:t>אנא כתוב את כל ההסבר והתשובות במקטע אחד כדי שאוכל להעתיק אותו למסמך שבו אני שומר את כל המידע לפרוייקטים עתידיים</w:t>
+      </w:r>
+      <w:r>
+        <w:t xml:space="preserve">. </w:t>
+      </w:r>
+      <w:r>
+        <w:rPr>
+          <w:rtl/>
+          <w:lang w:val="en-US"/>
+        </w:rPr>
+        <w:t>תודה</w:t>
+      </w:r>
+    </w:p>
+    <w:p>
+      <w:pPr>
+        <w:bidi/>
+      </w:pPr>
+      <w:r>
+        <w:rPr>
+          <w:rtl/>
+          <w:lang w:val="en-US"/>
+        </w:rPr>
+        <w:t>הנה הסבר מלא ומסודר לשאלותיך בנוגע לפרויקט ה</w:t>
+      </w:r>
+      <w:r>
+        <w:t xml:space="preserve">-ASP.NET </w:t>
+      </w:r>
+      <w:r>
+        <w:rPr>
+          <w:rtl/>
+          <w:lang w:val="en-US"/>
+        </w:rPr>
+        <w:t>שלך עם</w:t>
+      </w:r>
+      <w:r>
+        <w:t xml:space="preserve"> Entity Framework </w:t>
+      </w:r>
+      <w:r>
+        <w:rPr>
+          <w:rtl/>
+          <w:lang w:val="en-US"/>
+        </w:rPr>
+        <w:t>ו</w:t>
+      </w:r>
+      <w:r>
+        <w:t>-PostgreSQL:</w:t>
+      </w:r>
+    </w:p>
+    <w:p>
+      <w:pPr>
+        <w:bidi/>
+      </w:pPr>
+      <w:r>
+        <w:pict w14:anchorId="261AF41F">
+          <v:rect id="_x0000_i1025" style="width:8in;height:0" o:hrpct="0" o:hralign="center" o:hrstd="t" o:hrnoshade="t" o:hr="t" fillcolor="#424242" stroked="f"/>
+        </w:pict>
+      </w:r>
+    </w:p>
+    <w:p>
+      <w:pPr>
+        <w:bidi/>
+        <w:rPr>
+          <w:b/>
+          <w:bCs/>
+        </w:rPr>
+      </w:pPr>
+      <w:r>
+        <w:rPr>
+          <w:rFonts w:ascii="Segoe UI Emoji" w:hAnsi="Segoe UI Emoji" w:cs="Segoe UI Emoji"/>
+          <w:b/>
+          <w:bCs/>
+        </w:rPr>
+        <w:t>✅</w:t>
+      </w:r>
+      <w:r>
+        <w:rPr>
+          <w:b/>
+          <w:bCs/>
+        </w:rPr>
+        <w:t xml:space="preserve"> 1. </w:t>
+      </w:r>
+      <w:r>
+        <w:rPr>
+          <w:b/>
+          <w:bCs/>
+          <w:rtl/>
+          <w:lang w:val="en-US"/>
+        </w:rPr>
+        <w:t>האם המיגרציות אמורות ליצור טיפוס מסוג </w:t>
+      </w:r>
+      <w:proofErr w:type="spellStart"/>
+      <w:r>
+        <w:rPr>
+          <w:b/>
+          <w:bCs/>
+        </w:rPr>
+        <w:t>UserRoles</w:t>
+      </w:r>
+      <w:proofErr w:type="spellEnd"/>
+      <w:r>
+        <w:rPr>
+          <w:b/>
+          <w:bCs/>
+        </w:rPr>
+        <w:t> </w:t>
+      </w:r>
+      <w:r>
+        <w:rPr>
+          <w:b/>
+          <w:bCs/>
+          <w:rtl/>
+          <w:lang w:val="en-US"/>
+        </w:rPr>
+        <w:t>בדאטאבייס</w:t>
+      </w:r>
+      <w:r>
+        <w:rPr>
+          <w:b/>
+          <w:bCs/>
+        </w:rPr>
+        <w:t>?</w:t>
+      </w:r>
+    </w:p>
+    <w:p>
+      <w:pPr>
+        <w:bidi/>
+      </w:pPr>
+      <w:r>
+        <w:rPr>
+          <w:rtl/>
+          <w:lang w:val="en-US"/>
+        </w:rPr>
+        <w:t>כן. אם הגדרת את המחלקה </w:t>
+      </w:r>
+      <w:proofErr w:type="spellStart"/>
+      <w:r>
+        <w:t>UserRole</w:t>
+      </w:r>
+      <w:proofErr w:type="spellEnd"/>
+      <w:r>
+        <w:t> </w:t>
+      </w:r>
+      <w:r>
+        <w:rPr>
+          <w:rtl/>
+          <w:lang w:val="en-US"/>
+        </w:rPr>
+        <w:t>כ</w:t>
+      </w:r>
+      <w:r>
+        <w:t>-Entity (</w:t>
+      </w:r>
+      <w:r>
+        <w:rPr>
+          <w:rtl/>
+          <w:lang w:val="en-US"/>
+        </w:rPr>
+        <w:t>כלומר יש לה </w:t>
+      </w:r>
+      <w:proofErr w:type="spellStart"/>
+      <w:r>
+        <w:t>DbSet</w:t>
+      </w:r>
+      <w:proofErr w:type="spellEnd"/>
+      <w:r>
+        <w:t>&lt;</w:t>
+      </w:r>
+      <w:proofErr w:type="spellStart"/>
+      <w:r>
+        <w:t>UserRole</w:t>
+      </w:r>
+      <w:proofErr w:type="spellEnd"/>
+      <w:r>
+        <w:t>&gt; </w:t>
+      </w:r>
+      <w:r>
+        <w:rPr>
+          <w:rtl/>
+          <w:lang w:val="en-US"/>
+        </w:rPr>
+        <w:t>ב</w:t>
+      </w:r>
+      <w:r>
+        <w:t>-</w:t>
+      </w:r>
+      <w:proofErr w:type="spellStart"/>
+      <w:r>
+        <w:t>AppDbContext</w:t>
+      </w:r>
+      <w:proofErr w:type="spellEnd"/>
+      <w:r>
+        <w:t xml:space="preserve">), </w:t>
+      </w:r>
+      <w:r>
+        <w:rPr>
+          <w:rtl/>
+          <w:lang w:val="en-US"/>
+        </w:rPr>
+        <w:t>אז</w:t>
+      </w:r>
+      <w:r>
+        <w:t xml:space="preserve"> Entity Framework </w:t>
+      </w:r>
+      <w:r>
+        <w:rPr>
+          <w:rtl/>
+          <w:lang w:val="en-US"/>
+        </w:rPr>
+        <w:t>ייצור עבורה טבלה בדאטאבייס כחלק מהמיגרציה</w:t>
+      </w:r>
+      <w:r>
+        <w:t>.</w:t>
+      </w:r>
+      <w:r>
         <w:br/>
       </w:r>
+      <w:r>
+        <w:rPr>
+          <w:rtl/>
+          <w:lang w:val="en-US"/>
+        </w:rPr>
+        <w:t>המיגרציה תכלול את הסכמה של הטבלה (עמודות, סוגי נתונים, מפתחות וכו')</w:t>
+      </w:r>
+      <w:r>
+        <w:t>.</w:t>
+      </w:r>
+    </w:p>
+    <w:p>
+      <w:pPr>
+        <w:bidi/>
+      </w:pPr>
+      <w:r>
+        <w:rPr>
+          <w:rtl/>
+          <w:lang w:val="en-US"/>
+        </w:rPr>
+        <w:lastRenderedPageBreak/>
+        <w:t>שים לב: אם אתה משתמש ב</w:t>
+      </w:r>
+      <w:r>
+        <w:t>-</w:t>
+      </w:r>
+      <w:proofErr w:type="spellStart"/>
+      <w:r>
+        <w:t>enum</w:t>
+      </w:r>
+      <w:proofErr w:type="spellEnd"/>
+      <w:r>
+        <w:t> </w:t>
+      </w:r>
+      <w:r>
+        <w:rPr>
+          <w:rtl/>
+          <w:lang w:val="en-US"/>
+        </w:rPr>
+        <w:t>בשם </w:t>
+      </w:r>
+      <w:proofErr w:type="spellStart"/>
+      <w:r>
+        <w:t>RoleType</w:t>
+      </w:r>
+      <w:proofErr w:type="spellEnd"/>
+      <w:r>
+        <w:t> </w:t>
+      </w:r>
+      <w:r>
+        <w:rPr>
+          <w:rtl/>
+          <w:lang w:val="en-US"/>
+        </w:rPr>
+        <w:t>בתוך </w:t>
+      </w:r>
+      <w:proofErr w:type="spellStart"/>
+      <w:r>
+        <w:t>UserRole</w:t>
+      </w:r>
+      <w:proofErr w:type="spellEnd"/>
+      <w:r>
+        <w:t xml:space="preserve">, EF </w:t>
+      </w:r>
+      <w:r>
+        <w:rPr>
+          <w:rtl/>
+          <w:lang w:val="en-US"/>
+        </w:rPr>
+        <w:t>לא ייצור טבלה עבור ה</w:t>
+      </w:r>
+      <w:r>
+        <w:t>-</w:t>
+      </w:r>
+      <w:proofErr w:type="spellStart"/>
+      <w:r>
+        <w:t>enum</w:t>
+      </w:r>
+      <w:proofErr w:type="spellEnd"/>
+      <w:r>
+        <w:t xml:space="preserve"> </w:t>
+      </w:r>
+      <w:r>
+        <w:rPr>
+          <w:rtl/>
+          <w:lang w:val="en-US"/>
+        </w:rPr>
+        <w:t>עצמו, אלא יאחסן את הערך שלו כטקסט או מספר בעמודה בטבלת </w:t>
+      </w:r>
+      <w:proofErr w:type="spellStart"/>
+      <w:r>
+        <w:t>UserRoles</w:t>
+      </w:r>
+      <w:proofErr w:type="spellEnd"/>
+      <w:r>
+        <w:t>.</w:t>
+      </w:r>
+    </w:p>
+    <w:p>
+      <w:pPr>
+        <w:bidi/>
+      </w:pPr>
+      <w:r>
+        <w:pict w14:anchorId="731420C6">
+          <v:rect id="_x0000_i1026" style="width:8in;height:0" o:hrpct="0" o:hralign="center" o:hrstd="t" o:hrnoshade="t" o:hr="t" fillcolor="#424242" stroked="f"/>
+        </w:pict>
+      </w:r>
+    </w:p>
+    <w:p>
+      <w:pPr>
+        <w:bidi/>
+        <w:rPr>
+          <w:b/>
+          <w:bCs/>
+        </w:rPr>
+      </w:pPr>
+      <w:r>
+        <w:rPr>
+          <w:rFonts w:ascii="Segoe UI Emoji" w:hAnsi="Segoe UI Emoji" w:cs="Segoe UI Emoji"/>
+          <w:b/>
+          <w:bCs/>
+        </w:rPr>
+        <w:t>✅</w:t>
+      </w:r>
+      <w:r>
+        <w:rPr>
+          <w:b/>
+          <w:bCs/>
+        </w:rPr>
+        <w:t xml:space="preserve"> 2. </w:t>
+      </w:r>
+      <w:r>
+        <w:rPr>
+          <w:b/>
+          <w:bCs/>
+          <w:rtl/>
+          <w:lang w:val="en-US"/>
+        </w:rPr>
+        <w:t>יש לי מספר מיגרציות ריקות (ראה תמונה מצורפת). האם אפשר למחוק אותן</w:t>
+      </w:r>
+      <w:r>
+        <w:rPr>
+          <w:b/>
+          <w:bCs/>
+        </w:rPr>
+        <w:t>?</w:t>
+      </w:r>
+    </w:p>
+    <w:p>
+      <w:pPr>
+        <w:bidi/>
+      </w:pPr>
+      <w:r>
+        <w:rPr>
+          <w:rtl/>
+          <w:lang w:val="en-US"/>
+        </w:rPr>
+        <w:t>מהתמונה שצירפת, מופיעות מיגרציות כמו</w:t>
+      </w:r>
+      <w:r>
+        <w:t>:</w:t>
+      </w:r>
+    </w:p>
+    <w:p>
+      <w:pPr>
+        <w:numPr>
+          <w:ilvl w:val="0"/>
+          <w:numId w:val="14"/>
+        </w:numPr>
+        <w:bidi/>
+      </w:pPr>
+      <w:r>
+        <w:t>InitialCreate1.cs</w:t>
+      </w:r>
+    </w:p>
+    <w:p>
+      <w:pPr>
+        <w:numPr>
+          <w:ilvl w:val="0"/>
+          <w:numId w:val="14"/>
+        </w:numPr>
+        <w:bidi/>
+      </w:pPr>
+      <w:r>
+        <w:t>Test1.cs</w:t>
+      </w:r>
+    </w:p>
+    <w:p>
+      <w:pPr>
+        <w:bidi/>
+      </w:pPr>
+      <w:r>
+        <w:rPr>
+          <w:rtl/>
+          <w:lang w:val="en-US"/>
+        </w:rPr>
+        <w:t>כדי לדעת אם הן "ריקות", צריך לבדוק אם בקובץ המיגרציה יש פעולות כלשהן ב</w:t>
+      </w:r>
+      <w:r>
+        <w:t>-Up() </w:t>
+      </w:r>
+      <w:r>
+        <w:rPr>
+          <w:rtl/>
+          <w:lang w:val="en-US"/>
+        </w:rPr>
+        <w:t>וב</w:t>
+      </w:r>
+      <w:r>
+        <w:t xml:space="preserve">-Down(). </w:t>
+      </w:r>
+      <w:r>
+        <w:rPr>
+          <w:rtl/>
+          <w:lang w:val="en-US"/>
+        </w:rPr>
+        <w:t>אם שתי הפונקציות ריקות – כלומר לא מבצעות שום שינוי – אז כן</w:t>
+      </w:r>
+      <w:r>
+        <w:t>, </w:t>
+      </w:r>
+      <w:r>
+        <w:rPr>
+          <w:b/>
+          <w:bCs/>
+          <w:rtl/>
+          <w:lang w:val="en-US"/>
+        </w:rPr>
+        <w:t>אפשר למחוק אותן</w:t>
+      </w:r>
+      <w:r>
+        <w:t>.</w:t>
+      </w:r>
+    </w:p>
+    <w:p>
+      <w:pPr>
+        <w:bidi/>
+      </w:pPr>
+      <w:r>
+        <w:rPr>
+          <w:rFonts w:ascii="Segoe UI Emoji" w:hAnsi="Segoe UI Emoji" w:cs="Segoe UI Emoji"/>
+        </w:rPr>
+        <w:t>⚠️</w:t>
+      </w:r>
+      <w:r>
+        <w:t xml:space="preserve"> </w:t>
+      </w:r>
+      <w:r>
+        <w:rPr>
+          <w:rtl/>
+          <w:lang w:val="en-US"/>
+        </w:rPr>
+        <w:t>אם כבר הרצת את המיגרציות האלה על הדאטאבייס (כלומר עשית </w:t>
+      </w:r>
+      <w:r>
+        <w:t xml:space="preserve">dotnet </w:t>
+      </w:r>
+      <w:proofErr w:type="spellStart"/>
+      <w:r>
+        <w:t>ef</w:t>
+      </w:r>
+      <w:proofErr w:type="spellEnd"/>
+      <w:r>
+        <w:t xml:space="preserve"> database update), </w:t>
+      </w:r>
+      <w:r>
+        <w:rPr>
+          <w:rtl/>
+          <w:lang w:val="en-US"/>
+        </w:rPr>
+        <w:t>תצטרך גם למחוק את הרשומות המתאימות מטבלת </w:t>
+      </w:r>
+      <w:r>
+        <w:t>__</w:t>
+      </w:r>
+      <w:proofErr w:type="spellStart"/>
+      <w:r>
+        <w:t>EFMigrationsHistory</w:t>
+      </w:r>
+      <w:proofErr w:type="spellEnd"/>
+      <w:r>
+        <w:t> </w:t>
+      </w:r>
+      <w:r>
+        <w:rPr>
+          <w:rtl/>
+          <w:lang w:val="en-US"/>
+        </w:rPr>
+        <w:t>בדאטאבייס</w:t>
+      </w:r>
+      <w:r>
+        <w:t>.</w:t>
+      </w:r>
+    </w:p>
+    <w:p>
+      <w:pPr>
+        <w:bidi/>
+      </w:pPr>
+      <w:r>
+        <w:pict w14:anchorId="663A5220">
+          <v:rect id="_x0000_i1027" style="width:8in;height:0" o:hrpct="0" o:hralign="center" o:hrstd="t" o:hrnoshade="t" o:hr="t" fillcolor="#424242" stroked="f"/>
+        </w:pict>
+      </w:r>
+    </w:p>
+    <w:p>
+      <w:pPr>
+        <w:bidi/>
+        <w:rPr>
+          <w:b/>
+          <w:bCs/>
+        </w:rPr>
+      </w:pPr>
+      <w:r>
+        <w:rPr>
+          <w:rFonts w:ascii="Segoe UI Emoji" w:hAnsi="Segoe UI Emoji" w:cs="Segoe UI Emoji"/>
+          <w:b/>
+          <w:bCs/>
+        </w:rPr>
+        <w:t>✅</w:t>
+      </w:r>
+      <w:r>
+        <w:rPr>
+          <w:b/>
+          <w:bCs/>
+        </w:rPr>
+        <w:t xml:space="preserve"> 3. </w:t>
+      </w:r>
+      <w:r>
+        <w:rPr>
+          <w:b/>
+          <w:bCs/>
+          <w:rtl/>
+          <w:lang w:val="en-US"/>
+        </w:rPr>
+        <w:t>מה המטרה של קיום המיגרציות בפרויקט? מתי הן רצות? האם צריך להריץ אותן באופן מפורש</w:t>
+      </w:r>
+      <w:r>
+        <w:rPr>
+          <w:b/>
+          <w:bCs/>
+        </w:rPr>
+        <w:t>?</w:t>
+      </w:r>
+    </w:p>
+    <w:p>
+      <w:pPr>
+        <w:bidi/>
+      </w:pPr>
+      <w:r>
+        <w:rPr>
+          <w:b/>
+          <w:bCs/>
+          <w:rtl/>
+          <w:lang w:val="en-US"/>
+        </w:rPr>
+        <w:t>מטרה</w:t>
+      </w:r>
+      <w:r>
+        <w:rPr>
+          <w:b/>
+          <w:bCs/>
+        </w:rPr>
+        <w:t>:</w:t>
+      </w:r>
+      <w:r>
+        <w:br/>
+      </w:r>
+      <w:r>
+        <w:rPr>
+          <w:rtl/>
+          <w:lang w:val="en-US"/>
+        </w:rPr>
+        <w:t>מיגרציות הן הדרך של</w:t>
+      </w:r>
+      <w:r>
+        <w:t xml:space="preserve"> EF </w:t>
+      </w:r>
+      <w:r>
+        <w:rPr>
+          <w:rtl/>
+          <w:lang w:val="en-US"/>
+        </w:rPr>
+        <w:t>לעקוב אחרי שינויים במבנה הדאטאבייס (טבלאות, עמודות, קשרים וכו') ולסנכרן אותו עם הקוד שלך</w:t>
+      </w:r>
+      <w:r>
+        <w:t>.</w:t>
+      </w:r>
+    </w:p>
+    <w:p>
+      <w:pPr>
+        <w:bidi/>
+      </w:pPr>
+      <w:r>
+        <w:rPr>
+          <w:b/>
+          <w:bCs/>
+          <w:rtl/>
+          <w:lang w:val="en-US"/>
+        </w:rPr>
+        <w:t>איך זה עובד</w:t>
+      </w:r>
+      <w:r>
+        <w:rPr>
+          <w:b/>
+          <w:bCs/>
+        </w:rPr>
+        <w:t>:</w:t>
+      </w:r>
+    </w:p>
+    <w:p>
+      <w:pPr>
+        <w:numPr>
+          <w:ilvl w:val="0"/>
+          <w:numId w:val="15"/>
+        </w:numPr>
+        <w:bidi/>
+      </w:pPr>
+      <w:r>
+        <w:rPr>
+          <w:rtl/>
+          <w:lang w:val="en-US"/>
+        </w:rPr>
+        <w:t>כשאתה מריץ </w:t>
+      </w:r>
+      <w:r>
+        <w:t xml:space="preserve">dotnet </w:t>
+      </w:r>
+      <w:proofErr w:type="spellStart"/>
+      <w:r>
+        <w:t>ef</w:t>
+      </w:r>
+      <w:proofErr w:type="spellEnd"/>
+      <w:r>
+        <w:t xml:space="preserve"> migrations add </w:t>
+      </w:r>
+      <w:proofErr w:type="spellStart"/>
+      <w:r>
+        <w:t>SomeName</w:t>
+      </w:r>
+      <w:proofErr w:type="spellEnd"/>
+      <w:r>
+        <w:t xml:space="preserve">, EF </w:t>
+      </w:r>
+      <w:r>
+        <w:rPr>
+          <w:rtl/>
+          <w:lang w:val="en-US"/>
+        </w:rPr>
+        <w:t>יוצר קובץ מיגרציה עם השינויים</w:t>
+      </w:r>
+      <w:r>
+        <w:t>.</w:t>
+      </w:r>
+    </w:p>
+    <w:p>
+      <w:pPr>
+        <w:numPr>
+          <w:ilvl w:val="0"/>
+          <w:numId w:val="15"/>
+        </w:numPr>
+        <w:bidi/>
+      </w:pPr>
+      <w:r>
+        <w:rPr>
+          <w:rtl/>
+          <w:lang w:val="en-US"/>
+        </w:rPr>
+        <w:t>כשאתה מריץ </w:t>
+      </w:r>
+      <w:r>
+        <w:t xml:space="preserve">dotnet </w:t>
+      </w:r>
+      <w:proofErr w:type="spellStart"/>
+      <w:r>
+        <w:t>ef</w:t>
+      </w:r>
+      <w:proofErr w:type="spellEnd"/>
+      <w:r>
+        <w:t xml:space="preserve"> database update, EF </w:t>
+      </w:r>
+      <w:r>
+        <w:rPr>
+          <w:rtl/>
+          <w:lang w:val="en-US"/>
+        </w:rPr>
+        <w:t>מריץ את כל המיגרציות שעדיין לא הוחלו על הדאטאבייס</w:t>
+      </w:r>
+      <w:r>
+        <w:t>.</w:t>
+      </w:r>
+    </w:p>
+    <w:p>
+      <w:pPr>
+        <w:bidi/>
+      </w:pPr>
+      <w:r>
+        <w:rPr>
+          <w:b/>
+          <w:bCs/>
+          <w:rtl/>
+          <w:lang w:val="en-US"/>
+        </w:rPr>
+        <w:t>האם צריך להריץ אותן</w:t>
+      </w:r>
+      <w:r>
+        <w:rPr>
+          <w:b/>
+          <w:bCs/>
+        </w:rPr>
+        <w:t>?</w:t>
+      </w:r>
+      <w:r>
+        <w:br/>
+      </w:r>
+      <w:r>
+        <w:rPr>
+          <w:rtl/>
+          <w:lang w:val="en-US"/>
+        </w:rPr>
+        <w:t>כן. המיגרציות </w:t>
+      </w:r>
+      <w:r>
+        <w:rPr>
+          <w:b/>
+          <w:bCs/>
+          <w:rtl/>
+          <w:lang w:val="en-US"/>
+        </w:rPr>
+        <w:t>לא רצות אוטומטית</w:t>
+      </w:r>
+      <w:r>
+        <w:t xml:space="preserve">. </w:t>
+      </w:r>
+      <w:r>
+        <w:rPr>
+          <w:rtl/>
+          <w:lang w:val="en-US"/>
+        </w:rPr>
+        <w:t>אתה צריך להריץ </w:t>
+      </w:r>
+      <w:r>
+        <w:t xml:space="preserve">dotnet </w:t>
+      </w:r>
+      <w:proofErr w:type="spellStart"/>
+      <w:r>
+        <w:t>ef</w:t>
+      </w:r>
+      <w:proofErr w:type="spellEnd"/>
+      <w:r>
+        <w:t xml:space="preserve"> database update </w:t>
+      </w:r>
+      <w:r>
+        <w:rPr>
+          <w:rtl/>
+          <w:lang w:val="en-US"/>
+        </w:rPr>
+        <w:t>או להשתמש בקוד שיריץ אותן</w:t>
+      </w:r>
+      <w:r>
+        <w:t xml:space="preserve"> (</w:t>
+      </w:r>
+      <w:r>
+        <w:rPr>
+          <w:rtl/>
+          <w:lang w:val="en-US"/>
+        </w:rPr>
+        <w:t>למשל ב</w:t>
+      </w:r>
+      <w:r>
+        <w:t xml:space="preserve">-startup </w:t>
+      </w:r>
+      <w:r>
+        <w:rPr>
+          <w:rtl/>
+          <w:lang w:val="en-US"/>
+        </w:rPr>
+        <w:t>של האפליקציה, אם אתה רוצה שזה יקרה אוטומטית</w:t>
+      </w:r>
+      <w:r>
+        <w:t>).</w:t>
+      </w:r>
+    </w:p>
+    <w:p>
+      <w:pPr>
+        <w:bidi/>
+      </w:pPr>
+    </w:p>
+    <w:p>
+      <w:pPr>
+        <w:bidi/>
+      </w:pPr>
+    </w:p>
+    <w:p>
+      <w:pPr>
+        <w:bidi/>
+      </w:pPr>
+    </w:p>
+    <w:p>
+      <w:pPr>
+        <w:bidi/>
+      </w:pPr>
+    </w:p>
+    <w:p>
+      <w:pPr>
+        <w:bidi/>
+      </w:pPr>
+      <w:r>
+        <w:pict w14:anchorId="666D7BC0">
+          <v:rect id="_x0000_i1028" style="width:8in;height:0" o:hrpct="0" o:hralign="center" o:hrstd="t" o:hrnoshade="t" o:hr="t" fillcolor="#424242" stroked="f"/>
+        </w:pict>
+      </w:r>
+    </w:p>
+    <w:p>
+      <w:pPr>
+        <w:bidi/>
+        <w:rPr>
+          <w:b/>
+          <w:bCs/>
+        </w:rPr>
+      </w:pPr>
+      <w:r>
+        <w:rPr>
+          <w:rFonts w:ascii="Segoe UI Emoji" w:hAnsi="Segoe UI Emoji" w:cs="Segoe UI Emoji"/>
+          <w:b/>
+          <w:bCs/>
+        </w:rPr>
+        <w:lastRenderedPageBreak/>
+        <w:t>✅</w:t>
+      </w:r>
+      <w:r>
+        <w:rPr>
+          <w:b/>
+          <w:bCs/>
+        </w:rPr>
+        <w:t xml:space="preserve"> 4. </w:t>
+      </w:r>
+      <w:r>
+        <w:rPr>
+          <w:b/>
+          <w:bCs/>
+          <w:rtl/>
+          <w:lang w:val="en-US"/>
+        </w:rPr>
+        <w:t>איך לכתוב קוד שמייצר משתמש חדש וגם מקשר אותו לתפקיד בטבלת </w:t>
+      </w:r>
+      <w:proofErr w:type="spellStart"/>
+      <w:r>
+        <w:rPr>
+          <w:b/>
+          <w:bCs/>
+        </w:rPr>
+        <w:t>UserRoles</w:t>
+      </w:r>
+      <w:proofErr w:type="spellEnd"/>
+      <w:r>
+        <w:rPr>
+          <w:b/>
+          <w:bCs/>
+        </w:rPr>
+        <w:t>?</w:t>
+      </w:r>
+    </w:p>
+    <w:p>
+      <w:pPr>
+        <w:bidi/>
+      </w:pPr>
+      <w:r>
+        <w:rPr>
+          <w:rtl/>
+          <w:lang w:val="en-US"/>
+        </w:rPr>
+        <w:t>נניח שיש לך את המחלקות הבאות</w:t>
+      </w:r>
+      <w:r>
+        <w:t>:</w:t>
+      </w:r>
+    </w:p>
+    <w:p>
+      <w:pPr>
+        <w:spacing w:after="0"/>
+      </w:pPr>
+      <w:r>
+        <w:t>public class User</w:t>
+      </w:r>
+    </w:p>
+    <w:p>
+      <w:pPr>
+        <w:spacing w:after="0"/>
+      </w:pPr>
+      <w:r>
+        <w:t>{</w:t>
+      </w:r>
+    </w:p>
+    <w:p>
+      <w:pPr>
+        <w:spacing w:after="0"/>
+      </w:pPr>
+      <w:r>
+        <w:t>    public int Id </w:t>
+      </w:r>
+      <w:proofErr w:type="gramStart"/>
+      <w:r>
+        <w:t>{ get</w:t>
+      </w:r>
+      <w:proofErr w:type="gramEnd"/>
+      <w:r>
+        <w:t>; set</w:t>
+      </w:r>
+      <w:proofErr w:type="gramStart"/>
+      <w:r>
+        <w:t>; }</w:t>
+      </w:r>
+      <w:proofErr w:type="gramEnd"/>
+    </w:p>
+    <w:p>
+      <w:pPr>
+        <w:spacing w:after="0"/>
+      </w:pPr>
+      <w:r>
+        <w:t>    public string Username </w:t>
+      </w:r>
+      <w:proofErr w:type="gramStart"/>
+      <w:r>
+        <w:t>{ get</w:t>
+      </w:r>
+      <w:proofErr w:type="gramEnd"/>
+      <w:r>
+        <w:t>; set</w:t>
+      </w:r>
+      <w:proofErr w:type="gramStart"/>
+      <w:r>
+        <w:t>; }</w:t>
+      </w:r>
+      <w:proofErr w:type="gramEnd"/>
+    </w:p>
+    <w:p>
+      <w:pPr>
+        <w:spacing w:after="0"/>
+      </w:pPr>
+      <w:r>
+        <w:t>    // </w:t>
+      </w:r>
+      <w:r>
+        <w:rPr>
+          <w:rtl/>
+        </w:rPr>
+        <w:t>שדות נוספים</w:t>
+      </w:r>
+      <w:r>
+        <w:t>...</w:t>
+      </w:r>
+    </w:p>
+    <w:p>
+      <w:pPr>
+        <w:spacing w:after="0"/>
+      </w:pPr>
+      <w:r>
+        <w:t>    public int </w:t>
+      </w:r>
+      <w:proofErr w:type="spellStart"/>
+      <w:r>
+        <w:t>UserRoleId</w:t>
+      </w:r>
+      <w:proofErr w:type="spellEnd"/>
+      <w:r>
+        <w:t> </w:t>
+      </w:r>
+      <w:proofErr w:type="gramStart"/>
+      <w:r>
+        <w:t>{ get</w:t>
+      </w:r>
+      <w:proofErr w:type="gramEnd"/>
+      <w:r>
+        <w:t>; set</w:t>
+      </w:r>
+      <w:proofErr w:type="gramStart"/>
+      <w:r>
+        <w:t>; }</w:t>
+      </w:r>
+      <w:proofErr w:type="gramEnd"/>
+    </w:p>
+    <w:p>
+      <w:pPr>
+        <w:spacing w:after="0"/>
+      </w:pPr>
+      <w:r>
+        <w:t>    public </w:t>
+      </w:r>
+      <w:proofErr w:type="spellStart"/>
+      <w:r>
+        <w:t>UserRole</w:t>
+      </w:r>
+      <w:proofErr w:type="spellEnd"/>
+      <w:r>
+        <w:t> </w:t>
+      </w:r>
+      <w:proofErr w:type="spellStart"/>
+      <w:r>
+        <w:t>UserRole</w:t>
+      </w:r>
+      <w:proofErr w:type="spellEnd"/>
+      <w:r>
+        <w:t> </w:t>
+      </w:r>
+      <w:proofErr w:type="gramStart"/>
+      <w:r>
+        <w:t>{ get</w:t>
+      </w:r>
+      <w:proofErr w:type="gramEnd"/>
+      <w:r>
+        <w:t>; set</w:t>
+      </w:r>
+      <w:proofErr w:type="gramStart"/>
+      <w:r>
+        <w:t>; }</w:t>
+      </w:r>
+      <w:proofErr w:type="gramEnd"/>
+    </w:p>
+    <w:p>
+      <w:pPr>
+        <w:spacing w:after="0"/>
+      </w:pPr>
+      <w:r>
+        <w:t>}</w:t>
+      </w:r>
+    </w:p>
+    <w:p>
+      <w:pPr>
+        <w:spacing w:after="0"/>
+      </w:pPr>
+      <w:r>
+        <w:t>public class </w:t>
+      </w:r>
+      <w:proofErr w:type="spellStart"/>
+      <w:r>
+        <w:t>UserRole</w:t>
+      </w:r>
+      <w:proofErr w:type="spellEnd"/>
+    </w:p>
+    <w:p>
+      <w:pPr>
+        <w:spacing w:after="0"/>
+      </w:pPr>
+      <w:r>
+        <w:t>{</w:t>
+      </w:r>
+    </w:p>
+    <w:p>
+      <w:pPr>
+        <w:spacing w:after="0"/>
+      </w:pPr>
+      <w:r>
+        <w:t>    public int Id </w:t>
+      </w:r>
+      <w:proofErr w:type="gramStart"/>
+      <w:r>
+        <w:t>{ get</w:t>
+      </w:r>
+      <w:proofErr w:type="gramEnd"/>
+      <w:r>
+        <w:t>; set</w:t>
+      </w:r>
+      <w:proofErr w:type="gramStart"/>
+      <w:r>
+        <w:t>; }</w:t>
+      </w:r>
+      <w:proofErr w:type="gramEnd"/>
+    </w:p>
+    <w:p>
+      <w:pPr>
+        <w:spacing w:after="0"/>
+      </w:pPr>
+      <w:r>
+        <w:t>    public </w:t>
+      </w:r>
+      <w:proofErr w:type="spellStart"/>
+      <w:r>
+        <w:t>RoleType</w:t>
+      </w:r>
+      <w:proofErr w:type="spellEnd"/>
+      <w:r>
+        <w:t> </w:t>
+      </w:r>
+      <w:proofErr w:type="spellStart"/>
+      <w:r>
+        <w:t>RoleName</w:t>
+      </w:r>
+      <w:proofErr w:type="spellEnd"/>
+      <w:r>
+        <w:t> </w:t>
+      </w:r>
+      <w:proofErr w:type="gramStart"/>
+      <w:r>
+        <w:t>{ get</w:t>
+      </w:r>
+      <w:proofErr w:type="gramEnd"/>
+      <w:r>
+        <w:t>; set</w:t>
+      </w:r>
+      <w:proofErr w:type="gramStart"/>
+      <w:r>
+        <w:t>; }</w:t>
+      </w:r>
+      <w:proofErr w:type="gramEnd"/>
+    </w:p>
+    <w:p>
+      <w:pPr>
+        <w:spacing w:after="0"/>
+      </w:pPr>
+      <w:r>
+        <w:t>}</w:t>
+      </w:r>
+    </w:p>
+    <w:p>
+      <w:pPr>
+        <w:spacing w:after="0"/>
+      </w:pPr>
+      <w:r>
+        <w:t>public </w:t>
+      </w:r>
+      <w:proofErr w:type="spellStart"/>
+      <w:r>
+        <w:t>enum</w:t>
+      </w:r>
+      <w:proofErr w:type="spellEnd"/>
+      <w:r>
+        <w:t> </w:t>
+      </w:r>
+      <w:proofErr w:type="spellStart"/>
+      <w:r>
+        <w:t>RoleType</w:t>
+      </w:r>
+      <w:proofErr w:type="spellEnd"/>
+    </w:p>
+    <w:p>
+      <w:pPr>
+        <w:spacing w:after="0"/>
+      </w:pPr>
+      <w:r>
+        <w:t>{</w:t>
+      </w:r>
+    </w:p>
+    <w:p>
+      <w:pPr>
+        <w:spacing w:after="0"/>
+      </w:pPr>
+      <w:r>
+        <w:t>    User,</w:t>
+      </w:r>
+    </w:p>
+    <w:p>
+      <w:pPr>
+        <w:spacing w:after="0"/>
+      </w:pPr>
+      <w:r>
+        <w:t>    Admin,</w:t>
+      </w:r>
+    </w:p>
+    <w:p>
+      <w:pPr>
+        <w:spacing w:after="0"/>
+      </w:pPr>
+      <w:r>
+        <w:t>    </w:t>
+      </w:r>
+      <w:proofErr w:type="spellStart"/>
+      <w:r>
+        <w:t>SuperUser</w:t>
+      </w:r>
+      <w:proofErr w:type="spellEnd"/>
+    </w:p>
+    <w:p>
+      <w:pPr>
+        <w:spacing w:after="0"/>
+      </w:pPr>
+      <w:r>
+        <w:t>}</w:t>
+      </w:r>
+    </w:p>
+    <w:p>
+      <w:pPr>
+        <w:bidi/>
+      </w:pPr>
+      <w:r>
+        <w:rPr>
+          <w:rtl/>
+        </w:rPr>
+        <w:t>הקוד ליצירת משתמש חדש עם תפקיד ייראה כך</w:t>
+      </w:r>
+      <w:r>
+        <w:t>:</w:t>
+      </w:r>
+    </w:p>
+    <w:p>
+      <w:pPr>
+        <w:spacing w:after="0"/>
+      </w:pPr>
+      <w:r>
+        <w:t>using (var scope = </w:t>
+      </w:r>
+      <w:proofErr w:type="spellStart"/>
+      <w:proofErr w:type="gramStart"/>
+      <w:r>
+        <w:t>app.Services.CreateScope</w:t>
+      </w:r>
+      <w:proofErr w:type="spellEnd"/>
+      <w:proofErr w:type="gramEnd"/>
+      <w:r>
+        <w:t>())</w:t>
+      </w:r>
+    </w:p>
+    <w:p>
+      <w:pPr>
+        <w:spacing w:after="0"/>
+      </w:pPr>
+      <w:r>
+        <w:t>{</w:t>
+      </w:r>
+    </w:p>
+    <w:p>
+      <w:pPr>
+        <w:spacing w:after="0"/>
+      </w:pPr>
+      <w:r>
+        <w:t>    var context = </w:t>
+      </w:r>
+      <w:proofErr w:type="spellStart"/>
+      <w:proofErr w:type="gramStart"/>
+      <w:r>
+        <w:t>scope.ServiceProvider.GetRequiredService</w:t>
+      </w:r>
+      <w:proofErr w:type="spellEnd"/>
+      <w:proofErr w:type="gramEnd"/>
+      <w:r>
+        <w:t>(</w:t>
+      </w:r>
+      <w:proofErr w:type="gramStart"/>
+      <w:r>
+        <w:t>);</w:t>
+      </w:r>
+      <w:proofErr w:type="gramEnd"/>
+    </w:p>
+    <w:p>
+      <w:pPr>
+        <w:spacing w:after="0"/>
+      </w:pPr>
+      <w:r>
+        <w:t>    // </w:t>
+      </w:r>
+      <w:r>
+        <w:rPr>
+          <w:rtl/>
+        </w:rPr>
+        <w:t>נניח שאתה רוצה להוסיף משתמש עם תפקיד </w:t>
+      </w:r>
+      <w:r>
+        <w:t>Admin</w:t>
+      </w:r>
+    </w:p>
+    <w:p>
+      <w:pPr>
+        <w:spacing w:after="0"/>
+      </w:pPr>
+      <w:r>
+        <w:t>    var role = </w:t>
+      </w:r>
+      <w:proofErr w:type="gramStart"/>
+      <w:r>
+        <w:t>context.UserRoles.FirstOrDefault</w:t>
+      </w:r>
+      <w:proofErr w:type="gramEnd"/>
+      <w:r>
+        <w:t>(r =&gt; </w:t>
+      </w:r>
+      <w:proofErr w:type="gramStart"/>
+      <w:r>
+        <w:t>r.RoleName</w:t>
+      </w:r>
+      <w:proofErr w:type="gramEnd"/>
+      <w:r>
+        <w:t> == RoleType.Admin</w:t>
+      </w:r>
+      <w:proofErr w:type="gramStart"/>
+      <w:r>
+        <w:t>);</w:t>
+      </w:r>
+      <w:proofErr w:type="gramEnd"/>
+    </w:p>
+    <w:p>
+      <w:pPr>
+        <w:spacing w:after="0"/>
+      </w:pPr>
+      <w:r>
+        <w:t>    if (</w:t>
+      </w:r>
+      <w:proofErr w:type="gramStart"/>
+      <w:r>
+        <w:t>role !</w:t>
+      </w:r>
+      <w:proofErr w:type="gramEnd"/>
+      <w:r>
+        <w:t>= null)</w:t>
+      </w:r>
+    </w:p>
+    <w:p>
+      <w:pPr>
+        <w:spacing w:after="0"/>
+      </w:pPr>
+      <w:r>
+        <w:t>    {</w:t>
+      </w:r>
+    </w:p>
+    <w:p>
+      <w:pPr>
+        <w:spacing w:after="0"/>
+      </w:pPr>
+      <w:r>
+        <w:t>        var </w:t>
+      </w:r>
+      <w:proofErr w:type="spellStart"/>
+      <w:r>
+        <w:t>newUser</w:t>
+      </w:r>
+      <w:proofErr w:type="spellEnd"/>
+      <w:r>
+        <w:t> = new User</w:t>
+      </w:r>
+    </w:p>
+    <w:p>
+      <w:pPr>
+        <w:spacing w:after="0"/>
+      </w:pPr>
+      <w:r>
+        <w:t>        {</w:t>
+      </w:r>
+    </w:p>
+    <w:p>
+      <w:pPr>
+        <w:spacing w:after="0"/>
+      </w:pPr>
+      <w:r>
+        <w:t>            Username = "</w:t>
+      </w:r>
+      <w:proofErr w:type="spellStart"/>
+      <w:r>
+        <w:t>newuser</w:t>
+      </w:r>
+      <w:proofErr w:type="spellEnd"/>
+      <w:r>
+        <w:t>",</w:t>
+      </w:r>
+    </w:p>
+    <w:p>
+      <w:pPr>
+        <w:spacing w:after="0"/>
+      </w:pPr>
+      <w:r>
+        <w:t>            </w:t>
+      </w:r>
+      <w:proofErr w:type="spellStart"/>
+      <w:r>
+        <w:t>UserRoleId</w:t>
+      </w:r>
+      <w:proofErr w:type="spellEnd"/>
+      <w:r>
+        <w:t> = </w:t>
+      </w:r>
+      <w:proofErr w:type="gramStart"/>
+      <w:r>
+        <w:t>role.Id</w:t>
+      </w:r>
+      <w:proofErr w:type="gramEnd"/>
+    </w:p>
+    <w:p>
+      <w:pPr>
+        <w:spacing w:after="0"/>
+      </w:pPr>
+      <w:r>
+        <w:t>        </w:t>
+      </w:r>
+      <w:proofErr w:type="gramStart"/>
+      <w:r>
+        <w:t>};</w:t>
+      </w:r>
+      <w:proofErr w:type="gramEnd"/>
+    </w:p>
+    <w:p>
+      <w:pPr>
+        <w:spacing w:after="0"/>
+      </w:pPr>
+      <w:r>
+        <w:t>        </w:t>
+      </w:r>
+      <w:proofErr w:type="spellStart"/>
+      <w:proofErr w:type="gramStart"/>
+      <w:r>
+        <w:t>context.Users.Add</w:t>
+      </w:r>
+      <w:proofErr w:type="spellEnd"/>
+      <w:proofErr w:type="gramEnd"/>
+      <w:r>
+        <w:t>(</w:t>
+      </w:r>
+      <w:proofErr w:type="spellStart"/>
+      <w:r>
+        <w:t>newUser</w:t>
+      </w:r>
+      <w:proofErr w:type="spellEnd"/>
+      <w:proofErr w:type="gramStart"/>
+      <w:r>
+        <w:t>);</w:t>
+      </w:r>
+      <w:proofErr w:type="gramEnd"/>
+    </w:p>
+    <w:p>
+      <w:pPr>
+        <w:spacing w:after="0"/>
+      </w:pPr>
+      <w:r>
+        <w:t>        </w:t>
+      </w:r>
+      <w:proofErr w:type="spellStart"/>
+      <w:proofErr w:type="gramStart"/>
+      <w:r>
+        <w:t>context.SaveChanges</w:t>
+      </w:r>
+      <w:proofErr w:type="spellEnd"/>
+      <w:proofErr w:type="gramEnd"/>
+      <w:r>
+        <w:t>(</w:t>
+      </w:r>
+      <w:proofErr w:type="gramStart"/>
+      <w:r>
+        <w:t>);</w:t>
+      </w:r>
+      <w:proofErr w:type="gramEnd"/>
+    </w:p>
+    <w:p>
+      <w:pPr>
+        <w:spacing w:after="0"/>
+      </w:pPr>
+      <w:r>
+        <w:t>    }</w:t>
+      </w:r>
+    </w:p>
+    <w:p>
+      <w:pPr>
+        <w:spacing w:after="0"/>
+      </w:pPr>
+      <w:r>
+        <w:t>}</w:t>
+      </w:r>
+    </w:p>
+    <w:p>
+      <w:pPr>
+        <w:bidi/>
+        <w:spacing w:after="0"/>
+      </w:pPr>
+      <w:r>
+        <w:rPr>
+          <w:rtl/>
+        </w:rPr>
+        <w:lastRenderedPageBreak/>
+        <w:t>שים לב: אם אתה משתמש ב</w:t>
+      </w:r>
+      <w:r>
+        <w:t>-</w:t>
+      </w:r>
+      <w:proofErr w:type="spellStart"/>
+      <w:r>
+        <w:t>UserRoleId</w:t>
+      </w:r>
+      <w:proofErr w:type="spellEnd"/>
+      <w:r>
+        <w:t> </w:t>
+      </w:r>
+      <w:r>
+        <w:rPr>
+          <w:rtl/>
+        </w:rPr>
+        <w:t>כ</w:t>
+      </w:r>
+      <w:r>
+        <w:t xml:space="preserve">-FK, </w:t>
+      </w:r>
+      <w:r>
+        <w:rPr>
+          <w:rtl/>
+        </w:rPr>
+        <w:t>ודא שהקשר מוגדר נכון ב</w:t>
+      </w:r>
+      <w:r>
+        <w:t>-</w:t>
+      </w:r>
+      <w:proofErr w:type="spellStart"/>
+      <w:r>
+        <w:t>OnModelCreating</w:t>
+      </w:r>
+      <w:proofErr w:type="spellEnd"/>
+      <w:r>
+        <w:t> </w:t>
+      </w:r>
+      <w:r>
+        <w:rPr>
+          <w:rtl/>
+        </w:rPr>
+        <w:t>או באמצעות</w:t>
+      </w:r>
+      <w:r>
+        <w:t xml:space="preserve"> Fluent API.</w:t>
+      </w:r>
+    </w:p>
+    <w:p>
+      <w:pPr>
+        <w:bidi/>
+        <w:spacing w:after="0"/>
+      </w:pPr>
+    </w:p>
+    <w:p>
+      <w:pPr>
+        <w:bidi/>
+        <w:spacing w:after="0"/>
+        <w:rPr>
+          <w:b/>
+          <w:bCs/>
+        </w:rPr>
+      </w:pPr>
+      <w:r>
+        <w:rPr>
+          <w:b/>
+          <w:bCs/>
+        </w:rPr>
+        <w:t> </w:t>
+      </w:r>
+      <w:r>
+        <w:rPr>
+          <w:b/>
+          <w:bCs/>
+          <w:rtl/>
+        </w:rPr>
+        <w:t>סיכום</w:t>
+      </w:r>
+    </w:p>
+    <w:p>
+      <w:pPr>
+        <w:numPr>
+          <w:ilvl w:val="0"/>
+          <w:numId w:val="16"/>
+        </w:numPr>
+        <w:bidi/>
+        <w:spacing w:after="0"/>
+      </w:pPr>
+      <w:r>
+        <w:rPr>
+          <w:rtl/>
+        </w:rPr>
+        <w:t>מיגרציות יוצרות את הטבלאות בפועל בדאטאבייס</w:t>
+      </w:r>
+      <w:r>
+        <w:t>.</w:t>
+      </w:r>
+    </w:p>
+    <w:p>
+      <w:pPr>
+        <w:numPr>
+          <w:ilvl w:val="0"/>
+          <w:numId w:val="16"/>
+        </w:numPr>
+        <w:bidi/>
+        <w:spacing w:after="0"/>
+      </w:pPr>
+      <w:r>
+        <w:rPr>
+          <w:rtl/>
+        </w:rPr>
+        <w:t>מיגרציות ריקות אפשר למחוק אם לא מכילות שינויים</w:t>
+      </w:r>
+      <w:r>
+        <w:t>.</w:t>
+      </w:r>
+    </w:p>
+    <w:p>
+      <w:pPr>
+        <w:numPr>
+          <w:ilvl w:val="0"/>
+          <w:numId w:val="16"/>
+        </w:numPr>
+        <w:bidi/>
+        <w:spacing w:after="0"/>
+      </w:pPr>
+      <w:r>
+        <w:rPr>
+          <w:rtl/>
+        </w:rPr>
+        <w:t>מיגרציות לא רצות אוטומטית – צריך להריץ אותן</w:t>
+      </w:r>
+      <w:r>
+        <w:t>.</w:t>
+      </w:r>
+    </w:p>
+    <w:p>
+      <w:pPr>
+        <w:numPr>
+          <w:ilvl w:val="0"/>
+          <w:numId w:val="16"/>
+        </w:numPr>
+        <w:bidi/>
+        <w:spacing w:after="0"/>
+      </w:pPr>
+      <w:r>
+        <w:rPr>
+          <w:rtl/>
+        </w:rPr>
+        <w:t>כדי ליצור משתמש עם תפקיד, יש לשלוף את התפקיד הקיים ולהצמיד אותו למשתמש החדש</w:t>
+      </w:r>
+      <w:r>
+        <w:t>.</w:t>
+      </w:r>
+    </w:p>
+    <w:p>
+      <w:pPr>
+        <w:bidi/>
+        <w:spacing w:after="0"/>
+      </w:pPr>
+    </w:p>
+    <w:p>
+      <w:pPr>
+        <w:bidi/>
+        <w:rPr>
+          <w:rtl/>
+        </w:rPr>
+      </w:pPr>
+      <w:r>
+        <w:rPr>
+          <w:rtl/>
+        </w:rPr>
+        <w:t>מה נותנת הוספה של</w:t>
+      </w:r>
+      <w:r>
+        <w:t xml:space="preserve"> seed data?</w:t>
+      </w:r>
+      <w:r>
+        <w:rPr>
+          <w:rFonts w:hint="cs"/>
+          <w:rtl/>
+        </w:rPr>
+        <w:t>?</w:t>
+      </w:r>
+    </w:p>
+    <w:p>
+      <w:pPr>
+        <w:bidi/>
+        <w:rPr>
+          <w:lang w:val="en-IL"/>
+        </w:rPr>
+      </w:pPr>
+      <w:r>
+        <w:rPr>
+          <w:rtl/>
+        </w:rPr>
+        <w:t>הוספה של </w:t>
+      </w:r>
+      <w:r>
+        <w:rPr>
+          <w:b/>
+          <w:bCs/>
+          <w:lang w:val="en-IL"/>
+        </w:rPr>
+        <w:t>Seed Data</w:t>
+      </w:r>
+      <w:r>
+        <w:rPr>
+          <w:lang w:val="en-IL"/>
+        </w:rPr>
+        <w:t> </w:t>
+      </w:r>
+      <w:r>
+        <w:rPr>
+          <w:rtl/>
+        </w:rPr>
+        <w:t>(נתוני זריעה) ב־</w:t>
+      </w:r>
+      <w:r>
+        <w:rPr>
+          <w:lang w:val="en-IL"/>
+        </w:rPr>
+        <w:t xml:space="preserve">Entity Framework Core </w:t>
+      </w:r>
+      <w:r>
+        <w:rPr>
+          <w:rtl/>
+        </w:rPr>
+        <w:t>משמשת כדי </w:t>
+      </w:r>
+      <w:r>
+        <w:rPr>
+          <w:b/>
+          <w:bCs/>
+          <w:rtl/>
+        </w:rPr>
+        <w:t>לאתחל את בסיס הנתונים עם נתונים התחלתיים</w:t>
+      </w:r>
+      <w:r>
+        <w:rPr>
+          <w:rtl/>
+        </w:rPr>
+        <w:t> ברגע שהוא נוצר או מתעדכן. זה מאוד שימושי במיוחד בפרויקטים כמו שלך</w:t>
+      </w:r>
+      <w:r>
+        <w:rPr>
+          <w:lang w:val="en-IL"/>
+        </w:rPr>
+        <w:t xml:space="preserve"> – CRM – </w:t>
+      </w:r>
+      <w:r>
+        <w:rPr>
+          <w:rtl/>
+        </w:rPr>
+        <w:t>שבהם יש צורך בנתונים בסיסיים כדי שהמערכת תעבוד כמו שצריך</w:t>
+      </w:r>
+      <w:r>
+        <w:rPr>
+          <w:lang w:val="en-IL"/>
+        </w:rPr>
+        <w:t>.</w:t>
+      </w:r>
+    </w:p>
+    <w:p>
+      <w:pPr>
+        <w:bidi/>
+        <w:rPr>
+          <w:lang w:val="en-IL"/>
+        </w:rPr>
+      </w:pPr>
+      <w:r>
+        <w:rPr>
+          <w:lang w:val="en-IL"/>
+        </w:rPr>
+        <w:pict w14:anchorId="01323800">
+          <v:rect id="_x0000_i1041" style="width:8in;height:0" o:hrpct="0" o:hralign="center" o:hrstd="t" o:hrnoshade="t" o:hr="t" fillcolor="#424242" stroked="f"/>
+        </w:pict>
+      </w:r>
+    </w:p>
+    <w:p>
+      <w:pPr>
+        <w:bidi/>
+        <w:rPr>
+          <w:b/>
+          <w:bCs/>
+          <w:lang w:val="en-IL"/>
+        </w:rPr>
+      </w:pPr>
+      <w:r>
+        <w:rPr>
+          <w:rFonts w:ascii="Segoe UI Emoji" w:hAnsi="Segoe UI Emoji" w:cs="Segoe UI Emoji"/>
+          <w:b/>
+          <w:bCs/>
+          <w:lang w:val="en-IL"/>
+        </w:rPr>
+        <w:t>🎯</w:t>
+      </w:r>
+      <w:r>
+        <w:rPr>
+          <w:b/>
+          <w:bCs/>
+          <w:lang w:val="en-IL"/>
+        </w:rPr>
+        <w:t xml:space="preserve"> </w:t>
+      </w:r>
+      <w:r>
+        <w:rPr>
+          <w:b/>
+          <w:bCs/>
+          <w:rtl/>
+        </w:rPr>
+        <w:t>למה זה טוב</w:t>
+      </w:r>
+      <w:r>
+        <w:rPr>
+          <w:b/>
+          <w:bCs/>
+          <w:lang w:val="en-IL"/>
+        </w:rPr>
+        <w:t>?</w:t>
+      </w:r>
+    </w:p>
+    <w:p>
+      <w:pPr>
+        <w:numPr>
+          <w:ilvl w:val="0"/>
+          <w:numId w:val="17"/>
+        </w:numPr>
+        <w:bidi/>
+        <w:rPr>
+          <w:lang w:val="en-IL"/>
+        </w:rPr>
+      </w:pPr>
+      <w:r>
+        <w:rPr>
+          <w:b/>
+          <w:bCs/>
+          <w:rtl/>
+        </w:rPr>
+        <w:t>הרצת המערכת עם נתונים התחלתיים</w:t>
+      </w:r>
+      <w:r>
+        <w:rPr>
+          <w:lang w:val="en-IL"/>
+        </w:rPr>
+        <w:br/>
+      </w:r>
+      <w:r>
+        <w:rPr>
+          <w:rtl/>
+        </w:rPr>
+        <w:t>לדוגמה: תפקידי משתמשים</w:t>
+      </w:r>
+      <w:r>
+        <w:rPr>
+          <w:lang w:val="en-IL"/>
+        </w:rPr>
+        <w:t xml:space="preserve"> (Admin, Manager, User), </w:t>
+      </w:r>
+      <w:r>
+        <w:rPr>
+          <w:rtl/>
+        </w:rPr>
+        <w:t>קטגוריות, הגדרות מערכת, משתמש ברירת מחדל וכו</w:t>
+      </w:r>
+      <w:r>
+        <w:rPr>
+          <w:lang w:val="en-IL"/>
+        </w:rPr>
+        <w:t>'.</w:t>
+      </w:r>
+    </w:p>
+    <w:p>
+      <w:pPr>
+        <w:numPr>
+          <w:ilvl w:val="0"/>
+          <w:numId w:val="17"/>
+        </w:numPr>
+        <w:bidi/>
+        <w:rPr>
+          <w:lang w:val="en-IL"/>
+        </w:rPr>
+      </w:pPr>
+      <w:r>
+        <w:rPr>
+          <w:b/>
+          <w:bCs/>
+          <w:rtl/>
+        </w:rPr>
+        <w:t>בדיקות אוטומטיות</w:t>
+      </w:r>
+      <w:r>
+        <w:rPr>
+          <w:lang w:val="en-IL"/>
+        </w:rPr>
+        <w:br/>
+      </w:r>
+      <w:r>
+        <w:rPr>
+          <w:rtl/>
+        </w:rPr>
+        <w:t>מאפשר לבדוק את המערכת עם נתונים קבועים מראש</w:t>
+      </w:r>
+      <w:r>
+        <w:rPr>
+          <w:lang w:val="en-IL"/>
+        </w:rPr>
+        <w:t>.</w:t>
+      </w:r>
+    </w:p>
+    <w:p>
+      <w:pPr>
+        <w:numPr>
+          <w:ilvl w:val="0"/>
+          <w:numId w:val="17"/>
+        </w:numPr>
+        <w:bidi/>
+        <w:rPr>
+          <w:lang w:val="en-IL"/>
+        </w:rPr>
+      </w:pPr>
+      <w:r>
+        <w:rPr>
+          <w:b/>
+          <w:bCs/>
+          <w:rtl/>
+        </w:rPr>
+        <w:t>פיתוח נוח יותר</w:t>
+      </w:r>
+      <w:r>
+        <w:rPr>
+          <w:lang w:val="en-IL"/>
+        </w:rPr>
+        <w:br/>
+      </w:r>
+      <w:r>
+        <w:rPr>
+          <w:rtl/>
+        </w:rPr>
+        <w:t>כל מפתח בצוות יכול להריץ את המערכת ולקבל דאטאבייס מוכן עם נתונים</w:t>
+      </w:r>
+      <w:r>
+        <w:rPr>
+          <w:lang w:val="en-IL"/>
+        </w:rPr>
+        <w:t>.</w:t>
+      </w:r>
+    </w:p>
+    <w:p>
+      <w:pPr>
+        <w:bidi/>
+        <w:rPr>
+          <w:lang w:val="en-IL"/>
+        </w:rPr>
+      </w:pPr>
+      <w:r>
+        <w:rPr>
+          <w:lang w:val="en-IL"/>
+        </w:rPr>
+        <w:pict w14:anchorId="7E9B1763">
+          <v:rect id="_x0000_i1042" style="width:8in;height:0" o:hrpct="0" o:hralign="center" o:hrstd="t" o:hrnoshade="t" o:hr="t" fillcolor="#424242" stroked="f"/>
+        </w:pict>
+      </w:r>
+    </w:p>
+    <w:p>
+      <w:pPr>
+        <w:bidi/>
+        <w:rPr>
+          <w:b/>
+          <w:bCs/>
+          <w:lang w:val="en-IL"/>
+        </w:rPr>
+      </w:pPr>
+      <w:r>
+        <w:rPr>
+          <w:rFonts w:ascii="Segoe UI Emoji" w:hAnsi="Segoe UI Emoji" w:cs="Segoe UI Emoji"/>
+          <w:b/>
+          <w:bCs/>
+          <w:lang w:val="en-IL"/>
+        </w:rPr>
+        <w:t>🧱</w:t>
+      </w:r>
+      <w:r>
+        <w:rPr>
+          <w:b/>
+          <w:bCs/>
+          <w:lang w:val="en-IL"/>
+        </w:rPr>
+        <w:t xml:space="preserve"> </w:t>
+      </w:r>
+      <w:r>
+        <w:rPr>
+          <w:b/>
+          <w:bCs/>
+          <w:rtl/>
+        </w:rPr>
+        <w:t>איך עושים את זה</w:t>
+      </w:r>
+      <w:r>
+        <w:rPr>
+          <w:b/>
+          <w:bCs/>
+          <w:lang w:val="en-IL"/>
+        </w:rPr>
+        <w:t>?</w:t>
+      </w:r>
+    </w:p>
+    <w:p>
+      <w:pPr>
+        <w:bidi/>
+        <w:rPr>
+          <w:lang w:val="en-IL"/>
+        </w:rPr>
+      </w:pPr>
+      <w:r>
+        <w:rPr>
+          <w:rtl/>
+        </w:rPr>
+        <w:t>ב־</w:t>
+      </w:r>
+      <w:r>
+        <w:rPr>
+          <w:lang w:val="en-IL"/>
+        </w:rPr>
+        <w:t xml:space="preserve">EF Core, </w:t>
+      </w:r>
+      <w:r>
+        <w:rPr>
+          <w:rtl/>
+        </w:rPr>
+        <w:t>אתה מוסיף את הנתונים בתוך המתודה </w:t>
+      </w:r>
+      <w:proofErr w:type="spellStart"/>
+      <w:r>
+        <w:rPr>
+          <w:lang w:val="en-IL"/>
+        </w:rPr>
+        <w:t>OnModelCreating</w:t>
+      </w:r>
+      <w:proofErr w:type="spellEnd"/>
+      <w:r>
+        <w:rPr>
+          <w:lang w:val="en-IL"/>
+        </w:rPr>
+        <w:t> </w:t>
+      </w:r>
+      <w:r>
+        <w:rPr>
+          <w:rtl/>
+        </w:rPr>
+        <w:t>של ה־</w:t>
+      </w:r>
+      <w:proofErr w:type="spellStart"/>
+      <w:r>
+        <w:rPr>
+          <w:lang w:val="en-IL"/>
+        </w:rPr>
+        <w:t>DbContext</w:t>
+      </w:r>
+      <w:proofErr w:type="spellEnd"/>
+      <w:r>
+        <w:rPr>
+          <w:lang w:val="en-IL"/>
+        </w:rPr>
+        <w:t xml:space="preserve">, </w:t>
+      </w:r>
+      <w:r>
+        <w:rPr>
+          <w:rtl/>
+        </w:rPr>
+        <w:t>לדוגמה</w:t>
+      </w:r>
+      <w:r>
+        <w:rPr>
+          <w:lang w:val="en-IL"/>
+        </w:rPr>
+        <w:t>:</w:t>
+      </w:r>
+    </w:p>
+    <w:p>
+      <w:pPr>
+        <w:spacing w:after="0"/>
+        <w:rPr>
+          <w:lang w:val="en-IL"/>
+        </w:rPr>
+      </w:pPr>
+      <w:r>
+        <w:rPr>
+          <w:lang w:val="en-IL"/>
+        </w:rPr>
+        <w:t>protected override void </w:t>
+      </w:r>
+      <w:proofErr w:type="gramStart"/>
+      <w:r>
+        <w:rPr>
+          <w:lang w:val="en-IL"/>
+        </w:rPr>
+        <w:t>OnModelCreating(</w:t>
+      </w:r>
+      <w:proofErr w:type="gramEnd"/>
+      <w:r>
+        <w:rPr>
+          <w:lang w:val="en-IL"/>
+        </w:rPr>
+        <w:t>ModelBuilder modelBuilder)</w:t>
+      </w:r>
+    </w:p>
+    <w:p>
+      <w:pPr>
+        <w:spacing w:after="0"/>
+        <w:rPr>
+          <w:lang w:val="en-IL"/>
+        </w:rPr>
+      </w:pPr>
+      <w:r>
+        <w:rPr>
+          <w:lang w:val="en-IL"/>
+        </w:rPr>
+        <w:t>{</w:t>
+      </w:r>
+    </w:p>
+    <w:p>
+      <w:pPr>
+        <w:spacing w:after="0"/>
+        <w:rPr>
+          <w:lang w:val="en-IL"/>
+        </w:rPr>
+      </w:pPr>
+      <w:r>
+        <w:rPr>
+          <w:lang w:val="en-IL"/>
+        </w:rPr>
+        <w:t>    </w:t>
+      </w:r>
+      <w:proofErr w:type="spellStart"/>
+      <w:proofErr w:type="gramStart"/>
+      <w:r>
+        <w:rPr>
+          <w:lang w:val="en-IL"/>
+        </w:rPr>
+        <w:t>base.OnModelCreating</w:t>
+      </w:r>
+      <w:proofErr w:type="spellEnd"/>
+      <w:proofErr w:type="gramEnd"/>
+      <w:r>
+        <w:rPr>
+          <w:lang w:val="en-IL"/>
+        </w:rPr>
+        <w:t>(</w:t>
+      </w:r>
+      <w:proofErr w:type="spellStart"/>
+      <w:r>
+        <w:rPr>
+          <w:lang w:val="en-IL"/>
+        </w:rPr>
+        <w:t>modelBuilder</w:t>
+      </w:r>
+      <w:proofErr w:type="spellEnd"/>
+      <w:proofErr w:type="gramStart"/>
+      <w:r>
+        <w:rPr>
+          <w:lang w:val="en-IL"/>
+        </w:rPr>
+        <w:t>);</w:t>
+      </w:r>
+      <w:proofErr w:type="gramEnd"/>
+    </w:p>
+    <w:p>
+      <w:pPr>
+        <w:spacing w:after="0"/>
+        <w:rPr>
+          <w:lang w:val="en-IL"/>
+        </w:rPr>
+      </w:pPr>
+      <w:r>
+        <w:rPr>
+          <w:lang w:val="en-IL"/>
+        </w:rPr>
+        <w:t>    </w:t>
+      </w:r>
+      <w:proofErr w:type="spellStart"/>
+      <w:r>
+        <w:rPr>
+          <w:lang w:val="en-IL"/>
+        </w:rPr>
+        <w:t>modelBuilder.Entity</w:t>
+      </w:r>
+      <w:proofErr w:type="spellEnd"/>
+      <w:r>
+        <w:rPr>
+          <w:lang w:val="en-IL"/>
+        </w:rPr>
+        <w:t>(</w:t>
+      </w:r>
+      <w:proofErr w:type="gramStart"/>
+      <w:r>
+        <w:rPr>
+          <w:lang w:val="en-IL"/>
+        </w:rPr>
+        <w:t>).</w:t>
+      </w:r>
+      <w:proofErr w:type="spellStart"/>
+      <w:r>
+        <w:rPr>
+          <w:lang w:val="en-IL"/>
+        </w:rPr>
+        <w:t>HasData</w:t>
+      </w:r>
+      <w:proofErr w:type="spellEnd"/>
+      <w:proofErr w:type="gramEnd"/>
+      <w:r>
+        <w:rPr>
+          <w:lang w:val="en-IL"/>
+        </w:rPr>
+        <w:t>(</w:t>
+      </w:r>
+    </w:p>
+    <w:p>
+      <w:pPr>
+        <w:spacing w:after="0"/>
+        <w:rPr>
+          <w:lang w:val="en-IL"/>
+        </w:rPr>
+      </w:pPr>
+      <w:r>
+        <w:rPr>
+          <w:lang w:val="en-IL"/>
+        </w:rPr>
+        <w:t>        new Role </w:t>
+      </w:r>
+      <w:proofErr w:type="gramStart"/>
+      <w:r>
+        <w:rPr>
+          <w:lang w:val="en-IL"/>
+        </w:rPr>
+        <w:t>{ Id</w:t>
+      </w:r>
+      <w:proofErr w:type="gramEnd"/>
+      <w:r>
+        <w:rPr>
+          <w:lang w:val="en-IL"/>
+        </w:rPr>
+        <w:t> = 1, Name = "Admin</w:t>
+      </w:r>
+      <w:proofErr w:type="gramStart"/>
+      <w:r>
+        <w:rPr>
+          <w:lang w:val="en-IL"/>
+        </w:rPr>
+        <w:t>" }</w:t>
+      </w:r>
+      <w:proofErr w:type="gramEnd"/>
+      <w:r>
+        <w:rPr>
+          <w:lang w:val="en-IL"/>
+        </w:rPr>
+        <w:t>,</w:t>
+      </w:r>
+    </w:p>
+    <w:p>
+      <w:pPr>
+        <w:spacing w:after="0"/>
+        <w:rPr>
+          <w:lang w:val="en-IL"/>
+        </w:rPr>
+      </w:pPr>
+      <w:r>
+        <w:rPr>
+          <w:lang w:val="en-IL"/>
+        </w:rPr>
+        <w:t>        new Role </w:t>
+      </w:r>
+      <w:proofErr w:type="gramStart"/>
+      <w:r>
+        <w:rPr>
+          <w:lang w:val="en-IL"/>
+        </w:rPr>
+        <w:t>{ Id</w:t>
+      </w:r>
+      <w:proofErr w:type="gramEnd"/>
+      <w:r>
+        <w:rPr>
+          <w:lang w:val="en-IL"/>
+        </w:rPr>
+        <w:t> = 2, Name = "User</w:t>
+      </w:r>
+      <w:proofErr w:type="gramStart"/>
+      <w:r>
+        <w:rPr>
+          <w:lang w:val="en-IL"/>
+        </w:rPr>
+        <w:t>" }</w:t>
+      </w:r>
+      <w:proofErr w:type="gramEnd"/>
+    </w:p>
+    <w:p>
+      <w:pPr>
+        <w:spacing w:after="0"/>
+        <w:rPr>
+          <w:rFonts w:hint="eastAsia"/>
+          <w:lang w:val="en-GB"/>
+        </w:rPr>
+      </w:pPr>
+      <w:r>
+        <w:rPr>
+          <w:lang w:val="en-IL"/>
+        </w:rPr>
+        <w:t>    </w:t>
+      </w:r>
+      <w:proofErr w:type="gramStart"/>
+      <w:r>
+        <w:rPr>
+          <w:lang w:val="en-IL"/>
+        </w:rPr>
+        <w:t>);</w:t>
+      </w:r>
+      <w:proofErr w:type="gramEnd"/>
+    </w:p>
+    <w:p>
+      <w:pPr>
+        <w:spacing w:after="0"/>
+        <w:rPr>
+          <w:lang w:val="en-IL"/>
+        </w:rPr>
+      </w:pPr>
+      <w:r>
+        <w:rPr>
+          <w:lang w:val="en-IL"/>
+        </w:rPr>
+        <w:t>}</w:t>
+      </w:r>
+    </w:p>
+    <w:p>
+      <w:pPr>
+        <w:spacing w:after="0"/>
+        <w:rPr>
+          <w:lang w:val="en-IL"/>
+        </w:rPr>
+      </w:pPr>
+    </w:p>
+    <w:p>
+      <w:pPr>
+        <w:bidi/>
+        <w:spacing w:after="0"/>
+        <w:rPr>
+          <w:rtl/>
+          <w:lang w:val="en-IL"/>
+        </w:rPr>
+      </w:pPr>
+      <w:r>
+        <w:rPr>
+          <w:rFonts w:hint="cs"/>
+          <w:rtl/>
+          <w:lang w:val="en-IL"/>
+        </w:rPr>
+        <w:lastRenderedPageBreak/>
+        <w:t xml:space="preserve">באיזה שלב רצה המתודה:  </w:t>
+      </w:r>
+      <w:proofErr w:type="spellStart"/>
+      <w:r>
+        <w:rPr>
+          <w:lang w:val="en-IL"/>
+        </w:rPr>
+        <w:t>OnModelCreating</w:t>
+      </w:r>
+      <w:proofErr w:type="spellEnd"/>
+      <w:r>
+        <w:rPr>
+          <w:rFonts w:hint="cs"/>
+          <w:rtl/>
+          <w:lang w:val="en-IL"/>
+        </w:rPr>
+        <w:t xml:space="preserve"> ?</w:t>
+      </w:r>
+    </w:p>
+    <w:p>
+      <w:pPr>
+        <w:bidi/>
+        <w:spacing w:after="0"/>
+        <w:rPr>
+          <w:lang w:val="en-IL"/>
+        </w:rPr>
+      </w:pPr>
+      <w:r>
+        <w:rPr>
+          <w:rtl/>
+          <w:lang w:val="en-IL"/>
+        </w:rPr>
+        <w:t>המתודה </w:t>
+      </w:r>
+      <w:proofErr w:type="spellStart"/>
+      <w:r>
+        <w:rPr>
+          <w:lang w:val="en-IL"/>
+        </w:rPr>
+        <w:t>OnModelCreating</w:t>
+      </w:r>
+      <w:proofErr w:type="spellEnd"/>
+      <w:r>
+        <w:rPr>
+          <w:lang w:val="en-IL"/>
+        </w:rPr>
+        <w:t> </w:t>
+      </w:r>
+      <w:r>
+        <w:rPr>
+          <w:rtl/>
+          <w:lang w:val="en-IL"/>
+        </w:rPr>
+        <w:t>רצה </w:t>
+      </w:r>
+      <w:r>
+        <w:rPr>
+          <w:b/>
+          <w:bCs/>
+          <w:rtl/>
+          <w:lang w:val="en-IL"/>
+        </w:rPr>
+        <w:t>בזמן יצירת המודל של</w:t>
+      </w:r>
+      <w:r>
+        <w:rPr>
+          <w:b/>
+          <w:bCs/>
+          <w:lang w:val="en-IL"/>
+        </w:rPr>
+        <w:t xml:space="preserve"> Entity Framework Core</w:t>
+      </w:r>
+      <w:r>
+        <w:rPr>
+          <w:lang w:val="en-IL"/>
+        </w:rPr>
+        <w:t xml:space="preserve">, </w:t>
+      </w:r>
+      <w:r>
+        <w:rPr>
+          <w:rtl/>
+          <w:lang w:val="en-IL"/>
+        </w:rPr>
+        <w:t>כלומר כאשר</w:t>
+      </w:r>
+      <w:r>
+        <w:rPr>
+          <w:lang w:val="en-IL"/>
+        </w:rPr>
+        <w:t xml:space="preserve"> EF Core </w:t>
+      </w:r>
+      <w:r>
+        <w:rPr>
+          <w:rtl/>
+          <w:lang w:val="en-IL"/>
+        </w:rPr>
+        <w:t>בונה את המיפוי בין המחלקות שלך לבין הטבלאות בדאטאבייס</w:t>
+      </w:r>
+      <w:r>
+        <w:rPr>
+          <w:lang w:val="en-IL"/>
+        </w:rPr>
+        <w:t>.</w:t>
+      </w:r>
+    </w:p>
+    <w:p>
+      <w:pPr>
+        <w:bidi/>
+        <w:spacing w:after="0"/>
+        <w:rPr>
+          <w:b/>
+          <w:bCs/>
+          <w:lang w:val="en-IL"/>
+        </w:rPr>
+      </w:pPr>
+      <w:r>
+        <w:rPr>
+          <w:rFonts w:ascii="Segoe UI Emoji" w:hAnsi="Segoe UI Emoji" w:cs="Segoe UI Emoji"/>
+          <w:b/>
+          <w:bCs/>
+          <w:lang w:val="en-IL"/>
+        </w:rPr>
+        <w:t>📌</w:t>
+      </w:r>
+      <w:r>
+        <w:rPr>
+          <w:b/>
+          <w:bCs/>
+          <w:lang w:val="en-IL"/>
+        </w:rPr>
+        <w:t xml:space="preserve"> </w:t>
+      </w:r>
+      <w:r>
+        <w:rPr>
+          <w:b/>
+          <w:bCs/>
+          <w:rtl/>
+          <w:lang w:val="en-IL"/>
+        </w:rPr>
+        <w:t>מתי בדיוק היא מופעלת</w:t>
+      </w:r>
+      <w:r>
+        <w:rPr>
+          <w:b/>
+          <w:bCs/>
+          <w:lang w:val="en-IL"/>
+        </w:rPr>
+        <w:t>?</w:t>
+      </w:r>
+    </w:p>
+    <w:p>
+      <w:pPr>
+        <w:numPr>
+          <w:ilvl w:val="0"/>
+          <w:numId w:val="18"/>
+        </w:numPr>
+        <w:bidi/>
+        <w:spacing w:after="0"/>
+        <w:rPr>
+          <w:lang w:val="en-IL"/>
+        </w:rPr>
+      </w:pPr>
+      <w:r>
+        <w:rPr>
+          <w:rtl/>
+          <w:lang w:val="en-IL"/>
+        </w:rPr>
+        <w:t>כאשר אתה מריץ פקודות כמו</w:t>
+      </w:r>
+      <w:r>
+        <w:rPr>
+          <w:lang w:val="en-IL"/>
+        </w:rPr>
+        <w:t>:</w:t>
+      </w:r>
+    </w:p>
+    <w:p>
+      <w:pPr>
+        <w:numPr>
+          <w:ilvl w:val="1"/>
+          <w:numId w:val="18"/>
+        </w:numPr>
+        <w:bidi/>
+        <w:spacing w:after="0"/>
+        <w:rPr>
+          <w:lang w:val="en-IL"/>
+        </w:rPr>
+      </w:pPr>
+      <w:r>
+        <w:rPr>
+          <w:lang w:val="en-IL"/>
+        </w:rPr>
+        <w:t xml:space="preserve">dotnet </w:t>
+      </w:r>
+      <w:proofErr w:type="spellStart"/>
+      <w:r>
+        <w:rPr>
+          <w:lang w:val="en-IL"/>
+        </w:rPr>
+        <w:t>ef</w:t>
+      </w:r>
+      <w:proofErr w:type="spellEnd"/>
+      <w:r>
+        <w:rPr>
+          <w:lang w:val="en-IL"/>
+        </w:rPr>
+        <w:t xml:space="preserve"> migrations add</w:t>
+      </w:r>
+    </w:p>
+    <w:p>
+      <w:pPr>
+        <w:numPr>
+          <w:ilvl w:val="1"/>
+          <w:numId w:val="18"/>
+        </w:numPr>
+        <w:bidi/>
+        <w:spacing w:after="0"/>
+        <w:rPr>
+          <w:lang w:val="en-IL"/>
+        </w:rPr>
+      </w:pPr>
+      <w:r>
+        <w:rPr>
+          <w:lang w:val="en-IL"/>
+        </w:rPr>
+        <w:t xml:space="preserve">dotnet </w:t>
+      </w:r>
+      <w:proofErr w:type="spellStart"/>
+      <w:r>
+        <w:rPr>
+          <w:lang w:val="en-IL"/>
+        </w:rPr>
+        <w:t>ef</w:t>
+      </w:r>
+      <w:proofErr w:type="spellEnd"/>
+      <w:r>
+        <w:rPr>
+          <w:lang w:val="en-IL"/>
+        </w:rPr>
+        <w:t xml:space="preserve"> database update</w:t>
+      </w:r>
+    </w:p>
+    <w:p>
+      <w:pPr>
+        <w:numPr>
+          <w:ilvl w:val="1"/>
+          <w:numId w:val="18"/>
+        </w:numPr>
+        <w:bidi/>
+        <w:spacing w:after="0"/>
+        <w:rPr>
+          <w:lang w:val="en-IL"/>
+        </w:rPr>
+      </w:pPr>
+      <w:r>
+        <w:rPr>
+          <w:rtl/>
+          <w:lang w:val="en-IL"/>
+        </w:rPr>
+        <w:t>או כאשר</w:t>
+      </w:r>
+      <w:r>
+        <w:rPr>
+          <w:lang w:val="en-IL"/>
+        </w:rPr>
+        <w:t xml:space="preserve"> EF Core </w:t>
+      </w:r>
+      <w:r>
+        <w:rPr>
+          <w:rtl/>
+          <w:lang w:val="en-IL"/>
+        </w:rPr>
+        <w:t>טוען את המודל בפעם הראשונה בזמן ריצה</w:t>
+      </w:r>
+      <w:r>
+        <w:rPr>
+          <w:lang w:val="en-IL"/>
+        </w:rPr>
+        <w:t xml:space="preserve"> (</w:t>
+      </w:r>
+      <w:r>
+        <w:rPr>
+          <w:rtl/>
+          <w:lang w:val="en-IL"/>
+        </w:rPr>
+        <w:t>למשל, בעת קריאה ל־</w:t>
+      </w:r>
+      <w:proofErr w:type="spellStart"/>
+      <w:r>
+        <w:rPr>
+          <w:lang w:val="en-IL"/>
+        </w:rPr>
+        <w:t>DbContext</w:t>
+      </w:r>
+      <w:proofErr w:type="spellEnd"/>
+      <w:r>
+        <w:rPr>
+          <w:lang w:val="en-IL"/>
+        </w:rPr>
+        <w:t>)</w:t>
+      </w:r>
+    </w:p>
+    <w:p>
+      <w:pPr>
+        <w:bidi/>
+        <w:spacing w:after="0"/>
+        <w:rPr>
+          <w:lang w:val="en-IL"/>
+        </w:rPr>
+      </w:pPr>
+      <w:r>
+        <w:rPr>
+          <w:lang w:val="en-IL"/>
+        </w:rPr>
+        <w:pict w14:anchorId="73A46E44">
+          <v:rect id="_x0000_i1057" style="width:8in;height:0" o:hrpct="0" o:hralign="center" o:hrstd="t" o:hrnoshade="t" o:hr="t" fillcolor="#424242" stroked="f"/>
+        </w:pict>
+      </w:r>
+    </w:p>
+    <w:p>
+      <w:pPr>
+        <w:bidi/>
+        <w:spacing w:after="0"/>
+        <w:rPr>
+          <w:b/>
+          <w:bCs/>
+          <w:lang w:val="en-IL"/>
+        </w:rPr>
+      </w:pPr>
+      <w:r>
+        <w:rPr>
+          <w:rFonts w:ascii="Segoe UI Emoji" w:hAnsi="Segoe UI Emoji" w:cs="Segoe UI Emoji"/>
+          <w:b/>
+          <w:bCs/>
+          <w:lang w:val="en-IL"/>
+        </w:rPr>
+        <w:t>🧠</w:t>
+      </w:r>
+      <w:r>
+        <w:rPr>
+          <w:b/>
+          <w:bCs/>
+          <w:lang w:val="en-IL"/>
+        </w:rPr>
+        <w:t xml:space="preserve"> </w:t>
+      </w:r>
+      <w:r>
+        <w:rPr>
+          <w:b/>
+          <w:bCs/>
+          <w:rtl/>
+          <w:lang w:val="en-IL"/>
+        </w:rPr>
+        <w:t>מה היא עושה בפועל</w:t>
+      </w:r>
+      <w:r>
+        <w:rPr>
+          <w:b/>
+          <w:bCs/>
+          <w:lang w:val="en-IL"/>
+        </w:rPr>
+        <w:t>?</w:t>
+      </w:r>
+    </w:p>
+    <w:p>
+      <w:pPr>
+        <w:numPr>
+          <w:ilvl w:val="0"/>
+          <w:numId w:val="19"/>
+        </w:numPr>
+        <w:bidi/>
+        <w:spacing w:after="0"/>
+        <w:rPr>
+          <w:lang w:val="en-IL"/>
+        </w:rPr>
+      </w:pPr>
+      <w:r>
+        <w:rPr>
+          <w:rtl/>
+          <w:lang w:val="en-IL"/>
+        </w:rPr>
+        <w:t>מגדירה את </w:t>
+      </w:r>
+      <w:r>
+        <w:rPr>
+          <w:b/>
+          <w:bCs/>
+          <w:rtl/>
+          <w:lang w:val="en-IL"/>
+        </w:rPr>
+        <w:t>המבנה של הטבלאות</w:t>
+      </w:r>
+      <w:r>
+        <w:rPr>
+          <w:rtl/>
+          <w:lang w:val="en-IL"/>
+        </w:rPr>
+        <w:t> </w:t>
+      </w:r>
+      <w:r>
+        <w:rPr>
+          <w:lang w:val="en-IL"/>
+        </w:rPr>
+        <w:t>(</w:t>
+      </w:r>
+      <w:r>
+        <w:rPr>
+          <w:rtl/>
+          <w:lang w:val="en-IL"/>
+        </w:rPr>
+        <w:t>שמות, קשרים, מפתחות</w:t>
+      </w:r>
+      <w:r>
+        <w:rPr>
+          <w:lang w:val="en-IL"/>
+        </w:rPr>
+        <w:t>).</w:t>
+      </w:r>
+    </w:p>
+    <w:p>
+      <w:pPr>
+        <w:numPr>
+          <w:ilvl w:val="0"/>
+          <w:numId w:val="19"/>
+        </w:numPr>
+        <w:bidi/>
+        <w:spacing w:after="0"/>
+        <w:rPr>
+          <w:lang w:val="en-IL"/>
+        </w:rPr>
+      </w:pPr>
+      <w:r>
+        <w:rPr>
+          <w:rtl/>
+          <w:lang w:val="en-IL"/>
+        </w:rPr>
+        <w:t>מוסיפה </w:t>
+      </w:r>
+      <w:r>
+        <w:rPr>
+          <w:b/>
+          <w:bCs/>
+          <w:rtl/>
+          <w:lang w:val="en-IL"/>
+        </w:rPr>
+        <w:t>הגדרות מיוחדות</w:t>
+      </w:r>
+      <w:r>
+        <w:rPr>
+          <w:rtl/>
+          <w:lang w:val="en-IL"/>
+        </w:rPr>
+        <w:t> כמו המרות טיפוסים</w:t>
+      </w:r>
+      <w:r>
+        <w:rPr>
+          <w:lang w:val="en-IL"/>
+        </w:rPr>
+        <w:t xml:space="preserve"> (</w:t>
+      </w:r>
+      <w:proofErr w:type="spellStart"/>
+      <w:r>
+        <w:rPr>
+          <w:lang w:val="en-IL"/>
+        </w:rPr>
+        <w:t>HasConversion</w:t>
+      </w:r>
+      <w:proofErr w:type="spellEnd"/>
+      <w:r>
+        <w:rPr>
+          <w:lang w:val="en-IL"/>
+        </w:rPr>
+        <w:t xml:space="preserve">), </w:t>
+      </w:r>
+      <w:r>
+        <w:rPr>
+          <w:rtl/>
+          <w:lang w:val="en-IL"/>
+        </w:rPr>
+        <w:t>מגבלות</w:t>
+      </w:r>
+      <w:r>
+        <w:rPr>
+          <w:lang w:val="en-IL"/>
+        </w:rPr>
+        <w:t xml:space="preserve"> (</w:t>
+      </w:r>
+      <w:proofErr w:type="spellStart"/>
+      <w:r>
+        <w:rPr>
+          <w:lang w:val="en-IL"/>
+        </w:rPr>
+        <w:t>OnDelete</w:t>
+      </w:r>
+      <w:proofErr w:type="spellEnd"/>
+      <w:r>
+        <w:rPr>
+          <w:lang w:val="en-IL"/>
+        </w:rPr>
+        <w:t xml:space="preserve">), </w:t>
+      </w:r>
+      <w:r>
+        <w:rPr>
+          <w:rtl/>
+          <w:lang w:val="en-IL"/>
+        </w:rPr>
+        <w:t>אינדקסים, ועוד</w:t>
+      </w:r>
+      <w:r>
+        <w:rPr>
+          <w:lang w:val="en-IL"/>
+        </w:rPr>
+        <w:t>.</w:t>
+      </w:r>
+    </w:p>
+    <w:p>
+      <w:pPr>
+        <w:numPr>
+          <w:ilvl w:val="0"/>
+          <w:numId w:val="19"/>
+        </w:numPr>
+        <w:bidi/>
+        <w:spacing w:after="0"/>
+        <w:rPr>
+          <w:lang w:val="en-IL"/>
+        </w:rPr>
+      </w:pPr>
+      <w:r>
+        <w:rPr>
+          <w:rtl/>
+          <w:lang w:val="en-IL"/>
+        </w:rPr>
+        <w:t>מוסיפה </w:t>
+      </w:r>
+      <w:r>
+        <w:rPr>
+          <w:b/>
+          <w:bCs/>
+          <w:lang w:val="en-IL"/>
+        </w:rPr>
+        <w:t>Seed Data</w:t>
+      </w:r>
+      <w:r>
+        <w:rPr>
+          <w:lang w:val="en-IL"/>
+        </w:rPr>
+        <w:t xml:space="preserve"> – </w:t>
+      </w:r>
+      <w:r>
+        <w:rPr>
+          <w:rtl/>
+          <w:lang w:val="en-IL"/>
+        </w:rPr>
+        <w:t>נתונים התחלתיים שייכנסו לדאטאבייס דרך מיגרציה</w:t>
+      </w:r>
+      <w:r>
+        <w:rPr>
+          <w:lang w:val="en-IL"/>
+        </w:rPr>
+        <w:t>.</w:t>
+      </w:r>
+    </w:p>
+    <w:p>
+      <w:pPr>
+        <w:bidi/>
+        <w:spacing w:after="0"/>
+        <w:rPr>
+          <w:lang w:val="en-IL"/>
+        </w:rPr>
+      </w:pPr>
+      <w:r>
+        <w:rPr>
+          <w:lang w:val="en-IL"/>
+        </w:rPr>
+        <w:pict w14:anchorId="062717D9">
+          <v:rect id="_x0000_i1058" style="width:8in;height:0" o:hrpct="0" o:hralign="center" o:hrstd="t" o:hrnoshade="t" o:hr="t" fillcolor="#424242" stroked="f"/>
+        </w:pict>
+      </w:r>
+    </w:p>
+    <w:p>
+      <w:pPr>
+        <w:bidi/>
+        <w:spacing w:after="0"/>
+        <w:rPr>
+          <w:b/>
+          <w:bCs/>
+          <w:lang w:val="en-IL"/>
+        </w:rPr>
+      </w:pPr>
+      <w:r>
+        <w:rPr>
+          <w:rFonts w:ascii="Segoe UI Emoji" w:hAnsi="Segoe UI Emoji" w:cs="Segoe UI Emoji"/>
+          <w:b/>
+          <w:bCs/>
+          <w:lang w:val="en-IL"/>
+        </w:rPr>
+        <w:t>🧪</w:t>
+      </w:r>
+      <w:r>
+        <w:rPr>
+          <w:b/>
+          <w:bCs/>
+          <w:lang w:val="en-IL"/>
+        </w:rPr>
+        <w:t xml:space="preserve"> </w:t>
+      </w:r>
+      <w:r>
+        <w:rPr>
+          <w:b/>
+          <w:bCs/>
+          <w:rtl/>
+          <w:lang w:val="en-IL"/>
+        </w:rPr>
+        <w:t>דוגמה לתהליך</w:t>
+      </w:r>
+      <w:r>
+        <w:rPr>
+          <w:b/>
+          <w:bCs/>
+          <w:lang w:val="en-IL"/>
+        </w:rPr>
+        <w:t>:</w:t>
+      </w:r>
+    </w:p>
+    <w:p>
+      <w:pPr>
+        <w:numPr>
+          <w:ilvl w:val="0"/>
+          <w:numId w:val="20"/>
+        </w:numPr>
+        <w:bidi/>
+        <w:spacing w:after="0"/>
+        <w:rPr>
+          <w:lang w:val="en-IL"/>
+        </w:rPr>
+      </w:pPr>
+      <w:r>
+        <w:rPr>
+          <w:rtl/>
+          <w:lang w:val="en-IL"/>
+        </w:rPr>
+        <w:t>אתה כותב את </w:t>
+      </w:r>
+      <w:proofErr w:type="spellStart"/>
+      <w:r>
+        <w:rPr>
+          <w:lang w:val="en-IL"/>
+        </w:rPr>
+        <w:t>OnModelCreating</w:t>
+      </w:r>
+      <w:proofErr w:type="spellEnd"/>
+      <w:r>
+        <w:rPr>
+          <w:lang w:val="en-IL"/>
+        </w:rPr>
+        <w:t>.</w:t>
+      </w:r>
+    </w:p>
+    <w:p>
+      <w:pPr>
+        <w:numPr>
+          <w:ilvl w:val="0"/>
+          <w:numId w:val="20"/>
+        </w:numPr>
+        <w:bidi/>
+        <w:spacing w:after="0"/>
+        <w:rPr>
+          <w:lang w:val="en-IL"/>
+        </w:rPr>
+      </w:pPr>
+      <w:r>
+        <w:rPr>
+          <w:rtl/>
+          <w:lang w:val="en-IL"/>
+        </w:rPr>
+        <w:t>מריץ</w:t>
+      </w:r>
+      <w:r>
+        <w:rPr>
+          <w:lang w:val="en-IL"/>
+        </w:rPr>
+        <w:t>:</w:t>
+      </w:r>
+    </w:p>
+    <w:p>
+      <w:pPr>
+        <w:spacing w:after="0"/>
+        <w:ind w:left="720"/>
+        <w:rPr>
+          <w:rFonts w:ascii="Times New Roman" w:eastAsia="Times New Roman" w:hAnsi="Times New Roman" w:cs="Times New Roman"/>
+          <w:kern w:val="0"/>
+          <w:rtl/>
+          <w:lang w:val="en-IL"/>
+          <w14:ligatures w14:val="none"/>
+        </w:rPr>
+      </w:pPr>
+      <w:r>
+        <w:rPr>
+          <w:rFonts w:ascii="Times New Roman" w:eastAsia="Times New Roman" w:hAnsi="Times New Roman" w:cs="Times New Roman"/>
+          <w:kern w:val="0"/>
+          <w:lang w:val="en-IL"/>
+          <w14:ligatures w14:val="none"/>
+        </w:rPr>
+        <w:t>dotnet </w:t>
+      </w:r>
+      <w:proofErr w:type="spellStart"/>
+      <w:r>
+        <w:rPr>
+          <w:rFonts w:ascii="Times New Roman" w:eastAsia="Times New Roman" w:hAnsi="Times New Roman" w:cs="Times New Roman"/>
+          <w:kern w:val="0"/>
+          <w:lang w:val="en-IL"/>
+          <w14:ligatures w14:val="none"/>
+        </w:rPr>
+        <w:t>ef</w:t>
+      </w:r>
+      <w:proofErr w:type="spellEnd"/>
+      <w:r>
+        <w:rPr>
+          <w:rFonts w:ascii="Times New Roman" w:eastAsia="Times New Roman" w:hAnsi="Times New Roman" w:cs="Times New Roman"/>
+          <w:kern w:val="0"/>
+          <w:lang w:val="en-IL"/>
+          <w14:ligatures w14:val="none"/>
+        </w:rPr>
+        <w:t> migrations add </w:t>
+      </w:r>
+      <w:proofErr w:type="spellStart"/>
+      <w:r>
+        <w:rPr>
+          <w:rFonts w:ascii="Times New Roman" w:eastAsia="Times New Roman" w:hAnsi="Times New Roman" w:cs="Times New Roman"/>
+          <w:kern w:val="0"/>
+          <w:lang w:val="en-IL"/>
+          <w14:ligatures w14:val="none"/>
+        </w:rPr>
+        <w:t>SeedUserRoles</w:t>
+      </w:r>
+      <w:proofErr w:type="spellEnd"/>
+    </w:p>
+    <w:p>
+      <w:pPr>
+        <w:spacing w:after="0"/>
+        <w:ind w:left="720"/>
+        <w:rPr>
+          <w:lang w:val="en-IL"/>
+        </w:rPr>
+      </w:pPr>
+      <w:r>
+        <w:rPr>
+          <w:lang w:val="en-IL"/>
+        </w:rPr>
+        <w:t>dotnet </w:t>
+      </w:r>
+      <w:proofErr w:type="spellStart"/>
+      <w:r>
+        <w:rPr>
+          <w:lang w:val="en-IL"/>
+        </w:rPr>
+        <w:t>ef</w:t>
+      </w:r>
+      <w:proofErr w:type="spellEnd"/>
+      <w:r>
+        <w:rPr>
+          <w:lang w:val="en-IL"/>
+        </w:rPr>
+        <w:t> database update</w:t>
+      </w:r>
+    </w:p>
+    <w:p>
+      <w:pPr>
+        <w:spacing w:after="0"/>
+        <w:ind w:left="720"/>
+        <w:rPr>
+          <w:lang w:val="en-IL"/>
+        </w:rPr>
+      </w:pPr>
+    </w:p>
+    <w:p>
+      <w:pPr>
+        <w:bidi/>
+        <w:spacing w:after="0"/>
+        <w:rPr>
+          <w:rFonts w:hint="cs"/>
+          <w:rtl/>
+          <w:lang w:val="en-IL"/>
+        </w:rPr>
+      </w:pPr>
+    </w:p>
+    <w:p>
+      <w:pPr>
+        <w:bidi/>
+        <w:rPr>
+          <w:rtl/>
+          <w:lang w:val="en-IL"/>
+        </w:rPr>
+      </w:pPr>
     </w:p>
     <w:sectPr>
       <w:pgSz w:w="11906" w:h="16838"/>
@@ -3020,6 +7748,155 @@
 <file path=word/numbering.xml><?xml version="1.0" encoding="utf-8"?>
 <w:numbering xmlns:wpc="http://schemas.microsoft.com/office/word/2010/wordprocessingCanvas" xmlns:cx="http://schemas.microsoft.com/office/drawing/2014/chartex" xmlns:cx1="http://schemas.microsoft.com/office/drawing/2015/9/8/chartex" xmlns:cx2="http://schemas.microsoft.com/office/drawing/2015/10/21/chartex" xmlns:cx3="http://schemas.microsoft.com/office/drawing/2016/5/9/chartex" xmlns:cx4="http://schemas.microsoft.com/office/drawing/2016/5/10/chartex" xmlns:cx5="http://schemas.microsoft.com/office/drawing/2016/5/11/chartex" xmlns:cx6="http://schemas.microsoft.com/office/drawing/2016/5/12/chartex" xmlns:cx7="http://schemas.microsoft.com/office/drawing/2016/5/13/chartex" xmlns:cx8="http://schemas.microsoft.com/office/drawing/2016/5/14/chartex" xmlns:mc="http://schemas.openxmlformats.org/markup-compatibility/2006" xmlns:aink="http://schemas.microsoft.com/office/drawing/2016/ink" xmlns:am3d="http://schemas.microsoft.com/office/drawing/2017/model3d" xmlns:o="urn:schemas-microsoft-com:office:office" xmlns:oel="http://schemas.microsoft.com/office/2019/extlst" xmlns:r="http://schemas.openxmlformats.org/officeDocument/2006/relationships" xmlns:m="http://schemas.openxmlformats.org/officeDocument/2006/math" xmlns:v="urn:schemas-microsoft-com:vml" xmlns:wp14="http://schemas.microsoft.com/office/word/2010/wordprocessingDrawing" xmlns:wp="http://schemas.openxmlformats.org/drawingml/2006/wordprocessingDrawing" xmlns:w10="urn:schemas-microsoft-com:office:word" xmlns:w="http://schemas.openxmlformats.org/wordprocessingml/2006/main" xmlns:w14="http://schemas.microsoft.com/office/word/2010/wordml" xmlns:w15="http://schemas.microsoft.com/office/word/2012/wordml" xmlns:w16cex="http://schemas.microsoft.com/office/word/2018/wordml/cex" xmlns:w16cid="http://schemas.microsoft.com/office/word/2016/wordml/cid" xmlns:w16="http://schemas.microsoft.com/office/word/2018/wordml" xmlns:w16du="http://schemas.microsoft.com/office/word/2023/wordml/word16du" xmlns:w16sdtdh="http://schemas.microsoft.com/office/word/2020/wordml/sdtdatahash" xmlns:w16sdtfl="http://schemas.microsoft.com/office/word/2024/wordml/sdtformatlock" xmlns:w16se="http://schemas.microsoft.com/office/word/2015/wordml/symex" xmlns:wpg="http://schemas.microsoft.com/office/word/2010/wordprocessingGroup" xmlns:wpi="http://schemas.microsoft.com/office/word/2010/wordprocessingInk" xmlns:wne="http://schemas.microsoft.com/office/word/2006/wordml" xmlns:wps="http://schemas.microsoft.com/office/word/2010/wordprocessingShape" mc:Ignorable="w14 w15 w16se w16cid w16 w16cex w16sdtdh w16sdtfl w16du wp14">
   <w:abstractNum w:abstractNumId="0" w15:restartNumberingAfterBreak="0">
+    <w:nsid w:val="0387753A"/>
+    <w:multiLevelType w:val="multilevel"/>
+    <w:tmpl w:val="1AE8BE8E"/>
+    <w:lvl w:ilvl="0">
+      <w:start w:val="1"/>
+      <w:numFmt w:val="bullet"/>
+      <w:lvlText w:val=""/>
+      <w:lvlJc w:val="left"/>
+      <w:pPr>
+        <w:tabs>
+          <w:tab w:val="num" w:pos="720"/>
+        </w:tabs>
+        <w:ind w:left="720" w:hanging="360"/>
+      </w:pPr>
+      <w:rPr>
+        <w:rFonts w:ascii="Symbol" w:hAnsi="Symbol" w:hint="default"/>
+        <w:sz w:val="20"/>
+      </w:rPr>
+    </w:lvl>
+    <w:lvl w:ilvl="1" w:tentative="1">
+      <w:start w:val="1"/>
+      <w:numFmt w:val="bullet"/>
+      <w:lvlText w:val=""/>
+      <w:lvlJc w:val="left"/>
+      <w:pPr>
+        <w:tabs>
+          <w:tab w:val="num" w:pos="1440"/>
+        </w:tabs>
+        <w:ind w:left="1440" w:hanging="360"/>
+      </w:pPr>
+      <w:rPr>
+        <w:rFonts w:ascii="Symbol" w:hAnsi="Symbol" w:hint="default"/>
+        <w:sz w:val="20"/>
+      </w:rPr>
+    </w:lvl>
+    <w:lvl w:ilvl="2" w:tentative="1">
+      <w:start w:val="1"/>
+      <w:numFmt w:val="bullet"/>
+      <w:lvlText w:val=""/>
+      <w:lvlJc w:val="left"/>
+      <w:pPr>
+        <w:tabs>
+          <w:tab w:val="num" w:pos="2160"/>
+        </w:tabs>
+        <w:ind w:left="2160" w:hanging="360"/>
+      </w:pPr>
+      <w:rPr>
+        <w:rFonts w:ascii="Symbol" w:hAnsi="Symbol" w:hint="default"/>
+        <w:sz w:val="20"/>
+      </w:rPr>
+    </w:lvl>
+    <w:lvl w:ilvl="3" w:tentative="1">
+      <w:start w:val="1"/>
+      <w:numFmt w:val="bullet"/>
+      <w:lvlText w:val=""/>
+      <w:lvlJc w:val="left"/>
+      <w:pPr>
+        <w:tabs>
+          <w:tab w:val="num" w:pos="2880"/>
+        </w:tabs>
+        <w:ind w:left="2880" w:hanging="360"/>
+      </w:pPr>
+      <w:rPr>
+        <w:rFonts w:ascii="Symbol" w:hAnsi="Symbol" w:hint="default"/>
+        <w:sz w:val="20"/>
+      </w:rPr>
+    </w:lvl>
+    <w:lvl w:ilvl="4" w:tentative="1">
+      <w:start w:val="1"/>
+      <w:numFmt w:val="bullet"/>
+      <w:lvlText w:val=""/>
+      <w:lvlJc w:val="left"/>
+      <w:pPr>
+        <w:tabs>
+          <w:tab w:val="num" w:pos="3600"/>
+        </w:tabs>
+        <w:ind w:left="3600" w:hanging="360"/>
+      </w:pPr>
+      <w:rPr>
+        <w:rFonts w:ascii="Symbol" w:hAnsi="Symbol" w:hint="default"/>
+        <w:sz w:val="20"/>
+      </w:rPr>
+    </w:lvl>
+    <w:lvl w:ilvl="5" w:tentative="1">
+      <w:start w:val="1"/>
+      <w:numFmt w:val="bullet"/>
+      <w:lvlText w:val=""/>
+      <w:lvlJc w:val="left"/>
+      <w:pPr>
+        <w:tabs>
+          <w:tab w:val="num" w:pos="4320"/>
+        </w:tabs>
+        <w:ind w:left="4320" w:hanging="360"/>
+      </w:pPr>
+      <w:rPr>
+        <w:rFonts w:ascii="Symbol" w:hAnsi="Symbol" w:hint="default"/>
+        <w:sz w:val="20"/>
+      </w:rPr>
+    </w:lvl>
+    <w:lvl w:ilvl="6" w:tentative="1">
+      <w:start w:val="1"/>
+      <w:numFmt w:val="bullet"/>
+      <w:lvlText w:val=""/>
+      <w:lvlJc w:val="left"/>
+      <w:pPr>
+        <w:tabs>
+          <w:tab w:val="num" w:pos="5040"/>
+        </w:tabs>
+        <w:ind w:left="5040" w:hanging="360"/>
+      </w:pPr>
+      <w:rPr>
+        <w:rFonts w:ascii="Symbol" w:hAnsi="Symbol" w:hint="default"/>
+        <w:sz w:val="20"/>
+      </w:rPr>
+    </w:lvl>
+    <w:lvl w:ilvl="7" w:tentative="1">
+      <w:start w:val="1"/>
+      <w:numFmt w:val="bullet"/>
+      <w:lvlText w:val=""/>
+      <w:lvlJc w:val="left"/>
+      <w:pPr>
+        <w:tabs>
+          <w:tab w:val="num" w:pos="5760"/>
+        </w:tabs>
+        <w:ind w:left="5760" w:hanging="360"/>
+      </w:pPr>
+      <w:rPr>
+        <w:rFonts w:ascii="Symbol" w:hAnsi="Symbol" w:hint="default"/>
+        <w:sz w:val="20"/>
+      </w:rPr>
+    </w:lvl>
+    <w:lvl w:ilvl="8" w:tentative="1">
+      <w:start w:val="1"/>
+      <w:numFmt w:val="bullet"/>
+      <w:lvlText w:val=""/>
+      <w:lvlJc w:val="left"/>
+      <w:pPr>
+        <w:tabs>
+          <w:tab w:val="num" w:pos="6480"/>
+        </w:tabs>
+        <w:ind w:left="6480" w:hanging="360"/>
+      </w:pPr>
+      <w:rPr>
+        <w:rFonts w:ascii="Symbol" w:hAnsi="Symbol" w:hint="default"/>
+        <w:sz w:val="20"/>
+      </w:rPr>
+    </w:lvl>
+  </w:abstractNum>
+  <w:abstractNum w:abstractNumId="1" w15:restartNumberingAfterBreak="0">
     <w:nsid w:val="044B60E9"/>
     <w:multiLevelType w:val="multilevel"/>
     <w:tmpl w:val="24764820"/>
@@ -3168,7 +8045,454 @@
       </w:rPr>
     </w:lvl>
   </w:abstractNum>
-  <w:abstractNum w:abstractNumId="1" w15:restartNumberingAfterBreak="0">
+  <w:abstractNum w:abstractNumId="2" w15:restartNumberingAfterBreak="0">
+    <w:nsid w:val="0C8B7149"/>
+    <w:multiLevelType w:val="multilevel"/>
+    <w:tmpl w:val="834C7796"/>
+    <w:lvl w:ilvl="0">
+      <w:start w:val="1"/>
+      <w:numFmt w:val="bullet"/>
+      <w:lvlText w:val=""/>
+      <w:lvlJc w:val="left"/>
+      <w:pPr>
+        <w:tabs>
+          <w:tab w:val="num" w:pos="720"/>
+        </w:tabs>
+        <w:ind w:left="720" w:hanging="360"/>
+      </w:pPr>
+      <w:rPr>
+        <w:rFonts w:ascii="Symbol" w:hAnsi="Symbol" w:hint="default"/>
+        <w:sz w:val="20"/>
+      </w:rPr>
+    </w:lvl>
+    <w:lvl w:ilvl="1" w:tentative="1">
+      <w:start w:val="1"/>
+      <w:numFmt w:val="bullet"/>
+      <w:lvlText w:val=""/>
+      <w:lvlJc w:val="left"/>
+      <w:pPr>
+        <w:tabs>
+          <w:tab w:val="num" w:pos="1440"/>
+        </w:tabs>
+        <w:ind w:left="1440" w:hanging="360"/>
+      </w:pPr>
+      <w:rPr>
+        <w:rFonts w:ascii="Symbol" w:hAnsi="Symbol" w:hint="default"/>
+        <w:sz w:val="20"/>
+      </w:rPr>
+    </w:lvl>
+    <w:lvl w:ilvl="2" w:tentative="1">
+      <w:start w:val="1"/>
+      <w:numFmt w:val="bullet"/>
+      <w:lvlText w:val=""/>
+      <w:lvlJc w:val="left"/>
+      <w:pPr>
+        <w:tabs>
+          <w:tab w:val="num" w:pos="2160"/>
+        </w:tabs>
+        <w:ind w:left="2160" w:hanging="360"/>
+      </w:pPr>
+      <w:rPr>
+        <w:rFonts w:ascii="Symbol" w:hAnsi="Symbol" w:hint="default"/>
+        <w:sz w:val="20"/>
+      </w:rPr>
+    </w:lvl>
+    <w:lvl w:ilvl="3" w:tentative="1">
+      <w:start w:val="1"/>
+      <w:numFmt w:val="bullet"/>
+      <w:lvlText w:val=""/>
+      <w:lvlJc w:val="left"/>
+      <w:pPr>
+        <w:tabs>
+          <w:tab w:val="num" w:pos="2880"/>
+        </w:tabs>
+        <w:ind w:left="2880" w:hanging="360"/>
+      </w:pPr>
+      <w:rPr>
+        <w:rFonts w:ascii="Symbol" w:hAnsi="Symbol" w:hint="default"/>
+        <w:sz w:val="20"/>
+      </w:rPr>
+    </w:lvl>
+    <w:lvl w:ilvl="4" w:tentative="1">
+      <w:start w:val="1"/>
+      <w:numFmt w:val="bullet"/>
+      <w:lvlText w:val=""/>
+      <w:lvlJc w:val="left"/>
+      <w:pPr>
+        <w:tabs>
+          <w:tab w:val="num" w:pos="3600"/>
+        </w:tabs>
+        <w:ind w:left="3600" w:hanging="360"/>
+      </w:pPr>
+      <w:rPr>
+        <w:rFonts w:ascii="Symbol" w:hAnsi="Symbol" w:hint="default"/>
+        <w:sz w:val="20"/>
+      </w:rPr>
+    </w:lvl>
+    <w:lvl w:ilvl="5" w:tentative="1">
+      <w:start w:val="1"/>
+      <w:numFmt w:val="bullet"/>
+      <w:lvlText w:val=""/>
+      <w:lvlJc w:val="left"/>
+      <w:pPr>
+        <w:tabs>
+          <w:tab w:val="num" w:pos="4320"/>
+        </w:tabs>
+        <w:ind w:left="4320" w:hanging="360"/>
+      </w:pPr>
+      <w:rPr>
+        <w:rFonts w:ascii="Symbol" w:hAnsi="Symbol" w:hint="default"/>
+        <w:sz w:val="20"/>
+      </w:rPr>
+    </w:lvl>
+    <w:lvl w:ilvl="6" w:tentative="1">
+      <w:start w:val="1"/>
+      <w:numFmt w:val="bullet"/>
+      <w:lvlText w:val=""/>
+      <w:lvlJc w:val="left"/>
+      <w:pPr>
+        <w:tabs>
+          <w:tab w:val="num" w:pos="5040"/>
+        </w:tabs>
+        <w:ind w:left="5040" w:hanging="360"/>
+      </w:pPr>
+      <w:rPr>
+        <w:rFonts w:ascii="Symbol" w:hAnsi="Symbol" w:hint="default"/>
+        <w:sz w:val="20"/>
+      </w:rPr>
+    </w:lvl>
+    <w:lvl w:ilvl="7" w:tentative="1">
+      <w:start w:val="1"/>
+      <w:numFmt w:val="bullet"/>
+      <w:lvlText w:val=""/>
+      <w:lvlJc w:val="left"/>
+      <w:pPr>
+        <w:tabs>
+          <w:tab w:val="num" w:pos="5760"/>
+        </w:tabs>
+        <w:ind w:left="5760" w:hanging="360"/>
+      </w:pPr>
+      <w:rPr>
+        <w:rFonts w:ascii="Symbol" w:hAnsi="Symbol" w:hint="default"/>
+        <w:sz w:val="20"/>
+      </w:rPr>
+    </w:lvl>
+    <w:lvl w:ilvl="8" w:tentative="1">
+      <w:start w:val="1"/>
+      <w:numFmt w:val="bullet"/>
+      <w:lvlText w:val=""/>
+      <w:lvlJc w:val="left"/>
+      <w:pPr>
+        <w:tabs>
+          <w:tab w:val="num" w:pos="6480"/>
+        </w:tabs>
+        <w:ind w:left="6480" w:hanging="360"/>
+      </w:pPr>
+      <w:rPr>
+        <w:rFonts w:ascii="Symbol" w:hAnsi="Symbol" w:hint="default"/>
+        <w:sz w:val="20"/>
+      </w:rPr>
+    </w:lvl>
+  </w:abstractNum>
+  <w:abstractNum w:abstractNumId="3" w15:restartNumberingAfterBreak="0">
+    <w:nsid w:val="0D9D7EE8"/>
+    <w:multiLevelType w:val="multilevel"/>
+    <w:tmpl w:val="D27C794A"/>
+    <w:lvl w:ilvl="0">
+      <w:start w:val="1"/>
+      <w:numFmt w:val="bullet"/>
+      <w:lvlText w:val=""/>
+      <w:lvlJc w:val="left"/>
+      <w:pPr>
+        <w:tabs>
+          <w:tab w:val="num" w:pos="720"/>
+        </w:tabs>
+        <w:ind w:left="720" w:hanging="360"/>
+      </w:pPr>
+      <w:rPr>
+        <w:rFonts w:ascii="Symbol" w:hAnsi="Symbol" w:hint="default"/>
+        <w:sz w:val="20"/>
+      </w:rPr>
+    </w:lvl>
+    <w:lvl w:ilvl="1" w:tentative="1">
+      <w:start w:val="1"/>
+      <w:numFmt w:val="bullet"/>
+      <w:lvlText w:val=""/>
+      <w:lvlJc w:val="left"/>
+      <w:pPr>
+        <w:tabs>
+          <w:tab w:val="num" w:pos="1440"/>
+        </w:tabs>
+        <w:ind w:left="1440" w:hanging="360"/>
+      </w:pPr>
+      <w:rPr>
+        <w:rFonts w:ascii="Symbol" w:hAnsi="Symbol" w:hint="default"/>
+        <w:sz w:val="20"/>
+      </w:rPr>
+    </w:lvl>
+    <w:lvl w:ilvl="2" w:tentative="1">
+      <w:start w:val="1"/>
+      <w:numFmt w:val="bullet"/>
+      <w:lvlText w:val=""/>
+      <w:lvlJc w:val="left"/>
+      <w:pPr>
+        <w:tabs>
+          <w:tab w:val="num" w:pos="2160"/>
+        </w:tabs>
+        <w:ind w:left="2160" w:hanging="360"/>
+      </w:pPr>
+      <w:rPr>
+        <w:rFonts w:ascii="Symbol" w:hAnsi="Symbol" w:hint="default"/>
+        <w:sz w:val="20"/>
+      </w:rPr>
+    </w:lvl>
+    <w:lvl w:ilvl="3" w:tentative="1">
+      <w:start w:val="1"/>
+      <w:numFmt w:val="bullet"/>
+      <w:lvlText w:val=""/>
+      <w:lvlJc w:val="left"/>
+      <w:pPr>
+        <w:tabs>
+          <w:tab w:val="num" w:pos="2880"/>
+        </w:tabs>
+        <w:ind w:left="2880" w:hanging="360"/>
+      </w:pPr>
+      <w:rPr>
+        <w:rFonts w:ascii="Symbol" w:hAnsi="Symbol" w:hint="default"/>
+        <w:sz w:val="20"/>
+      </w:rPr>
+    </w:lvl>
+    <w:lvl w:ilvl="4" w:tentative="1">
+      <w:start w:val="1"/>
+      <w:numFmt w:val="bullet"/>
+      <w:lvlText w:val=""/>
+      <w:lvlJc w:val="left"/>
+      <w:pPr>
+        <w:tabs>
+          <w:tab w:val="num" w:pos="3600"/>
+        </w:tabs>
+        <w:ind w:left="3600" w:hanging="360"/>
+      </w:pPr>
+      <w:rPr>
+        <w:rFonts w:ascii="Symbol" w:hAnsi="Symbol" w:hint="default"/>
+        <w:sz w:val="20"/>
+      </w:rPr>
+    </w:lvl>
+    <w:lvl w:ilvl="5" w:tentative="1">
+      <w:start w:val="1"/>
+      <w:numFmt w:val="bullet"/>
+      <w:lvlText w:val=""/>
+      <w:lvlJc w:val="left"/>
+      <w:pPr>
+        <w:tabs>
+          <w:tab w:val="num" w:pos="4320"/>
+        </w:tabs>
+        <w:ind w:left="4320" w:hanging="360"/>
+      </w:pPr>
+      <w:rPr>
+        <w:rFonts w:ascii="Symbol" w:hAnsi="Symbol" w:hint="default"/>
+        <w:sz w:val="20"/>
+      </w:rPr>
+    </w:lvl>
+    <w:lvl w:ilvl="6" w:tentative="1">
+      <w:start w:val="1"/>
+      <w:numFmt w:val="bullet"/>
+      <w:lvlText w:val=""/>
+      <w:lvlJc w:val="left"/>
+      <w:pPr>
+        <w:tabs>
+          <w:tab w:val="num" w:pos="5040"/>
+        </w:tabs>
+        <w:ind w:left="5040" w:hanging="360"/>
+      </w:pPr>
+      <w:rPr>
+        <w:rFonts w:ascii="Symbol" w:hAnsi="Symbol" w:hint="default"/>
+        <w:sz w:val="20"/>
+      </w:rPr>
+    </w:lvl>
+    <w:lvl w:ilvl="7" w:tentative="1">
+      <w:start w:val="1"/>
+      <w:numFmt w:val="bullet"/>
+      <w:lvlText w:val=""/>
+      <w:lvlJc w:val="left"/>
+      <w:pPr>
+        <w:tabs>
+          <w:tab w:val="num" w:pos="5760"/>
+        </w:tabs>
+        <w:ind w:left="5760" w:hanging="360"/>
+      </w:pPr>
+      <w:rPr>
+        <w:rFonts w:ascii="Symbol" w:hAnsi="Symbol" w:hint="default"/>
+        <w:sz w:val="20"/>
+      </w:rPr>
+    </w:lvl>
+    <w:lvl w:ilvl="8" w:tentative="1">
+      <w:start w:val="1"/>
+      <w:numFmt w:val="bullet"/>
+      <w:lvlText w:val=""/>
+      <w:lvlJc w:val="left"/>
+      <w:pPr>
+        <w:tabs>
+          <w:tab w:val="num" w:pos="6480"/>
+        </w:tabs>
+        <w:ind w:left="6480" w:hanging="360"/>
+      </w:pPr>
+      <w:rPr>
+        <w:rFonts w:ascii="Symbol" w:hAnsi="Symbol" w:hint="default"/>
+        <w:sz w:val="20"/>
+      </w:rPr>
+    </w:lvl>
+  </w:abstractNum>
+  <w:abstractNum w:abstractNumId="4" w15:restartNumberingAfterBreak="0">
+    <w:nsid w:val="1B826E62"/>
+    <w:multiLevelType w:val="multilevel"/>
+    <w:tmpl w:val="C632204E"/>
+    <w:lvl w:ilvl="0">
+      <w:start w:val="1"/>
+      <w:numFmt w:val="bullet"/>
+      <w:lvlText w:val=""/>
+      <w:lvlJc w:val="left"/>
+      <w:pPr>
+        <w:tabs>
+          <w:tab w:val="num" w:pos="720"/>
+        </w:tabs>
+        <w:ind w:left="720" w:hanging="360"/>
+      </w:pPr>
+      <w:rPr>
+        <w:rFonts w:ascii="Symbol" w:hAnsi="Symbol" w:hint="default"/>
+        <w:sz w:val="20"/>
+      </w:rPr>
+    </w:lvl>
+    <w:lvl w:ilvl="1">
+      <w:start w:val="1"/>
+      <w:numFmt w:val="bullet"/>
+      <w:lvlText w:val=""/>
+      <w:lvlJc w:val="left"/>
+      <w:pPr>
+        <w:tabs>
+          <w:tab w:val="num" w:pos="1440"/>
+        </w:tabs>
+        <w:ind w:left="1440" w:hanging="360"/>
+      </w:pPr>
+      <w:rPr>
+        <w:rFonts w:ascii="Symbol" w:hAnsi="Symbol" w:hint="default"/>
+        <w:sz w:val="20"/>
+      </w:rPr>
+    </w:lvl>
+    <w:lvl w:ilvl="2" w:tentative="1">
+      <w:start w:val="1"/>
+      <w:numFmt w:val="bullet"/>
+      <w:lvlText w:val=""/>
+      <w:lvlJc w:val="left"/>
+      <w:pPr>
+        <w:tabs>
+          <w:tab w:val="num" w:pos="2160"/>
+        </w:tabs>
+        <w:ind w:left="2160" w:hanging="360"/>
+      </w:pPr>
+      <w:rPr>
+        <w:rFonts w:ascii="Symbol" w:hAnsi="Symbol" w:hint="default"/>
+        <w:sz w:val="20"/>
+      </w:rPr>
+    </w:lvl>
+    <w:lvl w:ilvl="3" w:tentative="1">
+      <w:start w:val="1"/>
+      <w:numFmt w:val="bullet"/>
+      <w:lvlText w:val=""/>
+      <w:lvlJc w:val="left"/>
+      <w:pPr>
+        <w:tabs>
+          <w:tab w:val="num" w:pos="2880"/>
+        </w:tabs>
+        <w:ind w:left="2880" w:hanging="360"/>
+      </w:pPr>
+      <w:rPr>
+        <w:rFonts w:ascii="Symbol" w:hAnsi="Symbol" w:hint="default"/>
+        <w:sz w:val="20"/>
+      </w:rPr>
+    </w:lvl>
+    <w:lvl w:ilvl="4" w:tentative="1">
+      <w:start w:val="1"/>
+      <w:numFmt w:val="bullet"/>
+      <w:lvlText w:val=""/>
+      <w:lvlJc w:val="left"/>
+      <w:pPr>
+        <w:tabs>
+          <w:tab w:val="num" w:pos="3600"/>
+        </w:tabs>
+        <w:ind w:left="3600" w:hanging="360"/>
+      </w:pPr>
+      <w:rPr>
+        <w:rFonts w:ascii="Symbol" w:hAnsi="Symbol" w:hint="default"/>
+        <w:sz w:val="20"/>
+      </w:rPr>
+    </w:lvl>
+    <w:lvl w:ilvl="5" w:tentative="1">
+      <w:start w:val="1"/>
+      <w:numFmt w:val="bullet"/>
+      <w:lvlText w:val=""/>
+      <w:lvlJc w:val="left"/>
+      <w:pPr>
+        <w:tabs>
+          <w:tab w:val="num" w:pos="4320"/>
+        </w:tabs>
+        <w:ind w:left="4320" w:hanging="360"/>
+      </w:pPr>
+      <w:rPr>
+        <w:rFonts w:ascii="Symbol" w:hAnsi="Symbol" w:hint="default"/>
+        <w:sz w:val="20"/>
+      </w:rPr>
+    </w:lvl>
+    <w:lvl w:ilvl="6" w:tentative="1">
+      <w:start w:val="1"/>
+      <w:numFmt w:val="bullet"/>
+      <w:lvlText w:val=""/>
+      <w:lvlJc w:val="left"/>
+      <w:pPr>
+        <w:tabs>
+          <w:tab w:val="num" w:pos="5040"/>
+        </w:tabs>
+        <w:ind w:left="5040" w:hanging="360"/>
+      </w:pPr>
+      <w:rPr>
+        <w:rFonts w:ascii="Symbol" w:hAnsi="Symbol" w:hint="default"/>
+        <w:sz w:val="20"/>
+      </w:rPr>
+    </w:lvl>
+    <w:lvl w:ilvl="7" w:tentative="1">
+      <w:start w:val="1"/>
+      <w:numFmt w:val="bullet"/>
+      <w:lvlText w:val=""/>
+      <w:lvlJc w:val="left"/>
+      <w:pPr>
+        <w:tabs>
+          <w:tab w:val="num" w:pos="5760"/>
+        </w:tabs>
+        <w:ind w:left="5760" w:hanging="360"/>
+      </w:pPr>
+      <w:rPr>
+        <w:rFonts w:ascii="Symbol" w:hAnsi="Symbol" w:hint="default"/>
+        <w:sz w:val="20"/>
+      </w:rPr>
+    </w:lvl>
+    <w:lvl w:ilvl="8" w:tentative="1">
+      <w:start w:val="1"/>
+      <w:numFmt w:val="bullet"/>
+      <w:lvlText w:val=""/>
+      <w:lvlJc w:val="left"/>
+      <w:pPr>
+        <w:tabs>
+          <w:tab w:val="num" w:pos="6480"/>
+        </w:tabs>
+        <w:ind w:left="6480" w:hanging="360"/>
+      </w:pPr>
+      <w:rPr>
+        <w:rFonts w:ascii="Symbol" w:hAnsi="Symbol" w:hint="default"/>
+        <w:sz w:val="20"/>
+      </w:rPr>
+    </w:lvl>
+  </w:abstractNum>
+  <w:abstractNum w:abstractNumId="5" w15:restartNumberingAfterBreak="0">
     <w:nsid w:val="2D014981"/>
     <w:multiLevelType w:val="multilevel"/>
     <w:tmpl w:val="1916AE32"/>
@@ -3317,7 +8641,7 @@
       </w:rPr>
     </w:lvl>
   </w:abstractNum>
-  <w:abstractNum w:abstractNumId="2" w15:restartNumberingAfterBreak="0">
+  <w:abstractNum w:abstractNumId="6" w15:restartNumberingAfterBreak="0">
     <w:nsid w:val="2FF877E5"/>
     <w:multiLevelType w:val="multilevel"/>
     <w:tmpl w:val="BC4A02AE"/>
@@ -3466,7 +8790,7 @@
       </w:rPr>
     </w:lvl>
   </w:abstractNum>
-  <w:abstractNum w:abstractNumId="3" w15:restartNumberingAfterBreak="0">
+  <w:abstractNum w:abstractNumId="7" w15:restartNumberingAfterBreak="0">
     <w:nsid w:val="32B058C3"/>
     <w:multiLevelType w:val="hybridMultilevel"/>
     <w:tmpl w:val="FCC0047A"/>
@@ -3579,7 +8903,7 @@
       </w:rPr>
     </w:lvl>
   </w:abstractNum>
-  <w:abstractNum w:abstractNumId="4" w15:restartNumberingAfterBreak="0">
+  <w:abstractNum w:abstractNumId="8" w15:restartNumberingAfterBreak="0">
     <w:nsid w:val="387D5901"/>
     <w:multiLevelType w:val="multilevel"/>
     <w:tmpl w:val="AD424262"/>
@@ -3728,7 +9052,7 @@
       </w:rPr>
     </w:lvl>
   </w:abstractNum>
-  <w:abstractNum w:abstractNumId="5" w15:restartNumberingAfterBreak="0">
+  <w:abstractNum w:abstractNumId="9" w15:restartNumberingAfterBreak="0">
     <w:nsid w:val="470F4BFA"/>
     <w:multiLevelType w:val="multilevel"/>
     <w:tmpl w:val="1916AE32"/>
@@ -3877,7 +9201,120 @@
       </w:rPr>
     </w:lvl>
   </w:abstractNum>
-  <w:abstractNum w:abstractNumId="6" w15:restartNumberingAfterBreak="0">
+  <w:abstractNum w:abstractNumId="10" w15:restartNumberingAfterBreak="0">
+    <w:nsid w:val="49336454"/>
+    <w:multiLevelType w:val="multilevel"/>
+    <w:tmpl w:val="6FB03C56"/>
+    <w:lvl w:ilvl="0">
+      <w:start w:val="1"/>
+      <w:numFmt w:val="decimal"/>
+      <w:lvlText w:val="%1."/>
+      <w:lvlJc w:val="left"/>
+      <w:pPr>
+        <w:tabs>
+          <w:tab w:val="num" w:pos="720"/>
+        </w:tabs>
+        <w:ind w:left="720" w:hanging="360"/>
+      </w:pPr>
+    </w:lvl>
+    <w:lvl w:ilvl="1" w:tentative="1">
+      <w:start w:val="1"/>
+      <w:numFmt w:val="decimal"/>
+      <w:lvlText w:val="%2."/>
+      <w:lvlJc w:val="left"/>
+      <w:pPr>
+        <w:tabs>
+          <w:tab w:val="num" w:pos="1440"/>
+        </w:tabs>
+        <w:ind w:left="1440" w:hanging="360"/>
+      </w:pPr>
+    </w:lvl>
+    <w:lvl w:ilvl="2" w:tentative="1">
+      <w:start w:val="1"/>
+      <w:numFmt w:val="decimal"/>
+      <w:lvlText w:val="%3."/>
+      <w:lvlJc w:val="left"/>
+      <w:pPr>
+        <w:tabs>
+          <w:tab w:val="num" w:pos="2160"/>
+        </w:tabs>
+        <w:ind w:left="2160" w:hanging="360"/>
+      </w:pPr>
+    </w:lvl>
+    <w:lvl w:ilvl="3" w:tentative="1">
+      <w:start w:val="1"/>
+      <w:numFmt w:val="decimal"/>
+      <w:lvlText w:val="%4."/>
+      <w:lvlJc w:val="left"/>
+      <w:pPr>
+        <w:tabs>
+          <w:tab w:val="num" w:pos="2880"/>
+        </w:tabs>
+        <w:ind w:left="2880" w:hanging="360"/>
+      </w:pPr>
+    </w:lvl>
+    <w:lvl w:ilvl="4" w:tentative="1">
+      <w:start w:val="1"/>
+      <w:numFmt w:val="decimal"/>
+      <w:lvlText w:val="%5."/>
+      <w:lvlJc w:val="left"/>
+      <w:pPr>
+        <w:tabs>
+          <w:tab w:val="num" w:pos="3600"/>
+        </w:tabs>
+        <w:ind w:left="3600" w:hanging="360"/>
+      </w:pPr>
+    </w:lvl>
+    <w:lvl w:ilvl="5" w:tentative="1">
+      <w:start w:val="1"/>
+      <w:numFmt w:val="decimal"/>
+      <w:lvlText w:val="%6."/>
+      <w:lvlJc w:val="left"/>
+      <w:pPr>
+        <w:tabs>
+          <w:tab w:val="num" w:pos="4320"/>
+        </w:tabs>
+        <w:ind w:left="4320" w:hanging="360"/>
+      </w:pPr>
+    </w:lvl>
+    <w:lvl w:ilvl="6" w:tentative="1">
+      <w:start w:val="1"/>
+      <w:numFmt w:val="decimal"/>
+      <w:lvlText w:val="%7."/>
+      <w:lvlJc w:val="left"/>
+      <w:pPr>
+        <w:tabs>
+          <w:tab w:val="num" w:pos="5040"/>
+        </w:tabs>
+        <w:ind w:left="5040" w:hanging="360"/>
+      </w:pPr>
+    </w:lvl>
+    <w:lvl w:ilvl="7" w:tentative="1">
+      <w:start w:val="1"/>
+      <w:numFmt w:val="decimal"/>
+      <w:lvlText w:val="%8."/>
+      <w:lvlJc w:val="left"/>
+      <w:pPr>
+        <w:tabs>
+          <w:tab w:val="num" w:pos="5760"/>
+        </w:tabs>
+        <w:ind w:left="5760" w:hanging="360"/>
+      </w:pPr>
+    </w:lvl>
+    <w:lvl w:ilvl="8" w:tentative="1">
+      <w:start w:val="1"/>
+      <w:numFmt w:val="decimal"/>
+      <w:lvlText w:val="%9."/>
+      <w:lvlJc w:val="left"/>
+      <w:pPr>
+        <w:tabs>
+          <w:tab w:val="num" w:pos="6480"/>
+        </w:tabs>
+        <w:ind w:left="6480" w:hanging="360"/>
+      </w:pPr>
+    </w:lvl>
+  </w:abstractNum>
+  <w:abstractNum w:abstractNumId="11" w15:restartNumberingAfterBreak="0">
     <w:nsid w:val="4E7351E6"/>
     <w:multiLevelType w:val="multilevel"/>
     <w:tmpl w:val="6CD8364C"/>
@@ -4026,7 +9463,120 @@
       </w:rPr>
     </w:lvl>
   </w:abstractNum>
-  <w:abstractNum w:abstractNumId="7" w15:restartNumberingAfterBreak="0">
+  <w:abstractNum w:abstractNumId="12" w15:restartNumberingAfterBreak="0">
+    <w:nsid w:val="55AB449D"/>
+    <w:multiLevelType w:val="multilevel"/>
+    <w:tmpl w:val="16C62B9E"/>
+    <w:lvl w:ilvl="0">
+      <w:start w:val="1"/>
+      <w:numFmt w:val="decimal"/>
+      <w:lvlText w:val="%1."/>
+      <w:lvlJc w:val="left"/>
+      <w:pPr>
+        <w:tabs>
+          <w:tab w:val="num" w:pos="720"/>
+        </w:tabs>
+        <w:ind w:left="720" w:hanging="360"/>
+      </w:pPr>
+    </w:lvl>
+    <w:lvl w:ilvl="1" w:tentative="1">
+      <w:start w:val="1"/>
+      <w:numFmt w:val="decimal"/>
+      <w:lvlText w:val="%2."/>
+      <w:lvlJc w:val="left"/>
+      <w:pPr>
+        <w:tabs>
+          <w:tab w:val="num" w:pos="1440"/>
+        </w:tabs>
+        <w:ind w:left="1440" w:hanging="360"/>
+      </w:pPr>
+    </w:lvl>
+    <w:lvl w:ilvl="2" w:tentative="1">
+      <w:start w:val="1"/>
+      <w:numFmt w:val="decimal"/>
+      <w:lvlText w:val="%3."/>
+      <w:lvlJc w:val="left"/>
+      <w:pPr>
+        <w:tabs>
+          <w:tab w:val="num" w:pos="2160"/>
+        </w:tabs>
+        <w:ind w:left="2160" w:hanging="360"/>
+      </w:pPr>
+    </w:lvl>
+    <w:lvl w:ilvl="3" w:tentative="1">
+      <w:start w:val="1"/>
+      <w:numFmt w:val="decimal"/>
+      <w:lvlText w:val="%4."/>
+      <w:lvlJc w:val="left"/>
+      <w:pPr>
+        <w:tabs>
+          <w:tab w:val="num" w:pos="2880"/>
+        </w:tabs>
+        <w:ind w:left="2880" w:hanging="360"/>
+      </w:pPr>
+    </w:lvl>
+    <w:lvl w:ilvl="4" w:tentative="1">
+      <w:start w:val="1"/>
+      <w:numFmt w:val="decimal"/>
+      <w:lvlText w:val="%5."/>
+      <w:lvlJc w:val="left"/>
+      <w:pPr>
+        <w:tabs>
+          <w:tab w:val="num" w:pos="3600"/>
+        </w:tabs>
+        <w:ind w:left="3600" w:hanging="360"/>
+      </w:pPr>
+    </w:lvl>
+    <w:lvl w:ilvl="5" w:tentative="1">
+      <w:start w:val="1"/>
+      <w:numFmt w:val="decimal"/>
+      <w:lvlText w:val="%6."/>
+      <w:lvlJc w:val="left"/>
+      <w:pPr>
+        <w:tabs>
+          <w:tab w:val="num" w:pos="4320"/>
+        </w:tabs>
+        <w:ind w:left="4320" w:hanging="360"/>
+      </w:pPr>
+    </w:lvl>
+    <w:lvl w:ilvl="6" w:tentative="1">
+      <w:start w:val="1"/>
+      <w:numFmt w:val="decimal"/>
+      <w:lvlText w:val="%7."/>
+      <w:lvlJc w:val="left"/>
+      <w:pPr>
+        <w:tabs>
+          <w:tab w:val="num" w:pos="5040"/>
+        </w:tabs>
+        <w:ind w:left="5040" w:hanging="360"/>
+      </w:pPr>
+    </w:lvl>
+    <w:lvl w:ilvl="7" w:tentative="1">
+      <w:start w:val="1"/>
+      <w:numFmt w:val="decimal"/>
+      <w:lvlText w:val="%8."/>
+      <w:lvlJc w:val="left"/>
+      <w:pPr>
+        <w:tabs>
+          <w:tab w:val="num" w:pos="5760"/>
+        </w:tabs>
+        <w:ind w:left="5760" w:hanging="360"/>
+      </w:pPr>
+    </w:lvl>
+    <w:lvl w:ilvl="8" w:tentative="1">
+      <w:start w:val="1"/>
+      <w:numFmt w:val="decimal"/>
+      <w:lvlText w:val="%9."/>
+      <w:lvlJc w:val="left"/>
+      <w:pPr>
+        <w:tabs>
+          <w:tab w:val="num" w:pos="6480"/>
+        </w:tabs>
+        <w:ind w:left="6480" w:hanging="360"/>
+      </w:pPr>
+    </w:lvl>
+  </w:abstractNum>
+  <w:abstractNum w:abstractNumId="13" w15:restartNumberingAfterBreak="0">
     <w:nsid w:val="59C8297E"/>
     <w:multiLevelType w:val="multilevel"/>
     <w:tmpl w:val="F5508990"/>
@@ -4175,7 +9725,7 @@
       </w:rPr>
     </w:lvl>
   </w:abstractNum>
-  <w:abstractNum w:abstractNumId="8" w15:restartNumberingAfterBreak="0">
+  <w:abstractNum w:abstractNumId="14" w15:restartNumberingAfterBreak="0">
     <w:nsid w:val="67CF4480"/>
     <w:multiLevelType w:val="multilevel"/>
     <w:tmpl w:val="3EDE590C"/>
@@ -4324,7 +9874,7 @@
       </w:rPr>
     </w:lvl>
   </w:abstractNum>
-  <w:abstractNum w:abstractNumId="9" w15:restartNumberingAfterBreak="0">
+  <w:abstractNum w:abstractNumId="15" w15:restartNumberingAfterBreak="0">
     <w:nsid w:val="6A1F7185"/>
     <w:multiLevelType w:val="multilevel"/>
     <w:tmpl w:val="9E525B34"/>
@@ -4473,7 +10023,120 @@
       </w:rPr>
     </w:lvl>
   </w:abstractNum>
-  <w:abstractNum w:abstractNumId="10" w15:restartNumberingAfterBreak="0">
+  <w:abstractNum w:abstractNumId="16" w15:restartNumberingAfterBreak="0">
+    <w:nsid w:val="72237BD1"/>
+    <w:multiLevelType w:val="multilevel"/>
+    <w:tmpl w:val="B144F344"/>
+    <w:lvl w:ilvl="0">
+      <w:start w:val="1"/>
+      <w:numFmt w:val="decimal"/>
+      <w:lvlText w:val="%1."/>
+      <w:lvlJc w:val="left"/>
+      <w:pPr>
+        <w:tabs>
+          <w:tab w:val="num" w:pos="720"/>
+        </w:tabs>
+        <w:ind w:left="720" w:hanging="360"/>
+      </w:pPr>
+    </w:lvl>
+    <w:lvl w:ilvl="1" w:tentative="1">
+      <w:start w:val="1"/>
+      <w:numFmt w:val="decimal"/>
+      <w:lvlText w:val="%2."/>
+      <w:lvlJc w:val="left"/>
+      <w:pPr>
+        <w:tabs>
+          <w:tab w:val="num" w:pos="1440"/>
+        </w:tabs>
+        <w:ind w:left="1440" w:hanging="360"/>
+      </w:pPr>
+    </w:lvl>
+    <w:lvl w:ilvl="2" w:tentative="1">
+      <w:start w:val="1"/>
+      <w:numFmt w:val="decimal"/>
+      <w:lvlText w:val="%3."/>
+      <w:lvlJc w:val="left"/>
+      <w:pPr>
+        <w:tabs>
+          <w:tab w:val="num" w:pos="2160"/>
+        </w:tabs>
+        <w:ind w:left="2160" w:hanging="360"/>
+      </w:pPr>
+    </w:lvl>
+    <w:lvl w:ilvl="3" w:tentative="1">
+      <w:start w:val="1"/>
+      <w:numFmt w:val="decimal"/>
+      <w:lvlText w:val="%4."/>
+      <w:lvlJc w:val="left"/>
+      <w:pPr>
+        <w:tabs>
+          <w:tab w:val="num" w:pos="2880"/>
+        </w:tabs>
+        <w:ind w:left="2880" w:hanging="360"/>
+      </w:pPr>
+    </w:lvl>
+    <w:lvl w:ilvl="4" w:tentative="1">
+      <w:start w:val="1"/>
+      <w:numFmt w:val="decimal"/>
+      <w:lvlText w:val="%5."/>
+      <w:lvlJc w:val="left"/>
+      <w:pPr>
+        <w:tabs>
+          <w:tab w:val="num" w:pos="3600"/>
+        </w:tabs>
+        <w:ind w:left="3600" w:hanging="360"/>
+      </w:pPr>
+    </w:lvl>
+    <w:lvl w:ilvl="5" w:tentative="1">
+      <w:start w:val="1"/>
+      <w:numFmt w:val="decimal"/>
+      <w:lvlText w:val="%6."/>
+      <w:lvlJc w:val="left"/>
+      <w:pPr>
+        <w:tabs>
+          <w:tab w:val="num" w:pos="4320"/>
+        </w:tabs>
+        <w:ind w:left="4320" w:hanging="360"/>
+      </w:pPr>
+    </w:lvl>
+    <w:lvl w:ilvl="6" w:tentative="1">
+      <w:start w:val="1"/>
+      <w:numFmt w:val="decimal"/>
+      <w:lvlText w:val="%7."/>
+      <w:lvlJc w:val="left"/>
+      <w:pPr>
+        <w:tabs>
+          <w:tab w:val="num" w:pos="5040"/>
+        </w:tabs>
+        <w:ind w:left="5040" w:hanging="360"/>
+      </w:pPr>
+    </w:lvl>
+    <w:lvl w:ilvl="7" w:tentative="1">
+      <w:start w:val="1"/>
+      <w:numFmt w:val="decimal"/>
+      <w:lvlText w:val="%8."/>
+      <w:lvlJc w:val="left"/>
+      <w:pPr>
+        <w:tabs>
+          <w:tab w:val="num" w:pos="5760"/>
+        </w:tabs>
+        <w:ind w:left="5760" w:hanging="360"/>
+      </w:pPr>
+    </w:lvl>
+    <w:lvl w:ilvl="8" w:tentative="1">
+      <w:start w:val="1"/>
+      <w:numFmt w:val="decimal"/>
+      <w:lvlText w:val="%9."/>
+      <w:lvlJc w:val="left"/>
+      <w:pPr>
+        <w:tabs>
+          <w:tab w:val="num" w:pos="6480"/>
+        </w:tabs>
+        <w:ind w:left="6480" w:hanging="360"/>
+      </w:pPr>
+    </w:lvl>
+  </w:abstractNum>
+  <w:abstractNum w:abstractNumId="17" w15:restartNumberingAfterBreak="0">
     <w:nsid w:val="7BE9671A"/>
     <w:multiLevelType w:val="multilevel"/>
     <w:tmpl w:val="5E821FEE"/>
@@ -4622,7 +10285,156 @@
       </w:rPr>
     </w:lvl>
   </w:abstractNum>
-  <w:abstractNum w:abstractNumId="11" w15:restartNumberingAfterBreak="0">
+  <w:abstractNum w:abstractNumId="18" w15:restartNumberingAfterBreak="0">
+    <w:nsid w:val="7C5A5716"/>
+    <w:multiLevelType w:val="multilevel"/>
+    <w:tmpl w:val="46626FBA"/>
+    <w:lvl w:ilvl="0">
+      <w:start w:val="1"/>
+      <w:numFmt w:val="bullet"/>
+      <w:lvlText w:val=""/>
+      <w:lvlJc w:val="left"/>
+      <w:pPr>
+        <w:tabs>
+          <w:tab w:val="num" w:pos="720"/>
+        </w:tabs>
+        <w:ind w:left="720" w:hanging="360"/>
+      </w:pPr>
+      <w:rPr>
+        <w:rFonts w:ascii="Symbol" w:hAnsi="Symbol" w:hint="default"/>
+        <w:sz w:val="20"/>
+      </w:rPr>
+    </w:lvl>
+    <w:lvl w:ilvl="1" w:tentative="1">
+      <w:start w:val="1"/>
+      <w:numFmt w:val="bullet"/>
+      <w:lvlText w:val=""/>
+      <w:lvlJc w:val="left"/>
+      <w:pPr>
+        <w:tabs>
+          <w:tab w:val="num" w:pos="1440"/>
+        </w:tabs>
+        <w:ind w:left="1440" w:hanging="360"/>
+      </w:pPr>
+      <w:rPr>
+        <w:rFonts w:ascii="Symbol" w:hAnsi="Symbol" w:hint="default"/>
+        <w:sz w:val="20"/>
+      </w:rPr>
+    </w:lvl>
+    <w:lvl w:ilvl="2" w:tentative="1">
+      <w:start w:val="1"/>
+      <w:numFmt w:val="bullet"/>
+      <w:lvlText w:val=""/>
+      <w:lvlJc w:val="left"/>
+      <w:pPr>
+        <w:tabs>
+          <w:tab w:val="num" w:pos="2160"/>
+        </w:tabs>
+        <w:ind w:left="2160" w:hanging="360"/>
+      </w:pPr>
+      <w:rPr>
+        <w:rFonts w:ascii="Symbol" w:hAnsi="Symbol" w:hint="default"/>
+        <w:sz w:val="20"/>
+      </w:rPr>
+    </w:lvl>
+    <w:lvl w:ilvl="3" w:tentative="1">
+      <w:start w:val="1"/>
+      <w:numFmt w:val="bullet"/>
+      <w:lvlText w:val=""/>
+      <w:lvlJc w:val="left"/>
+      <w:pPr>
+        <w:tabs>
+          <w:tab w:val="num" w:pos="2880"/>
+        </w:tabs>
+        <w:ind w:left="2880" w:hanging="360"/>
+      </w:pPr>
+      <w:rPr>
+        <w:rFonts w:ascii="Symbol" w:hAnsi="Symbol" w:hint="default"/>
+        <w:sz w:val="20"/>
+      </w:rPr>
+    </w:lvl>
+    <w:lvl w:ilvl="4" w:tentative="1">
+      <w:start w:val="1"/>
+      <w:numFmt w:val="bullet"/>
+      <w:lvlText w:val=""/>
+      <w:lvlJc w:val="left"/>
+      <w:pPr>
+        <w:tabs>
+          <w:tab w:val="num" w:pos="3600"/>
+        </w:tabs>
+        <w:ind w:left="3600" w:hanging="360"/>
+      </w:pPr>
+      <w:rPr>
+        <w:rFonts w:ascii="Symbol" w:hAnsi="Symbol" w:hint="default"/>
+        <w:sz w:val="20"/>
+      </w:rPr>
+    </w:lvl>
+    <w:lvl w:ilvl="5" w:tentative="1">
+      <w:start w:val="1"/>
+      <w:numFmt w:val="bullet"/>
+      <w:lvlText w:val=""/>
+      <w:lvlJc w:val="left"/>
+      <w:pPr>
+        <w:tabs>
+          <w:tab w:val="num" w:pos="4320"/>
+        </w:tabs>
+        <w:ind w:left="4320" w:hanging="360"/>
+      </w:pPr>
+      <w:rPr>
+        <w:rFonts w:ascii="Symbol" w:hAnsi="Symbol" w:hint="default"/>
+        <w:sz w:val="20"/>
+      </w:rPr>
+    </w:lvl>
+    <w:lvl w:ilvl="6" w:tentative="1">
+      <w:start w:val="1"/>
+      <w:numFmt w:val="bullet"/>
+      <w:lvlText w:val=""/>
+      <w:lvlJc w:val="left"/>
+      <w:pPr>
+        <w:tabs>
+          <w:tab w:val="num" w:pos="5040"/>
+        </w:tabs>
+        <w:ind w:left="5040" w:hanging="360"/>
+      </w:pPr>
+      <w:rPr>
+        <w:rFonts w:ascii="Symbol" w:hAnsi="Symbol" w:hint="default"/>
+        <w:sz w:val="20"/>
+      </w:rPr>
+    </w:lvl>
+    <w:lvl w:ilvl="7" w:tentative="1">
+      <w:start w:val="1"/>
+      <w:numFmt w:val="bullet"/>
+      <w:lvlText w:val=""/>
+      <w:lvlJc w:val="left"/>
+      <w:pPr>
+        <w:tabs>
+          <w:tab w:val="num" w:pos="5760"/>
+        </w:tabs>
+        <w:ind w:left="5760" w:hanging="360"/>
+      </w:pPr>
+      <w:rPr>
+        <w:rFonts w:ascii="Symbol" w:hAnsi="Symbol" w:hint="default"/>
+        <w:sz w:val="20"/>
+      </w:rPr>
+    </w:lvl>
+    <w:lvl w:ilvl="8" w:tentative="1">
+      <w:start w:val="1"/>
+      <w:numFmt w:val="bullet"/>
+      <w:lvlText w:val=""/>
+      <w:lvlJc w:val="left"/>
+      <w:pPr>
+        <w:tabs>
+          <w:tab w:val="num" w:pos="6480"/>
+        </w:tabs>
+        <w:ind w:left="6480" w:hanging="360"/>
+      </w:pPr>
+      <w:rPr>
+        <w:rFonts w:ascii="Symbol" w:hAnsi="Symbol" w:hint="default"/>
+        <w:sz w:val="20"/>
+      </w:rPr>
+    </w:lvl>
+  </w:abstractNum>
+  <w:abstractNum w:abstractNumId="19" w15:restartNumberingAfterBreak="0">
     <w:nsid w:val="7F7F0B8E"/>
     <w:multiLevelType w:val="hybridMultilevel"/>
     <w:tmpl w:val="04521E1C"/>
@@ -4736,40 +10548,64 @@
     </w:lvl>
   </w:abstractNum>
   <w:num w:numId="1" w16cid:durableId="1922639782">
+    <w:abstractNumId w:val="7"/>
+  </w:num>
+  <w:num w:numId="2" w16cid:durableId="919288310">
+    <w:abstractNumId w:val="1"/>
+  </w:num>
+  <w:num w:numId="3" w16cid:durableId="2113278963">
+    <w:abstractNumId w:val="13"/>
+  </w:num>
+  <w:num w:numId="4" w16cid:durableId="763651920">
+    <w:abstractNumId w:val="15"/>
+  </w:num>
+  <w:num w:numId="5" w16cid:durableId="745424166">
+    <w:abstractNumId w:val="11"/>
+  </w:num>
+  <w:num w:numId="6" w16cid:durableId="13457703">
+    <w:abstractNumId w:val="8"/>
+  </w:num>
+  <w:num w:numId="7" w16cid:durableId="70394628">
+    <w:abstractNumId w:val="19"/>
+  </w:num>
+  <w:num w:numId="8" w16cid:durableId="427652855">
+    <w:abstractNumId w:val="6"/>
+  </w:num>
+  <w:num w:numId="9" w16cid:durableId="1517576576">
+    <w:abstractNumId w:val="14"/>
+  </w:num>
+  <w:num w:numId="10" w16cid:durableId="652609081">
+    <w:abstractNumId w:val="5"/>
+  </w:num>
+  <w:num w:numId="11" w16cid:durableId="533151994">
+    <w:abstractNumId w:val="17"/>
+  </w:num>
+  <w:num w:numId="12" w16cid:durableId="2097823002">
+    <w:abstractNumId w:val="9"/>
+  </w:num>
+  <w:num w:numId="13" w16cid:durableId="1307971476">
+    <w:abstractNumId w:val="12"/>
+  </w:num>
+  <w:num w:numId="14" w16cid:durableId="1314026744">
     <w:abstractNumId w:val="3"/>
   </w:num>
-  <w:num w:numId="2" w16cid:durableId="919288310">
+  <w:num w:numId="15" w16cid:durableId="522060861">
+    <w:abstractNumId w:val="2"/>
+  </w:num>
+  <w:num w:numId="16" w16cid:durableId="1971939238">
     <w:abstractNumId w:val="0"/>
   </w:num>
-  <w:num w:numId="3" w16cid:durableId="2113278963">
-    <w:abstractNumId w:val="7"/>
+  <w:num w:numId="17" w16cid:durableId="391777720">
+    <w:abstractNumId w:val="16"/>
   </w:num>
-  <w:num w:numId="4" w16cid:durableId="763651920">
-    <w:abstractNumId w:val="9"/>
-  </w:num>
-  <w:num w:numId="5" w16cid:durableId="745424166">
-    <w:abstractNumId w:val="6"/>
-  </w:num>
-  <w:num w:numId="6" w16cid:durableId="13457703">
+  <w:num w:numId="18" w16cid:durableId="1739816707">
     <w:abstractNumId w:val="4"/>
   </w:num>
-  <w:num w:numId="7" w16cid:durableId="70394628">
-    <w:abstractNumId w:val="11"/>
+  <w:num w:numId="19" w16cid:durableId="1319579072">
+    <w:abstractNumId w:val="18"/>
   </w:num>
-  <w:num w:numId="8" w16cid:durableId="427652855">
-    <w:abstractNumId w:val="2"/>
-  </w:num>
-  <w:num w:numId="9" w16cid:durableId="1517576576">
-    <w:abstractNumId w:val="8"/>
-  </w:num>
-  <w:num w:numId="10" w16cid:durableId="652609081">
-    <w:abstractNumId w:val="1"/>
-  </w:num>
-  <w:num w:numId="11" w16cid:durableId="533151994">
+  <w:num w:numId="20" w16cid:durableId="550767990">
     <w:abstractNumId w:val="10"/>
-  </w:num>
-  <w:num w:numId="12" w16cid:durableId="2097823002">
-    <w:abstractNumId w:val="5"/>
   </w:num>
 </w:numbering>
 </file>

--- a/Documentations/A2CDevLogbook.docx
+++ b/Documentations/A2CDevLogbook.docx
@@ -6272,9 +6272,6 @@
     <w:p>
       <w:pPr>
         <w:bidi/>
-        <w:rPr>
-          <w:lang w:val="en-IL"/>
-        </w:rPr>
       </w:pPr>
       <w:r>
         <w:rPr>
@@ -6286,14 +6283,10 @@
         <w:rPr>
           <w:b/>
           <w:bCs/>
-          <w:lang w:val="en-IL"/>
         </w:rPr>
         <w:t>Seed Data</w:t>
       </w:r>
       <w:r>
-        <w:rPr>
-          <w:lang w:val="en-IL"/>
-        </w:rPr>
         <w:t> </w:t>
       </w:r>
       <w:r>
@@ -6303,9 +6296,6 @@
         <w:t>(נתוני זריעה) ב־</w:t>
       </w:r>
       <w:r>
-        <w:rPr>
-          <w:lang w:val="en-IL"/>
-        </w:rPr>
         <w:t xml:space="preserve">Entity Framework Core </w:t>
       </w:r>
       <w:r>
@@ -6329,9 +6319,6 @@
         <w:t> ברגע שהוא נוצר או מתעדכן. זה מאוד שימושי במיוחד בפרויקטים כמו שלך</w:t>
       </w:r>
       <w:r>
-        <w:rPr>
-          <w:lang w:val="en-IL"/>
-        </w:rPr>
         <w:t xml:space="preserve"> – CRM – </w:t>
       </w:r>
       <w:r>
@@ -6341,25 +6328,16 @@
         <w:t>שבהם יש צורך בנתונים בסיסיים כדי שהמערכת תעבוד כמו שצריך</w:t>
       </w:r>
       <w:r>
-        <w:rPr>
-          <w:lang w:val="en-IL"/>
-        </w:rPr>
         <w:t>.</w:t>
       </w:r>
     </w:p>
     <w:p>
       <w:pPr>
         <w:bidi/>
-        <w:rPr>
-          <w:lang w:val="en-IL"/>
-        </w:rPr>
-      </w:pPr>
-      <w:r>
-        <w:rPr>
-          <w:lang w:val="en-IL"/>
-        </w:rPr>
+      </w:pPr>
+      <w:r>
         <w:pict w14:anchorId="01323800">
-          <v:rect id="_x0000_i1041" style="width:8in;height:0" o:hrpct="0" o:hralign="center" o:hrstd="t" o:hrnoshade="t" o:hr="t" fillcolor="#424242" stroked="f"/>
+          <v:rect id="_x0000_i1029" style="width:8in;height:0" o:hrpct="0" o:hralign="center" o:hrstd="t" o:hrnoshade="t" o:hr="t" fillcolor="#424242" stroked="f"/>
         </w:pict>
       </w:r>
     </w:p>
@@ -6369,7 +6347,6 @@
         <w:rPr>
           <w:b/>
           <w:bCs/>
-          <w:lang w:val="en-IL"/>
         </w:rPr>
       </w:pPr>
       <w:r>
@@ -6377,7 +6354,6 @@
           <w:rFonts w:ascii="Segoe UI Emoji" w:hAnsi="Segoe UI Emoji" w:cs="Segoe UI Emoji"/>
           <w:b/>
           <w:bCs/>
-          <w:lang w:val="en-IL"/>
         </w:rPr>
         <w:t>🎯</w:t>
       </w:r>
@@ -6385,7 +6361,6 @@
         <w:rPr>
           <w:b/>
           <w:bCs/>
-          <w:lang w:val="en-IL"/>
         </w:rPr>
         <w:t xml:space="preserve"> </w:t>
       </w:r>
@@ -6401,7 +6376,6 @@
         <w:rPr>
           <w:b/>
           <w:bCs/>
-          <w:lang w:val="en-IL"/>
         </w:rPr>
         <w:t>?</w:t>
       </w:r>
@@ -6413,9 +6387,6 @@
           <w:numId w:val="17"/>
         </w:numPr>
         <w:bidi/>
-        <w:rPr>
-          <w:lang w:val="en-IL"/>
-        </w:rPr>
       </w:pPr>
       <w:r>
         <w:rPr>
@@ -6426,9 +6397,6 @@
         <w:t>הרצת המערכת עם נתונים התחלתיים</w:t>
       </w:r>
       <w:r>
-        <w:rPr>
-          <w:lang w:val="en-IL"/>
-        </w:rPr>
         <w:br/>
       </w:r>
       <w:r>
@@ -6438,9 +6406,6 @@
         <w:t>לדוגמה: תפקידי משתמשים</w:t>
       </w:r>
       <w:r>
-        <w:rPr>
-          <w:lang w:val="en-IL"/>
-        </w:rPr>
         <w:t xml:space="preserve"> (Admin, Manager, User), </w:t>
       </w:r>
       <w:r>
@@ -6450,9 +6415,6 @@
         <w:t>קטגוריות, הגדרות מערכת, משתמש ברירת מחדל וכו</w:t>
       </w:r>
       <w:r>
-        <w:rPr>
-          <w:lang w:val="en-IL"/>
-        </w:rPr>
         <w:t>'.</w:t>
       </w:r>
     </w:p>
@@ -6463,9 +6425,6 @@
           <w:numId w:val="17"/>
         </w:numPr>
         <w:bidi/>
-        <w:rPr>
-          <w:lang w:val="en-IL"/>
-        </w:rPr>
       </w:pPr>
       <w:r>
         <w:rPr>
@@ -6476,9 +6435,6 @@
         <w:t>בדיקות אוטומטיות</w:t>
       </w:r>
       <w:r>
-        <w:rPr>
-          <w:lang w:val="en-IL"/>
-        </w:rPr>
         <w:br/>
       </w:r>
       <w:r>
@@ -6488,9 +6444,6 @@
         <w:t>מאפשר לבדוק את המערכת עם נתונים קבועים מראש</w:t>
       </w:r>
       <w:r>
-        <w:rPr>
-          <w:lang w:val="en-IL"/>
-        </w:rPr>
         <w:t>.</w:t>
       </w:r>
     </w:p>
@@ -6501,9 +6454,6 @@
           <w:numId w:val="17"/>
         </w:numPr>
         <w:bidi/>
-        <w:rPr>
-          <w:lang w:val="en-IL"/>
-        </w:rPr>
       </w:pPr>
       <w:r>
         <w:rPr>
@@ -6514,9 +6464,6 @@
         <w:t>פיתוח נוח יותר</w:t>
       </w:r>
       <w:r>
-        <w:rPr>
-          <w:lang w:val="en-IL"/>
-        </w:rPr>
         <w:br/>
       </w:r>
       <w:r>
@@ -6526,25 +6473,16 @@
         <w:t>כל מפתח בצוות יכול להריץ את המערכת ולקבל דאטאבייס מוכן עם נתונים</w:t>
       </w:r>
       <w:r>
-        <w:rPr>
-          <w:lang w:val="en-IL"/>
-        </w:rPr>
         <w:t>.</w:t>
       </w:r>
     </w:p>
     <w:p>
       <w:pPr>
         <w:bidi/>
-        <w:rPr>
-          <w:lang w:val="en-IL"/>
-        </w:rPr>
-      </w:pPr>
-      <w:r>
-        <w:rPr>
-          <w:lang w:val="en-IL"/>
-        </w:rPr>
+      </w:pPr>
+      <w:r>
         <w:pict w14:anchorId="7E9B1763">
-          <v:rect id="_x0000_i1042" style="width:8in;height:0" o:hrpct="0" o:hralign="center" o:hrstd="t" o:hrnoshade="t" o:hr="t" fillcolor="#424242" stroked="f"/>
+          <v:rect id="_x0000_i1030" style="width:8in;height:0" o:hrpct="0" o:hralign="center" o:hrstd="t" o:hrnoshade="t" o:hr="t" fillcolor="#424242" stroked="f"/>
         </w:pict>
       </w:r>
     </w:p>
@@ -6554,7 +6492,6 @@
         <w:rPr>
           <w:b/>
           <w:bCs/>
-          <w:lang w:val="en-IL"/>
         </w:rPr>
       </w:pPr>
       <w:r>
@@ -6562,7 +6499,6 @@
           <w:rFonts w:ascii="Segoe UI Emoji" w:hAnsi="Segoe UI Emoji" w:cs="Segoe UI Emoji"/>
           <w:b/>
           <w:bCs/>
-          <w:lang w:val="en-IL"/>
         </w:rPr>
         <w:t>🧱</w:t>
       </w:r>
@@ -6570,7 +6506,6 @@
         <w:rPr>
           <w:b/>
           <w:bCs/>
-          <w:lang w:val="en-IL"/>
         </w:rPr>
         <w:t xml:space="preserve"> </w:t>
       </w:r>
@@ -6586,7 +6521,6 @@
         <w:rPr>
           <w:b/>
           <w:bCs/>
-          <w:lang w:val="en-IL"/>
         </w:rPr>
         <w:t>?</w:t>
       </w:r>
@@ -6594,9 +6528,6 @@
     <w:p>
       <w:pPr>
         <w:bidi/>
-        <w:rPr>
-          <w:lang w:val="en-IL"/>
-        </w:rPr>
       </w:pPr>
       <w:r>
         <w:rPr>
@@ -6605,9 +6536,6 @@
         <w:t>ב־</w:t>
       </w:r>
       <w:r>
-        <w:rPr>
-          <w:lang w:val="en-IL"/>
-        </w:rPr>
         <w:t xml:space="preserve">EF Core, </w:t>
       </w:r>
       <w:r>
@@ -6618,16 +6546,10 @@
       </w:r>
       <w:proofErr w:type="spellStart"/>
       <w:r>
-        <w:rPr>
-          <w:lang w:val="en-IL"/>
-        </w:rPr>
         <w:t>OnModelCreating</w:t>
       </w:r>
       <w:proofErr w:type="spellEnd"/>
       <w:r>
-        <w:rPr>
-          <w:lang w:val="en-IL"/>
-        </w:rPr>
         <w:t> </w:t>
       </w:r>
       <w:r>
@@ -6638,16 +6560,10 @@
       </w:r>
       <w:proofErr w:type="spellStart"/>
       <w:r>
-        <w:rPr>
-          <w:lang w:val="en-IL"/>
-        </w:rPr>
         <w:t>DbContext</w:t>
       </w:r>
       <w:proofErr w:type="spellEnd"/>
       <w:r>
-        <w:rPr>
-          <w:lang w:val="en-IL"/>
-        </w:rPr>
         <w:t xml:space="preserve">, </w:t>
       </w:r>
       <w:r>
@@ -6657,96 +6573,57 @@
         <w:t>לדוגמה</w:t>
       </w:r>
       <w:r>
-        <w:rPr>
-          <w:lang w:val="en-IL"/>
-        </w:rPr>
         <w:t>:</w:t>
       </w:r>
     </w:p>
     <w:p>
       <w:pPr>
         <w:spacing w:after="0"/>
-        <w:rPr>
-          <w:lang w:val="en-IL"/>
-        </w:rPr>
-      </w:pPr>
-      <w:r>
-        <w:rPr>
-          <w:lang w:val="en-IL"/>
-        </w:rPr>
+      </w:pPr>
+      <w:r>
         <w:t>protected override void </w:t>
       </w:r>
       <w:proofErr w:type="gramStart"/>
       <w:r>
-        <w:rPr>
-          <w:lang w:val="en-IL"/>
-        </w:rPr>
         <w:t>OnModelCreating(</w:t>
       </w:r>
       <w:proofErr w:type="gramEnd"/>
       <w:r>
-        <w:rPr>
-          <w:lang w:val="en-IL"/>
-        </w:rPr>
         <w:t>ModelBuilder modelBuilder)</w:t>
       </w:r>
     </w:p>
     <w:p>
       <w:pPr>
         <w:spacing w:after="0"/>
-        <w:rPr>
-          <w:lang w:val="en-IL"/>
-        </w:rPr>
-      </w:pPr>
-      <w:r>
-        <w:rPr>
-          <w:lang w:val="en-IL"/>
-        </w:rPr>
+      </w:pPr>
+      <w:r>
         <w:t>{</w:t>
       </w:r>
     </w:p>
     <w:p>
       <w:pPr>
         <w:spacing w:after="0"/>
-        <w:rPr>
-          <w:lang w:val="en-IL"/>
-        </w:rPr>
-      </w:pPr>
-      <w:r>
-        <w:rPr>
-          <w:lang w:val="en-IL"/>
-        </w:rPr>
+      </w:pPr>
+      <w:r>
         <w:t>    </w:t>
       </w:r>
       <w:proofErr w:type="spellStart"/>
       <w:proofErr w:type="gramStart"/>
       <w:r>
-        <w:rPr>
-          <w:lang w:val="en-IL"/>
-        </w:rPr>
         <w:t>base.OnModelCreating</w:t>
       </w:r>
       <w:proofErr w:type="spellEnd"/>
       <w:proofErr w:type="gramEnd"/>
       <w:r>
-        <w:rPr>
-          <w:lang w:val="en-IL"/>
-        </w:rPr>
         <w:t>(</w:t>
       </w:r>
       <w:proofErr w:type="spellStart"/>
       <w:r>
-        <w:rPr>
-          <w:lang w:val="en-IL"/>
-        </w:rPr>
         <w:t>modelBuilder</w:t>
       </w:r>
       <w:proofErr w:type="spellEnd"/>
       <w:proofErr w:type="gramStart"/>
       <w:r>
-        <w:rPr>
-          <w:lang w:val="en-IL"/>
-        </w:rPr>
         <w:t>);</w:t>
       </w:r>
       <w:proofErr w:type="gramEnd"/>
@@ -6754,127 +6631,73 @@
     <w:p>
       <w:pPr>
         <w:spacing w:after="0"/>
-        <w:rPr>
-          <w:lang w:val="en-IL"/>
-        </w:rPr>
-      </w:pPr>
-      <w:r>
-        <w:rPr>
-          <w:lang w:val="en-IL"/>
-        </w:rPr>
+      </w:pPr>
+      <w:r>
         <w:t>    </w:t>
       </w:r>
       <w:proofErr w:type="spellStart"/>
       <w:r>
-        <w:rPr>
-          <w:lang w:val="en-IL"/>
-        </w:rPr>
         <w:t>modelBuilder.Entity</w:t>
       </w:r>
       <w:proofErr w:type="spellEnd"/>
       <w:r>
-        <w:rPr>
-          <w:lang w:val="en-IL"/>
-        </w:rPr>
         <w:t>(</w:t>
       </w:r>
       <w:proofErr w:type="gramStart"/>
       <w:r>
-        <w:rPr>
-          <w:lang w:val="en-IL"/>
-        </w:rPr>
         <w:t>).</w:t>
       </w:r>
       <w:proofErr w:type="spellStart"/>
       <w:r>
-        <w:rPr>
-          <w:lang w:val="en-IL"/>
-        </w:rPr>
         <w:t>HasData</w:t>
       </w:r>
       <w:proofErr w:type="spellEnd"/>
       <w:proofErr w:type="gramEnd"/>
       <w:r>
-        <w:rPr>
-          <w:lang w:val="en-IL"/>
-        </w:rPr>
         <w:t>(</w:t>
       </w:r>
     </w:p>
     <w:p>
       <w:pPr>
         <w:spacing w:after="0"/>
-        <w:rPr>
-          <w:lang w:val="en-IL"/>
-        </w:rPr>
-      </w:pPr>
-      <w:r>
-        <w:rPr>
-          <w:lang w:val="en-IL"/>
-        </w:rPr>
+      </w:pPr>
+      <w:r>
         <w:t>        new Role </w:t>
       </w:r>
       <w:proofErr w:type="gramStart"/>
       <w:r>
-        <w:rPr>
-          <w:lang w:val="en-IL"/>
-        </w:rPr>
         <w:t>{ Id</w:t>
       </w:r>
       <w:proofErr w:type="gramEnd"/>
       <w:r>
-        <w:rPr>
-          <w:lang w:val="en-IL"/>
-        </w:rPr>
         <w:t> = 1, Name = "Admin</w:t>
       </w:r>
       <w:proofErr w:type="gramStart"/>
       <w:r>
-        <w:rPr>
-          <w:lang w:val="en-IL"/>
-        </w:rPr>
         <w:t>" }</w:t>
       </w:r>
       <w:proofErr w:type="gramEnd"/>
       <w:r>
-        <w:rPr>
-          <w:lang w:val="en-IL"/>
-        </w:rPr>
         <w:t>,</w:t>
       </w:r>
     </w:p>
     <w:p>
       <w:pPr>
         <w:spacing w:after="0"/>
-        <w:rPr>
-          <w:lang w:val="en-IL"/>
-        </w:rPr>
-      </w:pPr>
-      <w:r>
-        <w:rPr>
-          <w:lang w:val="en-IL"/>
-        </w:rPr>
+      </w:pPr>
+      <w:r>
         <w:t>        new Role </w:t>
       </w:r>
       <w:proofErr w:type="gramStart"/>
       <w:r>
-        <w:rPr>
-          <w:lang w:val="en-IL"/>
-        </w:rPr>
         <w:t>{ Id</w:t>
       </w:r>
       <w:proofErr w:type="gramEnd"/>
       <w:r>
-        <w:rPr>
-          <w:lang w:val="en-IL"/>
-        </w:rPr>
         <w:t> = 2, Name = "User</w:t>
       </w:r>
       <w:proofErr w:type="gramStart"/>
       <w:r>
-        <w:rPr>
-          <w:lang w:val="en-IL"/>
-        </w:rPr>
         <w:t>" }</w:t>
       </w:r>
       <w:proofErr w:type="gramEnd"/>
@@ -6883,21 +6706,14 @@
       <w:pPr>
         <w:spacing w:after="0"/>
         <w:rPr>
-          <w:rFonts w:hint="eastAsia"/>
           <w:lang w:val="en-GB"/>
         </w:rPr>
       </w:pPr>
       <w:r>
-        <w:rPr>
-          <w:lang w:val="en-IL"/>
-        </w:rPr>
         <w:t>    </w:t>
       </w:r>
       <w:proofErr w:type="gramStart"/>
       <w:r>
-        <w:rPr>
-          <w:lang w:val="en-IL"/>
-        </w:rPr>
         <w:t>);</w:t>
       </w:r>
       <w:proofErr w:type="gramEnd"/>
@@ -6905,23 +6721,14 @@
     <w:p>
       <w:pPr>
         <w:spacing w:after="0"/>
-        <w:rPr>
-          <w:lang w:val="en-IL"/>
-        </w:rPr>
-      </w:pPr>
-      <w:r>
-        <w:rPr>
-          <w:lang w:val="en-IL"/>
-        </w:rPr>
+      </w:pPr>
+      <w:r>
         <w:t>}</w:t>
       </w:r>
     </w:p>
     <w:p>
       <w:pPr>
         <w:spacing w:after="0"/>
-        <w:rPr>
-          <w:lang w:val="en-IL"/>
-        </w:rPr>
       </w:pPr>
     </w:p>
     <w:p>
@@ -6930,23 +6737,18 @@
         <w:spacing w:after="0"/>
         <w:rPr>
           <w:rtl/>
-          <w:lang w:val="en-IL"/>
         </w:rPr>
       </w:pPr>
       <w:r>
         <w:rPr>
           <w:rFonts w:hint="cs"/>
           <w:rtl/>
-          <w:lang w:val="en-IL"/>
         </w:rPr>
         <w:lastRenderedPageBreak/>
         <w:t xml:space="preserve">באיזה שלב רצה המתודה:  </w:t>
       </w:r>
       <w:proofErr w:type="spellStart"/>
       <w:r>
-        <w:rPr>
-          <w:lang w:val="en-IL"/>
-        </w:rPr>
         <w:t>OnModelCreating</w:t>
       </w:r>
       <w:proofErr w:type="spellEnd"/>
@@ -6954,7 +6756,6 @@
         <w:rPr>
           <w:rFonts w:hint="cs"/>
           <w:rtl/>
-          <w:lang w:val="en-IL"/>
         </w:rPr>
         <w:t xml:space="preserve"> ?</w:t>
       </w:r>
@@ -6963,35 +6764,24 @@
       <w:pPr>
         <w:bidi/>
         <w:spacing w:after="0"/>
-        <w:rPr>
-          <w:lang w:val="en-IL"/>
-        </w:rPr>
-      </w:pPr>
-      <w:r>
-        <w:rPr>
-          <w:rtl/>
-          <w:lang w:val="en-IL"/>
+      </w:pPr>
+      <w:r>
+        <w:rPr>
+          <w:rtl/>
         </w:rPr>
         <w:t>המתודה </w:t>
       </w:r>
       <w:proofErr w:type="spellStart"/>
       <w:r>
-        <w:rPr>
-          <w:lang w:val="en-IL"/>
-        </w:rPr>
         <w:t>OnModelCreating</w:t>
       </w:r>
       <w:proofErr w:type="spellEnd"/>
       <w:r>
-        <w:rPr>
-          <w:lang w:val="en-IL"/>
-        </w:rPr>
         <w:t> </w:t>
       </w:r>
       <w:r>
         <w:rPr>
           <w:rtl/>
-          <w:lang w:val="en-IL"/>
         </w:rPr>
         <w:t>רצה </w:t>
       </w:r>
@@ -7000,7 +6790,6 @@
           <w:b/>
           <w:bCs/>
           <w:rtl/>
-          <w:lang w:val="en-IL"/>
         </w:rPr>
         <w:t>בזמן יצירת המודל של</w:t>
       </w:r>
@@ -7008,40 +6797,28 @@
         <w:rPr>
           <w:b/>
           <w:bCs/>
-          <w:lang w:val="en-IL"/>
         </w:rPr>
         <w:t xml:space="preserve"> Entity Framework Core</w:t>
       </w:r>
       <w:r>
-        <w:rPr>
-          <w:lang w:val="en-IL"/>
-        </w:rPr>
         <w:t xml:space="preserve">, </w:t>
       </w:r>
       <w:r>
         <w:rPr>
           <w:rtl/>
-          <w:lang w:val="en-IL"/>
         </w:rPr>
         <w:t>כלומר כאשר</w:t>
       </w:r>
       <w:r>
-        <w:rPr>
-          <w:lang w:val="en-IL"/>
-        </w:rPr>
         <w:t xml:space="preserve"> EF Core </w:t>
       </w:r>
       <w:r>
         <w:rPr>
           <w:rtl/>
-          <w:lang w:val="en-IL"/>
         </w:rPr>
         <w:t>בונה את המיפוי בין המחלקות שלך לבין הטבלאות בדאטאבייס</w:t>
       </w:r>
       <w:r>
-        <w:rPr>
-          <w:lang w:val="en-IL"/>
-        </w:rPr>
         <w:t>.</w:t>
       </w:r>
     </w:p>
@@ -7052,7 +6829,6 @@
         <w:rPr>
           <w:b/>
           <w:bCs/>
-          <w:lang w:val="en-IL"/>
         </w:rPr>
       </w:pPr>
       <w:r>
@@ -7060,7 +6836,6 @@
           <w:rFonts w:ascii="Segoe UI Emoji" w:hAnsi="Segoe UI Emoji" w:cs="Segoe UI Emoji"/>
           <w:b/>
           <w:bCs/>
-          <w:lang w:val="en-IL"/>
         </w:rPr>
         <w:t>📌</w:t>
       </w:r>
@@ -7068,7 +6843,6 @@
         <w:rPr>
           <w:b/>
           <w:bCs/>
-          <w:lang w:val="en-IL"/>
         </w:rPr>
         <w:t xml:space="preserve"> </w:t>
       </w:r>
@@ -7077,7 +6851,6 @@
           <w:b/>
           <w:bCs/>
           <w:rtl/>
-          <w:lang w:val="en-IL"/>
         </w:rPr>
         <w:t>מתי בדיוק היא מופעלת</w:t>
       </w:r>
@@ -7085,7 +6858,6 @@
         <w:rPr>
           <w:b/>
           <w:bCs/>
-          <w:lang w:val="en-IL"/>
         </w:rPr>
         <w:t>?</w:t>
       </w:r>
@@ -7098,21 +6870,14 @@
         </w:numPr>
         <w:bidi/>
         <w:spacing w:after="0"/>
-        <w:rPr>
-          <w:lang w:val="en-IL"/>
-        </w:rPr>
-      </w:pPr>
-      <w:r>
-        <w:rPr>
-          <w:rtl/>
-          <w:lang w:val="en-IL"/>
+      </w:pPr>
+      <w:r>
+        <w:rPr>
+          <w:rtl/>
         </w:rPr>
         <w:t>כאשר אתה מריץ פקודות כמו</w:t>
       </w:r>
       <w:r>
-        <w:rPr>
-          <w:lang w:val="en-IL"/>
-        </w:rPr>
         <w:t>:</w:t>
       </w:r>
     </w:p>
@@ -7124,28 +6889,16 @@
         </w:numPr>
         <w:bidi/>
         <w:spacing w:after="0"/>
-        <w:rPr>
-          <w:lang w:val="en-IL"/>
-        </w:rPr>
-      </w:pPr>
-      <w:r>
-        <w:rPr>
-          <w:lang w:val="en-IL"/>
-        </w:rPr>
+      </w:pPr>
+      <w:r>
         <w:t xml:space="preserve">dotnet </w:t>
       </w:r>
       <w:proofErr w:type="spellStart"/>
       <w:r>
-        <w:rPr>
-          <w:lang w:val="en-IL"/>
-        </w:rPr>
         <w:t>ef</w:t>
       </w:r>
       <w:proofErr w:type="spellEnd"/>
       <w:r>
-        <w:rPr>
-          <w:lang w:val="en-IL"/>
-        </w:rPr>
         <w:t xml:space="preserve"> migrations add</w:t>
       </w:r>
     </w:p>
@@ -7157,28 +6910,16 @@
         </w:numPr>
         <w:bidi/>
         <w:spacing w:after="0"/>
-        <w:rPr>
-          <w:lang w:val="en-IL"/>
-        </w:rPr>
-      </w:pPr>
-      <w:r>
-        <w:rPr>
-          <w:lang w:val="en-IL"/>
-        </w:rPr>
+      </w:pPr>
+      <w:r>
         <w:t xml:space="preserve">dotnet </w:t>
       </w:r>
       <w:proofErr w:type="spellStart"/>
       <w:r>
-        <w:rPr>
-          <w:lang w:val="en-IL"/>
-        </w:rPr>
         <w:t>ef</w:t>
       </w:r>
       <w:proofErr w:type="spellEnd"/>
       <w:r>
-        <w:rPr>
-          <w:lang w:val="en-IL"/>
-        </w:rPr>
         <w:t xml:space="preserve"> database update</w:t>
       </w:r>
     </w:p>
@@ -7190,55 +6931,37 @@
         </w:numPr>
         <w:bidi/>
         <w:spacing w:after="0"/>
-        <w:rPr>
-          <w:lang w:val="en-IL"/>
-        </w:rPr>
-      </w:pPr>
-      <w:r>
-        <w:rPr>
-          <w:rtl/>
-          <w:lang w:val="en-IL"/>
+      </w:pPr>
+      <w:r>
+        <w:rPr>
+          <w:rtl/>
         </w:rPr>
         <w:t>או כאשר</w:t>
       </w:r>
       <w:r>
-        <w:rPr>
-          <w:lang w:val="en-IL"/>
-        </w:rPr>
         <w:t xml:space="preserve"> EF Core </w:t>
       </w:r>
       <w:r>
         <w:rPr>
           <w:rtl/>
-          <w:lang w:val="en-IL"/>
         </w:rPr>
         <w:t>טוען את המודל בפעם הראשונה בזמן ריצה</w:t>
       </w:r>
       <w:r>
-        <w:rPr>
-          <w:lang w:val="en-IL"/>
-        </w:rPr>
         <w:t xml:space="preserve"> (</w:t>
       </w:r>
       <w:r>
         <w:rPr>
           <w:rtl/>
-          <w:lang w:val="en-IL"/>
         </w:rPr>
         <w:t>למשל, בעת קריאה ל־</w:t>
       </w:r>
       <w:proofErr w:type="spellStart"/>
       <w:r>
-        <w:rPr>
-          <w:lang w:val="en-IL"/>
-        </w:rPr>
         <w:t>DbContext</w:t>
       </w:r>
       <w:proofErr w:type="spellEnd"/>
       <w:r>
-        <w:rPr>
-          <w:lang w:val="en-IL"/>
-        </w:rPr>
         <w:t>)</w:t>
       </w:r>
     </w:p>
@@ -7246,16 +6969,10 @@
       <w:pPr>
         <w:bidi/>
         <w:spacing w:after="0"/>
-        <w:rPr>
-          <w:lang w:val="en-IL"/>
-        </w:rPr>
-      </w:pPr>
-      <w:r>
-        <w:rPr>
-          <w:lang w:val="en-IL"/>
-        </w:rPr>
+      </w:pPr>
+      <w:r>
         <w:pict w14:anchorId="73A46E44">
-          <v:rect id="_x0000_i1057" style="width:8in;height:0" o:hrpct="0" o:hralign="center" o:hrstd="t" o:hrnoshade="t" o:hr="t" fillcolor="#424242" stroked="f"/>
+          <v:rect id="_x0000_i1031" style="width:8in;height:0" o:hrpct="0" o:hralign="center" o:hrstd="t" o:hrnoshade="t" o:hr="t" fillcolor="#424242" stroked="f"/>
         </w:pict>
       </w:r>
     </w:p>
@@ -7266,7 +6983,6 @@
         <w:rPr>
           <w:b/>
           <w:bCs/>
-          <w:lang w:val="en-IL"/>
         </w:rPr>
       </w:pPr>
       <w:r>
@@ -7274,7 +6990,6 @@
           <w:rFonts w:ascii="Segoe UI Emoji" w:hAnsi="Segoe UI Emoji" w:cs="Segoe UI Emoji"/>
           <w:b/>
           <w:bCs/>
-          <w:lang w:val="en-IL"/>
         </w:rPr>
         <w:t>🧠</w:t>
       </w:r>
@@ -7282,7 +6997,6 @@
         <w:rPr>
           <w:b/>
           <w:bCs/>
-          <w:lang w:val="en-IL"/>
         </w:rPr>
         <w:t xml:space="preserve"> </w:t>
       </w:r>
@@ -7291,7 +7005,6 @@
           <w:b/>
           <w:bCs/>
           <w:rtl/>
-          <w:lang w:val="en-IL"/>
         </w:rPr>
         <w:t>מה היא עושה בפועל</w:t>
       </w:r>
@@ -7299,7 +7012,6 @@
         <w:rPr>
           <w:b/>
           <w:bCs/>
-          <w:lang w:val="en-IL"/>
         </w:rPr>
         <w:t>?</w:t>
       </w:r>
@@ -7312,14 +7024,10 @@
         </w:numPr>
         <w:bidi/>
         <w:spacing w:after="0"/>
-        <w:rPr>
-          <w:lang w:val="en-IL"/>
-        </w:rPr>
-      </w:pPr>
-      <w:r>
-        <w:rPr>
-          <w:rtl/>
-          <w:lang w:val="en-IL"/>
+      </w:pPr>
+      <w:r>
+        <w:rPr>
+          <w:rtl/>
         </w:rPr>
         <w:t>מגדירה את </w:t>
       </w:r>
@@ -7328,34 +7036,25 @@
           <w:b/>
           <w:bCs/>
           <w:rtl/>
-          <w:lang w:val="en-IL"/>
         </w:rPr>
         <w:t>המבנה של הטבלאות</w:t>
       </w:r>
       <w:r>
         <w:rPr>
           <w:rtl/>
-          <w:lang w:val="en-IL"/>
         </w:rPr>
         <w:t> </w:t>
       </w:r>
       <w:r>
-        <w:rPr>
-          <w:lang w:val="en-IL"/>
-        </w:rPr>
         <w:t>(</w:t>
       </w:r>
       <w:r>
         <w:rPr>
           <w:rtl/>
-          <w:lang w:val="en-IL"/>
         </w:rPr>
         <w:t>שמות, קשרים, מפתחות</w:t>
       </w:r>
       <w:r>
-        <w:rPr>
-          <w:lang w:val="en-IL"/>
-        </w:rPr>
         <w:t>).</w:t>
       </w:r>
     </w:p>
@@ -7367,14 +7066,10 @@
         </w:numPr>
         <w:bidi/>
         <w:spacing w:after="0"/>
-        <w:rPr>
-          <w:lang w:val="en-IL"/>
-        </w:rPr>
-      </w:pPr>
-      <w:r>
-        <w:rPr>
-          <w:rtl/>
-          <w:lang w:val="en-IL"/>
+      </w:pPr>
+      <w:r>
+        <w:rPr>
+          <w:rtl/>
         </w:rPr>
         <w:t>מוסיפה </w:t>
       </w:r>
@@ -7383,75 +7078,50 @@
           <w:b/>
           <w:bCs/>
           <w:rtl/>
-          <w:lang w:val="en-IL"/>
         </w:rPr>
         <w:t>הגדרות מיוחדות</w:t>
       </w:r>
       <w:r>
         <w:rPr>
           <w:rtl/>
-          <w:lang w:val="en-IL"/>
         </w:rPr>
         <w:t> כמו המרות טיפוסים</w:t>
       </w:r>
       <w:r>
-        <w:rPr>
-          <w:lang w:val="en-IL"/>
-        </w:rPr>
         <w:t xml:space="preserve"> (</w:t>
       </w:r>
       <w:proofErr w:type="spellStart"/>
       <w:r>
-        <w:rPr>
-          <w:lang w:val="en-IL"/>
-        </w:rPr>
         <w:t>HasConversion</w:t>
       </w:r>
       <w:proofErr w:type="spellEnd"/>
       <w:r>
-        <w:rPr>
-          <w:lang w:val="en-IL"/>
-        </w:rPr>
         <w:t xml:space="preserve">), </w:t>
       </w:r>
       <w:r>
         <w:rPr>
           <w:rtl/>
-          <w:lang w:val="en-IL"/>
         </w:rPr>
         <w:t>מגבלות</w:t>
       </w:r>
       <w:r>
-        <w:rPr>
-          <w:lang w:val="en-IL"/>
-        </w:rPr>
         <w:t xml:space="preserve"> (</w:t>
       </w:r>
       <w:proofErr w:type="spellStart"/>
       <w:r>
-        <w:rPr>
-          <w:lang w:val="en-IL"/>
-        </w:rPr>
         <w:t>OnDelete</w:t>
       </w:r>
       <w:proofErr w:type="spellEnd"/>
       <w:r>
-        <w:rPr>
-          <w:lang w:val="en-IL"/>
-        </w:rPr>
         <w:t xml:space="preserve">), </w:t>
       </w:r>
       <w:r>
         <w:rPr>
           <w:rtl/>
-          <w:lang w:val="en-IL"/>
         </w:rPr>
         <w:t>אינדקסים, ועוד</w:t>
       </w:r>
       <w:r>
-        <w:rPr>
-          <w:lang w:val="en-IL"/>
-        </w:rPr>
         <w:t>.</w:t>
       </w:r>
     </w:p>
@@ -7463,14 +7133,10 @@
         </w:numPr>
         <w:bidi/>
         <w:spacing w:after="0"/>
-        <w:rPr>
-          <w:lang w:val="en-IL"/>
-        </w:rPr>
-      </w:pPr>
-      <w:r>
-        <w:rPr>
-          <w:rtl/>
-          <w:lang w:val="en-IL"/>
+      </w:pPr>
+      <w:r>
+        <w:rPr>
+          <w:rtl/>
         </w:rPr>
         <w:t>מוסיפה </w:t>
       </w:r>
@@ -7478,27 +7144,19 @@
         <w:rPr>
           <w:b/>
           <w:bCs/>
-          <w:lang w:val="en-IL"/>
         </w:rPr>
         <w:t>Seed Data</w:t>
       </w:r>
       <w:r>
-        <w:rPr>
-          <w:lang w:val="en-IL"/>
-        </w:rPr>
         <w:t xml:space="preserve"> – </w:t>
       </w:r>
       <w:r>
         <w:rPr>
           <w:rtl/>
-          <w:lang w:val="en-IL"/>
         </w:rPr>
         <w:t>נתונים התחלתיים שייכנסו לדאטאבייס דרך מיגרציה</w:t>
       </w:r>
       <w:r>
-        <w:rPr>
-          <w:lang w:val="en-IL"/>
-        </w:rPr>
         <w:t>.</w:t>
       </w:r>
     </w:p>
@@ -7506,16 +7164,10 @@
       <w:pPr>
         <w:bidi/>
         <w:spacing w:after="0"/>
-        <w:rPr>
-          <w:lang w:val="en-IL"/>
-        </w:rPr>
-      </w:pPr>
-      <w:r>
-        <w:rPr>
-          <w:lang w:val="en-IL"/>
-        </w:rPr>
+      </w:pPr>
+      <w:r>
         <w:pict w14:anchorId="062717D9">
-          <v:rect id="_x0000_i1058" style="width:8in;height:0" o:hrpct="0" o:hralign="center" o:hrstd="t" o:hrnoshade="t" o:hr="t" fillcolor="#424242" stroked="f"/>
+          <v:rect id="_x0000_i1032" style="width:8in;height:0" o:hrpct="0" o:hralign="center" o:hrstd="t" o:hrnoshade="t" o:hr="t" fillcolor="#424242" stroked="f"/>
         </w:pict>
       </w:r>
     </w:p>
@@ -7526,7 +7178,6 @@
         <w:rPr>
           <w:b/>
           <w:bCs/>
-          <w:lang w:val="en-IL"/>
         </w:rPr>
       </w:pPr>
       <w:r>
@@ -7534,7 +7185,6 @@
           <w:rFonts w:ascii="Segoe UI Emoji" w:hAnsi="Segoe UI Emoji" w:cs="Segoe UI Emoji"/>
           <w:b/>
           <w:bCs/>
-          <w:lang w:val="en-IL"/>
         </w:rPr>
         <w:t>🧪</w:t>
       </w:r>
@@ -7542,7 +7192,6 @@
         <w:rPr>
           <w:b/>
           <w:bCs/>
-          <w:lang w:val="en-IL"/>
         </w:rPr>
         <w:t xml:space="preserve"> </w:t>
       </w:r>
@@ -7551,7 +7200,6 @@
           <w:b/>
           <w:bCs/>
           <w:rtl/>
-          <w:lang w:val="en-IL"/>
         </w:rPr>
         <w:t>דוגמה לתהליך</w:t>
       </w:r>
@@ -7559,7 +7207,6 @@
         <w:rPr>
           <w:b/>
           <w:bCs/>
-          <w:lang w:val="en-IL"/>
         </w:rPr>
         <w:t>:</w:t>
       </w:r>
@@ -7572,29 +7219,19 @@
         </w:numPr>
         <w:bidi/>
         <w:spacing w:after="0"/>
-        <w:rPr>
-          <w:lang w:val="en-IL"/>
-        </w:rPr>
-      </w:pPr>
-      <w:r>
-        <w:rPr>
-          <w:rtl/>
-          <w:lang w:val="en-IL"/>
+      </w:pPr>
+      <w:r>
+        <w:rPr>
+          <w:rtl/>
         </w:rPr>
         <w:t>אתה כותב את </w:t>
       </w:r>
       <w:proofErr w:type="spellStart"/>
       <w:r>
-        <w:rPr>
-          <w:lang w:val="en-IL"/>
-        </w:rPr>
         <w:t>OnModelCreating</w:t>
       </w:r>
       <w:proofErr w:type="spellEnd"/>
       <w:r>
-        <w:rPr>
-          <w:lang w:val="en-IL"/>
-        </w:rPr>
         <w:t>.</w:t>
       </w:r>
     </w:p>
@@ -7606,21 +7243,14 @@
         </w:numPr>
         <w:bidi/>
         <w:spacing w:after="0"/>
-        <w:rPr>
-          <w:lang w:val="en-IL"/>
-        </w:rPr>
-      </w:pPr>
-      <w:r>
-        <w:rPr>
-          <w:rtl/>
-          <w:lang w:val="en-IL"/>
+      </w:pPr>
+      <w:r>
+        <w:rPr>
+          <w:rtl/>
         </w:rPr>
         <w:t>מריץ</w:t>
       </w:r>
       <w:r>
-        <w:rPr>
-          <w:lang w:val="en-IL"/>
-        </w:rPr>
         <w:t>:</w:t>
       </w:r>
     </w:p>
@@ -7632,7 +7262,6 @@
           <w:rFonts w:ascii="Times New Roman" w:eastAsia="Times New Roman" w:hAnsi="Times New Roman" w:cs="Times New Roman"/>
           <w:kern w:val="0"/>
           <w:rtl/>
-          <w:lang w:val="en-IL"/>
           <w14:ligatures w14:val="none"/>
         </w:rPr>
       </w:pPr>
@@ -7640,7 +7269,6 @@
         <w:rPr>
           <w:rFonts w:ascii="Times New Roman" w:eastAsia="Times New Roman" w:hAnsi="Times New Roman" w:cs="Times New Roman"/>
           <w:kern w:val="0"/>
-          <w:lang w:val="en-IL"/>
           <w14:ligatures w14:val="none"/>
         </w:rPr>
         <w:t>dotnet </w:t>
@@ -7650,7 +7278,6 @@
         <w:rPr>
           <w:rFonts w:ascii="Times New Roman" w:eastAsia="Times New Roman" w:hAnsi="Times New Roman" w:cs="Times New Roman"/>
           <w:kern w:val="0"/>
-          <w:lang w:val="en-IL"/>
           <w14:ligatures w14:val="none"/>
         </w:rPr>
         <w:t>ef</w:t>
@@ -7660,7 +7287,6 @@
         <w:rPr>
           <w:rFonts w:ascii="Times New Roman" w:eastAsia="Times New Roman" w:hAnsi="Times New Roman" w:cs="Times New Roman"/>
           <w:kern w:val="0"/>
-          <w:lang w:val="en-IL"/>
           <w14:ligatures w14:val="none"/>
         </w:rPr>
         <w:t> migrations add </w:t>
@@ -7670,7 +7296,6 @@
         <w:rPr>
           <w:rFonts w:ascii="Times New Roman" w:eastAsia="Times New Roman" w:hAnsi="Times New Roman" w:cs="Times New Roman"/>
           <w:kern w:val="0"/>
-          <w:lang w:val="en-IL"/>
           <w14:ligatures w14:val="none"/>
         </w:rPr>
         <w:t>SeedUserRoles</w:t>
@@ -7681,28 +7306,16 @@
       <w:pPr>
         <w:spacing w:after="0"/>
         <w:ind w:left="720"/>
-        <w:rPr>
-          <w:lang w:val="en-IL"/>
-        </w:rPr>
-      </w:pPr>
-      <w:r>
-        <w:rPr>
-          <w:lang w:val="en-IL"/>
-        </w:rPr>
+      </w:pPr>
+      <w:r>
         <w:t>dotnet </w:t>
       </w:r>
       <w:proofErr w:type="spellStart"/>
       <w:r>
-        <w:rPr>
-          <w:lang w:val="en-IL"/>
-        </w:rPr>
         <w:t>ef</w:t>
       </w:r>
       <w:proofErr w:type="spellEnd"/>
       <w:r>
-        <w:rPr>
-          <w:lang w:val="en-IL"/>
-        </w:rPr>
         <w:t> database update</w:t>
       </w:r>
     </w:p>
@@ -7710,9 +7323,6 @@
       <w:pPr>
         <w:spacing w:after="0"/>
         <w:ind w:left="720"/>
-        <w:rPr>
-          <w:lang w:val="en-IL"/>
-        </w:rPr>
       </w:pPr>
     </w:p>
     <w:p>
@@ -7720,18 +7330,627 @@
         <w:bidi/>
         <w:spacing w:after="0"/>
         <w:rPr>
+          <w:rtl/>
+        </w:rPr>
+      </w:pPr>
+    </w:p>
+    <w:p>
+      <w:pPr>
+        <w:bidi/>
+        <w:rPr>
+          <w:rtl/>
+        </w:rPr>
+      </w:pPr>
+      <w:r>
+        <w:rPr>
           <w:rFonts w:hint="cs"/>
           <w:rtl/>
-          <w:lang w:val="en-IL"/>
-        </w:rPr>
-      </w:pPr>
+        </w:rPr>
+        <w:t>16.8.25</w:t>
+      </w:r>
     </w:p>
     <w:p>
       <w:pPr>
         <w:bidi/>
         <w:rPr>
           <w:rtl/>
-          <w:lang w:val="en-IL"/>
+        </w:rPr>
+      </w:pPr>
+      <w:r>
+        <w:rPr>
+          <w:rFonts w:hint="cs"/>
+          <w:rtl/>
+        </w:rPr>
+        <w:t>שינוי כל מבנה הפרוייקט ושמות קובץ הפרוייקט, קובצי הדוקר וכולי:</w:t>
+      </w:r>
+    </w:p>
+    <w:p>
+      <w:pPr>
+        <w:spacing w:after="0"/>
+        <w:ind w:firstLine="90"/>
+      </w:pPr>
+      <w:r>
+        <w:t xml:space="preserve">A2C/ </w:t>
+      </w:r>
+    </w:p>
+    <w:p>
+      <w:pPr>
+        <w:spacing w:after="0"/>
+        <w:ind w:firstLine="90"/>
+        <w:rPr>
+          <w:rFonts w:hint="eastAsia"/>
+        </w:rPr>
+      </w:pPr>
+      <w:r>
+        <w:rPr>
+          <w:rFonts w:hint="eastAsia"/>
+        </w:rPr>
+        <w:t>├──</w:t>
+      </w:r>
+      <w:r>
+        <w:rPr>
+          <w:rFonts w:hint="eastAsia"/>
+        </w:rPr>
+        <w:t xml:space="preserve"> Client/ </w:t>
+      </w:r>
+      <w:r>
+        <w:tab/>
+      </w:r>
+      <w:r>
+        <w:tab/>
+      </w:r>
+      <w:r>
+        <w:tab/>
+      </w:r>
+      <w:r>
+        <w:rPr>
+          <w:rFonts w:hint="eastAsia"/>
+        </w:rPr>
+        <w:t xml:space="preserve"># React frontend </w:t>
+      </w:r>
+    </w:p>
+    <w:p>
+      <w:pPr>
+        <w:spacing w:after="0"/>
+        <w:ind w:firstLine="90"/>
+        <w:rPr>
+          <w:rFonts w:hint="eastAsia"/>
+        </w:rPr>
+      </w:pPr>
+      <w:r>
+        <w:rPr>
+          <w:rFonts w:hint="eastAsia"/>
+        </w:rPr>
+        <w:t>├──</w:t>
+      </w:r>
+      <w:r>
+        <w:rPr>
+          <w:rFonts w:hint="eastAsia"/>
+        </w:rPr>
+        <w:t xml:space="preserve"> Documentation/ </w:t>
+      </w:r>
+      <w:r>
+        <w:tab/>
+      </w:r>
+      <w:r>
+        <w:tab/>
+      </w:r>
+      <w:r>
+        <w:rPr>
+          <w:rFonts w:hint="eastAsia"/>
+        </w:rPr>
+        <w:t xml:space="preserve"># SRS, SDD, diagrams, and more </w:t>
+      </w:r>
+    </w:p>
+    <w:p>
+      <w:pPr>
+        <w:spacing w:after="0"/>
+        <w:ind w:firstLine="90"/>
+        <w:rPr>
+          <w:rFonts w:hint="eastAsia"/>
+        </w:rPr>
+      </w:pPr>
+      <w:r>
+        <w:rPr>
+          <w:rFonts w:hint="eastAsia"/>
+        </w:rPr>
+        <w:t>├──</w:t>
+      </w:r>
+      <w:r>
+        <w:rPr>
+          <w:rFonts w:hint="eastAsia"/>
+        </w:rPr>
+        <w:t xml:space="preserve"> Shared/ </w:t>
+      </w:r>
+      <w:r>
+        <w:tab/>
+      </w:r>
+      <w:r>
+        <w:tab/>
+      </w:r>
+      <w:r>
+        <w:tab/>
+      </w:r>
+      <w:r>
+        <w:rPr>
+          <w:rFonts w:hint="eastAsia"/>
+        </w:rPr>
+        <w:t xml:space="preserve"># Common code (DTOs, Utils, etc.) </w:t>
+      </w:r>
+    </w:p>
+    <w:p>
+      <w:pPr>
+        <w:spacing w:after="0"/>
+        <w:ind w:firstLine="90"/>
+        <w:rPr>
+          <w:rFonts w:hint="eastAsia"/>
+        </w:rPr>
+      </w:pPr>
+      <w:r>
+        <w:rPr>
+          <w:rFonts w:hint="eastAsia"/>
+        </w:rPr>
+        <w:t>├──</w:t>
+      </w:r>
+      <w:r>
+        <w:rPr>
+          <w:rFonts w:hint="eastAsia"/>
+        </w:rPr>
+        <w:t xml:space="preserve"> Tests/ </w:t>
+      </w:r>
+      <w:r>
+        <w:tab/>
+      </w:r>
+      <w:r>
+        <w:tab/>
+      </w:r>
+      <w:r>
+        <w:tab/>
+      </w:r>
+      <w:r>
+        <w:rPr>
+          <w:rFonts w:hint="eastAsia"/>
+        </w:rPr>
+        <w:t xml:space="preserve"># Unit and integration tests per service </w:t>
+      </w:r>
+    </w:p>
+    <w:p>
+      <w:pPr>
+        <w:spacing w:after="0"/>
+        <w:ind w:firstLine="90"/>
+        <w:rPr>
+          <w:rFonts w:hint="eastAsia"/>
+        </w:rPr>
+      </w:pPr>
+      <w:r>
+        <w:rPr>
+          <w:rFonts w:hint="eastAsia"/>
+        </w:rPr>
+        <w:t>├──</w:t>
+      </w:r>
+      <w:r>
+        <w:rPr>
+          <w:rFonts w:hint="eastAsia"/>
+        </w:rPr>
+        <w:t xml:space="preserve"> Server/ </w:t>
+      </w:r>
+      <w:r>
+        <w:tab/>
+      </w:r>
+      <w:r>
+        <w:tab/>
+      </w:r>
+      <w:r>
+        <w:tab/>
+      </w:r>
+      <w:r>
+        <w:rPr>
+          <w:rFonts w:hint="eastAsia"/>
+        </w:rPr>
+        <w:t xml:space="preserve"># Microservices backend </w:t>
+      </w:r>
+    </w:p>
+    <w:p>
+      <w:pPr>
+        <w:spacing w:after="0"/>
+        <w:ind w:firstLine="90"/>
+        <w:rPr>
+          <w:rFonts w:hint="eastAsia"/>
+        </w:rPr>
+      </w:pPr>
+      <w:r>
+        <w:rPr>
+          <w:rFonts w:hint="eastAsia"/>
+        </w:rPr>
+        <w:t>│</w:t>
+      </w:r>
+      <w:r>
+        <w:rPr>
+          <w:rFonts w:hint="eastAsia"/>
+        </w:rPr>
+        <w:t xml:space="preserve"> </w:t>
+      </w:r>
+      <w:r>
+        <w:rPr>
+          <w:rFonts w:hint="eastAsia"/>
+        </w:rPr>
+        <w:t>├──</w:t>
+      </w:r>
+      <w:r>
+        <w:rPr>
+          <w:rFonts w:hint="eastAsia"/>
+        </w:rPr>
+        <w:t xml:space="preserve"> </w:t>
+      </w:r>
+      <w:proofErr w:type="spellStart"/>
+      <w:r>
+        <w:rPr>
+          <w:rFonts w:hint="eastAsia"/>
+        </w:rPr>
+        <w:t>AuthService</w:t>
+      </w:r>
+      <w:proofErr w:type="spellEnd"/>
+      <w:r>
+        <w:rPr>
+          <w:rFonts w:hint="eastAsia"/>
+        </w:rPr>
+        <w:t xml:space="preserve">/ </w:t>
+      </w:r>
+    </w:p>
+    <w:p>
+      <w:pPr>
+        <w:spacing w:after="0"/>
+        <w:ind w:firstLine="90"/>
+        <w:rPr>
+          <w:rFonts w:hint="eastAsia"/>
+        </w:rPr>
+      </w:pPr>
+      <w:r>
+        <w:rPr>
+          <w:rFonts w:hint="eastAsia"/>
+        </w:rPr>
+        <w:t>│</w:t>
+      </w:r>
+      <w:r>
+        <w:rPr>
+          <w:rFonts w:hint="eastAsia"/>
+        </w:rPr>
+        <w:t xml:space="preserve"> </w:t>
+      </w:r>
+      <w:r>
+        <w:rPr>
+          <w:rFonts w:hint="eastAsia"/>
+        </w:rPr>
+        <w:t>├──</w:t>
+      </w:r>
+      <w:r>
+        <w:rPr>
+          <w:rFonts w:hint="eastAsia"/>
+        </w:rPr>
+        <w:t xml:space="preserve"> </w:t>
+      </w:r>
+      <w:proofErr w:type="spellStart"/>
+      <w:r>
+        <w:rPr>
+          <w:rFonts w:hint="eastAsia"/>
+        </w:rPr>
+        <w:t>CustomersService</w:t>
+      </w:r>
+      <w:proofErr w:type="spellEnd"/>
+      <w:r>
+        <w:rPr>
+          <w:rFonts w:hint="eastAsia"/>
+        </w:rPr>
+        <w:t xml:space="preserve">/ </w:t>
+      </w:r>
+    </w:p>
+    <w:p>
+      <w:pPr>
+        <w:spacing w:after="0"/>
+        <w:ind w:firstLine="90"/>
+        <w:rPr>
+          <w:rFonts w:hint="eastAsia"/>
+        </w:rPr>
+      </w:pPr>
+      <w:r>
+        <w:rPr>
+          <w:rFonts w:hint="eastAsia"/>
+        </w:rPr>
+        <w:t>│</w:t>
+      </w:r>
+      <w:r>
+        <w:rPr>
+          <w:rFonts w:hint="eastAsia"/>
+        </w:rPr>
+        <w:t xml:space="preserve"> </w:t>
+      </w:r>
+      <w:r>
+        <w:rPr>
+          <w:rFonts w:hint="eastAsia"/>
+        </w:rPr>
+        <w:t>├──</w:t>
+      </w:r>
+      <w:r>
+        <w:rPr>
+          <w:rFonts w:hint="eastAsia"/>
+        </w:rPr>
+        <w:t xml:space="preserve"> </w:t>
+      </w:r>
+      <w:proofErr w:type="spellStart"/>
+      <w:r>
+        <w:rPr>
+          <w:rFonts w:hint="eastAsia"/>
+        </w:rPr>
+        <w:t>OrdersService</w:t>
+      </w:r>
+      <w:proofErr w:type="spellEnd"/>
+      <w:r>
+        <w:rPr>
+          <w:rFonts w:hint="eastAsia"/>
+        </w:rPr>
+        <w:t xml:space="preserve">/ </w:t>
+      </w:r>
+    </w:p>
+    <w:p>
+      <w:pPr>
+        <w:spacing w:after="0"/>
+        <w:ind w:firstLine="90"/>
+        <w:rPr>
+          <w:rFonts w:hint="eastAsia"/>
+        </w:rPr>
+      </w:pPr>
+      <w:r>
+        <w:rPr>
+          <w:rFonts w:hint="eastAsia"/>
+        </w:rPr>
+        <w:t>│</w:t>
+      </w:r>
+      <w:r>
+        <w:rPr>
+          <w:rFonts w:hint="eastAsia"/>
+        </w:rPr>
+        <w:t xml:space="preserve"> </w:t>
+      </w:r>
+      <w:r>
+        <w:rPr>
+          <w:rFonts w:hint="eastAsia"/>
+        </w:rPr>
+        <w:t>├──</w:t>
+      </w:r>
+      <w:r>
+        <w:rPr>
+          <w:rFonts w:hint="eastAsia"/>
+        </w:rPr>
+        <w:t xml:space="preserve"> </w:t>
+      </w:r>
+      <w:proofErr w:type="spellStart"/>
+      <w:r>
+        <w:rPr>
+          <w:rFonts w:hint="eastAsia"/>
+        </w:rPr>
+        <w:t>LoggingService</w:t>
+      </w:r>
+      <w:proofErr w:type="spellEnd"/>
+      <w:r>
+        <w:rPr>
+          <w:rFonts w:hint="eastAsia"/>
+        </w:rPr>
+        <w:t xml:space="preserve">/ </w:t>
+      </w:r>
+    </w:p>
+    <w:p>
+      <w:pPr>
+        <w:spacing w:after="0"/>
+        <w:ind w:firstLine="90"/>
+        <w:rPr>
+          <w:rFonts w:hint="eastAsia"/>
+        </w:rPr>
+      </w:pPr>
+      <w:r>
+        <w:rPr>
+          <w:rFonts w:hint="eastAsia"/>
+        </w:rPr>
+        <w:t>│</w:t>
+      </w:r>
+      <w:r>
+        <w:rPr>
+          <w:rFonts w:hint="eastAsia"/>
+        </w:rPr>
+        <w:t xml:space="preserve"> </w:t>
+      </w:r>
+      <w:r>
+        <w:rPr>
+          <w:rFonts w:hint="eastAsia"/>
+        </w:rPr>
+        <w:t>├──</w:t>
+      </w:r>
+      <w:r>
+        <w:rPr>
+          <w:rFonts w:hint="eastAsia"/>
+        </w:rPr>
+        <w:t xml:space="preserve"> </w:t>
+      </w:r>
+      <w:proofErr w:type="spellStart"/>
+      <w:r>
+        <w:rPr>
+          <w:rFonts w:hint="eastAsia"/>
+        </w:rPr>
+        <w:t>NotificationsWorker</w:t>
+      </w:r>
+      <w:proofErr w:type="spellEnd"/>
+      <w:r>
+        <w:rPr>
+          <w:rFonts w:hint="eastAsia"/>
+        </w:rPr>
+        <w:t xml:space="preserve">/ </w:t>
+      </w:r>
+    </w:p>
+    <w:p>
+      <w:pPr>
+        <w:spacing w:after="0"/>
+        <w:ind w:firstLine="90"/>
+        <w:rPr>
+          <w:rFonts w:hint="eastAsia"/>
+        </w:rPr>
+      </w:pPr>
+      <w:r>
+        <w:rPr>
+          <w:rFonts w:hint="eastAsia"/>
+        </w:rPr>
+        <w:lastRenderedPageBreak/>
+        <w:t>│</w:t>
+      </w:r>
+      <w:r>
+        <w:rPr>
+          <w:rFonts w:hint="eastAsia"/>
+        </w:rPr>
+        <w:t xml:space="preserve"> </w:t>
+      </w:r>
+      <w:r>
+        <w:rPr>
+          <w:rFonts w:hint="eastAsia"/>
+        </w:rPr>
+        <w:t>├──</w:t>
+      </w:r>
+      <w:r>
+        <w:rPr>
+          <w:rFonts w:hint="eastAsia"/>
+        </w:rPr>
+        <w:t xml:space="preserve"> </w:t>
+      </w:r>
+      <w:proofErr w:type="spellStart"/>
+      <w:r>
+        <w:rPr>
+          <w:rFonts w:hint="eastAsia"/>
+        </w:rPr>
+        <w:t>PublisherService</w:t>
+      </w:r>
+      <w:proofErr w:type="spellEnd"/>
+      <w:r>
+        <w:rPr>
+          <w:rFonts w:hint="eastAsia"/>
+        </w:rPr>
+        <w:t xml:space="preserve">/ </w:t>
+      </w:r>
+    </w:p>
+    <w:p>
+      <w:pPr>
+        <w:spacing w:after="0"/>
+        <w:ind w:firstLine="90"/>
+        <w:rPr>
+          <w:rFonts w:hint="eastAsia"/>
+        </w:rPr>
+      </w:pPr>
+      <w:r>
+        <w:rPr>
+          <w:rFonts w:hint="eastAsia"/>
+        </w:rPr>
+        <w:t>│</w:t>
+      </w:r>
+      <w:r>
+        <w:rPr>
+          <w:rFonts w:hint="eastAsia"/>
+        </w:rPr>
+        <w:t xml:space="preserve"> </w:t>
+      </w:r>
+      <w:r>
+        <w:rPr>
+          <w:rFonts w:hint="eastAsia"/>
+        </w:rPr>
+        <w:t>└──</w:t>
+      </w:r>
+      <w:r>
+        <w:rPr>
+          <w:rFonts w:hint="eastAsia"/>
+        </w:rPr>
+        <w:t xml:space="preserve"> Gateway/ </w:t>
+      </w:r>
+    </w:p>
+    <w:p>
+      <w:pPr>
+        <w:spacing w:after="0"/>
+        <w:ind w:firstLine="90"/>
+        <w:rPr>
+          <w:rFonts w:hint="eastAsia"/>
+        </w:rPr>
+      </w:pPr>
+      <w:r>
+        <w:rPr>
+          <w:rFonts w:hint="eastAsia"/>
+        </w:rPr>
+        <w:t>├──</w:t>
+      </w:r>
+      <w:r>
+        <w:rPr>
+          <w:rFonts w:hint="eastAsia"/>
+        </w:rPr>
+        <w:t xml:space="preserve"> A2C.sln </w:t>
+      </w:r>
+      <w:r>
+        <w:tab/>
+      </w:r>
+      <w:r>
+        <w:tab/>
+      </w:r>
+      <w:r>
+        <w:tab/>
+      </w:r>
+      <w:r>
+        <w:rPr>
+          <w:rFonts w:hint="eastAsia"/>
+        </w:rPr>
+        <w:t xml:space="preserve"># Main solution file </w:t>
+      </w:r>
+    </w:p>
+    <w:p>
+      <w:pPr>
+        <w:spacing w:after="0"/>
+        <w:ind w:firstLine="90"/>
+      </w:pPr>
+      <w:r>
+        <w:rPr>
+          <w:rFonts w:hint="eastAsia"/>
+        </w:rPr>
+        <w:t>└──</w:t>
+      </w:r>
+      <w:r>
+        <w:rPr>
+          <w:rFonts w:hint="eastAsia"/>
+        </w:rPr>
+        <w:t xml:space="preserve"> docker-</w:t>
+      </w:r>
+      <w:proofErr w:type="spellStart"/>
+      <w:r>
+        <w:rPr>
+          <w:rFonts w:hint="eastAsia"/>
+        </w:rPr>
+        <w:t>compose.yml</w:t>
+      </w:r>
+      <w:proofErr w:type="spellEnd"/>
+      <w:r>
+        <w:rPr>
+          <w:rFonts w:hint="eastAsia"/>
+        </w:rPr>
+        <w:t xml:space="preserve"> </w:t>
+      </w:r>
+      <w:r>
+        <w:tab/>
+      </w:r>
+      <w:r>
+        <w:tab/>
+      </w:r>
+      <w:r>
+        <w:rPr>
+          <w:rFonts w:hint="eastAsia"/>
+        </w:rPr>
+        <w:t># Docker setup for all services</w:t>
+      </w:r>
+    </w:p>
+    <w:p>
+      <w:pPr>
+        <w:bidi/>
+        <w:rPr>
+          <w:rtl/>
         </w:rPr>
       </w:pPr>
     </w:p>
@@ -11213,6 +11432,7 @@
   <w:style w:type="character" w:default="1" w:styleId="DefaultParagraphFont">
     <w:name w:val="Default Paragraph Font"/>
     <w:uiPriority w:val="1"/>
+    <w:semiHidden/>
     <w:unhideWhenUsed/>
   </w:style>
   <w:style w:type="table" w:default="1" w:styleId="TableNormal">
@@ -11536,6 +11756,24 @@
       <w:rFonts w:ascii="Times New Roman" w:hAnsi="Times New Roman" w:cs="Times New Roman"/>
     </w:rPr>
   </w:style>
+  <w:style w:type="paragraph" w:styleId="Date">
+    <w:name w:val="Date"/>
+    <w:basedOn w:val="Normal"/>
+    <w:next w:val="Normal"/>
+    <w:link w:val="DateChar"/>
+    <w:uiPriority w:val="99"/>
+    <w:semiHidden/>
+    <w:unhideWhenUsed/>
+    <w:rsid w:val="000A3BFB"/>
+  </w:style>
+  <w:style w:type="character" w:customStyle="1" w:styleId="DateChar">
+    <w:name w:val="Date Char"/>
+    <w:basedOn w:val="DefaultParagraphFont"/>
+    <w:link w:val="Date"/>
+    <w:uiPriority w:val="99"/>
+    <w:semiHidden/>
+    <w:rsid w:val="000A3BFB"/>
+  </w:style>
 </w:styles>
 </file>
 

--- a/Documentations/A2CDevLogbook.docx
+++ b/Documentations/A2CDevLogbook.docx
@@ -7377,21 +7377,51 @@
       <w:pPr>
         <w:spacing w:after="0"/>
         <w:ind w:firstLine="90"/>
+      </w:pPr>
+      <w:r>
         <w:rPr>
           <w:rFonts w:hint="eastAsia"/>
         </w:rPr>
-      </w:pPr>
+        <w:t>├──</w:t>
+      </w:r>
       <w:r>
         <w:rPr>
           <w:rFonts w:hint="eastAsia"/>
         </w:rPr>
+        <w:t xml:space="preserve"> Client/ </w:t>
+      </w:r>
+      <w:r>
+        <w:tab/>
+      </w:r>
+      <w:r>
+        <w:tab/>
+      </w:r>
+      <w:r>
+        <w:tab/>
+      </w:r>
+      <w:r>
+        <w:rPr>
+          <w:rFonts w:hint="eastAsia"/>
+        </w:rPr>
+        <w:t xml:space="preserve"># React frontend </w:t>
+      </w:r>
+    </w:p>
+    <w:p>
+      <w:pPr>
+        <w:spacing w:after="0"/>
+        <w:ind w:firstLine="90"/>
+      </w:pPr>
+      <w:r>
+        <w:rPr>
+          <w:rFonts w:hint="eastAsia"/>
+        </w:rPr>
         <w:t>├──</w:t>
       </w:r>
       <w:r>
         <w:rPr>
           <w:rFonts w:hint="eastAsia"/>
         </w:rPr>
-        <w:t xml:space="preserve"> Client/ </w:t>
+        <w:t xml:space="preserve"> Documentation/ </w:t>
       </w:r>
       <w:r>
         <w:tab/>
@@ -7400,34 +7430,94 @@
         <w:tab/>
       </w:r>
       <w:r>
+        <w:rPr>
+          <w:rFonts w:hint="eastAsia"/>
+        </w:rPr>
+        <w:t xml:space="preserve"># SRS, SDD, diagrams, and more </w:t>
+      </w:r>
+    </w:p>
+    <w:p>
+      <w:pPr>
+        <w:spacing w:after="0"/>
+        <w:ind w:firstLine="90"/>
+      </w:pPr>
+      <w:r>
+        <w:rPr>
+          <w:rFonts w:hint="eastAsia"/>
+        </w:rPr>
+        <w:t>├──</w:t>
+      </w:r>
+      <w:r>
+        <w:rPr>
+          <w:rFonts w:hint="eastAsia"/>
+        </w:rPr>
+        <w:t xml:space="preserve"> Shared/ </w:t>
+      </w:r>
+      <w:r>
         <w:tab/>
       </w:r>
       <w:r>
+        <w:tab/>
+      </w:r>
+      <w:r>
+        <w:tab/>
+      </w:r>
+      <w:r>
         <w:rPr>
           <w:rFonts w:hint="eastAsia"/>
         </w:rPr>
-        <w:t xml:space="preserve"># React frontend </w:t>
+        <w:t xml:space="preserve"># Common code (DTOs, Utils, etc.) </w:t>
       </w:r>
     </w:p>
     <w:p>
       <w:pPr>
         <w:spacing w:after="0"/>
         <w:ind w:firstLine="90"/>
+      </w:pPr>
+      <w:r>
         <w:rPr>
           <w:rFonts w:hint="eastAsia"/>
         </w:rPr>
-      </w:pPr>
+        <w:t>├──</w:t>
+      </w:r>
       <w:r>
         <w:rPr>
           <w:rFonts w:hint="eastAsia"/>
         </w:rPr>
+        <w:t xml:space="preserve"> Tests/ </w:t>
+      </w:r>
+      <w:r>
+        <w:tab/>
+      </w:r>
+      <w:r>
+        <w:tab/>
+      </w:r>
+      <w:r>
+        <w:tab/>
+      </w:r>
+      <w:r>
+        <w:rPr>
+          <w:rFonts w:hint="eastAsia"/>
+        </w:rPr>
+        <w:t xml:space="preserve"># Unit and integration tests per service </w:t>
+      </w:r>
+    </w:p>
+    <w:p>
+      <w:pPr>
+        <w:spacing w:after="0"/>
+        <w:ind w:firstLine="90"/>
+      </w:pPr>
+      <w:r>
+        <w:rPr>
+          <w:rFonts w:hint="eastAsia"/>
+        </w:rPr>
         <w:t>├──</w:t>
       </w:r>
       <w:r>
         <w:rPr>
           <w:rFonts w:hint="eastAsia"/>
         </w:rPr>
-        <w:t xml:space="preserve"> Documentation/ </w:t>
+        <w:t xml:space="preserve"> Server/ </w:t>
       </w:r>
       <w:r>
         <w:tab/>
@@ -7436,132 +7526,200 @@
         <w:tab/>
       </w:r>
       <w:r>
+        <w:tab/>
+      </w:r>
+      <w:r>
         <w:rPr>
           <w:rFonts w:hint="eastAsia"/>
         </w:rPr>
-        <w:t xml:space="preserve"># SRS, SDD, diagrams, and more </w:t>
+        <w:t xml:space="preserve"># Microservices backend </w:t>
       </w:r>
     </w:p>
     <w:p>
       <w:pPr>
         <w:spacing w:after="0"/>
         <w:ind w:firstLine="90"/>
+      </w:pPr>
+      <w:r>
         <w:rPr>
           <w:rFonts w:hint="eastAsia"/>
         </w:rPr>
-      </w:pPr>
+        <w:t>│</w:t>
+      </w:r>
       <w:r>
         <w:rPr>
           <w:rFonts w:hint="eastAsia"/>
         </w:rPr>
+        <w:t xml:space="preserve"> </w:t>
+      </w:r>
+      <w:r>
+        <w:rPr>
+          <w:rFonts w:hint="eastAsia"/>
+        </w:rPr>
         <w:t>├──</w:t>
       </w:r>
       <w:r>
         <w:rPr>
           <w:rFonts w:hint="eastAsia"/>
         </w:rPr>
-        <w:t xml:space="preserve"> Shared/ </w:t>
-      </w:r>
-      <w:r>
-        <w:tab/>
-      </w:r>
-      <w:r>
-        <w:tab/>
-      </w:r>
-      <w:r>
-        <w:tab/>
-      </w:r>
+        <w:t xml:space="preserve"> </w:t>
+      </w:r>
+      <w:proofErr w:type="spellStart"/>
       <w:r>
         <w:rPr>
           <w:rFonts w:hint="eastAsia"/>
         </w:rPr>
-        <w:t xml:space="preserve"># Common code (DTOs, Utils, etc.) </w:t>
+        <w:t>AuthService</w:t>
+      </w:r>
+      <w:proofErr w:type="spellEnd"/>
+      <w:r>
+        <w:rPr>
+          <w:rFonts w:hint="eastAsia"/>
+        </w:rPr>
+        <w:t xml:space="preserve">/ </w:t>
       </w:r>
     </w:p>
     <w:p>
       <w:pPr>
         <w:spacing w:after="0"/>
         <w:ind w:firstLine="90"/>
+      </w:pPr>
+      <w:r>
         <w:rPr>
           <w:rFonts w:hint="eastAsia"/>
         </w:rPr>
-      </w:pPr>
+        <w:t>│</w:t>
+      </w:r>
       <w:r>
         <w:rPr>
           <w:rFonts w:hint="eastAsia"/>
         </w:rPr>
+        <w:t xml:space="preserve"> </w:t>
+      </w:r>
+      <w:r>
+        <w:rPr>
+          <w:rFonts w:hint="eastAsia"/>
+        </w:rPr>
         <w:t>├──</w:t>
       </w:r>
       <w:r>
         <w:rPr>
           <w:rFonts w:hint="eastAsia"/>
         </w:rPr>
-        <w:t xml:space="preserve"> Tests/ </w:t>
-      </w:r>
-      <w:r>
-        <w:tab/>
-      </w:r>
-      <w:r>
-        <w:tab/>
-      </w:r>
-      <w:r>
-        <w:tab/>
-      </w:r>
+        <w:t xml:space="preserve"> </w:t>
+      </w:r>
+      <w:proofErr w:type="spellStart"/>
       <w:r>
         <w:rPr>
           <w:rFonts w:hint="eastAsia"/>
         </w:rPr>
-        <w:t xml:space="preserve"># Unit and integration tests per service </w:t>
+        <w:t>CustomersService</w:t>
+      </w:r>
+      <w:proofErr w:type="spellEnd"/>
+      <w:r>
+        <w:rPr>
+          <w:rFonts w:hint="eastAsia"/>
+        </w:rPr>
+        <w:t xml:space="preserve">/ </w:t>
       </w:r>
     </w:p>
     <w:p>
       <w:pPr>
         <w:spacing w:after="0"/>
         <w:ind w:firstLine="90"/>
+      </w:pPr>
+      <w:r>
         <w:rPr>
           <w:rFonts w:hint="eastAsia"/>
         </w:rPr>
-      </w:pPr>
+        <w:t>│</w:t>
+      </w:r>
       <w:r>
         <w:rPr>
           <w:rFonts w:hint="eastAsia"/>
         </w:rPr>
+        <w:t xml:space="preserve"> </w:t>
+      </w:r>
+      <w:r>
+        <w:rPr>
+          <w:rFonts w:hint="eastAsia"/>
+        </w:rPr>
         <w:t>├──</w:t>
       </w:r>
       <w:r>
         <w:rPr>
           <w:rFonts w:hint="eastAsia"/>
         </w:rPr>
-        <w:t xml:space="preserve"> Server/ </w:t>
-      </w:r>
-      <w:r>
-        <w:tab/>
-      </w:r>
-      <w:r>
-        <w:tab/>
-      </w:r>
-      <w:r>
-        <w:tab/>
-      </w:r>
+        <w:t xml:space="preserve"> </w:t>
+      </w:r>
+      <w:proofErr w:type="spellStart"/>
       <w:r>
         <w:rPr>
           <w:rFonts w:hint="eastAsia"/>
         </w:rPr>
-        <w:t xml:space="preserve"># Microservices backend </w:t>
+        <w:t>OrdersService</w:t>
+      </w:r>
+      <w:proofErr w:type="spellEnd"/>
+      <w:r>
+        <w:rPr>
+          <w:rFonts w:hint="eastAsia"/>
+        </w:rPr>
+        <w:t xml:space="preserve">/ </w:t>
       </w:r>
     </w:p>
     <w:p>
       <w:pPr>
         <w:spacing w:after="0"/>
         <w:ind w:firstLine="90"/>
+      </w:pPr>
+      <w:r>
         <w:rPr>
           <w:rFonts w:hint="eastAsia"/>
         </w:rPr>
-      </w:pPr>
+        <w:t>│</w:t>
+      </w:r>
       <w:r>
         <w:rPr>
           <w:rFonts w:hint="eastAsia"/>
         </w:rPr>
+        <w:t xml:space="preserve"> </w:t>
+      </w:r>
+      <w:r>
+        <w:rPr>
+          <w:rFonts w:hint="eastAsia"/>
+        </w:rPr>
+        <w:t>├──</w:t>
+      </w:r>
+      <w:r>
+        <w:rPr>
+          <w:rFonts w:hint="eastAsia"/>
+        </w:rPr>
+        <w:t xml:space="preserve"> </w:t>
+      </w:r>
+      <w:proofErr w:type="spellStart"/>
+      <w:r>
+        <w:rPr>
+          <w:rFonts w:hint="eastAsia"/>
+        </w:rPr>
+        <w:t>LoggingService</w:t>
+      </w:r>
+      <w:proofErr w:type="spellEnd"/>
+      <w:r>
+        <w:rPr>
+          <w:rFonts w:hint="eastAsia"/>
+        </w:rPr>
+        <w:t xml:space="preserve">/ </w:t>
+      </w:r>
+    </w:p>
+    <w:p>
+      <w:pPr>
+        <w:spacing w:after="0"/>
+        <w:ind w:firstLine="90"/>
+      </w:pPr>
+      <w:r>
+        <w:rPr>
+          <w:rFonts w:hint="eastAsia"/>
+        </w:rPr>
         <w:t>│</w:t>
       </w:r>
       <w:r>
@@ -7587,7 +7745,7 @@
         <w:rPr>
           <w:rFonts w:hint="eastAsia"/>
         </w:rPr>
-        <w:t>AuthService</w:t>
+        <w:t>NotificationsWorker</w:t>
       </w:r>
       <w:proofErr w:type="spellEnd"/>
       <w:r>
@@ -7601,197 +7759,6 @@
       <w:pPr>
         <w:spacing w:after="0"/>
         <w:ind w:firstLine="90"/>
-        <w:rPr>
-          <w:rFonts w:hint="eastAsia"/>
-        </w:rPr>
-      </w:pPr>
-      <w:r>
-        <w:rPr>
-          <w:rFonts w:hint="eastAsia"/>
-        </w:rPr>
-        <w:t>│</w:t>
-      </w:r>
-      <w:r>
-        <w:rPr>
-          <w:rFonts w:hint="eastAsia"/>
-        </w:rPr>
-        <w:t xml:space="preserve"> </w:t>
-      </w:r>
-      <w:r>
-        <w:rPr>
-          <w:rFonts w:hint="eastAsia"/>
-        </w:rPr>
-        <w:t>├──</w:t>
-      </w:r>
-      <w:r>
-        <w:rPr>
-          <w:rFonts w:hint="eastAsia"/>
-        </w:rPr>
-        <w:t xml:space="preserve"> </w:t>
-      </w:r>
-      <w:proofErr w:type="spellStart"/>
-      <w:r>
-        <w:rPr>
-          <w:rFonts w:hint="eastAsia"/>
-        </w:rPr>
-        <w:t>CustomersService</w:t>
-      </w:r>
-      <w:proofErr w:type="spellEnd"/>
-      <w:r>
-        <w:rPr>
-          <w:rFonts w:hint="eastAsia"/>
-        </w:rPr>
-        <w:t xml:space="preserve">/ </w:t>
-      </w:r>
-    </w:p>
-    <w:p>
-      <w:pPr>
-        <w:spacing w:after="0"/>
-        <w:ind w:firstLine="90"/>
-        <w:rPr>
-          <w:rFonts w:hint="eastAsia"/>
-        </w:rPr>
-      </w:pPr>
-      <w:r>
-        <w:rPr>
-          <w:rFonts w:hint="eastAsia"/>
-        </w:rPr>
-        <w:t>│</w:t>
-      </w:r>
-      <w:r>
-        <w:rPr>
-          <w:rFonts w:hint="eastAsia"/>
-        </w:rPr>
-        <w:t xml:space="preserve"> </w:t>
-      </w:r>
-      <w:r>
-        <w:rPr>
-          <w:rFonts w:hint="eastAsia"/>
-        </w:rPr>
-        <w:t>├──</w:t>
-      </w:r>
-      <w:r>
-        <w:rPr>
-          <w:rFonts w:hint="eastAsia"/>
-        </w:rPr>
-        <w:t xml:space="preserve"> </w:t>
-      </w:r>
-      <w:proofErr w:type="spellStart"/>
-      <w:r>
-        <w:rPr>
-          <w:rFonts w:hint="eastAsia"/>
-        </w:rPr>
-        <w:t>OrdersService</w:t>
-      </w:r>
-      <w:proofErr w:type="spellEnd"/>
-      <w:r>
-        <w:rPr>
-          <w:rFonts w:hint="eastAsia"/>
-        </w:rPr>
-        <w:t xml:space="preserve">/ </w:t>
-      </w:r>
-    </w:p>
-    <w:p>
-      <w:pPr>
-        <w:spacing w:after="0"/>
-        <w:ind w:firstLine="90"/>
-        <w:rPr>
-          <w:rFonts w:hint="eastAsia"/>
-        </w:rPr>
-      </w:pPr>
-      <w:r>
-        <w:rPr>
-          <w:rFonts w:hint="eastAsia"/>
-        </w:rPr>
-        <w:t>│</w:t>
-      </w:r>
-      <w:r>
-        <w:rPr>
-          <w:rFonts w:hint="eastAsia"/>
-        </w:rPr>
-        <w:t xml:space="preserve"> </w:t>
-      </w:r>
-      <w:r>
-        <w:rPr>
-          <w:rFonts w:hint="eastAsia"/>
-        </w:rPr>
-        <w:t>├──</w:t>
-      </w:r>
-      <w:r>
-        <w:rPr>
-          <w:rFonts w:hint="eastAsia"/>
-        </w:rPr>
-        <w:t xml:space="preserve"> </w:t>
-      </w:r>
-      <w:proofErr w:type="spellStart"/>
-      <w:r>
-        <w:rPr>
-          <w:rFonts w:hint="eastAsia"/>
-        </w:rPr>
-        <w:t>LoggingService</w:t>
-      </w:r>
-      <w:proofErr w:type="spellEnd"/>
-      <w:r>
-        <w:rPr>
-          <w:rFonts w:hint="eastAsia"/>
-        </w:rPr>
-        <w:t xml:space="preserve">/ </w:t>
-      </w:r>
-    </w:p>
-    <w:p>
-      <w:pPr>
-        <w:spacing w:after="0"/>
-        <w:ind w:firstLine="90"/>
-        <w:rPr>
-          <w:rFonts w:hint="eastAsia"/>
-        </w:rPr>
-      </w:pPr>
-      <w:r>
-        <w:rPr>
-          <w:rFonts w:hint="eastAsia"/>
-        </w:rPr>
-        <w:t>│</w:t>
-      </w:r>
-      <w:r>
-        <w:rPr>
-          <w:rFonts w:hint="eastAsia"/>
-        </w:rPr>
-        <w:t xml:space="preserve"> </w:t>
-      </w:r>
-      <w:r>
-        <w:rPr>
-          <w:rFonts w:hint="eastAsia"/>
-        </w:rPr>
-        <w:t>├──</w:t>
-      </w:r>
-      <w:r>
-        <w:rPr>
-          <w:rFonts w:hint="eastAsia"/>
-        </w:rPr>
-        <w:t xml:space="preserve"> </w:t>
-      </w:r>
-      <w:proofErr w:type="spellStart"/>
-      <w:r>
-        <w:rPr>
-          <w:rFonts w:hint="eastAsia"/>
-        </w:rPr>
-        <w:t>NotificationsWorker</w:t>
-      </w:r>
-      <w:proofErr w:type="spellEnd"/>
-      <w:r>
-        <w:rPr>
-          <w:rFonts w:hint="eastAsia"/>
-        </w:rPr>
-        <w:t xml:space="preserve">/ </w:t>
-      </w:r>
-    </w:p>
-    <w:p>
-      <w:pPr>
-        <w:spacing w:after="0"/>
-        <w:ind w:firstLine="90"/>
-        <w:rPr>
-          <w:rFonts w:hint="eastAsia"/>
-        </w:rPr>
       </w:pPr>
       <w:r>
         <w:rPr>
@@ -7837,120 +7804,1190 @@
       <w:pPr>
         <w:spacing w:after="0"/>
         <w:ind w:firstLine="90"/>
+      </w:pPr>
+      <w:r>
         <w:rPr>
           <w:rFonts w:hint="eastAsia"/>
         </w:rPr>
-      </w:pPr>
+        <w:t>│</w:t>
+      </w:r>
       <w:r>
         <w:rPr>
           <w:rFonts w:hint="eastAsia"/>
         </w:rPr>
-        <w:t>│</w:t>
+        <w:t xml:space="preserve"> </w:t>
       </w:r>
       <w:r>
         <w:rPr>
           <w:rFonts w:hint="eastAsia"/>
         </w:rPr>
+        <w:t>└──</w:t>
+      </w:r>
+      <w:r>
+        <w:rPr>
+          <w:rFonts w:hint="eastAsia"/>
+        </w:rPr>
+        <w:t xml:space="preserve"> Gateway/ </w:t>
+      </w:r>
+    </w:p>
+    <w:p>
+      <w:pPr>
+        <w:spacing w:after="0"/>
+        <w:ind w:firstLine="90"/>
+      </w:pPr>
+      <w:r>
+        <w:rPr>
+          <w:rFonts w:hint="eastAsia"/>
+        </w:rPr>
+        <w:t>├──</w:t>
+      </w:r>
+      <w:r>
+        <w:rPr>
+          <w:rFonts w:hint="eastAsia"/>
+        </w:rPr>
+        <w:t xml:space="preserve"> A2C.sln </w:t>
+      </w:r>
+      <w:r>
+        <w:tab/>
+      </w:r>
+      <w:r>
+        <w:tab/>
+      </w:r>
+      <w:r>
+        <w:tab/>
+      </w:r>
+      <w:r>
+        <w:rPr>
+          <w:rFonts w:hint="eastAsia"/>
+        </w:rPr>
+        <w:t xml:space="preserve"># Main solution file </w:t>
+      </w:r>
+    </w:p>
+    <w:p>
+      <w:pPr>
+        <w:spacing w:after="0"/>
+        <w:ind w:firstLine="90"/>
+      </w:pPr>
+      <w:r>
+        <w:rPr>
+          <w:rFonts w:hint="eastAsia"/>
+        </w:rPr>
+        <w:t>└──</w:t>
+      </w:r>
+      <w:r>
+        <w:rPr>
+          <w:rFonts w:hint="eastAsia"/>
+        </w:rPr>
+        <w:t xml:space="preserve"> docker-</w:t>
+      </w:r>
+      <w:proofErr w:type="spellStart"/>
+      <w:r>
+        <w:rPr>
+          <w:rFonts w:hint="eastAsia"/>
+        </w:rPr>
+        <w:t>compose.yml</w:t>
+      </w:r>
+      <w:proofErr w:type="spellEnd"/>
+      <w:r>
+        <w:rPr>
+          <w:rFonts w:hint="eastAsia"/>
+        </w:rPr>
         <w:t xml:space="preserve"> </w:t>
       </w:r>
       <w:r>
+        <w:tab/>
+      </w:r>
+      <w:r>
+        <w:tab/>
+      </w:r>
+      <w:r>
         <w:rPr>
           <w:rFonts w:hint="eastAsia"/>
         </w:rPr>
-        <w:t>└──</w:t>
-      </w:r>
-      <w:r>
-        <w:rPr>
-          <w:rFonts w:hint="eastAsia"/>
-        </w:rPr>
-        <w:t xml:space="preserve"> Gateway/ </w:t>
-      </w:r>
-    </w:p>
-    <w:p>
-      <w:pPr>
-        <w:spacing w:after="0"/>
-        <w:ind w:firstLine="90"/>
-        <w:rPr>
-          <w:rFonts w:hint="eastAsia"/>
-        </w:rPr>
-      </w:pPr>
-      <w:r>
-        <w:rPr>
-          <w:rFonts w:hint="eastAsia"/>
-        </w:rPr>
-        <w:t>├──</w:t>
-      </w:r>
-      <w:r>
-        <w:rPr>
-          <w:rFonts w:hint="eastAsia"/>
-        </w:rPr>
-        <w:t xml:space="preserve"> A2C.sln </w:t>
-      </w:r>
-      <w:r>
-        <w:tab/>
-      </w:r>
-      <w:r>
-        <w:tab/>
-      </w:r>
-      <w:r>
-        <w:tab/>
-      </w:r>
-      <w:r>
-        <w:rPr>
-          <w:rFonts w:hint="eastAsia"/>
-        </w:rPr>
-        <w:t xml:space="preserve"># Main solution file </w:t>
-      </w:r>
-    </w:p>
-    <w:p>
-      <w:pPr>
-        <w:spacing w:after="0"/>
-        <w:ind w:firstLine="90"/>
-      </w:pPr>
-      <w:r>
-        <w:rPr>
-          <w:rFonts w:hint="eastAsia"/>
-        </w:rPr>
-        <w:t>└──</w:t>
-      </w:r>
-      <w:r>
-        <w:rPr>
-          <w:rFonts w:hint="eastAsia"/>
-        </w:rPr>
-        <w:t xml:space="preserve"> docker-</w:t>
-      </w:r>
-      <w:proofErr w:type="spellStart"/>
-      <w:r>
-        <w:rPr>
-          <w:rFonts w:hint="eastAsia"/>
-        </w:rPr>
-        <w:t>compose.yml</w:t>
-      </w:r>
-      <w:proofErr w:type="spellEnd"/>
-      <w:r>
-        <w:rPr>
-          <w:rFonts w:hint="eastAsia"/>
+        <w:t># Docker setup for all services</w:t>
+      </w:r>
+    </w:p>
+    <w:p>
+      <w:pPr>
+        <w:bidi/>
+        <w:rPr>
+          <w:lang w:val="en-IL"/>
+        </w:rPr>
+      </w:pPr>
+      <w:r>
+        <w:rPr>
+          <w:rFonts w:hint="cs"/>
+          <w:rtl/>
+        </w:rPr>
+        <w:t>17.8.25</w:t>
+      </w:r>
+      <w:r>
+        <w:rPr>
+          <w:rtl/>
+        </w:rPr>
+        <w:br/>
+      </w:r>
+      <w:r>
+        <w:rPr>
+          <w:rtl/>
+        </w:rPr>
+        <w:t xml:space="preserve">ההבדל העיקרי בין הקונטיינרים </w:t>
+      </w:r>
+      <w:r>
+        <w:rPr>
+          <w:lang w:val="en-IL"/>
+        </w:rPr>
+        <w:t xml:space="preserve">a2c-api </w:t>
+      </w:r>
+      <w:r>
+        <w:rPr>
+          <w:rtl/>
+        </w:rPr>
+        <w:t>ו־</w:t>
+      </w:r>
+      <w:proofErr w:type="spellStart"/>
+      <w:r>
+        <w:rPr>
+          <w:lang w:val="en-IL"/>
+        </w:rPr>
+        <w:t>authservice:dev</w:t>
+      </w:r>
+      <w:proofErr w:type="spellEnd"/>
+      <w:r>
+        <w:rPr>
+          <w:lang w:val="en-IL"/>
         </w:rPr>
         <w:t xml:space="preserve"> </w:t>
       </w:r>
       <w:r>
-        <w:tab/>
-      </w:r>
-      <w:r>
-        <w:tab/>
-      </w:r>
-      <w:r>
-        <w:rPr>
-          <w:rFonts w:hint="eastAsia"/>
-        </w:rPr>
-        <w:t># Docker setup for all services</w:t>
-      </w:r>
-    </w:p>
+        <w:rPr>
+          <w:rtl/>
+        </w:rPr>
+        <w:t xml:space="preserve">הוא </w:t>
+      </w:r>
+      <w:r>
+        <w:rPr>
+          <w:b/>
+          <w:bCs/>
+          <w:rtl/>
+        </w:rPr>
+        <w:t>השם של התמונה</w:t>
+      </w:r>
+      <w:r>
+        <w:rPr>
+          <w:b/>
+          <w:bCs/>
+          <w:lang w:val="en-IL"/>
+        </w:rPr>
+        <w:t xml:space="preserve"> (image) </w:t>
+      </w:r>
+      <w:r>
+        <w:rPr>
+          <w:b/>
+          <w:bCs/>
+          <w:rtl/>
+        </w:rPr>
+        <w:t>והסביבה שבה הם נבנו</w:t>
+      </w:r>
+      <w:r>
+        <w:rPr>
+          <w:lang w:val="en-IL"/>
+        </w:rPr>
+        <w:t>:</w:t>
+      </w:r>
+    </w:p>
+    <w:tbl>
+      <w:tblPr>
+        <w:tblW w:w="0" w:type="auto"/>
+        <w:tblCellSpacing w:w="15" w:type="dxa"/>
+        <w:tblCellMar>
+          <w:top w:w="15" w:type="dxa"/>
+          <w:left w:w="15" w:type="dxa"/>
+          <w:bottom w:w="15" w:type="dxa"/>
+          <w:right w:w="15" w:type="dxa"/>
+        </w:tblCellMar>
+        <w:tblLook w:val="04A0" w:firstRow="1" w:lastRow="0" w:firstColumn="1" w:lastColumn="0" w:noHBand="0" w:noVBand="1"/>
+      </w:tblPr>
+      <w:tblGrid>
+        <w:gridCol w:w="1247"/>
+        <w:gridCol w:w="3008"/>
+        <w:gridCol w:w="4771"/>
+      </w:tblGrid>
+      <w:tr>
+        <w:trPr>
+          <w:tblHeader/>
+          <w:tblCellSpacing w:w="15" w:type="dxa"/>
+        </w:trPr>
+        <w:tc>
+          <w:tcPr>
+            <w:tcW w:w="0" w:type="auto"/>
+            <w:vAlign w:val="center"/>
+            <w:hideMark/>
+          </w:tcPr>
+          <w:p>
+            <w:pPr>
+              <w:bidi/>
+              <w:rPr>
+                <w:b/>
+                <w:bCs/>
+                <w:lang w:val="en-IL"/>
+              </w:rPr>
+            </w:pPr>
+            <w:r>
+              <w:rPr>
+                <w:b/>
+                <w:bCs/>
+                <w:rtl/>
+              </w:rPr>
+              <w:t>פרמטר</w:t>
+            </w:r>
+          </w:p>
+        </w:tc>
+        <w:tc>
+          <w:tcPr>
+            <w:tcW w:w="0" w:type="auto"/>
+            <w:vAlign w:val="center"/>
+            <w:hideMark/>
+          </w:tcPr>
+          <w:p>
+            <w:pPr>
+              <w:bidi/>
+              <w:rPr>
+                <w:b/>
+                <w:bCs/>
+                <w:lang w:val="en-IL"/>
+              </w:rPr>
+            </w:pPr>
+            <w:r>
+              <w:rPr>
+                <w:b/>
+                <w:bCs/>
+                <w:lang w:val="en-IL"/>
+              </w:rPr>
+              <w:t>a2c-api</w:t>
+            </w:r>
+          </w:p>
+        </w:tc>
+        <w:tc>
+          <w:tcPr>
+            <w:tcW w:w="0" w:type="auto"/>
+            <w:vAlign w:val="center"/>
+            <w:hideMark/>
+          </w:tcPr>
+          <w:p>
+            <w:pPr>
+              <w:bidi/>
+              <w:rPr>
+                <w:b/>
+                <w:bCs/>
+                <w:lang w:val="en-IL"/>
+              </w:rPr>
+            </w:pPr>
+            <w:proofErr w:type="spellStart"/>
+            <w:proofErr w:type="gramStart"/>
+            <w:r>
+              <w:rPr>
+                <w:b/>
+                <w:bCs/>
+                <w:lang w:val="en-IL"/>
+              </w:rPr>
+              <w:t>authservice:dev</w:t>
+            </w:r>
+            <w:proofErr w:type="spellEnd"/>
+            <w:proofErr w:type="gramEnd"/>
+          </w:p>
+        </w:tc>
+      </w:tr>
+      <w:tr>
+        <w:trPr>
+          <w:tblCellSpacing w:w="15" w:type="dxa"/>
+        </w:trPr>
+        <w:tc>
+          <w:tcPr>
+            <w:tcW w:w="0" w:type="auto"/>
+            <w:vAlign w:val="center"/>
+            <w:hideMark/>
+          </w:tcPr>
+          <w:p>
+            <w:pPr>
+              <w:bidi/>
+              <w:rPr>
+                <w:lang w:val="en-IL"/>
+              </w:rPr>
+            </w:pPr>
+            <w:r>
+              <w:rPr>
+                <w:lang w:val="en-IL"/>
+              </w:rPr>
+              <w:t>Image</w:t>
+            </w:r>
+          </w:p>
+        </w:tc>
+        <w:tc>
+          <w:tcPr>
+            <w:tcW w:w="0" w:type="auto"/>
+            <w:vAlign w:val="center"/>
+            <w:hideMark/>
+          </w:tcPr>
+          <w:p>
+            <w:pPr>
+              <w:bidi/>
+              <w:rPr>
+                <w:lang w:val="en-IL"/>
+              </w:rPr>
+            </w:pPr>
+            <w:r>
+              <w:rPr>
+                <w:lang w:val="en-IL"/>
+              </w:rPr>
+              <w:t>a2c-api (</w:t>
+            </w:r>
+            <w:r>
+              <w:rPr>
+                <w:rtl/>
+              </w:rPr>
+              <w:t xml:space="preserve">נבנה דרך </w:t>
+            </w:r>
+            <w:r>
+              <w:rPr>
+                <w:lang w:val="en-IL"/>
+              </w:rPr>
+              <w:t>docker-compose build)</w:t>
+            </w:r>
+          </w:p>
+        </w:tc>
+        <w:tc>
+          <w:tcPr>
+            <w:tcW w:w="0" w:type="auto"/>
+            <w:vAlign w:val="center"/>
+            <w:hideMark/>
+          </w:tcPr>
+          <w:p>
+            <w:pPr>
+              <w:bidi/>
+              <w:rPr>
+                <w:lang w:val="en-IL"/>
+              </w:rPr>
+            </w:pPr>
+            <w:proofErr w:type="spellStart"/>
+            <w:proofErr w:type="gramStart"/>
+            <w:r>
+              <w:rPr>
+                <w:lang w:val="en-IL"/>
+              </w:rPr>
+              <w:t>authservice:dev</w:t>
+            </w:r>
+            <w:proofErr w:type="spellEnd"/>
+            <w:proofErr w:type="gramEnd"/>
+            <w:r>
+              <w:rPr>
+                <w:lang w:val="en-IL"/>
+              </w:rPr>
+              <w:t xml:space="preserve"> (</w:t>
+            </w:r>
+            <w:r>
+              <w:rPr>
+                <w:rtl/>
+              </w:rPr>
+              <w:t xml:space="preserve">נבנה ידנית או דרך פקודת </w:t>
+            </w:r>
+            <w:r>
+              <w:rPr>
+                <w:lang w:val="en-IL"/>
+              </w:rPr>
+              <w:t xml:space="preserve">docker build -t </w:t>
+            </w:r>
+            <w:proofErr w:type="spellStart"/>
+            <w:proofErr w:type="gramStart"/>
+            <w:r>
+              <w:rPr>
+                <w:lang w:val="en-IL"/>
+              </w:rPr>
+              <w:t>authservice:dev</w:t>
+            </w:r>
+            <w:proofErr w:type="spellEnd"/>
+            <w:proofErr w:type="gramEnd"/>
+            <w:r>
+              <w:rPr>
+                <w:lang w:val="en-IL"/>
+              </w:rPr>
+              <w:t>)</w:t>
+            </w:r>
+          </w:p>
+        </w:tc>
+      </w:tr>
+      <w:tr>
+        <w:trPr>
+          <w:tblCellSpacing w:w="15" w:type="dxa"/>
+        </w:trPr>
+        <w:tc>
+          <w:tcPr>
+            <w:tcW w:w="0" w:type="auto"/>
+            <w:vAlign w:val="center"/>
+            <w:hideMark/>
+          </w:tcPr>
+          <w:p>
+            <w:pPr>
+              <w:bidi/>
+              <w:rPr>
+                <w:lang w:val="en-IL"/>
+              </w:rPr>
+            </w:pPr>
+            <w:r>
+              <w:rPr>
+                <w:rtl/>
+              </w:rPr>
+              <w:t>פקודת הרצה</w:t>
+            </w:r>
+          </w:p>
+        </w:tc>
+        <w:tc>
+          <w:tcPr>
+            <w:tcW w:w="0" w:type="auto"/>
+            <w:vAlign w:val="center"/>
+            <w:hideMark/>
+          </w:tcPr>
+          <w:p>
+            <w:pPr>
+              <w:bidi/>
+              <w:rPr>
+                <w:lang w:val="en-IL"/>
+              </w:rPr>
+            </w:pPr>
+            <w:r>
+              <w:rPr>
+                <w:lang w:val="en-IL"/>
+              </w:rPr>
+              <w:t>dotnet AuthService.dll</w:t>
+            </w:r>
+          </w:p>
+        </w:tc>
+        <w:tc>
+          <w:tcPr>
+            <w:tcW w:w="0" w:type="auto"/>
+            <w:vAlign w:val="center"/>
+            <w:hideMark/>
+          </w:tcPr>
+          <w:p>
+            <w:pPr>
+              <w:bidi/>
+              <w:rPr>
+                <w:lang w:val="en-IL"/>
+              </w:rPr>
+            </w:pPr>
+            <w:r>
+              <w:rPr>
+                <w:lang w:val="en-IL"/>
+              </w:rPr>
+              <w:t>dotnet --roll-forward Major AuthService.dll</w:t>
+            </w:r>
+          </w:p>
+        </w:tc>
+      </w:tr>
+      <w:tr>
+        <w:trPr>
+          <w:tblCellSpacing w:w="15" w:type="dxa"/>
+        </w:trPr>
+        <w:tc>
+          <w:tcPr>
+            <w:tcW w:w="0" w:type="auto"/>
+            <w:vAlign w:val="center"/>
+            <w:hideMark/>
+          </w:tcPr>
+          <w:p>
+            <w:pPr>
+              <w:bidi/>
+              <w:rPr>
+                <w:lang w:val="en-IL"/>
+              </w:rPr>
+            </w:pPr>
+            <w:r>
+              <w:rPr>
+                <w:rtl/>
+              </w:rPr>
+              <w:t>פורטים מפורסים</w:t>
+            </w:r>
+          </w:p>
+        </w:tc>
+        <w:tc>
+          <w:tcPr>
+            <w:tcW w:w="0" w:type="auto"/>
+            <w:vAlign w:val="center"/>
+            <w:hideMark/>
+          </w:tcPr>
+          <w:p>
+            <w:pPr>
+              <w:bidi/>
+              <w:rPr>
+                <w:lang w:val="en-IL"/>
+              </w:rPr>
+            </w:pPr>
+            <w:r>
+              <w:rPr>
+                <w:lang w:val="en-IL"/>
+              </w:rPr>
+              <w:t>8080-&gt;80</w:t>
+            </w:r>
+          </w:p>
+        </w:tc>
+        <w:tc>
+          <w:tcPr>
+            <w:tcW w:w="0" w:type="auto"/>
+            <w:vAlign w:val="center"/>
+            <w:hideMark/>
+          </w:tcPr>
+          <w:p>
+            <w:pPr>
+              <w:bidi/>
+              <w:rPr>
+                <w:lang w:val="en-IL"/>
+              </w:rPr>
+            </w:pPr>
+            <w:r>
+              <w:rPr>
+                <w:lang w:val="en-IL"/>
+              </w:rPr>
+              <w:t>32772-&gt;8080, 32773-&gt;8081</w:t>
+            </w:r>
+          </w:p>
+        </w:tc>
+      </w:tr>
+      <w:tr>
+        <w:trPr>
+          <w:tblCellSpacing w:w="15" w:type="dxa"/>
+        </w:trPr>
+        <w:tc>
+          <w:tcPr>
+            <w:tcW w:w="0" w:type="auto"/>
+            <w:vAlign w:val="center"/>
+            <w:hideMark/>
+          </w:tcPr>
+          <w:p>
+            <w:pPr>
+              <w:bidi/>
+              <w:rPr>
+                <w:lang w:val="en-IL"/>
+              </w:rPr>
+            </w:pPr>
+            <w:r>
+              <w:rPr>
+                <w:rtl/>
+              </w:rPr>
+              <w:t>יצירת קונטיינר</w:t>
+            </w:r>
+          </w:p>
+        </w:tc>
+        <w:tc>
+          <w:tcPr>
+            <w:tcW w:w="0" w:type="auto"/>
+            <w:vAlign w:val="center"/>
+            <w:hideMark/>
+          </w:tcPr>
+          <w:p>
+            <w:pPr>
+              <w:bidi/>
+              <w:rPr>
+                <w:lang w:val="en-IL"/>
+              </w:rPr>
+            </w:pPr>
+            <w:r>
+              <w:rPr>
+                <w:rtl/>
+              </w:rPr>
+              <w:t xml:space="preserve">דרך </w:t>
+            </w:r>
+            <w:r>
+              <w:rPr>
+                <w:lang w:val="en-IL"/>
+              </w:rPr>
+              <w:t>docker-compose up</w:t>
+            </w:r>
+          </w:p>
+        </w:tc>
+        <w:tc>
+          <w:tcPr>
+            <w:tcW w:w="0" w:type="auto"/>
+            <w:vAlign w:val="center"/>
+            <w:hideMark/>
+          </w:tcPr>
+          <w:p>
+            <w:pPr>
+              <w:bidi/>
+              <w:rPr>
+                <w:lang w:val="en-IL"/>
+              </w:rPr>
+            </w:pPr>
+            <w:r>
+              <w:rPr>
+                <w:rtl/>
+              </w:rPr>
+              <w:t>כנראה נבנה/הריץ מחוץ ל־</w:t>
+            </w:r>
+            <w:r>
+              <w:rPr>
+                <w:lang w:val="en-IL"/>
+              </w:rPr>
+              <w:t xml:space="preserve">compose </w:t>
+            </w:r>
+            <w:r>
+              <w:rPr>
+                <w:rtl/>
+              </w:rPr>
+              <w:t>או לפני שינויים</w:t>
+            </w:r>
+          </w:p>
+        </w:tc>
+      </w:tr>
+    </w:tbl>
     <w:p>
       <w:pPr>
         <w:bidi/>
         <w:rPr>
           <w:rtl/>
+        </w:rPr>
+      </w:pPr>
+    </w:p>
+    <w:p>
+      <w:pPr>
+        <w:bidi/>
+        <w:rPr>
+          <w:rtl/>
+          <w:lang w:val="en-IL"/>
+        </w:rPr>
+      </w:pPr>
+      <w:r>
+        <w:rPr>
+          <w:rFonts w:cs="Arial"/>
+          <w:rtl/>
+          <w:lang w:val="en-IL"/>
+        </w:rPr>
+        <w:drawing>
+          <wp:inline distT="0" distB="0" distL="0" distR="0" wp14:anchorId="733B0FAF" wp14:editId="69B88823">
+            <wp:extent cx="6518453" cy="1582310"/>
+            <wp:effectExtent l="0" t="0" r="0" b="0"/>
+            <wp:docPr id="2095222206" name="Picture 1" descr="A white background with black text&#10;&#10;AI-generated content may be incorrect."/>
+            <wp:cNvGraphicFramePr>
+              <a:graphicFrameLocks xmlns:a="http://schemas.openxmlformats.org/drawingml/2006/main" noChangeAspect="1"/>
+            </wp:cNvGraphicFramePr>
+            <a:graphic xmlns:a="http://schemas.openxmlformats.org/drawingml/2006/main">
+              <a:graphicData uri="http://schemas.openxmlformats.org/drawingml/2006/picture">
+                <pic:pic xmlns:pic="http://schemas.openxmlformats.org/drawingml/2006/picture">
+                  <pic:nvPicPr>
+                    <pic:cNvPr id="2095222206" name="Picture 1" descr="A white background with black text&#10;&#10;AI-generated content may be incorrect."/>
+                    <pic:cNvPicPr/>
+                  </pic:nvPicPr>
+                  <pic:blipFill>
+                    <a:blip r:embed="rId6"/>
+                    <a:stretch>
+                      <a:fillRect/>
+                    </a:stretch>
+                  </pic:blipFill>
+                  <pic:spPr>
+                    <a:xfrm>
+                      <a:off x="0" y="0"/>
+                      <a:ext cx="6537821" cy="1587012"/>
+                    </a:xfrm>
+                    <a:prstGeom prst="rect">
+                      <a:avLst/>
+                    </a:prstGeom>
+                  </pic:spPr>
+                </pic:pic>
+              </a:graphicData>
+            </a:graphic>
+          </wp:inline>
+        </w:drawing>
+      </w:r>
+    </w:p>
+    <w:p>
+      <w:pPr>
+        <w:bidi/>
+        <w:rPr>
+          <w:b/>
+          <w:bCs/>
+          <w:lang w:val="en-IL"/>
+        </w:rPr>
+      </w:pPr>
+      <w:r>
+        <w:rPr>
+          <w:b/>
+          <w:bCs/>
+          <w:rtl/>
+          <w:lang w:val="en-IL"/>
+        </w:rPr>
+        <w:t>מסקנות חשובות</w:t>
+      </w:r>
+    </w:p>
+    <w:p>
+      <w:pPr>
+        <w:numPr>
+          <w:ilvl w:val="0"/>
+          <w:numId w:val="21"/>
+        </w:numPr>
+        <w:bidi/>
+        <w:rPr>
+          <w:lang w:val="en-IL"/>
+        </w:rPr>
+      </w:pPr>
+      <w:r>
+        <w:rPr>
+          <w:b/>
+          <w:bCs/>
+          <w:rtl/>
+          <w:lang w:val="en-IL"/>
+        </w:rPr>
+        <w:t>אם אתה מריץ הקליינט מחוץ לדוקר</w:t>
+      </w:r>
+      <w:r>
+        <w:rPr>
+          <w:rtl/>
+          <w:lang w:val="en-IL"/>
+        </w:rPr>
+        <w:t xml:space="preserve"> </w:t>
+      </w:r>
+      <w:r>
+        <w:rPr>
+          <w:lang w:val="en-IL"/>
+        </w:rPr>
+        <w:t>(</w:t>
+      </w:r>
+      <w:r>
+        <w:rPr>
+          <w:rtl/>
+          <w:lang w:val="en-IL"/>
+        </w:rPr>
+        <w:t xml:space="preserve">למשל </w:t>
+      </w:r>
+      <w:proofErr w:type="spellStart"/>
+      <w:r>
+        <w:rPr>
+          <w:lang w:val="en-IL"/>
+        </w:rPr>
+        <w:t>npm</w:t>
+      </w:r>
+      <w:proofErr w:type="spellEnd"/>
+      <w:r>
+        <w:rPr>
+          <w:lang w:val="en-IL"/>
+        </w:rPr>
+        <w:t xml:space="preserve"> start):</w:t>
+      </w:r>
+    </w:p>
+    <w:p>
+      <w:pPr>
+        <w:numPr>
+          <w:ilvl w:val="1"/>
+          <w:numId w:val="21"/>
+        </w:numPr>
+        <w:bidi/>
+        <w:rPr>
+          <w:lang w:val="en-IL"/>
+        </w:rPr>
+      </w:pPr>
+      <w:r>
+        <w:rPr>
+          <w:rtl/>
+          <w:lang w:val="en-IL"/>
+        </w:rPr>
+        <w:t>ה</w:t>
+      </w:r>
+      <w:r>
+        <w:rPr>
+          <w:rtl/>
+          <w:lang w:val="en-IL"/>
+        </w:rPr>
+        <w:noBreakHyphen/>
+      </w:r>
+      <w:r>
+        <w:rPr>
+          <w:lang w:val="en-IL"/>
+        </w:rPr>
+        <w:t xml:space="preserve">REACT_APP_API_BASE_URL </w:t>
+      </w:r>
+      <w:r>
+        <w:rPr>
+          <w:rtl/>
+          <w:lang w:val="en-IL"/>
+        </w:rPr>
+        <w:t xml:space="preserve">צריך להיות </w:t>
+      </w:r>
+      <w:r>
+        <w:rPr>
+          <w:lang w:val="en-IL"/>
+        </w:rPr>
+        <w:t xml:space="preserve">http://localhost:32774 </w:t>
+      </w:r>
+      <w:r>
+        <w:rPr>
+          <w:rtl/>
+          <w:lang w:val="en-IL"/>
+        </w:rPr>
+        <w:t>אם אתה רוצה להתחבר ל־</w:t>
+      </w:r>
+      <w:r>
+        <w:rPr>
+          <w:lang w:val="en-IL"/>
+        </w:rPr>
+        <w:t xml:space="preserve">API </w:t>
+      </w:r>
+      <w:r>
+        <w:rPr>
+          <w:rtl/>
+          <w:lang w:val="en-IL"/>
+        </w:rPr>
+        <w:t>שהרצת עם</w:t>
+      </w:r>
+      <w:r>
+        <w:rPr>
+          <w:lang w:val="en-IL"/>
+        </w:rPr>
+        <w:t xml:space="preserve"> Docker Compose (a2c-api-1).</w:t>
+      </w:r>
+    </w:p>
+    <w:p>
+      <w:pPr>
+        <w:numPr>
+          <w:ilvl w:val="1"/>
+          <w:numId w:val="21"/>
+        </w:numPr>
+        <w:bidi/>
+        <w:rPr>
+          <w:lang w:val="en-IL"/>
+        </w:rPr>
+      </w:pPr>
+      <w:r>
+        <w:rPr>
+          <w:rtl/>
+          <w:lang w:val="en-IL"/>
+        </w:rPr>
+        <w:t>אם אתה רוצה להתחבר ל־</w:t>
+      </w:r>
+      <w:r>
+        <w:rPr>
+          <w:lang w:val="en-IL"/>
+        </w:rPr>
+        <w:t xml:space="preserve">API </w:t>
+      </w:r>
+      <w:r>
+        <w:rPr>
+          <w:rtl/>
+          <w:lang w:val="en-IL"/>
+        </w:rPr>
+        <w:t>שה־</w:t>
+      </w:r>
+      <w:r>
+        <w:rPr>
+          <w:lang w:val="en-IL"/>
+        </w:rPr>
+        <w:t xml:space="preserve">VS </w:t>
+      </w:r>
+      <w:r>
+        <w:rPr>
+          <w:rtl/>
+          <w:lang w:val="en-IL"/>
+        </w:rPr>
+        <w:t>הריץ</w:t>
+      </w:r>
+      <w:r>
+        <w:rPr>
+          <w:lang w:val="en-IL"/>
+        </w:rPr>
+        <w:t xml:space="preserve"> (AuthService_1), </w:t>
+      </w:r>
+      <w:r>
+        <w:rPr>
+          <w:rtl/>
+          <w:lang w:val="en-IL"/>
+        </w:rPr>
+        <w:t>אז צריך להשתמש ב־</w:t>
+      </w:r>
+      <w:r>
+        <w:rPr>
+          <w:lang w:val="en-IL"/>
+        </w:rPr>
+        <w:t>http://localhost:32779.</w:t>
+      </w:r>
+    </w:p>
+    <w:p>
+      <w:pPr>
+        <w:numPr>
+          <w:ilvl w:val="0"/>
+          <w:numId w:val="21"/>
+        </w:numPr>
+        <w:bidi/>
+        <w:rPr>
+          <w:lang w:val="en-IL"/>
+        </w:rPr>
+      </w:pPr>
+      <w:r>
+        <w:rPr>
+          <w:b/>
+          <w:bCs/>
+          <w:rtl/>
+          <w:lang w:val="en-IL"/>
+        </w:rPr>
+        <w:t>אם אתה מריץ את הקליינט בתוך</w:t>
+      </w:r>
+      <w:r>
+        <w:rPr>
+          <w:b/>
+          <w:bCs/>
+          <w:lang w:val="en-IL"/>
+        </w:rPr>
+        <w:t xml:space="preserve"> Docker Compose</w:t>
+      </w:r>
+      <w:r>
+        <w:rPr>
+          <w:lang w:val="en-IL"/>
+        </w:rPr>
+        <w:t>:</w:t>
+      </w:r>
+    </w:p>
+    <w:p>
+      <w:pPr>
+        <w:numPr>
+          <w:ilvl w:val="1"/>
+          <w:numId w:val="21"/>
+        </w:numPr>
+        <w:bidi/>
+        <w:rPr>
+          <w:lang w:val="en-IL"/>
+        </w:rPr>
+      </w:pPr>
+      <w:r>
+        <w:rPr>
+          <w:rtl/>
+          <w:lang w:val="en-IL"/>
+        </w:rPr>
+        <w:lastRenderedPageBreak/>
+        <w:t>בתוך הרשת של</w:t>
+      </w:r>
+      <w:r>
+        <w:rPr>
+          <w:lang w:val="en-IL"/>
+        </w:rPr>
+        <w:t xml:space="preserve"> Docker (a2cnet), </w:t>
+      </w:r>
+      <w:r>
+        <w:rPr>
+          <w:rtl/>
+          <w:lang w:val="en-IL"/>
+        </w:rPr>
+        <w:t>הקליינט יכול לפנות ל־</w:t>
+      </w:r>
+      <w:r>
+        <w:rPr>
+          <w:lang w:val="en-IL"/>
+        </w:rPr>
+        <w:t xml:space="preserve">API </w:t>
+      </w:r>
+      <w:r>
+        <w:rPr>
+          <w:rtl/>
+          <w:lang w:val="en-IL"/>
+        </w:rPr>
+        <w:t>לפי שם השירות</w:t>
+      </w:r>
+      <w:r>
+        <w:rPr>
+          <w:lang w:val="en-IL"/>
+        </w:rPr>
+        <w:t>: http://api:8080 (</w:t>
+      </w:r>
+      <w:r>
+        <w:rPr>
+          <w:rtl/>
+          <w:lang w:val="en-IL"/>
+        </w:rPr>
+        <w:t>כי</w:t>
+      </w:r>
+      <w:r>
+        <w:rPr>
+          <w:lang w:val="en-IL"/>
+        </w:rPr>
+        <w:t xml:space="preserve"> Docker </w:t>
+      </w:r>
+      <w:r>
+        <w:rPr>
+          <w:rtl/>
+          <w:lang w:val="en-IL"/>
+        </w:rPr>
+        <w:t xml:space="preserve">יודע לפתור את השם </w:t>
+      </w:r>
+      <w:proofErr w:type="spellStart"/>
+      <w:r>
+        <w:rPr>
+          <w:lang w:val="en-IL"/>
+        </w:rPr>
+        <w:t>api</w:t>
+      </w:r>
+      <w:proofErr w:type="spellEnd"/>
+      <w:r>
+        <w:rPr>
+          <w:lang w:val="en-IL"/>
+        </w:rPr>
+        <w:t xml:space="preserve"> </w:t>
+      </w:r>
+      <w:r>
+        <w:rPr>
+          <w:rtl/>
+          <w:lang w:val="en-IL"/>
+        </w:rPr>
+        <w:t>לשירות בתוך הרשת</w:t>
+      </w:r>
+      <w:r>
+        <w:rPr>
+          <w:lang w:val="en-IL"/>
+        </w:rPr>
+        <w:t>).</w:t>
+      </w:r>
+    </w:p>
+    <w:p>
+      <w:pPr>
+        <w:numPr>
+          <w:ilvl w:val="0"/>
+          <w:numId w:val="21"/>
+        </w:numPr>
+        <w:bidi/>
+        <w:rPr>
+          <w:lang w:val="en-IL"/>
+        </w:rPr>
+      </w:pPr>
+      <w:r>
+        <w:rPr>
+          <w:b/>
+          <w:bCs/>
+          <w:lang w:val="en-IL"/>
+        </w:rPr>
+        <w:t>CORS</w:t>
+      </w:r>
+      <w:r>
+        <w:rPr>
+          <w:lang w:val="en-IL"/>
+        </w:rPr>
+        <w:t>:</w:t>
+      </w:r>
+    </w:p>
+    <w:p>
+      <w:pPr>
+        <w:numPr>
+          <w:ilvl w:val="1"/>
+          <w:numId w:val="21"/>
+        </w:numPr>
+        <w:bidi/>
+        <w:rPr>
+          <w:lang w:val="en-IL"/>
+        </w:rPr>
+      </w:pPr>
+      <w:r>
+        <w:rPr>
+          <w:rtl/>
+          <w:lang w:val="en-IL"/>
+        </w:rPr>
+        <w:t>אם הקליינט רץ מחוץ לדוקר</w:t>
+      </w:r>
+      <w:r>
+        <w:rPr>
+          <w:lang w:val="en-IL"/>
+        </w:rPr>
+        <w:t xml:space="preserve"> (localhost:3000), </w:t>
+      </w:r>
+      <w:r>
+        <w:rPr>
+          <w:rtl/>
+          <w:lang w:val="en-IL"/>
+        </w:rPr>
+        <w:t>יש לוודא שב־</w:t>
+      </w:r>
+      <w:r>
+        <w:rPr>
+          <w:lang w:val="en-IL"/>
+        </w:rPr>
+        <w:t xml:space="preserve">API </w:t>
+      </w:r>
+      <w:r>
+        <w:rPr>
+          <w:rtl/>
+          <w:lang w:val="en-IL"/>
+        </w:rPr>
+        <w:t>מוגדרת מדיניות</w:t>
+      </w:r>
+      <w:r>
+        <w:rPr>
+          <w:lang w:val="en-IL"/>
+        </w:rPr>
+        <w:t xml:space="preserve"> CORS </w:t>
+      </w:r>
+      <w:r>
+        <w:rPr>
+          <w:rtl/>
+          <w:lang w:val="en-IL"/>
+        </w:rPr>
+        <w:t xml:space="preserve">שמאפשרת </w:t>
+      </w:r>
+      <w:r>
+        <w:rPr>
+          <w:lang w:val="en-IL"/>
+        </w:rPr>
+        <w:t>http://localhost:3000.</w:t>
+      </w:r>
+    </w:p>
+    <w:p>
+      <w:pPr>
+        <w:numPr>
+          <w:ilvl w:val="1"/>
+          <w:numId w:val="21"/>
+        </w:numPr>
+        <w:bidi/>
+        <w:rPr>
+          <w:lang w:val="en-IL"/>
+        </w:rPr>
+      </w:pPr>
+      <w:r>
+        <w:rPr>
+          <w:rtl/>
+          <w:lang w:val="en-IL"/>
+        </w:rPr>
+        <w:t>אם הקליינט רץ בתוך</w:t>
+      </w:r>
+      <w:r>
+        <w:rPr>
+          <w:lang w:val="en-IL"/>
+        </w:rPr>
+        <w:t xml:space="preserve"> Docker Compose, </w:t>
+      </w:r>
+      <w:r>
+        <w:rPr>
+          <w:rtl/>
+          <w:lang w:val="en-IL"/>
+        </w:rPr>
+        <w:t>ה</w:t>
+      </w:r>
+      <w:r>
+        <w:rPr>
+          <w:lang w:val="en-IL"/>
+        </w:rPr>
+        <w:t xml:space="preserve">-CORS </w:t>
+      </w:r>
+      <w:r>
+        <w:rPr>
+          <w:rtl/>
+          <w:lang w:val="en-IL"/>
+        </w:rPr>
+        <w:t xml:space="preserve">צריך להתאים לשם השירות של הלקוח (למשל </w:t>
+      </w:r>
+      <w:r>
+        <w:rPr>
+          <w:lang w:val="en-IL"/>
+        </w:rPr>
+        <w:t>http://client:80).</w:t>
+      </w:r>
+    </w:p>
+    <w:p>
+      <w:pPr>
+        <w:bidi/>
+        <w:rPr>
+          <w:rtl/>
+          <w:lang w:val="en-IL"/>
         </w:rPr>
       </w:pPr>
     </w:p>
@@ -8861,6 +9898,123 @@
     </w:lvl>
   </w:abstractNum>
   <w:abstractNum w:abstractNumId="6" w15:restartNumberingAfterBreak="0">
+    <w:nsid w:val="2DF54AA7"/>
+    <w:multiLevelType w:val="multilevel"/>
+    <w:tmpl w:val="786C4016"/>
+    <w:lvl w:ilvl="0">
+      <w:start w:val="1"/>
+      <w:numFmt w:val="decimal"/>
+      <w:lvlText w:val="%1."/>
+      <w:lvlJc w:val="left"/>
+      <w:pPr>
+        <w:tabs>
+          <w:tab w:val="num" w:pos="720"/>
+        </w:tabs>
+        <w:ind w:left="720" w:hanging="360"/>
+      </w:pPr>
+    </w:lvl>
+    <w:lvl w:ilvl="1">
+      <w:start w:val="1"/>
+      <w:numFmt w:val="bullet"/>
+      <w:lvlText w:val="o"/>
+      <w:lvlJc w:val="left"/>
+      <w:pPr>
+        <w:tabs>
+          <w:tab w:val="num" w:pos="1440"/>
+        </w:tabs>
+        <w:ind w:left="1440" w:hanging="360"/>
+      </w:pPr>
+      <w:rPr>
+        <w:rFonts w:ascii="Courier New" w:hAnsi="Courier New" w:hint="default"/>
+        <w:sz w:val="20"/>
+      </w:rPr>
+    </w:lvl>
+    <w:lvl w:ilvl="2" w:tentative="1">
+      <w:start w:val="1"/>
+      <w:numFmt w:val="decimal"/>
+      <w:lvlText w:val="%3."/>
+      <w:lvlJc w:val="left"/>
+      <w:pPr>
+        <w:tabs>
+          <w:tab w:val="num" w:pos="2160"/>
+        </w:tabs>
+        <w:ind w:left="2160" w:hanging="360"/>
+      </w:pPr>
+    </w:lvl>
+    <w:lvl w:ilvl="3" w:tentative="1">
+      <w:start w:val="1"/>
+      <w:numFmt w:val="decimal"/>
+      <w:lvlText w:val="%4."/>
+      <w:lvlJc w:val="left"/>
+      <w:pPr>
+        <w:tabs>
+          <w:tab w:val="num" w:pos="2880"/>
+        </w:tabs>
+        <w:ind w:left="2880" w:hanging="360"/>
+      </w:pPr>
+    </w:lvl>
+    <w:lvl w:ilvl="4" w:tentative="1">
+      <w:start w:val="1"/>
+      <w:numFmt w:val="decimal"/>
+      <w:lvlText w:val="%5."/>
+      <w:lvlJc w:val="left"/>
+      <w:pPr>
+        <w:tabs>
+          <w:tab w:val="num" w:pos="3600"/>
+        </w:tabs>
+        <w:ind w:left="3600" w:hanging="360"/>
+      </w:pPr>
+    </w:lvl>
+    <w:lvl w:ilvl="5" w:tentative="1">
+      <w:start w:val="1"/>
+      <w:numFmt w:val="decimal"/>
+      <w:lvlText w:val="%6."/>
+      <w:lvlJc w:val="left"/>
+      <w:pPr>
+        <w:tabs>
+          <w:tab w:val="num" w:pos="4320"/>
+        </w:tabs>
+        <w:ind w:left="4320" w:hanging="360"/>
+      </w:pPr>
+    </w:lvl>
+    <w:lvl w:ilvl="6" w:tentative="1">
+      <w:start w:val="1"/>
+      <w:numFmt w:val="decimal"/>
+      <w:lvlText w:val="%7."/>
+      <w:lvlJc w:val="left"/>
+      <w:pPr>
+        <w:tabs>
+          <w:tab w:val="num" w:pos="5040"/>
+        </w:tabs>
+        <w:ind w:left="5040" w:hanging="360"/>
+      </w:pPr>
+    </w:lvl>
+    <w:lvl w:ilvl="7" w:tentative="1">
+      <w:start w:val="1"/>
+      <w:numFmt w:val="decimal"/>
+      <w:lvlText w:val="%8."/>
+      <w:lvlJc w:val="left"/>
+      <w:pPr>
+        <w:tabs>
+          <w:tab w:val="num" w:pos="5760"/>
+        </w:tabs>
+        <w:ind w:left="5760" w:hanging="360"/>
+      </w:pPr>
+    </w:lvl>
+    <w:lvl w:ilvl="8" w:tentative="1">
+      <w:start w:val="1"/>
+      <w:numFmt w:val="decimal"/>
+      <w:lvlText w:val="%9."/>
+      <w:lvlJc w:val="left"/>
+      <w:pPr>
+        <w:tabs>
+          <w:tab w:val="num" w:pos="6480"/>
+        </w:tabs>
+        <w:ind w:left="6480" w:hanging="360"/>
+      </w:pPr>
+    </w:lvl>
+  </w:abstractNum>
+  <w:abstractNum w:abstractNumId="7" w15:restartNumberingAfterBreak="0">
     <w:nsid w:val="2FF877E5"/>
     <w:multiLevelType w:val="multilevel"/>
     <w:tmpl w:val="BC4A02AE"/>
@@ -9009,7 +10163,7 @@
       </w:rPr>
     </w:lvl>
   </w:abstractNum>
-  <w:abstractNum w:abstractNumId="7" w15:restartNumberingAfterBreak="0">
+  <w:abstractNum w:abstractNumId="8" w15:restartNumberingAfterBreak="0">
     <w:nsid w:val="32B058C3"/>
     <w:multiLevelType w:val="hybridMultilevel"/>
     <w:tmpl w:val="FCC0047A"/>
@@ -9122,7 +10276,7 @@
       </w:rPr>
     </w:lvl>
   </w:abstractNum>
-  <w:abstractNum w:abstractNumId="8" w15:restartNumberingAfterBreak="0">
+  <w:abstractNum w:abstractNumId="9" w15:restartNumberingAfterBreak="0">
     <w:nsid w:val="387D5901"/>
     <w:multiLevelType w:val="multilevel"/>
     <w:tmpl w:val="AD424262"/>
@@ -9271,7 +10425,7 @@
       </w:rPr>
     </w:lvl>
   </w:abstractNum>
-  <w:abstractNum w:abstractNumId="9" w15:restartNumberingAfterBreak="0">
+  <w:abstractNum w:abstractNumId="10" w15:restartNumberingAfterBreak="0">
     <w:nsid w:val="470F4BFA"/>
     <w:multiLevelType w:val="multilevel"/>
     <w:tmpl w:val="1916AE32"/>
@@ -9420,7 +10574,7 @@
       </w:rPr>
     </w:lvl>
   </w:abstractNum>
-  <w:abstractNum w:abstractNumId="10" w15:restartNumberingAfterBreak="0">
+  <w:abstractNum w:abstractNumId="11" w15:restartNumberingAfterBreak="0">
     <w:nsid w:val="49336454"/>
     <w:multiLevelType w:val="multilevel"/>
     <w:tmpl w:val="6FB03C56"/>
@@ -9533,7 +10687,7 @@
       </w:pPr>
     </w:lvl>
   </w:abstractNum>
-  <w:abstractNum w:abstractNumId="11" w15:restartNumberingAfterBreak="0">
+  <w:abstractNum w:abstractNumId="12" w15:restartNumberingAfterBreak="0">
     <w:nsid w:val="4E7351E6"/>
     <w:multiLevelType w:val="multilevel"/>
     <w:tmpl w:val="6CD8364C"/>
@@ -9682,7 +10836,7 @@
       </w:rPr>
     </w:lvl>
   </w:abstractNum>
-  <w:abstractNum w:abstractNumId="12" w15:restartNumberingAfterBreak="0">
+  <w:abstractNum w:abstractNumId="13" w15:restartNumberingAfterBreak="0">
     <w:nsid w:val="55AB449D"/>
     <w:multiLevelType w:val="multilevel"/>
     <w:tmpl w:val="16C62B9E"/>
@@ -9795,7 +10949,7 @@
       </w:pPr>
     </w:lvl>
   </w:abstractNum>
-  <w:abstractNum w:abstractNumId="13" w15:restartNumberingAfterBreak="0">
+  <w:abstractNum w:abstractNumId="14" w15:restartNumberingAfterBreak="0">
     <w:nsid w:val="59C8297E"/>
     <w:multiLevelType w:val="multilevel"/>
     <w:tmpl w:val="F5508990"/>
@@ -9944,7 +11098,7 @@
       </w:rPr>
     </w:lvl>
   </w:abstractNum>
-  <w:abstractNum w:abstractNumId="14" w15:restartNumberingAfterBreak="0">
+  <w:abstractNum w:abstractNumId="15" w15:restartNumberingAfterBreak="0">
     <w:nsid w:val="67CF4480"/>
     <w:multiLevelType w:val="multilevel"/>
     <w:tmpl w:val="3EDE590C"/>
@@ -10093,7 +11247,7 @@
       </w:rPr>
     </w:lvl>
   </w:abstractNum>
-  <w:abstractNum w:abstractNumId="15" w15:restartNumberingAfterBreak="0">
+  <w:abstractNum w:abstractNumId="16" w15:restartNumberingAfterBreak="0">
     <w:nsid w:val="6A1F7185"/>
     <w:multiLevelType w:val="multilevel"/>
     <w:tmpl w:val="9E525B34"/>
@@ -10242,7 +11396,7 @@
       </w:rPr>
     </w:lvl>
   </w:abstractNum>
-  <w:abstractNum w:abstractNumId="16" w15:restartNumberingAfterBreak="0">
+  <w:abstractNum w:abstractNumId="17" w15:restartNumberingAfterBreak="0">
     <w:nsid w:val="72237BD1"/>
     <w:multiLevelType w:val="multilevel"/>
     <w:tmpl w:val="B144F344"/>
@@ -10355,7 +11509,7 @@
       </w:pPr>
     </w:lvl>
   </w:abstractNum>
-  <w:abstractNum w:abstractNumId="17" w15:restartNumberingAfterBreak="0">
+  <w:abstractNum w:abstractNumId="18" w15:restartNumberingAfterBreak="0">
     <w:nsid w:val="7BE9671A"/>
     <w:multiLevelType w:val="multilevel"/>
     <w:tmpl w:val="5E821FEE"/>
@@ -10504,7 +11658,7 @@
       </w:rPr>
     </w:lvl>
   </w:abstractNum>
-  <w:abstractNum w:abstractNumId="18" w15:restartNumberingAfterBreak="0">
+  <w:abstractNum w:abstractNumId="19" w15:restartNumberingAfterBreak="0">
     <w:nsid w:val="7C5A5716"/>
     <w:multiLevelType w:val="multilevel"/>
     <w:tmpl w:val="46626FBA"/>
@@ -10653,7 +11807,7 @@
       </w:rPr>
     </w:lvl>
   </w:abstractNum>
-  <w:abstractNum w:abstractNumId="19" w15:restartNumberingAfterBreak="0">
+  <w:abstractNum w:abstractNumId="20" w15:restartNumberingAfterBreak="0">
     <w:nsid w:val="7F7F0B8E"/>
     <w:multiLevelType w:val="hybridMultilevel"/>
     <w:tmpl w:val="04521E1C"/>
@@ -10767,43 +11921,43 @@
     </w:lvl>
   </w:abstractNum>
   <w:num w:numId="1" w16cid:durableId="1922639782">
-    <w:abstractNumId w:val="7"/>
+    <w:abstractNumId w:val="8"/>
   </w:num>
   <w:num w:numId="2" w16cid:durableId="919288310">
     <w:abstractNumId w:val="1"/>
   </w:num>
   <w:num w:numId="3" w16cid:durableId="2113278963">
-    <w:abstractNumId w:val="13"/>
+    <w:abstractNumId w:val="14"/>
   </w:num>
   <w:num w:numId="4" w16cid:durableId="763651920">
-    <w:abstractNumId w:val="15"/>
+    <w:abstractNumId w:val="16"/>
   </w:num>
   <w:num w:numId="5" w16cid:durableId="745424166">
-    <w:abstractNumId w:val="11"/>
+    <w:abstractNumId w:val="12"/>
   </w:num>
   <w:num w:numId="6" w16cid:durableId="13457703">
-    <w:abstractNumId w:val="8"/>
+    <w:abstractNumId w:val="9"/>
   </w:num>
   <w:num w:numId="7" w16cid:durableId="70394628">
-    <w:abstractNumId w:val="19"/>
+    <w:abstractNumId w:val="20"/>
   </w:num>
   <w:num w:numId="8" w16cid:durableId="427652855">
-    <w:abstractNumId w:val="6"/>
+    <w:abstractNumId w:val="7"/>
   </w:num>
   <w:num w:numId="9" w16cid:durableId="1517576576">
-    <w:abstractNumId w:val="14"/>
+    <w:abstractNumId w:val="15"/>
   </w:num>
   <w:num w:numId="10" w16cid:durableId="652609081">
     <w:abstractNumId w:val="5"/>
   </w:num>
   <w:num w:numId="11" w16cid:durableId="533151994">
-    <w:abstractNumId w:val="17"/>
+    <w:abstractNumId w:val="18"/>
   </w:num>
   <w:num w:numId="12" w16cid:durableId="2097823002">
-    <w:abstractNumId w:val="9"/>
+    <w:abstractNumId w:val="10"/>
   </w:num>
   <w:num w:numId="13" w16cid:durableId="1307971476">
-    <w:abstractNumId w:val="12"/>
+    <w:abstractNumId w:val="13"/>
   </w:num>
   <w:num w:numId="14" w16cid:durableId="1314026744">
     <w:abstractNumId w:val="3"/>
@@ -10815,16 +11969,19 @@
     <w:abstractNumId w:val="0"/>
   </w:num>
   <w:num w:numId="17" w16cid:durableId="391777720">
-    <w:abstractNumId w:val="16"/>
+    <w:abstractNumId w:val="17"/>
   </w:num>
   <w:num w:numId="18" w16cid:durableId="1739816707">
     <w:abstractNumId w:val="4"/>
   </w:num>
   <w:num w:numId="19" w16cid:durableId="1319579072">
-    <w:abstractNumId w:val="18"/>
+    <w:abstractNumId w:val="19"/>
   </w:num>
   <w:num w:numId="20" w16cid:durableId="550767990">
-    <w:abstractNumId w:val="10"/>
+    <w:abstractNumId w:val="11"/>
+  </w:num>
+  <w:num w:numId="21" w16cid:durableId="1799954238">
+    <w:abstractNumId w:val="6"/>
   </w:num>
 </w:numbering>
 </file>
@@ -11432,7 +12589,6 @@
   <w:style w:type="character" w:default="1" w:styleId="DefaultParagraphFont">
     <w:name w:val="Default Paragraph Font"/>
     <w:uiPriority w:val="1"/>
-    <w:semiHidden/>
     <w:unhideWhenUsed/>
   </w:style>
   <w:style w:type="table" w:default="1" w:styleId="TableNormal">

--- a/Documentations/A2CDevLogbook.docx
+++ b/Documentations/A2CDevLogbook.docx
@@ -7910,9 +7910,6 @@
     <w:p>
       <w:pPr>
         <w:bidi/>
-        <w:rPr>
-          <w:lang w:val="en-IL"/>
-        </w:rPr>
       </w:pPr>
       <w:r>
         <w:rPr>
@@ -7934,9 +7931,6 @@
         <w:t xml:space="preserve">ההבדל העיקרי בין הקונטיינרים </w:t>
       </w:r>
       <w:r>
-        <w:rPr>
-          <w:lang w:val="en-IL"/>
-        </w:rPr>
         <w:t xml:space="preserve">a2c-api </w:t>
       </w:r>
       <w:r>
@@ -7947,16 +7941,10 @@
       </w:r>
       <w:proofErr w:type="spellStart"/>
       <w:r>
-        <w:rPr>
-          <w:lang w:val="en-IL"/>
-        </w:rPr>
         <w:t>authservice:dev</w:t>
       </w:r>
       <w:proofErr w:type="spellEnd"/>
       <w:r>
-        <w:rPr>
-          <w:lang w:val="en-IL"/>
-        </w:rPr>
         <w:t xml:space="preserve"> </w:t>
       </w:r>
       <w:r>
@@ -7977,7 +7965,6 @@
         <w:rPr>
           <w:b/>
           <w:bCs/>
-          <w:lang w:val="en-IL"/>
         </w:rPr>
         <w:t xml:space="preserve"> (image) </w:t>
       </w:r>
@@ -7990,9 +7977,6 @@
         <w:t>והסביבה שבה הם נבנו</w:t>
       </w:r>
       <w:r>
-        <w:rPr>
-          <w:lang w:val="en-IL"/>
-        </w:rPr>
         <w:t>:</w:t>
       </w:r>
     </w:p>
@@ -8030,7 +8014,6 @@
               <w:rPr>
                 <w:b/>
                 <w:bCs/>
-                <w:lang w:val="en-IL"/>
               </w:rPr>
             </w:pPr>
             <w:r>
@@ -8055,14 +8038,12 @@
               <w:rPr>
                 <w:b/>
                 <w:bCs/>
-                <w:lang w:val="en-IL"/>
               </w:rPr>
             </w:pPr>
             <w:r>
               <w:rPr>
                 <w:b/>
                 <w:bCs/>
-                <w:lang w:val="en-IL"/>
               </w:rPr>
               <w:t>a2c-api</w:t>
             </w:r>
@@ -8080,7 +8061,6 @@
               <w:rPr>
                 <w:b/>
                 <w:bCs/>
-                <w:lang w:val="en-IL"/>
               </w:rPr>
             </w:pPr>
             <w:proofErr w:type="spellStart"/>
@@ -8089,7 +8069,6 @@
               <w:rPr>
                 <w:b/>
                 <w:bCs/>
-                <w:lang w:val="en-IL"/>
               </w:rPr>
               <w:t>authservice:dev</w:t>
             </w:r>
@@ -8111,14 +8090,8 @@
           <w:p>
             <w:pPr>
               <w:bidi/>
-              <w:rPr>
-                <w:lang w:val="en-IL"/>
-              </w:rPr>
             </w:pPr>
             <w:r>
-              <w:rPr>
-                <w:lang w:val="en-IL"/>
-              </w:rPr>
               <w:t>Image</w:t>
             </w:r>
           </w:p>
@@ -8132,14 +8105,8 @@
           <w:p>
             <w:pPr>
               <w:bidi/>
-              <w:rPr>
-                <w:lang w:val="en-IL"/>
-              </w:rPr>
             </w:pPr>
             <w:r>
-              <w:rPr>
-                <w:lang w:val="en-IL"/>
-              </w:rPr>
               <w:t>a2c-api (</w:t>
             </w:r>
             <w:r>
@@ -8149,9 +8116,6 @@
               <w:t xml:space="preserve">נבנה דרך </w:t>
             </w:r>
             <w:r>
-              <w:rPr>
-                <w:lang w:val="en-IL"/>
-              </w:rPr>
               <w:t>docker-compose build)</w:t>
             </w:r>
           </w:p>
@@ -8165,24 +8129,15 @@
           <w:p>
             <w:pPr>
               <w:bidi/>
-              <w:rPr>
-                <w:lang w:val="en-IL"/>
-              </w:rPr>
             </w:pPr>
             <w:proofErr w:type="spellStart"/>
             <w:proofErr w:type="gramStart"/>
             <w:r>
-              <w:rPr>
-                <w:lang w:val="en-IL"/>
-              </w:rPr>
               <w:t>authservice:dev</w:t>
             </w:r>
             <w:proofErr w:type="spellEnd"/>
             <w:proofErr w:type="gramEnd"/>
             <w:r>
-              <w:rPr>
-                <w:lang w:val="en-IL"/>
-              </w:rPr>
               <w:t xml:space="preserve"> (</w:t>
             </w:r>
             <w:r>
@@ -8192,25 +8147,16 @@
               <w:t xml:space="preserve">נבנה ידנית או דרך פקודת </w:t>
             </w:r>
             <w:r>
-              <w:rPr>
-                <w:lang w:val="en-IL"/>
-              </w:rPr>
               <w:t xml:space="preserve">docker build -t </w:t>
             </w:r>
             <w:proofErr w:type="spellStart"/>
             <w:proofErr w:type="gramStart"/>
             <w:r>
-              <w:rPr>
-                <w:lang w:val="en-IL"/>
-              </w:rPr>
               <w:t>authservice:dev</w:t>
             </w:r>
             <w:proofErr w:type="spellEnd"/>
             <w:proofErr w:type="gramEnd"/>
             <w:r>
-              <w:rPr>
-                <w:lang w:val="en-IL"/>
-              </w:rPr>
               <w:t>)</w:t>
             </w:r>
           </w:p>
@@ -8229,9 +8175,6 @@
           <w:p>
             <w:pPr>
               <w:bidi/>
-              <w:rPr>
-                <w:lang w:val="en-IL"/>
-              </w:rPr>
             </w:pPr>
             <w:r>
               <w:rPr>
@@ -8250,14 +8193,8 @@
           <w:p>
             <w:pPr>
               <w:bidi/>
-              <w:rPr>
-                <w:lang w:val="en-IL"/>
-              </w:rPr>
             </w:pPr>
             <w:r>
-              <w:rPr>
-                <w:lang w:val="en-IL"/>
-              </w:rPr>
               <w:t>dotnet AuthService.dll</w:t>
             </w:r>
           </w:p>
@@ -8271,14 +8208,8 @@
           <w:p>
             <w:pPr>
               <w:bidi/>
-              <w:rPr>
-                <w:lang w:val="en-IL"/>
-              </w:rPr>
             </w:pPr>
             <w:r>
-              <w:rPr>
-                <w:lang w:val="en-IL"/>
-              </w:rPr>
               <w:t>dotnet --roll-forward Major AuthService.dll</w:t>
             </w:r>
           </w:p>
@@ -8297,9 +8228,6 @@
           <w:p>
             <w:pPr>
               <w:bidi/>
-              <w:rPr>
-                <w:lang w:val="en-IL"/>
-              </w:rPr>
             </w:pPr>
             <w:r>
               <w:rPr>
@@ -8318,14 +8246,8 @@
           <w:p>
             <w:pPr>
               <w:bidi/>
-              <w:rPr>
-                <w:lang w:val="en-IL"/>
-              </w:rPr>
             </w:pPr>
             <w:r>
-              <w:rPr>
-                <w:lang w:val="en-IL"/>
-              </w:rPr>
               <w:t>8080-&gt;80</w:t>
             </w:r>
           </w:p>
@@ -8339,14 +8261,8 @@
           <w:p>
             <w:pPr>
               <w:bidi/>
-              <w:rPr>
-                <w:lang w:val="en-IL"/>
-              </w:rPr>
             </w:pPr>
             <w:r>
-              <w:rPr>
-                <w:lang w:val="en-IL"/>
-              </w:rPr>
               <w:t>32772-&gt;8080, 32773-&gt;8081</w:t>
             </w:r>
           </w:p>
@@ -8365,9 +8281,6 @@
           <w:p>
             <w:pPr>
               <w:bidi/>
-              <w:rPr>
-                <w:lang w:val="en-IL"/>
-              </w:rPr>
             </w:pPr>
             <w:r>
               <w:rPr>
@@ -8386,9 +8299,6 @@
           <w:p>
             <w:pPr>
               <w:bidi/>
-              <w:rPr>
-                <w:lang w:val="en-IL"/>
-              </w:rPr>
             </w:pPr>
             <w:r>
               <w:rPr>
@@ -8397,9 +8307,6 @@
               <w:t xml:space="preserve">דרך </w:t>
             </w:r>
             <w:r>
-              <w:rPr>
-                <w:lang w:val="en-IL"/>
-              </w:rPr>
               <w:t>docker-compose up</w:t>
             </w:r>
           </w:p>
@@ -8413,9 +8320,6 @@
           <w:p>
             <w:pPr>
               <w:bidi/>
-              <w:rPr>
-                <w:lang w:val="en-IL"/>
-              </w:rPr>
             </w:pPr>
             <w:r>
               <w:rPr>
@@ -8424,9 +8328,6 @@
               <w:t>כנראה נבנה/הריץ מחוץ ל־</w:t>
             </w:r>
             <w:r>
-              <w:rPr>
-                <w:lang w:val="en-IL"/>
-              </w:rPr>
               <w:t xml:space="preserve">compose </w:t>
             </w:r>
             <w:r>
@@ -8452,14 +8353,13 @@
         <w:bidi/>
         <w:rPr>
           <w:rtl/>
-          <w:lang w:val="en-IL"/>
         </w:rPr>
       </w:pPr>
       <w:r>
         <w:rPr>
           <w:rFonts w:cs="Arial"/>
-          <w:rtl/>
-          <w:lang w:val="en-IL"/>
+          <w:noProof/>
+          <w:rtl/>
         </w:rPr>
         <w:drawing>
           <wp:inline distT="0" distB="0" distL="0" distR="0" wp14:anchorId="733B0FAF" wp14:editId="69B88823">
@@ -8504,15 +8404,13 @@
         <w:rPr>
           <w:b/>
           <w:bCs/>
-          <w:lang w:val="en-IL"/>
-        </w:rPr>
-      </w:pPr>
-      <w:r>
-        <w:rPr>
-          <w:b/>
-          <w:bCs/>
-          <w:rtl/>
-          <w:lang w:val="en-IL"/>
+        </w:rPr>
+      </w:pPr>
+      <w:r>
+        <w:rPr>
+          <w:b/>
+          <w:bCs/>
+          <w:rtl/>
         </w:rPr>
         <w:t>מסקנות חשובות</w:t>
       </w:r>
@@ -8524,51 +8422,36 @@
           <w:numId w:val="21"/>
         </w:numPr>
         <w:bidi/>
-        <w:rPr>
-          <w:lang w:val="en-IL"/>
-        </w:rPr>
-      </w:pPr>
-      <w:r>
-        <w:rPr>
-          <w:b/>
-          <w:bCs/>
-          <w:rtl/>
-          <w:lang w:val="en-IL"/>
+      </w:pPr>
+      <w:r>
+        <w:rPr>
+          <w:b/>
+          <w:bCs/>
+          <w:rtl/>
         </w:rPr>
         <w:t>אם אתה מריץ הקליינט מחוץ לדוקר</w:t>
       </w:r>
       <w:r>
         <w:rPr>
           <w:rtl/>
-          <w:lang w:val="en-IL"/>
         </w:rPr>
         <w:t xml:space="preserve"> </w:t>
       </w:r>
       <w:r>
-        <w:rPr>
-          <w:lang w:val="en-IL"/>
-        </w:rPr>
         <w:t>(</w:t>
       </w:r>
       <w:r>
         <w:rPr>
           <w:rtl/>
-          <w:lang w:val="en-IL"/>
         </w:rPr>
         <w:t xml:space="preserve">למשל </w:t>
       </w:r>
       <w:proofErr w:type="spellStart"/>
       <w:r>
-        <w:rPr>
-          <w:lang w:val="en-IL"/>
-        </w:rPr>
         <w:t>npm</w:t>
       </w:r>
       <w:proofErr w:type="spellEnd"/>
       <w:r>
-        <w:rPr>
-          <w:lang w:val="en-IL"/>
-        </w:rPr>
         <w:t xml:space="preserve"> start):</w:t>
       </w:r>
     </w:p>
@@ -8579,67 +8462,47 @@
           <w:numId w:val="21"/>
         </w:numPr>
         <w:bidi/>
-        <w:rPr>
-          <w:lang w:val="en-IL"/>
-        </w:rPr>
-      </w:pPr>
-      <w:r>
-        <w:rPr>
-          <w:rtl/>
-          <w:lang w:val="en-IL"/>
+      </w:pPr>
+      <w:r>
+        <w:rPr>
+          <w:rtl/>
         </w:rPr>
         <w:t>ה</w:t>
       </w:r>
       <w:r>
         <w:rPr>
           <w:rtl/>
-          <w:lang w:val="en-IL"/>
         </w:rPr>
         <w:noBreakHyphen/>
       </w:r>
       <w:r>
-        <w:rPr>
-          <w:lang w:val="en-IL"/>
-        </w:rPr>
         <w:t xml:space="preserve">REACT_APP_API_BASE_URL </w:t>
       </w:r>
       <w:r>
         <w:rPr>
           <w:rtl/>
-          <w:lang w:val="en-IL"/>
         </w:rPr>
         <w:t xml:space="preserve">צריך להיות </w:t>
       </w:r>
       <w:r>
-        <w:rPr>
-          <w:lang w:val="en-IL"/>
-        </w:rPr>
         <w:t xml:space="preserve">http://localhost:32774 </w:t>
       </w:r>
       <w:r>
         <w:rPr>
           <w:rtl/>
-          <w:lang w:val="en-IL"/>
         </w:rPr>
         <w:t>אם אתה רוצה להתחבר ל־</w:t>
       </w:r>
       <w:r>
-        <w:rPr>
-          <w:lang w:val="en-IL"/>
-        </w:rPr>
         <w:t xml:space="preserve">API </w:t>
       </w:r>
       <w:r>
         <w:rPr>
           <w:rtl/>
-          <w:lang w:val="en-IL"/>
         </w:rPr>
         <w:t>שהרצת עם</w:t>
       </w:r>
       <w:r>
-        <w:rPr>
-          <w:lang w:val="en-IL"/>
-        </w:rPr>
         <w:t xml:space="preserve"> Docker Compose (a2c-api-1).</w:t>
       </w:r>
     </w:p>
@@ -8650,60 +8513,41 @@
           <w:numId w:val="21"/>
         </w:numPr>
         <w:bidi/>
-        <w:rPr>
-          <w:lang w:val="en-IL"/>
-        </w:rPr>
-      </w:pPr>
-      <w:r>
-        <w:rPr>
-          <w:rtl/>
-          <w:lang w:val="en-IL"/>
+      </w:pPr>
+      <w:r>
+        <w:rPr>
+          <w:rtl/>
         </w:rPr>
         <w:t>אם אתה רוצה להתחבר ל־</w:t>
       </w:r>
       <w:r>
-        <w:rPr>
-          <w:lang w:val="en-IL"/>
-        </w:rPr>
         <w:t xml:space="preserve">API </w:t>
       </w:r>
       <w:r>
         <w:rPr>
           <w:rtl/>
-          <w:lang w:val="en-IL"/>
         </w:rPr>
         <w:t>שה־</w:t>
       </w:r>
       <w:r>
-        <w:rPr>
-          <w:lang w:val="en-IL"/>
-        </w:rPr>
         <w:t xml:space="preserve">VS </w:t>
       </w:r>
       <w:r>
         <w:rPr>
           <w:rtl/>
-          <w:lang w:val="en-IL"/>
         </w:rPr>
         <w:t>הריץ</w:t>
       </w:r>
       <w:r>
-        <w:rPr>
-          <w:lang w:val="en-IL"/>
-        </w:rPr>
         <w:t xml:space="preserve"> (AuthService_1), </w:t>
       </w:r>
       <w:r>
         <w:rPr>
           <w:rtl/>
-          <w:lang w:val="en-IL"/>
         </w:rPr>
         <w:t>אז צריך להשתמש ב־</w:t>
       </w:r>
       <w:r>
-        <w:rPr>
-          <w:lang w:val="en-IL"/>
-        </w:rPr>
         <w:t>http://localhost:32779.</w:t>
       </w:r>
     </w:p>
@@ -8714,16 +8558,12 @@
           <w:numId w:val="21"/>
         </w:numPr>
         <w:bidi/>
-        <w:rPr>
-          <w:lang w:val="en-IL"/>
-        </w:rPr>
-      </w:pPr>
-      <w:r>
-        <w:rPr>
-          <w:b/>
-          <w:bCs/>
-          <w:rtl/>
-          <w:lang w:val="en-IL"/>
+      </w:pPr>
+      <w:r>
+        <w:rPr>
+          <w:b/>
+          <w:bCs/>
+          <w:rtl/>
         </w:rPr>
         <w:t>אם אתה מריץ את הקליינט בתוך</w:t>
       </w:r>
@@ -8731,14 +8571,10 @@
         <w:rPr>
           <w:b/>
           <w:bCs/>
-          <w:lang w:val="en-IL"/>
         </w:rPr>
         <w:t xml:space="preserve"> Docker Compose</w:t>
       </w:r>
       <w:r>
-        <w:rPr>
-          <w:lang w:val="en-IL"/>
-        </w:rPr>
         <w:t>:</w:t>
       </w:r>
     </w:p>
@@ -8749,95 +8585,65 @@
           <w:numId w:val="21"/>
         </w:numPr>
         <w:bidi/>
-        <w:rPr>
-          <w:lang w:val="en-IL"/>
-        </w:rPr>
-      </w:pPr>
-      <w:r>
-        <w:rPr>
-          <w:rtl/>
-          <w:lang w:val="en-IL"/>
+      </w:pPr>
+      <w:r>
+        <w:rPr>
+          <w:rtl/>
         </w:rPr>
         <w:lastRenderedPageBreak/>
         <w:t>בתוך הרשת של</w:t>
       </w:r>
       <w:r>
-        <w:rPr>
-          <w:lang w:val="en-IL"/>
-        </w:rPr>
         <w:t xml:space="preserve"> Docker (a2cnet), </w:t>
       </w:r>
       <w:r>
         <w:rPr>
           <w:rtl/>
-          <w:lang w:val="en-IL"/>
         </w:rPr>
         <w:t>הקליינט יכול לפנות ל־</w:t>
       </w:r>
       <w:r>
-        <w:rPr>
-          <w:lang w:val="en-IL"/>
-        </w:rPr>
         <w:t xml:space="preserve">API </w:t>
       </w:r>
       <w:r>
         <w:rPr>
           <w:rtl/>
-          <w:lang w:val="en-IL"/>
         </w:rPr>
         <w:t>לפי שם השירות</w:t>
       </w:r>
       <w:r>
-        <w:rPr>
-          <w:lang w:val="en-IL"/>
-        </w:rPr>
         <w:t>: http://api:8080 (</w:t>
       </w:r>
       <w:r>
         <w:rPr>
           <w:rtl/>
-          <w:lang w:val="en-IL"/>
         </w:rPr>
         <w:t>כי</w:t>
       </w:r>
       <w:r>
-        <w:rPr>
-          <w:lang w:val="en-IL"/>
-        </w:rPr>
         <w:t xml:space="preserve"> Docker </w:t>
       </w:r>
       <w:r>
         <w:rPr>
           <w:rtl/>
-          <w:lang w:val="en-IL"/>
         </w:rPr>
         <w:t xml:space="preserve">יודע לפתור את השם </w:t>
       </w:r>
       <w:proofErr w:type="spellStart"/>
       <w:r>
-        <w:rPr>
-          <w:lang w:val="en-IL"/>
-        </w:rPr>
         <w:t>api</w:t>
       </w:r>
       <w:proofErr w:type="spellEnd"/>
       <w:r>
-        <w:rPr>
-          <w:lang w:val="en-IL"/>
-        </w:rPr>
         <w:t xml:space="preserve"> </w:t>
       </w:r>
       <w:r>
         <w:rPr>
           <w:rtl/>
-          <w:lang w:val="en-IL"/>
         </w:rPr>
         <w:t>לשירות בתוך הרשת</w:t>
       </w:r>
       <w:r>
-        <w:rPr>
-          <w:lang w:val="en-IL"/>
-        </w:rPr>
         <w:t>).</w:t>
       </w:r>
     </w:p>
@@ -8848,22 +8654,15 @@
           <w:numId w:val="21"/>
         </w:numPr>
         <w:bidi/>
-        <w:rPr>
-          <w:lang w:val="en-IL"/>
-        </w:rPr>
-      </w:pPr>
-      <w:r>
-        <w:rPr>
-          <w:b/>
-          <w:bCs/>
-          <w:lang w:val="en-IL"/>
+      </w:pPr>
+      <w:r>
+        <w:rPr>
+          <w:b/>
+          <w:bCs/>
         </w:rPr>
         <w:t>CORS</w:t>
       </w:r>
       <w:r>
-        <w:rPr>
-          <w:lang w:val="en-IL"/>
-        </w:rPr>
         <w:t>:</w:t>
       </w:r>
     </w:p>
@@ -8874,60 +8673,41 @@
           <w:numId w:val="21"/>
         </w:numPr>
         <w:bidi/>
-        <w:rPr>
-          <w:lang w:val="en-IL"/>
-        </w:rPr>
-      </w:pPr>
-      <w:r>
-        <w:rPr>
-          <w:rtl/>
-          <w:lang w:val="en-IL"/>
+      </w:pPr>
+      <w:r>
+        <w:rPr>
+          <w:rtl/>
         </w:rPr>
         <w:t>אם הקליינט רץ מחוץ לדוקר</w:t>
       </w:r>
       <w:r>
-        <w:rPr>
-          <w:lang w:val="en-IL"/>
-        </w:rPr>
         <w:t xml:space="preserve"> (localhost:3000), </w:t>
       </w:r>
       <w:r>
         <w:rPr>
           <w:rtl/>
-          <w:lang w:val="en-IL"/>
         </w:rPr>
         <w:t>יש לוודא שב־</w:t>
       </w:r>
       <w:r>
-        <w:rPr>
-          <w:lang w:val="en-IL"/>
-        </w:rPr>
         <w:t xml:space="preserve">API </w:t>
       </w:r>
       <w:r>
         <w:rPr>
           <w:rtl/>
-          <w:lang w:val="en-IL"/>
         </w:rPr>
         <w:t>מוגדרת מדיניות</w:t>
       </w:r>
       <w:r>
-        <w:rPr>
-          <w:lang w:val="en-IL"/>
-        </w:rPr>
         <w:t xml:space="preserve"> CORS </w:t>
       </w:r>
       <w:r>
         <w:rPr>
           <w:rtl/>
-          <w:lang w:val="en-IL"/>
         </w:rPr>
         <w:t xml:space="preserve">שמאפשרת </w:t>
       </w:r>
       <w:r>
-        <w:rPr>
-          <w:lang w:val="en-IL"/>
-        </w:rPr>
         <w:t>http://localhost:3000.</w:t>
       </w:r>
     </w:p>
@@ -8938,47 +8718,32 @@
           <w:numId w:val="21"/>
         </w:numPr>
         <w:bidi/>
-        <w:rPr>
-          <w:lang w:val="en-IL"/>
-        </w:rPr>
-      </w:pPr>
-      <w:r>
-        <w:rPr>
-          <w:rtl/>
-          <w:lang w:val="en-IL"/>
+      </w:pPr>
+      <w:r>
+        <w:rPr>
+          <w:rtl/>
         </w:rPr>
         <w:t>אם הקליינט רץ בתוך</w:t>
       </w:r>
       <w:r>
-        <w:rPr>
-          <w:lang w:val="en-IL"/>
-        </w:rPr>
         <w:t xml:space="preserve"> Docker Compose, </w:t>
       </w:r>
       <w:r>
         <w:rPr>
           <w:rtl/>
-          <w:lang w:val="en-IL"/>
         </w:rPr>
         <w:t>ה</w:t>
       </w:r>
       <w:r>
-        <w:rPr>
-          <w:lang w:val="en-IL"/>
-        </w:rPr>
         <w:t xml:space="preserve">-CORS </w:t>
       </w:r>
       <w:r>
         <w:rPr>
           <w:rtl/>
-          <w:lang w:val="en-IL"/>
         </w:rPr>
         <w:t xml:space="preserve">צריך להתאים לשם השירות של הלקוח (למשל </w:t>
       </w:r>
       <w:r>
-        <w:rPr>
-          <w:lang w:val="en-IL"/>
-        </w:rPr>
         <w:t>http://client:80).</w:t>
       </w:r>
     </w:p>
@@ -8987,8 +8752,5687 @@
         <w:bidi/>
         <w:rPr>
           <w:rtl/>
-          <w:lang w:val="en-IL"/>
-        </w:rPr>
+        </w:rPr>
+      </w:pPr>
+    </w:p>
+    <w:p>
+      <w:pPr>
+        <w:bidi/>
+        <w:rPr>
+          <w:b/>
+          <w:bCs/>
+          <w:u w:val="single"/>
+          <w:lang w:val="en-GB"/>
+        </w:rPr>
+      </w:pPr>
+      <w:r>
+        <w:rPr>
+          <w:b/>
+          <w:bCs/>
+          <w:u w:val="single"/>
+          <w:rtl/>
+        </w:rPr>
+        <w:t>לבדוק את הפורטים דרך</w:t>
+      </w:r>
+      <w:r>
+        <w:rPr>
+          <w:b/>
+          <w:bCs/>
+          <w:u w:val="single"/>
+        </w:rPr>
+        <w:t xml:space="preserve"> Docker :</w:t>
+      </w:r>
+    </w:p>
+    <w:p>
+      <w:pPr>
+        <w:bidi/>
+      </w:pPr>
+      <w:r>
+        <w:t>PS C:\Users\HD\source\repos\A2C&gt; docker port a2c-api-1</w:t>
+      </w:r>
+    </w:p>
+    <w:p>
+      <w:pPr>
+        <w:bidi/>
+      </w:pPr>
+      <w:r>
+        <w:rPr>
+          <w:rFonts w:cs="Arial"/>
+          <w:rtl/>
+        </w:rPr>
+        <w:t>32774/</w:t>
+      </w:r>
+      <w:proofErr w:type="spellStart"/>
+      <w:r>
+        <w:t>tcp</w:t>
+      </w:r>
+      <w:proofErr w:type="spellEnd"/>
+      <w:r>
+        <w:t xml:space="preserve"> -&gt; 0.0.0.0:32774</w:t>
+      </w:r>
+    </w:p>
+    <w:p>
+      <w:pPr>
+        <w:bidi/>
+      </w:pPr>
+      <w:r>
+        <w:rPr>
+          <w:rFonts w:cs="Arial"/>
+          <w:rtl/>
+        </w:rPr>
+        <w:t>32774/</w:t>
+      </w:r>
+      <w:proofErr w:type="spellStart"/>
+      <w:r>
+        <w:t>tcp</w:t>
+      </w:r>
+      <w:proofErr w:type="spellEnd"/>
+      <w:r>
+        <w:t xml:space="preserve"> -&gt; [::]:32774</w:t>
+      </w:r>
+    </w:p>
+    <w:p>
+      <w:pPr>
+        <w:bidi/>
+      </w:pPr>
+    </w:p>
+    <w:p>
+      <w:pPr>
+        <w:numPr>
+          <w:ilvl w:val="0"/>
+          <w:numId w:val="22"/>
+        </w:numPr>
+        <w:bidi/>
+        <w:rPr>
+          <w:lang w:val="en-IL"/>
+        </w:rPr>
+      </w:pPr>
+      <w:r>
+        <w:rPr>
+          <w:rFonts w:hint="cs"/>
+          <w:b/>
+          <w:bCs/>
+          <w:u w:val="single"/>
+          <w:rtl/>
+        </w:rPr>
+        <w:t xml:space="preserve">פקודת </w:t>
+      </w:r>
+      <w:r>
+        <w:rPr>
+          <w:rFonts w:hint="eastAsia"/>
+          <w:b/>
+          <w:bCs/>
+          <w:u w:val="single"/>
+        </w:rPr>
+        <w:t>curl</w:t>
+      </w:r>
+      <w:r>
+        <w:rPr>
+          <w:rFonts w:hint="cs"/>
+          <w:b/>
+          <w:bCs/>
+          <w:u w:val="single"/>
+          <w:rtl/>
+        </w:rPr>
+        <w:t xml:space="preserve"> לפוסט של </w:t>
+      </w:r>
+      <w:r>
+        <w:rPr>
+          <w:rFonts w:hint="eastAsia"/>
+          <w:b/>
+          <w:bCs/>
+          <w:u w:val="single"/>
+        </w:rPr>
+        <w:t>login</w:t>
+      </w:r>
+      <w:r>
+        <w:rPr>
+          <w:rFonts w:hint="cs"/>
+          <w:b/>
+          <w:bCs/>
+          <w:u w:val="single"/>
+          <w:rtl/>
+        </w:rPr>
+        <w:t xml:space="preserve"> מה </w:t>
+      </w:r>
+      <w:r>
+        <w:rPr>
+          <w:rFonts w:hint="eastAsia"/>
+          <w:b/>
+          <w:bCs/>
+          <w:u w:val="single"/>
+        </w:rPr>
+        <w:t>CMD</w:t>
+      </w:r>
+      <w:r>
+        <w:rPr>
+          <w:rFonts w:hint="cs"/>
+          <w:b/>
+          <w:bCs/>
+          <w:u w:val="single"/>
+          <w:rtl/>
+        </w:rPr>
+        <w:t xml:space="preserve"> ל</w:t>
+      </w:r>
+      <w:r>
+        <w:rPr>
+          <w:b/>
+          <w:bCs/>
+          <w:u w:val="single"/>
+        </w:rPr>
+        <w:t xml:space="preserve">   server </w:t>
+      </w:r>
+      <w:r>
+        <w:rPr>
+          <w:rFonts w:hint="cs"/>
+          <w:b/>
+          <w:bCs/>
+          <w:u w:val="single"/>
+          <w:rtl/>
+        </w:rPr>
+        <w:t xml:space="preserve">ול </w:t>
+      </w:r>
+      <w:r>
+        <w:rPr>
+          <w:rFonts w:hint="eastAsia"/>
+          <w:b/>
+          <w:bCs/>
+          <w:u w:val="single"/>
+        </w:rPr>
+        <w:t>database</w:t>
+      </w:r>
+      <w:r>
+        <w:rPr>
+          <w:rtl/>
+        </w:rPr>
+        <w:br/>
+      </w:r>
+      <w:r>
+        <w:t>curl -X POST http://localhost:32774/api/auth/login -H "Content-Type: application/</w:t>
+      </w:r>
+      <w:proofErr w:type="spellStart"/>
+      <w:r>
+        <w:t>json</w:t>
+      </w:r>
+      <w:proofErr w:type="spellEnd"/>
+      <w:r>
+        <w:t>" -d "{\"email\":\"nir@gmail.com\",\"password\":\"123456\"}</w:t>
+      </w:r>
+      <w:r>
+        <w:rPr>
+          <w:rFonts w:cs="Arial"/>
+          <w:rtl/>
+        </w:rPr>
+        <w:t>"</w:t>
+      </w:r>
+      <w:r>
+        <w:rPr>
+          <w:rFonts w:cs="Arial"/>
+          <w:rtl/>
+        </w:rPr>
+        <w:br/>
+      </w:r>
+      <w:r>
+        <w:rPr>
+          <w:rFonts w:cs="Arial"/>
+          <w:rtl/>
+        </w:rPr>
+        <w:br/>
+      </w:r>
+      <w:r>
+        <w:rPr>
+          <w:rFonts w:cs="Arial" w:hint="cs"/>
+          <w:rtl/>
+        </w:rPr>
+        <w:t>18.8.25</w:t>
+      </w:r>
+    </w:p>
+    <w:p>
+      <w:pPr>
+        <w:pStyle w:val="ListParagraph"/>
+        <w:numPr>
+          <w:ilvl w:val="0"/>
+          <w:numId w:val="36"/>
+        </w:numPr>
+        <w:bidi/>
+        <w:rPr>
+          <w:lang w:val="en-IL"/>
+        </w:rPr>
+      </w:pPr>
+      <w:r>
+        <w:rPr>
+          <w:rFonts w:hint="cs"/>
+          <w:b/>
+          <w:bCs/>
+          <w:u w:val="single"/>
+          <w:rtl/>
+        </w:rPr>
+        <w:t xml:space="preserve">המשך פיתוח מסכים ב </w:t>
+      </w:r>
+      <w:r>
+        <w:rPr>
+          <w:rFonts w:hint="eastAsia"/>
+          <w:b/>
+          <w:bCs/>
+          <w:u w:val="single"/>
+        </w:rPr>
+        <w:t>React</w:t>
+      </w:r>
+      <w:r>
+        <w:rPr>
+          <w:rFonts w:cs="Arial"/>
+          <w:rtl/>
+        </w:rPr>
+        <w:br/>
+      </w:r>
+      <w:r>
+        <w:rPr>
+          <w:rFonts w:hint="cs"/>
+          <w:b/>
+          <w:bCs/>
+          <w:rtl/>
+          <w:lang w:val="en-IL"/>
+        </w:rPr>
+        <w:t xml:space="preserve">להלן </w:t>
+      </w:r>
+      <w:r>
+        <w:rPr>
+          <w:b/>
+          <w:bCs/>
+          <w:rtl/>
+        </w:rPr>
+        <w:t>הסבר מפורט על השלבים שעשינו עם</w:t>
+      </w:r>
+      <w:r>
+        <w:rPr>
+          <w:b/>
+          <w:bCs/>
+          <w:lang w:val="en-IL"/>
+        </w:rPr>
+        <w:t xml:space="preserve"> Route Guard (</w:t>
+      </w:r>
+      <w:proofErr w:type="spellStart"/>
+      <w:r>
+        <w:rPr>
+          <w:b/>
+          <w:bCs/>
+          <w:lang w:val="en-IL"/>
+        </w:rPr>
+        <w:t>RequireAuth</w:t>
+      </w:r>
+      <w:proofErr w:type="spellEnd"/>
+      <w:r>
+        <w:rPr>
+          <w:b/>
+          <w:bCs/>
+          <w:lang w:val="en-IL"/>
+        </w:rPr>
+        <w:t>).</w:t>
+      </w:r>
+    </w:p>
+    <w:p>
+      <w:pPr>
+        <w:pStyle w:val="ListParagraph"/>
+        <w:numPr>
+          <w:ilvl w:val="0"/>
+          <w:numId w:val="36"/>
+        </w:numPr>
+        <w:bidi/>
+        <w:rPr>
+          <w:lang w:val="en-IL"/>
+        </w:rPr>
+      </w:pPr>
+      <w:r>
+        <w:rPr>
+          <w:b/>
+          <w:bCs/>
+          <w:rtl/>
+        </w:rPr>
+        <w:t>הסבר מה זה</w:t>
+      </w:r>
+      <w:r>
+        <w:rPr>
+          <w:b/>
+          <w:bCs/>
+          <w:lang w:val="en-IL"/>
+        </w:rPr>
+        <w:t xml:space="preserve"> Higher Order Component (HOC) </w:t>
+      </w:r>
+      <w:r>
+        <w:rPr>
+          <w:b/>
+          <w:bCs/>
+          <w:rtl/>
+        </w:rPr>
+        <w:t>ואיך אפשר להשתמש בו כאן</w:t>
+      </w:r>
+      <w:r>
+        <w:rPr>
+          <w:b/>
+          <w:bCs/>
+          <w:lang w:val="en-IL"/>
+        </w:rPr>
+        <w:t>.</w:t>
+      </w:r>
+    </w:p>
+    <w:p>
+      <w:pPr>
+        <w:bidi/>
+        <w:rPr>
+          <w:lang w:val="en-IL"/>
+        </w:rPr>
+      </w:pPr>
+      <w:r>
+        <w:rPr>
+          <w:lang w:val="en-IL"/>
+        </w:rPr>
+        <w:pict w14:anchorId="0E4DCA5A">
+          <v:rect id="_x0000_i1135" style="width:0;height:1.5pt" o:hralign="center" o:hrstd="t" o:hr="t" fillcolor="#a0a0a0" stroked="f"/>
+        </w:pict>
+      </w:r>
+    </w:p>
+    <w:p>
+      <w:pPr>
+        <w:bidi/>
+        <w:rPr>
+          <w:b/>
+          <w:bCs/>
+          <w:lang w:val="en-IL"/>
+        </w:rPr>
+      </w:pPr>
+      <w:r>
+        <w:rPr>
+          <w:b/>
+          <w:bCs/>
+          <w:rtl/>
+        </w:rPr>
+        <w:t>חלק 1</w:t>
+      </w:r>
+      <w:r>
+        <w:rPr>
+          <w:b/>
+          <w:bCs/>
+          <w:lang w:val="en-IL"/>
+        </w:rPr>
+        <w:t xml:space="preserve"> – Route Guard </w:t>
+      </w:r>
+      <w:r>
+        <w:rPr>
+          <w:b/>
+          <w:bCs/>
+          <w:rtl/>
+        </w:rPr>
+        <w:t>ב־</w:t>
+      </w:r>
+      <w:r>
+        <w:rPr>
+          <w:b/>
+          <w:bCs/>
+          <w:lang w:val="en-IL"/>
+        </w:rPr>
+        <w:t>React</w:t>
+      </w:r>
+    </w:p>
+    <w:p>
+      <w:pPr>
+        <w:bidi/>
+        <w:rPr>
+          <w:lang w:val="en-IL"/>
+        </w:rPr>
+      </w:pPr>
+      <w:r>
+        <w:rPr>
+          <w:rtl/>
+        </w:rPr>
+        <w:t>ב־</w:t>
+      </w:r>
+      <w:r>
+        <w:rPr>
+          <w:lang w:val="en-IL"/>
+        </w:rPr>
+        <w:t xml:space="preserve">React </w:t>
+      </w:r>
+      <w:r>
+        <w:rPr>
+          <w:rtl/>
+        </w:rPr>
+        <w:t xml:space="preserve">אנחנו בונים אפליקציה כולה ממקטעים שנקראים </w:t>
+      </w:r>
+      <w:r>
+        <w:rPr>
+          <w:b/>
+          <w:bCs/>
+          <w:rtl/>
+        </w:rPr>
+        <w:t>קומפוננטות</w:t>
+      </w:r>
+      <w:r>
+        <w:rPr>
+          <w:lang w:val="en-IL"/>
+        </w:rPr>
+        <w:t>.</w:t>
+      </w:r>
+      <w:r>
+        <w:rPr>
+          <w:lang w:val="en-IL"/>
+        </w:rPr>
+        <w:br/>
+      </w:r>
+      <w:r>
+        <w:rPr>
+          <w:rtl/>
+        </w:rPr>
+        <w:t>כל מסך = קומפוננטה. לדוגמה</w:t>
+      </w:r>
+      <w:r>
+        <w:rPr>
+          <w:lang w:val="en-IL"/>
+        </w:rPr>
+        <w:t xml:space="preserve">: Login, </w:t>
+      </w:r>
+      <w:proofErr w:type="spellStart"/>
+      <w:r>
+        <w:rPr>
+          <w:lang w:val="en-IL"/>
+        </w:rPr>
+        <w:t>WelcomePage</w:t>
+      </w:r>
+      <w:proofErr w:type="spellEnd"/>
+      <w:r>
+        <w:rPr>
+          <w:lang w:val="en-IL"/>
+        </w:rPr>
+        <w:t>.</w:t>
+      </w:r>
+    </w:p>
+    <w:p>
+      <w:pPr>
+        <w:bidi/>
+        <w:rPr>
+          <w:lang w:val="en-IL"/>
+        </w:rPr>
+      </w:pPr>
+      <w:r>
+        <w:rPr>
+          <w:rtl/>
+        </w:rPr>
+        <w:t xml:space="preserve">אבל יש בעיה: אנחנו לא רוצים שמשתמש יוכל פשוט להקליד את הכתובת </w:t>
+      </w:r>
+      <w:r>
+        <w:rPr>
+          <w:lang w:val="en-IL"/>
+        </w:rPr>
+        <w:t xml:space="preserve">http://localhost:3000/welcome </w:t>
+      </w:r>
+      <w:r>
+        <w:rPr>
+          <w:rtl/>
+        </w:rPr>
+        <w:t>ולראות את הדף אם הוא לא מחובר</w:t>
+      </w:r>
+      <w:r>
+        <w:rPr>
+          <w:lang w:val="en-IL"/>
+        </w:rPr>
+        <w:t>.</w:t>
+      </w:r>
+      <w:r>
+        <w:rPr>
+          <w:lang w:val="en-IL"/>
+        </w:rPr>
+        <w:br/>
+      </w:r>
+      <w:r>
+        <w:rPr>
+          <w:rtl/>
+        </w:rPr>
+        <w:t xml:space="preserve">לכן אנחנו צריכים מנגנון שנקרא </w:t>
+      </w:r>
+      <w:r>
+        <w:rPr>
+          <w:b/>
+          <w:bCs/>
+          <w:lang w:val="en-IL"/>
+        </w:rPr>
+        <w:t>Route Guard</w:t>
+      </w:r>
+      <w:r>
+        <w:rPr>
+          <w:lang w:val="en-IL"/>
+        </w:rPr>
+        <w:t xml:space="preserve"> – </w:t>
+      </w:r>
+      <w:r>
+        <w:rPr>
+          <w:rtl/>
+        </w:rPr>
+        <w:t>שומר על הנתיבים</w:t>
+      </w:r>
+      <w:r>
+        <w:rPr>
+          <w:lang w:val="en-IL"/>
+        </w:rPr>
+        <w:t xml:space="preserve"> (Routes).</w:t>
+      </w:r>
+    </w:p>
+    <w:p>
+      <w:pPr>
+        <w:bidi/>
+        <w:rPr>
+          <w:b/>
+          <w:bCs/>
+          <w:lang w:val="en-IL"/>
+        </w:rPr>
+      </w:pPr>
+      <w:r>
+        <w:rPr>
+          <w:b/>
+          <w:bCs/>
+          <w:rtl/>
+        </w:rPr>
+        <w:t>שלב-שלב</w:t>
+      </w:r>
+      <w:r>
+        <w:rPr>
+          <w:b/>
+          <w:bCs/>
+          <w:lang w:val="en-IL"/>
+        </w:rPr>
+        <w:t>:</w:t>
+      </w:r>
+    </w:p>
+    <w:p>
+      <w:pPr>
+        <w:bidi/>
+        <w:rPr>
+          <w:b/>
+          <w:bCs/>
+          <w:lang w:val="en-IL"/>
+        </w:rPr>
+      </w:pPr>
+      <w:r>
+        <w:rPr>
+          <w:b/>
+          <w:bCs/>
+          <w:rtl/>
+        </w:rPr>
+        <w:t>שלב 1</w:t>
+      </w:r>
+      <w:r>
+        <w:rPr>
+          <w:b/>
+          <w:bCs/>
+          <w:lang w:val="en-IL"/>
+        </w:rPr>
+        <w:t xml:space="preserve">: </w:t>
+      </w:r>
+      <w:proofErr w:type="spellStart"/>
+      <w:r>
+        <w:rPr>
+          <w:b/>
+          <w:bCs/>
+          <w:lang w:val="en-IL"/>
+        </w:rPr>
+        <w:t>AuthContext</w:t>
+      </w:r>
+      <w:proofErr w:type="spellEnd"/>
+      <w:r>
+        <w:rPr>
+          <w:b/>
+          <w:bCs/>
+          <w:lang w:val="en-IL"/>
+        </w:rPr>
+        <w:t xml:space="preserve"> – </w:t>
+      </w:r>
+      <w:r>
+        <w:rPr>
+          <w:b/>
+          <w:bCs/>
+          <w:rtl/>
+        </w:rPr>
+        <w:t>לשמור את מצב ההתחברות</w:t>
+      </w:r>
+    </w:p>
+    <w:p>
+      <w:pPr>
+        <w:numPr>
+          <w:ilvl w:val="0"/>
+          <w:numId w:val="23"/>
+        </w:numPr>
+        <w:bidi/>
+        <w:rPr>
+          <w:lang w:val="en-IL"/>
+        </w:rPr>
+      </w:pPr>
+      <w:r>
+        <w:rPr>
+          <w:rtl/>
+        </w:rPr>
+        <w:t>ב־</w:t>
+      </w:r>
+      <w:r>
+        <w:rPr>
+          <w:lang w:val="en-IL"/>
+        </w:rPr>
+        <w:t xml:space="preserve">React </w:t>
+      </w:r>
+      <w:r>
+        <w:rPr>
+          <w:rtl/>
+        </w:rPr>
+        <w:t xml:space="preserve">אפשר להעביר מידע בין קומפוננטות דרך </w:t>
+      </w:r>
+      <w:r>
+        <w:rPr>
+          <w:b/>
+          <w:bCs/>
+          <w:lang w:val="en-IL"/>
+        </w:rPr>
+        <w:t>Context</w:t>
+      </w:r>
+      <w:r>
+        <w:rPr>
+          <w:lang w:val="en-IL"/>
+        </w:rPr>
+        <w:t>.</w:t>
+      </w:r>
+    </w:p>
+    <w:p>
+      <w:pPr>
+        <w:numPr>
+          <w:ilvl w:val="0"/>
+          <w:numId w:val="23"/>
+        </w:numPr>
+        <w:bidi/>
+        <w:rPr>
+          <w:lang w:val="en-IL"/>
+        </w:rPr>
+      </w:pPr>
+      <w:r>
+        <w:rPr>
+          <w:rtl/>
+        </w:rPr>
+        <w:t xml:space="preserve">יצרנו קובץ </w:t>
+      </w:r>
+      <w:proofErr w:type="spellStart"/>
+      <w:r>
+        <w:rPr>
+          <w:lang w:val="en-IL"/>
+        </w:rPr>
+        <w:t>AuthContext.tsx</w:t>
+      </w:r>
+      <w:proofErr w:type="spellEnd"/>
+      <w:r>
+        <w:rPr>
+          <w:lang w:val="en-IL"/>
+        </w:rPr>
+        <w:t xml:space="preserve"> </w:t>
+      </w:r>
+      <w:r>
+        <w:rPr>
+          <w:rtl/>
+        </w:rPr>
+        <w:t>שבו אנחנו שומרים</w:t>
+      </w:r>
+      <w:r>
+        <w:rPr>
+          <w:lang w:val="en-IL"/>
+        </w:rPr>
+        <w:t>:</w:t>
+      </w:r>
+    </w:p>
+    <w:p>
+      <w:pPr>
+        <w:numPr>
+          <w:ilvl w:val="1"/>
+          <w:numId w:val="23"/>
+        </w:numPr>
+        <w:bidi/>
+        <w:rPr>
+          <w:lang w:val="en-IL"/>
+        </w:rPr>
+      </w:pPr>
+      <w:r>
+        <w:rPr>
+          <w:lang w:val="en-IL"/>
+        </w:rPr>
+        <w:lastRenderedPageBreak/>
+        <w:t>token (</w:t>
+      </w:r>
+      <w:r>
+        <w:rPr>
+          <w:rtl/>
+        </w:rPr>
+        <w:t>טוקן מזהה שמקבלים מהשרת אחרי</w:t>
+      </w:r>
+      <w:r>
+        <w:rPr>
+          <w:lang w:val="en-IL"/>
+        </w:rPr>
+        <w:t xml:space="preserve"> login).</w:t>
+      </w:r>
+    </w:p>
+    <w:p>
+      <w:pPr>
+        <w:numPr>
+          <w:ilvl w:val="1"/>
+          <w:numId w:val="23"/>
+        </w:numPr>
+        <w:bidi/>
+        <w:rPr>
+          <w:lang w:val="en-IL"/>
+        </w:rPr>
+      </w:pPr>
+      <w:r>
+        <w:rPr>
+          <w:rtl/>
+        </w:rPr>
+        <w:t xml:space="preserve">פונקציה </w:t>
+      </w:r>
+      <w:r>
+        <w:rPr>
+          <w:lang w:val="en-IL"/>
+        </w:rPr>
+        <w:t xml:space="preserve">login(token) – </w:t>
+      </w:r>
+      <w:r>
+        <w:rPr>
+          <w:rtl/>
+        </w:rPr>
+        <w:t>שומרת טוקן</w:t>
+      </w:r>
+      <w:r>
+        <w:rPr>
+          <w:lang w:val="en-IL"/>
+        </w:rPr>
+        <w:t>.</w:t>
+      </w:r>
+    </w:p>
+    <w:p>
+      <w:pPr>
+        <w:numPr>
+          <w:ilvl w:val="1"/>
+          <w:numId w:val="23"/>
+        </w:numPr>
+        <w:bidi/>
+        <w:rPr>
+          <w:lang w:val="en-IL"/>
+        </w:rPr>
+      </w:pPr>
+      <w:r>
+        <w:rPr>
+          <w:rtl/>
+        </w:rPr>
+        <w:t xml:space="preserve">פונקציה </w:t>
+      </w:r>
+      <w:r>
+        <w:rPr>
+          <w:lang w:val="en-IL"/>
+        </w:rPr>
+        <w:t xml:space="preserve">logout() – </w:t>
+      </w:r>
+      <w:r>
+        <w:rPr>
+          <w:rtl/>
+        </w:rPr>
+        <w:t>מוחקת טוקן</w:t>
+      </w:r>
+      <w:r>
+        <w:rPr>
+          <w:lang w:val="en-IL"/>
+        </w:rPr>
+        <w:t>.</w:t>
+      </w:r>
+    </w:p>
+    <w:p>
+      <w:pPr>
+        <w:numPr>
+          <w:ilvl w:val="1"/>
+          <w:numId w:val="23"/>
+        </w:numPr>
+        <w:bidi/>
+        <w:rPr>
+          <w:lang w:val="en-IL"/>
+        </w:rPr>
+      </w:pPr>
+      <w:proofErr w:type="spellStart"/>
+      <w:r>
+        <w:rPr>
+          <w:lang w:val="en-IL"/>
+        </w:rPr>
+        <w:t>isAuthenticated</w:t>
+      </w:r>
+      <w:proofErr w:type="spellEnd"/>
+      <w:r>
+        <w:rPr>
+          <w:lang w:val="en-IL"/>
+        </w:rPr>
+        <w:t xml:space="preserve"> – </w:t>
+      </w:r>
+      <w:r>
+        <w:rPr>
+          <w:rtl/>
+        </w:rPr>
+        <w:t>האם יש טוקן = האם המשתמש מחובר</w:t>
+      </w:r>
+      <w:r>
+        <w:rPr>
+          <w:lang w:val="en-IL"/>
+        </w:rPr>
+        <w:t>.</w:t>
+      </w:r>
+    </w:p>
+    <w:p>
+      <w:pPr>
+        <w:bidi/>
+        <w:rPr>
+          <w:lang w:val="en-IL"/>
+        </w:rPr>
+      </w:pPr>
+      <w:r>
+        <w:rPr>
+          <w:rtl/>
+        </w:rPr>
+        <w:t>המשמעות: בכל מקום באפליקציה אפשר לשאול "האם המשתמש מחובר</w:t>
+      </w:r>
+      <w:r>
+        <w:rPr>
+          <w:lang w:val="en-IL"/>
+        </w:rPr>
+        <w:t>?".</w:t>
+      </w:r>
+    </w:p>
+    <w:p>
+      <w:pPr>
+        <w:bidi/>
+        <w:rPr>
+          <w:lang w:val="en-IL"/>
+        </w:rPr>
+      </w:pPr>
+      <w:r>
+        <w:rPr>
+          <w:lang w:val="en-IL"/>
+        </w:rPr>
+        <w:pict w14:anchorId="595890BF">
+          <v:rect id="_x0000_i1136" style="width:0;height:1.5pt" o:hralign="center" o:hrstd="t" o:hr="t" fillcolor="#a0a0a0" stroked="f"/>
+        </w:pict>
+      </w:r>
+    </w:p>
+    <w:p>
+      <w:pPr>
+        <w:bidi/>
+        <w:rPr>
+          <w:b/>
+          <w:bCs/>
+          <w:lang w:val="en-IL"/>
+        </w:rPr>
+      </w:pPr>
+      <w:r>
+        <w:rPr>
+          <w:b/>
+          <w:bCs/>
+          <w:rtl/>
+        </w:rPr>
+        <w:t>שלב 2</w:t>
+      </w:r>
+      <w:r>
+        <w:rPr>
+          <w:b/>
+          <w:bCs/>
+          <w:lang w:val="en-IL"/>
+        </w:rPr>
+        <w:t xml:space="preserve">: </w:t>
+      </w:r>
+      <w:proofErr w:type="spellStart"/>
+      <w:r>
+        <w:rPr>
+          <w:b/>
+          <w:bCs/>
+          <w:lang w:val="en-IL"/>
+        </w:rPr>
+        <w:t>RequireAuth</w:t>
+      </w:r>
+      <w:proofErr w:type="spellEnd"/>
+      <w:r>
+        <w:rPr>
+          <w:b/>
+          <w:bCs/>
+          <w:lang w:val="en-IL"/>
+        </w:rPr>
+        <w:t xml:space="preserve"> – </w:t>
+      </w:r>
+      <w:r>
+        <w:rPr>
+          <w:b/>
+          <w:bCs/>
+          <w:rtl/>
+        </w:rPr>
+        <w:t>קומפוננטה ששומרת על</w:t>
+      </w:r>
+      <w:r>
+        <w:rPr>
+          <w:b/>
+          <w:bCs/>
+          <w:lang w:val="en-IL"/>
+        </w:rPr>
+        <w:t xml:space="preserve"> Route</w:t>
+      </w:r>
+    </w:p>
+    <w:p>
+      <w:pPr>
+        <w:numPr>
+          <w:ilvl w:val="0"/>
+          <w:numId w:val="24"/>
+        </w:numPr>
+        <w:bidi/>
+        <w:rPr>
+          <w:lang w:val="en-IL"/>
+        </w:rPr>
+      </w:pPr>
+      <w:r>
+        <w:rPr>
+          <w:rtl/>
+        </w:rPr>
+        <w:t xml:space="preserve">יצרנו קומפוננטה בשם </w:t>
+      </w:r>
+      <w:proofErr w:type="spellStart"/>
+      <w:r>
+        <w:rPr>
+          <w:lang w:val="en-IL"/>
+        </w:rPr>
+        <w:t>RequireAuth</w:t>
+      </w:r>
+      <w:proofErr w:type="spellEnd"/>
+      <w:r>
+        <w:rPr>
+          <w:lang w:val="en-IL"/>
+        </w:rPr>
+        <w:t>.</w:t>
+      </w:r>
+    </w:p>
+    <w:p>
+      <w:pPr>
+        <w:numPr>
+          <w:ilvl w:val="0"/>
+          <w:numId w:val="24"/>
+        </w:numPr>
+        <w:bidi/>
+        <w:rPr>
+          <w:lang w:val="en-IL"/>
+        </w:rPr>
+      </w:pPr>
+      <w:r>
+        <w:rPr>
+          <w:rtl/>
+        </w:rPr>
+        <w:t>היא מקבלת כילד</w:t>
+      </w:r>
+      <w:r>
+        <w:rPr>
+          <w:lang w:val="en-IL"/>
+        </w:rPr>
+        <w:t xml:space="preserve"> (children) </w:t>
+      </w:r>
+      <w:r>
+        <w:rPr>
+          <w:rtl/>
+        </w:rPr>
+        <w:t>את הדף שאנחנו רוצים להגן עליו</w:t>
+      </w:r>
+      <w:r>
+        <w:rPr>
+          <w:lang w:val="en-IL"/>
+        </w:rPr>
+        <w:t>.</w:t>
+      </w:r>
+    </w:p>
+    <w:p>
+      <w:pPr>
+        <w:numPr>
+          <w:ilvl w:val="0"/>
+          <w:numId w:val="24"/>
+        </w:numPr>
+        <w:bidi/>
+        <w:rPr>
+          <w:lang w:val="en-IL"/>
+        </w:rPr>
+      </w:pPr>
+      <w:r>
+        <w:rPr>
+          <w:rtl/>
+        </w:rPr>
+        <w:t>היא בודקת</w:t>
+      </w:r>
+      <w:r>
+        <w:rPr>
+          <w:lang w:val="en-IL"/>
+        </w:rPr>
+        <w:t>:</w:t>
+      </w:r>
+    </w:p>
+    <w:p>
+      <w:pPr>
+        <w:numPr>
+          <w:ilvl w:val="1"/>
+          <w:numId w:val="24"/>
+        </w:numPr>
+        <w:bidi/>
+        <w:rPr>
+          <w:lang w:val="en-IL"/>
+        </w:rPr>
+      </w:pPr>
+      <w:r>
+        <w:rPr>
+          <w:rtl/>
+        </w:rPr>
+        <w:t>אם יש התחברות</w:t>
+      </w:r>
+      <w:r>
+        <w:rPr>
+          <w:lang w:val="en-IL"/>
+        </w:rPr>
+        <w:t xml:space="preserve"> (</w:t>
+      </w:r>
+      <w:proofErr w:type="spellStart"/>
+      <w:r>
+        <w:rPr>
+          <w:lang w:val="en-IL"/>
+        </w:rPr>
+        <w:t>isAuthenticated</w:t>
+      </w:r>
+      <w:proofErr w:type="spellEnd"/>
+      <w:r>
+        <w:rPr>
+          <w:lang w:val="en-IL"/>
+        </w:rPr>
+        <w:t xml:space="preserve">) → </w:t>
+      </w:r>
+      <w:r>
+        <w:rPr>
+          <w:rtl/>
+        </w:rPr>
+        <w:t>מציגה את הדף</w:t>
+      </w:r>
+      <w:r>
+        <w:rPr>
+          <w:lang w:val="en-IL"/>
+        </w:rPr>
+        <w:t>.</w:t>
+      </w:r>
+    </w:p>
+    <w:p>
+      <w:pPr>
+        <w:numPr>
+          <w:ilvl w:val="1"/>
+          <w:numId w:val="24"/>
+        </w:numPr>
+        <w:bidi/>
+        <w:rPr>
+          <w:lang w:val="en-IL"/>
+        </w:rPr>
+      </w:pPr>
+      <w:r>
+        <w:rPr>
+          <w:rtl/>
+        </w:rPr>
+        <w:t xml:space="preserve">אם אין התחברות → מחזירה </w:t>
+      </w:r>
+      <w:r>
+        <w:rPr>
+          <w:lang w:val="en-IL"/>
+        </w:rPr>
+        <w:t>&lt;Navigate to="/login" /&gt; (</w:t>
+      </w:r>
+      <w:r>
+        <w:rPr>
+          <w:rtl/>
+        </w:rPr>
+        <w:t>מעבר ל־</w:t>
+      </w:r>
+      <w:r>
+        <w:rPr>
+          <w:lang w:val="en-IL"/>
+        </w:rPr>
+        <w:t>Login).</w:t>
+      </w:r>
+    </w:p>
+    <w:p>
+      <w:pPr>
+        <w:bidi/>
+        <w:rPr>
+          <w:lang w:val="en-IL"/>
+        </w:rPr>
+      </w:pPr>
+      <w:r>
+        <w:rPr>
+          <w:lang w:val="en-IL"/>
+        </w:rPr>
+        <w:pict w14:anchorId="35B5D61D">
+          <v:rect id="_x0000_i1137" style="width:0;height:1.5pt" o:hralign="center" o:hrstd="t" o:hr="t" fillcolor="#a0a0a0" stroked="f"/>
+        </w:pict>
+      </w:r>
+    </w:p>
+    <w:p>
+      <w:pPr>
+        <w:bidi/>
+        <w:rPr>
+          <w:b/>
+          <w:bCs/>
+          <w:lang w:val="en-IL"/>
+        </w:rPr>
+      </w:pPr>
+      <w:r>
+        <w:rPr>
+          <w:b/>
+          <w:bCs/>
+          <w:rtl/>
+        </w:rPr>
+        <w:t>שלב 3: שימוש ב־</w:t>
+      </w:r>
+      <w:proofErr w:type="spellStart"/>
+      <w:r>
+        <w:rPr>
+          <w:b/>
+          <w:bCs/>
+          <w:lang w:val="en-IL"/>
+        </w:rPr>
+        <w:t>RequireAuth</w:t>
+      </w:r>
+      <w:proofErr w:type="spellEnd"/>
+    </w:p>
+    <w:p>
+      <w:pPr>
+        <w:bidi/>
+        <w:rPr>
+          <w:lang w:val="en-IL"/>
+        </w:rPr>
+      </w:pPr>
+      <w:r>
+        <w:rPr>
+          <w:rtl/>
+        </w:rPr>
+        <w:t>ב־</w:t>
+      </w:r>
+      <w:proofErr w:type="spellStart"/>
+      <w:r>
+        <w:rPr>
+          <w:lang w:val="en-IL"/>
+        </w:rPr>
+        <w:t>App.tsx</w:t>
+      </w:r>
+      <w:proofErr w:type="spellEnd"/>
+      <w:r>
+        <w:rPr>
+          <w:lang w:val="en-IL"/>
+        </w:rPr>
+        <w:t xml:space="preserve"> </w:t>
+      </w:r>
+      <w:r>
+        <w:rPr>
+          <w:rtl/>
+        </w:rPr>
+        <w:t>עטפנו את המסלול של</w:t>
+      </w:r>
+      <w:r>
+        <w:rPr>
+          <w:lang w:val="en-IL"/>
+        </w:rPr>
+        <w:t xml:space="preserve"> </w:t>
+      </w:r>
+      <w:proofErr w:type="spellStart"/>
+      <w:r>
+        <w:rPr>
+          <w:lang w:val="en-IL"/>
+        </w:rPr>
+        <w:t>WelcomePage</w:t>
+      </w:r>
+      <w:proofErr w:type="spellEnd"/>
+      <w:r>
+        <w:rPr>
+          <w:lang w:val="en-IL"/>
+        </w:rPr>
+        <w:t>:</w:t>
+      </w:r>
+    </w:p>
+    <w:p>
+      <w:pPr>
+        <w:bidi/>
+        <w:rPr>
+          <w:lang w:val="en-IL"/>
+        </w:rPr>
+      </w:pPr>
+      <w:r>
+        <w:rPr>
+          <w:lang w:val="en-IL"/>
+        </w:rPr>
+        <w:t>&lt;Route</w:t>
+      </w:r>
+    </w:p>
+    <w:p>
+      <w:pPr>
+        <w:bidi/>
+        <w:rPr>
+          <w:lang w:val="en-IL"/>
+        </w:rPr>
+      </w:pPr>
+      <w:r>
+        <w:rPr>
+          <w:lang w:val="en-IL"/>
+        </w:rPr>
+        <w:t xml:space="preserve">  path="/welcome"</w:t>
+      </w:r>
+    </w:p>
+    <w:p>
+      <w:pPr>
+        <w:bidi/>
+        <w:rPr>
+          <w:lang w:val="en-IL"/>
+        </w:rPr>
+      </w:pPr>
+      <w:r>
+        <w:rPr>
+          <w:lang w:val="en-IL"/>
+        </w:rPr>
+        <w:t xml:space="preserve">  element</w:t>
+      </w:r>
+      <w:proofErr w:type="gramStart"/>
+      <w:r>
+        <w:rPr>
+          <w:lang w:val="en-IL"/>
+        </w:rPr>
+        <w:t>={</w:t>
+      </w:r>
+      <w:proofErr w:type="gramEnd"/>
+    </w:p>
+    <w:p>
+      <w:pPr>
+        <w:bidi/>
+        <w:rPr>
+          <w:lang w:val="en-IL"/>
+        </w:rPr>
+      </w:pPr>
+      <w:r>
+        <w:rPr>
+          <w:lang w:val="en-IL"/>
+        </w:rPr>
+        <w:t xml:space="preserve">    &lt;</w:t>
+      </w:r>
+      <w:proofErr w:type="spellStart"/>
+      <w:r>
+        <w:rPr>
+          <w:lang w:val="en-IL"/>
+        </w:rPr>
+        <w:t>RequireAuth</w:t>
+      </w:r>
+      <w:proofErr w:type="spellEnd"/>
+      <w:r>
+        <w:rPr>
+          <w:lang w:val="en-IL"/>
+        </w:rPr>
+        <w:t>&gt;</w:t>
+      </w:r>
+    </w:p>
+    <w:p>
+      <w:pPr>
+        <w:bidi/>
+        <w:rPr>
+          <w:lang w:val="en-IL"/>
+        </w:rPr>
+      </w:pPr>
+      <w:r>
+        <w:rPr>
+          <w:lang w:val="en-IL"/>
+        </w:rPr>
+        <w:t xml:space="preserve">      &lt;</w:t>
+      </w:r>
+      <w:proofErr w:type="spellStart"/>
+      <w:r>
+        <w:rPr>
+          <w:lang w:val="en-IL"/>
+        </w:rPr>
+        <w:t>WelcomePage</w:t>
+      </w:r>
+      <w:proofErr w:type="spellEnd"/>
+      <w:r>
+        <w:rPr>
+          <w:lang w:val="en-IL"/>
+        </w:rPr>
+        <w:t xml:space="preserve"> /&gt;</w:t>
+      </w:r>
+    </w:p>
+    <w:p>
+      <w:pPr>
+        <w:bidi/>
+        <w:rPr>
+          <w:lang w:val="en-IL"/>
+        </w:rPr>
+      </w:pPr>
+      <w:r>
+        <w:rPr>
+          <w:lang w:val="en-IL"/>
+        </w:rPr>
+        <w:t xml:space="preserve">    &lt;/</w:t>
+      </w:r>
+      <w:proofErr w:type="spellStart"/>
+      <w:r>
+        <w:rPr>
+          <w:lang w:val="en-IL"/>
+        </w:rPr>
+        <w:t>RequireAuth</w:t>
+      </w:r>
+      <w:proofErr w:type="spellEnd"/>
+      <w:r>
+        <w:rPr>
+          <w:lang w:val="en-IL"/>
+        </w:rPr>
+        <w:t>&gt;</w:t>
+      </w:r>
+    </w:p>
+    <w:p>
+      <w:pPr>
+        <w:bidi/>
+        <w:rPr>
+          <w:lang w:val="en-IL"/>
+        </w:rPr>
+      </w:pPr>
+      <w:r>
+        <w:rPr>
+          <w:lang w:val="en-IL"/>
+        </w:rPr>
+        <w:t xml:space="preserve">  }</w:t>
+      </w:r>
+    </w:p>
+    <w:p>
+      <w:pPr>
+        <w:bidi/>
+        <w:rPr>
+          <w:lang w:val="en-IL"/>
+        </w:rPr>
+      </w:pPr>
+      <w:r>
+        <w:rPr>
+          <w:lang w:val="en-IL"/>
+        </w:rPr>
+        <w:t>/&gt;</w:t>
+      </w:r>
+    </w:p>
+    <w:p>
+      <w:pPr>
+        <w:bidi/>
+        <w:rPr>
+          <w:lang w:val="en-IL"/>
+        </w:rPr>
+      </w:pPr>
+      <w:r>
+        <w:rPr>
+          <w:rtl/>
+        </w:rPr>
+        <w:t>ככה</w:t>
+      </w:r>
+      <w:r>
+        <w:rPr>
+          <w:lang w:val="en-IL"/>
+        </w:rPr>
+        <w:t>:</w:t>
+      </w:r>
+    </w:p>
+    <w:p>
+      <w:pPr>
+        <w:numPr>
+          <w:ilvl w:val="0"/>
+          <w:numId w:val="25"/>
+        </w:numPr>
+        <w:bidi/>
+        <w:rPr>
+          <w:lang w:val="en-IL"/>
+        </w:rPr>
+      </w:pPr>
+      <w:r>
+        <w:rPr>
+          <w:rtl/>
+        </w:rPr>
+        <w:t>אם יש טוקן → המשתמש רואה את</w:t>
+      </w:r>
+      <w:r>
+        <w:rPr>
+          <w:lang w:val="en-IL"/>
+        </w:rPr>
+        <w:t xml:space="preserve"> </w:t>
+      </w:r>
+      <w:proofErr w:type="spellStart"/>
+      <w:r>
+        <w:rPr>
+          <w:lang w:val="en-IL"/>
+        </w:rPr>
+        <w:t>WelcomePage</w:t>
+      </w:r>
+      <w:proofErr w:type="spellEnd"/>
+      <w:r>
+        <w:rPr>
+          <w:lang w:val="en-IL"/>
+        </w:rPr>
+        <w:t>.</w:t>
+      </w:r>
+    </w:p>
+    <w:p>
+      <w:pPr>
+        <w:numPr>
+          <w:ilvl w:val="0"/>
+          <w:numId w:val="25"/>
+        </w:numPr>
+        <w:bidi/>
+        <w:rPr>
+          <w:lang w:val="en-IL"/>
+        </w:rPr>
+      </w:pPr>
+      <w:r>
+        <w:rPr>
+          <w:rtl/>
+        </w:rPr>
+        <w:t>אם אין טוקן → המשתמש נשלח ל־</w:t>
+      </w:r>
+      <w:r>
+        <w:rPr>
+          <w:lang w:val="en-IL"/>
+        </w:rPr>
+        <w:t>Login.</w:t>
+      </w:r>
+    </w:p>
+    <w:p>
+      <w:pPr>
+        <w:bidi/>
+        <w:rPr>
+          <w:lang w:val="en-IL"/>
+        </w:rPr>
+      </w:pPr>
+      <w:r>
+        <w:rPr>
+          <w:lang w:val="en-IL"/>
+        </w:rPr>
+        <w:pict w14:anchorId="1BE3F180">
+          <v:rect id="_x0000_i1138" style="width:0;height:1.5pt" o:hralign="center" o:hrstd="t" o:hr="t" fillcolor="#a0a0a0" stroked="f"/>
+        </w:pict>
+      </w:r>
+    </w:p>
+    <w:p>
+      <w:pPr>
+        <w:bidi/>
+        <w:rPr>
+          <w:b/>
+          <w:bCs/>
+          <w:lang w:val="en-IL"/>
+        </w:rPr>
+      </w:pPr>
+      <w:r>
+        <w:rPr>
+          <w:b/>
+          <w:bCs/>
+          <w:rtl/>
+        </w:rPr>
+        <w:t>שלב 4: בדיקה בפועל</w:t>
+      </w:r>
+    </w:p>
+    <w:p>
+      <w:pPr>
+        <w:numPr>
+          <w:ilvl w:val="0"/>
+          <w:numId w:val="26"/>
+        </w:numPr>
+        <w:bidi/>
+        <w:rPr>
+          <w:lang w:val="en-IL"/>
+        </w:rPr>
+      </w:pPr>
+      <w:r>
+        <w:rPr>
+          <w:rtl/>
+        </w:rPr>
+        <w:lastRenderedPageBreak/>
+        <w:t xml:space="preserve">נקה טוקן (נניח דרך </w:t>
+      </w:r>
+      <w:proofErr w:type="spellStart"/>
+      <w:r>
+        <w:rPr>
+          <w:lang w:val="en-IL"/>
+        </w:rPr>
+        <w:t>localStorage.removeItem</w:t>
+      </w:r>
+      <w:proofErr w:type="spellEnd"/>
+      <w:r>
+        <w:rPr>
+          <w:lang w:val="en-IL"/>
+        </w:rPr>
+        <w:t>("</w:t>
+      </w:r>
+      <w:proofErr w:type="spellStart"/>
+      <w:r>
+        <w:rPr>
+          <w:lang w:val="en-IL"/>
+        </w:rPr>
+        <w:t>authToken</w:t>
+      </w:r>
+      <w:proofErr w:type="spellEnd"/>
+      <w:r>
+        <w:rPr>
+          <w:lang w:val="en-IL"/>
+        </w:rPr>
+        <w:t>")).</w:t>
+      </w:r>
+    </w:p>
+    <w:p>
+      <w:pPr>
+        <w:numPr>
+          <w:ilvl w:val="0"/>
+          <w:numId w:val="26"/>
+        </w:numPr>
+        <w:bidi/>
+        <w:rPr>
+          <w:lang w:val="en-IL"/>
+        </w:rPr>
+      </w:pPr>
+      <w:r>
+        <w:rPr>
+          <w:rtl/>
+        </w:rPr>
+        <w:t>כנס ל־</w:t>
+      </w:r>
+      <w:r>
+        <w:rPr>
+          <w:lang w:val="en-IL"/>
+        </w:rPr>
+        <w:t>/welcome.</w:t>
+      </w:r>
+      <w:r>
+        <w:rPr>
+          <w:lang w:val="en-IL"/>
+        </w:rPr>
+        <w:br/>
+      </w:r>
+      <w:r>
+        <w:rPr>
+          <w:rtl/>
+        </w:rPr>
+        <w:t>תקבל הפניה אוטומטית ל־</w:t>
+      </w:r>
+      <w:r>
+        <w:rPr>
+          <w:lang w:val="en-IL"/>
+        </w:rPr>
+        <w:t>Login.</w:t>
+      </w:r>
+    </w:p>
+    <w:p>
+      <w:pPr>
+        <w:numPr>
+          <w:ilvl w:val="0"/>
+          <w:numId w:val="26"/>
+        </w:numPr>
+        <w:bidi/>
+        <w:rPr>
+          <w:lang w:val="en-IL"/>
+        </w:rPr>
+      </w:pPr>
+      <w:r>
+        <w:rPr>
+          <w:rtl/>
+        </w:rPr>
+        <w:t>תתחבר עם פרטי משתמש נכונים</w:t>
+      </w:r>
+      <w:r>
+        <w:rPr>
+          <w:lang w:val="en-IL"/>
+        </w:rPr>
+        <w:t>.</w:t>
+      </w:r>
+      <w:r>
+        <w:rPr>
+          <w:lang w:val="en-IL"/>
+        </w:rPr>
+        <w:br/>
+      </w:r>
+      <w:r>
+        <w:rPr>
+          <w:rtl/>
+        </w:rPr>
+        <w:t>אחרי</w:t>
+      </w:r>
+      <w:r>
+        <w:rPr>
+          <w:lang w:val="en-IL"/>
+        </w:rPr>
+        <w:t xml:space="preserve"> login </w:t>
+      </w:r>
+      <w:r>
+        <w:rPr>
+          <w:rtl/>
+        </w:rPr>
+        <w:t>נשמר טוקן → עוברים ל־</w:t>
+      </w:r>
+      <w:r>
+        <w:rPr>
+          <w:lang w:val="en-IL"/>
+        </w:rPr>
+        <w:t>Welcome.</w:t>
+      </w:r>
+    </w:p>
+    <w:p>
+      <w:pPr>
+        <w:numPr>
+          <w:ilvl w:val="0"/>
+          <w:numId w:val="26"/>
+        </w:numPr>
+        <w:bidi/>
+        <w:rPr>
+          <w:lang w:val="en-IL"/>
+        </w:rPr>
+      </w:pPr>
+      <w:r>
+        <w:rPr>
+          <w:rtl/>
+        </w:rPr>
+        <w:t>תעשה</w:t>
+      </w:r>
+      <w:r>
+        <w:rPr>
+          <w:lang w:val="en-IL"/>
+        </w:rPr>
+        <w:t xml:space="preserve"> logout → </w:t>
+      </w:r>
+      <w:r>
+        <w:rPr>
+          <w:rtl/>
+        </w:rPr>
+        <w:t>תנסה שוב להיכנס ל־</w:t>
+      </w:r>
+      <w:r>
+        <w:rPr>
+          <w:lang w:val="en-IL"/>
+        </w:rPr>
+        <w:t xml:space="preserve">/welcome → </w:t>
+      </w:r>
+      <w:r>
+        <w:rPr>
+          <w:rtl/>
+        </w:rPr>
+        <w:t>שוב מוחזר ל־</w:t>
+      </w:r>
+      <w:r>
+        <w:rPr>
+          <w:lang w:val="en-IL"/>
+        </w:rPr>
+        <w:t>login.</w:t>
+      </w:r>
+    </w:p>
+    <w:p>
+      <w:pPr>
+        <w:bidi/>
+        <w:rPr>
+          <w:lang w:val="en-IL"/>
+        </w:rPr>
+      </w:pPr>
+      <w:r>
+        <w:rPr>
+          <w:lang w:val="en-IL"/>
+        </w:rPr>
+        <w:pict w14:anchorId="12B4829C">
+          <v:rect id="_x0000_i1139" style="width:0;height:1.5pt" o:hralign="center" o:hrstd="t" o:hr="t" fillcolor="#a0a0a0" stroked="f"/>
+        </w:pict>
+      </w:r>
+    </w:p>
+    <w:p>
+      <w:pPr>
+        <w:bidi/>
+        <w:rPr>
+          <w:b/>
+          <w:bCs/>
+          <w:lang w:val="en-IL"/>
+        </w:rPr>
+      </w:pPr>
+      <w:r>
+        <w:rPr>
+          <w:b/>
+          <w:bCs/>
+          <w:rtl/>
+        </w:rPr>
+        <w:t>חלק 2 – מה זה</w:t>
+      </w:r>
+      <w:r>
+        <w:rPr>
+          <w:b/>
+          <w:bCs/>
+          <w:lang w:val="en-IL"/>
+        </w:rPr>
+        <w:t xml:space="preserve"> HOC (Higher Order Component)?</w:t>
+      </w:r>
+    </w:p>
+    <w:p>
+      <w:pPr>
+        <w:bidi/>
+        <w:rPr>
+          <w:lang w:val="en-IL"/>
+        </w:rPr>
+      </w:pPr>
+      <w:r>
+        <w:rPr>
+          <w:rtl/>
+        </w:rPr>
+        <w:t>ב־</w:t>
+      </w:r>
+      <w:r>
+        <w:rPr>
+          <w:lang w:val="en-IL"/>
+        </w:rPr>
+        <w:t xml:space="preserve">React </w:t>
+      </w:r>
+      <w:r>
+        <w:rPr>
+          <w:rtl/>
+        </w:rPr>
+        <w:t>יש כמה דרכים "לעטוף" קומפוננטות</w:t>
+      </w:r>
+      <w:r>
+        <w:rPr>
+          <w:lang w:val="en-IL"/>
+        </w:rPr>
+        <w:t>.</w:t>
+      </w:r>
+      <w:r>
+        <w:rPr>
+          <w:lang w:val="en-IL"/>
+        </w:rPr>
+        <w:br/>
+      </w:r>
+      <w:r>
+        <w:rPr>
+          <w:b/>
+          <w:bCs/>
+          <w:rtl/>
+        </w:rPr>
+        <w:t>קומפוננטה רגילה</w:t>
+      </w:r>
+      <w:r>
+        <w:rPr>
+          <w:rtl/>
+        </w:rPr>
+        <w:t xml:space="preserve"> זה פשוט פונקציה שמחזירה</w:t>
+      </w:r>
+      <w:r>
+        <w:rPr>
+          <w:lang w:val="en-IL"/>
+        </w:rPr>
+        <w:t xml:space="preserve"> JSX.</w:t>
+      </w:r>
+    </w:p>
+    <w:p>
+      <w:pPr>
+        <w:bidi/>
+        <w:rPr>
+          <w:lang w:val="en-IL"/>
+        </w:rPr>
+      </w:pPr>
+      <w:r>
+        <w:rPr>
+          <w:b/>
+          <w:bCs/>
+          <w:lang w:val="en-IL"/>
+        </w:rPr>
+        <w:t>Higher Order Component (HOC)</w:t>
+      </w:r>
+      <w:r>
+        <w:rPr>
+          <w:lang w:val="en-IL"/>
+        </w:rPr>
+        <w:t xml:space="preserve"> </w:t>
+      </w:r>
+      <w:r>
+        <w:rPr>
+          <w:rtl/>
+        </w:rPr>
+        <w:t xml:space="preserve">זה </w:t>
+      </w:r>
+      <w:r>
+        <w:rPr>
+          <w:b/>
+          <w:bCs/>
+          <w:rtl/>
+        </w:rPr>
+        <w:t>פונקציה שמקבלת קומפוננטה ומחזירה קומפוננטה חדשה</w:t>
+      </w:r>
+      <w:r>
+        <w:rPr>
+          <w:lang w:val="en-IL"/>
+        </w:rPr>
+        <w:t>.</w:t>
+      </w:r>
+      <w:r>
+        <w:rPr>
+          <w:lang w:val="en-IL"/>
+        </w:rPr>
+        <w:br/>
+      </w:r>
+      <w:r>
+        <w:rPr>
+          <w:rtl/>
+        </w:rPr>
+        <w:t>אפשר לחשוב על זה כעל “עטיפה חכמה</w:t>
+      </w:r>
+      <w:r>
+        <w:rPr>
+          <w:lang w:val="en-IL"/>
+        </w:rPr>
+        <w:t>”.</w:t>
+      </w:r>
+    </w:p>
+    <w:p>
+      <w:pPr>
+        <w:bidi/>
+        <w:rPr>
+          <w:lang w:val="en-IL"/>
+        </w:rPr>
+      </w:pPr>
+      <w:r>
+        <w:rPr>
+          <w:lang w:val="en-IL"/>
+        </w:rPr>
+        <w:pict w14:anchorId="32035C9C">
+          <v:rect id="_x0000_i1140" style="width:0;height:1.5pt" o:hralign="center" o:hrstd="t" o:hr="t" fillcolor="#a0a0a0" stroked="f"/>
+        </w:pict>
+      </w:r>
+    </w:p>
+    <w:p>
+      <w:pPr>
+        <w:bidi/>
+        <w:rPr>
+          <w:b/>
+          <w:bCs/>
+          <w:lang w:val="en-IL"/>
+        </w:rPr>
+      </w:pPr>
+      <w:r>
+        <w:rPr>
+          <w:b/>
+          <w:bCs/>
+          <w:rtl/>
+        </w:rPr>
+        <w:t>דוגמה פשוטה</w:t>
+      </w:r>
+      <w:r>
+        <w:rPr>
+          <w:b/>
+          <w:bCs/>
+          <w:lang w:val="en-IL"/>
+        </w:rPr>
+        <w:t xml:space="preserve"> (</w:t>
+      </w:r>
+      <w:r>
+        <w:rPr>
+          <w:b/>
+          <w:bCs/>
+          <w:rtl/>
+        </w:rPr>
+        <w:t>לא קשורה ל־</w:t>
+      </w:r>
+      <w:r>
+        <w:rPr>
+          <w:b/>
+          <w:bCs/>
+          <w:lang w:val="en-IL"/>
+        </w:rPr>
+        <w:t>auth):</w:t>
+      </w:r>
+    </w:p>
+    <w:p>
+      <w:pPr>
+        <w:bidi/>
+        <w:rPr>
+          <w:lang w:val="en-IL"/>
+        </w:rPr>
+      </w:pPr>
+      <w:r>
+        <w:rPr>
+          <w:lang w:val="en-IL"/>
+        </w:rPr>
+        <w:t xml:space="preserve">function </w:t>
+      </w:r>
+      <w:proofErr w:type="spellStart"/>
+      <w:proofErr w:type="gramStart"/>
+      <w:r>
+        <w:rPr>
+          <w:lang w:val="en-IL"/>
+        </w:rPr>
+        <w:t>withBlueBorder</w:t>
+      </w:r>
+      <w:proofErr w:type="spellEnd"/>
+      <w:r>
+        <w:rPr>
+          <w:lang w:val="en-IL"/>
+        </w:rPr>
+        <w:t>(</w:t>
+      </w:r>
+      <w:proofErr w:type="gramEnd"/>
+      <w:r>
+        <w:rPr>
+          <w:lang w:val="en-IL"/>
+        </w:rPr>
+        <w:t xml:space="preserve">Component: </w:t>
+      </w:r>
+      <w:proofErr w:type="spellStart"/>
+      <w:r>
+        <w:rPr>
+          <w:lang w:val="en-IL"/>
+        </w:rPr>
+        <w:t>React.ComponentType</w:t>
+      </w:r>
+      <w:proofErr w:type="spellEnd"/>
+      <w:r>
+        <w:rPr>
+          <w:lang w:val="en-IL"/>
+        </w:rPr>
+        <w:t>&lt;any&gt;) {</w:t>
+      </w:r>
+    </w:p>
+    <w:p>
+      <w:pPr>
+        <w:bidi/>
+        <w:rPr>
+          <w:lang w:val="en-IL"/>
+        </w:rPr>
+      </w:pPr>
+      <w:r>
+        <w:rPr>
+          <w:lang w:val="en-IL"/>
+        </w:rPr>
+        <w:t xml:space="preserve">  return function </w:t>
+      </w:r>
+      <w:proofErr w:type="gramStart"/>
+      <w:r>
+        <w:rPr>
+          <w:lang w:val="en-IL"/>
+        </w:rPr>
+        <w:t>Wrapped(</w:t>
+      </w:r>
+      <w:proofErr w:type="gramEnd"/>
+      <w:r>
+        <w:rPr>
+          <w:lang w:val="en-IL"/>
+        </w:rPr>
+        <w:t>props: any) {</w:t>
+      </w:r>
+    </w:p>
+    <w:p>
+      <w:pPr>
+        <w:bidi/>
+        <w:rPr>
+          <w:lang w:val="en-IL"/>
+        </w:rPr>
+      </w:pPr>
+      <w:r>
+        <w:rPr>
+          <w:lang w:val="en-IL"/>
+        </w:rPr>
+        <w:t xml:space="preserve">    return (</w:t>
+      </w:r>
+    </w:p>
+    <w:p>
+      <w:pPr>
+        <w:bidi/>
+        <w:rPr>
+          <w:lang w:val="en-IL"/>
+        </w:rPr>
+      </w:pPr>
+      <w:r>
+        <w:rPr>
+          <w:lang w:val="en-IL"/>
+        </w:rPr>
+        <w:t xml:space="preserve">      &lt;div style</w:t>
+      </w:r>
+      <w:proofErr w:type="gramStart"/>
+      <w:r>
+        <w:rPr>
+          <w:lang w:val="en-IL"/>
+        </w:rPr>
+        <w:t>={{ border</w:t>
+      </w:r>
+      <w:proofErr w:type="gramEnd"/>
+      <w:r>
+        <w:rPr>
+          <w:lang w:val="en-IL"/>
+        </w:rPr>
+        <w:t>: "2px solid blue</w:t>
+      </w:r>
+      <w:proofErr w:type="gramStart"/>
+      <w:r>
+        <w:rPr>
+          <w:lang w:val="en-IL"/>
+        </w:rPr>
+        <w:t>" }}&gt;</w:t>
+      </w:r>
+      <w:proofErr w:type="gramEnd"/>
+    </w:p>
+    <w:p>
+      <w:pPr>
+        <w:bidi/>
+        <w:rPr>
+          <w:lang w:val="en-IL"/>
+        </w:rPr>
+      </w:pPr>
+      <w:r>
+        <w:rPr>
+          <w:lang w:val="en-IL"/>
+        </w:rPr>
+        <w:t xml:space="preserve">        &lt;Component {...props} /&gt;</w:t>
+      </w:r>
+    </w:p>
+    <w:p>
+      <w:pPr>
+        <w:bidi/>
+        <w:rPr>
+          <w:lang w:val="en-IL"/>
+        </w:rPr>
+      </w:pPr>
+      <w:r>
+        <w:rPr>
+          <w:lang w:val="en-IL"/>
+        </w:rPr>
+        <w:t xml:space="preserve">      &lt;/div&gt;</w:t>
+      </w:r>
+    </w:p>
+    <w:p>
+      <w:pPr>
+        <w:bidi/>
+        <w:rPr>
+          <w:lang w:val="en-IL"/>
+        </w:rPr>
+      </w:pPr>
+      <w:r>
+        <w:rPr>
+          <w:lang w:val="en-IL"/>
+        </w:rPr>
+        <w:t xml:space="preserve">    </w:t>
+      </w:r>
+      <w:proofErr w:type="gramStart"/>
+      <w:r>
+        <w:rPr>
+          <w:lang w:val="en-IL"/>
+        </w:rPr>
+        <w:t>);</w:t>
+      </w:r>
+      <w:proofErr w:type="gramEnd"/>
+    </w:p>
+    <w:p>
+      <w:pPr>
+        <w:bidi/>
+        <w:rPr>
+          <w:lang w:val="en-IL"/>
+        </w:rPr>
+      </w:pPr>
+      <w:r>
+        <w:rPr>
+          <w:lang w:val="en-IL"/>
+        </w:rPr>
+        <w:t xml:space="preserve">  </w:t>
+      </w:r>
+      <w:proofErr w:type="gramStart"/>
+      <w:r>
+        <w:rPr>
+          <w:lang w:val="en-IL"/>
+        </w:rPr>
+        <w:t>};</w:t>
+      </w:r>
+      <w:proofErr w:type="gramEnd"/>
+    </w:p>
+    <w:p>
+      <w:pPr>
+        <w:bidi/>
+        <w:rPr>
+          <w:lang w:val="en-IL"/>
+        </w:rPr>
+      </w:pPr>
+      <w:r>
+        <w:rPr>
+          <w:lang w:val="en-IL"/>
+        </w:rPr>
+        <w:t>}</w:t>
+      </w:r>
+    </w:p>
+    <w:p>
+      <w:pPr>
+        <w:numPr>
+          <w:ilvl w:val="0"/>
+          <w:numId w:val="27"/>
+        </w:numPr>
+        <w:bidi/>
+        <w:rPr>
+          <w:lang w:val="en-IL"/>
+        </w:rPr>
+      </w:pPr>
+      <w:r>
+        <w:rPr>
+          <w:rtl/>
+        </w:rPr>
+        <w:t xml:space="preserve">כאן </w:t>
+      </w:r>
+      <w:proofErr w:type="spellStart"/>
+      <w:r>
+        <w:rPr>
+          <w:lang w:val="en-IL"/>
+        </w:rPr>
+        <w:t>withBlueBorder</w:t>
+      </w:r>
+      <w:proofErr w:type="spellEnd"/>
+      <w:r>
+        <w:rPr>
+          <w:lang w:val="en-IL"/>
+        </w:rPr>
+        <w:t xml:space="preserve"> </w:t>
+      </w:r>
+      <w:r>
+        <w:rPr>
+          <w:rtl/>
+        </w:rPr>
+        <w:t>היא</w:t>
+      </w:r>
+      <w:r>
+        <w:rPr>
+          <w:lang w:val="en-IL"/>
+        </w:rPr>
+        <w:t xml:space="preserve"> HOC.</w:t>
+      </w:r>
+    </w:p>
+    <w:p>
+      <w:pPr>
+        <w:numPr>
+          <w:ilvl w:val="0"/>
+          <w:numId w:val="27"/>
+        </w:numPr>
+        <w:bidi/>
+        <w:rPr>
+          <w:lang w:val="en-IL"/>
+        </w:rPr>
+      </w:pPr>
+      <w:r>
+        <w:rPr>
+          <w:rtl/>
+        </w:rPr>
+        <w:t xml:space="preserve">אם יש לי קומפוננטה </w:t>
+      </w:r>
+      <w:r>
+        <w:rPr>
+          <w:lang w:val="en-IL"/>
+        </w:rPr>
+        <w:t xml:space="preserve">Hello, </w:t>
+      </w:r>
+      <w:r>
+        <w:rPr>
+          <w:rtl/>
+        </w:rPr>
+        <w:t>אני יכול לעשות</w:t>
+      </w:r>
+      <w:r>
+        <w:rPr>
+          <w:lang w:val="en-IL"/>
+        </w:rPr>
+        <w:t>:</w:t>
+      </w:r>
+    </w:p>
+    <w:p>
+      <w:pPr>
+        <w:numPr>
+          <w:ilvl w:val="0"/>
+          <w:numId w:val="27"/>
+        </w:numPr>
+        <w:tabs>
+          <w:tab w:val="clear" w:pos="720"/>
+        </w:tabs>
+        <w:bidi/>
+        <w:rPr>
+          <w:lang w:val="en-IL"/>
+        </w:rPr>
+      </w:pPr>
+      <w:r>
+        <w:rPr>
+          <w:lang w:val="en-IL"/>
+        </w:rPr>
+        <w:t xml:space="preserve">const </w:t>
+      </w:r>
+      <w:proofErr w:type="spellStart"/>
+      <w:r>
+        <w:rPr>
+          <w:lang w:val="en-IL"/>
+        </w:rPr>
+        <w:t>HelloWithBorder</w:t>
+      </w:r>
+      <w:proofErr w:type="spellEnd"/>
+      <w:r>
+        <w:rPr>
+          <w:lang w:val="en-IL"/>
+        </w:rPr>
+        <w:t xml:space="preserve"> = </w:t>
+      </w:r>
+      <w:proofErr w:type="spellStart"/>
+      <w:proofErr w:type="gramStart"/>
+      <w:r>
+        <w:rPr>
+          <w:lang w:val="en-IL"/>
+        </w:rPr>
+        <w:t>withBlueBorder</w:t>
+      </w:r>
+      <w:proofErr w:type="spellEnd"/>
+      <w:r>
+        <w:rPr>
+          <w:lang w:val="en-IL"/>
+        </w:rPr>
+        <w:t>(</w:t>
+      </w:r>
+      <w:proofErr w:type="gramEnd"/>
+      <w:r>
+        <w:rPr>
+          <w:lang w:val="en-IL"/>
+        </w:rPr>
+        <w:t>Hello</w:t>
+      </w:r>
+      <w:proofErr w:type="gramStart"/>
+      <w:r>
+        <w:rPr>
+          <w:lang w:val="en-IL"/>
+        </w:rPr>
+        <w:t>);</w:t>
+      </w:r>
+      <w:proofErr w:type="gramEnd"/>
+    </w:p>
+    <w:p>
+      <w:pPr>
+        <w:numPr>
+          <w:ilvl w:val="0"/>
+          <w:numId w:val="27"/>
+        </w:numPr>
+        <w:bidi/>
+        <w:rPr>
+          <w:lang w:val="en-IL"/>
+        </w:rPr>
+      </w:pPr>
+      <w:r>
+        <w:rPr>
+          <w:rtl/>
+        </w:rPr>
+        <w:t xml:space="preserve">עכשיו </w:t>
+      </w:r>
+      <w:proofErr w:type="spellStart"/>
+      <w:r>
+        <w:rPr>
+          <w:lang w:val="en-IL"/>
+        </w:rPr>
+        <w:t>HelloWithBorder</w:t>
+      </w:r>
+      <w:proofErr w:type="spellEnd"/>
+      <w:r>
+        <w:rPr>
+          <w:lang w:val="en-IL"/>
+        </w:rPr>
+        <w:t xml:space="preserve"> </w:t>
+      </w:r>
+      <w:r>
+        <w:rPr>
+          <w:rtl/>
+        </w:rPr>
+        <w:t>ייראה כמו</w:t>
+      </w:r>
+      <w:r>
+        <w:rPr>
+          <w:lang w:val="en-IL"/>
+        </w:rPr>
+        <w:t xml:space="preserve"> Hello, </w:t>
+      </w:r>
+      <w:r>
+        <w:rPr>
+          <w:rtl/>
+        </w:rPr>
+        <w:t>רק עם מסגרת כחולה</w:t>
+      </w:r>
+      <w:r>
+        <w:rPr>
+          <w:lang w:val="en-IL"/>
+        </w:rPr>
+        <w:t>.</w:t>
+      </w:r>
+    </w:p>
+    <w:p>
+      <w:pPr>
+        <w:bidi/>
+        <w:rPr>
+          <w:lang w:val="en-IL"/>
+        </w:rPr>
+      </w:pPr>
+      <w:r>
+        <w:rPr>
+          <w:lang w:val="en-IL"/>
+        </w:rPr>
+        <w:pict w14:anchorId="4604A084">
+          <v:rect id="_x0000_i1141" style="width:0;height:1.5pt" o:hralign="center" o:hrstd="t" o:hr="t" fillcolor="#a0a0a0" stroked="f"/>
+        </w:pict>
+      </w:r>
+    </w:p>
+    <w:p>
+      <w:pPr>
+        <w:bidi/>
+        <w:rPr>
+          <w:b/>
+          <w:bCs/>
+          <w:lang w:val="en-IL"/>
+        </w:rPr>
+      </w:pPr>
+      <w:r>
+        <w:rPr>
+          <w:b/>
+          <w:bCs/>
+          <w:rtl/>
+        </w:rPr>
+        <w:lastRenderedPageBreak/>
+        <w:t>שימוש ב־</w:t>
+      </w:r>
+      <w:r>
+        <w:rPr>
+          <w:b/>
+          <w:bCs/>
+          <w:lang w:val="en-IL"/>
+        </w:rPr>
+        <w:t xml:space="preserve">HOC </w:t>
+      </w:r>
+      <w:r>
+        <w:rPr>
+          <w:b/>
+          <w:bCs/>
+          <w:rtl/>
+        </w:rPr>
+        <w:t>בשביל</w:t>
+      </w:r>
+      <w:r>
+        <w:rPr>
+          <w:b/>
+          <w:bCs/>
+          <w:lang w:val="en-IL"/>
+        </w:rPr>
+        <w:t xml:space="preserve"> </w:t>
+      </w:r>
+      <w:proofErr w:type="spellStart"/>
+      <w:r>
+        <w:rPr>
+          <w:b/>
+          <w:bCs/>
+          <w:lang w:val="en-IL"/>
+        </w:rPr>
+        <w:t>RequireAuth</w:t>
+      </w:r>
+      <w:proofErr w:type="spellEnd"/>
+    </w:p>
+    <w:p>
+      <w:pPr>
+        <w:bidi/>
+        <w:rPr>
+          <w:lang w:val="en-IL"/>
+        </w:rPr>
+      </w:pPr>
+      <w:r>
+        <w:rPr>
+          <w:rtl/>
+        </w:rPr>
+        <w:t xml:space="preserve">במקום לשים </w:t>
+      </w:r>
+      <w:r>
+        <w:rPr>
+          <w:lang w:val="en-IL"/>
+        </w:rPr>
+        <w:t>&lt;</w:t>
+      </w:r>
+      <w:proofErr w:type="spellStart"/>
+      <w:r>
+        <w:rPr>
+          <w:lang w:val="en-IL"/>
+        </w:rPr>
+        <w:t>RequireAuth</w:t>
+      </w:r>
+      <w:proofErr w:type="spellEnd"/>
+      <w:r>
+        <w:rPr>
+          <w:lang w:val="en-IL"/>
+        </w:rPr>
+        <w:t xml:space="preserve">&gt; </w:t>
+      </w:r>
+      <w:r>
+        <w:rPr>
+          <w:rtl/>
+        </w:rPr>
+        <w:t>בתוך ה־</w:t>
+      </w:r>
+      <w:r>
+        <w:rPr>
+          <w:lang w:val="en-IL"/>
+        </w:rPr>
+        <w:t xml:space="preserve">Routes, </w:t>
+      </w:r>
+      <w:r>
+        <w:rPr>
+          <w:rtl/>
+        </w:rPr>
+        <w:t>אפשר לכתוב פונקציה</w:t>
+      </w:r>
+      <w:r>
+        <w:rPr>
+          <w:lang w:val="en-IL"/>
+        </w:rPr>
+        <w:t>:</w:t>
+      </w:r>
+    </w:p>
+    <w:p>
+      <w:pPr>
+        <w:bidi/>
+        <w:rPr>
+          <w:lang w:val="en-IL"/>
+        </w:rPr>
+      </w:pPr>
+      <w:r>
+        <w:rPr>
+          <w:lang w:val="en-IL"/>
+        </w:rPr>
+        <w:t xml:space="preserve">import </w:t>
+      </w:r>
+      <w:proofErr w:type="gramStart"/>
+      <w:r>
+        <w:rPr>
+          <w:lang w:val="en-IL"/>
+        </w:rPr>
+        <w:t xml:space="preserve">{ </w:t>
+      </w:r>
+      <w:proofErr w:type="spellStart"/>
+      <w:r>
+        <w:rPr>
+          <w:lang w:val="en-IL"/>
+        </w:rPr>
+        <w:t>useAuth</w:t>
+      </w:r>
+      <w:proofErr w:type="spellEnd"/>
+      <w:proofErr w:type="gramEnd"/>
+      <w:r>
+        <w:rPr>
+          <w:lang w:val="en-IL"/>
+        </w:rPr>
+        <w:t xml:space="preserve"> } from </w:t>
+      </w:r>
+      <w:proofErr w:type="gramStart"/>
+      <w:r>
+        <w:rPr>
+          <w:lang w:val="en-IL"/>
+        </w:rPr>
+        <w:t>"./</w:t>
+      </w:r>
+      <w:proofErr w:type="spellStart"/>
+      <w:proofErr w:type="gramEnd"/>
+      <w:r>
+        <w:rPr>
+          <w:lang w:val="en-IL"/>
+        </w:rPr>
+        <w:t>AuthContext</w:t>
+      </w:r>
+      <w:proofErr w:type="spellEnd"/>
+      <w:proofErr w:type="gramStart"/>
+      <w:r>
+        <w:rPr>
+          <w:lang w:val="en-IL"/>
+        </w:rPr>
+        <w:t>";</w:t>
+      </w:r>
+      <w:proofErr w:type="gramEnd"/>
+    </w:p>
+    <w:p>
+      <w:pPr>
+        <w:bidi/>
+        <w:rPr>
+          <w:lang w:val="en-IL"/>
+        </w:rPr>
+      </w:pPr>
+      <w:r>
+        <w:rPr>
+          <w:lang w:val="en-IL"/>
+        </w:rPr>
+        <w:t xml:space="preserve">import </w:t>
+      </w:r>
+      <w:proofErr w:type="gramStart"/>
+      <w:r>
+        <w:rPr>
+          <w:lang w:val="en-IL"/>
+        </w:rPr>
+        <w:t>{ Navigate</w:t>
+      </w:r>
+      <w:proofErr w:type="gramEnd"/>
+      <w:r>
+        <w:rPr>
+          <w:lang w:val="en-IL"/>
+        </w:rPr>
+        <w:t xml:space="preserve"> } from "react-router-</w:t>
+      </w:r>
+      <w:proofErr w:type="spellStart"/>
+      <w:r>
+        <w:rPr>
+          <w:lang w:val="en-IL"/>
+        </w:rPr>
+        <w:t>dom</w:t>
+      </w:r>
+      <w:proofErr w:type="spellEnd"/>
+      <w:proofErr w:type="gramStart"/>
+      <w:r>
+        <w:rPr>
+          <w:lang w:val="en-IL"/>
+        </w:rPr>
+        <w:t>";</w:t>
+      </w:r>
+      <w:proofErr w:type="gramEnd"/>
+    </w:p>
+    <w:p>
+      <w:pPr>
+        <w:bidi/>
+        <w:rPr>
+          <w:lang w:val="en-IL"/>
+        </w:rPr>
+      </w:pPr>
+    </w:p>
+    <w:p>
+      <w:pPr>
+        <w:bidi/>
+        <w:rPr>
+          <w:lang w:val="en-IL"/>
+        </w:rPr>
+      </w:pPr>
+      <w:r>
+        <w:rPr>
+          <w:lang w:val="en-IL"/>
+        </w:rPr>
+        <w:t xml:space="preserve">function </w:t>
+      </w:r>
+      <w:proofErr w:type="spellStart"/>
+      <w:r>
+        <w:rPr>
+          <w:lang w:val="en-IL"/>
+        </w:rPr>
+        <w:t>withAuthGuard</w:t>
+      </w:r>
+      <w:proofErr w:type="spellEnd"/>
+      <w:r>
+        <w:rPr>
+          <w:lang w:val="en-IL"/>
+        </w:rPr>
+        <w:t>&lt;P</w:t>
+      </w:r>
+      <w:proofErr w:type="gramStart"/>
+      <w:r>
+        <w:rPr>
+          <w:lang w:val="en-IL"/>
+        </w:rPr>
+        <w:t>&gt;(</w:t>
+      </w:r>
+      <w:proofErr w:type="gramEnd"/>
+      <w:r>
+        <w:rPr>
+          <w:lang w:val="en-IL"/>
+        </w:rPr>
+        <w:t xml:space="preserve">Component: </w:t>
+      </w:r>
+      <w:proofErr w:type="spellStart"/>
+      <w:r>
+        <w:rPr>
+          <w:lang w:val="en-IL"/>
+        </w:rPr>
+        <w:t>React.ComponentType</w:t>
+      </w:r>
+      <w:proofErr w:type="spellEnd"/>
+      <w:r>
+        <w:rPr>
+          <w:lang w:val="en-IL"/>
+        </w:rPr>
+        <w:t>&lt;P&gt;) {</w:t>
+      </w:r>
+    </w:p>
+    <w:p>
+      <w:pPr>
+        <w:bidi/>
+        <w:rPr>
+          <w:lang w:val="en-IL"/>
+        </w:rPr>
+      </w:pPr>
+      <w:r>
+        <w:rPr>
+          <w:lang w:val="en-IL"/>
+        </w:rPr>
+        <w:t xml:space="preserve">  return function </w:t>
+      </w:r>
+      <w:proofErr w:type="gramStart"/>
+      <w:r>
+        <w:rPr>
+          <w:lang w:val="en-IL"/>
+        </w:rPr>
+        <w:t>Guarded(</w:t>
+      </w:r>
+      <w:proofErr w:type="gramEnd"/>
+      <w:r>
+        <w:rPr>
+          <w:lang w:val="en-IL"/>
+        </w:rPr>
+        <w:t>props: P) {</w:t>
+      </w:r>
+    </w:p>
+    <w:p>
+      <w:pPr>
+        <w:bidi/>
+        <w:rPr>
+          <w:lang w:val="en-IL"/>
+        </w:rPr>
+      </w:pPr>
+      <w:r>
+        <w:rPr>
+          <w:lang w:val="en-IL"/>
+        </w:rPr>
+        <w:t xml:space="preserve">    const </w:t>
+      </w:r>
+      <w:proofErr w:type="gramStart"/>
+      <w:r>
+        <w:rPr>
+          <w:lang w:val="en-IL"/>
+        </w:rPr>
+        <w:t xml:space="preserve">{ </w:t>
+      </w:r>
+      <w:proofErr w:type="spellStart"/>
+      <w:r>
+        <w:rPr>
+          <w:lang w:val="en-IL"/>
+        </w:rPr>
+        <w:t>isAuthenticated</w:t>
+      </w:r>
+      <w:proofErr w:type="spellEnd"/>
+      <w:proofErr w:type="gramEnd"/>
+      <w:r>
+        <w:rPr>
+          <w:lang w:val="en-IL"/>
+        </w:rPr>
+        <w:t xml:space="preserve"> } = </w:t>
+      </w:r>
+      <w:proofErr w:type="spellStart"/>
+      <w:proofErr w:type="gramStart"/>
+      <w:r>
+        <w:rPr>
+          <w:lang w:val="en-IL"/>
+        </w:rPr>
+        <w:t>useAuth</w:t>
+      </w:r>
+      <w:proofErr w:type="spellEnd"/>
+      <w:r>
+        <w:rPr>
+          <w:lang w:val="en-IL"/>
+        </w:rPr>
+        <w:t>();</w:t>
+      </w:r>
+      <w:proofErr w:type="gramEnd"/>
+    </w:p>
+    <w:p>
+      <w:pPr>
+        <w:bidi/>
+        <w:rPr>
+          <w:lang w:val="en-IL"/>
+        </w:rPr>
+      </w:pPr>
+      <w:r>
+        <w:rPr>
+          <w:lang w:val="en-IL"/>
+        </w:rPr>
+        <w:t xml:space="preserve">    if </w:t>
+      </w:r>
+      <w:proofErr w:type="gramStart"/>
+      <w:r>
+        <w:rPr>
+          <w:lang w:val="en-IL"/>
+        </w:rPr>
+        <w:t>(!</w:t>
+      </w:r>
+      <w:proofErr w:type="spellStart"/>
+      <w:r>
+        <w:rPr>
+          <w:lang w:val="en-IL"/>
+        </w:rPr>
+        <w:t>isAuthenticated</w:t>
+      </w:r>
+      <w:proofErr w:type="spellEnd"/>
+      <w:proofErr w:type="gramEnd"/>
+      <w:r>
+        <w:rPr>
+          <w:lang w:val="en-IL"/>
+        </w:rPr>
+        <w:t>) {</w:t>
+      </w:r>
+    </w:p>
+    <w:p>
+      <w:pPr>
+        <w:bidi/>
+        <w:rPr>
+          <w:lang w:val="en-IL"/>
+        </w:rPr>
+      </w:pPr>
+      <w:r>
+        <w:rPr>
+          <w:lang w:val="en-IL"/>
+        </w:rPr>
+        <w:t xml:space="preserve">      return &lt;Navigate to="/login" replace /</w:t>
+      </w:r>
+      <w:proofErr w:type="gramStart"/>
+      <w:r>
+        <w:rPr>
+          <w:lang w:val="en-IL"/>
+        </w:rPr>
+        <w:t>&gt;;</w:t>
+      </w:r>
+      <w:proofErr w:type="gramEnd"/>
+    </w:p>
+    <w:p>
+      <w:pPr>
+        <w:bidi/>
+        <w:rPr>
+          <w:lang w:val="en-IL"/>
+        </w:rPr>
+      </w:pPr>
+      <w:r>
+        <w:rPr>
+          <w:lang w:val="en-IL"/>
+        </w:rPr>
+        <w:t xml:space="preserve">    }</w:t>
+      </w:r>
+    </w:p>
+    <w:p>
+      <w:pPr>
+        <w:bidi/>
+        <w:rPr>
+          <w:lang w:val="en-IL"/>
+        </w:rPr>
+      </w:pPr>
+      <w:r>
+        <w:rPr>
+          <w:lang w:val="en-IL"/>
+        </w:rPr>
+        <w:t xml:space="preserve">    return &lt;Component {...props} /</w:t>
+      </w:r>
+      <w:proofErr w:type="gramStart"/>
+      <w:r>
+        <w:rPr>
+          <w:lang w:val="en-IL"/>
+        </w:rPr>
+        <w:t>&gt;;</w:t>
+      </w:r>
+      <w:proofErr w:type="gramEnd"/>
+    </w:p>
+    <w:p>
+      <w:pPr>
+        <w:bidi/>
+        <w:rPr>
+          <w:lang w:val="en-IL"/>
+        </w:rPr>
+      </w:pPr>
+      <w:r>
+        <w:rPr>
+          <w:lang w:val="en-IL"/>
+        </w:rPr>
+        <w:t xml:space="preserve">  </w:t>
+      </w:r>
+      <w:proofErr w:type="gramStart"/>
+      <w:r>
+        <w:rPr>
+          <w:lang w:val="en-IL"/>
+        </w:rPr>
+        <w:t>};</w:t>
+      </w:r>
+      <w:proofErr w:type="gramEnd"/>
+    </w:p>
+    <w:p>
+      <w:pPr>
+        <w:bidi/>
+        <w:rPr>
+          <w:lang w:val="en-IL"/>
+        </w:rPr>
+      </w:pPr>
+      <w:r>
+        <w:rPr>
+          <w:lang w:val="en-IL"/>
+        </w:rPr>
+        <w:t>}</w:t>
+      </w:r>
+    </w:p>
+    <w:p>
+      <w:pPr>
+        <w:bidi/>
+        <w:rPr>
+          <w:lang w:val="en-IL"/>
+        </w:rPr>
+      </w:pPr>
+    </w:p>
+    <w:p>
+      <w:pPr>
+        <w:bidi/>
+        <w:rPr>
+          <w:lang w:val="en-IL"/>
+        </w:rPr>
+      </w:pPr>
+      <w:r>
+        <w:rPr>
+          <w:lang w:val="en-IL"/>
+        </w:rPr>
+        <w:t xml:space="preserve">export default </w:t>
+      </w:r>
+      <w:proofErr w:type="spellStart"/>
+      <w:proofErr w:type="gramStart"/>
+      <w:r>
+        <w:rPr>
+          <w:lang w:val="en-IL"/>
+        </w:rPr>
+        <w:t>withAuthGuard</w:t>
+      </w:r>
+      <w:proofErr w:type="spellEnd"/>
+      <w:r>
+        <w:rPr>
+          <w:lang w:val="en-IL"/>
+        </w:rPr>
+        <w:t>;</w:t>
+      </w:r>
+      <w:proofErr w:type="gramEnd"/>
+    </w:p>
+    <w:p>
+      <w:pPr>
+        <w:bidi/>
+        <w:rPr>
+          <w:lang w:val="en-IL"/>
+        </w:rPr>
+      </w:pPr>
+      <w:r>
+        <w:rPr>
+          <w:rtl/>
+        </w:rPr>
+        <w:t>ואז למשל</w:t>
+      </w:r>
+      <w:r>
+        <w:rPr>
+          <w:lang w:val="en-IL"/>
+        </w:rPr>
+        <w:t>:</w:t>
+      </w:r>
+    </w:p>
+    <w:p>
+      <w:pPr>
+        <w:bidi/>
+        <w:rPr>
+          <w:lang w:val="en-IL"/>
+        </w:rPr>
+      </w:pPr>
+      <w:r>
+        <w:rPr>
+          <w:lang w:val="en-IL"/>
+        </w:rPr>
+        <w:t xml:space="preserve">import </w:t>
+      </w:r>
+      <w:proofErr w:type="spellStart"/>
+      <w:r>
+        <w:rPr>
+          <w:lang w:val="en-IL"/>
+        </w:rPr>
+        <w:t>WelcomePage</w:t>
+      </w:r>
+      <w:proofErr w:type="spellEnd"/>
+      <w:r>
+        <w:rPr>
+          <w:lang w:val="en-IL"/>
+        </w:rPr>
+        <w:t xml:space="preserve"> from </w:t>
+      </w:r>
+      <w:proofErr w:type="gramStart"/>
+      <w:r>
+        <w:rPr>
+          <w:lang w:val="en-IL"/>
+        </w:rPr>
+        <w:t>"./</w:t>
+      </w:r>
+      <w:proofErr w:type="gramEnd"/>
+      <w:r>
+        <w:rPr>
+          <w:lang w:val="en-IL"/>
+        </w:rPr>
+        <w:t>features/Welcome/</w:t>
+      </w:r>
+      <w:proofErr w:type="spellStart"/>
+      <w:r>
+        <w:rPr>
+          <w:lang w:val="en-IL"/>
+        </w:rPr>
+        <w:t>WelcomePage</w:t>
+      </w:r>
+      <w:proofErr w:type="spellEnd"/>
+      <w:proofErr w:type="gramStart"/>
+      <w:r>
+        <w:rPr>
+          <w:lang w:val="en-IL"/>
+        </w:rPr>
+        <w:t>";</w:t>
+      </w:r>
+      <w:proofErr w:type="gramEnd"/>
+    </w:p>
+    <w:p>
+      <w:pPr>
+        <w:bidi/>
+        <w:rPr>
+          <w:lang w:val="en-IL"/>
+        </w:rPr>
+      </w:pPr>
+      <w:r>
+        <w:rPr>
+          <w:lang w:val="en-IL"/>
+        </w:rPr>
+        <w:t xml:space="preserve">import </w:t>
+      </w:r>
+      <w:proofErr w:type="spellStart"/>
+      <w:r>
+        <w:rPr>
+          <w:lang w:val="en-IL"/>
+        </w:rPr>
+        <w:t>withAuthGuard</w:t>
+      </w:r>
+      <w:proofErr w:type="spellEnd"/>
+      <w:r>
+        <w:rPr>
+          <w:lang w:val="en-IL"/>
+        </w:rPr>
+        <w:t xml:space="preserve"> from </w:t>
+      </w:r>
+      <w:proofErr w:type="gramStart"/>
+      <w:r>
+        <w:rPr>
+          <w:lang w:val="en-IL"/>
+        </w:rPr>
+        <w:t>"./</w:t>
+      </w:r>
+      <w:proofErr w:type="gramEnd"/>
+      <w:r>
+        <w:rPr>
+          <w:lang w:val="en-IL"/>
+        </w:rPr>
+        <w:t>store/</w:t>
+      </w:r>
+      <w:proofErr w:type="spellStart"/>
+      <w:r>
+        <w:rPr>
+          <w:lang w:val="en-IL"/>
+        </w:rPr>
+        <w:t>withAuthGuard</w:t>
+      </w:r>
+      <w:proofErr w:type="spellEnd"/>
+      <w:proofErr w:type="gramStart"/>
+      <w:r>
+        <w:rPr>
+          <w:lang w:val="en-IL"/>
+        </w:rPr>
+        <w:t>";</w:t>
+      </w:r>
+      <w:proofErr w:type="gramEnd"/>
+    </w:p>
+    <w:p>
+      <w:pPr>
+        <w:bidi/>
+        <w:rPr>
+          <w:lang w:val="en-IL"/>
+        </w:rPr>
+      </w:pPr>
+    </w:p>
+    <w:p>
+      <w:pPr>
+        <w:bidi/>
+        <w:rPr>
+          <w:lang w:val="en-IL"/>
+        </w:rPr>
+      </w:pPr>
+      <w:r>
+        <w:rPr>
+          <w:lang w:val="en-IL"/>
+        </w:rPr>
+        <w:t xml:space="preserve">const </w:t>
+      </w:r>
+      <w:proofErr w:type="spellStart"/>
+      <w:r>
+        <w:rPr>
+          <w:lang w:val="en-IL"/>
+        </w:rPr>
+        <w:t>ProtectedWelcome</w:t>
+      </w:r>
+      <w:proofErr w:type="spellEnd"/>
+      <w:r>
+        <w:rPr>
+          <w:lang w:val="en-IL"/>
+        </w:rPr>
+        <w:t xml:space="preserve"> = </w:t>
+      </w:r>
+      <w:proofErr w:type="spellStart"/>
+      <w:proofErr w:type="gramStart"/>
+      <w:r>
+        <w:rPr>
+          <w:lang w:val="en-IL"/>
+        </w:rPr>
+        <w:t>withAuthGuard</w:t>
+      </w:r>
+      <w:proofErr w:type="spellEnd"/>
+      <w:r>
+        <w:rPr>
+          <w:lang w:val="en-IL"/>
+        </w:rPr>
+        <w:t>(</w:t>
+      </w:r>
+      <w:proofErr w:type="spellStart"/>
+      <w:proofErr w:type="gramEnd"/>
+      <w:r>
+        <w:rPr>
+          <w:lang w:val="en-IL"/>
+        </w:rPr>
+        <w:t>WelcomePage</w:t>
+      </w:r>
+      <w:proofErr w:type="spellEnd"/>
+      <w:proofErr w:type="gramStart"/>
+      <w:r>
+        <w:rPr>
+          <w:lang w:val="en-IL"/>
+        </w:rPr>
+        <w:t>);</w:t>
+      </w:r>
+      <w:proofErr w:type="gramEnd"/>
+    </w:p>
+    <w:p>
+      <w:pPr>
+        <w:bidi/>
+        <w:rPr>
+          <w:lang w:val="en-IL"/>
+        </w:rPr>
+      </w:pPr>
+      <w:r>
+        <w:rPr>
+          <w:rtl/>
+        </w:rPr>
+        <w:t>וב־</w:t>
+      </w:r>
+      <w:r>
+        <w:rPr>
+          <w:lang w:val="en-IL"/>
+        </w:rPr>
+        <w:t>Routes:</w:t>
+      </w:r>
+    </w:p>
+    <w:p>
+      <w:pPr>
+        <w:bidi/>
+        <w:rPr>
+          <w:lang w:val="en-IL"/>
+        </w:rPr>
+      </w:pPr>
+      <w:r>
+        <w:rPr>
+          <w:lang w:val="en-IL"/>
+        </w:rPr>
+        <w:t>&lt;Route path="/welcome" element</w:t>
+      </w:r>
+      <w:proofErr w:type="gramStart"/>
+      <w:r>
+        <w:rPr>
+          <w:lang w:val="en-IL"/>
+        </w:rPr>
+        <w:t>={</w:t>
+      </w:r>
+      <w:proofErr w:type="gramEnd"/>
+      <w:r>
+        <w:rPr>
+          <w:lang w:val="en-IL"/>
+        </w:rPr>
+        <w:t>&lt;</w:t>
+      </w:r>
+      <w:proofErr w:type="spellStart"/>
+      <w:r>
+        <w:rPr>
+          <w:lang w:val="en-IL"/>
+        </w:rPr>
+        <w:t>ProtectedWelcome</w:t>
+      </w:r>
+      <w:proofErr w:type="spellEnd"/>
+      <w:r>
+        <w:rPr>
+          <w:lang w:val="en-IL"/>
+        </w:rPr>
+        <w:t xml:space="preserve"> /&gt;} /&gt;</w:t>
+      </w:r>
+    </w:p>
+    <w:p>
+      <w:pPr>
+        <w:bidi/>
+        <w:rPr>
+          <w:lang w:val="en-IL"/>
+        </w:rPr>
+      </w:pPr>
+      <w:r>
+        <w:rPr>
+          <w:lang w:val="en-IL"/>
+        </w:rPr>
+        <w:pict w14:anchorId="3A8ECB9C">
+          <v:rect id="_x0000_i1142" style="width:0;height:1.5pt" o:hralign="center" o:hrstd="t" o:hr="t" fillcolor="#a0a0a0" stroked="f"/>
+        </w:pict>
+      </w:r>
+    </w:p>
+    <w:p>
+      <w:pPr>
+        <w:bidi/>
+        <w:rPr>
+          <w:b/>
+          <w:bCs/>
+          <w:lang w:val="en-IL"/>
+        </w:rPr>
+      </w:pPr>
+      <w:r>
+        <w:rPr>
+          <w:rFonts w:ascii="Segoe UI Emoji" w:hAnsi="Segoe UI Emoji" w:cs="Segoe UI Emoji"/>
+          <w:b/>
+          <w:bCs/>
+          <w:lang w:val="en-IL"/>
+        </w:rPr>
+        <w:t>🤔</w:t>
+      </w:r>
+      <w:r>
+        <w:rPr>
+          <w:b/>
+          <w:bCs/>
+          <w:lang w:val="en-IL"/>
+        </w:rPr>
+        <w:t xml:space="preserve"> </w:t>
+      </w:r>
+      <w:r>
+        <w:rPr>
+          <w:b/>
+          <w:bCs/>
+          <w:rtl/>
+        </w:rPr>
+        <w:t>אז מה ההבדל</w:t>
+      </w:r>
+      <w:r>
+        <w:rPr>
+          <w:b/>
+          <w:bCs/>
+          <w:lang w:val="en-IL"/>
+        </w:rPr>
+        <w:t>?</w:t>
+      </w:r>
+    </w:p>
+    <w:p>
+      <w:pPr>
+        <w:numPr>
+          <w:ilvl w:val="0"/>
+          <w:numId w:val="28"/>
+        </w:numPr>
+        <w:bidi/>
+        <w:rPr>
+          <w:lang w:val="en-IL"/>
+        </w:rPr>
+      </w:pPr>
+      <w:proofErr w:type="spellStart"/>
+      <w:r>
+        <w:rPr>
+          <w:b/>
+          <w:bCs/>
+          <w:lang w:val="en-IL"/>
+        </w:rPr>
+        <w:t>RequireAuth</w:t>
+      </w:r>
+      <w:proofErr w:type="spellEnd"/>
+      <w:r>
+        <w:rPr>
+          <w:b/>
+          <w:bCs/>
+          <w:lang w:val="en-IL"/>
+        </w:rPr>
+        <w:t xml:space="preserve"> </w:t>
+      </w:r>
+      <w:r>
+        <w:rPr>
+          <w:b/>
+          <w:bCs/>
+          <w:rtl/>
+        </w:rPr>
+        <w:t>כקומפוננטה רגילה</w:t>
+      </w:r>
+      <w:r>
+        <w:rPr>
+          <w:lang w:val="en-IL"/>
+        </w:rPr>
+        <w:br/>
+      </w:r>
+      <w:r>
+        <w:rPr>
+          <w:rtl/>
+        </w:rPr>
+        <w:t>אתה עוטף כל מסך ידנית בתוך ה־</w:t>
+      </w:r>
+      <w:r>
+        <w:rPr>
+          <w:lang w:val="en-IL"/>
+        </w:rPr>
+        <w:t>Route:</w:t>
+      </w:r>
+    </w:p>
+    <w:p>
+      <w:pPr>
+        <w:numPr>
+          <w:ilvl w:val="0"/>
+          <w:numId w:val="28"/>
+        </w:numPr>
+        <w:bidi/>
+        <w:rPr>
+          <w:lang w:val="en-IL"/>
+        </w:rPr>
+      </w:pPr>
+      <w:r>
+        <w:rPr>
+          <w:lang w:val="en-IL"/>
+        </w:rPr>
+        <w:t>&lt;</w:t>
+      </w:r>
+      <w:proofErr w:type="spellStart"/>
+      <w:r>
+        <w:rPr>
+          <w:lang w:val="en-IL"/>
+        </w:rPr>
+        <w:t>RequireAuth</w:t>
+      </w:r>
+      <w:proofErr w:type="spellEnd"/>
+      <w:r>
+        <w:rPr>
+          <w:lang w:val="en-IL"/>
+        </w:rPr>
+        <w:t>&gt;&lt;</w:t>
+      </w:r>
+      <w:proofErr w:type="spellStart"/>
+      <w:r>
+        <w:rPr>
+          <w:lang w:val="en-IL"/>
+        </w:rPr>
+        <w:t>WelcomePage</w:t>
+      </w:r>
+      <w:proofErr w:type="spellEnd"/>
+      <w:r>
+        <w:rPr>
+          <w:lang w:val="en-IL"/>
+        </w:rPr>
+        <w:t xml:space="preserve"> /&gt;&lt;/</w:t>
+      </w:r>
+      <w:proofErr w:type="spellStart"/>
+      <w:r>
+        <w:rPr>
+          <w:lang w:val="en-IL"/>
+        </w:rPr>
+        <w:t>RequireAuth</w:t>
+      </w:r>
+      <w:proofErr w:type="spellEnd"/>
+      <w:r>
+        <w:rPr>
+          <w:lang w:val="en-IL"/>
+        </w:rPr>
+        <w:t>&gt;</w:t>
+      </w:r>
+    </w:p>
+    <w:p>
+      <w:pPr>
+        <w:numPr>
+          <w:ilvl w:val="0"/>
+          <w:numId w:val="28"/>
+        </w:numPr>
+        <w:bidi/>
+        <w:rPr>
+          <w:lang w:val="en-IL"/>
+        </w:rPr>
+      </w:pPr>
+      <w:proofErr w:type="spellStart"/>
+      <w:r>
+        <w:rPr>
+          <w:b/>
+          <w:bCs/>
+          <w:lang w:val="en-IL"/>
+        </w:rPr>
+        <w:lastRenderedPageBreak/>
+        <w:t>RequireAuth</w:t>
+      </w:r>
+      <w:proofErr w:type="spellEnd"/>
+      <w:r>
+        <w:rPr>
+          <w:b/>
+          <w:bCs/>
+          <w:lang w:val="en-IL"/>
+        </w:rPr>
+        <w:t xml:space="preserve"> </w:t>
+      </w:r>
+      <w:r>
+        <w:rPr>
+          <w:b/>
+          <w:bCs/>
+          <w:rtl/>
+        </w:rPr>
+        <w:t>כ־</w:t>
+      </w:r>
+      <w:r>
+        <w:rPr>
+          <w:b/>
+          <w:bCs/>
+          <w:lang w:val="en-IL"/>
+        </w:rPr>
+        <w:t>HOC</w:t>
+      </w:r>
+      <w:r>
+        <w:rPr>
+          <w:lang w:val="en-IL"/>
+        </w:rPr>
+        <w:br/>
+      </w:r>
+      <w:r>
+        <w:rPr>
+          <w:rtl/>
+        </w:rPr>
+        <w:t>אתה מייצר גרסה "מוגנת" של כל קומפוננטה מראש</w:t>
+      </w:r>
+      <w:r>
+        <w:rPr>
+          <w:lang w:val="en-IL"/>
+        </w:rPr>
+        <w:t>:</w:t>
+      </w:r>
+    </w:p>
+    <w:p>
+      <w:pPr>
+        <w:numPr>
+          <w:ilvl w:val="0"/>
+          <w:numId w:val="28"/>
+        </w:numPr>
+        <w:bidi/>
+        <w:rPr>
+          <w:lang w:val="en-IL"/>
+        </w:rPr>
+      </w:pPr>
+      <w:r>
+        <w:rPr>
+          <w:lang w:val="en-IL"/>
+        </w:rPr>
+        <w:t xml:space="preserve">const </w:t>
+      </w:r>
+      <w:proofErr w:type="spellStart"/>
+      <w:r>
+        <w:rPr>
+          <w:lang w:val="en-IL"/>
+        </w:rPr>
+        <w:t>ProtectedWelcome</w:t>
+      </w:r>
+      <w:proofErr w:type="spellEnd"/>
+      <w:r>
+        <w:rPr>
+          <w:lang w:val="en-IL"/>
+        </w:rPr>
+        <w:t xml:space="preserve"> = </w:t>
+      </w:r>
+      <w:proofErr w:type="spellStart"/>
+      <w:proofErr w:type="gramStart"/>
+      <w:r>
+        <w:rPr>
+          <w:lang w:val="en-IL"/>
+        </w:rPr>
+        <w:t>withAuthGuard</w:t>
+      </w:r>
+      <w:proofErr w:type="spellEnd"/>
+      <w:r>
+        <w:rPr>
+          <w:lang w:val="en-IL"/>
+        </w:rPr>
+        <w:t>(</w:t>
+      </w:r>
+      <w:proofErr w:type="spellStart"/>
+      <w:proofErr w:type="gramEnd"/>
+      <w:r>
+        <w:rPr>
+          <w:lang w:val="en-IL"/>
+        </w:rPr>
+        <w:t>WelcomePage</w:t>
+      </w:r>
+      <w:proofErr w:type="spellEnd"/>
+      <w:proofErr w:type="gramStart"/>
+      <w:r>
+        <w:rPr>
+          <w:lang w:val="en-IL"/>
+        </w:rPr>
+        <w:t>);</w:t>
+      </w:r>
+      <w:proofErr w:type="gramEnd"/>
+    </w:p>
+    <w:p>
+      <w:pPr>
+        <w:numPr>
+          <w:ilvl w:val="0"/>
+          <w:numId w:val="28"/>
+        </w:numPr>
+        <w:bidi/>
+        <w:rPr>
+          <w:lang w:val="en-IL"/>
+        </w:rPr>
+      </w:pPr>
+      <w:r>
+        <w:rPr>
+          <w:lang w:val="en-IL"/>
+        </w:rPr>
+        <w:t>&lt;Route path="/welcome" element</w:t>
+      </w:r>
+      <w:proofErr w:type="gramStart"/>
+      <w:r>
+        <w:rPr>
+          <w:lang w:val="en-IL"/>
+        </w:rPr>
+        <w:t>={</w:t>
+      </w:r>
+      <w:proofErr w:type="gramEnd"/>
+      <w:r>
+        <w:rPr>
+          <w:lang w:val="en-IL"/>
+        </w:rPr>
+        <w:t>&lt;</w:t>
+      </w:r>
+      <w:proofErr w:type="spellStart"/>
+      <w:r>
+        <w:rPr>
+          <w:lang w:val="en-IL"/>
+        </w:rPr>
+        <w:t>ProtectedWelcome</w:t>
+      </w:r>
+      <w:proofErr w:type="spellEnd"/>
+      <w:r>
+        <w:rPr>
+          <w:lang w:val="en-IL"/>
+        </w:rPr>
+        <w:t xml:space="preserve"> /&gt;} /&gt;</w:t>
+      </w:r>
+    </w:p>
+    <w:p>
+      <w:pPr>
+        <w:bidi/>
+        <w:rPr>
+          <w:lang w:val="en-IL"/>
+        </w:rPr>
+      </w:pPr>
+      <w:r>
+        <w:rPr>
+          <w:rtl/>
+        </w:rPr>
+        <w:t>שתי השיטות נכונות. ההבדל הוא בעיקר בסטייל קוד ובנוחות</w:t>
+      </w:r>
+      <w:r>
+        <w:rPr>
+          <w:lang w:val="en-IL"/>
+        </w:rPr>
+        <w:t>.</w:t>
+      </w:r>
+      <w:r>
+        <w:rPr>
+          <w:lang w:val="en-IL"/>
+        </w:rPr>
+        <w:br/>
+      </w:r>
+      <w:r>
+        <w:rPr>
+          <w:rtl/>
+        </w:rPr>
+        <w:t>בפרויקטים גדולים</w:t>
+      </w:r>
+      <w:r>
+        <w:rPr>
+          <w:lang w:val="en-IL"/>
+        </w:rPr>
+        <w:t xml:space="preserve">, HOC </w:t>
+      </w:r>
+      <w:r>
+        <w:rPr>
+          <w:rtl/>
+        </w:rPr>
+        <w:t>נותן לך פחות קוד לחזור עליו</w:t>
+      </w:r>
+      <w:r>
+        <w:rPr>
+          <w:lang w:val="en-IL"/>
+        </w:rPr>
+        <w:t>.</w:t>
+      </w:r>
+    </w:p>
+    <w:p>
+      <w:pPr>
+        <w:bidi/>
+        <w:rPr>
+          <w:lang w:val="en-IL"/>
+        </w:rPr>
+      </w:pPr>
+      <w:r>
+        <w:rPr>
+          <w:lang w:val="en-IL"/>
+        </w:rPr>
+        <w:pict w14:anchorId="1325E97B">
+          <v:rect id="_x0000_i1143" style="width:0;height:1.5pt" o:hralign="center" o:hrstd="t" o:hr="t" fillcolor="#a0a0a0" stroked="f"/>
+        </w:pict>
+      </w:r>
+    </w:p>
+    <w:p>
+      <w:pPr>
+        <w:bidi/>
+        <w:rPr>
+          <w:lang w:val="en-IL"/>
+        </w:rPr>
+      </w:pPr>
+      <w:r>
+        <w:rPr>
+          <w:rFonts w:ascii="Segoe UI Emoji" w:hAnsi="Segoe UI Emoji" w:cs="Segoe UI Emoji"/>
+          <w:lang w:val="en-IL"/>
+        </w:rPr>
+        <w:t>💡</w:t>
+      </w:r>
+      <w:r>
+        <w:rPr>
+          <w:lang w:val="en-IL"/>
+        </w:rPr>
+        <w:t xml:space="preserve"> </w:t>
+      </w:r>
+      <w:r>
+        <w:rPr>
+          <w:rtl/>
+        </w:rPr>
+        <w:t>מאחר וזה פרויקט לימודי והתחלת עם קומפוננטות, הייתי ממליץ להישאר עם</w:t>
+      </w:r>
+      <w:r>
+        <w:rPr>
+          <w:lang w:val="en-IL"/>
+        </w:rPr>
+        <w:t xml:space="preserve"> </w:t>
+      </w:r>
+      <w:proofErr w:type="spellStart"/>
+      <w:r>
+        <w:rPr>
+          <w:lang w:val="en-IL"/>
+        </w:rPr>
+        <w:t>RequireAuth</w:t>
+      </w:r>
+      <w:proofErr w:type="spellEnd"/>
+      <w:r>
+        <w:rPr>
+          <w:lang w:val="en-IL"/>
+        </w:rPr>
+        <w:t xml:space="preserve"> </w:t>
+      </w:r>
+      <w:r>
+        <w:rPr>
+          <w:rtl/>
+        </w:rPr>
+        <w:t>כקומפוננטה רגילה (הגישה הראשונה)</w:t>
+      </w:r>
+      <w:r>
+        <w:rPr>
+          <w:lang w:val="en-IL"/>
+        </w:rPr>
+        <w:t xml:space="preserve">. HOC </w:t>
+      </w:r>
+      <w:r>
+        <w:rPr>
+          <w:rtl/>
+        </w:rPr>
+        <w:t>זה שלב יותר מתקדם שאפשר לנסות אחרי שתתרגל ל־</w:t>
+      </w:r>
+      <w:r>
+        <w:rPr>
+          <w:lang w:val="en-IL"/>
+        </w:rPr>
+        <w:t>React.</w:t>
+      </w:r>
+    </w:p>
+    <w:p>
+      <w:pPr>
+        <w:bidi/>
+        <w:rPr>
+          <w:lang w:val="en-IL"/>
+        </w:rPr>
+      </w:pPr>
+      <w:r>
+        <w:rPr>
+          <w:lang w:val="en-IL"/>
+        </w:rPr>
+        <w:pict w14:anchorId="307AC3F0">
+          <v:rect id="_x0000_i1144" style="width:0;height:1.5pt" o:hralign="center" o:hrstd="t" o:hr="t" fillcolor="#a0a0a0" stroked="f"/>
+        </w:pict>
+      </w:r>
+    </w:p>
+    <w:p>
+      <w:pPr>
+        <w:bidi/>
+        <w:rPr>
+          <w:lang w:val="en-IL"/>
+        </w:rPr>
+      </w:pPr>
+      <w:r>
+        <w:rPr>
+          <w:rtl/>
+        </w:rPr>
+        <w:t>רוצה שאבנה לך תרשים</w:t>
+      </w:r>
+      <w:r>
+        <w:rPr>
+          <w:lang w:val="en-IL"/>
+        </w:rPr>
+        <w:t xml:space="preserve"> (flowchart </w:t>
+      </w:r>
+      <w:r>
+        <w:rPr>
+          <w:rtl/>
+        </w:rPr>
+        <w:t>קטן</w:t>
+      </w:r>
+      <w:r>
+        <w:rPr>
+          <w:lang w:val="en-IL"/>
+        </w:rPr>
+        <w:t xml:space="preserve">) </w:t>
+      </w:r>
+      <w:r>
+        <w:rPr>
+          <w:rtl/>
+        </w:rPr>
+        <w:t>שמראה איך זורם כל התהליך</w:t>
+      </w:r>
+      <w:r>
+        <w:rPr>
+          <w:lang w:val="en-IL"/>
+        </w:rPr>
+        <w:t xml:space="preserve">: Login → </w:t>
+      </w:r>
+      <w:r>
+        <w:rPr>
+          <w:rtl/>
+        </w:rPr>
+        <w:t>שמירת טוקן</w:t>
+      </w:r>
+      <w:r>
+        <w:rPr>
+          <w:lang w:val="en-IL"/>
+        </w:rPr>
+        <w:t xml:space="preserve"> → </w:t>
+      </w:r>
+      <w:proofErr w:type="spellStart"/>
+      <w:r>
+        <w:rPr>
+          <w:lang w:val="en-IL"/>
+        </w:rPr>
+        <w:t>RequireAuth</w:t>
+      </w:r>
+      <w:proofErr w:type="spellEnd"/>
+      <w:r>
+        <w:rPr>
+          <w:lang w:val="en-IL"/>
+        </w:rPr>
+        <w:t xml:space="preserve"> → </w:t>
+      </w:r>
+      <w:proofErr w:type="spellStart"/>
+      <w:r>
+        <w:rPr>
+          <w:lang w:val="en-IL"/>
+        </w:rPr>
+        <w:t>WelcomePage</w:t>
+      </w:r>
+      <w:proofErr w:type="spellEnd"/>
+      <w:r>
+        <w:rPr>
+          <w:lang w:val="en-IL"/>
+        </w:rPr>
+        <w:t>?</w:t>
+      </w:r>
+    </w:p>
+    <w:p>
+      <w:pPr>
+        <w:bidi/>
+        <w:rPr>
+          <w:b/>
+          <w:bCs/>
+          <w:lang w:val="en-IL"/>
+        </w:rPr>
+      </w:pPr>
+      <w:r>
+        <w:rPr>
+          <w:b/>
+          <w:bCs/>
+          <w:lang w:val="en-IL"/>
+        </w:rPr>
+        <w:t>You said:</w:t>
+      </w:r>
+    </w:p>
+    <w:p>
+      <w:pPr>
+        <w:bidi/>
+        <w:rPr>
+          <w:lang w:val="en-IL"/>
+        </w:rPr>
+      </w:pPr>
+      <w:r>
+        <w:rPr>
+          <w:rtl/>
+        </w:rPr>
+        <w:t>זו העטיפה ב</w:t>
+      </w:r>
+      <w:r>
+        <w:rPr>
+          <w:lang w:val="en-IL"/>
+        </w:rPr>
+        <w:t xml:space="preserve"> </w:t>
+      </w:r>
+      <w:proofErr w:type="spellStart"/>
+      <w:r>
+        <w:rPr>
+          <w:lang w:val="en-IL"/>
+        </w:rPr>
+        <w:t>App.tsx</w:t>
+      </w:r>
+      <w:proofErr w:type="spellEnd"/>
+      <w:r>
+        <w:rPr>
+          <w:lang w:val="en-IL"/>
+        </w:rPr>
+        <w:t xml:space="preserve"> </w:t>
+      </w:r>
+      <w:r>
+        <w:rPr>
+          <w:rtl/>
+        </w:rPr>
+        <w:t xml:space="preserve">הסבר לי מה המשמעות </w:t>
+      </w:r>
+      <w:r>
+        <w:rPr>
+          <w:lang w:val="en-IL"/>
+        </w:rPr>
+        <w:t>&lt;</w:t>
+      </w:r>
+      <w:proofErr w:type="spellStart"/>
+      <w:r>
+        <w:rPr>
+          <w:lang w:val="en-IL"/>
+        </w:rPr>
+        <w:t>AuthProvider</w:t>
+      </w:r>
+      <w:proofErr w:type="spellEnd"/>
+      <w:r>
+        <w:rPr>
+          <w:lang w:val="en-IL"/>
+        </w:rPr>
+        <w:t>&gt; &lt;</w:t>
+      </w:r>
+      <w:proofErr w:type="spellStart"/>
+      <w:r>
+        <w:rPr>
+          <w:lang w:val="en-IL"/>
+        </w:rPr>
+        <w:t>BrowserRouter</w:t>
+      </w:r>
+      <w:proofErr w:type="spellEnd"/>
+      <w:r>
+        <w:rPr>
+          <w:lang w:val="en-IL"/>
+        </w:rPr>
+        <w:t>&gt; &lt;Routes&gt; &lt;Route path="/login" element={&lt;Login /&gt;} /&gt; &lt;Route path="/welcome" element={&lt;</w:t>
+      </w:r>
+      <w:proofErr w:type="spellStart"/>
+      <w:r>
+        <w:rPr>
+          <w:lang w:val="en-IL"/>
+        </w:rPr>
+        <w:t>WelcomePage</w:t>
+      </w:r>
+      <w:proofErr w:type="spellEnd"/>
+      <w:r>
+        <w:rPr>
+          <w:lang w:val="en-IL"/>
+        </w:rPr>
+        <w:t xml:space="preserve"> /&gt;} /&gt; &lt;Route path="*" element={&lt;Navigate to="/login" replace /&gt;} /&gt; &lt;/Routes&gt; &lt;/</w:t>
+      </w:r>
+      <w:proofErr w:type="spellStart"/>
+      <w:r>
+        <w:rPr>
+          <w:lang w:val="en-IL"/>
+        </w:rPr>
+        <w:t>BrowserRouter</w:t>
+      </w:r>
+      <w:proofErr w:type="spellEnd"/>
+      <w:r>
+        <w:rPr>
+          <w:lang w:val="en-IL"/>
+        </w:rPr>
+        <w:t>&gt; &lt;/</w:t>
+      </w:r>
+      <w:proofErr w:type="spellStart"/>
+      <w:r>
+        <w:rPr>
+          <w:lang w:val="en-IL"/>
+        </w:rPr>
+        <w:t>AuthProvider</w:t>
+      </w:r>
+      <w:proofErr w:type="spellEnd"/>
+      <w:r>
+        <w:rPr>
+          <w:lang w:val="en-IL"/>
+        </w:rPr>
+        <w:t>&gt;</w:t>
+      </w:r>
+    </w:p>
+    <w:p>
+      <w:pPr>
+        <w:bidi/>
+        <w:rPr>
+          <w:b/>
+          <w:bCs/>
+          <w:lang w:val="en-IL"/>
+        </w:rPr>
+      </w:pPr>
+      <w:r>
+        <w:rPr>
+          <w:b/>
+          <w:bCs/>
+          <w:lang w:val="en-IL"/>
+        </w:rPr>
+        <w:t>ChatGPT said:</w:t>
+      </w:r>
+    </w:p>
+    <w:p>
+      <w:pPr>
+        <w:bidi/>
+        <w:rPr>
+          <w:lang w:val="en-IL"/>
+        </w:rPr>
+      </w:pPr>
+      <w:r>
+        <w:rPr>
+          <w:rtl/>
+        </w:rPr>
+        <w:t>שאלה מצוינת</w:t>
+      </w:r>
+      <w:r>
+        <w:rPr>
+          <w:lang w:val="en-IL"/>
+        </w:rPr>
+        <w:t xml:space="preserve"> </w:t>
+      </w:r>
+      <w:r>
+        <w:rPr>
+          <w:rFonts w:ascii="Segoe UI Emoji" w:hAnsi="Segoe UI Emoji" w:cs="Segoe UI Emoji"/>
+          <w:lang w:val="en-IL"/>
+        </w:rPr>
+        <w:t>🙌</w:t>
+      </w:r>
+      <w:r>
+        <w:rPr>
+          <w:lang w:val="en-IL"/>
+        </w:rPr>
+        <w:br/>
+      </w:r>
+      <w:r>
+        <w:rPr>
+          <w:rtl/>
+        </w:rPr>
+        <w:t>בוא נפרק את ה־</w:t>
+      </w:r>
+      <w:r>
+        <w:rPr>
+          <w:lang w:val="en-IL"/>
+        </w:rPr>
+        <w:t xml:space="preserve">JSX </w:t>
+      </w:r>
+      <w:r>
+        <w:rPr>
+          <w:rtl/>
+        </w:rPr>
+        <w:t>הזה צעד צעד, כדי שתבין מה כל עטיפה עושה</w:t>
+      </w:r>
+      <w:r>
+        <w:rPr>
+          <w:lang w:val="en-IL"/>
+        </w:rPr>
+        <w:t>.</w:t>
+      </w:r>
+    </w:p>
+    <w:p>
+      <w:pPr>
+        <w:bidi/>
+        <w:rPr>
+          <w:lang w:val="en-IL"/>
+        </w:rPr>
+      </w:pPr>
+      <w:r>
+        <w:rPr>
+          <w:rtl/>
+        </w:rPr>
+        <w:t>הקוד שלך</w:t>
+      </w:r>
+      <w:r>
+        <w:rPr>
+          <w:lang w:val="en-IL"/>
+        </w:rPr>
+        <w:t>:</w:t>
+      </w:r>
+    </w:p>
+    <w:p>
+      <w:pPr>
+        <w:bidi/>
+        <w:rPr>
+          <w:lang w:val="en-IL"/>
+        </w:rPr>
+      </w:pPr>
+      <w:r>
+        <w:rPr>
+          <w:lang w:val="en-IL"/>
+        </w:rPr>
+        <w:t>&lt;</w:t>
+      </w:r>
+      <w:proofErr w:type="spellStart"/>
+      <w:r>
+        <w:rPr>
+          <w:lang w:val="en-IL"/>
+        </w:rPr>
+        <w:t>AuthProvider</w:t>
+      </w:r>
+      <w:proofErr w:type="spellEnd"/>
+      <w:r>
+        <w:rPr>
+          <w:lang w:val="en-IL"/>
+        </w:rPr>
+        <w:t>&gt;</w:t>
+      </w:r>
+    </w:p>
+    <w:p>
+      <w:pPr>
+        <w:bidi/>
+        <w:rPr>
+          <w:lang w:val="en-IL"/>
+        </w:rPr>
+      </w:pPr>
+      <w:r>
+        <w:rPr>
+          <w:lang w:val="en-IL"/>
+        </w:rPr>
+        <w:t xml:space="preserve">  &lt;</w:t>
+      </w:r>
+      <w:proofErr w:type="spellStart"/>
+      <w:r>
+        <w:rPr>
+          <w:lang w:val="en-IL"/>
+        </w:rPr>
+        <w:t>BrowserRouter</w:t>
+      </w:r>
+      <w:proofErr w:type="spellEnd"/>
+      <w:r>
+        <w:rPr>
+          <w:lang w:val="en-IL"/>
+        </w:rPr>
+        <w:t>&gt;</w:t>
+      </w:r>
+    </w:p>
+    <w:p>
+      <w:pPr>
+        <w:bidi/>
+        <w:rPr>
+          <w:lang w:val="en-IL"/>
+        </w:rPr>
+      </w:pPr>
+      <w:r>
+        <w:rPr>
+          <w:lang w:val="en-IL"/>
+        </w:rPr>
+        <w:t xml:space="preserve">    &lt;Routes&gt;</w:t>
+      </w:r>
+    </w:p>
+    <w:p>
+      <w:pPr>
+        <w:bidi/>
+        <w:rPr>
+          <w:lang w:val="en-IL"/>
+        </w:rPr>
+      </w:pPr>
+      <w:r>
+        <w:rPr>
+          <w:lang w:val="en-IL"/>
+        </w:rPr>
+        <w:t xml:space="preserve">      &lt;Route path="/login" element</w:t>
+      </w:r>
+      <w:proofErr w:type="gramStart"/>
+      <w:r>
+        <w:rPr>
+          <w:lang w:val="en-IL"/>
+        </w:rPr>
+        <w:t>={</w:t>
+      </w:r>
+      <w:proofErr w:type="gramEnd"/>
+      <w:r>
+        <w:rPr>
+          <w:lang w:val="en-IL"/>
+        </w:rPr>
+        <w:t>&lt;Login /&gt;} /&gt;</w:t>
+      </w:r>
+    </w:p>
+    <w:p>
+      <w:pPr>
+        <w:bidi/>
+        <w:rPr>
+          <w:lang w:val="en-IL"/>
+        </w:rPr>
+      </w:pPr>
+      <w:r>
+        <w:rPr>
+          <w:lang w:val="en-IL"/>
+        </w:rPr>
+        <w:t xml:space="preserve">      &lt;Route path="/welcome" element</w:t>
+      </w:r>
+      <w:proofErr w:type="gramStart"/>
+      <w:r>
+        <w:rPr>
+          <w:lang w:val="en-IL"/>
+        </w:rPr>
+        <w:t>={</w:t>
+      </w:r>
+      <w:proofErr w:type="gramEnd"/>
+      <w:r>
+        <w:rPr>
+          <w:lang w:val="en-IL"/>
+        </w:rPr>
+        <w:t>&lt;</w:t>
+      </w:r>
+      <w:proofErr w:type="spellStart"/>
+      <w:r>
+        <w:rPr>
+          <w:lang w:val="en-IL"/>
+        </w:rPr>
+        <w:t>WelcomePage</w:t>
+      </w:r>
+      <w:proofErr w:type="spellEnd"/>
+      <w:r>
+        <w:rPr>
+          <w:lang w:val="en-IL"/>
+        </w:rPr>
+        <w:t xml:space="preserve"> /&gt;} /&gt;</w:t>
+      </w:r>
+    </w:p>
+    <w:p>
+      <w:pPr>
+        <w:bidi/>
+        <w:rPr>
+          <w:lang w:val="en-IL"/>
+        </w:rPr>
+      </w:pPr>
+      <w:r>
+        <w:rPr>
+          <w:lang w:val="en-IL"/>
+        </w:rPr>
+        <w:t xml:space="preserve">      &lt;Route path="*" element</w:t>
+      </w:r>
+      <w:proofErr w:type="gramStart"/>
+      <w:r>
+        <w:rPr>
+          <w:lang w:val="en-IL"/>
+        </w:rPr>
+        <w:t>={</w:t>
+      </w:r>
+      <w:proofErr w:type="gramEnd"/>
+      <w:r>
+        <w:rPr>
+          <w:lang w:val="en-IL"/>
+        </w:rPr>
+        <w:t>&lt;Navigate to="/login" replace /&gt;} /&gt;</w:t>
+      </w:r>
+    </w:p>
+    <w:p>
+      <w:pPr>
+        <w:bidi/>
+        <w:rPr>
+          <w:lang w:val="en-IL"/>
+        </w:rPr>
+      </w:pPr>
+      <w:r>
+        <w:rPr>
+          <w:lang w:val="en-IL"/>
+        </w:rPr>
+        <w:t xml:space="preserve">    &lt;/Routes&gt;</w:t>
+      </w:r>
+    </w:p>
+    <w:p>
+      <w:pPr>
+        <w:bidi/>
+        <w:rPr>
+          <w:lang w:val="en-IL"/>
+        </w:rPr>
+      </w:pPr>
+      <w:r>
+        <w:rPr>
+          <w:lang w:val="en-IL"/>
+        </w:rPr>
+        <w:t xml:space="preserve">  &lt;/</w:t>
+      </w:r>
+      <w:proofErr w:type="spellStart"/>
+      <w:r>
+        <w:rPr>
+          <w:lang w:val="en-IL"/>
+        </w:rPr>
+        <w:t>BrowserRouter</w:t>
+      </w:r>
+      <w:proofErr w:type="spellEnd"/>
+      <w:r>
+        <w:rPr>
+          <w:lang w:val="en-IL"/>
+        </w:rPr>
+        <w:t>&gt;</w:t>
+      </w:r>
+    </w:p>
+    <w:p>
+      <w:pPr>
+        <w:bidi/>
+        <w:rPr>
+          <w:lang w:val="en-IL"/>
+        </w:rPr>
+      </w:pPr>
+      <w:r>
+        <w:rPr>
+          <w:lang w:val="en-IL"/>
+        </w:rPr>
+        <w:t>&lt;/</w:t>
+      </w:r>
+      <w:proofErr w:type="spellStart"/>
+      <w:r>
+        <w:rPr>
+          <w:lang w:val="en-IL"/>
+        </w:rPr>
+        <w:t>AuthProvider</w:t>
+      </w:r>
+      <w:proofErr w:type="spellEnd"/>
+      <w:r>
+        <w:rPr>
+          <w:lang w:val="en-IL"/>
+        </w:rPr>
+        <w:t>&gt;</w:t>
+      </w:r>
+    </w:p>
+    <w:p>
+      <w:pPr>
+        <w:bidi/>
+        <w:rPr>
+          <w:lang w:val="en-IL"/>
+        </w:rPr>
+      </w:pPr>
+      <w:r>
+        <w:rPr>
+          <w:lang w:val="en-IL"/>
+        </w:rPr>
+        <w:lastRenderedPageBreak/>
+        <w:pict w14:anchorId="70BBA720">
+          <v:rect id="_x0000_i1145" style="width:0;height:1.5pt" o:hralign="center" o:hrstd="t" o:hr="t" fillcolor="#a0a0a0" stroked="f"/>
+        </w:pict>
+      </w:r>
+    </w:p>
+    <w:p>
+      <w:pPr>
+        <w:bidi/>
+        <w:rPr>
+          <w:b/>
+          <w:bCs/>
+          <w:lang w:val="en-IL"/>
+        </w:rPr>
+      </w:pPr>
+      <w:r>
+        <w:rPr>
+          <w:rFonts w:ascii="Segoe UI Emoji" w:hAnsi="Segoe UI Emoji" w:cs="Segoe UI Emoji"/>
+          <w:b/>
+          <w:bCs/>
+          <w:lang w:val="en-IL"/>
+        </w:rPr>
+        <w:t>🔹</w:t>
+      </w:r>
+      <w:r>
+        <w:rPr>
+          <w:b/>
+          <w:bCs/>
+          <w:lang w:val="en-IL"/>
+        </w:rPr>
+        <w:t xml:space="preserve"> 1. &lt;</w:t>
+      </w:r>
+      <w:proofErr w:type="spellStart"/>
+      <w:r>
+        <w:rPr>
+          <w:b/>
+          <w:bCs/>
+          <w:lang w:val="en-IL"/>
+        </w:rPr>
+        <w:t>AuthProvider</w:t>
+      </w:r>
+      <w:proofErr w:type="spellEnd"/>
+      <w:r>
+        <w:rPr>
+          <w:b/>
+          <w:bCs/>
+          <w:lang w:val="en-IL"/>
+        </w:rPr>
+        <w:t>&gt; ... &lt;/</w:t>
+      </w:r>
+      <w:proofErr w:type="spellStart"/>
+      <w:r>
+        <w:rPr>
+          <w:b/>
+          <w:bCs/>
+          <w:lang w:val="en-IL"/>
+        </w:rPr>
+        <w:t>AuthProvider</w:t>
+      </w:r>
+      <w:proofErr w:type="spellEnd"/>
+      <w:r>
+        <w:rPr>
+          <w:b/>
+          <w:bCs/>
+          <w:lang w:val="en-IL"/>
+        </w:rPr>
+        <w:t>&gt;</w:t>
+      </w:r>
+    </w:p>
+    <w:p>
+      <w:pPr>
+        <w:numPr>
+          <w:ilvl w:val="0"/>
+          <w:numId w:val="29"/>
+        </w:numPr>
+        <w:bidi/>
+        <w:rPr>
+          <w:lang w:val="en-IL"/>
+        </w:rPr>
+      </w:pPr>
+      <w:r>
+        <w:rPr>
+          <w:rtl/>
+        </w:rPr>
+        <w:t xml:space="preserve">זה </w:t>
+      </w:r>
+      <w:r>
+        <w:rPr>
+          <w:b/>
+          <w:bCs/>
+          <w:rtl/>
+        </w:rPr>
+        <w:t>ה־</w:t>
+      </w:r>
+      <w:r>
+        <w:rPr>
+          <w:b/>
+          <w:bCs/>
+          <w:lang w:val="en-IL"/>
+        </w:rPr>
+        <w:t>Context Provider</w:t>
+      </w:r>
+      <w:r>
+        <w:rPr>
+          <w:lang w:val="en-IL"/>
+        </w:rPr>
+        <w:t xml:space="preserve"> </w:t>
+      </w:r>
+      <w:r>
+        <w:rPr>
+          <w:rtl/>
+        </w:rPr>
+        <w:t xml:space="preserve">שיצרת בקובץ </w:t>
+      </w:r>
+      <w:proofErr w:type="spellStart"/>
+      <w:r>
+        <w:rPr>
+          <w:lang w:val="en-IL"/>
+        </w:rPr>
+        <w:t>AuthContext.tsx</w:t>
+      </w:r>
+      <w:proofErr w:type="spellEnd"/>
+      <w:r>
+        <w:rPr>
+          <w:lang w:val="en-IL"/>
+        </w:rPr>
+        <w:t>.</w:t>
+      </w:r>
+    </w:p>
+    <w:p>
+      <w:pPr>
+        <w:numPr>
+          <w:ilvl w:val="0"/>
+          <w:numId w:val="29"/>
+        </w:numPr>
+        <w:bidi/>
+        <w:rPr>
+          <w:lang w:val="en-IL"/>
+        </w:rPr>
+      </w:pPr>
+      <w:r>
+        <w:rPr>
+          <w:rtl/>
+        </w:rPr>
+        <w:t>הוא “עוטף” את כל האפליקציה כדי שכל קומפוננטה בפנים תוכל להשתמש ב־</w:t>
+      </w:r>
+      <w:proofErr w:type="spellStart"/>
+      <w:r>
+        <w:rPr>
+          <w:lang w:val="en-IL"/>
+        </w:rPr>
+        <w:t>useAuth</w:t>
+      </w:r>
+      <w:proofErr w:type="spellEnd"/>
+      <w:r>
+        <w:rPr>
+          <w:lang w:val="en-IL"/>
+        </w:rPr>
+        <w:t>().</w:t>
+      </w:r>
+    </w:p>
+    <w:p>
+      <w:pPr>
+        <w:numPr>
+          <w:ilvl w:val="0"/>
+          <w:numId w:val="29"/>
+        </w:numPr>
+        <w:bidi/>
+        <w:rPr>
+          <w:lang w:val="en-IL"/>
+        </w:rPr>
+      </w:pPr>
+      <w:r>
+        <w:rPr>
+          <w:rtl/>
+        </w:rPr>
+        <w:t>המשמעות</w:t>
+      </w:r>
+      <w:r>
+        <w:rPr>
+          <w:lang w:val="en-IL"/>
+        </w:rPr>
+        <w:t>:</w:t>
+      </w:r>
+    </w:p>
+    <w:p>
+      <w:pPr>
+        <w:numPr>
+          <w:ilvl w:val="1"/>
+          <w:numId w:val="29"/>
+        </w:numPr>
+        <w:bidi/>
+        <w:rPr>
+          <w:lang w:val="en-IL"/>
+        </w:rPr>
+      </w:pPr>
+      <w:r>
+        <w:rPr>
+          <w:rtl/>
+        </w:rPr>
+        <w:t>בכל מקום בתוך האפליקציה, תוכל לדעת האם המשתמש מחובר</w:t>
+      </w:r>
+      <w:r>
+        <w:rPr>
+          <w:lang w:val="en-IL"/>
+        </w:rPr>
+        <w:t xml:space="preserve"> (</w:t>
+      </w:r>
+      <w:proofErr w:type="spellStart"/>
+      <w:r>
+        <w:rPr>
+          <w:lang w:val="en-IL"/>
+        </w:rPr>
+        <w:t>isAuthenticated</w:t>
+      </w:r>
+      <w:proofErr w:type="spellEnd"/>
+      <w:r>
+        <w:rPr>
+          <w:lang w:val="en-IL"/>
+        </w:rPr>
+        <w:t>).</w:t>
+      </w:r>
+    </w:p>
+    <w:p>
+      <w:pPr>
+        <w:numPr>
+          <w:ilvl w:val="1"/>
+          <w:numId w:val="29"/>
+        </w:numPr>
+        <w:bidi/>
+        <w:rPr>
+          <w:lang w:val="en-IL"/>
+        </w:rPr>
+      </w:pPr>
+      <w:r>
+        <w:rPr>
+          <w:rtl/>
+        </w:rPr>
+        <w:t xml:space="preserve">תוכל לקרוא לפונקציות </w:t>
+      </w:r>
+      <w:r>
+        <w:rPr>
+          <w:lang w:val="en-IL"/>
+        </w:rPr>
+        <w:t xml:space="preserve">login() </w:t>
+      </w:r>
+      <w:r>
+        <w:rPr>
+          <w:rtl/>
+        </w:rPr>
+        <w:t>ו־</w:t>
+      </w:r>
+      <w:r>
+        <w:rPr>
+          <w:lang w:val="en-IL"/>
+        </w:rPr>
+        <w:t>logout().</w:t>
+      </w:r>
+    </w:p>
+    <w:p>
+      <w:pPr>
+        <w:numPr>
+          <w:ilvl w:val="0"/>
+          <w:numId w:val="29"/>
+        </w:numPr>
+        <w:bidi/>
+        <w:rPr>
+          <w:lang w:val="en-IL"/>
+        </w:rPr>
+      </w:pPr>
+      <w:r>
+        <w:rPr>
+          <w:rtl/>
+        </w:rPr>
+        <w:t>זה כמו לשים "מחסן נתונים" של התחברות במקום מרכזי שכל האפליקציה יכולה לגשת אליו</w:t>
+      </w:r>
+      <w:r>
+        <w:rPr>
+          <w:lang w:val="en-IL"/>
+        </w:rPr>
+        <w:t>.</w:t>
+      </w:r>
+    </w:p>
+    <w:p>
+      <w:pPr>
+        <w:bidi/>
+        <w:rPr>
+          <w:lang w:val="en-IL"/>
+        </w:rPr>
+      </w:pPr>
+      <w:r>
+        <w:rPr>
+          <w:lang w:val="en-IL"/>
+        </w:rPr>
+        <w:pict w14:anchorId="6A0767C4">
+          <v:rect id="_x0000_i1146" style="width:0;height:1.5pt" o:hralign="center" o:hrstd="t" o:hr="t" fillcolor="#a0a0a0" stroked="f"/>
+        </w:pict>
+      </w:r>
+    </w:p>
+    <w:p>
+      <w:pPr>
+        <w:bidi/>
+        <w:rPr>
+          <w:b/>
+          <w:bCs/>
+          <w:lang w:val="en-IL"/>
+        </w:rPr>
+      </w:pPr>
+      <w:r>
+        <w:rPr>
+          <w:rFonts w:ascii="Segoe UI Emoji" w:hAnsi="Segoe UI Emoji" w:cs="Segoe UI Emoji"/>
+          <w:b/>
+          <w:bCs/>
+          <w:lang w:val="en-IL"/>
+        </w:rPr>
+        <w:t>🔹</w:t>
+      </w:r>
+      <w:r>
+        <w:rPr>
+          <w:b/>
+          <w:bCs/>
+          <w:lang w:val="en-IL"/>
+        </w:rPr>
+        <w:t xml:space="preserve"> 2. &lt;</w:t>
+      </w:r>
+      <w:proofErr w:type="spellStart"/>
+      <w:r>
+        <w:rPr>
+          <w:b/>
+          <w:bCs/>
+          <w:lang w:val="en-IL"/>
+        </w:rPr>
+        <w:t>BrowserRouter</w:t>
+      </w:r>
+      <w:proofErr w:type="spellEnd"/>
+      <w:r>
+        <w:rPr>
+          <w:b/>
+          <w:bCs/>
+          <w:lang w:val="en-IL"/>
+        </w:rPr>
+        <w:t>&gt; ... &lt;/</w:t>
+      </w:r>
+      <w:proofErr w:type="spellStart"/>
+      <w:r>
+        <w:rPr>
+          <w:b/>
+          <w:bCs/>
+          <w:lang w:val="en-IL"/>
+        </w:rPr>
+        <w:t>BrowserRouter</w:t>
+      </w:r>
+      <w:proofErr w:type="spellEnd"/>
+      <w:r>
+        <w:rPr>
+          <w:b/>
+          <w:bCs/>
+          <w:lang w:val="en-IL"/>
+        </w:rPr>
+        <w:t>&gt;</w:t>
+      </w:r>
+    </w:p>
+    <w:p>
+      <w:pPr>
+        <w:numPr>
+          <w:ilvl w:val="0"/>
+          <w:numId w:val="30"/>
+        </w:numPr>
+        <w:bidi/>
+        <w:rPr>
+          <w:lang w:val="en-IL"/>
+        </w:rPr>
+      </w:pPr>
+      <w:r>
+        <w:rPr>
+          <w:rtl/>
+        </w:rPr>
+        <w:t xml:space="preserve">זה חלק מספריית </w:t>
+      </w:r>
+      <w:r>
+        <w:rPr>
+          <w:b/>
+          <w:bCs/>
+          <w:lang w:val="en-IL"/>
+        </w:rPr>
+        <w:t>react-router-dom</w:t>
+      </w:r>
+      <w:r>
+        <w:rPr>
+          <w:lang w:val="en-IL"/>
+        </w:rPr>
+        <w:t>.</w:t>
+      </w:r>
+    </w:p>
+    <w:p>
+      <w:pPr>
+        <w:numPr>
+          <w:ilvl w:val="0"/>
+          <w:numId w:val="30"/>
+        </w:numPr>
+        <w:bidi/>
+        <w:rPr>
+          <w:lang w:val="en-IL"/>
+        </w:rPr>
+      </w:pPr>
+      <w:r>
+        <w:rPr>
+          <w:rtl/>
+        </w:rPr>
+        <w:t xml:space="preserve">הוא מאפשר לאפליקציה שלך להיות </w:t>
+      </w:r>
+      <w:r>
+        <w:rPr>
+          <w:b/>
+          <w:bCs/>
+          <w:rtl/>
+        </w:rPr>
+        <w:t>אפליקציית</w:t>
+      </w:r>
+      <w:r>
+        <w:rPr>
+          <w:b/>
+          <w:bCs/>
+          <w:lang w:val="en-IL"/>
+        </w:rPr>
+        <w:t xml:space="preserve"> SPA (Single Page Application)</w:t>
+      </w:r>
+      <w:r>
+        <w:rPr>
+          <w:lang w:val="en-IL"/>
+        </w:rPr>
+        <w:t xml:space="preserve"> </w:t>
+      </w:r>
+      <w:r>
+        <w:rPr>
+          <w:rtl/>
+        </w:rPr>
+        <w:t>עם נתיבים</w:t>
+      </w:r>
+      <w:r>
+        <w:rPr>
+          <w:lang w:val="en-IL"/>
+        </w:rPr>
+        <w:t xml:space="preserve"> (Routes).</w:t>
+      </w:r>
+    </w:p>
+    <w:p>
+      <w:pPr>
+        <w:numPr>
+          <w:ilvl w:val="0"/>
+          <w:numId w:val="30"/>
+        </w:numPr>
+        <w:bidi/>
+        <w:rPr>
+          <w:lang w:val="en-IL"/>
+        </w:rPr>
+      </w:pPr>
+      <w:r>
+        <w:rPr>
+          <w:rtl/>
+        </w:rPr>
+        <w:t>כלומר</w:t>
+      </w:r>
+      <w:r>
+        <w:rPr>
+          <w:lang w:val="en-IL"/>
+        </w:rPr>
+        <w:t>:</w:t>
+      </w:r>
+    </w:p>
+    <w:p>
+      <w:pPr>
+        <w:numPr>
+          <w:ilvl w:val="1"/>
+          <w:numId w:val="30"/>
+        </w:numPr>
+        <w:bidi/>
+        <w:rPr>
+          <w:lang w:val="en-IL"/>
+        </w:rPr>
+      </w:pPr>
+      <w:r>
+        <w:rPr>
+          <w:rtl/>
+        </w:rPr>
+        <w:t>כשאתה נכנס ל־</w:t>
+      </w:r>
+      <w:r>
+        <w:rPr>
+          <w:lang w:val="en-IL"/>
+        </w:rPr>
+        <w:t xml:space="preserve">/login </w:t>
+      </w:r>
+      <w:r>
+        <w:rPr>
+          <w:rtl/>
+        </w:rPr>
+        <w:t xml:space="preserve">או </w:t>
+      </w:r>
+      <w:r>
+        <w:rPr>
+          <w:lang w:val="en-IL"/>
+        </w:rPr>
+        <w:t xml:space="preserve">/welcome </w:t>
+      </w:r>
+      <w:r>
+        <w:rPr>
+          <w:rtl/>
+        </w:rPr>
+        <w:t>הדפדפן לא טוען דף חדש מהשרת, אלא</w:t>
+      </w:r>
+      <w:r>
+        <w:rPr>
+          <w:lang w:val="en-IL"/>
+        </w:rPr>
+        <w:t xml:space="preserve"> React Router </w:t>
+      </w:r>
+      <w:r>
+        <w:rPr>
+          <w:rtl/>
+        </w:rPr>
+        <w:t>מצייר קומפוננטה אחרת</w:t>
+      </w:r>
+      <w:r>
+        <w:rPr>
+          <w:lang w:val="en-IL"/>
+        </w:rPr>
+        <w:t>.</w:t>
+      </w:r>
+    </w:p>
+    <w:p>
+      <w:pPr>
+        <w:numPr>
+          <w:ilvl w:val="0"/>
+          <w:numId w:val="30"/>
+        </w:numPr>
+        <w:bidi/>
+        <w:rPr>
+          <w:lang w:val="en-IL"/>
+        </w:rPr>
+      </w:pPr>
+      <w:r>
+        <w:rPr>
+          <w:rtl/>
+        </w:rPr>
+        <w:t>בפועל זה "מנהל הניווט" של האפליקציה שלך</w:t>
+      </w:r>
+      <w:r>
+        <w:rPr>
+          <w:lang w:val="en-IL"/>
+        </w:rPr>
+        <w:t>.</w:t>
+      </w:r>
+    </w:p>
+    <w:p>
+      <w:pPr>
+        <w:bidi/>
+        <w:rPr>
+          <w:lang w:val="en-IL"/>
+        </w:rPr>
+      </w:pPr>
+      <w:r>
+        <w:rPr>
+          <w:lang w:val="en-IL"/>
+        </w:rPr>
+        <w:pict w14:anchorId="3924AED5">
+          <v:rect id="_x0000_i1147" style="width:0;height:1.5pt" o:hralign="center" o:hrstd="t" o:hr="t" fillcolor="#a0a0a0" stroked="f"/>
+        </w:pict>
+      </w:r>
+    </w:p>
+    <w:p>
+      <w:pPr>
+        <w:bidi/>
+        <w:rPr>
+          <w:b/>
+          <w:bCs/>
+          <w:lang w:val="en-IL"/>
+        </w:rPr>
+      </w:pPr>
+      <w:r>
+        <w:rPr>
+          <w:rFonts w:ascii="Segoe UI Emoji" w:hAnsi="Segoe UI Emoji" w:cs="Segoe UI Emoji"/>
+          <w:b/>
+          <w:bCs/>
+          <w:lang w:val="en-IL"/>
+        </w:rPr>
+        <w:t>🔹</w:t>
+      </w:r>
+      <w:r>
+        <w:rPr>
+          <w:b/>
+          <w:bCs/>
+          <w:lang w:val="en-IL"/>
+        </w:rPr>
+        <w:t xml:space="preserve"> 3. &lt;Routes&gt; ... &lt;/Routes&gt;</w:t>
+      </w:r>
+    </w:p>
+    <w:p>
+      <w:pPr>
+        <w:numPr>
+          <w:ilvl w:val="0"/>
+          <w:numId w:val="31"/>
+        </w:numPr>
+        <w:bidi/>
+        <w:rPr>
+          <w:lang w:val="en-IL"/>
+        </w:rPr>
+      </w:pPr>
+      <w:r>
+        <w:rPr>
+          <w:rtl/>
+        </w:rPr>
+        <w:t>כאן מגדירים את כל ה־</w:t>
+      </w:r>
+      <w:r>
+        <w:rPr>
+          <w:lang w:val="en-IL"/>
+        </w:rPr>
+        <w:t xml:space="preserve">Routes </w:t>
+      </w:r>
+      <w:r>
+        <w:rPr>
+          <w:rtl/>
+        </w:rPr>
+        <w:t>(הנתיבים) שהאפליקציה מכירה</w:t>
+      </w:r>
+      <w:r>
+        <w:rPr>
+          <w:lang w:val="en-IL"/>
+        </w:rPr>
+        <w:t>.</w:t>
+      </w:r>
+    </w:p>
+    <w:p>
+      <w:pPr>
+        <w:numPr>
+          <w:ilvl w:val="0"/>
+          <w:numId w:val="31"/>
+        </w:numPr>
+        <w:bidi/>
+        <w:rPr>
+          <w:lang w:val="en-IL"/>
+        </w:rPr>
+      </w:pPr>
+      <w:r>
+        <w:rPr>
+          <w:rtl/>
+        </w:rPr>
+        <w:t>זה בעצם “מפה” שאומרת: אם המשתמש נכנס לכתובת</w:t>
+      </w:r>
+      <w:r>
+        <w:rPr>
+          <w:lang w:val="en-IL"/>
+        </w:rPr>
+        <w:t xml:space="preserve"> X – </w:t>
+      </w:r>
+      <w:r>
+        <w:rPr>
+          <w:rtl/>
+        </w:rPr>
+        <w:t>תראה קומפוננטה</w:t>
+      </w:r>
+      <w:r>
+        <w:rPr>
+          <w:lang w:val="en-IL"/>
+        </w:rPr>
+        <w:t xml:space="preserve"> Y.</w:t>
+      </w:r>
+    </w:p>
+    <w:p>
+      <w:pPr>
+        <w:bidi/>
+        <w:rPr>
+          <w:lang w:val="en-IL"/>
+        </w:rPr>
+      </w:pPr>
+      <w:r>
+        <w:rPr>
+          <w:lang w:val="en-IL"/>
+        </w:rPr>
+        <w:pict w14:anchorId="4F53F90B">
+          <v:rect id="_x0000_i1148" style="width:0;height:1.5pt" o:hralign="center" o:hrstd="t" o:hr="t" fillcolor="#a0a0a0" stroked="f"/>
+        </w:pict>
+      </w:r>
+    </w:p>
+    <w:p>
+      <w:pPr>
+        <w:bidi/>
+        <w:rPr>
+          <w:b/>
+          <w:bCs/>
+          <w:lang w:val="en-IL"/>
+        </w:rPr>
+      </w:pPr>
+      <w:r>
+        <w:rPr>
+          <w:rFonts w:ascii="Segoe UI Emoji" w:hAnsi="Segoe UI Emoji" w:cs="Segoe UI Emoji"/>
+          <w:b/>
+          <w:bCs/>
+          <w:lang w:val="en-IL"/>
+        </w:rPr>
+        <w:t>🔹</w:t>
+      </w:r>
+      <w:r>
+        <w:rPr>
+          <w:b/>
+          <w:bCs/>
+          <w:lang w:val="en-IL"/>
+        </w:rPr>
+        <w:t xml:space="preserve"> 4. &lt;Route path="/login" element</w:t>
+      </w:r>
+      <w:proofErr w:type="gramStart"/>
+      <w:r>
+        <w:rPr>
+          <w:b/>
+          <w:bCs/>
+          <w:lang w:val="en-IL"/>
+        </w:rPr>
+        <w:t>={</w:t>
+      </w:r>
+      <w:proofErr w:type="gramEnd"/>
+      <w:r>
+        <w:rPr>
+          <w:b/>
+          <w:bCs/>
+          <w:lang w:val="en-IL"/>
+        </w:rPr>
+        <w:t>&lt;Login /&gt;} /&gt;</w:t>
+      </w:r>
+    </w:p>
+    <w:p>
+      <w:pPr>
+        <w:numPr>
+          <w:ilvl w:val="0"/>
+          <w:numId w:val="32"/>
+        </w:numPr>
+        <w:bidi/>
+        <w:rPr>
+          <w:lang w:val="en-IL"/>
+        </w:rPr>
+      </w:pPr>
+      <w:r>
+        <w:rPr>
+          <w:rtl/>
+        </w:rPr>
+        <w:t xml:space="preserve">אומר: כשנכנסים לנתיב </w:t>
+      </w:r>
+      <w:r>
+        <w:rPr>
+          <w:lang w:val="en-IL"/>
+        </w:rPr>
+        <w:t xml:space="preserve">/login, </w:t>
+      </w:r>
+      <w:r>
+        <w:rPr>
+          <w:rtl/>
+        </w:rPr>
+        <w:t xml:space="preserve">תוצג קומפוננטה </w:t>
+      </w:r>
+      <w:r>
+        <w:rPr>
+          <w:lang w:val="en-IL"/>
+        </w:rPr>
+        <w:t>&lt;Login /&gt;.</w:t>
+      </w:r>
+    </w:p>
+    <w:p>
+      <w:pPr>
+        <w:numPr>
+          <w:ilvl w:val="0"/>
+          <w:numId w:val="32"/>
+        </w:numPr>
+        <w:bidi/>
+        <w:rPr>
+          <w:lang w:val="en-IL"/>
+        </w:rPr>
+      </w:pPr>
+      <w:r>
+        <w:rPr>
+          <w:rtl/>
+        </w:rPr>
+        <w:t>זה בעצם מסך ההתחברות שלך</w:t>
+      </w:r>
+      <w:r>
+        <w:rPr>
+          <w:lang w:val="en-IL"/>
+        </w:rPr>
+        <w:t>.</w:t>
+      </w:r>
+    </w:p>
+    <w:p>
+      <w:pPr>
+        <w:bidi/>
+        <w:rPr>
+          <w:lang w:val="en-IL"/>
+        </w:rPr>
+      </w:pPr>
+      <w:r>
+        <w:rPr>
+          <w:lang w:val="en-IL"/>
+        </w:rPr>
+        <w:pict w14:anchorId="638608C4">
+          <v:rect id="_x0000_i1149" style="width:0;height:1.5pt" o:hralign="center" o:hrstd="t" o:hr="t" fillcolor="#a0a0a0" stroked="f"/>
+        </w:pict>
+      </w:r>
+    </w:p>
+    <w:p>
+      <w:pPr>
+        <w:bidi/>
+        <w:rPr>
+          <w:b/>
+          <w:bCs/>
+          <w:lang w:val="en-IL"/>
+        </w:rPr>
+      </w:pPr>
+      <w:r>
+        <w:rPr>
+          <w:rFonts w:ascii="Segoe UI Emoji" w:hAnsi="Segoe UI Emoji" w:cs="Segoe UI Emoji"/>
+          <w:b/>
+          <w:bCs/>
+          <w:lang w:val="en-IL"/>
+        </w:rPr>
+        <w:t>🔹</w:t>
+      </w:r>
+      <w:r>
+        <w:rPr>
+          <w:b/>
+          <w:bCs/>
+          <w:lang w:val="en-IL"/>
+        </w:rPr>
+        <w:t xml:space="preserve"> 5. &lt;Route path="/welcome" element</w:t>
+      </w:r>
+      <w:proofErr w:type="gramStart"/>
+      <w:r>
+        <w:rPr>
+          <w:b/>
+          <w:bCs/>
+          <w:lang w:val="en-IL"/>
+        </w:rPr>
+        <w:t>={</w:t>
+      </w:r>
+      <w:proofErr w:type="gramEnd"/>
+      <w:r>
+        <w:rPr>
+          <w:b/>
+          <w:bCs/>
+          <w:lang w:val="en-IL"/>
+        </w:rPr>
+        <w:t>&lt;</w:t>
+      </w:r>
+      <w:proofErr w:type="spellStart"/>
+      <w:r>
+        <w:rPr>
+          <w:b/>
+          <w:bCs/>
+          <w:lang w:val="en-IL"/>
+        </w:rPr>
+        <w:t>WelcomePage</w:t>
+      </w:r>
+      <w:proofErr w:type="spellEnd"/>
+      <w:r>
+        <w:rPr>
+          <w:b/>
+          <w:bCs/>
+          <w:lang w:val="en-IL"/>
+        </w:rPr>
+        <w:t xml:space="preserve"> /&gt;} /&gt;</w:t>
+      </w:r>
+    </w:p>
+    <w:p>
+      <w:pPr>
+        <w:numPr>
+          <w:ilvl w:val="0"/>
+          <w:numId w:val="33"/>
+        </w:numPr>
+        <w:bidi/>
+        <w:rPr>
+          <w:lang w:val="en-IL"/>
+        </w:rPr>
+      </w:pPr>
+      <w:r>
+        <w:rPr>
+          <w:rtl/>
+        </w:rPr>
+        <w:lastRenderedPageBreak/>
+        <w:t xml:space="preserve">אומר: כשנכנסים לנתיב </w:t>
+      </w:r>
+      <w:r>
+        <w:rPr>
+          <w:lang w:val="en-IL"/>
+        </w:rPr>
+        <w:t xml:space="preserve">/welcome, </w:t>
+      </w:r>
+      <w:r>
+        <w:rPr>
+          <w:rtl/>
+        </w:rPr>
+        <w:t xml:space="preserve">תוצג קומפוננטה </w:t>
+      </w:r>
+      <w:r>
+        <w:rPr>
+          <w:lang w:val="en-IL"/>
+        </w:rPr>
+        <w:t>&lt;</w:t>
+      </w:r>
+      <w:proofErr w:type="spellStart"/>
+      <w:r>
+        <w:rPr>
+          <w:lang w:val="en-IL"/>
+        </w:rPr>
+        <w:t>WelcomePage</w:t>
+      </w:r>
+      <w:proofErr w:type="spellEnd"/>
+      <w:r>
+        <w:rPr>
+          <w:lang w:val="en-IL"/>
+        </w:rPr>
+        <w:t xml:space="preserve"> /&gt;.</w:t>
+      </w:r>
+    </w:p>
+    <w:p>
+      <w:pPr>
+        <w:numPr>
+          <w:ilvl w:val="0"/>
+          <w:numId w:val="33"/>
+        </w:numPr>
+        <w:bidi/>
+        <w:rPr>
+          <w:lang w:val="en-IL"/>
+        </w:rPr>
+      </w:pPr>
+      <w:r>
+        <w:rPr>
+          <w:rtl/>
+        </w:rPr>
+        <w:t>זה בעצם המסך שמוצג אחרי לוגאין מוצלח</w:t>
+      </w:r>
+      <w:r>
+        <w:rPr>
+          <w:lang w:val="en-IL"/>
+        </w:rPr>
+        <w:t>.</w:t>
+      </w:r>
+    </w:p>
+    <w:p>
+      <w:pPr>
+        <w:bidi/>
+        <w:rPr>
+          <w:lang w:val="en-IL"/>
+        </w:rPr>
+      </w:pPr>
+      <w:r>
+        <w:rPr>
+          <w:i/>
+          <w:iCs/>
+          <w:lang w:val="en-IL"/>
+        </w:rPr>
+        <w:t>(</w:t>
+      </w:r>
+      <w:r>
+        <w:rPr>
+          <w:i/>
+          <w:iCs/>
+          <w:rtl/>
+        </w:rPr>
+        <w:t>כרגע לא שמנו פה</w:t>
+      </w:r>
+      <w:r>
+        <w:rPr>
+          <w:i/>
+          <w:iCs/>
+          <w:lang w:val="en-IL"/>
+        </w:rPr>
+        <w:t xml:space="preserve"> guard – </w:t>
+      </w:r>
+      <w:r>
+        <w:rPr>
+          <w:i/>
+          <w:iCs/>
+          <w:rtl/>
+        </w:rPr>
+        <w:t>אם מישהו יקליד</w:t>
+      </w:r>
+      <w:r>
+        <w:rPr>
+          <w:i/>
+          <w:iCs/>
+          <w:lang w:val="en-IL"/>
+        </w:rPr>
+        <w:t xml:space="preserve"> /welcome, </w:t>
+      </w:r>
+      <w:r>
+        <w:rPr>
+          <w:i/>
+          <w:iCs/>
+          <w:rtl/>
+        </w:rPr>
+        <w:t>הוא יראה את המסך גם בלי לוגאין. זה מה שפתרנו קודם עם</w:t>
+      </w:r>
+      <w:r>
+        <w:rPr>
+          <w:i/>
+          <w:iCs/>
+          <w:lang w:val="en-IL"/>
+        </w:rPr>
+        <w:t xml:space="preserve"> </w:t>
+      </w:r>
+      <w:proofErr w:type="spellStart"/>
+      <w:r>
+        <w:rPr>
+          <w:i/>
+          <w:iCs/>
+          <w:lang w:val="en-IL"/>
+        </w:rPr>
+        <w:t>RequireAuth</w:t>
+      </w:r>
+      <w:proofErr w:type="spellEnd"/>
+      <w:r>
+        <w:rPr>
+          <w:i/>
+          <w:iCs/>
+          <w:lang w:val="en-IL"/>
+        </w:rPr>
+        <w:t>)</w:t>
+      </w:r>
+    </w:p>
+    <w:p>
+      <w:pPr>
+        <w:bidi/>
+        <w:rPr>
+          <w:lang w:val="en-IL"/>
+        </w:rPr>
+      </w:pPr>
+      <w:r>
+        <w:rPr>
+          <w:lang w:val="en-IL"/>
+        </w:rPr>
+        <w:pict w14:anchorId="280B2504">
+          <v:rect id="_x0000_i1150" style="width:0;height:1.5pt" o:hralign="center" o:hrstd="t" o:hr="t" fillcolor="#a0a0a0" stroked="f"/>
+        </w:pict>
+      </w:r>
+    </w:p>
+    <w:p>
+      <w:pPr>
+        <w:bidi/>
+        <w:rPr>
+          <w:b/>
+          <w:bCs/>
+          <w:lang w:val="en-IL"/>
+        </w:rPr>
+      </w:pPr>
+      <w:r>
+        <w:rPr>
+          <w:rFonts w:ascii="Segoe UI Emoji" w:hAnsi="Segoe UI Emoji" w:cs="Segoe UI Emoji"/>
+          <w:b/>
+          <w:bCs/>
+          <w:lang w:val="en-IL"/>
+        </w:rPr>
+        <w:t>🔹</w:t>
+      </w:r>
+      <w:r>
+        <w:rPr>
+          <w:b/>
+          <w:bCs/>
+          <w:lang w:val="en-IL"/>
+        </w:rPr>
+        <w:t xml:space="preserve"> 6. &lt;Route path="*" element</w:t>
+      </w:r>
+      <w:proofErr w:type="gramStart"/>
+      <w:r>
+        <w:rPr>
+          <w:b/>
+          <w:bCs/>
+          <w:lang w:val="en-IL"/>
+        </w:rPr>
+        <w:t>={</w:t>
+      </w:r>
+      <w:proofErr w:type="gramEnd"/>
+      <w:r>
+        <w:rPr>
+          <w:b/>
+          <w:bCs/>
+          <w:lang w:val="en-IL"/>
+        </w:rPr>
+        <w:t>&lt;Navigate to="/login" replace /&gt;} /&gt;</w:t>
+      </w:r>
+    </w:p>
+    <w:p>
+      <w:pPr>
+        <w:numPr>
+          <w:ilvl w:val="0"/>
+          <w:numId w:val="34"/>
+        </w:numPr>
+        <w:bidi/>
+        <w:rPr>
+          <w:lang w:val="en-IL"/>
+        </w:rPr>
+      </w:pPr>
+      <w:r>
+        <w:rPr>
+          <w:lang w:val="en-IL"/>
+        </w:rPr>
+        <w:t xml:space="preserve">path="*" </w:t>
+      </w:r>
+      <w:r>
+        <w:rPr>
+          <w:rtl/>
+        </w:rPr>
+        <w:t xml:space="preserve">תופס </w:t>
+      </w:r>
+      <w:r>
+        <w:rPr>
+          <w:b/>
+          <w:bCs/>
+          <w:rtl/>
+        </w:rPr>
+        <w:t>כל כתובת שלא הוגדרה</w:t>
+      </w:r>
+      <w:r>
+        <w:rPr>
+          <w:lang w:val="en-IL"/>
+        </w:rPr>
+        <w:t>.</w:t>
+      </w:r>
+    </w:p>
+    <w:p>
+      <w:pPr>
+        <w:numPr>
+          <w:ilvl w:val="0"/>
+          <w:numId w:val="34"/>
+        </w:numPr>
+        <w:bidi/>
+        <w:rPr>
+          <w:lang w:val="en-IL"/>
+        </w:rPr>
+      </w:pPr>
+      <w:r>
+        <w:rPr>
+          <w:rtl/>
+        </w:rPr>
+        <w:t xml:space="preserve">במקרה הזה: כל כתובת לא מוכרת → נבצע </w:t>
+      </w:r>
+      <w:r>
+        <w:rPr>
+          <w:lang w:val="en-IL"/>
+        </w:rPr>
+        <w:t>&lt;Navigate to="/login" /&gt; (</w:t>
+      </w:r>
+      <w:r>
+        <w:rPr>
+          <w:rtl/>
+        </w:rPr>
+        <w:t>מעבר אוטומטי ל־</w:t>
+      </w:r>
+      <w:r>
+        <w:rPr>
+          <w:lang w:val="en-IL"/>
+        </w:rPr>
+        <w:t>/login).</w:t>
+      </w:r>
+    </w:p>
+    <w:p>
+      <w:pPr>
+        <w:numPr>
+          <w:ilvl w:val="0"/>
+          <w:numId w:val="34"/>
+        </w:numPr>
+        <w:bidi/>
+        <w:rPr>
+          <w:lang w:val="en-IL"/>
+        </w:rPr>
+      </w:pPr>
+      <w:r>
+        <w:rPr>
+          <w:lang w:val="en-IL"/>
+        </w:rPr>
+        <w:t xml:space="preserve">replace </w:t>
+      </w:r>
+      <w:r>
+        <w:rPr>
+          <w:rtl/>
+        </w:rPr>
+        <w:t>אומר שלא נכניס את הכתובת הלא נכונה להיסטוריה של הדפדפן</w:t>
+      </w:r>
+      <w:r>
+        <w:rPr>
+          <w:lang w:val="en-IL"/>
+        </w:rPr>
+        <w:t xml:space="preserve"> (</w:t>
+      </w:r>
+      <w:r>
+        <w:rPr>
+          <w:rtl/>
+        </w:rPr>
+        <w:t>ככה כפתור</w:t>
+      </w:r>
+      <w:r>
+        <w:rPr>
+          <w:lang w:val="en-IL"/>
+        </w:rPr>
+        <w:t xml:space="preserve"> Back </w:t>
+      </w:r>
+      <w:r>
+        <w:rPr>
+          <w:rtl/>
+        </w:rPr>
+        <w:t>יחזור לנתיב תקין</w:t>
+      </w:r>
+      <w:r>
+        <w:rPr>
+          <w:lang w:val="en-IL"/>
+        </w:rPr>
+        <w:t>).</w:t>
+      </w:r>
+    </w:p>
+    <w:p>
+      <w:pPr>
+        <w:bidi/>
+        <w:rPr>
+          <w:lang w:val="en-IL"/>
+        </w:rPr>
+      </w:pPr>
+      <w:r>
+        <w:rPr>
+          <w:lang w:val="en-IL"/>
+        </w:rPr>
+        <w:pict w14:anchorId="4E97CDD0">
+          <v:rect id="_x0000_i1151" style="width:0;height:1.5pt" o:hralign="center" o:hrstd="t" o:hr="t" fillcolor="#a0a0a0" stroked="f"/>
+        </w:pict>
+      </w:r>
+    </w:p>
+    <w:p>
+      <w:pPr>
+        <w:bidi/>
+        <w:rPr>
+          <w:b/>
+          <w:bCs/>
+          <w:lang w:val="en-IL"/>
+        </w:rPr>
+      </w:pPr>
+      <w:r>
+        <w:rPr>
+          <w:rFonts w:ascii="Segoe UI Emoji" w:hAnsi="Segoe UI Emoji" w:cs="Segoe UI Emoji"/>
+          <w:b/>
+          <w:bCs/>
+          <w:lang w:val="en-IL"/>
+        </w:rPr>
+        <w:t>✨</w:t>
+      </w:r>
+      <w:r>
+        <w:rPr>
+          <w:b/>
+          <w:bCs/>
+          <w:lang w:val="en-IL"/>
+        </w:rPr>
+        <w:t xml:space="preserve"> </w:t>
+      </w:r>
+      <w:r>
+        <w:rPr>
+          <w:b/>
+          <w:bCs/>
+          <w:rtl/>
+        </w:rPr>
+        <w:t>סיכום פשוט</w:t>
+      </w:r>
+    </w:p>
+    <w:p>
+      <w:pPr>
+        <w:numPr>
+          <w:ilvl w:val="0"/>
+          <w:numId w:val="35"/>
+        </w:numPr>
+        <w:bidi/>
+        <w:rPr>
+          <w:lang w:val="en-IL"/>
+        </w:rPr>
+      </w:pPr>
+      <w:proofErr w:type="spellStart"/>
+      <w:r>
+        <w:rPr>
+          <w:b/>
+          <w:bCs/>
+          <w:lang w:val="en-IL"/>
+        </w:rPr>
+        <w:t>AuthProvider</w:t>
+      </w:r>
+      <w:proofErr w:type="spellEnd"/>
+      <w:r>
+        <w:rPr>
+          <w:lang w:val="en-IL"/>
+        </w:rPr>
+        <w:t xml:space="preserve"> = </w:t>
+      </w:r>
+      <w:r>
+        <w:rPr>
+          <w:rtl/>
+        </w:rPr>
+        <w:t>מחסן מרכזי של מידע על התחברות</w:t>
+      </w:r>
+      <w:r>
+        <w:rPr>
+          <w:lang w:val="en-IL"/>
+        </w:rPr>
+        <w:t>.</w:t>
+      </w:r>
+    </w:p>
+    <w:p>
+      <w:pPr>
+        <w:numPr>
+          <w:ilvl w:val="0"/>
+          <w:numId w:val="35"/>
+        </w:numPr>
+        <w:bidi/>
+        <w:rPr>
+          <w:lang w:val="en-IL"/>
+        </w:rPr>
+      </w:pPr>
+      <w:proofErr w:type="spellStart"/>
+      <w:r>
+        <w:rPr>
+          <w:b/>
+          <w:bCs/>
+          <w:lang w:val="en-IL"/>
+        </w:rPr>
+        <w:t>BrowserRouter</w:t>
+      </w:r>
+      <w:proofErr w:type="spellEnd"/>
+      <w:r>
+        <w:rPr>
+          <w:lang w:val="en-IL"/>
+        </w:rPr>
+        <w:t xml:space="preserve"> = </w:t>
+      </w:r>
+      <w:r>
+        <w:rPr>
+          <w:rtl/>
+        </w:rPr>
+        <w:t>מנהל ניווט ב־</w:t>
+      </w:r>
+      <w:r>
+        <w:rPr>
+          <w:lang w:val="en-IL"/>
+        </w:rPr>
+        <w:t>SPA.</w:t>
+      </w:r>
+    </w:p>
+    <w:p>
+      <w:pPr>
+        <w:numPr>
+          <w:ilvl w:val="0"/>
+          <w:numId w:val="35"/>
+        </w:numPr>
+        <w:bidi/>
+        <w:rPr>
+          <w:lang w:val="en-IL"/>
+        </w:rPr>
+      </w:pPr>
+      <w:r>
+        <w:rPr>
+          <w:b/>
+          <w:bCs/>
+          <w:lang w:val="en-IL"/>
+        </w:rPr>
+        <w:t>Routes</w:t>
+      </w:r>
+      <w:r>
+        <w:rPr>
+          <w:lang w:val="en-IL"/>
+        </w:rPr>
+        <w:t xml:space="preserve"> = </w:t>
+      </w:r>
+      <w:r>
+        <w:rPr>
+          <w:rtl/>
+        </w:rPr>
+        <w:t>מפת הנתיבים</w:t>
+      </w:r>
+      <w:r>
+        <w:rPr>
+          <w:lang w:val="en-IL"/>
+        </w:rPr>
+        <w:t>.</w:t>
+      </w:r>
+    </w:p>
+    <w:p>
+      <w:pPr>
+        <w:numPr>
+          <w:ilvl w:val="0"/>
+          <w:numId w:val="35"/>
+        </w:numPr>
+        <w:bidi/>
+        <w:rPr>
+          <w:lang w:val="en-IL"/>
+        </w:rPr>
+      </w:pPr>
+      <w:r>
+        <w:rPr>
+          <w:b/>
+          <w:bCs/>
+          <w:lang w:val="en-IL"/>
+        </w:rPr>
+        <w:t>Route</w:t>
+      </w:r>
+      <w:r>
+        <w:rPr>
+          <w:lang w:val="en-IL"/>
+        </w:rPr>
+        <w:t xml:space="preserve"> = </w:t>
+      </w:r>
+      <w:r>
+        <w:rPr>
+          <w:rtl/>
+        </w:rPr>
+        <w:t>כללים: כתובת → איזו קומפוננטה להציג</w:t>
+      </w:r>
+      <w:r>
+        <w:rPr>
+          <w:lang w:val="en-IL"/>
+        </w:rPr>
+        <w:t>.</w:t>
+      </w:r>
+    </w:p>
+    <w:p>
+      <w:pPr>
+        <w:numPr>
+          <w:ilvl w:val="0"/>
+          <w:numId w:val="35"/>
+        </w:numPr>
+        <w:bidi/>
+        <w:rPr>
+          <w:lang w:val="en-IL"/>
+        </w:rPr>
+      </w:pPr>
+      <w:r>
+        <w:rPr>
+          <w:b/>
+          <w:bCs/>
+          <w:lang w:val="en-IL"/>
+        </w:rPr>
+        <w:t>Navigate</w:t>
+      </w:r>
+      <w:r>
+        <w:rPr>
+          <w:lang w:val="en-IL"/>
+        </w:rPr>
+        <w:t xml:space="preserve"> = </w:t>
+      </w:r>
+      <w:r>
+        <w:rPr>
+          <w:rtl/>
+        </w:rPr>
+        <w:t>מעבר אוטומטי לכתובת אחרת</w:t>
+      </w:r>
+      <w:r>
+        <w:rPr>
+          <w:lang w:val="en-IL"/>
+        </w:rPr>
+        <w:t>.</w:t>
+      </w:r>
+    </w:p>
+    <w:p>
+      <w:pPr>
+        <w:bidi/>
       </w:pPr>
     </w:p>
     <w:sectPr>
@@ -9600,6 +15044,155 @@
     </w:lvl>
   </w:abstractNum>
   <w:abstractNum w:abstractNumId="4" w15:restartNumberingAfterBreak="0">
+    <w:nsid w:val="0E6E5068"/>
+    <w:multiLevelType w:val="multilevel"/>
+    <w:tmpl w:val="B338DB52"/>
+    <w:lvl w:ilvl="0">
+      <w:start w:val="1"/>
+      <w:numFmt w:val="bullet"/>
+      <w:lvlText w:val=""/>
+      <w:lvlJc w:val="left"/>
+      <w:pPr>
+        <w:tabs>
+          <w:tab w:val="num" w:pos="720"/>
+        </w:tabs>
+        <w:ind w:left="720" w:hanging="360"/>
+      </w:pPr>
+      <w:rPr>
+        <w:rFonts w:ascii="Symbol" w:hAnsi="Symbol" w:hint="default"/>
+        <w:sz w:val="20"/>
+      </w:rPr>
+    </w:lvl>
+    <w:lvl w:ilvl="1" w:tentative="1">
+      <w:start w:val="1"/>
+      <w:numFmt w:val="bullet"/>
+      <w:lvlText w:val="o"/>
+      <w:lvlJc w:val="left"/>
+      <w:pPr>
+        <w:tabs>
+          <w:tab w:val="num" w:pos="1440"/>
+        </w:tabs>
+        <w:ind w:left="1440" w:hanging="360"/>
+      </w:pPr>
+      <w:rPr>
+        <w:rFonts w:ascii="Courier New" w:hAnsi="Courier New" w:hint="default"/>
+        <w:sz w:val="20"/>
+      </w:rPr>
+    </w:lvl>
+    <w:lvl w:ilvl="2" w:tentative="1">
+      <w:start w:val="1"/>
+      <w:numFmt w:val="bullet"/>
+      <w:lvlText w:val=""/>
+      <w:lvlJc w:val="left"/>
+      <w:pPr>
+        <w:tabs>
+          <w:tab w:val="num" w:pos="2160"/>
+        </w:tabs>
+        <w:ind w:left="2160" w:hanging="360"/>
+      </w:pPr>
+      <w:rPr>
+        <w:rFonts w:ascii="Wingdings" w:hAnsi="Wingdings" w:hint="default"/>
+        <w:sz w:val="20"/>
+      </w:rPr>
+    </w:lvl>
+    <w:lvl w:ilvl="3" w:tentative="1">
+      <w:start w:val="1"/>
+      <w:numFmt w:val="bullet"/>
+      <w:lvlText w:val=""/>
+      <w:lvlJc w:val="left"/>
+      <w:pPr>
+        <w:tabs>
+          <w:tab w:val="num" w:pos="2880"/>
+        </w:tabs>
+        <w:ind w:left="2880" w:hanging="360"/>
+      </w:pPr>
+      <w:rPr>
+        <w:rFonts w:ascii="Wingdings" w:hAnsi="Wingdings" w:hint="default"/>
+        <w:sz w:val="20"/>
+      </w:rPr>
+    </w:lvl>
+    <w:lvl w:ilvl="4" w:tentative="1">
+      <w:start w:val="1"/>
+      <w:numFmt w:val="bullet"/>
+      <w:lvlText w:val=""/>
+      <w:lvlJc w:val="left"/>
+      <w:pPr>
+        <w:tabs>
+          <w:tab w:val="num" w:pos="3600"/>
+        </w:tabs>
+        <w:ind w:left="3600" w:hanging="360"/>
+      </w:pPr>
+      <w:rPr>
+        <w:rFonts w:ascii="Wingdings" w:hAnsi="Wingdings" w:hint="default"/>
+        <w:sz w:val="20"/>
+      </w:rPr>
+    </w:lvl>
+    <w:lvl w:ilvl="5" w:tentative="1">
+      <w:start w:val="1"/>
+      <w:numFmt w:val="bullet"/>
+      <w:lvlText w:val=""/>
+      <w:lvlJc w:val="left"/>
+      <w:pPr>
+        <w:tabs>
+          <w:tab w:val="num" w:pos="4320"/>
+        </w:tabs>
+        <w:ind w:left="4320" w:hanging="360"/>
+      </w:pPr>
+      <w:rPr>
+        <w:rFonts w:ascii="Wingdings" w:hAnsi="Wingdings" w:hint="default"/>
+        <w:sz w:val="20"/>
+      </w:rPr>
+    </w:lvl>
+    <w:lvl w:ilvl="6" w:tentative="1">
+      <w:start w:val="1"/>
+      <w:numFmt w:val="bullet"/>
+      <w:lvlText w:val=""/>
+      <w:lvlJc w:val="left"/>
+      <w:pPr>
+        <w:tabs>
+          <w:tab w:val="num" w:pos="5040"/>
+        </w:tabs>
+        <w:ind w:left="5040" w:hanging="360"/>
+      </w:pPr>
+      <w:rPr>
+        <w:rFonts w:ascii="Wingdings" w:hAnsi="Wingdings" w:hint="default"/>
+        <w:sz w:val="20"/>
+      </w:rPr>
+    </w:lvl>
+    <w:lvl w:ilvl="7" w:tentative="1">
+      <w:start w:val="1"/>
+      <w:numFmt w:val="bullet"/>
+      <w:lvlText w:val=""/>
+      <w:lvlJc w:val="left"/>
+      <w:pPr>
+        <w:tabs>
+          <w:tab w:val="num" w:pos="5760"/>
+        </w:tabs>
+        <w:ind w:left="5760" w:hanging="360"/>
+      </w:pPr>
+      <w:rPr>
+        <w:rFonts w:ascii="Wingdings" w:hAnsi="Wingdings" w:hint="default"/>
+        <w:sz w:val="20"/>
+      </w:rPr>
+    </w:lvl>
+    <w:lvl w:ilvl="8" w:tentative="1">
+      <w:start w:val="1"/>
+      <w:numFmt w:val="bullet"/>
+      <w:lvlText w:val=""/>
+      <w:lvlJc w:val="left"/>
+      <w:pPr>
+        <w:tabs>
+          <w:tab w:val="num" w:pos="6480"/>
+        </w:tabs>
+        <w:ind w:left="6480" w:hanging="360"/>
+      </w:pPr>
+      <w:rPr>
+        <w:rFonts w:ascii="Wingdings" w:hAnsi="Wingdings" w:hint="default"/>
+        <w:sz w:val="20"/>
+      </w:rPr>
+    </w:lvl>
+  </w:abstractNum>
+  <w:abstractNum w:abstractNumId="5" w15:restartNumberingAfterBreak="0">
     <w:nsid w:val="1B826E62"/>
     <w:multiLevelType w:val="multilevel"/>
     <w:tmpl w:val="C632204E"/>
@@ -9748,7 +15341,269 @@
       </w:rPr>
     </w:lvl>
   </w:abstractNum>
-  <w:abstractNum w:abstractNumId="5" w15:restartNumberingAfterBreak="0">
+  <w:abstractNum w:abstractNumId="6" w15:restartNumberingAfterBreak="0">
+    <w:nsid w:val="286D0606"/>
+    <w:multiLevelType w:val="multilevel"/>
+    <w:tmpl w:val="6CC8BFBA"/>
+    <w:lvl w:ilvl="0">
+      <w:start w:val="1"/>
+      <w:numFmt w:val="bullet"/>
+      <w:lvlText w:val=""/>
+      <w:lvlJc w:val="left"/>
+      <w:pPr>
+        <w:tabs>
+          <w:tab w:val="num" w:pos="720"/>
+        </w:tabs>
+        <w:ind w:left="720" w:hanging="360"/>
+      </w:pPr>
+      <w:rPr>
+        <w:rFonts w:ascii="Symbol" w:hAnsi="Symbol" w:hint="default"/>
+        <w:sz w:val="20"/>
+      </w:rPr>
+    </w:lvl>
+    <w:lvl w:ilvl="1" w:tentative="1">
+      <w:start w:val="1"/>
+      <w:numFmt w:val="bullet"/>
+      <w:lvlText w:val="o"/>
+      <w:lvlJc w:val="left"/>
+      <w:pPr>
+        <w:tabs>
+          <w:tab w:val="num" w:pos="1440"/>
+        </w:tabs>
+        <w:ind w:left="1440" w:hanging="360"/>
+      </w:pPr>
+      <w:rPr>
+        <w:rFonts w:ascii="Courier New" w:hAnsi="Courier New" w:hint="default"/>
+        <w:sz w:val="20"/>
+      </w:rPr>
+    </w:lvl>
+    <w:lvl w:ilvl="2" w:tentative="1">
+      <w:start w:val="1"/>
+      <w:numFmt w:val="bullet"/>
+      <w:lvlText w:val=""/>
+      <w:lvlJc w:val="left"/>
+      <w:pPr>
+        <w:tabs>
+          <w:tab w:val="num" w:pos="2160"/>
+        </w:tabs>
+        <w:ind w:left="2160" w:hanging="360"/>
+      </w:pPr>
+      <w:rPr>
+        <w:rFonts w:ascii="Wingdings" w:hAnsi="Wingdings" w:hint="default"/>
+        <w:sz w:val="20"/>
+      </w:rPr>
+    </w:lvl>
+    <w:lvl w:ilvl="3" w:tentative="1">
+      <w:start w:val="1"/>
+      <w:numFmt w:val="bullet"/>
+      <w:lvlText w:val=""/>
+      <w:lvlJc w:val="left"/>
+      <w:pPr>
+        <w:tabs>
+          <w:tab w:val="num" w:pos="2880"/>
+        </w:tabs>
+        <w:ind w:left="2880" w:hanging="360"/>
+      </w:pPr>
+      <w:rPr>
+        <w:rFonts w:ascii="Wingdings" w:hAnsi="Wingdings" w:hint="default"/>
+        <w:sz w:val="20"/>
+      </w:rPr>
+    </w:lvl>
+    <w:lvl w:ilvl="4" w:tentative="1">
+      <w:start w:val="1"/>
+      <w:numFmt w:val="bullet"/>
+      <w:lvlText w:val=""/>
+      <w:lvlJc w:val="left"/>
+      <w:pPr>
+        <w:tabs>
+          <w:tab w:val="num" w:pos="3600"/>
+        </w:tabs>
+        <w:ind w:left="3600" w:hanging="360"/>
+      </w:pPr>
+      <w:rPr>
+        <w:rFonts w:ascii="Wingdings" w:hAnsi="Wingdings" w:hint="default"/>
+        <w:sz w:val="20"/>
+      </w:rPr>
+    </w:lvl>
+    <w:lvl w:ilvl="5" w:tentative="1">
+      <w:start w:val="1"/>
+      <w:numFmt w:val="bullet"/>
+      <w:lvlText w:val=""/>
+      <w:lvlJc w:val="left"/>
+      <w:pPr>
+        <w:tabs>
+          <w:tab w:val="num" w:pos="4320"/>
+        </w:tabs>
+        <w:ind w:left="4320" w:hanging="360"/>
+      </w:pPr>
+      <w:rPr>
+        <w:rFonts w:ascii="Wingdings" w:hAnsi="Wingdings" w:hint="default"/>
+        <w:sz w:val="20"/>
+      </w:rPr>
+    </w:lvl>
+    <w:lvl w:ilvl="6" w:tentative="1">
+      <w:start w:val="1"/>
+      <w:numFmt w:val="bullet"/>
+      <w:lvlText w:val=""/>
+      <w:lvlJc w:val="left"/>
+      <w:pPr>
+        <w:tabs>
+          <w:tab w:val="num" w:pos="5040"/>
+        </w:tabs>
+        <w:ind w:left="5040" w:hanging="360"/>
+      </w:pPr>
+      <w:rPr>
+        <w:rFonts w:ascii="Wingdings" w:hAnsi="Wingdings" w:hint="default"/>
+        <w:sz w:val="20"/>
+      </w:rPr>
+    </w:lvl>
+    <w:lvl w:ilvl="7" w:tentative="1">
+      <w:start w:val="1"/>
+      <w:numFmt w:val="bullet"/>
+      <w:lvlText w:val=""/>
+      <w:lvlJc w:val="left"/>
+      <w:pPr>
+        <w:tabs>
+          <w:tab w:val="num" w:pos="5760"/>
+        </w:tabs>
+        <w:ind w:left="5760" w:hanging="360"/>
+      </w:pPr>
+      <w:rPr>
+        <w:rFonts w:ascii="Wingdings" w:hAnsi="Wingdings" w:hint="default"/>
+        <w:sz w:val="20"/>
+      </w:rPr>
+    </w:lvl>
+    <w:lvl w:ilvl="8" w:tentative="1">
+      <w:start w:val="1"/>
+      <w:numFmt w:val="bullet"/>
+      <w:lvlText w:val=""/>
+      <w:lvlJc w:val="left"/>
+      <w:pPr>
+        <w:tabs>
+          <w:tab w:val="num" w:pos="6480"/>
+        </w:tabs>
+        <w:ind w:left="6480" w:hanging="360"/>
+      </w:pPr>
+      <w:rPr>
+        <w:rFonts w:ascii="Wingdings" w:hAnsi="Wingdings" w:hint="default"/>
+        <w:sz w:val="20"/>
+      </w:rPr>
+    </w:lvl>
+  </w:abstractNum>
+  <w:abstractNum w:abstractNumId="7" w15:restartNumberingAfterBreak="0">
+    <w:nsid w:val="2CF31F7A"/>
+    <w:multiLevelType w:val="multilevel"/>
+    <w:tmpl w:val="84123D66"/>
+    <w:lvl w:ilvl="0">
+      <w:start w:val="1"/>
+      <w:numFmt w:val="decimal"/>
+      <w:lvlText w:val="%1."/>
+      <w:lvlJc w:val="left"/>
+      <w:pPr>
+        <w:tabs>
+          <w:tab w:val="num" w:pos="720"/>
+        </w:tabs>
+        <w:ind w:left="720" w:hanging="360"/>
+      </w:pPr>
+    </w:lvl>
+    <w:lvl w:ilvl="1" w:tentative="1">
+      <w:start w:val="1"/>
+      <w:numFmt w:val="decimal"/>
+      <w:lvlText w:val="%2."/>
+      <w:lvlJc w:val="left"/>
+      <w:pPr>
+        <w:tabs>
+          <w:tab w:val="num" w:pos="1440"/>
+        </w:tabs>
+        <w:ind w:left="1440" w:hanging="360"/>
+      </w:pPr>
+    </w:lvl>
+    <w:lvl w:ilvl="2" w:tentative="1">
+      <w:start w:val="1"/>
+      <w:numFmt w:val="decimal"/>
+      <w:lvlText w:val="%3."/>
+      <w:lvlJc w:val="left"/>
+      <w:pPr>
+        <w:tabs>
+          <w:tab w:val="num" w:pos="2160"/>
+        </w:tabs>
+        <w:ind w:left="2160" w:hanging="360"/>
+      </w:pPr>
+    </w:lvl>
+    <w:lvl w:ilvl="3" w:tentative="1">
+      <w:start w:val="1"/>
+      <w:numFmt w:val="decimal"/>
+      <w:lvlText w:val="%4."/>
+      <w:lvlJc w:val="left"/>
+      <w:pPr>
+        <w:tabs>
+          <w:tab w:val="num" w:pos="2880"/>
+        </w:tabs>
+        <w:ind w:left="2880" w:hanging="360"/>
+      </w:pPr>
+    </w:lvl>
+    <w:lvl w:ilvl="4" w:tentative="1">
+      <w:start w:val="1"/>
+      <w:numFmt w:val="decimal"/>
+      <w:lvlText w:val="%5."/>
+      <w:lvlJc w:val="left"/>
+      <w:pPr>
+        <w:tabs>
+          <w:tab w:val="num" w:pos="3600"/>
+        </w:tabs>
+        <w:ind w:left="3600" w:hanging="360"/>
+      </w:pPr>
+    </w:lvl>
+    <w:lvl w:ilvl="5" w:tentative="1">
+      <w:start w:val="1"/>
+      <w:numFmt w:val="decimal"/>
+      <w:lvlText w:val="%6."/>
+      <w:lvlJc w:val="left"/>
+      <w:pPr>
+        <w:tabs>
+          <w:tab w:val="num" w:pos="4320"/>
+        </w:tabs>
+        <w:ind w:left="4320" w:hanging="360"/>
+      </w:pPr>
+    </w:lvl>
+    <w:lvl w:ilvl="6" w:tentative="1">
+      <w:start w:val="1"/>
+      <w:numFmt w:val="decimal"/>
+      <w:lvlText w:val="%7."/>
+      <w:lvlJc w:val="left"/>
+      <w:pPr>
+        <w:tabs>
+          <w:tab w:val="num" w:pos="5040"/>
+        </w:tabs>
+        <w:ind w:left="5040" w:hanging="360"/>
+      </w:pPr>
+    </w:lvl>
+    <w:lvl w:ilvl="7" w:tentative="1">
+      <w:start w:val="1"/>
+      <w:numFmt w:val="decimal"/>
+      <w:lvlText w:val="%8."/>
+      <w:lvlJc w:val="left"/>
+      <w:pPr>
+        <w:tabs>
+          <w:tab w:val="num" w:pos="5760"/>
+        </w:tabs>
+        <w:ind w:left="5760" w:hanging="360"/>
+      </w:pPr>
+    </w:lvl>
+    <w:lvl w:ilvl="8" w:tentative="1">
+      <w:start w:val="1"/>
+      <w:numFmt w:val="decimal"/>
+      <w:lvlText w:val="%9."/>
+      <w:lvlJc w:val="left"/>
+      <w:pPr>
+        <w:tabs>
+          <w:tab w:val="num" w:pos="6480"/>
+        </w:tabs>
+        <w:ind w:left="6480" w:hanging="360"/>
+      </w:pPr>
+    </w:lvl>
+  </w:abstractNum>
+  <w:abstractNum w:abstractNumId="8" w15:restartNumberingAfterBreak="0">
     <w:nsid w:val="2D014981"/>
     <w:multiLevelType w:val="multilevel"/>
     <w:tmpl w:val="1916AE32"/>
@@ -9897,7 +15752,156 @@
       </w:rPr>
     </w:lvl>
   </w:abstractNum>
-  <w:abstractNum w:abstractNumId="6" w15:restartNumberingAfterBreak="0">
+  <w:abstractNum w:abstractNumId="9" w15:restartNumberingAfterBreak="0">
+    <w:nsid w:val="2D070E46"/>
+    <w:multiLevelType w:val="multilevel"/>
+    <w:tmpl w:val="790E779A"/>
+    <w:lvl w:ilvl="0">
+      <w:start w:val="1"/>
+      <w:numFmt w:val="bullet"/>
+      <w:lvlText w:val=""/>
+      <w:lvlJc w:val="left"/>
+      <w:pPr>
+        <w:tabs>
+          <w:tab w:val="num" w:pos="720"/>
+        </w:tabs>
+        <w:ind w:left="720" w:hanging="360"/>
+      </w:pPr>
+      <w:rPr>
+        <w:rFonts w:ascii="Symbol" w:hAnsi="Symbol" w:hint="default"/>
+        <w:sz w:val="20"/>
+      </w:rPr>
+    </w:lvl>
+    <w:lvl w:ilvl="1" w:tentative="1">
+      <w:start w:val="1"/>
+      <w:numFmt w:val="bullet"/>
+      <w:lvlText w:val="o"/>
+      <w:lvlJc w:val="left"/>
+      <w:pPr>
+        <w:tabs>
+          <w:tab w:val="num" w:pos="1440"/>
+        </w:tabs>
+        <w:ind w:left="1440" w:hanging="360"/>
+      </w:pPr>
+      <w:rPr>
+        <w:rFonts w:ascii="Courier New" w:hAnsi="Courier New" w:hint="default"/>
+        <w:sz w:val="20"/>
+      </w:rPr>
+    </w:lvl>
+    <w:lvl w:ilvl="2" w:tentative="1">
+      <w:start w:val="1"/>
+      <w:numFmt w:val="bullet"/>
+      <w:lvlText w:val=""/>
+      <w:lvlJc w:val="left"/>
+      <w:pPr>
+        <w:tabs>
+          <w:tab w:val="num" w:pos="2160"/>
+        </w:tabs>
+        <w:ind w:left="2160" w:hanging="360"/>
+      </w:pPr>
+      <w:rPr>
+        <w:rFonts w:ascii="Wingdings" w:hAnsi="Wingdings" w:hint="default"/>
+        <w:sz w:val="20"/>
+      </w:rPr>
+    </w:lvl>
+    <w:lvl w:ilvl="3" w:tentative="1">
+      <w:start w:val="1"/>
+      <w:numFmt w:val="bullet"/>
+      <w:lvlText w:val=""/>
+      <w:lvlJc w:val="left"/>
+      <w:pPr>
+        <w:tabs>
+          <w:tab w:val="num" w:pos="2880"/>
+        </w:tabs>
+        <w:ind w:left="2880" w:hanging="360"/>
+      </w:pPr>
+      <w:rPr>
+        <w:rFonts w:ascii="Wingdings" w:hAnsi="Wingdings" w:hint="default"/>
+        <w:sz w:val="20"/>
+      </w:rPr>
+    </w:lvl>
+    <w:lvl w:ilvl="4" w:tentative="1">
+      <w:start w:val="1"/>
+      <w:numFmt w:val="bullet"/>
+      <w:lvlText w:val=""/>
+      <w:lvlJc w:val="left"/>
+      <w:pPr>
+        <w:tabs>
+          <w:tab w:val="num" w:pos="3600"/>
+        </w:tabs>
+        <w:ind w:left="3600" w:hanging="360"/>
+      </w:pPr>
+      <w:rPr>
+        <w:rFonts w:ascii="Wingdings" w:hAnsi="Wingdings" w:hint="default"/>
+        <w:sz w:val="20"/>
+      </w:rPr>
+    </w:lvl>
+    <w:lvl w:ilvl="5" w:tentative="1">
+      <w:start w:val="1"/>
+      <w:numFmt w:val="bullet"/>
+      <w:lvlText w:val=""/>
+      <w:lvlJc w:val="left"/>
+      <w:pPr>
+        <w:tabs>
+          <w:tab w:val="num" w:pos="4320"/>
+        </w:tabs>
+        <w:ind w:left="4320" w:hanging="360"/>
+      </w:pPr>
+      <w:rPr>
+        <w:rFonts w:ascii="Wingdings" w:hAnsi="Wingdings" w:hint="default"/>
+        <w:sz w:val="20"/>
+      </w:rPr>
+    </w:lvl>
+    <w:lvl w:ilvl="6" w:tentative="1">
+      <w:start w:val="1"/>
+      <w:numFmt w:val="bullet"/>
+      <w:lvlText w:val=""/>
+      <w:lvlJc w:val="left"/>
+      <w:pPr>
+        <w:tabs>
+          <w:tab w:val="num" w:pos="5040"/>
+        </w:tabs>
+        <w:ind w:left="5040" w:hanging="360"/>
+      </w:pPr>
+      <w:rPr>
+        <w:rFonts w:ascii="Wingdings" w:hAnsi="Wingdings" w:hint="default"/>
+        <w:sz w:val="20"/>
+      </w:rPr>
+    </w:lvl>
+    <w:lvl w:ilvl="7" w:tentative="1">
+      <w:start w:val="1"/>
+      <w:numFmt w:val="bullet"/>
+      <w:lvlText w:val=""/>
+      <w:lvlJc w:val="left"/>
+      <w:pPr>
+        <w:tabs>
+          <w:tab w:val="num" w:pos="5760"/>
+        </w:tabs>
+        <w:ind w:left="5760" w:hanging="360"/>
+      </w:pPr>
+      <w:rPr>
+        <w:rFonts w:ascii="Wingdings" w:hAnsi="Wingdings" w:hint="default"/>
+        <w:sz w:val="20"/>
+      </w:rPr>
+    </w:lvl>
+    <w:lvl w:ilvl="8" w:tentative="1">
+      <w:start w:val="1"/>
+      <w:numFmt w:val="bullet"/>
+      <w:lvlText w:val=""/>
+      <w:lvlJc w:val="left"/>
+      <w:pPr>
+        <w:tabs>
+          <w:tab w:val="num" w:pos="6480"/>
+        </w:tabs>
+        <w:ind w:left="6480" w:hanging="360"/>
+      </w:pPr>
+      <w:rPr>
+        <w:rFonts w:ascii="Wingdings" w:hAnsi="Wingdings" w:hint="default"/>
+        <w:sz w:val="20"/>
+      </w:rPr>
+    </w:lvl>
+  </w:abstractNum>
+  <w:abstractNum w:abstractNumId="10" w15:restartNumberingAfterBreak="0">
     <w:nsid w:val="2DF54AA7"/>
     <w:multiLevelType w:val="multilevel"/>
     <w:tmpl w:val="786C4016"/>
@@ -10014,7 +16018,7 @@
       </w:pPr>
     </w:lvl>
   </w:abstractNum>
-  <w:abstractNum w:abstractNumId="7" w15:restartNumberingAfterBreak="0">
+  <w:abstractNum w:abstractNumId="11" w15:restartNumberingAfterBreak="0">
     <w:nsid w:val="2FF877E5"/>
     <w:multiLevelType w:val="multilevel"/>
     <w:tmpl w:val="BC4A02AE"/>
@@ -10163,7 +16167,156 @@
       </w:rPr>
     </w:lvl>
   </w:abstractNum>
-  <w:abstractNum w:abstractNumId="8" w15:restartNumberingAfterBreak="0">
+  <w:abstractNum w:abstractNumId="12" w15:restartNumberingAfterBreak="0">
+    <w:nsid w:val="32051A46"/>
+    <w:multiLevelType w:val="multilevel"/>
+    <w:tmpl w:val="2DE06B1E"/>
+    <w:lvl w:ilvl="0">
+      <w:start w:val="1"/>
+      <w:numFmt w:val="bullet"/>
+      <w:lvlText w:val=""/>
+      <w:lvlJc w:val="left"/>
+      <w:pPr>
+        <w:tabs>
+          <w:tab w:val="num" w:pos="720"/>
+        </w:tabs>
+        <w:ind w:left="720" w:hanging="360"/>
+      </w:pPr>
+      <w:rPr>
+        <w:rFonts w:ascii="Symbol" w:hAnsi="Symbol" w:hint="default"/>
+        <w:sz w:val="20"/>
+      </w:rPr>
+    </w:lvl>
+    <w:lvl w:ilvl="1" w:tentative="1">
+      <w:start w:val="1"/>
+      <w:numFmt w:val="bullet"/>
+      <w:lvlText w:val="o"/>
+      <w:lvlJc w:val="left"/>
+      <w:pPr>
+        <w:tabs>
+          <w:tab w:val="num" w:pos="1440"/>
+        </w:tabs>
+        <w:ind w:left="1440" w:hanging="360"/>
+      </w:pPr>
+      <w:rPr>
+        <w:rFonts w:ascii="Courier New" w:hAnsi="Courier New" w:hint="default"/>
+        <w:sz w:val="20"/>
+      </w:rPr>
+    </w:lvl>
+    <w:lvl w:ilvl="2" w:tentative="1">
+      <w:start w:val="1"/>
+      <w:numFmt w:val="bullet"/>
+      <w:lvlText w:val=""/>
+      <w:lvlJc w:val="left"/>
+      <w:pPr>
+        <w:tabs>
+          <w:tab w:val="num" w:pos="2160"/>
+        </w:tabs>
+        <w:ind w:left="2160" w:hanging="360"/>
+      </w:pPr>
+      <w:rPr>
+        <w:rFonts w:ascii="Wingdings" w:hAnsi="Wingdings" w:hint="default"/>
+        <w:sz w:val="20"/>
+      </w:rPr>
+    </w:lvl>
+    <w:lvl w:ilvl="3" w:tentative="1">
+      <w:start w:val="1"/>
+      <w:numFmt w:val="bullet"/>
+      <w:lvlText w:val=""/>
+      <w:lvlJc w:val="left"/>
+      <w:pPr>
+        <w:tabs>
+          <w:tab w:val="num" w:pos="2880"/>
+        </w:tabs>
+        <w:ind w:left="2880" w:hanging="360"/>
+      </w:pPr>
+      <w:rPr>
+        <w:rFonts w:ascii="Wingdings" w:hAnsi="Wingdings" w:hint="default"/>
+        <w:sz w:val="20"/>
+      </w:rPr>
+    </w:lvl>
+    <w:lvl w:ilvl="4" w:tentative="1">
+      <w:start w:val="1"/>
+      <w:numFmt w:val="bullet"/>
+      <w:lvlText w:val=""/>
+      <w:lvlJc w:val="left"/>
+      <w:pPr>
+        <w:tabs>
+          <w:tab w:val="num" w:pos="3600"/>
+        </w:tabs>
+        <w:ind w:left="3600" w:hanging="360"/>
+      </w:pPr>
+      <w:rPr>
+        <w:rFonts w:ascii="Wingdings" w:hAnsi="Wingdings" w:hint="default"/>
+        <w:sz w:val="20"/>
+      </w:rPr>
+    </w:lvl>
+    <w:lvl w:ilvl="5" w:tentative="1">
+      <w:start w:val="1"/>
+      <w:numFmt w:val="bullet"/>
+      <w:lvlText w:val=""/>
+      <w:lvlJc w:val="left"/>
+      <w:pPr>
+        <w:tabs>
+          <w:tab w:val="num" w:pos="4320"/>
+        </w:tabs>
+        <w:ind w:left="4320" w:hanging="360"/>
+      </w:pPr>
+      <w:rPr>
+        <w:rFonts w:ascii="Wingdings" w:hAnsi="Wingdings" w:hint="default"/>
+        <w:sz w:val="20"/>
+      </w:rPr>
+    </w:lvl>
+    <w:lvl w:ilvl="6" w:tentative="1">
+      <w:start w:val="1"/>
+      <w:numFmt w:val="bullet"/>
+      <w:lvlText w:val=""/>
+      <w:lvlJc w:val="left"/>
+      <w:pPr>
+        <w:tabs>
+          <w:tab w:val="num" w:pos="5040"/>
+        </w:tabs>
+        <w:ind w:left="5040" w:hanging="360"/>
+      </w:pPr>
+      <w:rPr>
+        <w:rFonts w:ascii="Wingdings" w:hAnsi="Wingdings" w:hint="default"/>
+        <w:sz w:val="20"/>
+      </w:rPr>
+    </w:lvl>
+    <w:lvl w:ilvl="7" w:tentative="1">
+      <w:start w:val="1"/>
+      <w:numFmt w:val="bullet"/>
+      <w:lvlText w:val=""/>
+      <w:lvlJc w:val="left"/>
+      <w:pPr>
+        <w:tabs>
+          <w:tab w:val="num" w:pos="5760"/>
+        </w:tabs>
+        <w:ind w:left="5760" w:hanging="360"/>
+      </w:pPr>
+      <w:rPr>
+        <w:rFonts w:ascii="Wingdings" w:hAnsi="Wingdings" w:hint="default"/>
+        <w:sz w:val="20"/>
+      </w:rPr>
+    </w:lvl>
+    <w:lvl w:ilvl="8" w:tentative="1">
+      <w:start w:val="1"/>
+      <w:numFmt w:val="bullet"/>
+      <w:lvlText w:val=""/>
+      <w:lvlJc w:val="left"/>
+      <w:pPr>
+        <w:tabs>
+          <w:tab w:val="num" w:pos="6480"/>
+        </w:tabs>
+        <w:ind w:left="6480" w:hanging="360"/>
+      </w:pPr>
+      <w:rPr>
+        <w:rFonts w:ascii="Wingdings" w:hAnsi="Wingdings" w:hint="default"/>
+        <w:sz w:val="20"/>
+      </w:rPr>
+    </w:lvl>
+  </w:abstractNum>
+  <w:abstractNum w:abstractNumId="13" w15:restartNumberingAfterBreak="0">
     <w:nsid w:val="32B058C3"/>
     <w:multiLevelType w:val="hybridMultilevel"/>
     <w:tmpl w:val="FCC0047A"/>
@@ -10276,7 +16429,156 @@
       </w:rPr>
     </w:lvl>
   </w:abstractNum>
-  <w:abstractNum w:abstractNumId="9" w15:restartNumberingAfterBreak="0">
+  <w:abstractNum w:abstractNumId="14" w15:restartNumberingAfterBreak="0">
+    <w:nsid w:val="362847FD"/>
+    <w:multiLevelType w:val="multilevel"/>
+    <w:tmpl w:val="E9982A80"/>
+    <w:lvl w:ilvl="0">
+      <w:start w:val="1"/>
+      <w:numFmt w:val="bullet"/>
+      <w:lvlText w:val=""/>
+      <w:lvlJc w:val="left"/>
+      <w:pPr>
+        <w:tabs>
+          <w:tab w:val="num" w:pos="720"/>
+        </w:tabs>
+        <w:ind w:left="720" w:hanging="360"/>
+      </w:pPr>
+      <w:rPr>
+        <w:rFonts w:ascii="Symbol" w:hAnsi="Symbol" w:hint="default"/>
+        <w:sz w:val="20"/>
+      </w:rPr>
+    </w:lvl>
+    <w:lvl w:ilvl="1">
+      <w:start w:val="1"/>
+      <w:numFmt w:val="bullet"/>
+      <w:lvlText w:val="o"/>
+      <w:lvlJc w:val="left"/>
+      <w:pPr>
+        <w:tabs>
+          <w:tab w:val="num" w:pos="1440"/>
+        </w:tabs>
+        <w:ind w:left="1440" w:hanging="360"/>
+      </w:pPr>
+      <w:rPr>
+        <w:rFonts w:ascii="Courier New" w:hAnsi="Courier New" w:hint="default"/>
+        <w:sz w:val="20"/>
+      </w:rPr>
+    </w:lvl>
+    <w:lvl w:ilvl="2" w:tentative="1">
+      <w:start w:val="1"/>
+      <w:numFmt w:val="bullet"/>
+      <w:lvlText w:val=""/>
+      <w:lvlJc w:val="left"/>
+      <w:pPr>
+        <w:tabs>
+          <w:tab w:val="num" w:pos="2160"/>
+        </w:tabs>
+        <w:ind w:left="2160" w:hanging="360"/>
+      </w:pPr>
+      <w:rPr>
+        <w:rFonts w:ascii="Wingdings" w:hAnsi="Wingdings" w:hint="default"/>
+        <w:sz w:val="20"/>
+      </w:rPr>
+    </w:lvl>
+    <w:lvl w:ilvl="3" w:tentative="1">
+      <w:start w:val="1"/>
+      <w:numFmt w:val="bullet"/>
+      <w:lvlText w:val=""/>
+      <w:lvlJc w:val="left"/>
+      <w:pPr>
+        <w:tabs>
+          <w:tab w:val="num" w:pos="2880"/>
+        </w:tabs>
+        <w:ind w:left="2880" w:hanging="360"/>
+      </w:pPr>
+      <w:rPr>
+        <w:rFonts w:ascii="Wingdings" w:hAnsi="Wingdings" w:hint="default"/>
+        <w:sz w:val="20"/>
+      </w:rPr>
+    </w:lvl>
+    <w:lvl w:ilvl="4" w:tentative="1">
+      <w:start w:val="1"/>
+      <w:numFmt w:val="bullet"/>
+      <w:lvlText w:val=""/>
+      <w:lvlJc w:val="left"/>
+      <w:pPr>
+        <w:tabs>
+          <w:tab w:val="num" w:pos="3600"/>
+        </w:tabs>
+        <w:ind w:left="3600" w:hanging="360"/>
+      </w:pPr>
+      <w:rPr>
+        <w:rFonts w:ascii="Wingdings" w:hAnsi="Wingdings" w:hint="default"/>
+        <w:sz w:val="20"/>
+      </w:rPr>
+    </w:lvl>
+    <w:lvl w:ilvl="5" w:tentative="1">
+      <w:start w:val="1"/>
+      <w:numFmt w:val="bullet"/>
+      <w:lvlText w:val=""/>
+      <w:lvlJc w:val="left"/>
+      <w:pPr>
+        <w:tabs>
+          <w:tab w:val="num" w:pos="4320"/>
+        </w:tabs>
+        <w:ind w:left="4320" w:hanging="360"/>
+      </w:pPr>
+      <w:rPr>
+        <w:rFonts w:ascii="Wingdings" w:hAnsi="Wingdings" w:hint="default"/>
+        <w:sz w:val="20"/>
+      </w:rPr>
+    </w:lvl>
+    <w:lvl w:ilvl="6" w:tentative="1">
+      <w:start w:val="1"/>
+      <w:numFmt w:val="bullet"/>
+      <w:lvlText w:val=""/>
+      <w:lvlJc w:val="left"/>
+      <w:pPr>
+        <w:tabs>
+          <w:tab w:val="num" w:pos="5040"/>
+        </w:tabs>
+        <w:ind w:left="5040" w:hanging="360"/>
+      </w:pPr>
+      <w:rPr>
+        <w:rFonts w:ascii="Wingdings" w:hAnsi="Wingdings" w:hint="default"/>
+        <w:sz w:val="20"/>
+      </w:rPr>
+    </w:lvl>
+    <w:lvl w:ilvl="7" w:tentative="1">
+      <w:start w:val="1"/>
+      <w:numFmt w:val="bullet"/>
+      <w:lvlText w:val=""/>
+      <w:lvlJc w:val="left"/>
+      <w:pPr>
+        <w:tabs>
+          <w:tab w:val="num" w:pos="5760"/>
+        </w:tabs>
+        <w:ind w:left="5760" w:hanging="360"/>
+      </w:pPr>
+      <w:rPr>
+        <w:rFonts w:ascii="Wingdings" w:hAnsi="Wingdings" w:hint="default"/>
+        <w:sz w:val="20"/>
+      </w:rPr>
+    </w:lvl>
+    <w:lvl w:ilvl="8" w:tentative="1">
+      <w:start w:val="1"/>
+      <w:numFmt w:val="bullet"/>
+      <w:lvlText w:val=""/>
+      <w:lvlJc w:val="left"/>
+      <w:pPr>
+        <w:tabs>
+          <w:tab w:val="num" w:pos="6480"/>
+        </w:tabs>
+        <w:ind w:left="6480" w:hanging="360"/>
+      </w:pPr>
+      <w:rPr>
+        <w:rFonts w:ascii="Wingdings" w:hAnsi="Wingdings" w:hint="default"/>
+        <w:sz w:val="20"/>
+      </w:rPr>
+    </w:lvl>
+  </w:abstractNum>
+  <w:abstractNum w:abstractNumId="15" w15:restartNumberingAfterBreak="0">
     <w:nsid w:val="387D5901"/>
     <w:multiLevelType w:val="multilevel"/>
     <w:tmpl w:val="AD424262"/>
@@ -10425,7 +16727,567 @@
       </w:rPr>
     </w:lvl>
   </w:abstractNum>
-  <w:abstractNum w:abstractNumId="10" w15:restartNumberingAfterBreak="0">
+  <w:abstractNum w:abstractNumId="16" w15:restartNumberingAfterBreak="0">
+    <w:nsid w:val="3BA43929"/>
+    <w:multiLevelType w:val="multilevel"/>
+    <w:tmpl w:val="49BE5BC2"/>
+    <w:lvl w:ilvl="0">
+      <w:start w:val="1"/>
+      <w:numFmt w:val="bullet"/>
+      <w:lvlText w:val=""/>
+      <w:lvlJc w:val="left"/>
+      <w:pPr>
+        <w:tabs>
+          <w:tab w:val="num" w:pos="720"/>
+        </w:tabs>
+        <w:ind w:left="720" w:hanging="360"/>
+      </w:pPr>
+      <w:rPr>
+        <w:rFonts w:ascii="Symbol" w:hAnsi="Symbol" w:hint="default"/>
+        <w:sz w:val="20"/>
+      </w:rPr>
+    </w:lvl>
+    <w:lvl w:ilvl="1" w:tentative="1">
+      <w:start w:val="1"/>
+      <w:numFmt w:val="bullet"/>
+      <w:lvlText w:val="o"/>
+      <w:lvlJc w:val="left"/>
+      <w:pPr>
+        <w:tabs>
+          <w:tab w:val="num" w:pos="1440"/>
+        </w:tabs>
+        <w:ind w:left="1440" w:hanging="360"/>
+      </w:pPr>
+      <w:rPr>
+        <w:rFonts w:ascii="Courier New" w:hAnsi="Courier New" w:hint="default"/>
+        <w:sz w:val="20"/>
+      </w:rPr>
+    </w:lvl>
+    <w:lvl w:ilvl="2" w:tentative="1">
+      <w:start w:val="1"/>
+      <w:numFmt w:val="bullet"/>
+      <w:lvlText w:val=""/>
+      <w:lvlJc w:val="left"/>
+      <w:pPr>
+        <w:tabs>
+          <w:tab w:val="num" w:pos="2160"/>
+        </w:tabs>
+        <w:ind w:left="2160" w:hanging="360"/>
+      </w:pPr>
+      <w:rPr>
+        <w:rFonts w:ascii="Wingdings" w:hAnsi="Wingdings" w:hint="default"/>
+        <w:sz w:val="20"/>
+      </w:rPr>
+    </w:lvl>
+    <w:lvl w:ilvl="3" w:tentative="1">
+      <w:start w:val="1"/>
+      <w:numFmt w:val="bullet"/>
+      <w:lvlText w:val=""/>
+      <w:lvlJc w:val="left"/>
+      <w:pPr>
+        <w:tabs>
+          <w:tab w:val="num" w:pos="2880"/>
+        </w:tabs>
+        <w:ind w:left="2880" w:hanging="360"/>
+      </w:pPr>
+      <w:rPr>
+        <w:rFonts w:ascii="Wingdings" w:hAnsi="Wingdings" w:hint="default"/>
+        <w:sz w:val="20"/>
+      </w:rPr>
+    </w:lvl>
+    <w:lvl w:ilvl="4" w:tentative="1">
+      <w:start w:val="1"/>
+      <w:numFmt w:val="bullet"/>
+      <w:lvlText w:val=""/>
+      <w:lvlJc w:val="left"/>
+      <w:pPr>
+        <w:tabs>
+          <w:tab w:val="num" w:pos="3600"/>
+        </w:tabs>
+        <w:ind w:left="3600" w:hanging="360"/>
+      </w:pPr>
+      <w:rPr>
+        <w:rFonts w:ascii="Wingdings" w:hAnsi="Wingdings" w:hint="default"/>
+        <w:sz w:val="20"/>
+      </w:rPr>
+    </w:lvl>
+    <w:lvl w:ilvl="5" w:tentative="1">
+      <w:start w:val="1"/>
+      <w:numFmt w:val="bullet"/>
+      <w:lvlText w:val=""/>
+      <w:lvlJc w:val="left"/>
+      <w:pPr>
+        <w:tabs>
+          <w:tab w:val="num" w:pos="4320"/>
+        </w:tabs>
+        <w:ind w:left="4320" w:hanging="360"/>
+      </w:pPr>
+      <w:rPr>
+        <w:rFonts w:ascii="Wingdings" w:hAnsi="Wingdings" w:hint="default"/>
+        <w:sz w:val="20"/>
+      </w:rPr>
+    </w:lvl>
+    <w:lvl w:ilvl="6" w:tentative="1">
+      <w:start w:val="1"/>
+      <w:numFmt w:val="bullet"/>
+      <w:lvlText w:val=""/>
+      <w:lvlJc w:val="left"/>
+      <w:pPr>
+        <w:tabs>
+          <w:tab w:val="num" w:pos="5040"/>
+        </w:tabs>
+        <w:ind w:left="5040" w:hanging="360"/>
+      </w:pPr>
+      <w:rPr>
+        <w:rFonts w:ascii="Wingdings" w:hAnsi="Wingdings" w:hint="default"/>
+        <w:sz w:val="20"/>
+      </w:rPr>
+    </w:lvl>
+    <w:lvl w:ilvl="7" w:tentative="1">
+      <w:start w:val="1"/>
+      <w:numFmt w:val="bullet"/>
+      <w:lvlText w:val=""/>
+      <w:lvlJc w:val="left"/>
+      <w:pPr>
+        <w:tabs>
+          <w:tab w:val="num" w:pos="5760"/>
+        </w:tabs>
+        <w:ind w:left="5760" w:hanging="360"/>
+      </w:pPr>
+      <w:rPr>
+        <w:rFonts w:ascii="Wingdings" w:hAnsi="Wingdings" w:hint="default"/>
+        <w:sz w:val="20"/>
+      </w:rPr>
+    </w:lvl>
+    <w:lvl w:ilvl="8" w:tentative="1">
+      <w:start w:val="1"/>
+      <w:numFmt w:val="bullet"/>
+      <w:lvlText w:val=""/>
+      <w:lvlJc w:val="left"/>
+      <w:pPr>
+        <w:tabs>
+          <w:tab w:val="num" w:pos="6480"/>
+        </w:tabs>
+        <w:ind w:left="6480" w:hanging="360"/>
+      </w:pPr>
+      <w:rPr>
+        <w:rFonts w:ascii="Wingdings" w:hAnsi="Wingdings" w:hint="default"/>
+        <w:sz w:val="20"/>
+      </w:rPr>
+    </w:lvl>
+  </w:abstractNum>
+  <w:abstractNum w:abstractNumId="17" w15:restartNumberingAfterBreak="0">
+    <w:nsid w:val="3CD97E56"/>
+    <w:multiLevelType w:val="multilevel"/>
+    <w:tmpl w:val="08668E56"/>
+    <w:lvl w:ilvl="0">
+      <w:start w:val="1"/>
+      <w:numFmt w:val="bullet"/>
+      <w:lvlText w:val=""/>
+      <w:lvlJc w:val="left"/>
+      <w:pPr>
+        <w:tabs>
+          <w:tab w:val="num" w:pos="720"/>
+        </w:tabs>
+        <w:ind w:left="720" w:hanging="360"/>
+      </w:pPr>
+      <w:rPr>
+        <w:rFonts w:ascii="Symbol" w:hAnsi="Symbol" w:hint="default"/>
+        <w:sz w:val="20"/>
+      </w:rPr>
+    </w:lvl>
+    <w:lvl w:ilvl="1" w:tentative="1">
+      <w:start w:val="1"/>
+      <w:numFmt w:val="bullet"/>
+      <w:lvlText w:val="o"/>
+      <w:lvlJc w:val="left"/>
+      <w:pPr>
+        <w:tabs>
+          <w:tab w:val="num" w:pos="1440"/>
+        </w:tabs>
+        <w:ind w:left="1440" w:hanging="360"/>
+      </w:pPr>
+      <w:rPr>
+        <w:rFonts w:ascii="Courier New" w:hAnsi="Courier New" w:hint="default"/>
+        <w:sz w:val="20"/>
+      </w:rPr>
+    </w:lvl>
+    <w:lvl w:ilvl="2" w:tentative="1">
+      <w:start w:val="1"/>
+      <w:numFmt w:val="bullet"/>
+      <w:lvlText w:val=""/>
+      <w:lvlJc w:val="left"/>
+      <w:pPr>
+        <w:tabs>
+          <w:tab w:val="num" w:pos="2160"/>
+        </w:tabs>
+        <w:ind w:left="2160" w:hanging="360"/>
+      </w:pPr>
+      <w:rPr>
+        <w:rFonts w:ascii="Wingdings" w:hAnsi="Wingdings" w:hint="default"/>
+        <w:sz w:val="20"/>
+      </w:rPr>
+    </w:lvl>
+    <w:lvl w:ilvl="3" w:tentative="1">
+      <w:start w:val="1"/>
+      <w:numFmt w:val="bullet"/>
+      <w:lvlText w:val=""/>
+      <w:lvlJc w:val="left"/>
+      <w:pPr>
+        <w:tabs>
+          <w:tab w:val="num" w:pos="2880"/>
+        </w:tabs>
+        <w:ind w:left="2880" w:hanging="360"/>
+      </w:pPr>
+      <w:rPr>
+        <w:rFonts w:ascii="Wingdings" w:hAnsi="Wingdings" w:hint="default"/>
+        <w:sz w:val="20"/>
+      </w:rPr>
+    </w:lvl>
+    <w:lvl w:ilvl="4" w:tentative="1">
+      <w:start w:val="1"/>
+      <w:numFmt w:val="bullet"/>
+      <w:lvlText w:val=""/>
+      <w:lvlJc w:val="left"/>
+      <w:pPr>
+        <w:tabs>
+          <w:tab w:val="num" w:pos="3600"/>
+        </w:tabs>
+        <w:ind w:left="3600" w:hanging="360"/>
+      </w:pPr>
+      <w:rPr>
+        <w:rFonts w:ascii="Wingdings" w:hAnsi="Wingdings" w:hint="default"/>
+        <w:sz w:val="20"/>
+      </w:rPr>
+    </w:lvl>
+    <w:lvl w:ilvl="5" w:tentative="1">
+      <w:start w:val="1"/>
+      <w:numFmt w:val="bullet"/>
+      <w:lvlText w:val=""/>
+      <w:lvlJc w:val="left"/>
+      <w:pPr>
+        <w:tabs>
+          <w:tab w:val="num" w:pos="4320"/>
+        </w:tabs>
+        <w:ind w:left="4320" w:hanging="360"/>
+      </w:pPr>
+      <w:rPr>
+        <w:rFonts w:ascii="Wingdings" w:hAnsi="Wingdings" w:hint="default"/>
+        <w:sz w:val="20"/>
+      </w:rPr>
+    </w:lvl>
+    <w:lvl w:ilvl="6" w:tentative="1">
+      <w:start w:val="1"/>
+      <w:numFmt w:val="bullet"/>
+      <w:lvlText w:val=""/>
+      <w:lvlJc w:val="left"/>
+      <w:pPr>
+        <w:tabs>
+          <w:tab w:val="num" w:pos="5040"/>
+        </w:tabs>
+        <w:ind w:left="5040" w:hanging="360"/>
+      </w:pPr>
+      <w:rPr>
+        <w:rFonts w:ascii="Wingdings" w:hAnsi="Wingdings" w:hint="default"/>
+        <w:sz w:val="20"/>
+      </w:rPr>
+    </w:lvl>
+    <w:lvl w:ilvl="7" w:tentative="1">
+      <w:start w:val="1"/>
+      <w:numFmt w:val="bullet"/>
+      <w:lvlText w:val=""/>
+      <w:lvlJc w:val="left"/>
+      <w:pPr>
+        <w:tabs>
+          <w:tab w:val="num" w:pos="5760"/>
+        </w:tabs>
+        <w:ind w:left="5760" w:hanging="360"/>
+      </w:pPr>
+      <w:rPr>
+        <w:rFonts w:ascii="Wingdings" w:hAnsi="Wingdings" w:hint="default"/>
+        <w:sz w:val="20"/>
+      </w:rPr>
+    </w:lvl>
+    <w:lvl w:ilvl="8" w:tentative="1">
+      <w:start w:val="1"/>
+      <w:numFmt w:val="bullet"/>
+      <w:lvlText w:val=""/>
+      <w:lvlJc w:val="left"/>
+      <w:pPr>
+        <w:tabs>
+          <w:tab w:val="num" w:pos="6480"/>
+        </w:tabs>
+        <w:ind w:left="6480" w:hanging="360"/>
+      </w:pPr>
+      <w:rPr>
+        <w:rFonts w:ascii="Wingdings" w:hAnsi="Wingdings" w:hint="default"/>
+        <w:sz w:val="20"/>
+      </w:rPr>
+    </w:lvl>
+  </w:abstractNum>
+  <w:abstractNum w:abstractNumId="18" w15:restartNumberingAfterBreak="0">
+    <w:nsid w:val="3D070002"/>
+    <w:multiLevelType w:val="multilevel"/>
+    <w:tmpl w:val="19ECC084"/>
+    <w:lvl w:ilvl="0">
+      <w:start w:val="1"/>
+      <w:numFmt w:val="decimal"/>
+      <w:lvlText w:val="%1."/>
+      <w:lvlJc w:val="left"/>
+      <w:pPr>
+        <w:tabs>
+          <w:tab w:val="num" w:pos="720"/>
+        </w:tabs>
+        <w:ind w:left="720" w:hanging="360"/>
+      </w:pPr>
+    </w:lvl>
+    <w:lvl w:ilvl="1" w:tentative="1">
+      <w:start w:val="1"/>
+      <w:numFmt w:val="decimal"/>
+      <w:lvlText w:val="%2."/>
+      <w:lvlJc w:val="left"/>
+      <w:pPr>
+        <w:tabs>
+          <w:tab w:val="num" w:pos="1440"/>
+        </w:tabs>
+        <w:ind w:left="1440" w:hanging="360"/>
+      </w:pPr>
+    </w:lvl>
+    <w:lvl w:ilvl="2" w:tentative="1">
+      <w:start w:val="1"/>
+      <w:numFmt w:val="decimal"/>
+      <w:lvlText w:val="%3."/>
+      <w:lvlJc w:val="left"/>
+      <w:pPr>
+        <w:tabs>
+          <w:tab w:val="num" w:pos="2160"/>
+        </w:tabs>
+        <w:ind w:left="2160" w:hanging="360"/>
+      </w:pPr>
+    </w:lvl>
+    <w:lvl w:ilvl="3" w:tentative="1">
+      <w:start w:val="1"/>
+      <w:numFmt w:val="decimal"/>
+      <w:lvlText w:val="%4."/>
+      <w:lvlJc w:val="left"/>
+      <w:pPr>
+        <w:tabs>
+          <w:tab w:val="num" w:pos="2880"/>
+        </w:tabs>
+        <w:ind w:left="2880" w:hanging="360"/>
+      </w:pPr>
+    </w:lvl>
+    <w:lvl w:ilvl="4" w:tentative="1">
+      <w:start w:val="1"/>
+      <w:numFmt w:val="decimal"/>
+      <w:lvlText w:val="%5."/>
+      <w:lvlJc w:val="left"/>
+      <w:pPr>
+        <w:tabs>
+          <w:tab w:val="num" w:pos="3600"/>
+        </w:tabs>
+        <w:ind w:left="3600" w:hanging="360"/>
+      </w:pPr>
+    </w:lvl>
+    <w:lvl w:ilvl="5" w:tentative="1">
+      <w:start w:val="1"/>
+      <w:numFmt w:val="decimal"/>
+      <w:lvlText w:val="%6."/>
+      <w:lvlJc w:val="left"/>
+      <w:pPr>
+        <w:tabs>
+          <w:tab w:val="num" w:pos="4320"/>
+        </w:tabs>
+        <w:ind w:left="4320" w:hanging="360"/>
+      </w:pPr>
+    </w:lvl>
+    <w:lvl w:ilvl="6" w:tentative="1">
+      <w:start w:val="1"/>
+      <w:numFmt w:val="decimal"/>
+      <w:lvlText w:val="%7."/>
+      <w:lvlJc w:val="left"/>
+      <w:pPr>
+        <w:tabs>
+          <w:tab w:val="num" w:pos="5040"/>
+        </w:tabs>
+        <w:ind w:left="5040" w:hanging="360"/>
+      </w:pPr>
+    </w:lvl>
+    <w:lvl w:ilvl="7" w:tentative="1">
+      <w:start w:val="1"/>
+      <w:numFmt w:val="decimal"/>
+      <w:lvlText w:val="%8."/>
+      <w:lvlJc w:val="left"/>
+      <w:pPr>
+        <w:tabs>
+          <w:tab w:val="num" w:pos="5760"/>
+        </w:tabs>
+        <w:ind w:left="5760" w:hanging="360"/>
+      </w:pPr>
+    </w:lvl>
+    <w:lvl w:ilvl="8" w:tentative="1">
+      <w:start w:val="1"/>
+      <w:numFmt w:val="decimal"/>
+      <w:lvlText w:val="%9."/>
+      <w:lvlJc w:val="left"/>
+      <w:pPr>
+        <w:tabs>
+          <w:tab w:val="num" w:pos="6480"/>
+        </w:tabs>
+        <w:ind w:left="6480" w:hanging="360"/>
+      </w:pPr>
+    </w:lvl>
+  </w:abstractNum>
+  <w:abstractNum w:abstractNumId="19" w15:restartNumberingAfterBreak="0">
+    <w:nsid w:val="45E46E5D"/>
+    <w:multiLevelType w:val="multilevel"/>
+    <w:tmpl w:val="76FC4432"/>
+    <w:lvl w:ilvl="0">
+      <w:start w:val="1"/>
+      <w:numFmt w:val="bullet"/>
+      <w:lvlText w:val=""/>
+      <w:lvlJc w:val="left"/>
+      <w:pPr>
+        <w:tabs>
+          <w:tab w:val="num" w:pos="720"/>
+        </w:tabs>
+        <w:ind w:left="720" w:hanging="360"/>
+      </w:pPr>
+      <w:rPr>
+        <w:rFonts w:ascii="Symbol" w:hAnsi="Symbol" w:hint="default"/>
+        <w:sz w:val="20"/>
+      </w:rPr>
+    </w:lvl>
+    <w:lvl w:ilvl="1" w:tentative="1">
+      <w:start w:val="1"/>
+      <w:numFmt w:val="bullet"/>
+      <w:lvlText w:val="o"/>
+      <w:lvlJc w:val="left"/>
+      <w:pPr>
+        <w:tabs>
+          <w:tab w:val="num" w:pos="1440"/>
+        </w:tabs>
+        <w:ind w:left="1440" w:hanging="360"/>
+      </w:pPr>
+      <w:rPr>
+        <w:rFonts w:ascii="Courier New" w:hAnsi="Courier New" w:hint="default"/>
+        <w:sz w:val="20"/>
+      </w:rPr>
+    </w:lvl>
+    <w:lvl w:ilvl="2" w:tentative="1">
+      <w:start w:val="1"/>
+      <w:numFmt w:val="bullet"/>
+      <w:lvlText w:val=""/>
+      <w:lvlJc w:val="left"/>
+      <w:pPr>
+        <w:tabs>
+          <w:tab w:val="num" w:pos="2160"/>
+        </w:tabs>
+        <w:ind w:left="2160" w:hanging="360"/>
+      </w:pPr>
+      <w:rPr>
+        <w:rFonts w:ascii="Wingdings" w:hAnsi="Wingdings" w:hint="default"/>
+        <w:sz w:val="20"/>
+      </w:rPr>
+    </w:lvl>
+    <w:lvl w:ilvl="3" w:tentative="1">
+      <w:start w:val="1"/>
+      <w:numFmt w:val="bullet"/>
+      <w:lvlText w:val=""/>
+      <w:lvlJc w:val="left"/>
+      <w:pPr>
+        <w:tabs>
+          <w:tab w:val="num" w:pos="2880"/>
+        </w:tabs>
+        <w:ind w:left="2880" w:hanging="360"/>
+      </w:pPr>
+      <w:rPr>
+        <w:rFonts w:ascii="Wingdings" w:hAnsi="Wingdings" w:hint="default"/>
+        <w:sz w:val="20"/>
+      </w:rPr>
+    </w:lvl>
+    <w:lvl w:ilvl="4" w:tentative="1">
+      <w:start w:val="1"/>
+      <w:numFmt w:val="bullet"/>
+      <w:lvlText w:val=""/>
+      <w:lvlJc w:val="left"/>
+      <w:pPr>
+        <w:tabs>
+          <w:tab w:val="num" w:pos="3600"/>
+        </w:tabs>
+        <w:ind w:left="3600" w:hanging="360"/>
+      </w:pPr>
+      <w:rPr>
+        <w:rFonts w:ascii="Wingdings" w:hAnsi="Wingdings" w:hint="default"/>
+        <w:sz w:val="20"/>
+      </w:rPr>
+    </w:lvl>
+    <w:lvl w:ilvl="5" w:tentative="1">
+      <w:start w:val="1"/>
+      <w:numFmt w:val="bullet"/>
+      <w:lvlText w:val=""/>
+      <w:lvlJc w:val="left"/>
+      <w:pPr>
+        <w:tabs>
+          <w:tab w:val="num" w:pos="4320"/>
+        </w:tabs>
+        <w:ind w:left="4320" w:hanging="360"/>
+      </w:pPr>
+      <w:rPr>
+        <w:rFonts w:ascii="Wingdings" w:hAnsi="Wingdings" w:hint="default"/>
+        <w:sz w:val="20"/>
+      </w:rPr>
+    </w:lvl>
+    <w:lvl w:ilvl="6" w:tentative="1">
+      <w:start w:val="1"/>
+      <w:numFmt w:val="bullet"/>
+      <w:lvlText w:val=""/>
+      <w:lvlJc w:val="left"/>
+      <w:pPr>
+        <w:tabs>
+          <w:tab w:val="num" w:pos="5040"/>
+        </w:tabs>
+        <w:ind w:left="5040" w:hanging="360"/>
+      </w:pPr>
+      <w:rPr>
+        <w:rFonts w:ascii="Wingdings" w:hAnsi="Wingdings" w:hint="default"/>
+        <w:sz w:val="20"/>
+      </w:rPr>
+    </w:lvl>
+    <w:lvl w:ilvl="7" w:tentative="1">
+      <w:start w:val="1"/>
+      <w:numFmt w:val="bullet"/>
+      <w:lvlText w:val=""/>
+      <w:lvlJc w:val="left"/>
+      <w:pPr>
+        <w:tabs>
+          <w:tab w:val="num" w:pos="5760"/>
+        </w:tabs>
+        <w:ind w:left="5760" w:hanging="360"/>
+      </w:pPr>
+      <w:rPr>
+        <w:rFonts w:ascii="Wingdings" w:hAnsi="Wingdings" w:hint="default"/>
+        <w:sz w:val="20"/>
+      </w:rPr>
+    </w:lvl>
+    <w:lvl w:ilvl="8" w:tentative="1">
+      <w:start w:val="1"/>
+      <w:numFmt w:val="bullet"/>
+      <w:lvlText w:val=""/>
+      <w:lvlJc w:val="left"/>
+      <w:pPr>
+        <w:tabs>
+          <w:tab w:val="num" w:pos="6480"/>
+        </w:tabs>
+        <w:ind w:left="6480" w:hanging="360"/>
+      </w:pPr>
+      <w:rPr>
+        <w:rFonts w:ascii="Wingdings" w:hAnsi="Wingdings" w:hint="default"/>
+        <w:sz w:val="20"/>
+      </w:rPr>
+    </w:lvl>
+  </w:abstractNum>
+  <w:abstractNum w:abstractNumId="20" w15:restartNumberingAfterBreak="0">
     <w:nsid w:val="470F4BFA"/>
     <w:multiLevelType w:val="multilevel"/>
     <w:tmpl w:val="1916AE32"/>
@@ -10574,7 +17436,156 @@
       </w:rPr>
     </w:lvl>
   </w:abstractNum>
-  <w:abstractNum w:abstractNumId="11" w15:restartNumberingAfterBreak="0">
+  <w:abstractNum w:abstractNumId="21" w15:restartNumberingAfterBreak="0">
+    <w:nsid w:val="49044FE3"/>
+    <w:multiLevelType w:val="multilevel"/>
+    <w:tmpl w:val="E5A0AA9C"/>
+    <w:lvl w:ilvl="0">
+      <w:start w:val="1"/>
+      <w:numFmt w:val="bullet"/>
+      <w:lvlText w:val=""/>
+      <w:lvlJc w:val="left"/>
+      <w:pPr>
+        <w:tabs>
+          <w:tab w:val="num" w:pos="720"/>
+        </w:tabs>
+        <w:ind w:left="720" w:hanging="360"/>
+      </w:pPr>
+      <w:rPr>
+        <w:rFonts w:ascii="Symbol" w:hAnsi="Symbol" w:hint="default"/>
+        <w:sz w:val="20"/>
+      </w:rPr>
+    </w:lvl>
+    <w:lvl w:ilvl="1">
+      <w:start w:val="1"/>
+      <w:numFmt w:val="bullet"/>
+      <w:lvlText w:val="o"/>
+      <w:lvlJc w:val="left"/>
+      <w:pPr>
+        <w:tabs>
+          <w:tab w:val="num" w:pos="1440"/>
+        </w:tabs>
+        <w:ind w:left="1440" w:hanging="360"/>
+      </w:pPr>
+      <w:rPr>
+        <w:rFonts w:ascii="Courier New" w:hAnsi="Courier New" w:hint="default"/>
+        <w:sz w:val="20"/>
+      </w:rPr>
+    </w:lvl>
+    <w:lvl w:ilvl="2" w:tentative="1">
+      <w:start w:val="1"/>
+      <w:numFmt w:val="bullet"/>
+      <w:lvlText w:val=""/>
+      <w:lvlJc w:val="left"/>
+      <w:pPr>
+        <w:tabs>
+          <w:tab w:val="num" w:pos="2160"/>
+        </w:tabs>
+        <w:ind w:left="2160" w:hanging="360"/>
+      </w:pPr>
+      <w:rPr>
+        <w:rFonts w:ascii="Wingdings" w:hAnsi="Wingdings" w:hint="default"/>
+        <w:sz w:val="20"/>
+      </w:rPr>
+    </w:lvl>
+    <w:lvl w:ilvl="3" w:tentative="1">
+      <w:start w:val="1"/>
+      <w:numFmt w:val="bullet"/>
+      <w:lvlText w:val=""/>
+      <w:lvlJc w:val="left"/>
+      <w:pPr>
+        <w:tabs>
+          <w:tab w:val="num" w:pos="2880"/>
+        </w:tabs>
+        <w:ind w:left="2880" w:hanging="360"/>
+      </w:pPr>
+      <w:rPr>
+        <w:rFonts w:ascii="Wingdings" w:hAnsi="Wingdings" w:hint="default"/>
+        <w:sz w:val="20"/>
+      </w:rPr>
+    </w:lvl>
+    <w:lvl w:ilvl="4" w:tentative="1">
+      <w:start w:val="1"/>
+      <w:numFmt w:val="bullet"/>
+      <w:lvlText w:val=""/>
+      <w:lvlJc w:val="left"/>
+      <w:pPr>
+        <w:tabs>
+          <w:tab w:val="num" w:pos="3600"/>
+        </w:tabs>
+        <w:ind w:left="3600" w:hanging="360"/>
+      </w:pPr>
+      <w:rPr>
+        <w:rFonts w:ascii="Wingdings" w:hAnsi="Wingdings" w:hint="default"/>
+        <w:sz w:val="20"/>
+      </w:rPr>
+    </w:lvl>
+    <w:lvl w:ilvl="5" w:tentative="1">
+      <w:start w:val="1"/>
+      <w:numFmt w:val="bullet"/>
+      <w:lvlText w:val=""/>
+      <w:lvlJc w:val="left"/>
+      <w:pPr>
+        <w:tabs>
+          <w:tab w:val="num" w:pos="4320"/>
+        </w:tabs>
+        <w:ind w:left="4320" w:hanging="360"/>
+      </w:pPr>
+      <w:rPr>
+        <w:rFonts w:ascii="Wingdings" w:hAnsi="Wingdings" w:hint="default"/>
+        <w:sz w:val="20"/>
+      </w:rPr>
+    </w:lvl>
+    <w:lvl w:ilvl="6" w:tentative="1">
+      <w:start w:val="1"/>
+      <w:numFmt w:val="bullet"/>
+      <w:lvlText w:val=""/>
+      <w:lvlJc w:val="left"/>
+      <w:pPr>
+        <w:tabs>
+          <w:tab w:val="num" w:pos="5040"/>
+        </w:tabs>
+        <w:ind w:left="5040" w:hanging="360"/>
+      </w:pPr>
+      <w:rPr>
+        <w:rFonts w:ascii="Wingdings" w:hAnsi="Wingdings" w:hint="default"/>
+        <w:sz w:val="20"/>
+      </w:rPr>
+    </w:lvl>
+    <w:lvl w:ilvl="7" w:tentative="1">
+      <w:start w:val="1"/>
+      <w:numFmt w:val="bullet"/>
+      <w:lvlText w:val=""/>
+      <w:lvlJc w:val="left"/>
+      <w:pPr>
+        <w:tabs>
+          <w:tab w:val="num" w:pos="5760"/>
+        </w:tabs>
+        <w:ind w:left="5760" w:hanging="360"/>
+      </w:pPr>
+      <w:rPr>
+        <w:rFonts w:ascii="Wingdings" w:hAnsi="Wingdings" w:hint="default"/>
+        <w:sz w:val="20"/>
+      </w:rPr>
+    </w:lvl>
+    <w:lvl w:ilvl="8" w:tentative="1">
+      <w:start w:val="1"/>
+      <w:numFmt w:val="bullet"/>
+      <w:lvlText w:val=""/>
+      <w:lvlJc w:val="left"/>
+      <w:pPr>
+        <w:tabs>
+          <w:tab w:val="num" w:pos="6480"/>
+        </w:tabs>
+        <w:ind w:left="6480" w:hanging="360"/>
+      </w:pPr>
+      <w:rPr>
+        <w:rFonts w:ascii="Wingdings" w:hAnsi="Wingdings" w:hint="default"/>
+        <w:sz w:val="20"/>
+      </w:rPr>
+    </w:lvl>
+  </w:abstractNum>
+  <w:abstractNum w:abstractNumId="22" w15:restartNumberingAfterBreak="0">
     <w:nsid w:val="49336454"/>
     <w:multiLevelType w:val="multilevel"/>
     <w:tmpl w:val="6FB03C56"/>
@@ -10687,7 +17698,7 @@
       </w:pPr>
     </w:lvl>
   </w:abstractNum>
-  <w:abstractNum w:abstractNumId="12" w15:restartNumberingAfterBreak="0">
+  <w:abstractNum w:abstractNumId="23" w15:restartNumberingAfterBreak="0">
     <w:nsid w:val="4E7351E6"/>
     <w:multiLevelType w:val="multilevel"/>
     <w:tmpl w:val="6CD8364C"/>
@@ -10836,7 +17847,7 @@
       </w:rPr>
     </w:lvl>
   </w:abstractNum>
-  <w:abstractNum w:abstractNumId="13" w15:restartNumberingAfterBreak="0">
+  <w:abstractNum w:abstractNumId="24" w15:restartNumberingAfterBreak="0">
     <w:nsid w:val="55AB449D"/>
     <w:multiLevelType w:val="multilevel"/>
     <w:tmpl w:val="16C62B9E"/>
@@ -10949,7 +17960,7 @@
       </w:pPr>
     </w:lvl>
   </w:abstractNum>
-  <w:abstractNum w:abstractNumId="14" w15:restartNumberingAfterBreak="0">
+  <w:abstractNum w:abstractNumId="25" w15:restartNumberingAfterBreak="0">
     <w:nsid w:val="59C8297E"/>
     <w:multiLevelType w:val="multilevel"/>
     <w:tmpl w:val="F5508990"/>
@@ -11098,7 +18109,7 @@
       </w:rPr>
     </w:lvl>
   </w:abstractNum>
-  <w:abstractNum w:abstractNumId="15" w15:restartNumberingAfterBreak="0">
+  <w:abstractNum w:abstractNumId="26" w15:restartNumberingAfterBreak="0">
     <w:nsid w:val="67CF4480"/>
     <w:multiLevelType w:val="multilevel"/>
     <w:tmpl w:val="3EDE590C"/>
@@ -11247,7 +18258,7 @@
       </w:rPr>
     </w:lvl>
   </w:abstractNum>
-  <w:abstractNum w:abstractNumId="16" w15:restartNumberingAfterBreak="0">
+  <w:abstractNum w:abstractNumId="27" w15:restartNumberingAfterBreak="0">
     <w:nsid w:val="6A1F7185"/>
     <w:multiLevelType w:val="multilevel"/>
     <w:tmpl w:val="9E525B34"/>
@@ -11396,7 +18407,120 @@
       </w:rPr>
     </w:lvl>
   </w:abstractNum>
-  <w:abstractNum w:abstractNumId="17" w15:restartNumberingAfterBreak="0">
+  <w:abstractNum w:abstractNumId="28" w15:restartNumberingAfterBreak="0">
+    <w:nsid w:val="6A5F17AE"/>
+    <w:multiLevelType w:val="hybridMultilevel"/>
+    <w:tmpl w:val="21E0106C"/>
+    <w:lvl w:ilvl="0" w:tplc="20000001">
+      <w:start w:val="1"/>
+      <w:numFmt w:val="bullet"/>
+      <w:lvlText w:val=""/>
+      <w:lvlJc w:val="left"/>
+      <w:pPr>
+        <w:ind w:left="720" w:hanging="360"/>
+      </w:pPr>
+      <w:rPr>
+        <w:rFonts w:ascii="Symbol" w:hAnsi="Symbol" w:hint="default"/>
+      </w:rPr>
+    </w:lvl>
+    <w:lvl w:ilvl="1" w:tplc="20000003" w:tentative="1">
+      <w:start w:val="1"/>
+      <w:numFmt w:val="bullet"/>
+      <w:lvlText w:val="o"/>
+      <w:lvlJc w:val="left"/>
+      <w:pPr>
+        <w:ind w:left="1440" w:hanging="360"/>
+      </w:pPr>
+      <w:rPr>
+        <w:rFonts w:ascii="Courier New" w:hAnsi="Courier New" w:cs="Courier New" w:hint="default"/>
+      </w:rPr>
+    </w:lvl>
+    <w:lvl w:ilvl="2" w:tplc="20000005" w:tentative="1">
+      <w:start w:val="1"/>
+      <w:numFmt w:val="bullet"/>
+      <w:lvlText w:val=""/>
+      <w:lvlJc w:val="left"/>
+      <w:pPr>
+        <w:ind w:left="2160" w:hanging="360"/>
+      </w:pPr>
+      <w:rPr>
+        <w:rFonts w:ascii="Wingdings" w:hAnsi="Wingdings" w:hint="default"/>
+      </w:rPr>
+    </w:lvl>
+    <w:lvl w:ilvl="3" w:tplc="20000001" w:tentative="1">
+      <w:start w:val="1"/>
+      <w:numFmt w:val="bullet"/>
+      <w:lvlText w:val=""/>
+      <w:lvlJc w:val="left"/>
+      <w:pPr>
+        <w:ind w:left="2880" w:hanging="360"/>
+      </w:pPr>
+      <w:rPr>
+        <w:rFonts w:ascii="Symbol" w:hAnsi="Symbol" w:hint="default"/>
+      </w:rPr>
+    </w:lvl>
+    <w:lvl w:ilvl="4" w:tplc="20000003" w:tentative="1">
+      <w:start w:val="1"/>
+      <w:numFmt w:val="bullet"/>
+      <w:lvlText w:val="o"/>
+      <w:lvlJc w:val="left"/>
+      <w:pPr>
+        <w:ind w:left="3600" w:hanging="360"/>
+      </w:pPr>
+      <w:rPr>
+        <w:rFonts w:ascii="Courier New" w:hAnsi="Courier New" w:cs="Courier New" w:hint="default"/>
+      </w:rPr>
+    </w:lvl>
+    <w:lvl w:ilvl="5" w:tplc="20000005" w:tentative="1">
+      <w:start w:val="1"/>
+      <w:numFmt w:val="bullet"/>
+      <w:lvlText w:val=""/>
+      <w:lvlJc w:val="left"/>
+      <w:pPr>
+        <w:ind w:left="4320" w:hanging="360"/>
+      </w:pPr>
+      <w:rPr>
+        <w:rFonts w:ascii="Wingdings" w:hAnsi="Wingdings" w:hint="default"/>
+      </w:rPr>
+    </w:lvl>
+    <w:lvl w:ilvl="6" w:tplc="20000001" w:tentative="1">
+      <w:start w:val="1"/>
+      <w:numFmt w:val="bullet"/>
+      <w:lvlText w:val=""/>
+      <w:lvlJc w:val="left"/>
+      <w:pPr>
+        <w:ind w:left="5040" w:hanging="360"/>
+      </w:pPr>
+      <w:rPr>
+        <w:rFonts w:ascii="Symbol" w:hAnsi="Symbol" w:hint="default"/>
+      </w:rPr>
+    </w:lvl>
+    <w:lvl w:ilvl="7" w:tplc="20000003" w:tentative="1">
+      <w:start w:val="1"/>
+      <w:numFmt w:val="bullet"/>
+      <w:lvlText w:val="o"/>
+      <w:lvlJc w:val="left"/>
+      <w:pPr>
+        <w:ind w:left="5760" w:hanging="360"/>
+      </w:pPr>
+      <w:rPr>
+        <w:rFonts w:ascii="Courier New" w:hAnsi="Courier New" w:cs="Courier New" w:hint="default"/>
+      </w:rPr>
+    </w:lvl>
+    <w:lvl w:ilvl="8" w:tplc="20000005" w:tentative="1">
+      <w:start w:val="1"/>
+      <w:numFmt w:val="bullet"/>
+      <w:lvlText w:val=""/>
+      <w:lvlJc w:val="left"/>
+      <w:pPr>
+        <w:ind w:left="6480" w:hanging="360"/>
+      </w:pPr>
+      <w:rPr>
+        <w:rFonts w:ascii="Wingdings" w:hAnsi="Wingdings" w:hint="default"/>
+      </w:rPr>
+    </w:lvl>
+  </w:abstractNum>
+  <w:abstractNum w:abstractNumId="29" w15:restartNumberingAfterBreak="0">
     <w:nsid w:val="72237BD1"/>
     <w:multiLevelType w:val="multilevel"/>
     <w:tmpl w:val="B144F344"/>
@@ -11509,7 +18633,156 @@
       </w:pPr>
     </w:lvl>
   </w:abstractNum>
-  <w:abstractNum w:abstractNumId="18" w15:restartNumberingAfterBreak="0">
+  <w:abstractNum w:abstractNumId="30" w15:restartNumberingAfterBreak="0">
+    <w:nsid w:val="76A4439B"/>
+    <w:multiLevelType w:val="multilevel"/>
+    <w:tmpl w:val="C974ED5A"/>
+    <w:lvl w:ilvl="0">
+      <w:start w:val="1"/>
+      <w:numFmt w:val="bullet"/>
+      <w:lvlText w:val=""/>
+      <w:lvlJc w:val="left"/>
+      <w:pPr>
+        <w:tabs>
+          <w:tab w:val="num" w:pos="720"/>
+        </w:tabs>
+        <w:ind w:left="720" w:hanging="360"/>
+      </w:pPr>
+      <w:rPr>
+        <w:rFonts w:ascii="Symbol" w:hAnsi="Symbol" w:hint="default"/>
+        <w:sz w:val="20"/>
+      </w:rPr>
+    </w:lvl>
+    <w:lvl w:ilvl="1">
+      <w:start w:val="1"/>
+      <w:numFmt w:val="bullet"/>
+      <w:lvlText w:val="o"/>
+      <w:lvlJc w:val="left"/>
+      <w:pPr>
+        <w:tabs>
+          <w:tab w:val="num" w:pos="1440"/>
+        </w:tabs>
+        <w:ind w:left="1440" w:hanging="360"/>
+      </w:pPr>
+      <w:rPr>
+        <w:rFonts w:ascii="Courier New" w:hAnsi="Courier New" w:hint="default"/>
+        <w:sz w:val="20"/>
+      </w:rPr>
+    </w:lvl>
+    <w:lvl w:ilvl="2" w:tentative="1">
+      <w:start w:val="1"/>
+      <w:numFmt w:val="bullet"/>
+      <w:lvlText w:val=""/>
+      <w:lvlJc w:val="left"/>
+      <w:pPr>
+        <w:tabs>
+          <w:tab w:val="num" w:pos="2160"/>
+        </w:tabs>
+        <w:ind w:left="2160" w:hanging="360"/>
+      </w:pPr>
+      <w:rPr>
+        <w:rFonts w:ascii="Wingdings" w:hAnsi="Wingdings" w:hint="default"/>
+        <w:sz w:val="20"/>
+      </w:rPr>
+    </w:lvl>
+    <w:lvl w:ilvl="3" w:tentative="1">
+      <w:start w:val="1"/>
+      <w:numFmt w:val="bullet"/>
+      <w:lvlText w:val=""/>
+      <w:lvlJc w:val="left"/>
+      <w:pPr>
+        <w:tabs>
+          <w:tab w:val="num" w:pos="2880"/>
+        </w:tabs>
+        <w:ind w:left="2880" w:hanging="360"/>
+      </w:pPr>
+      <w:rPr>
+        <w:rFonts w:ascii="Wingdings" w:hAnsi="Wingdings" w:hint="default"/>
+        <w:sz w:val="20"/>
+      </w:rPr>
+    </w:lvl>
+    <w:lvl w:ilvl="4" w:tentative="1">
+      <w:start w:val="1"/>
+      <w:numFmt w:val="bullet"/>
+      <w:lvlText w:val=""/>
+      <w:lvlJc w:val="left"/>
+      <w:pPr>
+        <w:tabs>
+          <w:tab w:val="num" w:pos="3600"/>
+        </w:tabs>
+        <w:ind w:left="3600" w:hanging="360"/>
+      </w:pPr>
+      <w:rPr>
+        <w:rFonts w:ascii="Wingdings" w:hAnsi="Wingdings" w:hint="default"/>
+        <w:sz w:val="20"/>
+      </w:rPr>
+    </w:lvl>
+    <w:lvl w:ilvl="5" w:tentative="1">
+      <w:start w:val="1"/>
+      <w:numFmt w:val="bullet"/>
+      <w:lvlText w:val=""/>
+      <w:lvlJc w:val="left"/>
+      <w:pPr>
+        <w:tabs>
+          <w:tab w:val="num" w:pos="4320"/>
+        </w:tabs>
+        <w:ind w:left="4320" w:hanging="360"/>
+      </w:pPr>
+      <w:rPr>
+        <w:rFonts w:ascii="Wingdings" w:hAnsi="Wingdings" w:hint="default"/>
+        <w:sz w:val="20"/>
+      </w:rPr>
+    </w:lvl>
+    <w:lvl w:ilvl="6" w:tentative="1">
+      <w:start w:val="1"/>
+      <w:numFmt w:val="bullet"/>
+      <w:lvlText w:val=""/>
+      <w:lvlJc w:val="left"/>
+      <w:pPr>
+        <w:tabs>
+          <w:tab w:val="num" w:pos="5040"/>
+        </w:tabs>
+        <w:ind w:left="5040" w:hanging="360"/>
+      </w:pPr>
+      <w:rPr>
+        <w:rFonts w:ascii="Wingdings" w:hAnsi="Wingdings" w:hint="default"/>
+        <w:sz w:val="20"/>
+      </w:rPr>
+    </w:lvl>
+    <w:lvl w:ilvl="7" w:tentative="1">
+      <w:start w:val="1"/>
+      <w:numFmt w:val="bullet"/>
+      <w:lvlText w:val=""/>
+      <w:lvlJc w:val="left"/>
+      <w:pPr>
+        <w:tabs>
+          <w:tab w:val="num" w:pos="5760"/>
+        </w:tabs>
+        <w:ind w:left="5760" w:hanging="360"/>
+      </w:pPr>
+      <w:rPr>
+        <w:rFonts w:ascii="Wingdings" w:hAnsi="Wingdings" w:hint="default"/>
+        <w:sz w:val="20"/>
+      </w:rPr>
+    </w:lvl>
+    <w:lvl w:ilvl="8" w:tentative="1">
+      <w:start w:val="1"/>
+      <w:numFmt w:val="bullet"/>
+      <w:lvlText w:val=""/>
+      <w:lvlJc w:val="left"/>
+      <w:pPr>
+        <w:tabs>
+          <w:tab w:val="num" w:pos="6480"/>
+        </w:tabs>
+        <w:ind w:left="6480" w:hanging="360"/>
+      </w:pPr>
+      <w:rPr>
+        <w:rFonts w:ascii="Wingdings" w:hAnsi="Wingdings" w:hint="default"/>
+        <w:sz w:val="20"/>
+      </w:rPr>
+    </w:lvl>
+  </w:abstractNum>
+  <w:abstractNum w:abstractNumId="31" w15:restartNumberingAfterBreak="0">
     <w:nsid w:val="7BE9671A"/>
     <w:multiLevelType w:val="multilevel"/>
     <w:tmpl w:val="5E821FEE"/>
@@ -11658,7 +18931,156 @@
       </w:rPr>
     </w:lvl>
   </w:abstractNum>
-  <w:abstractNum w:abstractNumId="19" w15:restartNumberingAfterBreak="0">
+  <w:abstractNum w:abstractNumId="32" w15:restartNumberingAfterBreak="0">
+    <w:nsid w:val="7C42564A"/>
+    <w:multiLevelType w:val="multilevel"/>
+    <w:tmpl w:val="13A4F94C"/>
+    <w:lvl w:ilvl="0">
+      <w:start w:val="1"/>
+      <w:numFmt w:val="bullet"/>
+      <w:lvlText w:val=""/>
+      <w:lvlJc w:val="left"/>
+      <w:pPr>
+        <w:tabs>
+          <w:tab w:val="num" w:pos="720"/>
+        </w:tabs>
+        <w:ind w:left="720" w:hanging="360"/>
+      </w:pPr>
+      <w:rPr>
+        <w:rFonts w:ascii="Symbol" w:hAnsi="Symbol" w:hint="default"/>
+        <w:sz w:val="20"/>
+      </w:rPr>
+    </w:lvl>
+    <w:lvl w:ilvl="1">
+      <w:start w:val="1"/>
+      <w:numFmt w:val="bullet"/>
+      <w:lvlText w:val="o"/>
+      <w:lvlJc w:val="left"/>
+      <w:pPr>
+        <w:tabs>
+          <w:tab w:val="num" w:pos="1440"/>
+        </w:tabs>
+        <w:ind w:left="1440" w:hanging="360"/>
+      </w:pPr>
+      <w:rPr>
+        <w:rFonts w:ascii="Courier New" w:hAnsi="Courier New" w:hint="default"/>
+        <w:sz w:val="20"/>
+      </w:rPr>
+    </w:lvl>
+    <w:lvl w:ilvl="2" w:tentative="1">
+      <w:start w:val="1"/>
+      <w:numFmt w:val="bullet"/>
+      <w:lvlText w:val=""/>
+      <w:lvlJc w:val="left"/>
+      <w:pPr>
+        <w:tabs>
+          <w:tab w:val="num" w:pos="2160"/>
+        </w:tabs>
+        <w:ind w:left="2160" w:hanging="360"/>
+      </w:pPr>
+      <w:rPr>
+        <w:rFonts w:ascii="Wingdings" w:hAnsi="Wingdings" w:hint="default"/>
+        <w:sz w:val="20"/>
+      </w:rPr>
+    </w:lvl>
+    <w:lvl w:ilvl="3" w:tentative="1">
+      <w:start w:val="1"/>
+      <w:numFmt w:val="bullet"/>
+      <w:lvlText w:val=""/>
+      <w:lvlJc w:val="left"/>
+      <w:pPr>
+        <w:tabs>
+          <w:tab w:val="num" w:pos="2880"/>
+        </w:tabs>
+        <w:ind w:left="2880" w:hanging="360"/>
+      </w:pPr>
+      <w:rPr>
+        <w:rFonts w:ascii="Wingdings" w:hAnsi="Wingdings" w:hint="default"/>
+        <w:sz w:val="20"/>
+      </w:rPr>
+    </w:lvl>
+    <w:lvl w:ilvl="4" w:tentative="1">
+      <w:start w:val="1"/>
+      <w:numFmt w:val="bullet"/>
+      <w:lvlText w:val=""/>
+      <w:lvlJc w:val="left"/>
+      <w:pPr>
+        <w:tabs>
+          <w:tab w:val="num" w:pos="3600"/>
+        </w:tabs>
+        <w:ind w:left="3600" w:hanging="360"/>
+      </w:pPr>
+      <w:rPr>
+        <w:rFonts w:ascii="Wingdings" w:hAnsi="Wingdings" w:hint="default"/>
+        <w:sz w:val="20"/>
+      </w:rPr>
+    </w:lvl>
+    <w:lvl w:ilvl="5" w:tentative="1">
+      <w:start w:val="1"/>
+      <w:numFmt w:val="bullet"/>
+      <w:lvlText w:val=""/>
+      <w:lvlJc w:val="left"/>
+      <w:pPr>
+        <w:tabs>
+          <w:tab w:val="num" w:pos="4320"/>
+        </w:tabs>
+        <w:ind w:left="4320" w:hanging="360"/>
+      </w:pPr>
+      <w:rPr>
+        <w:rFonts w:ascii="Wingdings" w:hAnsi="Wingdings" w:hint="default"/>
+        <w:sz w:val="20"/>
+      </w:rPr>
+    </w:lvl>
+    <w:lvl w:ilvl="6" w:tentative="1">
+      <w:start w:val="1"/>
+      <w:numFmt w:val="bullet"/>
+      <w:lvlText w:val=""/>
+      <w:lvlJc w:val="left"/>
+      <w:pPr>
+        <w:tabs>
+          <w:tab w:val="num" w:pos="5040"/>
+        </w:tabs>
+        <w:ind w:left="5040" w:hanging="360"/>
+      </w:pPr>
+      <w:rPr>
+        <w:rFonts w:ascii="Wingdings" w:hAnsi="Wingdings" w:hint="default"/>
+        <w:sz w:val="20"/>
+      </w:rPr>
+    </w:lvl>
+    <w:lvl w:ilvl="7" w:tentative="1">
+      <w:start w:val="1"/>
+      <w:numFmt w:val="bullet"/>
+      <w:lvlText w:val=""/>
+      <w:lvlJc w:val="left"/>
+      <w:pPr>
+        <w:tabs>
+          <w:tab w:val="num" w:pos="5760"/>
+        </w:tabs>
+        <w:ind w:left="5760" w:hanging="360"/>
+      </w:pPr>
+      <w:rPr>
+        <w:rFonts w:ascii="Wingdings" w:hAnsi="Wingdings" w:hint="default"/>
+        <w:sz w:val="20"/>
+      </w:rPr>
+    </w:lvl>
+    <w:lvl w:ilvl="8" w:tentative="1">
+      <w:start w:val="1"/>
+      <w:numFmt w:val="bullet"/>
+      <w:lvlText w:val=""/>
+      <w:lvlJc w:val="left"/>
+      <w:pPr>
+        <w:tabs>
+          <w:tab w:val="num" w:pos="6480"/>
+        </w:tabs>
+        <w:ind w:left="6480" w:hanging="360"/>
+      </w:pPr>
+      <w:rPr>
+        <w:rFonts w:ascii="Wingdings" w:hAnsi="Wingdings" w:hint="default"/>
+        <w:sz w:val="20"/>
+      </w:rPr>
+    </w:lvl>
+  </w:abstractNum>
+  <w:abstractNum w:abstractNumId="33" w15:restartNumberingAfterBreak="0">
     <w:nsid w:val="7C5A5716"/>
     <w:multiLevelType w:val="multilevel"/>
     <w:tmpl w:val="46626FBA"/>
@@ -11807,7 +19229,156 @@
       </w:rPr>
     </w:lvl>
   </w:abstractNum>
-  <w:abstractNum w:abstractNumId="20" w15:restartNumberingAfterBreak="0">
+  <w:abstractNum w:abstractNumId="34" w15:restartNumberingAfterBreak="0">
+    <w:nsid w:val="7CD83527"/>
+    <w:multiLevelType w:val="multilevel"/>
+    <w:tmpl w:val="BCD267F0"/>
+    <w:lvl w:ilvl="0">
+      <w:start w:val="1"/>
+      <w:numFmt w:val="bullet"/>
+      <w:lvlText w:val=""/>
+      <w:lvlJc w:val="left"/>
+      <w:pPr>
+        <w:tabs>
+          <w:tab w:val="num" w:pos="720"/>
+        </w:tabs>
+        <w:ind w:left="720" w:hanging="360"/>
+      </w:pPr>
+      <w:rPr>
+        <w:rFonts w:ascii="Symbol" w:hAnsi="Symbol" w:hint="default"/>
+        <w:sz w:val="20"/>
+      </w:rPr>
+    </w:lvl>
+    <w:lvl w:ilvl="1" w:tentative="1">
+      <w:start w:val="1"/>
+      <w:numFmt w:val="bullet"/>
+      <w:lvlText w:val="o"/>
+      <w:lvlJc w:val="left"/>
+      <w:pPr>
+        <w:tabs>
+          <w:tab w:val="num" w:pos="1440"/>
+        </w:tabs>
+        <w:ind w:left="1440" w:hanging="360"/>
+      </w:pPr>
+      <w:rPr>
+        <w:rFonts w:ascii="Courier New" w:hAnsi="Courier New" w:hint="default"/>
+        <w:sz w:val="20"/>
+      </w:rPr>
+    </w:lvl>
+    <w:lvl w:ilvl="2" w:tentative="1">
+      <w:start w:val="1"/>
+      <w:numFmt w:val="bullet"/>
+      <w:lvlText w:val=""/>
+      <w:lvlJc w:val="left"/>
+      <w:pPr>
+        <w:tabs>
+          <w:tab w:val="num" w:pos="2160"/>
+        </w:tabs>
+        <w:ind w:left="2160" w:hanging="360"/>
+      </w:pPr>
+      <w:rPr>
+        <w:rFonts w:ascii="Wingdings" w:hAnsi="Wingdings" w:hint="default"/>
+        <w:sz w:val="20"/>
+      </w:rPr>
+    </w:lvl>
+    <w:lvl w:ilvl="3" w:tentative="1">
+      <w:start w:val="1"/>
+      <w:numFmt w:val="bullet"/>
+      <w:lvlText w:val=""/>
+      <w:lvlJc w:val="left"/>
+      <w:pPr>
+        <w:tabs>
+          <w:tab w:val="num" w:pos="2880"/>
+        </w:tabs>
+        <w:ind w:left="2880" w:hanging="360"/>
+      </w:pPr>
+      <w:rPr>
+        <w:rFonts w:ascii="Wingdings" w:hAnsi="Wingdings" w:hint="default"/>
+        <w:sz w:val="20"/>
+      </w:rPr>
+    </w:lvl>
+    <w:lvl w:ilvl="4" w:tentative="1">
+      <w:start w:val="1"/>
+      <w:numFmt w:val="bullet"/>
+      <w:lvlText w:val=""/>
+      <w:lvlJc w:val="left"/>
+      <w:pPr>
+        <w:tabs>
+          <w:tab w:val="num" w:pos="3600"/>
+        </w:tabs>
+        <w:ind w:left="3600" w:hanging="360"/>
+      </w:pPr>
+      <w:rPr>
+        <w:rFonts w:ascii="Wingdings" w:hAnsi="Wingdings" w:hint="default"/>
+        <w:sz w:val="20"/>
+      </w:rPr>
+    </w:lvl>
+    <w:lvl w:ilvl="5" w:tentative="1">
+      <w:start w:val="1"/>
+      <w:numFmt w:val="bullet"/>
+      <w:lvlText w:val=""/>
+      <w:lvlJc w:val="left"/>
+      <w:pPr>
+        <w:tabs>
+          <w:tab w:val="num" w:pos="4320"/>
+        </w:tabs>
+        <w:ind w:left="4320" w:hanging="360"/>
+      </w:pPr>
+      <w:rPr>
+        <w:rFonts w:ascii="Wingdings" w:hAnsi="Wingdings" w:hint="default"/>
+        <w:sz w:val="20"/>
+      </w:rPr>
+    </w:lvl>
+    <w:lvl w:ilvl="6" w:tentative="1">
+      <w:start w:val="1"/>
+      <w:numFmt w:val="bullet"/>
+      <w:lvlText w:val=""/>
+      <w:lvlJc w:val="left"/>
+      <w:pPr>
+        <w:tabs>
+          <w:tab w:val="num" w:pos="5040"/>
+        </w:tabs>
+        <w:ind w:left="5040" w:hanging="360"/>
+      </w:pPr>
+      <w:rPr>
+        <w:rFonts w:ascii="Wingdings" w:hAnsi="Wingdings" w:hint="default"/>
+        <w:sz w:val="20"/>
+      </w:rPr>
+    </w:lvl>
+    <w:lvl w:ilvl="7" w:tentative="1">
+      <w:start w:val="1"/>
+      <w:numFmt w:val="bullet"/>
+      <w:lvlText w:val=""/>
+      <w:lvlJc w:val="left"/>
+      <w:pPr>
+        <w:tabs>
+          <w:tab w:val="num" w:pos="5760"/>
+        </w:tabs>
+        <w:ind w:left="5760" w:hanging="360"/>
+      </w:pPr>
+      <w:rPr>
+        <w:rFonts w:ascii="Wingdings" w:hAnsi="Wingdings" w:hint="default"/>
+        <w:sz w:val="20"/>
+      </w:rPr>
+    </w:lvl>
+    <w:lvl w:ilvl="8" w:tentative="1">
+      <w:start w:val="1"/>
+      <w:numFmt w:val="bullet"/>
+      <w:lvlText w:val=""/>
+      <w:lvlJc w:val="left"/>
+      <w:pPr>
+        <w:tabs>
+          <w:tab w:val="num" w:pos="6480"/>
+        </w:tabs>
+        <w:ind w:left="6480" w:hanging="360"/>
+      </w:pPr>
+      <w:rPr>
+        <w:rFonts w:ascii="Wingdings" w:hAnsi="Wingdings" w:hint="default"/>
+        <w:sz w:val="20"/>
+      </w:rPr>
+    </w:lvl>
+  </w:abstractNum>
+  <w:abstractNum w:abstractNumId="35" w15:restartNumberingAfterBreak="0">
     <w:nsid w:val="7F7F0B8E"/>
     <w:multiLevelType w:val="hybridMultilevel"/>
     <w:tmpl w:val="04521E1C"/>
@@ -11921,43 +19492,43 @@
     </w:lvl>
   </w:abstractNum>
   <w:num w:numId="1" w16cid:durableId="1922639782">
-    <w:abstractNumId w:val="8"/>
+    <w:abstractNumId w:val="13"/>
   </w:num>
   <w:num w:numId="2" w16cid:durableId="919288310">
     <w:abstractNumId w:val="1"/>
   </w:num>
   <w:num w:numId="3" w16cid:durableId="2113278963">
-    <w:abstractNumId w:val="14"/>
+    <w:abstractNumId w:val="25"/>
   </w:num>
   <w:num w:numId="4" w16cid:durableId="763651920">
-    <w:abstractNumId w:val="16"/>
+    <w:abstractNumId w:val="27"/>
   </w:num>
   <w:num w:numId="5" w16cid:durableId="745424166">
-    <w:abstractNumId w:val="12"/>
+    <w:abstractNumId w:val="23"/>
   </w:num>
   <w:num w:numId="6" w16cid:durableId="13457703">
-    <w:abstractNumId w:val="9"/>
+    <w:abstractNumId w:val="15"/>
   </w:num>
   <w:num w:numId="7" w16cid:durableId="70394628">
+    <w:abstractNumId w:val="35"/>
+  </w:num>
+  <w:num w:numId="8" w16cid:durableId="427652855">
+    <w:abstractNumId w:val="11"/>
+  </w:num>
+  <w:num w:numId="9" w16cid:durableId="1517576576">
+    <w:abstractNumId w:val="26"/>
+  </w:num>
+  <w:num w:numId="10" w16cid:durableId="652609081">
+    <w:abstractNumId w:val="8"/>
+  </w:num>
+  <w:num w:numId="11" w16cid:durableId="533151994">
+    <w:abstractNumId w:val="31"/>
+  </w:num>
+  <w:num w:numId="12" w16cid:durableId="2097823002">
     <w:abstractNumId w:val="20"/>
   </w:num>
-  <w:num w:numId="8" w16cid:durableId="427652855">
-    <w:abstractNumId w:val="7"/>
-  </w:num>
-  <w:num w:numId="9" w16cid:durableId="1517576576">
-    <w:abstractNumId w:val="15"/>
-  </w:num>
-  <w:num w:numId="10" w16cid:durableId="652609081">
-    <w:abstractNumId w:val="5"/>
-  </w:num>
-  <w:num w:numId="11" w16cid:durableId="533151994">
-    <w:abstractNumId w:val="18"/>
-  </w:num>
-  <w:num w:numId="12" w16cid:durableId="2097823002">
-    <w:abstractNumId w:val="10"/>
-  </w:num>
   <w:num w:numId="13" w16cid:durableId="1307971476">
-    <w:abstractNumId w:val="13"/>
+    <w:abstractNumId w:val="24"/>
   </w:num>
   <w:num w:numId="14" w16cid:durableId="1314026744">
     <w:abstractNumId w:val="3"/>
@@ -11969,19 +19540,64 @@
     <w:abstractNumId w:val="0"/>
   </w:num>
   <w:num w:numId="17" w16cid:durableId="391777720">
+    <w:abstractNumId w:val="29"/>
+  </w:num>
+  <w:num w:numId="18" w16cid:durableId="1739816707">
+    <w:abstractNumId w:val="5"/>
+  </w:num>
+  <w:num w:numId="19" w16cid:durableId="1319579072">
+    <w:abstractNumId w:val="33"/>
+  </w:num>
+  <w:num w:numId="20" w16cid:durableId="550767990">
+    <w:abstractNumId w:val="22"/>
+  </w:num>
+  <w:num w:numId="21" w16cid:durableId="1799954238">
+    <w:abstractNumId w:val="10"/>
+  </w:num>
+  <w:num w:numId="22" w16cid:durableId="27226537">
+    <w:abstractNumId w:val="7"/>
+  </w:num>
+  <w:num w:numId="23" w16cid:durableId="2065835366">
+    <w:abstractNumId w:val="14"/>
+  </w:num>
+  <w:num w:numId="24" w16cid:durableId="333261920">
+    <w:abstractNumId w:val="30"/>
+  </w:num>
+  <w:num w:numId="25" w16cid:durableId="1056471256">
+    <w:abstractNumId w:val="4"/>
+  </w:num>
+  <w:num w:numId="26" w16cid:durableId="383605338">
+    <w:abstractNumId w:val="18"/>
+  </w:num>
+  <w:num w:numId="27" w16cid:durableId="1710642763">
+    <w:abstractNumId w:val="34"/>
+  </w:num>
+  <w:num w:numId="28" w16cid:durableId="1438134367">
+    <w:abstractNumId w:val="19"/>
+  </w:num>
+  <w:num w:numId="29" w16cid:durableId="1126197923">
+    <w:abstractNumId w:val="32"/>
+  </w:num>
+  <w:num w:numId="30" w16cid:durableId="1264461730">
+    <w:abstractNumId w:val="21"/>
+  </w:num>
+  <w:num w:numId="31" w16cid:durableId="2081168890">
     <w:abstractNumId w:val="17"/>
   </w:num>
-  <w:num w:numId="18" w16cid:durableId="1739816707">
-    <w:abstractNumId w:val="4"/>
+  <w:num w:numId="32" w16cid:durableId="1046569224">
+    <w:abstractNumId w:val="16"/>
   </w:num>
-  <w:num w:numId="19" w16cid:durableId="1319579072">
-    <w:abstractNumId w:val="19"/>
+  <w:num w:numId="33" w16cid:durableId="1777015677">
+    <w:abstractNumId w:val="9"/>
   </w:num>
-  <w:num w:numId="20" w16cid:durableId="550767990">
-    <w:abstractNumId w:val="11"/>
+  <w:num w:numId="34" w16cid:durableId="2036034214">
+    <w:abstractNumId w:val="12"/>
   </w:num>
-  <w:num w:numId="21" w16cid:durableId="1799954238">
+  <w:num w:numId="35" w16cid:durableId="2107530400">
     <w:abstractNumId w:val="6"/>
+  </w:num>
+  <w:num w:numId="36" w16cid:durableId="586306274">
+    <w:abstractNumId w:val="28"/>
   </w:num>
 </w:numbering>
 </file>

--- a/Documentations/A2CDevLogbook.docx
+++ b/Documentations/A2CDevLogbook.docx
@@ -249,19 +249,8 @@
           <w:bCs/>
           <w:lang w:val="en-US"/>
         </w:rPr>
-        <w:t>Host=</w:t>
-      </w:r>
-      <w:proofErr w:type="spellStart"/>
-      <w:r>
-        <w:rPr>
-          <w:rFonts w:hint="eastAsia"/>
-          <w:b/>
-          <w:bCs/>
-          <w:lang w:val="en-US"/>
-        </w:rPr>
-        <w:t>db</w:t>
-      </w:r>
-      <w:proofErr w:type="spellEnd"/>
+        <w:t>Host=db</w:t>
+      </w:r>
     </w:p>
     <w:p>
       <w:pPr>
@@ -379,17 +368,8 @@
           <w:b/>
           <w:bCs/>
         </w:rPr>
-        <w:t>Host=</w:t>
-      </w:r>
-      <w:proofErr w:type="spellStart"/>
-      <w:r>
-        <w:rPr>
-          <w:b/>
-          <w:bCs/>
-        </w:rPr>
-        <w:t>host.docker.internal</w:t>
-      </w:r>
-      <w:proofErr w:type="spellEnd"/>
+        <w:t>Host=host.docker.internal</w:t>
+      </w:r>
       <w:r>
         <w:rPr>
           <w:rFonts w:hint="cs"/>
@@ -650,7 +630,6 @@
         </w:rPr>
         <w:t>יתחבר ל־</w:t>
       </w:r>
-      <w:proofErr w:type="gramStart"/>
       <w:r>
         <w:t xml:space="preserve">PostgreSQL </w:t>
       </w:r>
@@ -666,26 +645,11 @@
           <w:rtl/>
           <w:lang w:val="en-US"/>
         </w:rPr>
-        <w:t>דרך</w:t>
-      </w:r>
-      <w:proofErr w:type="gramEnd"/>
-      <w:r>
-        <w:rPr>
-          <w:rtl/>
-          <w:lang w:val="en-US"/>
-        </w:rPr>
-        <w:t> </w:t>
-      </w:r>
-      <w:proofErr w:type="gramStart"/>
-      <w:r>
-        <w:t>Host=</w:t>
-      </w:r>
-      <w:proofErr w:type="spellStart"/>
-      <w:r>
-        <w:t>host.docker.internal</w:t>
-      </w:r>
-      <w:proofErr w:type="spellEnd"/>
-      <w:proofErr w:type="gramEnd"/>
+        <w:t>דרך </w:t>
+      </w:r>
+      <w:r>
+        <w:t>Host=host.docker.internal</w:t>
+      </w:r>
     </w:p>
     <w:p>
       <w:pPr>
@@ -715,15 +679,7 @@
         </w:numPr>
       </w:pPr>
       <w:r>
-        <w:t>dotnet </w:t>
-      </w:r>
-      <w:proofErr w:type="spellStart"/>
-      <w:r>
-        <w:t>ef</w:t>
-      </w:r>
-      <w:proofErr w:type="spellEnd"/>
-      <w:r>
-        <w:t> migrations list</w:t>
+        <w:t>dotnet ef migrations list</w:t>
       </w:r>
     </w:p>
     <w:p>
@@ -735,15 +691,7 @@
         </w:numPr>
       </w:pPr>
       <w:r>
-        <w:t>dotnet </w:t>
-      </w:r>
-      <w:proofErr w:type="spellStart"/>
-      <w:r>
-        <w:t>ef</w:t>
-      </w:r>
-      <w:proofErr w:type="spellEnd"/>
-      <w:r>
-        <w:t> database update</w:t>
+        <w:t>dotnet ef database update</w:t>
       </w:r>
     </w:p>
     <w:p>
@@ -755,21 +703,8 @@
         </w:numPr>
       </w:pPr>
       <w:r>
-        <w:t>dotnet </w:t>
-      </w:r>
-      <w:proofErr w:type="spellStart"/>
-      <w:r>
-        <w:t>ef</w:t>
-      </w:r>
-      <w:proofErr w:type="spellEnd"/>
-      <w:r>
-        <w:t> migrations add </w:t>
-      </w:r>
-      <w:proofErr w:type="spellStart"/>
-      <w:r>
-        <w:t>AddCustomersTable</w:t>
-      </w:r>
-      <w:proofErr w:type="spellEnd"/>
+        <w:t>dotnet ef migrations add AddCustomersTable</w:t>
+      </w:r>
     </w:p>
     <w:p>
       <w:pPr>
@@ -857,11 +792,7 @@
         <w:bidi/>
       </w:pPr>
       <w:r>
-        <w:t xml:space="preserve">EF </w:t>
-      </w:r>
-      <w:proofErr w:type="gramStart"/>
-      <w:r>
-        <w:t xml:space="preserve">Core </w:t>
+        <w:t xml:space="preserve">EF Core </w:t>
       </w:r>
       <w:r>
         <w:rPr>
@@ -874,16 +805,8 @@
         <w:rPr>
           <w:rtl/>
         </w:rPr>
-        <w:t>יתחבר</w:t>
-      </w:r>
-      <w:proofErr w:type="gramEnd"/>
-      <w:r>
-        <w:rPr>
-          <w:rtl/>
-        </w:rPr>
-        <w:t xml:space="preserve"> ל־</w:t>
-      </w:r>
-      <w:proofErr w:type="gramStart"/>
+        <w:t>יתחבר ל־</w:t>
+      </w:r>
       <w:r>
         <w:t xml:space="preserve">PostgreSQL </w:t>
       </w:r>
@@ -898,23 +821,10 @@
         <w:rPr>
           <w:rtl/>
         </w:rPr>
-        <w:t>דרך</w:t>
-      </w:r>
-      <w:proofErr w:type="gramEnd"/>
-      <w:r>
-        <w:rPr>
-          <w:rtl/>
-        </w:rPr>
-        <w:t> </w:t>
-      </w:r>
-      <w:proofErr w:type="spellStart"/>
-      <w:proofErr w:type="gramStart"/>
-      <w:r>
-        <w:t>db</w:t>
-      </w:r>
-      <w:proofErr w:type="spellEnd"/>
-      <w:r>
-        <w:t> </w:t>
+        <w:t>דרך </w:t>
+      </w:r>
+      <w:r>
+        <w:t>db </w:t>
       </w:r>
       <w:r>
         <w:rPr>
@@ -927,14 +837,7 @@
         <w:rPr>
           <w:rtl/>
         </w:rPr>
-        <w:t>שם</w:t>
-      </w:r>
-      <w:proofErr w:type="gramEnd"/>
-      <w:r>
-        <w:rPr>
-          <w:rtl/>
-        </w:rPr>
-        <w:t xml:space="preserve"> השירות ב־</w:t>
+        <w:t>שם השירות ב־</w:t>
       </w:r>
       <w:r>
         <w:t>docker-compose</w:t>
@@ -954,13 +857,8 @@
         </w:rPr>
         <w:t>מתאים להרצה מתוך קונטיינר </w:t>
       </w:r>
-      <w:proofErr w:type="spellStart"/>
-      <w:r>
-        <w:t>ef</w:t>
-      </w:r>
-      <w:proofErr w:type="spellEnd"/>
-      <w:r>
-        <w:t> </w:t>
+      <w:r>
+        <w:t>ef </w:t>
       </w:r>
       <w:r>
         <w:rPr>
@@ -975,11 +873,9 @@
         </w:rPr>
         <w:t>או </w:t>
       </w:r>
-      <w:proofErr w:type="spellStart"/>
       <w:r>
         <w:t>api</w:t>
       </w:r>
-      <w:proofErr w:type="spellEnd"/>
       <w:r>
         <w:rPr>
           <w:rFonts w:hint="cs"/>
@@ -1004,14 +900,12 @@
         </w:rPr>
         <w:t xml:space="preserve">כדי לתמוך בשתי הסביבות התווספו שני קובצי </w:t>
       </w:r>
-      <w:proofErr w:type="spellStart"/>
       <w:r>
         <w:rPr>
           <w:rFonts w:hint="eastAsia"/>
         </w:rPr>
         <w:t>appSettings.json</w:t>
       </w:r>
-      <w:proofErr w:type="spellEnd"/>
       <w:r>
         <w:rPr>
           <w:rFonts w:hint="cs"/>
@@ -1033,16 +927,12 @@
           <w:lang w:val="en-US"/>
         </w:rPr>
       </w:pPr>
-      <w:proofErr w:type="spellStart"/>
-      <w:proofErr w:type="gramStart"/>
       <w:r>
         <w:rPr>
           <w:lang w:val="en-US"/>
         </w:rPr>
         <w:t>appsettings.Development.json</w:t>
       </w:r>
-      <w:proofErr w:type="spellEnd"/>
-      <w:proofErr w:type="gramEnd"/>
       <w:r>
         <w:rPr>
           <w:rFonts w:hint="cs"/>
@@ -1106,9 +996,42 @@
           <w:szCs w:val="19"/>
           <w:highlight w:val="white"/>
         </w:rPr>
-        <w:t>"</w:t>
-      </w:r>
-      <w:proofErr w:type="spellStart"/>
+        <w:t>"ConnectionStrings"</w:t>
+      </w:r>
+      <w:r>
+        <w:rPr>
+          <w:rFonts w:ascii="Cascadia Mono" w:hAnsi="Cascadia Mono" w:cs="Cascadia Mono"/>
+          <w:color w:val="000000"/>
+          <w:kern w:val="0"/>
+          <w:sz w:val="19"/>
+          <w:szCs w:val="19"/>
+          <w:highlight w:val="white"/>
+        </w:rPr>
+        <w:t>: {</w:t>
+      </w:r>
+    </w:p>
+    <w:p>
+      <w:pPr>
+        <w:pStyle w:val="ListParagraph"/>
+        <w:autoSpaceDE w:val="0"/>
+        <w:autoSpaceDN w:val="0"/>
+        <w:adjustRightInd w:val="0"/>
+        <w:spacing w:after="0" w:line="240" w:lineRule="auto"/>
+        <w:rPr>
+          <w:lang w:val="en-US"/>
+        </w:rPr>
+      </w:pPr>
+      <w:r>
+        <w:rPr>
+          <w:rFonts w:ascii="Cascadia Mono" w:hAnsi="Cascadia Mono" w:cs="Cascadia Mono"/>
+          <w:color w:val="000000"/>
+          <w:kern w:val="0"/>
+          <w:sz w:val="19"/>
+          <w:szCs w:val="19"/>
+          <w:highlight w:val="white"/>
+        </w:rPr>
+        <w:t xml:space="preserve">  </w:t>
+      </w:r>
       <w:r>
         <w:rPr>
           <w:rFonts w:ascii="Cascadia Mono" w:hAnsi="Cascadia Mono" w:cs="Cascadia Mono"/>
@@ -1118,9 +1041,155 @@
           <w:szCs w:val="19"/>
           <w:highlight w:val="white"/>
         </w:rPr>
-        <w:t>ConnectionStrings</w:t>
-      </w:r>
-      <w:proofErr w:type="spellEnd"/>
+        <w:t>"DefaultConnection"</w:t>
+      </w:r>
+      <w:r>
+        <w:rPr>
+          <w:rFonts w:ascii="Cascadia Mono" w:hAnsi="Cascadia Mono" w:cs="Cascadia Mono"/>
+          <w:color w:val="000000"/>
+          <w:kern w:val="0"/>
+          <w:sz w:val="19"/>
+          <w:szCs w:val="19"/>
+          <w:highlight w:val="white"/>
+        </w:rPr>
+        <w:t xml:space="preserve">: </w:t>
+      </w:r>
+      <w:r>
+        <w:rPr>
+          <w:rFonts w:ascii="Cascadia Mono" w:hAnsi="Cascadia Mono" w:cs="Cascadia Mono"/>
+          <w:color w:val="A31515"/>
+          <w:kern w:val="0"/>
+          <w:sz w:val="19"/>
+          <w:szCs w:val="19"/>
+          <w:highlight w:val="white"/>
+        </w:rPr>
+        <w:t>"</w:t>
+      </w:r>
+      <w:r>
+        <w:rPr>
+          <w:rFonts w:ascii="Cascadia Mono" w:hAnsi="Cascadia Mono" w:cs="Cascadia Mono"/>
+          <w:color w:val="A31515"/>
+          <w:kern w:val="0"/>
+          <w:sz w:val="19"/>
+          <w:szCs w:val="19"/>
+          <w:highlight w:val="yellow"/>
+        </w:rPr>
+        <w:t>Host=host.docker.internal</w:t>
+      </w:r>
+      <w:r>
+        <w:rPr>
+          <w:rFonts w:ascii="Cascadia Mono" w:hAnsi="Cascadia Mono" w:cs="Cascadia Mono"/>
+          <w:color w:val="A31515"/>
+          <w:kern w:val="0"/>
+          <w:sz w:val="19"/>
+          <w:szCs w:val="19"/>
+          <w:highlight w:val="white"/>
+        </w:rPr>
+        <w:t>;Port=5432;Database=a2c_crm;Username=postgres;Password=postgres"</w:t>
+      </w:r>
+      <w:r>
+        <w:rPr>
+          <w:rFonts w:ascii="Cascadia Mono" w:hAnsi="Cascadia Mono" w:cs="Cascadia Mono"/>
+          <w:color w:val="000000"/>
+          <w:kern w:val="0"/>
+          <w:sz w:val="19"/>
+          <w:szCs w:val="19"/>
+          <w:highlight w:val="white"/>
+        </w:rPr>
+        <w:t>}</w:t>
+      </w:r>
+    </w:p>
+    <w:p>
+      <w:pPr>
+        <w:pStyle w:val="ListParagraph"/>
+        <w:bidi/>
+        <w:rPr>
+          <w:lang w:val="en-US"/>
+        </w:rPr>
+      </w:pPr>
+    </w:p>
+    <w:p>
+      <w:pPr>
+        <w:pStyle w:val="ListParagraph"/>
+        <w:numPr>
+          <w:ilvl w:val="0"/>
+          <w:numId w:val="12"/>
+        </w:numPr>
+        <w:bidi/>
+        <w:rPr>
+          <w:lang w:val="en-US"/>
+        </w:rPr>
+      </w:pPr>
+      <w:r>
+        <w:rPr>
+          <w:lang w:val="en-US"/>
+        </w:rPr>
+        <w:t>appsettings.Docker.json</w:t>
+      </w:r>
+      <w:r>
+        <w:rPr>
+          <w:rFonts w:hint="cs"/>
+          <w:rtl/>
+          <w:lang w:val="en-US"/>
+        </w:rPr>
+        <w:t xml:space="preserve"> </w:t>
+      </w:r>
+      <w:r>
+        <w:rPr>
+          <w:rtl/>
+          <w:lang w:val="en-US"/>
+        </w:rPr>
+        <w:t>–</w:t>
+      </w:r>
+      <w:r>
+        <w:rPr>
+          <w:rFonts w:hint="cs"/>
+          <w:rtl/>
+          <w:lang w:val="en-US"/>
+        </w:rPr>
+        <w:t xml:space="preserve"> שכולל את ה </w:t>
+      </w:r>
+      <w:r>
+        <w:rPr>
+          <w:lang w:val="en-US"/>
+        </w:rPr>
+        <w:t>Connection String</w:t>
+      </w:r>
+      <w:r>
+        <w:rPr>
+          <w:rFonts w:hint="cs"/>
+          <w:rtl/>
+          <w:lang w:val="en-US"/>
+        </w:rPr>
+        <w:t xml:space="preserve"> הבא:</w:t>
+      </w:r>
+    </w:p>
+    <w:p>
+      <w:pPr>
+        <w:pStyle w:val="ListParagraph"/>
+        <w:bidi/>
+        <w:rPr>
+          <w:rtl/>
+          <w:lang w:val="en-US"/>
+        </w:rPr>
+      </w:pPr>
+    </w:p>
+    <w:p>
+      <w:pPr>
+        <w:pStyle w:val="ListParagraph"/>
+        <w:autoSpaceDE w:val="0"/>
+        <w:autoSpaceDN w:val="0"/>
+        <w:adjustRightInd w:val="0"/>
+        <w:spacing w:after="0" w:line="240" w:lineRule="auto"/>
+        <w:rPr>
+          <w:rFonts w:ascii="Cascadia Mono" w:hAnsi="Cascadia Mono" w:cs="Cascadia Mono"/>
+          <w:color w:val="000000"/>
+          <w:kern w:val="0"/>
+          <w:sz w:val="19"/>
+          <w:szCs w:val="19"/>
+          <w:highlight w:val="white"/>
+        </w:rPr>
+      </w:pPr>
       <w:r>
         <w:rPr>
           <w:rFonts w:ascii="Cascadia Mono" w:hAnsi="Cascadia Mono" w:cs="Cascadia Mono"/>
@@ -1130,7 +1199,7 @@
           <w:szCs w:val="19"/>
           <w:highlight w:val="white"/>
         </w:rPr>
-        <w:t>"</w:t>
+        <w:t>"ConnectionStrings"</w:t>
       </w:r>
       <w:r>
         <w:rPr>
@@ -1175,31 +1244,7 @@
           <w:szCs w:val="19"/>
           <w:highlight w:val="white"/>
         </w:rPr>
-        <w:t>"</w:t>
-      </w:r>
-      <w:proofErr w:type="spellStart"/>
-      <w:r>
-        <w:rPr>
-          <w:rFonts w:ascii="Cascadia Mono" w:hAnsi="Cascadia Mono" w:cs="Cascadia Mono"/>
-          <w:color w:val="2E75B6"/>
-          <w:kern w:val="0"/>
-          <w:sz w:val="19"/>
-          <w:szCs w:val="19"/>
-          <w:highlight w:val="white"/>
-        </w:rPr>
-        <w:t>DefaultConnection</w:t>
-      </w:r>
-      <w:proofErr w:type="spellEnd"/>
-      <w:r>
-        <w:rPr>
-          <w:rFonts w:ascii="Cascadia Mono" w:hAnsi="Cascadia Mono" w:cs="Cascadia Mono"/>
-          <w:color w:val="2E75B6"/>
-          <w:kern w:val="0"/>
-          <w:sz w:val="19"/>
-          <w:szCs w:val="19"/>
-          <w:highlight w:val="white"/>
-        </w:rPr>
-        <w:t>"</w:t>
+        <w:t>"DefaultConnection"</w:t>
       </w:r>
       <w:r>
         <w:rPr>
@@ -1223,7 +1268,6 @@
         </w:rPr>
         <w:t>"</w:t>
       </w:r>
-      <w:proofErr w:type="gramStart"/>
       <w:r>
         <w:rPr>
           <w:rFonts w:ascii="Cascadia Mono" w:hAnsi="Cascadia Mono" w:cs="Cascadia Mono"/>
@@ -1233,9 +1277,8 @@
           <w:szCs w:val="19"/>
           <w:highlight w:val="yellow"/>
         </w:rPr>
-        <w:t>Host=host.docker.internal</w:t>
-      </w:r>
-      <w:proofErr w:type="gramEnd"/>
+        <w:t>Host=db</w:t>
+      </w:r>
       <w:r>
         <w:rPr>
           <w:rFonts w:ascii="Cascadia Mono" w:hAnsi="Cascadia Mono" w:cs="Cascadia Mono"/>
@@ -1245,79 +1288,7 @@
           <w:szCs w:val="19"/>
           <w:highlight w:val="white"/>
         </w:rPr>
-        <w:t>;Port=</w:t>
-      </w:r>
-      <w:proofErr w:type="gramStart"/>
-      <w:r>
-        <w:rPr>
-          <w:rFonts w:ascii="Cascadia Mono" w:hAnsi="Cascadia Mono" w:cs="Cascadia Mono"/>
-          <w:color w:val="A31515"/>
-          <w:kern w:val="0"/>
-          <w:sz w:val="19"/>
-          <w:szCs w:val="19"/>
-          <w:highlight w:val="white"/>
-        </w:rPr>
-        <w:t>5432;Database</w:t>
-      </w:r>
-      <w:proofErr w:type="gramEnd"/>
-      <w:r>
-        <w:rPr>
-          <w:rFonts w:ascii="Cascadia Mono" w:hAnsi="Cascadia Mono" w:cs="Cascadia Mono"/>
-          <w:color w:val="A31515"/>
-          <w:kern w:val="0"/>
-          <w:sz w:val="19"/>
-          <w:szCs w:val="19"/>
-          <w:highlight w:val="white"/>
-        </w:rPr>
-        <w:t>=a2c_</w:t>
-      </w:r>
-      <w:proofErr w:type="gramStart"/>
-      <w:r>
-        <w:rPr>
-          <w:rFonts w:ascii="Cascadia Mono" w:hAnsi="Cascadia Mono" w:cs="Cascadia Mono"/>
-          <w:color w:val="A31515"/>
-          <w:kern w:val="0"/>
-          <w:sz w:val="19"/>
-          <w:szCs w:val="19"/>
-          <w:highlight w:val="white"/>
-        </w:rPr>
-        <w:t>crm;Username</w:t>
-      </w:r>
-      <w:proofErr w:type="gramEnd"/>
-      <w:r>
-        <w:rPr>
-          <w:rFonts w:ascii="Cascadia Mono" w:hAnsi="Cascadia Mono" w:cs="Cascadia Mono"/>
-          <w:color w:val="A31515"/>
-          <w:kern w:val="0"/>
-          <w:sz w:val="19"/>
-          <w:szCs w:val="19"/>
-          <w:highlight w:val="white"/>
-        </w:rPr>
-        <w:t>=</w:t>
-      </w:r>
-      <w:proofErr w:type="gramStart"/>
-      <w:r>
-        <w:rPr>
-          <w:rFonts w:ascii="Cascadia Mono" w:hAnsi="Cascadia Mono" w:cs="Cascadia Mono"/>
-          <w:color w:val="A31515"/>
-          <w:kern w:val="0"/>
-          <w:sz w:val="19"/>
-          <w:szCs w:val="19"/>
-          <w:highlight w:val="white"/>
-        </w:rPr>
-        <w:t>postgres;Password</w:t>
-      </w:r>
-      <w:proofErr w:type="gramEnd"/>
-      <w:r>
-        <w:rPr>
-          <w:rFonts w:ascii="Cascadia Mono" w:hAnsi="Cascadia Mono" w:cs="Cascadia Mono"/>
-          <w:color w:val="A31515"/>
-          <w:kern w:val="0"/>
-          <w:sz w:val="19"/>
-          <w:szCs w:val="19"/>
-          <w:highlight w:val="white"/>
-        </w:rPr>
-        <w:t>=postgres"</w:t>
+        <w:t>;Port=5432;Database=a2c_crm;Username=postgres;Password=postgres"</w:t>
       </w:r>
       <w:r>
         <w:rPr>
@@ -1333,357 +1304,6 @@
     </w:p>
     <w:p>
       <w:pPr>
-        <w:pStyle w:val="ListParagraph"/>
-        <w:bidi/>
-        <w:rPr>
-          <w:lang w:val="en-US"/>
-        </w:rPr>
-      </w:pPr>
-    </w:p>
-    <w:p>
-      <w:pPr>
-        <w:pStyle w:val="ListParagraph"/>
-        <w:numPr>
-          <w:ilvl w:val="0"/>
-          <w:numId w:val="12"/>
-        </w:numPr>
-        <w:bidi/>
-        <w:rPr>
-          <w:lang w:val="en-US"/>
-        </w:rPr>
-      </w:pPr>
-      <w:proofErr w:type="spellStart"/>
-      <w:proofErr w:type="gramStart"/>
-      <w:r>
-        <w:rPr>
-          <w:lang w:val="en-US"/>
-        </w:rPr>
-        <w:t>appsettings.Docker.json</w:t>
-      </w:r>
-      <w:proofErr w:type="spellEnd"/>
-      <w:proofErr w:type="gramEnd"/>
-      <w:r>
-        <w:rPr>
-          <w:rFonts w:hint="cs"/>
-          <w:rtl/>
-          <w:lang w:val="en-US"/>
-        </w:rPr>
-        <w:t xml:space="preserve"> </w:t>
-      </w:r>
-      <w:r>
-        <w:rPr>
-          <w:rtl/>
-          <w:lang w:val="en-US"/>
-        </w:rPr>
-        <w:t>–</w:t>
-      </w:r>
-      <w:r>
-        <w:rPr>
-          <w:rFonts w:hint="cs"/>
-          <w:rtl/>
-          <w:lang w:val="en-US"/>
-        </w:rPr>
-        <w:t xml:space="preserve"> שכולל את ה </w:t>
-      </w:r>
-      <w:r>
-        <w:rPr>
-          <w:lang w:val="en-US"/>
-        </w:rPr>
-        <w:t>Connection String</w:t>
-      </w:r>
-      <w:r>
-        <w:rPr>
-          <w:rFonts w:hint="cs"/>
-          <w:rtl/>
-          <w:lang w:val="en-US"/>
-        </w:rPr>
-        <w:t xml:space="preserve"> הבא:</w:t>
-      </w:r>
-    </w:p>
-    <w:p>
-      <w:pPr>
-        <w:pStyle w:val="ListParagraph"/>
-        <w:bidi/>
-        <w:rPr>
-          <w:rtl/>
-          <w:lang w:val="en-US"/>
-        </w:rPr>
-      </w:pPr>
-    </w:p>
-    <w:p>
-      <w:pPr>
-        <w:pStyle w:val="ListParagraph"/>
-        <w:autoSpaceDE w:val="0"/>
-        <w:autoSpaceDN w:val="0"/>
-        <w:adjustRightInd w:val="0"/>
-        <w:spacing w:after="0" w:line="240" w:lineRule="auto"/>
-        <w:rPr>
-          <w:rFonts w:ascii="Cascadia Mono" w:hAnsi="Cascadia Mono" w:cs="Cascadia Mono"/>
-          <w:color w:val="000000"/>
-          <w:kern w:val="0"/>
-          <w:sz w:val="19"/>
-          <w:szCs w:val="19"/>
-          <w:highlight w:val="white"/>
-        </w:rPr>
-      </w:pPr>
-      <w:r>
-        <w:rPr>
-          <w:rFonts w:ascii="Cascadia Mono" w:hAnsi="Cascadia Mono" w:cs="Cascadia Mono"/>
-          <w:color w:val="2E75B6"/>
-          <w:kern w:val="0"/>
-          <w:sz w:val="19"/>
-          <w:szCs w:val="19"/>
-          <w:highlight w:val="white"/>
-        </w:rPr>
-        <w:t>"</w:t>
-      </w:r>
-      <w:proofErr w:type="spellStart"/>
-      <w:r>
-        <w:rPr>
-          <w:rFonts w:ascii="Cascadia Mono" w:hAnsi="Cascadia Mono" w:cs="Cascadia Mono"/>
-          <w:color w:val="2E75B6"/>
-          <w:kern w:val="0"/>
-          <w:sz w:val="19"/>
-          <w:szCs w:val="19"/>
-          <w:highlight w:val="white"/>
-        </w:rPr>
-        <w:t>ConnectionStrings</w:t>
-      </w:r>
-      <w:proofErr w:type="spellEnd"/>
-      <w:r>
-        <w:rPr>
-          <w:rFonts w:ascii="Cascadia Mono" w:hAnsi="Cascadia Mono" w:cs="Cascadia Mono"/>
-          <w:color w:val="2E75B6"/>
-          <w:kern w:val="0"/>
-          <w:sz w:val="19"/>
-          <w:szCs w:val="19"/>
-          <w:highlight w:val="white"/>
-        </w:rPr>
-        <w:t>"</w:t>
-      </w:r>
-      <w:r>
-        <w:rPr>
-          <w:rFonts w:ascii="Cascadia Mono" w:hAnsi="Cascadia Mono" w:cs="Cascadia Mono"/>
-          <w:color w:val="000000"/>
-          <w:kern w:val="0"/>
-          <w:sz w:val="19"/>
-          <w:szCs w:val="19"/>
-          <w:highlight w:val="white"/>
-        </w:rPr>
-        <w:t>: {</w:t>
-      </w:r>
-    </w:p>
-    <w:p>
-      <w:pPr>
-        <w:pStyle w:val="ListParagraph"/>
-        <w:autoSpaceDE w:val="0"/>
-        <w:autoSpaceDN w:val="0"/>
-        <w:adjustRightInd w:val="0"/>
-        <w:spacing w:after="0" w:line="240" w:lineRule="auto"/>
-        <w:rPr>
-          <w:lang w:val="en-US"/>
-        </w:rPr>
-      </w:pPr>
-      <w:r>
-        <w:rPr>
-          <w:rFonts w:ascii="Cascadia Mono" w:hAnsi="Cascadia Mono" w:cs="Cascadia Mono"/>
-          <w:color w:val="000000"/>
-          <w:kern w:val="0"/>
-          <w:sz w:val="19"/>
-          <w:szCs w:val="19"/>
-          <w:highlight w:val="white"/>
-        </w:rPr>
-        <w:t xml:space="preserve">  </w:t>
-      </w:r>
-      <w:r>
-        <w:rPr>
-          <w:rFonts w:ascii="Cascadia Mono" w:hAnsi="Cascadia Mono" w:cs="Cascadia Mono"/>
-          <w:color w:val="2E75B6"/>
-          <w:kern w:val="0"/>
-          <w:sz w:val="19"/>
-          <w:szCs w:val="19"/>
-          <w:highlight w:val="white"/>
-        </w:rPr>
-        <w:t>"</w:t>
-      </w:r>
-      <w:proofErr w:type="spellStart"/>
-      <w:r>
-        <w:rPr>
-          <w:rFonts w:ascii="Cascadia Mono" w:hAnsi="Cascadia Mono" w:cs="Cascadia Mono"/>
-          <w:color w:val="2E75B6"/>
-          <w:kern w:val="0"/>
-          <w:sz w:val="19"/>
-          <w:szCs w:val="19"/>
-          <w:highlight w:val="white"/>
-        </w:rPr>
-        <w:t>DefaultConnection</w:t>
-      </w:r>
-      <w:proofErr w:type="spellEnd"/>
-      <w:r>
-        <w:rPr>
-          <w:rFonts w:ascii="Cascadia Mono" w:hAnsi="Cascadia Mono" w:cs="Cascadia Mono"/>
-          <w:color w:val="2E75B6"/>
-          <w:kern w:val="0"/>
-          <w:sz w:val="19"/>
-          <w:szCs w:val="19"/>
-          <w:highlight w:val="white"/>
-        </w:rPr>
-        <w:t>"</w:t>
-      </w:r>
-      <w:r>
-        <w:rPr>
-          <w:rFonts w:ascii="Cascadia Mono" w:hAnsi="Cascadia Mono" w:cs="Cascadia Mono"/>
-          <w:color w:val="000000"/>
-          <w:kern w:val="0"/>
-          <w:sz w:val="19"/>
-          <w:szCs w:val="19"/>
-          <w:highlight w:val="white"/>
-        </w:rPr>
-        <w:t xml:space="preserve">: </w:t>
-      </w:r>
-      <w:r>
-        <w:rPr>
-          <w:rFonts w:ascii="Cascadia Mono" w:hAnsi="Cascadia Mono" w:cs="Cascadia Mono"/>
-          <w:color w:val="A31515"/>
-          <w:kern w:val="0"/>
-          <w:sz w:val="19"/>
-          <w:szCs w:val="19"/>
-          <w:highlight w:val="white"/>
-        </w:rPr>
-        <w:t>"</w:t>
-      </w:r>
-      <w:r>
-        <w:rPr>
-          <w:rFonts w:ascii="Cascadia Mono" w:hAnsi="Cascadia Mono" w:cs="Cascadia Mono"/>
-          <w:color w:val="A31515"/>
-          <w:kern w:val="0"/>
-          <w:sz w:val="19"/>
-          <w:szCs w:val="19"/>
-          <w:highlight w:val="yellow"/>
-        </w:rPr>
-        <w:t>Host=</w:t>
-      </w:r>
-      <w:proofErr w:type="gramStart"/>
-      <w:r>
-        <w:rPr>
-          <w:rFonts w:ascii="Cascadia Mono" w:hAnsi="Cascadia Mono" w:cs="Cascadia Mono"/>
-          <w:color w:val="A31515"/>
-          <w:kern w:val="0"/>
-          <w:sz w:val="19"/>
-          <w:szCs w:val="19"/>
-          <w:highlight w:val="yellow"/>
-        </w:rPr>
-        <w:t>db</w:t>
-      </w:r>
-      <w:r>
-        <w:rPr>
-          <w:rFonts w:ascii="Cascadia Mono" w:hAnsi="Cascadia Mono" w:cs="Cascadia Mono"/>
-          <w:color w:val="A31515"/>
-          <w:kern w:val="0"/>
-          <w:sz w:val="19"/>
-          <w:szCs w:val="19"/>
-          <w:highlight w:val="white"/>
-        </w:rPr>
-        <w:t>;Port</w:t>
-      </w:r>
-      <w:proofErr w:type="gramEnd"/>
-      <w:r>
-        <w:rPr>
-          <w:rFonts w:ascii="Cascadia Mono" w:hAnsi="Cascadia Mono" w:cs="Cascadia Mono"/>
-          <w:color w:val="A31515"/>
-          <w:kern w:val="0"/>
-          <w:sz w:val="19"/>
-          <w:szCs w:val="19"/>
-          <w:highlight w:val="white"/>
-        </w:rPr>
-        <w:t>=</w:t>
-      </w:r>
-      <w:proofErr w:type="gramStart"/>
-      <w:r>
-        <w:rPr>
-          <w:rFonts w:ascii="Cascadia Mono" w:hAnsi="Cascadia Mono" w:cs="Cascadia Mono"/>
-          <w:color w:val="A31515"/>
-          <w:kern w:val="0"/>
-          <w:sz w:val="19"/>
-          <w:szCs w:val="19"/>
-          <w:highlight w:val="white"/>
-        </w:rPr>
-        <w:t>5432;Database</w:t>
-      </w:r>
-      <w:proofErr w:type="gramEnd"/>
-      <w:r>
-        <w:rPr>
-          <w:rFonts w:ascii="Cascadia Mono" w:hAnsi="Cascadia Mono" w:cs="Cascadia Mono"/>
-          <w:color w:val="A31515"/>
-          <w:kern w:val="0"/>
-          <w:sz w:val="19"/>
-          <w:szCs w:val="19"/>
-          <w:highlight w:val="white"/>
-        </w:rPr>
-        <w:t>=a2c_</w:t>
-      </w:r>
-      <w:proofErr w:type="gramStart"/>
-      <w:r>
-        <w:rPr>
-          <w:rFonts w:ascii="Cascadia Mono" w:hAnsi="Cascadia Mono" w:cs="Cascadia Mono"/>
-          <w:color w:val="A31515"/>
-          <w:kern w:val="0"/>
-          <w:sz w:val="19"/>
-          <w:szCs w:val="19"/>
-          <w:highlight w:val="white"/>
-        </w:rPr>
-        <w:t>crm;Username</w:t>
-      </w:r>
-      <w:proofErr w:type="gramEnd"/>
-      <w:r>
-        <w:rPr>
-          <w:rFonts w:ascii="Cascadia Mono" w:hAnsi="Cascadia Mono" w:cs="Cascadia Mono"/>
-          <w:color w:val="A31515"/>
-          <w:kern w:val="0"/>
-          <w:sz w:val="19"/>
-          <w:szCs w:val="19"/>
-          <w:highlight w:val="white"/>
-        </w:rPr>
-        <w:t>=</w:t>
-      </w:r>
-      <w:proofErr w:type="gramStart"/>
-      <w:r>
-        <w:rPr>
-          <w:rFonts w:ascii="Cascadia Mono" w:hAnsi="Cascadia Mono" w:cs="Cascadia Mono"/>
-          <w:color w:val="A31515"/>
-          <w:kern w:val="0"/>
-          <w:sz w:val="19"/>
-          <w:szCs w:val="19"/>
-          <w:highlight w:val="white"/>
-        </w:rPr>
-        <w:t>postgres;Password</w:t>
-      </w:r>
-      <w:proofErr w:type="gramEnd"/>
-      <w:r>
-        <w:rPr>
-          <w:rFonts w:ascii="Cascadia Mono" w:hAnsi="Cascadia Mono" w:cs="Cascadia Mono"/>
-          <w:color w:val="A31515"/>
-          <w:kern w:val="0"/>
-          <w:sz w:val="19"/>
-          <w:szCs w:val="19"/>
-          <w:highlight w:val="white"/>
-        </w:rPr>
-        <w:t>=postgres"</w:t>
-      </w:r>
-      <w:r>
-        <w:rPr>
-          <w:rFonts w:ascii="Cascadia Mono" w:hAnsi="Cascadia Mono" w:cs="Cascadia Mono"/>
-          <w:color w:val="000000"/>
-          <w:kern w:val="0"/>
-          <w:sz w:val="19"/>
-          <w:szCs w:val="19"/>
-          <w:highlight w:val="white"/>
-        </w:rPr>
-        <w:t>}</w:t>
-      </w:r>
-    </w:p>
-    <w:p>
-      <w:pPr>
         <w:pStyle w:val="Heading2"/>
         <w:bidi/>
         <w:rPr>
@@ -1781,15 +1401,7 @@
         <w:ind w:left="720"/>
       </w:pPr>
       <w:r>
-        <w:t>if "%</w:t>
-      </w:r>
-      <w:proofErr w:type="spellStart"/>
-      <w:r>
-        <w:t>envChoice</w:t>
-      </w:r>
-      <w:proofErr w:type="spellEnd"/>
-      <w:r>
-        <w:t>%"=="1" (</w:t>
+        <w:t>if "%envChoice%"=="1" (</w:t>
       </w:r>
     </w:p>
     <w:p>
@@ -1814,26 +1426,11 @@
       <w:r>
         <w:t xml:space="preserve"> </w:t>
       </w:r>
-      <w:proofErr w:type="spellStart"/>
-      <w:proofErr w:type="gramStart"/>
-      <w:r>
-        <w:t>host.docker</w:t>
-      </w:r>
-      <w:proofErr w:type="gramEnd"/>
-      <w:r>
-        <w:t>.</w:t>
-      </w:r>
-      <w:proofErr w:type="gramStart"/>
-      <w:r>
-        <w:t>internal</w:t>
-      </w:r>
-      <w:proofErr w:type="spellEnd"/>
-      <w:r>
-        <w:t>;...</w:t>
-      </w:r>
-      <w:proofErr w:type="gramEnd"/>
-      <w:r>
-        <w:t>) </w:t>
+      <w:r>
+        <w:t>host.docker.internal</w:t>
+      </w:r>
+      <w:r>
+        <w:t>;...) </w:t>
       </w:r>
     </w:p>
     <w:p>
@@ -1846,15 +1443,7 @@
         </w:rPr>
       </w:pPr>
       <w:r>
-        <w:t>else if "%</w:t>
-      </w:r>
-      <w:proofErr w:type="spellStart"/>
-      <w:r>
-        <w:t>envChoice</w:t>
-      </w:r>
-      <w:proofErr w:type="spellEnd"/>
-      <w:r>
-        <w:t>%"=="2" </w:t>
+        <w:t>else if "%envChoice%"=="2" </w:t>
       </w:r>
     </w:p>
     <w:p>
@@ -1864,20 +1453,7 @@
         <w:ind w:left="720" w:firstLine="720"/>
       </w:pPr>
       <w:r>
-        <w:t>(set CONNECTION_STRING=Host=</w:t>
-      </w:r>
-      <w:proofErr w:type="spellStart"/>
-      <w:proofErr w:type="gramStart"/>
-      <w:r>
-        <w:t>db</w:t>
-      </w:r>
-      <w:proofErr w:type="spellEnd"/>
-      <w:r>
-        <w:t>;...</w:t>
-      </w:r>
-      <w:proofErr w:type="gramEnd"/>
-      <w:r>
-        <w:t>)</w:t>
+        <w:t>(set CONNECTION_STRING=Host=db;...)</w:t>
       </w:r>
     </w:p>
     <w:p>
@@ -1899,7 +1475,6 @@
           <w:rtl/>
         </w:rPr>
       </w:pPr>
-      <w:proofErr w:type="spellStart"/>
       <w:r>
         <w:rPr>
           <w:rFonts w:ascii="Segoe UI Emoji" w:hAnsi="Segoe UI Emoji" w:cs="Segoe UI Emoji"/>
@@ -1908,7 +1483,6 @@
         </w:rPr>
         <w:t>Dockerfile</w:t>
       </w:r>
-      <w:proofErr w:type="spellEnd"/>
       <w:r>
         <w:rPr>
           <w:rFonts w:ascii="Segoe UI Emoji" w:hAnsi="Segoe UI Emoji" w:cs="Segoe UI Emoji" w:hint="cs"/>
@@ -1943,7 +1517,6 @@
         </w:rPr>
         <w:t xml:space="preserve">כולל תמיכה בסביבות </w:t>
       </w:r>
-      <w:proofErr w:type="gramStart"/>
       <w:r>
         <w:rPr>
           <w:rFonts w:ascii="Segoe UI Emoji" w:hAnsi="Segoe UI Emoji" w:cs="Arial" w:hint="eastAsia"/>
@@ -1963,18 +1536,8 @@
           <w:rtl/>
           <w:lang w:val="en-US"/>
         </w:rPr>
-        <w:t xml:space="preserve"> -</w:t>
-      </w:r>
-      <w:proofErr w:type="gramEnd"/>
-      <w:r>
-        <w:rPr>
-          <w:rFonts w:ascii="Segoe UI Emoji" w:hAnsi="Segoe UI Emoji" w:cs="Arial" w:hint="cs"/>
-          <w:rtl/>
-          <w:lang w:val="en-US"/>
-        </w:rPr>
-        <w:t xml:space="preserve"> לכן כולל את </w:t>
-      </w:r>
-      <w:proofErr w:type="spellStart"/>
+        <w:t xml:space="preserve"> - לכן כולל את </w:t>
+      </w:r>
       <w:r>
         <w:rPr>
           <w:rFonts w:ascii="Segoe UI Emoji" w:hAnsi="Segoe UI Emoji" w:cs="Arial"/>
@@ -1982,7 +1545,6 @@
         </w:rPr>
         <w:t>Dockerfile.ef</w:t>
       </w:r>
-      <w:proofErr w:type="spellEnd"/>
       <w:r>
         <w:rPr>
           <w:rFonts w:ascii="Segoe UI Emoji" w:hAnsi="Segoe UI Emoji" w:cs="Arial" w:hint="cs"/>
@@ -2322,13 +1884,8 @@
         </w:rPr>
         <w:t>דרך השם </w:t>
       </w:r>
-      <w:proofErr w:type="spellStart"/>
-      <w:r>
-        <w:t>db</w:t>
-      </w:r>
-      <w:proofErr w:type="spellEnd"/>
-      <w:r>
-        <w:t> (</w:t>
+      <w:r>
+        <w:t>db (</w:t>
       </w:r>
       <w:r>
         <w:rPr>
@@ -2489,13 +2046,8 @@
         </w:rPr>
         <w:t>לכן היא לא מכירה את השם </w:t>
       </w:r>
-      <w:proofErr w:type="spellStart"/>
-      <w:r>
-        <w:t>db</w:t>
-      </w:r>
-      <w:proofErr w:type="spellEnd"/>
-      <w:r>
-        <w:t xml:space="preserve">, </w:t>
+      <w:r>
+        <w:t xml:space="preserve">db, </w:t>
       </w:r>
       <w:r>
         <w:rPr>
@@ -2540,13 +2092,8 @@
         </w:rPr>
         <w:t>או </w:t>
       </w:r>
-      <w:proofErr w:type="spellStart"/>
-      <w:r>
-        <w:t>host.docker.internal</w:t>
-      </w:r>
-      <w:proofErr w:type="spellEnd"/>
-      <w:r>
-        <w:t>.</w:t>
+      <w:r>
+        <w:t>host.docker.internal.</w:t>
       </w:r>
     </w:p>
     <w:p>
@@ -2581,30 +2128,12 @@
         </w:rPr>
         <w:t>מה זה </w:t>
       </w:r>
-      <w:proofErr w:type="spellStart"/>
-      <w:proofErr w:type="gramStart"/>
-      <w:r>
-        <w:rPr>
-          <w:b/>
-          <w:bCs/>
-        </w:rPr>
-        <w:t>host.docker</w:t>
-      </w:r>
-      <w:proofErr w:type="gramEnd"/>
-      <w:r>
-        <w:rPr>
-          <w:b/>
-          <w:bCs/>
-        </w:rPr>
-        <w:t>.internal</w:t>
-      </w:r>
-      <w:proofErr w:type="spellEnd"/>
-      <w:r>
-        <w:rPr>
-          <w:b/>
-          <w:bCs/>
-        </w:rPr>
-        <w:t>?</w:t>
+      <w:r>
+        <w:rPr>
+          <w:b/>
+          <w:bCs/>
+        </w:rPr>
+        <w:t>host.docker.internal?</w:t>
       </w:r>
     </w:p>
     <w:p>
@@ -2702,11 +2231,9 @@
         </w:rPr>
         <w:t xml:space="preserve"> </w:t>
       </w:r>
-      <w:proofErr w:type="spellStart"/>
       <w:r>
         <w:t>host.docker.internal</w:t>
       </w:r>
-      <w:proofErr w:type="spellEnd"/>
     </w:p>
     <w:p>
       <w:pPr>
@@ -2840,15 +2367,7 @@
         <w:t>בנוסף יש לי 2 טבלאות ב</w:t>
       </w:r>
       <w:r>
-        <w:t xml:space="preserve"> PostgreSQL: Users </w:t>
-      </w:r>
-      <w:proofErr w:type="spellStart"/>
-      <w:r>
-        <w:t>UserRoles</w:t>
-      </w:r>
-      <w:proofErr w:type="spellEnd"/>
-      <w:r>
-        <w:t xml:space="preserve"> </w:t>
+        <w:t xml:space="preserve"> PostgreSQL: Users UserRoles </w:t>
       </w:r>
       <w:r>
         <w:rPr>
@@ -2870,251 +2389,24 @@
         <w:spacing w:after="0"/>
       </w:pPr>
       <w:r>
-        <w:t xml:space="preserve"> (</w:t>
-      </w:r>
-      <w:proofErr w:type="spellStart"/>
-      <w:r>
-        <w:t>UserRole</w:t>
-      </w:r>
-      <w:proofErr w:type="spellEnd"/>
-      <w:r>
-        <w:t xml:space="preserve"> </w:t>
-      </w:r>
-      <w:proofErr w:type="spellStart"/>
-      <w:r>
-        <w:t>enum</w:t>
-      </w:r>
-      <w:proofErr w:type="spellEnd"/>
-      <w:r>
-        <w:t xml:space="preserve">) public static class </w:t>
-      </w:r>
-      <w:proofErr w:type="spellStart"/>
-      <w:r>
-        <w:t>DbSeeder</w:t>
-      </w:r>
-      <w:proofErr w:type="spellEnd"/>
-      <w:r>
-        <w:t xml:space="preserve"> </w:t>
-      </w:r>
-      <w:proofErr w:type="gramStart"/>
-      <w:r>
-        <w:t>{ public</w:t>
-      </w:r>
-      <w:proofErr w:type="gramEnd"/>
-      <w:r>
-        <w:t xml:space="preserve"> static void </w:t>
-      </w:r>
-      <w:proofErr w:type="spellStart"/>
-      <w:proofErr w:type="gramStart"/>
-      <w:r>
-        <w:t>SeedRoles</w:t>
-      </w:r>
-      <w:proofErr w:type="spellEnd"/>
-      <w:r>
-        <w:t>(</w:t>
-      </w:r>
-      <w:proofErr w:type="spellStart"/>
-      <w:proofErr w:type="gramEnd"/>
-      <w:r>
-        <w:t>AppDbContext</w:t>
-      </w:r>
-      <w:proofErr w:type="spellEnd"/>
-      <w:r>
-        <w:t xml:space="preserve"> context) </w:t>
-      </w:r>
-      <w:proofErr w:type="gramStart"/>
-      <w:r>
-        <w:t>{ if</w:t>
-      </w:r>
-      <w:proofErr w:type="gramEnd"/>
-      <w:r>
-        <w:t xml:space="preserve"> </w:t>
-      </w:r>
-      <w:proofErr w:type="gramStart"/>
-      <w:r>
-        <w:t>(!</w:t>
-      </w:r>
-      <w:proofErr w:type="spellStart"/>
-      <w:r>
-        <w:t>context</w:t>
-      </w:r>
-      <w:proofErr w:type="gramEnd"/>
-      <w:r>
-        <w:t>.UserRoles.Any</w:t>
-      </w:r>
-      <w:proofErr w:type="spellEnd"/>
-      <w:r>
-        <w:t xml:space="preserve">()) </w:t>
-      </w:r>
-      <w:proofErr w:type="gramStart"/>
-      <w:r>
-        <w:t>{ var</w:t>
-      </w:r>
-      <w:proofErr w:type="gramEnd"/>
-      <w:r>
-        <w:t xml:space="preserve"> roles = new List </w:t>
-      </w:r>
-      <w:proofErr w:type="gramStart"/>
-      <w:r>
-        <w:t>{ new</w:t>
-      </w:r>
-      <w:proofErr w:type="gramEnd"/>
-      <w:r>
-        <w:t xml:space="preserve"> </w:t>
-      </w:r>
-      <w:proofErr w:type="spellStart"/>
-      <w:r>
-        <w:t>UserRole</w:t>
-      </w:r>
-      <w:proofErr w:type="spellEnd"/>
-      <w:r>
-        <w:t xml:space="preserve"> </w:t>
-      </w:r>
-      <w:proofErr w:type="gramStart"/>
-      <w:r>
-        <w:t xml:space="preserve">{ </w:t>
-      </w:r>
-      <w:proofErr w:type="spellStart"/>
-      <w:r>
-        <w:t>RoleName</w:t>
-      </w:r>
-      <w:proofErr w:type="spellEnd"/>
-      <w:proofErr w:type="gramEnd"/>
-      <w:r>
-        <w:t xml:space="preserve"> = </w:t>
-      </w:r>
-      <w:proofErr w:type="spellStart"/>
-      <w:proofErr w:type="gramStart"/>
-      <w:r>
-        <w:t>RoleType.User</w:t>
-      </w:r>
-      <w:proofErr w:type="spellEnd"/>
-      <w:r>
-        <w:t xml:space="preserve"> }</w:t>
-      </w:r>
-      <w:proofErr w:type="gramEnd"/>
-      <w:r>
-        <w:t xml:space="preserve">, new </w:t>
-      </w:r>
-      <w:proofErr w:type="spellStart"/>
-      <w:r>
-        <w:t>UserRole</w:t>
-      </w:r>
-      <w:proofErr w:type="spellEnd"/>
-      <w:r>
-        <w:t xml:space="preserve"> </w:t>
-      </w:r>
-      <w:proofErr w:type="gramStart"/>
-      <w:r>
-        <w:t xml:space="preserve">{ </w:t>
-      </w:r>
-      <w:proofErr w:type="spellStart"/>
-      <w:r>
-        <w:t>RoleName</w:t>
-      </w:r>
-      <w:proofErr w:type="spellEnd"/>
-      <w:proofErr w:type="gramEnd"/>
-      <w:r>
-        <w:t xml:space="preserve"> = </w:t>
-      </w:r>
-      <w:proofErr w:type="spellStart"/>
-      <w:proofErr w:type="gramStart"/>
-      <w:r>
-        <w:t>RoleType.Admin</w:t>
-      </w:r>
-      <w:proofErr w:type="spellEnd"/>
-      <w:r>
-        <w:t xml:space="preserve"> }</w:t>
-      </w:r>
-      <w:proofErr w:type="gramEnd"/>
-      <w:r>
-        <w:t xml:space="preserve">, new </w:t>
-      </w:r>
-      <w:proofErr w:type="spellStart"/>
-      <w:r>
-        <w:t>UserRole</w:t>
-      </w:r>
-      <w:proofErr w:type="spellEnd"/>
-      <w:r>
-        <w:t xml:space="preserve"> </w:t>
-      </w:r>
-      <w:proofErr w:type="gramStart"/>
-      <w:r>
-        <w:t xml:space="preserve">{ </w:t>
-      </w:r>
-      <w:proofErr w:type="spellStart"/>
-      <w:r>
-        <w:t>RoleName</w:t>
-      </w:r>
-      <w:proofErr w:type="spellEnd"/>
-      <w:proofErr w:type="gramEnd"/>
-      <w:r>
-        <w:t xml:space="preserve"> = </w:t>
-      </w:r>
-      <w:proofErr w:type="spellStart"/>
-      <w:proofErr w:type="gramStart"/>
-      <w:r>
-        <w:t>RoleType.SuperUser</w:t>
-      </w:r>
-      <w:proofErr w:type="spellEnd"/>
-      <w:r>
-        <w:t xml:space="preserve"> }</w:t>
-      </w:r>
-      <w:proofErr w:type="gramEnd"/>
-      <w:r>
-        <w:t xml:space="preserve"> </w:t>
-      </w:r>
-      <w:proofErr w:type="gramStart"/>
-      <w:r>
-        <w:t>};</w:t>
-      </w:r>
-      <w:proofErr w:type="gramEnd"/>
+        <w:t xml:space="preserve"> (UserRole enum) public static class DbSeeder { public static void SeedRoles(AppDbContext context) { if (!context.UserRoles.Any()) { var roles = new List { new UserRole { RoleName = RoleType.User }, new UserRole { RoleName = RoleType.Admin }, new UserRole { RoleName = RoleType.SuperUser } };</w:t>
+      </w:r>
     </w:p>
     <w:p>
       <w:pPr>
         <w:spacing w:after="0"/>
       </w:pPr>
       <w:r>
-        <w:t xml:space="preserve">         </w:t>
-      </w:r>
-      <w:proofErr w:type="spellStart"/>
-      <w:proofErr w:type="gramStart"/>
-      <w:r>
-        <w:t>context.UserRoles.AddRange</w:t>
-      </w:r>
-      <w:proofErr w:type="spellEnd"/>
-      <w:proofErr w:type="gramEnd"/>
-      <w:r>
-        <w:t>(roles</w:t>
-      </w:r>
-      <w:proofErr w:type="gramStart"/>
-      <w:r>
-        <w:t>);</w:t>
-      </w:r>
-      <w:proofErr w:type="gramEnd"/>
+        <w:t xml:space="preserve">         context.UserRoles.AddRange(roles);</w:t>
+      </w:r>
     </w:p>
     <w:p>
       <w:pPr>
         <w:spacing w:after="0"/>
       </w:pPr>
       <w:r>
-        <w:t xml:space="preserve">         </w:t>
-      </w:r>
-      <w:proofErr w:type="spellStart"/>
-      <w:proofErr w:type="gramStart"/>
-      <w:r>
-        <w:t>context.SaveChanges</w:t>
-      </w:r>
-      <w:proofErr w:type="spellEnd"/>
-      <w:proofErr w:type="gramEnd"/>
-      <w:r>
-        <w:t>(</w:t>
-      </w:r>
-      <w:proofErr w:type="gramStart"/>
-      <w:r>
-        <w:t>);</w:t>
-      </w:r>
-      <w:proofErr w:type="gramEnd"/>
+        <w:t xml:space="preserve">         context.SaveChanges();</w:t>
+      </w:r>
     </w:p>
     <w:p>
       <w:pPr>
@@ -3163,15 +2455,7 @@
         <w:t>האם המיגרציות אמורות ליצור טיפוס מסוג</w:t>
       </w:r>
       <w:r>
-        <w:t xml:space="preserve"> </w:t>
-      </w:r>
-      <w:proofErr w:type="spellStart"/>
-      <w:r>
-        <w:t>UserRoles</w:t>
-      </w:r>
-      <w:proofErr w:type="spellEnd"/>
-      <w:r>
-        <w:t xml:space="preserve"> </w:t>
+        <w:t xml:space="preserve"> UserRoles </w:t>
       </w:r>
       <w:r>
         <w:rPr>
@@ -3238,15 +2522,7 @@
         <w:t>אני רוצה לכתוב קוד שמייצר משתמש חדש עם כל פרטי המשתמש וגם ממלא יוצר רשומה עם המפתח של המשתמש שמגדיר גם את התפקיד שלו בטבלת ה</w:t>
       </w:r>
       <w:r>
-        <w:t xml:space="preserve"> </w:t>
-      </w:r>
-      <w:proofErr w:type="spellStart"/>
-      <w:r>
-        <w:t>UserRoles</w:t>
-      </w:r>
-      <w:proofErr w:type="spellEnd"/>
-      <w:r>
-        <w:t xml:space="preserve">. </w:t>
+        <w:t xml:space="preserve"> UserRoles. </w:t>
       </w:r>
       <w:r>
         <w:rPr>
@@ -3256,47 +2532,7 @@
         <w:t>זה מה שייש לי כרגע במחלקת ה</w:t>
       </w:r>
       <w:r>
-        <w:t xml:space="preserve"> </w:t>
-      </w:r>
-      <w:proofErr w:type="spellStart"/>
-      <w:r>
-        <w:t>AppDbContext</w:t>
-      </w:r>
-      <w:proofErr w:type="spellEnd"/>
-      <w:r>
-        <w:t xml:space="preserve">: namespace A2C.CRM.Api.Data { public class </w:t>
-      </w:r>
-      <w:proofErr w:type="spellStart"/>
-      <w:r>
-        <w:t>AppDbContext</w:t>
-      </w:r>
-      <w:proofErr w:type="spellEnd"/>
-      <w:r>
-        <w:t xml:space="preserve"> : </w:t>
-      </w:r>
-      <w:proofErr w:type="spellStart"/>
-      <w:r>
-        <w:t>DbContext</w:t>
-      </w:r>
-      <w:proofErr w:type="spellEnd"/>
-      <w:r>
-        <w:t xml:space="preserve"> { public </w:t>
-      </w:r>
-      <w:proofErr w:type="spellStart"/>
-      <w:r>
-        <w:t>AppDbContext</w:t>
-      </w:r>
-      <w:proofErr w:type="spellEnd"/>
-      <w:r>
-        <w:t>(</w:t>
-      </w:r>
-      <w:proofErr w:type="spellStart"/>
-      <w:r>
-        <w:t>DbContextOptions</w:t>
-      </w:r>
-      <w:proofErr w:type="spellEnd"/>
-      <w:r>
-        <w:t xml:space="preserve"> options) : base(options) { }</w:t>
+        <w:t xml:space="preserve"> AppDbContext: namespace A2C.CRM.Api.Data { public class AppDbContext : DbContext { public AppDbContext(DbContextOptions options) : base(options) { }</w:t>
       </w:r>
     </w:p>
     <w:p>
@@ -3305,29 +2541,8 @@
         <w:ind w:left="720"/>
       </w:pPr>
       <w:r>
-        <w:t xml:space="preserve">public </w:t>
-      </w:r>
-      <w:proofErr w:type="spellStart"/>
-      <w:r>
-        <w:t>DbSet</w:t>
-      </w:r>
-      <w:proofErr w:type="spellEnd"/>
-      <w:r>
-        <w:t xml:space="preserve">&lt;User&gt; Users </w:t>
-      </w:r>
-      <w:proofErr w:type="gramStart"/>
-      <w:r>
-        <w:t>{ get</w:t>
-      </w:r>
-      <w:proofErr w:type="gramEnd"/>
-      <w:r>
-        <w:t>; set</w:t>
-      </w:r>
-      <w:proofErr w:type="gramStart"/>
-      <w:r>
-        <w:t>; }</w:t>
-      </w:r>
-      <w:proofErr w:type="gramEnd"/>
+        <w:t>public DbSet&lt;User&gt; Users { get; set; }</w:t>
+      </w:r>
     </w:p>
     <w:p>
       <w:pPr>
@@ -3335,45 +2550,8 @@
         <w:ind w:left="720"/>
       </w:pPr>
       <w:r>
-        <w:t xml:space="preserve">public </w:t>
-      </w:r>
-      <w:proofErr w:type="spellStart"/>
-      <w:r>
-        <w:t>DbSet</w:t>
-      </w:r>
-      <w:proofErr w:type="spellEnd"/>
-      <w:r>
-        <w:t>&lt;</w:t>
-      </w:r>
-      <w:proofErr w:type="spellStart"/>
-      <w:r>
-        <w:t>UserRole</w:t>
-      </w:r>
-      <w:proofErr w:type="spellEnd"/>
-      <w:r>
-        <w:t xml:space="preserve">&gt; </w:t>
-      </w:r>
-      <w:proofErr w:type="spellStart"/>
-      <w:r>
-        <w:t>UserRoles</w:t>
-      </w:r>
-      <w:proofErr w:type="spellEnd"/>
-      <w:r>
-        <w:t xml:space="preserve"> </w:t>
-      </w:r>
-      <w:proofErr w:type="gramStart"/>
-      <w:r>
-        <w:t>{ get</w:t>
-      </w:r>
-      <w:proofErr w:type="gramEnd"/>
-      <w:r>
-        <w:t>; set</w:t>
-      </w:r>
-      <w:proofErr w:type="gramStart"/>
-      <w:r>
-        <w:t>; }</w:t>
-      </w:r>
-      <w:proofErr w:type="gramEnd"/>
+        <w:t>public DbSet&lt;UserRole&gt; UserRoles { get; set; }</w:t>
+      </w:r>
     </w:p>
     <w:p>
       <w:pPr>
@@ -3402,15 +2580,7 @@
         <w:t>כך נראה ה</w:t>
       </w:r>
       <w:r>
-        <w:t xml:space="preserve"> </w:t>
-      </w:r>
-      <w:proofErr w:type="spellStart"/>
-      <w:r>
-        <w:t>Program.cs</w:t>
-      </w:r>
-      <w:proofErr w:type="spellEnd"/>
-      <w:r>
-        <w:t>:</w:t>
+        <w:t xml:space="preserve"> Program.cs:</w:t>
       </w:r>
     </w:p>
     <w:p>
@@ -3419,57 +2589,8 @@
       </w:pPr>
       <w:r>
         <w:lastRenderedPageBreak/>
-        <w:t xml:space="preserve">using </w:t>
-      </w:r>
-      <w:proofErr w:type="gramStart"/>
-      <w:r>
-        <w:t>A2C.CRM.Api.Data</w:t>
-      </w:r>
-      <w:proofErr w:type="gramEnd"/>
-      <w:r>
-        <w:t xml:space="preserve">; using </w:t>
-      </w:r>
-      <w:proofErr w:type="spellStart"/>
-      <w:r>
-        <w:t>Microsoft.EntityFrameworkCore</w:t>
-      </w:r>
-      <w:proofErr w:type="spellEnd"/>
-      <w:r>
-        <w:t xml:space="preserve">; using </w:t>
-      </w:r>
-      <w:proofErr w:type="spellStart"/>
-      <w:proofErr w:type="gramStart"/>
-      <w:r>
-        <w:t>Microsoft.AspNetCore.Authentication.JwtBearer</w:t>
-      </w:r>
-      <w:proofErr w:type="spellEnd"/>
-      <w:proofErr w:type="gramEnd"/>
-      <w:r>
-        <w:t xml:space="preserve">; using </w:t>
-      </w:r>
-      <w:proofErr w:type="spellStart"/>
-      <w:proofErr w:type="gramStart"/>
-      <w:r>
-        <w:t>Microsoft.IdentityModel.Tokens</w:t>
-      </w:r>
-      <w:proofErr w:type="spellEnd"/>
-      <w:proofErr w:type="gramEnd"/>
-      <w:r>
-        <w:t xml:space="preserve">; using </w:t>
-      </w:r>
-      <w:proofErr w:type="spellStart"/>
-      <w:r>
-        <w:t>System.</w:t>
-      </w:r>
-      <w:proofErr w:type="gramStart"/>
-      <w:r>
-        <w:t>Text</w:t>
-      </w:r>
-      <w:proofErr w:type="spellEnd"/>
-      <w:r>
-        <w:t>;</w:t>
-      </w:r>
-      <w:proofErr w:type="gramEnd"/>
+        <w:t>using A2C.CRM.Api.Data; using Microsoft.EntityFrameworkCore; using Microsoft.AspNetCore.Authentication.JwtBearer; using Microsoft.IdentityModel.Tokens; using System.Text;</w:t>
+      </w:r>
     </w:p>
     <w:p>
       <w:pPr>
@@ -3500,23 +2621,7 @@
         <w:spacing w:after="0"/>
       </w:pPr>
       <w:r>
-        <w:t xml:space="preserve">    public static void Main(</w:t>
-      </w:r>
-      <w:proofErr w:type="gramStart"/>
-      <w:r>
-        <w:t>string[</w:t>
-      </w:r>
-      <w:proofErr w:type="gramEnd"/>
-      <w:r>
-        <w:t xml:space="preserve">] </w:t>
-      </w:r>
-      <w:proofErr w:type="spellStart"/>
-      <w:r>
-        <w:t>args</w:t>
-      </w:r>
-      <w:proofErr w:type="spellEnd"/>
-      <w:r>
-        <w:t>)</w:t>
+        <w:t xml:space="preserve">    public static void Main(string[] args)</w:t>
       </w:r>
     </w:p>
     <w:p>
@@ -3532,26 +2637,8 @@
         <w:spacing w:after="0"/>
       </w:pPr>
       <w:r>
-        <w:t xml:space="preserve">        var builder = </w:t>
-      </w:r>
-      <w:proofErr w:type="spellStart"/>
-      <w:r>
-        <w:t>WebApplication.CreateBuilder</w:t>
-      </w:r>
-      <w:proofErr w:type="spellEnd"/>
-      <w:r>
-        <w:t>(</w:t>
-      </w:r>
-      <w:proofErr w:type="spellStart"/>
-      <w:r>
-        <w:t>args</w:t>
-      </w:r>
-      <w:proofErr w:type="spellEnd"/>
-      <w:proofErr w:type="gramStart"/>
-      <w:r>
-        <w:t>);</w:t>
-      </w:r>
-      <w:proofErr w:type="gramEnd"/>
+        <w:t xml:space="preserve">        var builder = WebApplication.CreateBuilder(args);</w:t>
+      </w:r>
     </w:p>
     <w:p>
       <w:pPr>
@@ -3571,38 +2658,15 @@
         <w:spacing w:after="0"/>
       </w:pPr>
       <w:r>
-        <w:t xml:space="preserve">        </w:t>
-      </w:r>
-      <w:proofErr w:type="spellStart"/>
-      <w:proofErr w:type="gramStart"/>
-      <w:r>
-        <w:t>builder.Services.AddControllers</w:t>
-      </w:r>
-      <w:proofErr w:type="spellEnd"/>
-      <w:proofErr w:type="gramEnd"/>
-      <w:r>
-        <w:t>(</w:t>
-      </w:r>
-      <w:proofErr w:type="gramStart"/>
-      <w:r>
-        <w:t>);</w:t>
-      </w:r>
-      <w:proofErr w:type="gramEnd"/>
+        <w:t xml:space="preserve">        builder.Services.AddControllers();</w:t>
+      </w:r>
     </w:p>
     <w:p>
       <w:pPr>
         <w:spacing w:after="0"/>
       </w:pPr>
       <w:r>
-        <w:t xml:space="preserve">        // Learn more about configuring Swagger/</w:t>
-      </w:r>
-      <w:proofErr w:type="spellStart"/>
-      <w:r>
-        <w:t>OpenAPI</w:t>
-      </w:r>
-      <w:proofErr w:type="spellEnd"/>
-      <w:r>
-        <w:t xml:space="preserve"> at https://aka.ms/aspnetcore/swashbuckle</w:t>
+        <w:t xml:space="preserve">        // Learn more about configuring Swagger/OpenAPI at https://aka.ms/aspnetcore/swashbuckle</w:t>
       </w:r>
     </w:p>
     <w:p>
@@ -3610,46 +2674,16 @@
         <w:spacing w:after="0"/>
       </w:pPr>
       <w:r>
-        <w:t xml:space="preserve">        </w:t>
-      </w:r>
-      <w:proofErr w:type="spellStart"/>
-      <w:proofErr w:type="gramStart"/>
-      <w:r>
-        <w:t>builder.Services.AddEndpointsApiExplorer</w:t>
-      </w:r>
-      <w:proofErr w:type="spellEnd"/>
-      <w:proofErr w:type="gramEnd"/>
-      <w:r>
-        <w:t>(</w:t>
-      </w:r>
-      <w:proofErr w:type="gramStart"/>
-      <w:r>
-        <w:t>);</w:t>
-      </w:r>
-      <w:proofErr w:type="gramEnd"/>
+        <w:t xml:space="preserve">        builder.Services.AddEndpointsApiExplorer();</w:t>
+      </w:r>
     </w:p>
     <w:p>
       <w:pPr>
         <w:spacing w:after="0"/>
       </w:pPr>
       <w:r>
-        <w:t xml:space="preserve">        </w:t>
-      </w:r>
-      <w:proofErr w:type="spellStart"/>
-      <w:proofErr w:type="gramStart"/>
-      <w:r>
-        <w:t>builder.Services.AddSwaggerGen</w:t>
-      </w:r>
-      <w:proofErr w:type="spellEnd"/>
-      <w:proofErr w:type="gramEnd"/>
-      <w:r>
-        <w:t>(</w:t>
-      </w:r>
-      <w:proofErr w:type="gramStart"/>
-      <w:r>
-        <w:t>);</w:t>
-      </w:r>
-      <w:proofErr w:type="gramEnd"/>
+        <w:t xml:space="preserve">        builder.Services.AddSwaggerGen();</w:t>
+      </w:r>
     </w:p>
     <w:p>
       <w:pPr>
@@ -3669,39 +2703,8 @@
         <w:spacing w:after="0"/>
       </w:pPr>
       <w:r>
-        <w:t xml:space="preserve">        var </w:t>
-      </w:r>
-      <w:proofErr w:type="spellStart"/>
-      <w:r>
-        <w:t>connectionString</w:t>
-      </w:r>
-      <w:proofErr w:type="spellEnd"/>
-      <w:r>
-        <w:t xml:space="preserve"> = </w:t>
-      </w:r>
-      <w:proofErr w:type="spellStart"/>
-      <w:proofErr w:type="gramStart"/>
-      <w:r>
-        <w:t>builder.Configuration.GetConnectionString</w:t>
-      </w:r>
-      <w:proofErr w:type="spellEnd"/>
-      <w:proofErr w:type="gramEnd"/>
-      <w:r>
-        <w:t>("</w:t>
-      </w:r>
-      <w:proofErr w:type="spellStart"/>
-      <w:r>
-        <w:t>DefaultConnection</w:t>
-      </w:r>
-      <w:proofErr w:type="spellEnd"/>
-      <w:r>
-        <w:t>"</w:t>
-      </w:r>
-      <w:proofErr w:type="gramStart"/>
-      <w:r>
-        <w:t>);</w:t>
-      </w:r>
-      <w:proofErr w:type="gramEnd"/>
+        <w:t xml:space="preserve">        var connectionString = builder.Configuration.GetConnectionString("DefaultConnection");</w:t>
+      </w:r>
     </w:p>
     <w:p>
       <w:pPr>
@@ -3713,30 +2716,7 @@
         <w:spacing w:after="0"/>
       </w:pPr>
       <w:r>
-        <w:t xml:space="preserve">        </w:t>
-      </w:r>
-      <w:proofErr w:type="spellStart"/>
-      <w:proofErr w:type="gramStart"/>
-      <w:r>
-        <w:t>builder.Services.AddDbContext</w:t>
-      </w:r>
-      <w:proofErr w:type="spellEnd"/>
-      <w:proofErr w:type="gramEnd"/>
-      <w:r>
-        <w:t>&lt;</w:t>
-      </w:r>
-      <w:proofErr w:type="spellStart"/>
-      <w:r>
-        <w:t>AppDbContext</w:t>
-      </w:r>
-      <w:proofErr w:type="spellEnd"/>
-      <w:proofErr w:type="gramStart"/>
-      <w:r>
-        <w:t>&gt;(</w:t>
-      </w:r>
-      <w:proofErr w:type="gramEnd"/>
-      <w:r>
-        <w:t>options =&gt;</w:t>
+        <w:t xml:space="preserve">        builder.Services.AddDbContext&lt;AppDbContext&gt;(options =&gt;</w:t>
       </w:r>
     </w:p>
     <w:p>
@@ -3744,31 +2724,8 @@
         <w:spacing w:after="0"/>
       </w:pPr>
       <w:r>
-        <w:t xml:space="preserve">            </w:t>
-      </w:r>
-      <w:proofErr w:type="spellStart"/>
-      <w:proofErr w:type="gramStart"/>
-      <w:r>
-        <w:t>options.UseNpgsql</w:t>
-      </w:r>
-      <w:proofErr w:type="spellEnd"/>
-      <w:proofErr w:type="gramEnd"/>
-      <w:r>
-        <w:t>(</w:t>
-      </w:r>
-      <w:proofErr w:type="spellStart"/>
-      <w:r>
-        <w:t>connectionString</w:t>
-      </w:r>
-      <w:proofErr w:type="spellEnd"/>
-      <w:r>
-        <w:t>)</w:t>
-      </w:r>
-      <w:proofErr w:type="gramStart"/>
-      <w:r>
-        <w:t>);</w:t>
-      </w:r>
-      <w:proofErr w:type="gramEnd"/>
+        <w:t xml:space="preserve">            options.UseNpgsql(connectionString));</w:t>
+      </w:r>
     </w:p>
     <w:p>
       <w:pPr>
@@ -3788,17 +2745,7 @@
         <w:spacing w:after="0"/>
       </w:pPr>
       <w:r>
-        <w:t xml:space="preserve">        </w:t>
-      </w:r>
-      <w:proofErr w:type="spellStart"/>
-      <w:proofErr w:type="gramStart"/>
-      <w:r>
-        <w:t>builder.Services.AddAuthentication</w:t>
-      </w:r>
-      <w:proofErr w:type="spellEnd"/>
-      <w:proofErr w:type="gramEnd"/>
-      <w:r>
-        <w:t>(options =&gt;</w:t>
+        <w:t xml:space="preserve">        builder.Services.AddAuthentication(options =&gt;</w:t>
       </w:r>
     </w:p>
     <w:p>
@@ -3814,89 +2761,207 @@
         <w:spacing w:after="0"/>
       </w:pPr>
       <w:r>
-        <w:t xml:space="preserve">            </w:t>
-      </w:r>
-      <w:proofErr w:type="spellStart"/>
-      <w:proofErr w:type="gramStart"/>
-      <w:r>
-        <w:t>options.DefaultAuthenticateScheme</w:t>
-      </w:r>
-      <w:proofErr w:type="spellEnd"/>
-      <w:proofErr w:type="gramEnd"/>
-      <w:r>
-        <w:t xml:space="preserve"> = </w:t>
-      </w:r>
-      <w:proofErr w:type="spellStart"/>
-      <w:r>
-        <w:t>JwtBearerDefaults.</w:t>
-      </w:r>
-      <w:proofErr w:type="gramStart"/>
-      <w:r>
-        <w:t>AuthenticationScheme</w:t>
-      </w:r>
-      <w:proofErr w:type="spellEnd"/>
-      <w:r>
-        <w:t>;</w:t>
-      </w:r>
-      <w:proofErr w:type="gramEnd"/>
+        <w:t xml:space="preserve">            options.DefaultAuthenticateScheme = JwtBearerDefaults.AuthenticationScheme;</w:t>
+      </w:r>
     </w:p>
     <w:p>
       <w:pPr>
         <w:spacing w:after="0"/>
       </w:pPr>
       <w:r>
-        <w:t xml:space="preserve">            </w:t>
-      </w:r>
-      <w:proofErr w:type="spellStart"/>
-      <w:proofErr w:type="gramStart"/>
-      <w:r>
-        <w:t>options.DefaultChallengeScheme</w:t>
-      </w:r>
-      <w:proofErr w:type="spellEnd"/>
-      <w:proofErr w:type="gramEnd"/>
-      <w:r>
-        <w:t xml:space="preserve"> = </w:t>
-      </w:r>
-      <w:proofErr w:type="spellStart"/>
-      <w:r>
-        <w:t>JwtBearerDefaults.</w:t>
-      </w:r>
-      <w:proofErr w:type="gramStart"/>
-      <w:r>
-        <w:t>AuthenticationScheme</w:t>
-      </w:r>
-      <w:proofErr w:type="spellEnd"/>
-      <w:r>
-        <w:t>;</w:t>
-      </w:r>
-      <w:proofErr w:type="gramEnd"/>
+        <w:t xml:space="preserve">            options.DefaultChallengeScheme = JwtBearerDefaults.AuthenticationScheme;</w:t>
+      </w:r>
     </w:p>
     <w:p>
       <w:pPr>
         <w:spacing w:after="0"/>
       </w:pPr>
       <w:r>
+        <w:t xml:space="preserve">        }).AddJwtBearer(options =&gt;</w:t>
+      </w:r>
+    </w:p>
+    <w:p>
+      <w:pPr>
+        <w:spacing w:after="0"/>
+      </w:pPr>
+      <w:r>
+        <w:t xml:space="preserve">        {</w:t>
+      </w:r>
+    </w:p>
+    <w:p>
+      <w:pPr>
+        <w:spacing w:after="0"/>
+      </w:pPr>
+      <w:r>
+        <w:t xml:space="preserve">            options.TokenValidationParameters = new TokenValidationParameters</w:t>
+      </w:r>
+    </w:p>
+    <w:p>
+      <w:pPr>
+        <w:spacing w:after="0"/>
+      </w:pPr>
+      <w:r>
+        <w:t xml:space="preserve">            {</w:t>
+      </w:r>
+    </w:p>
+    <w:p>
+      <w:pPr>
+        <w:spacing w:after="0"/>
+      </w:pPr>
+      <w:r>
+        <w:t xml:space="preserve">                ValidateIssuer = true,</w:t>
+      </w:r>
+    </w:p>
+    <w:p>
+      <w:pPr>
+        <w:spacing w:after="0"/>
+      </w:pPr>
+      <w:r>
+        <w:t xml:space="preserve">                ValidateAudience = true,</w:t>
+      </w:r>
+    </w:p>
+    <w:p>
+      <w:pPr>
+        <w:spacing w:after="0"/>
+      </w:pPr>
+      <w:r>
+        <w:t xml:space="preserve">                ValidateLifetime = true,</w:t>
+      </w:r>
+    </w:p>
+    <w:p>
+      <w:pPr>
+        <w:spacing w:after="0"/>
+      </w:pPr>
+      <w:r>
+        <w:t xml:space="preserve">                ValidateIssuerSigningKey = true,</w:t>
+      </w:r>
+    </w:p>
+    <w:p>
+      <w:pPr>
+        <w:spacing w:after="0"/>
+      </w:pPr>
+      <w:r>
+        <w:t xml:space="preserve">                ValidIssuer = builder.Configuration["Jwt:Issuer"],</w:t>
+      </w:r>
+    </w:p>
+    <w:p>
+      <w:pPr>
+        <w:spacing w:after="0"/>
+      </w:pPr>
+      <w:r>
+        <w:t xml:space="preserve">                ValidAudience = builder.Configuration["Jwt:Audience"],</w:t>
+      </w:r>
+    </w:p>
+    <w:p>
+      <w:pPr>
+        <w:spacing w:after="0"/>
+      </w:pPr>
+      <w:r>
+        <w:t xml:space="preserve">                IssuerSigningKey = new SymmetricSecurityKey(Encoding.UTF8.GetBytes(builder.Configuration["Jwt:Key"]))</w:t>
+      </w:r>
+    </w:p>
+    <w:p>
+      <w:pPr>
+        <w:spacing w:after="0"/>
+      </w:pPr>
+      <w:r>
+        <w:lastRenderedPageBreak/>
+        <w:t xml:space="preserve">            };</w:t>
+      </w:r>
+    </w:p>
+    <w:p>
+      <w:pPr>
+        <w:spacing w:after="0"/>
+      </w:pPr>
+      <w:r>
+        <w:t xml:space="preserve">        });</w:t>
+      </w:r>
+    </w:p>
+    <w:p>
+      <w:pPr>
+        <w:spacing w:after="0"/>
+      </w:pPr>
+      <w:r>
+        <w:t xml:space="preserve">        builder.Services.AddAuthorization();</w:t>
+      </w:r>
+    </w:p>
+    <w:p>
+      <w:pPr>
+        <w:spacing w:after="0"/>
+      </w:pPr>
+      <w:r>
+        <w:t xml:space="preserve">        var app = builder.Build();</w:t>
+      </w:r>
+    </w:p>
+    <w:p>
+      <w:pPr>
+        <w:spacing w:after="0"/>
+      </w:pPr>
+      <w:r>
+        <w:t xml:space="preserve">        // Create seed roles in database</w:t>
+      </w:r>
+    </w:p>
+    <w:p>
+      <w:pPr>
+        <w:spacing w:after="0"/>
+      </w:pPr>
+      <w:r>
+        <w:t xml:space="preserve">        using (var scope = app.Services.CreateScope())</w:t>
+      </w:r>
+    </w:p>
+    <w:p>
+      <w:pPr>
+        <w:spacing w:after="0"/>
+      </w:pPr>
+      <w:r>
+        <w:t xml:space="preserve">        {</w:t>
+      </w:r>
+    </w:p>
+    <w:p>
+      <w:pPr>
+        <w:spacing w:after="0"/>
+      </w:pPr>
+      <w:r>
+        <w:t xml:space="preserve">            var dbContext = scope.ServiceProvider.GetRequiredService&lt;AppDbContext&gt;();</w:t>
+      </w:r>
+    </w:p>
+    <w:p>
+      <w:pPr>
+        <w:spacing w:after="0"/>
+      </w:pPr>
+      <w:r>
+        <w:t xml:space="preserve">            DbSeeder.SeedRoles(dbContext);</w:t>
+      </w:r>
+    </w:p>
+    <w:p>
+      <w:pPr>
+        <w:spacing w:after="0"/>
+      </w:pPr>
+      <w:r>
         <w:t xml:space="preserve">        }</w:t>
       </w:r>
-      <w:proofErr w:type="gramStart"/>
-      <w:r>
-        <w:t>).</w:t>
-      </w:r>
-      <w:proofErr w:type="spellStart"/>
-      <w:r>
-        <w:t>AddJwtBearer</w:t>
-      </w:r>
-      <w:proofErr w:type="spellEnd"/>
-      <w:proofErr w:type="gramEnd"/>
-      <w:r>
-        <w:t>(options =&gt;</w:t>
-      </w:r>
     </w:p>
     <w:p>
       <w:pPr>
         <w:spacing w:after="0"/>
       </w:pPr>
       <w:r>
+        <w:t xml:space="preserve">        // Configure the HTTP request pipeline.</w:t>
+      </w:r>
+    </w:p>
+    <w:p>
+      <w:pPr>
+        <w:spacing w:after="0"/>
+      </w:pPr>
+      <w:r>
+        <w:t xml:space="preserve">        if (app.Environment.IsDevelopment())</w:t>
+      </w:r>
+    </w:p>
+    <w:p>
+      <w:pPr>
+        <w:spacing w:after="0"/>
+      </w:pPr>
+      <w:r>
         <w:t xml:space="preserve">        {</w:t>
       </w:r>
     </w:p>
@@ -3905,30 +2970,15 @@
         <w:spacing w:after="0"/>
       </w:pPr>
       <w:r>
-        <w:t xml:space="preserve">            </w:t>
-      </w:r>
-      <w:proofErr w:type="spellStart"/>
-      <w:proofErr w:type="gramStart"/>
-      <w:r>
-        <w:t>options.TokenValidationParameters</w:t>
-      </w:r>
-      <w:proofErr w:type="spellEnd"/>
-      <w:proofErr w:type="gramEnd"/>
-      <w:r>
-        <w:t xml:space="preserve"> = new </w:t>
-      </w:r>
-      <w:proofErr w:type="spellStart"/>
-      <w:r>
-        <w:t>TokenValidationParameters</w:t>
-      </w:r>
-      <w:proofErr w:type="spellEnd"/>
+        <w:t xml:space="preserve">            app.UseSwagger();</w:t>
+      </w:r>
     </w:p>
     <w:p>
       <w:pPr>
         <w:spacing w:after="0"/>
       </w:pPr>
       <w:r>
-        <w:t xml:space="preserve">            {</w:t>
+        <w:t xml:space="preserve">            app.UseSwaggerUI();</w:t>
       </w:r>
     </w:p>
     <w:p>
@@ -3936,15 +2986,7 @@
         <w:spacing w:after="0"/>
       </w:pPr>
       <w:r>
-        <w:t xml:space="preserve">                </w:t>
-      </w:r>
-      <w:proofErr w:type="spellStart"/>
-      <w:r>
-        <w:t>ValidateIssuer</w:t>
-      </w:r>
-      <w:proofErr w:type="spellEnd"/>
-      <w:r>
-        <w:t xml:space="preserve"> = true,</w:t>
+        <w:t xml:space="preserve">        }</w:t>
       </w:r>
     </w:p>
     <w:p>
@@ -3952,15 +2994,7 @@
         <w:spacing w:after="0"/>
       </w:pPr>
       <w:r>
-        <w:t xml:space="preserve">                </w:t>
-      </w:r>
-      <w:proofErr w:type="spellStart"/>
-      <w:r>
-        <w:t>ValidateAudience</w:t>
-      </w:r>
-      <w:proofErr w:type="spellEnd"/>
-      <w:r>
-        <w:t xml:space="preserve"> = true,</w:t>
+        <w:t xml:space="preserve">        app.UseHttpsRedirection();</w:t>
       </w:r>
     </w:p>
     <w:p>
@@ -3968,15 +3002,7 @@
         <w:spacing w:after="0"/>
       </w:pPr>
       <w:r>
-        <w:t xml:space="preserve">                </w:t>
-      </w:r>
-      <w:proofErr w:type="spellStart"/>
-      <w:r>
-        <w:t>ValidateLifetime</w:t>
-      </w:r>
-      <w:proofErr w:type="spellEnd"/>
-      <w:r>
-        <w:t xml:space="preserve"> = true,</w:t>
+        <w:t xml:space="preserve">        // Use Authentication and Authorization middleware</w:t>
       </w:r>
     </w:p>
     <w:p>
@@ -3984,15 +3010,7 @@
         <w:spacing w:after="0"/>
       </w:pPr>
       <w:r>
-        <w:t xml:space="preserve">                </w:t>
-      </w:r>
-      <w:proofErr w:type="spellStart"/>
-      <w:r>
-        <w:t>ValidateIssuerSigningKey</w:t>
-      </w:r>
-      <w:proofErr w:type="spellEnd"/>
-      <w:r>
-        <w:t xml:space="preserve"> = true,</w:t>
+        <w:t xml:space="preserve">        app.UseAuthentication();</w:t>
       </w:r>
     </w:p>
     <w:p>
@@ -4000,35 +3018,7 @@
         <w:spacing w:after="0"/>
       </w:pPr>
       <w:r>
-        <w:t xml:space="preserve">                </w:t>
-      </w:r>
-      <w:proofErr w:type="spellStart"/>
-      <w:r>
-        <w:t>ValidIssuer</w:t>
-      </w:r>
-      <w:proofErr w:type="spellEnd"/>
-      <w:r>
-        <w:t xml:space="preserve"> = </w:t>
-      </w:r>
-      <w:proofErr w:type="spellStart"/>
-      <w:proofErr w:type="gramStart"/>
-      <w:r>
-        <w:t>builder.Configuration</w:t>
-      </w:r>
-      <w:proofErr w:type="spellEnd"/>
-      <w:proofErr w:type="gramEnd"/>
-      <w:r>
-        <w:t>["</w:t>
-      </w:r>
-      <w:proofErr w:type="spellStart"/>
-      <w:proofErr w:type="gramStart"/>
-      <w:r>
-        <w:t>Jwt:Issuer</w:t>
-      </w:r>
-      <w:proofErr w:type="spellEnd"/>
-      <w:proofErr w:type="gramEnd"/>
-      <w:r>
-        <w:t>"],</w:t>
+        <w:t xml:space="preserve">        app.UseAuthorization();</w:t>
       </w:r>
     </w:p>
     <w:p>
@@ -4036,35 +3026,7 @@
         <w:spacing w:after="0"/>
       </w:pPr>
       <w:r>
-        <w:t xml:space="preserve">                </w:t>
-      </w:r>
-      <w:proofErr w:type="spellStart"/>
-      <w:r>
-        <w:t>ValidAudience</w:t>
-      </w:r>
-      <w:proofErr w:type="spellEnd"/>
-      <w:r>
-        <w:t xml:space="preserve"> = </w:t>
-      </w:r>
-      <w:proofErr w:type="spellStart"/>
-      <w:proofErr w:type="gramStart"/>
-      <w:r>
-        <w:t>builder.Configuration</w:t>
-      </w:r>
-      <w:proofErr w:type="spellEnd"/>
-      <w:proofErr w:type="gramEnd"/>
-      <w:r>
-        <w:t>["</w:t>
-      </w:r>
-      <w:proofErr w:type="spellStart"/>
-      <w:proofErr w:type="gramStart"/>
-      <w:r>
-        <w:t>Jwt:Audience</w:t>
-      </w:r>
-      <w:proofErr w:type="spellEnd"/>
-      <w:proofErr w:type="gramEnd"/>
-      <w:r>
-        <w:t>"],</w:t>
+        <w:t xml:space="preserve">        app.MapControllers();</w:t>
       </w:r>
     </w:p>
     <w:p>
@@ -4072,47 +3034,7 @@
         <w:spacing w:after="0"/>
       </w:pPr>
       <w:r>
-        <w:t xml:space="preserve">                </w:t>
-      </w:r>
-      <w:proofErr w:type="spellStart"/>
-      <w:r>
-        <w:t>IssuerSigningKey</w:t>
-      </w:r>
-      <w:proofErr w:type="spellEnd"/>
-      <w:r>
-        <w:t xml:space="preserve"> = new </w:t>
-      </w:r>
-      <w:proofErr w:type="gramStart"/>
-      <w:r>
-        <w:t>SymmetricSecurityKey(</w:t>
-      </w:r>
-      <w:proofErr w:type="gramEnd"/>
-      <w:r>
-        <w:t>Encoding.UTF</w:t>
-      </w:r>
-      <w:proofErr w:type="gramStart"/>
-      <w:r>
-        <w:t>8.GetBytes</w:t>
-      </w:r>
-      <w:proofErr w:type="gramEnd"/>
-      <w:r>
-        <w:t>(</w:t>
-      </w:r>
-      <w:proofErr w:type="gramStart"/>
-      <w:r>
-        <w:t>builder.Configuration</w:t>
-      </w:r>
-      <w:proofErr w:type="gramEnd"/>
-      <w:r>
-        <w:t>["</w:t>
-      </w:r>
-      <w:proofErr w:type="gramStart"/>
-      <w:r>
-        <w:t>Jwt:Key</w:t>
-      </w:r>
-      <w:proofErr w:type="gramEnd"/>
-      <w:r>
-        <w:t>"]))</w:t>
+        <w:t xml:space="preserve">        // Log the environment and connection string</w:t>
       </w:r>
     </w:p>
     <w:p>
@@ -4120,456 +3042,24 @@
         <w:spacing w:after="0"/>
       </w:pPr>
       <w:r>
-        <w:lastRenderedPageBreak/>
-        <w:t xml:space="preserve">            </w:t>
-      </w:r>
-      <w:proofErr w:type="gramStart"/>
-      <w:r>
-        <w:t>};</w:t>
-      </w:r>
-      <w:proofErr w:type="gramEnd"/>
+        <w:t xml:space="preserve">        Console.WriteLine($"Loaded environment: {builder.Environment.EnvironmentName}");</w:t>
+      </w:r>
     </w:p>
     <w:p>
       <w:pPr>
         <w:spacing w:after="0"/>
       </w:pPr>
       <w:r>
-        <w:t xml:space="preserve">        }</w:t>
-      </w:r>
-      <w:proofErr w:type="gramStart"/>
-      <w:r>
-        <w:t>);</w:t>
-      </w:r>
-      <w:proofErr w:type="gramEnd"/>
+        <w:t xml:space="preserve">        Console.WriteLine($"Connection string: {builder.Configuration.GetConnectionString("DefaultConnection")}");</w:t>
+      </w:r>
     </w:p>
     <w:p>
       <w:pPr>
         <w:spacing w:after="0"/>
       </w:pPr>
       <w:r>
-        <w:t xml:space="preserve">        </w:t>
-      </w:r>
-      <w:proofErr w:type="spellStart"/>
-      <w:proofErr w:type="gramStart"/>
-      <w:r>
-        <w:t>builder.Services.AddAuthorization</w:t>
-      </w:r>
-      <w:proofErr w:type="spellEnd"/>
-      <w:proofErr w:type="gramEnd"/>
-      <w:r>
-        <w:t>(</w:t>
-      </w:r>
-      <w:proofErr w:type="gramStart"/>
-      <w:r>
-        <w:t>);</w:t>
-      </w:r>
-      <w:proofErr w:type="gramEnd"/>
-    </w:p>
-    <w:p>
-      <w:pPr>
-        <w:spacing w:after="0"/>
-      </w:pPr>
-      <w:r>
-        <w:t xml:space="preserve">        var app = </w:t>
-      </w:r>
-      <w:proofErr w:type="spellStart"/>
-      <w:proofErr w:type="gramStart"/>
-      <w:r>
-        <w:t>builder.Build</w:t>
-      </w:r>
-      <w:proofErr w:type="spellEnd"/>
-      <w:proofErr w:type="gramEnd"/>
-      <w:r>
-        <w:t>(</w:t>
-      </w:r>
-      <w:proofErr w:type="gramStart"/>
-      <w:r>
-        <w:t>);</w:t>
-      </w:r>
-      <w:proofErr w:type="gramEnd"/>
-    </w:p>
-    <w:p>
-      <w:pPr>
-        <w:spacing w:after="0"/>
-      </w:pPr>
-      <w:r>
-        <w:t xml:space="preserve">        // Create seed roles in database</w:t>
-      </w:r>
-    </w:p>
-    <w:p>
-      <w:pPr>
-        <w:spacing w:after="0"/>
-      </w:pPr>
-      <w:r>
-        <w:t xml:space="preserve">        using (var scope = </w:t>
-      </w:r>
-      <w:proofErr w:type="spellStart"/>
-      <w:proofErr w:type="gramStart"/>
-      <w:r>
-        <w:t>app.Services.CreateScope</w:t>
-      </w:r>
-      <w:proofErr w:type="spellEnd"/>
-      <w:proofErr w:type="gramEnd"/>
-      <w:r>
-        <w:t>())</w:t>
-      </w:r>
-    </w:p>
-    <w:p>
-      <w:pPr>
-        <w:spacing w:after="0"/>
-      </w:pPr>
-      <w:r>
-        <w:t xml:space="preserve">        {</w:t>
-      </w:r>
-    </w:p>
-    <w:p>
-      <w:pPr>
-        <w:spacing w:after="0"/>
-      </w:pPr>
-      <w:r>
-        <w:t xml:space="preserve">            var </w:t>
-      </w:r>
-      <w:proofErr w:type="spellStart"/>
-      <w:r>
-        <w:t>dbContext</w:t>
-      </w:r>
-      <w:proofErr w:type="spellEnd"/>
-      <w:r>
-        <w:t xml:space="preserve"> = </w:t>
-      </w:r>
-      <w:proofErr w:type="spellStart"/>
-      <w:proofErr w:type="gramStart"/>
-      <w:r>
-        <w:t>scope.ServiceProvider.GetRequiredService</w:t>
-      </w:r>
-      <w:proofErr w:type="spellEnd"/>
-      <w:proofErr w:type="gramEnd"/>
-      <w:r>
-        <w:t>&lt;</w:t>
-      </w:r>
-      <w:proofErr w:type="spellStart"/>
-      <w:r>
-        <w:t>AppDbContext</w:t>
-      </w:r>
-      <w:proofErr w:type="spellEnd"/>
-      <w:proofErr w:type="gramStart"/>
-      <w:r>
-        <w:t>&gt;();</w:t>
-      </w:r>
-      <w:proofErr w:type="gramEnd"/>
-    </w:p>
-    <w:p>
-      <w:pPr>
-        <w:spacing w:after="0"/>
-      </w:pPr>
-      <w:r>
-        <w:t xml:space="preserve">            </w:t>
-      </w:r>
-      <w:proofErr w:type="spellStart"/>
-      <w:r>
-        <w:t>DbSeeder.SeedRoles</w:t>
-      </w:r>
-      <w:proofErr w:type="spellEnd"/>
-      <w:r>
-        <w:t>(</w:t>
-      </w:r>
-      <w:proofErr w:type="spellStart"/>
-      <w:r>
-        <w:t>dbContext</w:t>
-      </w:r>
-      <w:proofErr w:type="spellEnd"/>
-      <w:proofErr w:type="gramStart"/>
-      <w:r>
-        <w:t>);</w:t>
-      </w:r>
-      <w:proofErr w:type="gramEnd"/>
-    </w:p>
-    <w:p>
-      <w:pPr>
-        <w:spacing w:after="0"/>
-      </w:pPr>
-      <w:r>
-        <w:t xml:space="preserve">        }</w:t>
-      </w:r>
-    </w:p>
-    <w:p>
-      <w:pPr>
-        <w:spacing w:after="0"/>
-      </w:pPr>
-      <w:r>
-        <w:t xml:space="preserve">        // Configure the HTTP request pipeline.</w:t>
-      </w:r>
-    </w:p>
-    <w:p>
-      <w:pPr>
-        <w:spacing w:after="0"/>
-      </w:pPr>
-      <w:r>
-        <w:t xml:space="preserve">        if (</w:t>
-      </w:r>
-      <w:proofErr w:type="spellStart"/>
-      <w:proofErr w:type="gramStart"/>
-      <w:r>
-        <w:t>app.Environment.IsDevelopment</w:t>
-      </w:r>
-      <w:proofErr w:type="spellEnd"/>
-      <w:proofErr w:type="gramEnd"/>
-      <w:r>
-        <w:t>())</w:t>
-      </w:r>
-    </w:p>
-    <w:p>
-      <w:pPr>
-        <w:spacing w:after="0"/>
-      </w:pPr>
-      <w:r>
-        <w:t xml:space="preserve">        {</w:t>
-      </w:r>
-    </w:p>
-    <w:p>
-      <w:pPr>
-        <w:spacing w:after="0"/>
-      </w:pPr>
-      <w:r>
-        <w:t xml:space="preserve">            </w:t>
-      </w:r>
-      <w:proofErr w:type="spellStart"/>
-      <w:proofErr w:type="gramStart"/>
-      <w:r>
-        <w:t>app.UseSwagger</w:t>
-      </w:r>
-      <w:proofErr w:type="spellEnd"/>
-      <w:proofErr w:type="gramEnd"/>
-      <w:r>
-        <w:t>(</w:t>
-      </w:r>
-      <w:proofErr w:type="gramStart"/>
-      <w:r>
-        <w:t>);</w:t>
-      </w:r>
-      <w:proofErr w:type="gramEnd"/>
-    </w:p>
-    <w:p>
-      <w:pPr>
-        <w:spacing w:after="0"/>
-      </w:pPr>
-      <w:r>
-        <w:t xml:space="preserve">            </w:t>
-      </w:r>
-      <w:proofErr w:type="spellStart"/>
-      <w:proofErr w:type="gramStart"/>
-      <w:r>
-        <w:t>app.UseSwaggerUI</w:t>
-      </w:r>
-      <w:proofErr w:type="spellEnd"/>
-      <w:proofErr w:type="gramEnd"/>
-      <w:r>
-        <w:t>(</w:t>
-      </w:r>
-      <w:proofErr w:type="gramStart"/>
-      <w:r>
-        <w:t>);</w:t>
-      </w:r>
-      <w:proofErr w:type="gramEnd"/>
-    </w:p>
-    <w:p>
-      <w:pPr>
-        <w:spacing w:after="0"/>
-      </w:pPr>
-      <w:r>
-        <w:t xml:space="preserve">        }</w:t>
-      </w:r>
-    </w:p>
-    <w:p>
-      <w:pPr>
-        <w:spacing w:after="0"/>
-      </w:pPr>
-      <w:r>
-        <w:t xml:space="preserve">        </w:t>
-      </w:r>
-      <w:proofErr w:type="spellStart"/>
-      <w:proofErr w:type="gramStart"/>
-      <w:r>
-        <w:t>app.UseHttpsRedirection</w:t>
-      </w:r>
-      <w:proofErr w:type="spellEnd"/>
-      <w:proofErr w:type="gramEnd"/>
-      <w:r>
-        <w:t>(</w:t>
-      </w:r>
-      <w:proofErr w:type="gramStart"/>
-      <w:r>
-        <w:t>);</w:t>
-      </w:r>
-      <w:proofErr w:type="gramEnd"/>
-    </w:p>
-    <w:p>
-      <w:pPr>
-        <w:spacing w:after="0"/>
-      </w:pPr>
-      <w:r>
-        <w:t xml:space="preserve">        // Use Authentication and Authorization middleware</w:t>
-      </w:r>
-    </w:p>
-    <w:p>
-      <w:pPr>
-        <w:spacing w:after="0"/>
-      </w:pPr>
-      <w:r>
-        <w:t xml:space="preserve">        </w:t>
-      </w:r>
-      <w:proofErr w:type="spellStart"/>
-      <w:proofErr w:type="gramStart"/>
-      <w:r>
-        <w:t>app.UseAuthentication</w:t>
-      </w:r>
-      <w:proofErr w:type="spellEnd"/>
-      <w:proofErr w:type="gramEnd"/>
-      <w:r>
-        <w:t>(</w:t>
-      </w:r>
-      <w:proofErr w:type="gramStart"/>
-      <w:r>
-        <w:t>);</w:t>
-      </w:r>
-      <w:proofErr w:type="gramEnd"/>
-    </w:p>
-    <w:p>
-      <w:pPr>
-        <w:spacing w:after="0"/>
-      </w:pPr>
-      <w:r>
-        <w:t xml:space="preserve">        </w:t>
-      </w:r>
-      <w:proofErr w:type="spellStart"/>
-      <w:proofErr w:type="gramStart"/>
-      <w:r>
-        <w:t>app.UseAuthorization</w:t>
-      </w:r>
-      <w:proofErr w:type="spellEnd"/>
-      <w:proofErr w:type="gramEnd"/>
-      <w:r>
-        <w:t>(</w:t>
-      </w:r>
-      <w:proofErr w:type="gramStart"/>
-      <w:r>
-        <w:t>);</w:t>
-      </w:r>
-      <w:proofErr w:type="gramEnd"/>
-    </w:p>
-    <w:p>
-      <w:pPr>
-        <w:spacing w:after="0"/>
-      </w:pPr>
-      <w:r>
-        <w:t xml:space="preserve">        </w:t>
-      </w:r>
-      <w:proofErr w:type="spellStart"/>
-      <w:proofErr w:type="gramStart"/>
-      <w:r>
-        <w:t>app.MapControllers</w:t>
-      </w:r>
-      <w:proofErr w:type="spellEnd"/>
-      <w:proofErr w:type="gramEnd"/>
-      <w:r>
-        <w:t>(</w:t>
-      </w:r>
-      <w:proofErr w:type="gramStart"/>
-      <w:r>
-        <w:t>);</w:t>
-      </w:r>
-      <w:proofErr w:type="gramEnd"/>
-    </w:p>
-    <w:p>
-      <w:pPr>
-        <w:spacing w:after="0"/>
-      </w:pPr>
-      <w:r>
-        <w:t xml:space="preserve">        // Log the environment and connection string</w:t>
-      </w:r>
-    </w:p>
-    <w:p>
-      <w:pPr>
-        <w:spacing w:after="0"/>
-      </w:pPr>
-      <w:r>
-        <w:t xml:space="preserve">        </w:t>
-      </w:r>
-      <w:proofErr w:type="spellStart"/>
-      <w:r>
-        <w:t>Console.WriteLine</w:t>
-      </w:r>
-      <w:proofErr w:type="spellEnd"/>
-      <w:r>
-        <w:t>($"Loaded environment: {</w:t>
-      </w:r>
-      <w:proofErr w:type="spellStart"/>
-      <w:proofErr w:type="gramStart"/>
-      <w:r>
-        <w:t>builder.Environment.EnvironmentName</w:t>
-      </w:r>
-      <w:proofErr w:type="spellEnd"/>
-      <w:proofErr w:type="gramEnd"/>
-      <w:r>
-        <w:t>}"</w:t>
-      </w:r>
-      <w:proofErr w:type="gramStart"/>
-      <w:r>
-        <w:t>);</w:t>
-      </w:r>
-      <w:proofErr w:type="gramEnd"/>
-    </w:p>
-    <w:p>
-      <w:pPr>
-        <w:spacing w:after="0"/>
-      </w:pPr>
-      <w:r>
-        <w:t xml:space="preserve">        </w:t>
-      </w:r>
-      <w:proofErr w:type="spellStart"/>
-      <w:r>
-        <w:t>Console.WriteLine</w:t>
-      </w:r>
-      <w:proofErr w:type="spellEnd"/>
-      <w:r>
-        <w:t>($"Connection string: {</w:t>
-      </w:r>
-      <w:proofErr w:type="gramStart"/>
-      <w:r>
-        <w:t>builder.Configuration.GetConnectionString</w:t>
-      </w:r>
-      <w:proofErr w:type="gramEnd"/>
-      <w:r>
-        <w:t>("DefaultConnection")}"</w:t>
-      </w:r>
-      <w:proofErr w:type="gramStart"/>
-      <w:r>
-        <w:t>);</w:t>
-      </w:r>
-      <w:proofErr w:type="gramEnd"/>
-    </w:p>
-    <w:p>
-      <w:pPr>
-        <w:spacing w:after="0"/>
-      </w:pPr>
-      <w:r>
-        <w:t xml:space="preserve">        </w:t>
-      </w:r>
-      <w:proofErr w:type="spellStart"/>
-      <w:proofErr w:type="gramStart"/>
-      <w:r>
-        <w:t>app.Run</w:t>
-      </w:r>
-      <w:proofErr w:type="spellEnd"/>
-      <w:proofErr w:type="gramEnd"/>
-      <w:r>
-        <w:t>(</w:t>
-      </w:r>
-      <w:proofErr w:type="gramStart"/>
-      <w:r>
-        <w:t>);</w:t>
-      </w:r>
-      <w:proofErr w:type="gramEnd"/>
+        <w:t xml:space="preserve">        app.Run();</w:t>
+      </w:r>
     </w:p>
     <w:p>
       <w:pPr>
@@ -4694,21 +3184,12 @@
         </w:rPr>
         <w:t>האם המיגרציות אמורות ליצור טיפוס מסוג </w:t>
       </w:r>
-      <w:proofErr w:type="spellStart"/>
-      <w:r>
-        <w:rPr>
-          <w:b/>
-          <w:bCs/>
-        </w:rPr>
-        <w:t>UserRoles</w:t>
-      </w:r>
-      <w:proofErr w:type="spellEnd"/>
-      <w:r>
-        <w:rPr>
-          <w:b/>
-          <w:bCs/>
-        </w:rPr>
-        <w:t> </w:t>
+      <w:r>
+        <w:rPr>
+          <w:b/>
+          <w:bCs/>
+        </w:rPr>
+        <w:t>UserRoles </w:t>
       </w:r>
       <w:r>
         <w:rPr>
@@ -4738,13 +3219,8 @@
         </w:rPr>
         <w:t>כן. אם הגדרת את המחלקה </w:t>
       </w:r>
-      <w:proofErr w:type="spellStart"/>
-      <w:r>
-        <w:t>UserRole</w:t>
-      </w:r>
-      <w:proofErr w:type="spellEnd"/>
-      <w:r>
-        <w:t> </w:t>
+      <w:r>
+        <w:t>UserRole </w:t>
       </w:r>
       <w:r>
         <w:rPr>
@@ -4763,21 +3239,8 @@
         </w:rPr>
         <w:t>כלומר יש לה </w:t>
       </w:r>
-      <w:proofErr w:type="spellStart"/>
-      <w:r>
-        <w:t>DbSet</w:t>
-      </w:r>
-      <w:proofErr w:type="spellEnd"/>
-      <w:r>
-        <w:t>&lt;</w:t>
-      </w:r>
-      <w:proofErr w:type="spellStart"/>
-      <w:r>
-        <w:t>UserRole</w:t>
-      </w:r>
-      <w:proofErr w:type="spellEnd"/>
-      <w:r>
-        <w:t>&gt; </w:t>
+      <w:r>
+        <w:t>DbSet&lt;UserRole&gt; </w:t>
       </w:r>
       <w:r>
         <w:rPr>
@@ -4787,15 +3250,7 @@
         <w:t>ב</w:t>
       </w:r>
       <w:r>
-        <w:t>-</w:t>
-      </w:r>
-      <w:proofErr w:type="spellStart"/>
-      <w:r>
-        <w:t>AppDbContext</w:t>
-      </w:r>
-      <w:proofErr w:type="spellEnd"/>
-      <w:r>
-        <w:t xml:space="preserve">), </w:t>
+        <w:t xml:space="preserve">-AppDbContext), </w:t>
       </w:r>
       <w:r>
         <w:rPr>
@@ -4844,15 +3299,7 @@
         <w:t>שים לב: אם אתה משתמש ב</w:t>
       </w:r>
       <w:r>
-        <w:t>-</w:t>
-      </w:r>
-      <w:proofErr w:type="spellStart"/>
-      <w:r>
-        <w:t>enum</w:t>
-      </w:r>
-      <w:proofErr w:type="spellEnd"/>
-      <w:r>
-        <w:t> </w:t>
+        <w:t>-enum </w:t>
       </w:r>
       <w:r>
         <w:rPr>
@@ -4861,13 +3308,8 @@
         </w:rPr>
         <w:t>בשם </w:t>
       </w:r>
-      <w:proofErr w:type="spellStart"/>
-      <w:r>
-        <w:t>RoleType</w:t>
-      </w:r>
-      <w:proofErr w:type="spellEnd"/>
-      <w:r>
-        <w:t> </w:t>
+      <w:r>
+        <w:t>RoleType </w:t>
       </w:r>
       <w:r>
         <w:rPr>
@@ -4876,13 +3318,8 @@
         </w:rPr>
         <w:t>בתוך </w:t>
       </w:r>
-      <w:proofErr w:type="spellStart"/>
-      <w:r>
-        <w:t>UserRole</w:t>
-      </w:r>
-      <w:proofErr w:type="spellEnd"/>
-      <w:r>
-        <w:t xml:space="preserve">, EF </w:t>
+      <w:r>
+        <w:t xml:space="preserve">UserRole, EF </w:t>
       </w:r>
       <w:r>
         <w:rPr>
@@ -4892,15 +3329,7 @@
         <w:t>לא ייצור טבלה עבור ה</w:t>
       </w:r>
       <w:r>
-        <w:t>-</w:t>
-      </w:r>
-      <w:proofErr w:type="spellStart"/>
-      <w:r>
-        <w:t>enum</w:t>
-      </w:r>
-      <w:proofErr w:type="spellEnd"/>
-      <w:r>
-        <w:t xml:space="preserve"> </w:t>
+        <w:t xml:space="preserve">-enum </w:t>
       </w:r>
       <w:r>
         <w:rPr>
@@ -4909,13 +3338,8 @@
         </w:rPr>
         <w:t>עצמו, אלא יאחסן את הערך שלו כטקסט או מספר בעמודה בטבלת </w:t>
       </w:r>
-      <w:proofErr w:type="spellStart"/>
-      <w:r>
-        <w:t>UserRoles</w:t>
-      </w:r>
-      <w:proofErr w:type="spellEnd"/>
-      <w:r>
-        <w:t>.</w:t>
+      <w:r>
+        <w:t>UserRoles.</w:t>
       </w:r>
     </w:p>
     <w:p>
@@ -5075,15 +3499,7 @@
         <w:t>אם כבר הרצת את המיגרציות האלה על הדאטאבייס (כלומר עשית </w:t>
       </w:r>
       <w:r>
-        <w:t xml:space="preserve">dotnet </w:t>
-      </w:r>
-      <w:proofErr w:type="spellStart"/>
-      <w:r>
-        <w:t>ef</w:t>
-      </w:r>
-      <w:proofErr w:type="spellEnd"/>
-      <w:r>
-        <w:t xml:space="preserve"> database update), </w:t>
+        <w:t xml:space="preserve">dotnet ef database update), </w:t>
       </w:r>
       <w:r>
         <w:rPr>
@@ -5093,15 +3509,7 @@
         <w:t>תצטרך גם למחוק את הרשומות המתאימות מטבלת </w:t>
       </w:r>
       <w:r>
-        <w:t>__</w:t>
-      </w:r>
-      <w:proofErr w:type="spellStart"/>
-      <w:r>
-        <w:t>EFMigrationsHistory</w:t>
-      </w:r>
-      <w:proofErr w:type="spellEnd"/>
-      <w:r>
-        <w:t> </w:t>
+        <w:t>__EFMigrationsHistory </w:t>
       </w:r>
       <w:r>
         <w:rPr>
@@ -5245,23 +3653,7 @@
         <w:t>כשאתה מריץ </w:t>
       </w:r>
       <w:r>
-        <w:t xml:space="preserve">dotnet </w:t>
-      </w:r>
-      <w:proofErr w:type="spellStart"/>
-      <w:r>
-        <w:t>ef</w:t>
-      </w:r>
-      <w:proofErr w:type="spellEnd"/>
-      <w:r>
-        <w:t xml:space="preserve"> migrations add </w:t>
-      </w:r>
-      <w:proofErr w:type="spellStart"/>
-      <w:r>
-        <w:t>SomeName</w:t>
-      </w:r>
-      <w:proofErr w:type="spellEnd"/>
-      <w:r>
-        <w:t xml:space="preserve">, EF </w:t>
+        <w:t xml:space="preserve">dotnet ef migrations add SomeName, EF </w:t>
       </w:r>
       <w:r>
         <w:rPr>
@@ -5290,15 +3682,7 @@
         <w:t>כשאתה מריץ </w:t>
       </w:r>
       <w:r>
-        <w:t xml:space="preserve">dotnet </w:t>
-      </w:r>
-      <w:proofErr w:type="spellStart"/>
-      <w:r>
-        <w:t>ef</w:t>
-      </w:r>
-      <w:proofErr w:type="spellEnd"/>
-      <w:r>
-        <w:t xml:space="preserve"> database update, EF </w:t>
+        <w:t xml:space="preserve">dotnet ef database update, EF </w:t>
       </w:r>
       <w:r>
         <w:rPr>
@@ -5361,15 +3745,7 @@
         <w:t>אתה צריך להריץ </w:t>
       </w:r>
       <w:r>
-        <w:t xml:space="preserve">dotnet </w:t>
-      </w:r>
-      <w:proofErr w:type="spellStart"/>
-      <w:r>
-        <w:t>ef</w:t>
-      </w:r>
-      <w:proofErr w:type="spellEnd"/>
-      <w:r>
-        <w:t xml:space="preserve"> database update </w:t>
+        <w:t>dotnet ef database update </w:t>
       </w:r>
       <w:r>
         <w:rPr>
@@ -5465,21 +3841,12 @@
         </w:rPr>
         <w:t>איך לכתוב קוד שמייצר משתמש חדש וגם מקשר אותו לתפקיד בטבלת </w:t>
       </w:r>
-      <w:proofErr w:type="spellStart"/>
-      <w:r>
-        <w:rPr>
-          <w:b/>
-          <w:bCs/>
-        </w:rPr>
-        <w:t>UserRoles</w:t>
-      </w:r>
-      <w:proofErr w:type="spellEnd"/>
-      <w:r>
-        <w:rPr>
-          <w:b/>
-          <w:bCs/>
-        </w:rPr>
-        <w:t>?</w:t>
+      <w:r>
+        <w:rPr>
+          <w:b/>
+          <w:bCs/>
+        </w:rPr>
+        <w:t>UserRoles?</w:t>
       </w:r>
     </w:p>
     <w:p>
@@ -5518,42 +3885,16 @@
         <w:spacing w:after="0"/>
       </w:pPr>
       <w:r>
-        <w:t>    public int Id </w:t>
-      </w:r>
-      <w:proofErr w:type="gramStart"/>
-      <w:r>
-        <w:t>{ get</w:t>
-      </w:r>
-      <w:proofErr w:type="gramEnd"/>
-      <w:r>
-        <w:t>; set</w:t>
-      </w:r>
-      <w:proofErr w:type="gramStart"/>
-      <w:r>
-        <w:t>; }</w:t>
-      </w:r>
-      <w:proofErr w:type="gramEnd"/>
+        <w:t>    public int Id { get; set; }</w:t>
+      </w:r>
     </w:p>
     <w:p>
       <w:pPr>
         <w:spacing w:after="0"/>
       </w:pPr>
       <w:r>
-        <w:t>    public string Username </w:t>
-      </w:r>
-      <w:proofErr w:type="gramStart"/>
-      <w:r>
-        <w:t>{ get</w:t>
-      </w:r>
-      <w:proofErr w:type="gramEnd"/>
-      <w:r>
-        <w:t>; set</w:t>
-      </w:r>
-      <w:proofErr w:type="gramStart"/>
-      <w:r>
-        <w:t>; }</w:t>
-      </w:r>
-      <w:proofErr w:type="gramEnd"/>
+        <w:t>    public string Username { get; set; }</w:t>
+      </w:r>
     </w:p>
     <w:p>
       <w:pPr>
@@ -5577,66 +3918,16 @@
         <w:spacing w:after="0"/>
       </w:pPr>
       <w:r>
-        <w:t>    public int </w:t>
-      </w:r>
-      <w:proofErr w:type="spellStart"/>
-      <w:r>
-        <w:t>UserRoleId</w:t>
-      </w:r>
-      <w:proofErr w:type="spellEnd"/>
-      <w:r>
-        <w:t> </w:t>
-      </w:r>
-      <w:proofErr w:type="gramStart"/>
-      <w:r>
-        <w:t>{ get</w:t>
-      </w:r>
-      <w:proofErr w:type="gramEnd"/>
-      <w:r>
-        <w:t>; set</w:t>
-      </w:r>
-      <w:proofErr w:type="gramStart"/>
-      <w:r>
-        <w:t>; }</w:t>
-      </w:r>
-      <w:proofErr w:type="gramEnd"/>
+        <w:t>    public int UserRoleId { get; set; }</w:t>
+      </w:r>
     </w:p>
     <w:p>
       <w:pPr>
         <w:spacing w:after="0"/>
       </w:pPr>
       <w:r>
-        <w:t>    public </w:t>
-      </w:r>
-      <w:proofErr w:type="spellStart"/>
-      <w:r>
-        <w:t>UserRole</w:t>
-      </w:r>
-      <w:proofErr w:type="spellEnd"/>
-      <w:r>
-        <w:t> </w:t>
-      </w:r>
-      <w:proofErr w:type="spellStart"/>
-      <w:r>
-        <w:t>UserRole</w:t>
-      </w:r>
-      <w:proofErr w:type="spellEnd"/>
-      <w:r>
-        <w:t> </w:t>
-      </w:r>
-      <w:proofErr w:type="gramStart"/>
-      <w:r>
-        <w:t>{ get</w:t>
-      </w:r>
-      <w:proofErr w:type="gramEnd"/>
-      <w:r>
-        <w:t>; set</w:t>
-      </w:r>
-      <w:proofErr w:type="gramStart"/>
-      <w:r>
-        <w:t>; }</w:t>
-      </w:r>
-      <w:proofErr w:type="gramEnd"/>
+        <w:t>    public UserRole UserRole { get; set; }</w:t>
+      </w:r>
     </w:p>
     <w:p>
       <w:pPr>
@@ -5651,13 +3942,8 @@
         <w:spacing w:after="0"/>
       </w:pPr>
       <w:r>
-        <w:t>public class </w:t>
-      </w:r>
-      <w:proofErr w:type="spellStart"/>
-      <w:r>
-        <w:t>UserRole</w:t>
-      </w:r>
-      <w:proofErr w:type="spellEnd"/>
+        <w:t>public class UserRole</w:t>
+      </w:r>
     </w:p>
     <w:p>
       <w:pPr>
@@ -5672,58 +3958,16 @@
         <w:spacing w:after="0"/>
       </w:pPr>
       <w:r>
-        <w:t>    public int Id </w:t>
-      </w:r>
-      <w:proofErr w:type="gramStart"/>
-      <w:r>
-        <w:t>{ get</w:t>
-      </w:r>
-      <w:proofErr w:type="gramEnd"/>
-      <w:r>
-        <w:t>; set</w:t>
-      </w:r>
-      <w:proofErr w:type="gramStart"/>
-      <w:r>
-        <w:t>; }</w:t>
-      </w:r>
-      <w:proofErr w:type="gramEnd"/>
+        <w:t>    public int Id { get; set; }</w:t>
+      </w:r>
     </w:p>
     <w:p>
       <w:pPr>
         <w:spacing w:after="0"/>
       </w:pPr>
       <w:r>
-        <w:t>    public </w:t>
-      </w:r>
-      <w:proofErr w:type="spellStart"/>
-      <w:r>
-        <w:t>RoleType</w:t>
-      </w:r>
-      <w:proofErr w:type="spellEnd"/>
-      <w:r>
-        <w:t> </w:t>
-      </w:r>
-      <w:proofErr w:type="spellStart"/>
-      <w:r>
-        <w:t>RoleName</w:t>
-      </w:r>
-      <w:proofErr w:type="spellEnd"/>
-      <w:r>
-        <w:t> </w:t>
-      </w:r>
-      <w:proofErr w:type="gramStart"/>
-      <w:r>
-        <w:t>{ get</w:t>
-      </w:r>
-      <w:proofErr w:type="gramEnd"/>
-      <w:r>
-        <w:t>; set</w:t>
-      </w:r>
-      <w:proofErr w:type="gramStart"/>
-      <w:r>
-        <w:t>; }</w:t>
-      </w:r>
-      <w:proofErr w:type="gramEnd"/>
+        <w:t>    public RoleType RoleName { get; set; }</w:t>
+      </w:r>
     </w:p>
     <w:p>
       <w:pPr>
@@ -5738,21 +3982,8 @@
         <w:spacing w:after="0"/>
       </w:pPr>
       <w:r>
-        <w:t>public </w:t>
-      </w:r>
-      <w:proofErr w:type="spellStart"/>
-      <w:r>
-        <w:t>enum</w:t>
-      </w:r>
-      <w:proofErr w:type="spellEnd"/>
-      <w:r>
-        <w:t> </w:t>
-      </w:r>
-      <w:proofErr w:type="spellStart"/>
-      <w:r>
-        <w:t>RoleType</w:t>
-      </w:r>
-      <w:proofErr w:type="spellEnd"/>
+        <w:t>public enum RoleType</w:t>
+      </w:r>
     </w:p>
     <w:p>
       <w:pPr>
@@ -5783,13 +4014,8 @@
         <w:spacing w:after="0"/>
       </w:pPr>
       <w:r>
-        <w:t>    </w:t>
-      </w:r>
-      <w:proofErr w:type="spellStart"/>
-      <w:r>
-        <w:t>SuperUser</w:t>
-      </w:r>
-      <w:proofErr w:type="spellEnd"/>
+        <w:t>    SuperUser</w:t>
+      </w:r>
     </w:p>
     <w:p>
       <w:pPr>
@@ -5818,17 +4044,7 @@
         <w:spacing w:after="0"/>
       </w:pPr>
       <w:r>
-        <w:t>using (var scope = </w:t>
-      </w:r>
-      <w:proofErr w:type="spellStart"/>
-      <w:proofErr w:type="gramStart"/>
-      <w:r>
-        <w:t>app.Services.CreateScope</w:t>
-      </w:r>
-      <w:proofErr w:type="spellEnd"/>
-      <w:proofErr w:type="gramEnd"/>
-      <w:r>
-        <w:t>())</w:t>
+        <w:t>using (var scope = app.Services.CreateScope())</w:t>
       </w:r>
     </w:p>
     <w:p>
@@ -5844,23 +4060,8 @@
         <w:spacing w:after="0"/>
       </w:pPr>
       <w:r>
-        <w:t>    var context = </w:t>
-      </w:r>
-      <w:proofErr w:type="spellStart"/>
-      <w:proofErr w:type="gramStart"/>
-      <w:r>
-        <w:t>scope.ServiceProvider.GetRequiredService</w:t>
-      </w:r>
-      <w:proofErr w:type="spellEnd"/>
-      <w:proofErr w:type="gramEnd"/>
-      <w:r>
-        <w:t>(</w:t>
-      </w:r>
-      <w:proofErr w:type="gramStart"/>
-      <w:r>
-        <w:t>);</w:t>
-      </w:r>
-      <w:proofErr w:type="gramEnd"/>
+        <w:t>    var context = scope.ServiceProvider.GetRequiredService();</w:t>
+      </w:r>
     </w:p>
     <w:p>
       <w:pPr>
@@ -5884,44 +4085,15 @@
         <w:spacing w:after="0"/>
       </w:pPr>
       <w:r>
-        <w:t>    var role = </w:t>
-      </w:r>
-      <w:proofErr w:type="gramStart"/>
-      <w:r>
-        <w:t>context.UserRoles.FirstOrDefault</w:t>
-      </w:r>
-      <w:proofErr w:type="gramEnd"/>
-      <w:r>
-        <w:t>(r =&gt; </w:t>
-      </w:r>
-      <w:proofErr w:type="gramStart"/>
-      <w:r>
-        <w:t>r.RoleName</w:t>
-      </w:r>
-      <w:proofErr w:type="gramEnd"/>
-      <w:r>
-        <w:t> == RoleType.Admin</w:t>
-      </w:r>
-      <w:proofErr w:type="gramStart"/>
-      <w:r>
-        <w:t>);</w:t>
-      </w:r>
-      <w:proofErr w:type="gramEnd"/>
+        <w:t>    var role = context.UserRoles.FirstOrDefault(r =&gt; r.RoleName == RoleType.Admin);</w:t>
+      </w:r>
     </w:p>
     <w:p>
       <w:pPr>
         <w:spacing w:after="0"/>
       </w:pPr>
       <w:r>
-        <w:t>    if (</w:t>
-      </w:r>
-      <w:proofErr w:type="gramStart"/>
-      <w:r>
-        <w:t>role !</w:t>
-      </w:r>
-      <w:proofErr w:type="gramEnd"/>
-      <w:r>
-        <w:t>= null)</w:t>
+        <w:t>    if (role != null)</w:t>
       </w:r>
     </w:p>
     <w:p>
@@ -5937,15 +4109,7 @@
         <w:spacing w:after="0"/>
       </w:pPr>
       <w:r>
-        <w:t>        var </w:t>
-      </w:r>
-      <w:proofErr w:type="spellStart"/>
-      <w:r>
-        <w:t>newUser</w:t>
-      </w:r>
-      <w:proofErr w:type="spellEnd"/>
-      <w:r>
-        <w:t> = new User</w:t>
+        <w:t>        var newUser = new User</w:t>
       </w:r>
     </w:p>
     <w:p>
@@ -5961,15 +4125,7 @@
         <w:spacing w:after="0"/>
       </w:pPr>
       <w:r>
-        <w:t>            Username = "</w:t>
-      </w:r>
-      <w:proofErr w:type="spellStart"/>
-      <w:r>
-        <w:t>newuser</w:t>
-      </w:r>
-      <w:proofErr w:type="spellEnd"/>
-      <w:r>
-        <w:t>",</w:t>
+        <w:t>            Username = "newuser",</w:t>
       </w:r>
     </w:p>
     <w:p>
@@ -5977,85 +4133,32 @@
         <w:spacing w:after="0"/>
       </w:pPr>
       <w:r>
-        <w:t>            </w:t>
-      </w:r>
-      <w:proofErr w:type="spellStart"/>
-      <w:r>
-        <w:t>UserRoleId</w:t>
-      </w:r>
-      <w:proofErr w:type="spellEnd"/>
-      <w:r>
-        <w:t> = </w:t>
-      </w:r>
-      <w:proofErr w:type="gramStart"/>
-      <w:r>
-        <w:t>role.Id</w:t>
-      </w:r>
-      <w:proofErr w:type="gramEnd"/>
+        <w:t>            UserRoleId = role.Id</w:t>
+      </w:r>
     </w:p>
     <w:p>
       <w:pPr>
         <w:spacing w:after="0"/>
       </w:pPr>
       <w:r>
-        <w:t>        </w:t>
-      </w:r>
-      <w:proofErr w:type="gramStart"/>
-      <w:r>
-        <w:t>};</w:t>
-      </w:r>
-      <w:proofErr w:type="gramEnd"/>
+        <w:t>        };</w:t>
+      </w:r>
     </w:p>
     <w:p>
       <w:pPr>
         <w:spacing w:after="0"/>
       </w:pPr>
       <w:r>
-        <w:t>        </w:t>
-      </w:r>
-      <w:proofErr w:type="spellStart"/>
-      <w:proofErr w:type="gramStart"/>
-      <w:r>
-        <w:t>context.Users.Add</w:t>
-      </w:r>
-      <w:proofErr w:type="spellEnd"/>
-      <w:proofErr w:type="gramEnd"/>
-      <w:r>
-        <w:t>(</w:t>
-      </w:r>
-      <w:proofErr w:type="spellStart"/>
-      <w:r>
-        <w:t>newUser</w:t>
-      </w:r>
-      <w:proofErr w:type="spellEnd"/>
-      <w:proofErr w:type="gramStart"/>
-      <w:r>
-        <w:t>);</w:t>
-      </w:r>
-      <w:proofErr w:type="gramEnd"/>
+        <w:t>        context.Users.Add(newUser);</w:t>
+      </w:r>
     </w:p>
     <w:p>
       <w:pPr>
         <w:spacing w:after="0"/>
       </w:pPr>
       <w:r>
-        <w:t>        </w:t>
-      </w:r>
-      <w:proofErr w:type="spellStart"/>
-      <w:proofErr w:type="gramStart"/>
-      <w:r>
-        <w:t>context.SaveChanges</w:t>
-      </w:r>
-      <w:proofErr w:type="spellEnd"/>
-      <w:proofErr w:type="gramEnd"/>
-      <w:r>
-        <w:t>(</w:t>
-      </w:r>
-      <w:proofErr w:type="gramStart"/>
-      <w:r>
-        <w:t>);</w:t>
-      </w:r>
-      <w:proofErr w:type="gramEnd"/>
+        <w:t>        context.SaveChanges();</w:t>
+      </w:r>
     </w:p>
     <w:p>
       <w:pPr>
@@ -6086,15 +4189,7 @@
         <w:t>שים לב: אם אתה משתמש ב</w:t>
       </w:r>
       <w:r>
-        <w:t>-</w:t>
-      </w:r>
-      <w:proofErr w:type="spellStart"/>
-      <w:r>
-        <w:t>UserRoleId</w:t>
-      </w:r>
-      <w:proofErr w:type="spellEnd"/>
-      <w:r>
-        <w:t> </w:t>
+        <w:t>-UserRoleId </w:t>
       </w:r>
       <w:r>
         <w:rPr>
@@ -6112,15 +4207,7 @@
         <w:t>ודא שהקשר מוגדר נכון ב</w:t>
       </w:r>
       <w:r>
-        <w:t>-</w:t>
-      </w:r>
-      <w:proofErr w:type="spellStart"/>
-      <w:r>
-        <w:t>OnModelCreating</w:t>
-      </w:r>
-      <w:proofErr w:type="spellEnd"/>
-      <w:r>
-        <w:t> </w:t>
+        <w:t>-OnModelCreating </w:t>
       </w:r>
       <w:r>
         <w:rPr>
@@ -6544,13 +4631,8 @@
         </w:rPr>
         <w:t>אתה מוסיף את הנתונים בתוך המתודה </w:t>
       </w:r>
-      <w:proofErr w:type="spellStart"/>
-      <w:r>
-        <w:t>OnModelCreating</w:t>
-      </w:r>
-      <w:proofErr w:type="spellEnd"/>
-      <w:r>
-        <w:t> </w:t>
+      <w:r>
+        <w:t>OnModelCreating </w:t>
       </w:r>
       <w:r>
         <w:rPr>
@@ -6558,13 +4640,8 @@
         </w:rPr>
         <w:t>של ה־</w:t>
       </w:r>
-      <w:proofErr w:type="spellStart"/>
-      <w:r>
-        <w:t>DbContext</w:t>
-      </w:r>
-      <w:proofErr w:type="spellEnd"/>
-      <w:r>
-        <w:t xml:space="preserve">, </w:t>
+      <w:r>
+        <w:t xml:space="preserve">DbContext, </w:t>
       </w:r>
       <w:r>
         <w:rPr>
@@ -6581,15 +4658,7 @@
         <w:spacing w:after="0"/>
       </w:pPr>
       <w:r>
-        <w:t>protected override void </w:t>
-      </w:r>
-      <w:proofErr w:type="gramStart"/>
-      <w:r>
-        <w:t>OnModelCreating(</w:t>
-      </w:r>
-      <w:proofErr w:type="gramEnd"/>
-      <w:r>
-        <w:t>ModelBuilder modelBuilder)</w:t>
+        <w:t>protected override void OnModelCreating(ModelBuilder modelBuilder)</w:t>
       </w:r>
     </w:p>
     <w:p>
@@ -6605,56 +4674,15 @@
         <w:spacing w:after="0"/>
       </w:pPr>
       <w:r>
-        <w:t>    </w:t>
-      </w:r>
-      <w:proofErr w:type="spellStart"/>
-      <w:proofErr w:type="gramStart"/>
-      <w:r>
-        <w:t>base.OnModelCreating</w:t>
-      </w:r>
-      <w:proofErr w:type="spellEnd"/>
-      <w:proofErr w:type="gramEnd"/>
-      <w:r>
-        <w:t>(</w:t>
-      </w:r>
-      <w:proofErr w:type="spellStart"/>
-      <w:r>
-        <w:t>modelBuilder</w:t>
-      </w:r>
-      <w:proofErr w:type="spellEnd"/>
-      <w:proofErr w:type="gramStart"/>
-      <w:r>
-        <w:t>);</w:t>
-      </w:r>
-      <w:proofErr w:type="gramEnd"/>
+        <w:t>    base.OnModelCreating(modelBuilder);</w:t>
+      </w:r>
     </w:p>
     <w:p>
       <w:pPr>
         <w:spacing w:after="0"/>
       </w:pPr>
       <w:r>
-        <w:t>    </w:t>
-      </w:r>
-      <w:proofErr w:type="spellStart"/>
-      <w:r>
-        <w:t>modelBuilder.Entity</w:t>
-      </w:r>
-      <w:proofErr w:type="spellEnd"/>
-      <w:r>
-        <w:t>(</w:t>
-      </w:r>
-      <w:proofErr w:type="gramStart"/>
-      <w:r>
-        <w:t>).</w:t>
-      </w:r>
-      <w:proofErr w:type="spellStart"/>
-      <w:r>
-        <w:t>HasData</w:t>
-      </w:r>
-      <w:proofErr w:type="spellEnd"/>
-      <w:proofErr w:type="gramEnd"/>
-      <w:r>
-        <w:t>(</w:t>
+        <w:t>    modelBuilder.Entity().HasData(</w:t>
       </w:r>
     </w:p>
     <w:p>
@@ -6662,23 +4690,7 @@
         <w:spacing w:after="0"/>
       </w:pPr>
       <w:r>
-        <w:t>        new Role </w:t>
-      </w:r>
-      <w:proofErr w:type="gramStart"/>
-      <w:r>
-        <w:t>{ Id</w:t>
-      </w:r>
-      <w:proofErr w:type="gramEnd"/>
-      <w:r>
-        <w:t> = 1, Name = "Admin</w:t>
-      </w:r>
-      <w:proofErr w:type="gramStart"/>
-      <w:r>
-        <w:t>" }</w:t>
-      </w:r>
-      <w:proofErr w:type="gramEnd"/>
-      <w:r>
-        <w:t>,</w:t>
+        <w:t>        new Role { Id = 1, Name = "Admin" },</w:t>
       </w:r>
     </w:p>
     <w:p>
@@ -6686,21 +4698,8 @@
         <w:spacing w:after="0"/>
       </w:pPr>
       <w:r>
-        <w:t>        new Role </w:t>
-      </w:r>
-      <w:proofErr w:type="gramStart"/>
-      <w:r>
-        <w:t>{ Id</w:t>
-      </w:r>
-      <w:proofErr w:type="gramEnd"/>
-      <w:r>
-        <w:t> = 2, Name = "User</w:t>
-      </w:r>
-      <w:proofErr w:type="gramStart"/>
-      <w:r>
-        <w:t>" }</w:t>
-      </w:r>
-      <w:proofErr w:type="gramEnd"/>
+        <w:t>        new Role { Id = 2, Name = "User" }</w:t>
+      </w:r>
     </w:p>
     <w:p>
       <w:pPr>
@@ -6710,13 +4709,8 @@
         </w:rPr>
       </w:pPr>
       <w:r>
-        <w:t>    </w:t>
-      </w:r>
-      <w:proofErr w:type="gramStart"/>
-      <w:r>
-        <w:t>);</w:t>
-      </w:r>
-      <w:proofErr w:type="gramEnd"/>
+        <w:t>    );</w:t>
+      </w:r>
     </w:p>
     <w:p>
       <w:pPr>
@@ -6747,11 +4741,9 @@
         <w:lastRenderedPageBreak/>
         <w:t xml:space="preserve">באיזה שלב רצה המתודה:  </w:t>
       </w:r>
-      <w:proofErr w:type="spellStart"/>
       <w:r>
         <w:t>OnModelCreating</w:t>
       </w:r>
-      <w:proofErr w:type="spellEnd"/>
       <w:r>
         <w:rPr>
           <w:rFonts w:hint="cs"/>
@@ -6771,13 +4763,8 @@
         </w:rPr>
         <w:t>המתודה </w:t>
       </w:r>
-      <w:proofErr w:type="spellStart"/>
-      <w:r>
-        <w:t>OnModelCreating</w:t>
-      </w:r>
-      <w:proofErr w:type="spellEnd"/>
-      <w:r>
-        <w:t> </w:t>
+      <w:r>
+        <w:t>OnModelCreating </w:t>
       </w:r>
       <w:r>
         <w:rPr>
@@ -6891,15 +4878,7 @@
         <w:spacing w:after="0"/>
       </w:pPr>
       <w:r>
-        <w:t xml:space="preserve">dotnet </w:t>
-      </w:r>
-      <w:proofErr w:type="spellStart"/>
-      <w:r>
-        <w:t>ef</w:t>
-      </w:r>
-      <w:proofErr w:type="spellEnd"/>
-      <w:r>
-        <w:t xml:space="preserve"> migrations add</w:t>
+        <w:t>dotnet ef migrations add</w:t>
       </w:r>
     </w:p>
     <w:p>
@@ -6912,15 +4891,7 @@
         <w:spacing w:after="0"/>
       </w:pPr>
       <w:r>
-        <w:t xml:space="preserve">dotnet </w:t>
-      </w:r>
-      <w:proofErr w:type="spellStart"/>
-      <w:r>
-        <w:t>ef</w:t>
-      </w:r>
-      <w:proofErr w:type="spellEnd"/>
-      <w:r>
-        <w:t xml:space="preserve"> database update</w:t>
+        <w:t>dotnet ef database update</w:t>
       </w:r>
     </w:p>
     <w:p>
@@ -6956,13 +4927,8 @@
         </w:rPr>
         <w:t>למשל, בעת קריאה ל־</w:t>
       </w:r>
-      <w:proofErr w:type="spellStart"/>
-      <w:r>
-        <w:t>DbContext</w:t>
-      </w:r>
-      <w:proofErr w:type="spellEnd"/>
-      <w:r>
-        <w:t>)</w:t>
+      <w:r>
+        <w:t>DbContext)</w:t>
       </w:r>
     </w:p>
     <w:p>
@@ -7088,15 +5054,7 @@
         <w:t> כמו המרות טיפוסים</w:t>
       </w:r>
       <w:r>
-        <w:t xml:space="preserve"> (</w:t>
-      </w:r>
-      <w:proofErr w:type="spellStart"/>
-      <w:r>
-        <w:t>HasConversion</w:t>
-      </w:r>
-      <w:proofErr w:type="spellEnd"/>
-      <w:r>
-        <w:t xml:space="preserve">), </w:t>
+        <w:t xml:space="preserve"> (HasConversion), </w:t>
       </w:r>
       <w:r>
         <w:rPr>
@@ -7105,15 +5063,7 @@
         <w:t>מגבלות</w:t>
       </w:r>
       <w:r>
-        <w:t xml:space="preserve"> (</w:t>
-      </w:r>
-      <w:proofErr w:type="spellStart"/>
-      <w:r>
-        <w:t>OnDelete</w:t>
-      </w:r>
-      <w:proofErr w:type="spellEnd"/>
-      <w:r>
-        <w:t xml:space="preserve">), </w:t>
+        <w:t xml:space="preserve"> (OnDelete), </w:t>
       </w:r>
       <w:r>
         <w:rPr>
@@ -7226,13 +5176,8 @@
         </w:rPr>
         <w:t>אתה כותב את </w:t>
       </w:r>
-      <w:proofErr w:type="spellStart"/>
-      <w:r>
-        <w:t>OnModelCreating</w:t>
-      </w:r>
-      <w:proofErr w:type="spellEnd"/>
-      <w:r>
-        <w:t>.</w:t>
+      <w:r>
+        <w:t>OnModelCreating.</w:t>
       </w:r>
     </w:p>
     <w:p>
@@ -7271,36 +5216,8 @@
           <w:kern w:val="0"/>
           <w14:ligatures w14:val="none"/>
         </w:rPr>
-        <w:t>dotnet </w:t>
-      </w:r>
-      <w:proofErr w:type="spellStart"/>
-      <w:r>
-        <w:rPr>
-          <w:rFonts w:ascii="Times New Roman" w:eastAsia="Times New Roman" w:hAnsi="Times New Roman" w:cs="Times New Roman"/>
-          <w:kern w:val="0"/>
-          <w14:ligatures w14:val="none"/>
-        </w:rPr>
-        <w:t>ef</w:t>
-      </w:r>
-      <w:proofErr w:type="spellEnd"/>
-      <w:r>
-        <w:rPr>
-          <w:rFonts w:ascii="Times New Roman" w:eastAsia="Times New Roman" w:hAnsi="Times New Roman" w:cs="Times New Roman"/>
-          <w:kern w:val="0"/>
-          <w14:ligatures w14:val="none"/>
-        </w:rPr>
-        <w:t> migrations add </w:t>
-      </w:r>
-      <w:proofErr w:type="spellStart"/>
-      <w:r>
-        <w:rPr>
-          <w:rFonts w:ascii="Times New Roman" w:eastAsia="Times New Roman" w:hAnsi="Times New Roman" w:cs="Times New Roman"/>
-          <w:kern w:val="0"/>
-          <w14:ligatures w14:val="none"/>
-        </w:rPr>
-        <w:t>SeedUserRoles</w:t>
-      </w:r>
-      <w:proofErr w:type="spellEnd"/>
+        <w:t>dotnet ef migrations add SeedUserRoles</w:t>
+      </w:r>
     </w:p>
     <w:p>
       <w:pPr>
@@ -7308,15 +5225,7 @@
         <w:ind w:left="720"/>
       </w:pPr>
       <w:r>
-        <w:t>dotnet </w:t>
-      </w:r>
-      <w:proofErr w:type="spellStart"/>
-      <w:r>
-        <w:t>ef</w:t>
-      </w:r>
-      <w:proofErr w:type="spellEnd"/>
-      <w:r>
-        <w:t> database update</w:t>
+        <w:t>dotnet ef database update</w:t>
       </w:r>
     </w:p>
     <w:p>
@@ -7562,21 +5471,7 @@
         <w:rPr>
           <w:rFonts w:hint="eastAsia"/>
         </w:rPr>
-        <w:t xml:space="preserve"> </w:t>
-      </w:r>
-      <w:proofErr w:type="spellStart"/>
-      <w:r>
-        <w:rPr>
-          <w:rFonts w:hint="eastAsia"/>
-        </w:rPr>
-        <w:t>AuthService</w:t>
-      </w:r>
-      <w:proofErr w:type="spellEnd"/>
-      <w:r>
-        <w:rPr>
-          <w:rFonts w:hint="eastAsia"/>
-        </w:rPr>
-        <w:t xml:space="preserve">/ </w:t>
+        <w:t xml:space="preserve"> AuthService/ </w:t>
       </w:r>
     </w:p>
     <w:p>
@@ -7606,21 +5501,7 @@
         <w:rPr>
           <w:rFonts w:hint="eastAsia"/>
         </w:rPr>
-        <w:t xml:space="preserve"> </w:t>
-      </w:r>
-      <w:proofErr w:type="spellStart"/>
-      <w:r>
-        <w:rPr>
-          <w:rFonts w:hint="eastAsia"/>
-        </w:rPr>
-        <w:t>CustomersService</w:t>
-      </w:r>
-      <w:proofErr w:type="spellEnd"/>
-      <w:r>
-        <w:rPr>
-          <w:rFonts w:hint="eastAsia"/>
-        </w:rPr>
-        <w:t xml:space="preserve">/ </w:t>
+        <w:t xml:space="preserve"> CustomersService/ </w:t>
       </w:r>
     </w:p>
     <w:p>
@@ -7650,21 +5531,7 @@
         <w:rPr>
           <w:rFonts w:hint="eastAsia"/>
         </w:rPr>
-        <w:t xml:space="preserve"> </w:t>
-      </w:r>
-      <w:proofErr w:type="spellStart"/>
-      <w:r>
-        <w:rPr>
-          <w:rFonts w:hint="eastAsia"/>
-        </w:rPr>
-        <w:t>OrdersService</w:t>
-      </w:r>
-      <w:proofErr w:type="spellEnd"/>
-      <w:r>
-        <w:rPr>
-          <w:rFonts w:hint="eastAsia"/>
-        </w:rPr>
-        <w:t xml:space="preserve">/ </w:t>
+        <w:t xml:space="preserve"> OrdersService/ </w:t>
       </w:r>
     </w:p>
     <w:p>
@@ -7694,21 +5561,7 @@
         <w:rPr>
           <w:rFonts w:hint="eastAsia"/>
         </w:rPr>
-        <w:t xml:space="preserve"> </w:t>
-      </w:r>
-      <w:proofErr w:type="spellStart"/>
-      <w:r>
-        <w:rPr>
-          <w:rFonts w:hint="eastAsia"/>
-        </w:rPr>
-        <w:t>LoggingService</w:t>
-      </w:r>
-      <w:proofErr w:type="spellEnd"/>
-      <w:r>
-        <w:rPr>
-          <w:rFonts w:hint="eastAsia"/>
-        </w:rPr>
-        <w:t xml:space="preserve">/ </w:t>
+        <w:t xml:space="preserve"> LoggingService/ </w:t>
       </w:r>
     </w:p>
     <w:p>
@@ -7738,21 +5591,7 @@
         <w:rPr>
           <w:rFonts w:hint="eastAsia"/>
         </w:rPr>
-        <w:t xml:space="preserve"> </w:t>
-      </w:r>
-      <w:proofErr w:type="spellStart"/>
-      <w:r>
-        <w:rPr>
-          <w:rFonts w:hint="eastAsia"/>
-        </w:rPr>
-        <w:t>NotificationsWorker</w:t>
-      </w:r>
-      <w:proofErr w:type="spellEnd"/>
-      <w:r>
-        <w:rPr>
-          <w:rFonts w:hint="eastAsia"/>
-        </w:rPr>
-        <w:t xml:space="preserve">/ </w:t>
+        <w:t xml:space="preserve"> NotificationsWorker/ </w:t>
       </w:r>
     </w:p>
     <w:p>
@@ -7783,21 +5622,7 @@
         <w:rPr>
           <w:rFonts w:hint="eastAsia"/>
         </w:rPr>
-        <w:t xml:space="preserve"> </w:t>
-      </w:r>
-      <w:proofErr w:type="spellStart"/>
-      <w:r>
-        <w:rPr>
-          <w:rFonts w:hint="eastAsia"/>
-        </w:rPr>
-        <w:t>PublisherService</w:t>
-      </w:r>
-      <w:proofErr w:type="spellEnd"/>
-      <w:r>
-        <w:rPr>
-          <w:rFonts w:hint="eastAsia"/>
-        </w:rPr>
-        <w:t xml:space="preserve">/ </w:t>
+        <w:t xml:space="preserve"> PublisherService/ </w:t>
       </w:r>
     </w:p>
     <w:p>
@@ -7878,32 +5703,18 @@
         <w:rPr>
           <w:rFonts w:hint="eastAsia"/>
         </w:rPr>
-        <w:t xml:space="preserve"> docker-</w:t>
-      </w:r>
-      <w:proofErr w:type="spellStart"/>
+        <w:t xml:space="preserve"> docker-compose.yml </w:t>
+      </w:r>
+      <w:r>
+        <w:tab/>
+      </w:r>
+      <w:r>
+        <w:tab/>
+      </w:r>
       <w:r>
         <w:rPr>
           <w:rFonts w:hint="eastAsia"/>
         </w:rPr>
-        <w:t>compose.yml</w:t>
-      </w:r>
-      <w:proofErr w:type="spellEnd"/>
-      <w:r>
-        <w:rPr>
-          <w:rFonts w:hint="eastAsia"/>
-        </w:rPr>
-        <w:t xml:space="preserve"> </w:t>
-      </w:r>
-      <w:r>
-        <w:tab/>
-      </w:r>
-      <w:r>
-        <w:tab/>
-      </w:r>
-      <w:r>
-        <w:rPr>
-          <w:rFonts w:hint="eastAsia"/>
-        </w:rPr>
         <w:t># Docker setup for all services</w:t>
       </w:r>
     </w:p>
@@ -7939,13 +5750,8 @@
         </w:rPr>
         <w:t>ו־</w:t>
       </w:r>
-      <w:proofErr w:type="spellStart"/>
-      <w:r>
-        <w:t>authservice:dev</w:t>
-      </w:r>
-      <w:proofErr w:type="spellEnd"/>
-      <w:r>
-        <w:t xml:space="preserve"> </w:t>
+      <w:r>
+        <w:t xml:space="preserve">authservice:dev </w:t>
       </w:r>
       <w:r>
         <w:rPr>
@@ -8063,8 +5869,6 @@
                 <w:bCs/>
               </w:rPr>
             </w:pPr>
-            <w:proofErr w:type="spellStart"/>
-            <w:proofErr w:type="gramStart"/>
             <w:r>
               <w:rPr>
                 <w:b/>
@@ -8072,8 +5876,6 @@
               </w:rPr>
               <w:t>authservice:dev</w:t>
             </w:r>
-            <w:proofErr w:type="spellEnd"/>
-            <w:proofErr w:type="gramEnd"/>
           </w:p>
         </w:tc>
       </w:tr>
@@ -8130,15 +5932,8 @@
             <w:pPr>
               <w:bidi/>
             </w:pPr>
-            <w:proofErr w:type="spellStart"/>
-            <w:proofErr w:type="gramStart"/>
             <w:r>
-              <w:t>authservice:dev</w:t>
-            </w:r>
-            <w:proofErr w:type="spellEnd"/>
-            <w:proofErr w:type="gramEnd"/>
-            <w:r>
-              <w:t xml:space="preserve"> (</w:t>
+              <w:t>authservice:dev (</w:t>
             </w:r>
             <w:r>
               <w:rPr>
@@ -8147,17 +5942,7 @@
               <w:t xml:space="preserve">נבנה ידנית או דרך פקודת </w:t>
             </w:r>
             <w:r>
-              <w:t xml:space="preserve">docker build -t </w:t>
-            </w:r>
-            <w:proofErr w:type="spellStart"/>
-            <w:proofErr w:type="gramStart"/>
-            <w:r>
-              <w:t>authservice:dev</w:t>
-            </w:r>
-            <w:proofErr w:type="spellEnd"/>
-            <w:proofErr w:type="gramEnd"/>
-            <w:r>
-              <w:t>)</w:t>
+              <w:t>docker build -t authservice:dev)</w:t>
             </w:r>
           </w:p>
         </w:tc>
@@ -8446,13 +6231,8 @@
         </w:rPr>
         <w:t xml:space="preserve">למשל </w:t>
       </w:r>
-      <w:proofErr w:type="spellStart"/>
-      <w:r>
-        <w:t>npm</w:t>
-      </w:r>
-      <w:proofErr w:type="spellEnd"/>
-      <w:r>
-        <w:t xml:space="preserve"> start):</w:t>
+      <w:r>
+        <w:t>npm start):</w:t>
       </w:r>
     </w:p>
     <w:p>
@@ -8629,13 +6409,8 @@
         </w:rPr>
         <w:t xml:space="preserve">יודע לפתור את השם </w:t>
       </w:r>
-      <w:proofErr w:type="spellStart"/>
-      <w:r>
-        <w:t>api</w:t>
-      </w:r>
-      <w:proofErr w:type="spellEnd"/>
-      <w:r>
-        <w:t xml:space="preserve"> </w:t>
+      <w:r>
+        <w:t xml:space="preserve">api </w:t>
       </w:r>
       <w:r>
         <w:rPr>
@@ -8802,13 +6577,8 @@
         </w:rPr>
         <w:t>32774/</w:t>
       </w:r>
-      <w:proofErr w:type="spellStart"/>
-      <w:r>
-        <w:t>tcp</w:t>
-      </w:r>
-      <w:proofErr w:type="spellEnd"/>
-      <w:r>
-        <w:t xml:space="preserve"> -&gt; 0.0.0.0:32774</w:t>
+      <w:r>
+        <w:t>tcp -&gt; 0.0.0.0:32774</w:t>
       </w:r>
     </w:p>
     <w:p>
@@ -8822,13 +6592,8 @@
         </w:rPr>
         <w:t>32774/</w:t>
       </w:r>
-      <w:proofErr w:type="spellStart"/>
-      <w:r>
-        <w:t>tcp</w:t>
-      </w:r>
-      <w:proofErr w:type="spellEnd"/>
-      <w:r>
-        <w:t xml:space="preserve"> -&gt; [::]:32774</w:t>
+      <w:r>
+        <w:t>tcp -&gt; [::]:32774</w:t>
       </w:r>
     </w:p>
     <w:p>
@@ -8948,15 +6713,7 @@
         <w:br/>
       </w:r>
       <w:r>
-        <w:t>curl -X POST http://localhost:32774/api/auth/login -H "Content-Type: application/</w:t>
-      </w:r>
-      <w:proofErr w:type="spellStart"/>
-      <w:r>
-        <w:t>json</w:t>
-      </w:r>
-      <w:proofErr w:type="spellEnd"/>
-      <w:r>
-        <w:t>" -d "{\"email\":\"nir@gmail.com\",\"password\":\"123456\"}</w:t>
+        <w:t>curl -X POST http://localhost:32774/api/auth/login -H "Content-Type: application/json" -d "{\"email\":\"nir@gmail.com\",\"password\":\"123456\"}</w:t>
       </w:r>
       <w:r>
         <w:rPr>
@@ -9049,25 +6806,7 @@
           <w:bCs/>
           <w:lang w:val="en-IL"/>
         </w:rPr>
-        <w:t xml:space="preserve"> Route Guard (</w:t>
-      </w:r>
-      <w:proofErr w:type="spellStart"/>
-      <w:r>
-        <w:rPr>
-          <w:b/>
-          <w:bCs/>
-          <w:lang w:val="en-IL"/>
-        </w:rPr>
-        <w:t>RequireAuth</w:t>
-      </w:r>
-      <w:proofErr w:type="spellEnd"/>
-      <w:r>
-        <w:rPr>
-          <w:b/>
-          <w:bCs/>
-          <w:lang w:val="en-IL"/>
-        </w:rPr>
-        <w:t>).</w:t>
+        <w:t xml:space="preserve"> Route Guard (RequireAuth).</w:t>
       </w:r>
     </w:p>
     <w:p>
@@ -9127,7 +6866,7 @@
           <w:lang w:val="en-IL"/>
         </w:rPr>
         <w:pict w14:anchorId="0E4DCA5A">
-          <v:rect id="_x0000_i1135" style="width:0;height:1.5pt" o:hralign="center" o:hrstd="t" o:hr="t" fillcolor="#a0a0a0" stroked="f"/>
+          <v:rect id="_x0000_i1033" style="width:0;height:1.5pt" o:hralign="center" o:hrstd="t" o:hr="t" fillcolor="#a0a0a0" stroked="f"/>
         </w:pict>
       </w:r>
     </w:p>
@@ -9228,54 +6967,40 @@
         <w:rPr>
           <w:lang w:val="en-IL"/>
         </w:rPr>
-        <w:t xml:space="preserve">: Login, </w:t>
-      </w:r>
-      <w:proofErr w:type="spellStart"/>
-      <w:r>
-        <w:rPr>
-          <w:lang w:val="en-IL"/>
-        </w:rPr>
-        <w:t>WelcomePage</w:t>
-      </w:r>
-      <w:proofErr w:type="spellEnd"/>
+        <w:t>: Login, WelcomePage.</w:t>
+      </w:r>
+    </w:p>
+    <w:p>
+      <w:pPr>
+        <w:bidi/>
+        <w:rPr>
+          <w:lang w:val="en-IL"/>
+        </w:rPr>
+      </w:pPr>
+      <w:r>
+        <w:rPr>
+          <w:rtl/>
+        </w:rPr>
+        <w:t xml:space="preserve">אבל יש בעיה: אנחנו לא רוצים שמשתמש יוכל פשוט להקליד את הכתובת </w:t>
+      </w:r>
+      <w:r>
+        <w:rPr>
+          <w:lang w:val="en-IL"/>
+        </w:rPr>
+        <w:t xml:space="preserve">http://localhost:3000/welcome </w:t>
+      </w:r>
+      <w:r>
+        <w:rPr>
+          <w:rtl/>
+        </w:rPr>
+        <w:t>ולראות את הדף אם הוא לא מחובר</w:t>
+      </w:r>
       <w:r>
         <w:rPr>
           <w:lang w:val="en-IL"/>
         </w:rPr>
         <w:t>.</w:t>
       </w:r>
-    </w:p>
-    <w:p>
-      <w:pPr>
-        <w:bidi/>
-        <w:rPr>
-          <w:lang w:val="en-IL"/>
-        </w:rPr>
-      </w:pPr>
-      <w:r>
-        <w:rPr>
-          <w:rtl/>
-        </w:rPr>
-        <w:t xml:space="preserve">אבל יש בעיה: אנחנו לא רוצים שמשתמש יוכל פשוט להקליד את הכתובת </w:t>
-      </w:r>
-      <w:r>
-        <w:rPr>
-          <w:lang w:val="en-IL"/>
-        </w:rPr>
-        <w:t xml:space="preserve">http://localhost:3000/welcome </w:t>
-      </w:r>
-      <w:r>
-        <w:rPr>
-          <w:rtl/>
-        </w:rPr>
-        <w:t>ולראות את הדף אם הוא לא מחובר</w:t>
-      </w:r>
-      <w:r>
-        <w:rPr>
-          <w:lang w:val="en-IL"/>
-        </w:rPr>
-        <w:t>.</w:t>
-      </w:r>
       <w:r>
         <w:rPr>
           <w:lang w:val="en-IL"/>
@@ -9364,25 +7089,7 @@
           <w:bCs/>
           <w:lang w:val="en-IL"/>
         </w:rPr>
-        <w:t xml:space="preserve">: </w:t>
-      </w:r>
-      <w:proofErr w:type="spellStart"/>
-      <w:r>
-        <w:rPr>
-          <w:b/>
-          <w:bCs/>
-          <w:lang w:val="en-IL"/>
-        </w:rPr>
-        <w:t>AuthContext</w:t>
-      </w:r>
-      <w:proofErr w:type="spellEnd"/>
-      <w:r>
-        <w:rPr>
-          <w:b/>
-          <w:bCs/>
-          <w:lang w:val="en-IL"/>
-        </w:rPr>
-        <w:t xml:space="preserve"> – </w:t>
+        <w:t xml:space="preserve">: AuthContext – </w:t>
       </w:r>
       <w:r>
         <w:rPr>
@@ -9454,19 +7161,11 @@
         </w:rPr>
         <w:t xml:space="preserve">יצרנו קובץ </w:t>
       </w:r>
-      <w:proofErr w:type="spellStart"/>
-      <w:r>
-        <w:rPr>
-          <w:lang w:val="en-IL"/>
-        </w:rPr>
-        <w:t>AuthContext.tsx</w:t>
-      </w:r>
-      <w:proofErr w:type="spellEnd"/>
-      <w:r>
-        <w:rPr>
-          <w:lang w:val="en-IL"/>
-        </w:rPr>
-        <w:t xml:space="preserve"> </w:t>
+      <w:r>
+        <w:rPr>
+          <w:lang w:val="en-IL"/>
+        </w:rPr>
+        <w:t xml:space="preserve">AuthContext.tsx </w:t>
       </w:r>
       <w:r>
         <w:rPr>
@@ -9595,19 +7294,11 @@
           <w:lang w:val="en-IL"/>
         </w:rPr>
       </w:pPr>
-      <w:proofErr w:type="spellStart"/>
-      <w:r>
-        <w:rPr>
-          <w:lang w:val="en-IL"/>
-        </w:rPr>
-        <w:t>isAuthenticated</w:t>
-      </w:r>
-      <w:proofErr w:type="spellEnd"/>
-      <w:r>
-        <w:rPr>
-          <w:lang w:val="en-IL"/>
-        </w:rPr>
-        <w:t xml:space="preserve"> – </w:t>
+      <w:r>
+        <w:rPr>
+          <w:lang w:val="en-IL"/>
+        </w:rPr>
+        <w:t xml:space="preserve">isAuthenticated – </w:t>
       </w:r>
       <w:r>
         <w:rPr>
@@ -9654,7 +7345,7 @@
           <w:lang w:val="en-IL"/>
         </w:rPr>
         <w:pict w14:anchorId="595890BF">
-          <v:rect id="_x0000_i1136" style="width:0;height:1.5pt" o:hralign="center" o:hrstd="t" o:hr="t" fillcolor="#a0a0a0" stroked="f"/>
+          <v:rect id="_x0000_i1034" style="width:0;height:1.5pt" o:hralign="center" o:hrstd="t" o:hr="t" fillcolor="#a0a0a0" stroked="f"/>
         </w:pict>
       </w:r>
     </w:p>
@@ -9681,25 +7372,7 @@
           <w:bCs/>
           <w:lang w:val="en-IL"/>
         </w:rPr>
-        <w:t xml:space="preserve">: </w:t>
-      </w:r>
-      <w:proofErr w:type="spellStart"/>
-      <w:r>
-        <w:rPr>
-          <w:b/>
-          <w:bCs/>
-          <w:lang w:val="en-IL"/>
-        </w:rPr>
-        <w:t>RequireAuth</w:t>
-      </w:r>
-      <w:proofErr w:type="spellEnd"/>
-      <w:r>
-        <w:rPr>
-          <w:b/>
-          <w:bCs/>
-          <w:lang w:val="en-IL"/>
-        </w:rPr>
-        <w:t xml:space="preserve"> – </w:t>
+        <w:t xml:space="preserve">: RequireAuth – </w:t>
       </w:r>
       <w:r>
         <w:rPr>
@@ -9735,19 +7408,11 @@
         </w:rPr>
         <w:t xml:space="preserve">יצרנו קומפוננטה בשם </w:t>
       </w:r>
-      <w:proofErr w:type="spellStart"/>
-      <w:r>
-        <w:rPr>
-          <w:lang w:val="en-IL"/>
-        </w:rPr>
-        <w:t>RequireAuth</w:t>
-      </w:r>
-      <w:proofErr w:type="spellEnd"/>
-      <w:r>
-        <w:rPr>
-          <w:lang w:val="en-IL"/>
-        </w:rPr>
-        <w:t>.</w:t>
+      <w:r>
+        <w:rPr>
+          <w:lang w:val="en-IL"/>
+        </w:rPr>
+        <w:t>RequireAuth.</w:t>
       </w:r>
     </w:p>
     <w:p>
@@ -9831,21 +7496,7 @@
         <w:rPr>
           <w:lang w:val="en-IL"/>
         </w:rPr>
-        <w:t xml:space="preserve"> (</w:t>
-      </w:r>
-      <w:proofErr w:type="spellStart"/>
-      <w:r>
-        <w:rPr>
-          <w:lang w:val="en-IL"/>
-        </w:rPr>
-        <w:t>isAuthenticated</w:t>
-      </w:r>
-      <w:proofErr w:type="spellEnd"/>
-      <w:r>
-        <w:rPr>
-          <w:lang w:val="en-IL"/>
-        </w:rPr>
-        <w:t xml:space="preserve">) → </w:t>
+        <w:t xml:space="preserve"> (isAuthenticated) → </w:t>
       </w:r>
       <w:r>
         <w:rPr>
@@ -9908,7 +7559,7 @@
           <w:lang w:val="en-IL"/>
         </w:rPr>
         <w:pict w14:anchorId="35B5D61D">
-          <v:rect id="_x0000_i1137" style="width:0;height:1.5pt" o:hralign="center" o:hrstd="t" o:hr="t" fillcolor="#a0a0a0" stroked="f"/>
+          <v:rect id="_x0000_i1035" style="width:0;height:1.5pt" o:hralign="center" o:hrstd="t" o:hr="t" fillcolor="#a0a0a0" stroked="f"/>
         </w:pict>
       </w:r>
     </w:p>
@@ -9929,7 +7580,6 @@
         </w:rPr>
         <w:t>שלב 3: שימוש ב־</w:t>
       </w:r>
-      <w:proofErr w:type="spellStart"/>
       <w:r>
         <w:rPr>
           <w:b/>
@@ -9938,7 +7588,6 @@
         </w:rPr>
         <w:t>RequireAuth</w:t>
       </w:r>
-      <w:proofErr w:type="spellEnd"/>
     </w:p>
     <w:p>
       <w:pPr>
@@ -9953,19 +7602,11 @@
         </w:rPr>
         <w:t>ב־</w:t>
       </w:r>
-      <w:proofErr w:type="spellStart"/>
-      <w:r>
-        <w:rPr>
-          <w:lang w:val="en-IL"/>
-        </w:rPr>
-        <w:t>App.tsx</w:t>
-      </w:r>
-      <w:proofErr w:type="spellEnd"/>
-      <w:r>
-        <w:rPr>
-          <w:lang w:val="en-IL"/>
-        </w:rPr>
-        <w:t xml:space="preserve"> </w:t>
+      <w:r>
+        <w:rPr>
+          <w:lang w:val="en-IL"/>
+        </w:rPr>
+        <w:t xml:space="preserve">App.tsx </w:t>
       </w:r>
       <w:r>
         <w:rPr>
@@ -9977,21 +7618,7 @@
         <w:rPr>
           <w:lang w:val="en-IL"/>
         </w:rPr>
-        <w:t xml:space="preserve"> </w:t>
-      </w:r>
-      <w:proofErr w:type="spellStart"/>
-      <w:r>
-        <w:rPr>
-          <w:lang w:val="en-IL"/>
-        </w:rPr>
-        <w:t>WelcomePage</w:t>
-      </w:r>
-      <w:proofErr w:type="spellEnd"/>
-      <w:r>
-        <w:rPr>
-          <w:lang w:val="en-IL"/>
-        </w:rPr>
-        <w:t>:</w:t>
+        <w:t xml:space="preserve"> WelcomePage:</w:t>
       </w:r>
     </w:p>
     <w:p>
@@ -10033,99 +7660,49 @@
         <w:rPr>
           <w:lang w:val="en-IL"/>
         </w:rPr>
-        <w:t xml:space="preserve">  element</w:t>
-      </w:r>
-      <w:proofErr w:type="gramStart"/>
-      <w:r>
-        <w:rPr>
-          <w:lang w:val="en-IL"/>
-        </w:rPr>
-        <w:t>={</w:t>
-      </w:r>
-      <w:proofErr w:type="gramEnd"/>
-    </w:p>
-    <w:p>
-      <w:pPr>
-        <w:bidi/>
-        <w:rPr>
-          <w:lang w:val="en-IL"/>
-        </w:rPr>
-      </w:pPr>
-      <w:r>
-        <w:rPr>
-          <w:lang w:val="en-IL"/>
-        </w:rPr>
-        <w:t xml:space="preserve">    &lt;</w:t>
-      </w:r>
-      <w:proofErr w:type="spellStart"/>
-      <w:r>
-        <w:rPr>
-          <w:lang w:val="en-IL"/>
-        </w:rPr>
-        <w:t>RequireAuth</w:t>
-      </w:r>
-      <w:proofErr w:type="spellEnd"/>
-      <w:r>
-        <w:rPr>
-          <w:lang w:val="en-IL"/>
-        </w:rPr>
-        <w:t>&gt;</w:t>
-      </w:r>
-    </w:p>
-    <w:p>
-      <w:pPr>
-        <w:bidi/>
-        <w:rPr>
-          <w:lang w:val="en-IL"/>
-        </w:rPr>
-      </w:pPr>
-      <w:r>
-        <w:rPr>
-          <w:lang w:val="en-IL"/>
-        </w:rPr>
-        <w:t xml:space="preserve">      &lt;</w:t>
-      </w:r>
-      <w:proofErr w:type="spellStart"/>
-      <w:r>
-        <w:rPr>
-          <w:lang w:val="en-IL"/>
-        </w:rPr>
-        <w:t>WelcomePage</w:t>
-      </w:r>
-      <w:proofErr w:type="spellEnd"/>
-      <w:r>
-        <w:rPr>
-          <w:lang w:val="en-IL"/>
-        </w:rPr>
-        <w:t xml:space="preserve"> /&gt;</w:t>
-      </w:r>
-    </w:p>
-    <w:p>
-      <w:pPr>
-        <w:bidi/>
-        <w:rPr>
-          <w:lang w:val="en-IL"/>
-        </w:rPr>
-      </w:pPr>
-      <w:r>
-        <w:rPr>
-          <w:lang w:val="en-IL"/>
-        </w:rPr>
-        <w:t xml:space="preserve">    &lt;/</w:t>
-      </w:r>
-      <w:proofErr w:type="spellStart"/>
-      <w:r>
-        <w:rPr>
-          <w:lang w:val="en-IL"/>
-        </w:rPr>
-        <w:t>RequireAuth</w:t>
-      </w:r>
-      <w:proofErr w:type="spellEnd"/>
-      <w:r>
-        <w:rPr>
-          <w:lang w:val="en-IL"/>
-        </w:rPr>
-        <w:t>&gt;</w:t>
+        <w:t xml:space="preserve">  element={</w:t>
+      </w:r>
+    </w:p>
+    <w:p>
+      <w:pPr>
+        <w:bidi/>
+        <w:rPr>
+          <w:lang w:val="en-IL"/>
+        </w:rPr>
+      </w:pPr>
+      <w:r>
+        <w:rPr>
+          <w:lang w:val="en-IL"/>
+        </w:rPr>
+        <w:t xml:space="preserve">    &lt;RequireAuth&gt;</w:t>
+      </w:r>
+    </w:p>
+    <w:p>
+      <w:pPr>
+        <w:bidi/>
+        <w:rPr>
+          <w:lang w:val="en-IL"/>
+        </w:rPr>
+      </w:pPr>
+      <w:r>
+        <w:rPr>
+          <w:lang w:val="en-IL"/>
+        </w:rPr>
+        <w:t xml:space="preserve">      &lt;WelcomePage /&gt;</w:t>
+      </w:r>
+    </w:p>
+    <w:p>
+      <w:pPr>
+        <w:bidi/>
+        <w:rPr>
+          <w:lang w:val="en-IL"/>
+        </w:rPr>
+      </w:pPr>
+      <w:r>
+        <w:rPr>
+          <w:lang w:val="en-IL"/>
+        </w:rPr>
+        <w:t xml:space="preserve">    &lt;/RequireAuth&gt;</w:t>
       </w:r>
     </w:p>
     <w:p>
@@ -10197,21 +7774,7 @@
         <w:rPr>
           <w:lang w:val="en-IL"/>
         </w:rPr>
-        <w:t xml:space="preserve"> </w:t>
-      </w:r>
-      <w:proofErr w:type="spellStart"/>
-      <w:r>
-        <w:rPr>
-          <w:lang w:val="en-IL"/>
-        </w:rPr>
-        <w:t>WelcomePage</w:t>
-      </w:r>
-      <w:proofErr w:type="spellEnd"/>
-      <w:r>
-        <w:rPr>
-          <w:lang w:val="en-IL"/>
-        </w:rPr>
-        <w:t>.</w:t>
+        <w:t xml:space="preserve"> WelcomePage.</w:t>
       </w:r>
     </w:p>
     <w:p>
@@ -10250,7 +7813,7 @@
           <w:lang w:val="en-IL"/>
         </w:rPr>
         <w:pict w14:anchorId="1BE3F180">
-          <v:rect id="_x0000_i1138" style="width:0;height:1.5pt" o:hralign="center" o:hrstd="t" o:hr="t" fillcolor="#a0a0a0" stroked="f"/>
+          <v:rect id="_x0000_i1036" style="width:0;height:1.5pt" o:hralign="center" o:hrstd="t" o:hr="t" fillcolor="#a0a0a0" stroked="f"/>
         </w:pict>
       </w:r>
     </w:p>
@@ -10290,33 +7853,11 @@
         <w:lastRenderedPageBreak/>
         <w:t xml:space="preserve">נקה טוקן (נניח דרך </w:t>
       </w:r>
-      <w:proofErr w:type="spellStart"/>
-      <w:r>
-        <w:rPr>
-          <w:lang w:val="en-IL"/>
-        </w:rPr>
-        <w:t>localStorage.removeItem</w:t>
-      </w:r>
-      <w:proofErr w:type="spellEnd"/>
-      <w:r>
-        <w:rPr>
-          <w:lang w:val="en-IL"/>
-        </w:rPr>
-        <w:t>("</w:t>
-      </w:r>
-      <w:proofErr w:type="spellStart"/>
-      <w:r>
-        <w:rPr>
-          <w:lang w:val="en-IL"/>
-        </w:rPr>
-        <w:t>authToken</w:t>
-      </w:r>
-      <w:proofErr w:type="spellEnd"/>
-      <w:r>
-        <w:rPr>
-          <w:lang w:val="en-IL"/>
-        </w:rPr>
-        <w:t>")).</w:t>
+      <w:r>
+        <w:rPr>
+          <w:lang w:val="en-IL"/>
+        </w:rPr>
+        <w:t>localStorage.removeItem("authToken")).</w:t>
       </w:r>
     </w:p>
     <w:p>
@@ -10475,7 +8016,7 @@
           <w:lang w:val="en-IL"/>
         </w:rPr>
         <w:pict w14:anchorId="12B4829C">
-          <v:rect id="_x0000_i1139" style="width:0;height:1.5pt" o:hralign="center" o:hrstd="t" o:hr="t" fillcolor="#a0a0a0" stroked="f"/>
+          <v:rect id="_x0000_i1037" style="width:0;height:1.5pt" o:hralign="center" o:hrstd="t" o:hr="t" fillcolor="#a0a0a0" stroked="f"/>
         </w:pict>
       </w:r>
     </w:p>
@@ -10635,7 +8176,7 @@
           <w:lang w:val="en-IL"/>
         </w:rPr>
         <w:pict w14:anchorId="32035C9C">
-          <v:rect id="_x0000_i1140" style="width:0;height:1.5pt" o:hralign="center" o:hrstd="t" o:hr="t" fillcolor="#a0a0a0" stroked="f"/>
+          <v:rect id="_x0000_i1038" style="width:0;height:1.5pt" o:hralign="center" o:hrstd="t" o:hr="t" fillcolor="#a0a0a0" stroked="f"/>
         </w:pict>
       </w:r>
     </w:p>
@@ -10692,71 +8233,21 @@
         <w:rPr>
           <w:lang w:val="en-IL"/>
         </w:rPr>
-        <w:t xml:space="preserve">function </w:t>
-      </w:r>
-      <w:proofErr w:type="spellStart"/>
-      <w:proofErr w:type="gramStart"/>
-      <w:r>
-        <w:rPr>
-          <w:lang w:val="en-IL"/>
-        </w:rPr>
-        <w:t>withBlueBorder</w:t>
-      </w:r>
-      <w:proofErr w:type="spellEnd"/>
-      <w:r>
-        <w:rPr>
-          <w:lang w:val="en-IL"/>
-        </w:rPr>
-        <w:t>(</w:t>
-      </w:r>
-      <w:proofErr w:type="gramEnd"/>
-      <w:r>
-        <w:rPr>
-          <w:lang w:val="en-IL"/>
-        </w:rPr>
-        <w:t xml:space="preserve">Component: </w:t>
-      </w:r>
-      <w:proofErr w:type="spellStart"/>
-      <w:r>
-        <w:rPr>
-          <w:lang w:val="en-IL"/>
-        </w:rPr>
-        <w:t>React.ComponentType</w:t>
-      </w:r>
-      <w:proofErr w:type="spellEnd"/>
-      <w:r>
-        <w:rPr>
-          <w:lang w:val="en-IL"/>
-        </w:rPr>
-        <w:t>&lt;any&gt;) {</w:t>
-      </w:r>
-    </w:p>
-    <w:p>
-      <w:pPr>
-        <w:bidi/>
-        <w:rPr>
-          <w:lang w:val="en-IL"/>
-        </w:rPr>
-      </w:pPr>
-      <w:r>
-        <w:rPr>
-          <w:lang w:val="en-IL"/>
-        </w:rPr>
-        <w:t xml:space="preserve">  return function </w:t>
-      </w:r>
-      <w:proofErr w:type="gramStart"/>
-      <w:r>
-        <w:rPr>
-          <w:lang w:val="en-IL"/>
-        </w:rPr>
-        <w:t>Wrapped(</w:t>
-      </w:r>
-      <w:proofErr w:type="gramEnd"/>
-      <w:r>
-        <w:rPr>
-          <w:lang w:val="en-IL"/>
-        </w:rPr>
-        <w:t>props: any) {</w:t>
+        <w:t>function withBlueBorder(Component: React.ComponentType&lt;any&gt;) {</w:t>
+      </w:r>
+    </w:p>
+    <w:p>
+      <w:pPr>
+        <w:bidi/>
+        <w:rPr>
+          <w:lang w:val="en-IL"/>
+        </w:rPr>
+      </w:pPr>
+      <w:r>
+        <w:rPr>
+          <w:lang w:val="en-IL"/>
+        </w:rPr>
+        <w:t xml:space="preserve">  return function Wrapped(props: any) {</w:t>
       </w:r>
     </w:p>
     <w:p>
@@ -10784,30 +8275,8 @@
         <w:rPr>
           <w:lang w:val="en-IL"/>
         </w:rPr>
-        <w:t xml:space="preserve">      &lt;div style</w:t>
-      </w:r>
-      <w:proofErr w:type="gramStart"/>
-      <w:r>
-        <w:rPr>
-          <w:lang w:val="en-IL"/>
-        </w:rPr>
-        <w:t>={{ border</w:t>
-      </w:r>
-      <w:proofErr w:type="gramEnd"/>
-      <w:r>
-        <w:rPr>
-          <w:lang w:val="en-IL"/>
-        </w:rPr>
-        <w:t>: "2px solid blue</w:t>
-      </w:r>
-      <w:proofErr w:type="gramStart"/>
-      <w:r>
-        <w:rPr>
-          <w:lang w:val="en-IL"/>
-        </w:rPr>
-        <w:t>" }}&gt;</w:t>
-      </w:r>
-      <w:proofErr w:type="gramEnd"/>
+        <w:t xml:space="preserve">      &lt;div style={{ border: "2px solid blue" }}&gt;</w:t>
+      </w:r>
     </w:p>
     <w:p>
       <w:pPr>
@@ -10848,38 +8317,22 @@
         <w:rPr>
           <w:lang w:val="en-IL"/>
         </w:rPr>
-        <w:t xml:space="preserve">    </w:t>
-      </w:r>
-      <w:proofErr w:type="gramStart"/>
-      <w:r>
-        <w:rPr>
-          <w:lang w:val="en-IL"/>
-        </w:rPr>
-        <w:t>);</w:t>
-      </w:r>
-      <w:proofErr w:type="gramEnd"/>
-    </w:p>
-    <w:p>
-      <w:pPr>
-        <w:bidi/>
-        <w:rPr>
-          <w:lang w:val="en-IL"/>
-        </w:rPr>
-      </w:pPr>
-      <w:r>
-        <w:rPr>
-          <w:lang w:val="en-IL"/>
-        </w:rPr>
-        <w:t xml:space="preserve">  </w:t>
-      </w:r>
-      <w:proofErr w:type="gramStart"/>
-      <w:r>
-        <w:rPr>
-          <w:lang w:val="en-IL"/>
-        </w:rPr>
-        <w:t>};</w:t>
-      </w:r>
-      <w:proofErr w:type="gramEnd"/>
+        <w:t xml:space="preserve">    );</w:t>
+      </w:r>
+    </w:p>
+    <w:p>
+      <w:pPr>
+        <w:bidi/>
+        <w:rPr>
+          <w:lang w:val="en-IL"/>
+        </w:rPr>
+      </w:pPr>
+      <w:r>
+        <w:rPr>
+          <w:lang w:val="en-IL"/>
+        </w:rPr>
+        <w:t xml:space="preserve">  };</w:t>
+      </w:r>
     </w:p>
     <w:p>
       <w:pPr>
@@ -10912,19 +8365,11 @@
         </w:rPr>
         <w:t xml:space="preserve">כאן </w:t>
       </w:r>
-      <w:proofErr w:type="spellStart"/>
-      <w:r>
-        <w:rPr>
-          <w:lang w:val="en-IL"/>
-        </w:rPr>
-        <w:t>withBlueBorder</w:t>
-      </w:r>
-      <w:proofErr w:type="spellEnd"/>
-      <w:r>
-        <w:rPr>
-          <w:lang w:val="en-IL"/>
-        </w:rPr>
-        <w:t xml:space="preserve"> </w:t>
+      <w:r>
+        <w:rPr>
+          <w:lang w:val="en-IL"/>
+        </w:rPr>
+        <w:t xml:space="preserve">withBlueBorder </w:t>
       </w:r>
       <w:r>
         <w:rPr>
@@ -10993,52 +8438,8 @@
         <w:rPr>
           <w:lang w:val="en-IL"/>
         </w:rPr>
-        <w:t xml:space="preserve">const </w:t>
-      </w:r>
-      <w:proofErr w:type="spellStart"/>
-      <w:r>
-        <w:rPr>
-          <w:lang w:val="en-IL"/>
-        </w:rPr>
-        <w:t>HelloWithBorder</w:t>
-      </w:r>
-      <w:proofErr w:type="spellEnd"/>
-      <w:r>
-        <w:rPr>
-          <w:lang w:val="en-IL"/>
-        </w:rPr>
-        <w:t xml:space="preserve"> = </w:t>
-      </w:r>
-      <w:proofErr w:type="spellStart"/>
-      <w:proofErr w:type="gramStart"/>
-      <w:r>
-        <w:rPr>
-          <w:lang w:val="en-IL"/>
-        </w:rPr>
-        <w:t>withBlueBorder</w:t>
-      </w:r>
-      <w:proofErr w:type="spellEnd"/>
-      <w:r>
-        <w:rPr>
-          <w:lang w:val="en-IL"/>
-        </w:rPr>
-        <w:t>(</w:t>
-      </w:r>
-      <w:proofErr w:type="gramEnd"/>
-      <w:r>
-        <w:rPr>
-          <w:lang w:val="en-IL"/>
-        </w:rPr>
-        <w:t>Hello</w:t>
-      </w:r>
-      <w:proofErr w:type="gramStart"/>
-      <w:r>
-        <w:rPr>
-          <w:lang w:val="en-IL"/>
-        </w:rPr>
-        <w:t>);</w:t>
-      </w:r>
-      <w:proofErr w:type="gramEnd"/>
+        <w:t>const HelloWithBorder = withBlueBorder(Hello);</w:t>
+      </w:r>
     </w:p>
     <w:p>
       <w:pPr>
@@ -11057,19 +8458,11 @@
         </w:rPr>
         <w:t xml:space="preserve">עכשיו </w:t>
       </w:r>
-      <w:proofErr w:type="spellStart"/>
-      <w:r>
-        <w:rPr>
-          <w:lang w:val="en-IL"/>
-        </w:rPr>
-        <w:t>HelloWithBorder</w:t>
-      </w:r>
-      <w:proofErr w:type="spellEnd"/>
-      <w:r>
-        <w:rPr>
-          <w:lang w:val="en-IL"/>
-        </w:rPr>
-        <w:t xml:space="preserve"> </w:t>
+      <w:r>
+        <w:rPr>
+          <w:lang w:val="en-IL"/>
+        </w:rPr>
+        <w:t xml:space="preserve">HelloWithBorder </w:t>
       </w:r>
       <w:r>
         <w:rPr>
@@ -11108,7 +8501,7 @@
           <w:lang w:val="en-IL"/>
         </w:rPr>
         <w:pict w14:anchorId="4604A084">
-          <v:rect id="_x0000_i1141" style="width:0;height:1.5pt" o:hralign="center" o:hrstd="t" o:hr="t" fillcolor="#a0a0a0" stroked="f"/>
+          <v:rect id="_x0000_i1039" style="width:0;height:1.5pt" o:hralign="center" o:hrstd="t" o:hr="t" fillcolor="#a0a0a0" stroked="f"/>
         </w:pict>
       </w:r>
     </w:p>
@@ -11152,18 +8545,8 @@
           <w:bCs/>
           <w:lang w:val="en-IL"/>
         </w:rPr>
-        <w:t xml:space="preserve"> </w:t>
-      </w:r>
-      <w:proofErr w:type="spellStart"/>
-      <w:r>
-        <w:rPr>
-          <w:b/>
-          <w:bCs/>
-          <w:lang w:val="en-IL"/>
-        </w:rPr>
-        <w:t>RequireAuth</w:t>
-      </w:r>
-      <w:proofErr w:type="spellEnd"/>
+        <w:t xml:space="preserve"> RequireAuth</w:t>
+      </w:r>
     </w:p>
     <w:p>
       <w:pPr>
@@ -11182,21 +8565,7 @@
         <w:rPr>
           <w:lang w:val="en-IL"/>
         </w:rPr>
-        <w:t>&lt;</w:t>
-      </w:r>
-      <w:proofErr w:type="spellStart"/>
-      <w:r>
-        <w:rPr>
-          <w:lang w:val="en-IL"/>
-        </w:rPr>
-        <w:t>RequireAuth</w:t>
-      </w:r>
-      <w:proofErr w:type="spellEnd"/>
-      <w:r>
-        <w:rPr>
-          <w:lang w:val="en-IL"/>
-        </w:rPr>
-        <w:t xml:space="preserve">&gt; </w:t>
+        <w:t xml:space="preserve">&lt;RequireAuth&gt; </w:t>
       </w:r>
       <w:r>
         <w:rPr>
@@ -11234,300 +8603,100 @@
         <w:rPr>
           <w:lang w:val="en-IL"/>
         </w:rPr>
-        <w:t xml:space="preserve">import </w:t>
-      </w:r>
-      <w:proofErr w:type="gramStart"/>
-      <w:r>
-        <w:rPr>
-          <w:lang w:val="en-IL"/>
-        </w:rPr>
-        <w:t xml:space="preserve">{ </w:t>
-      </w:r>
-      <w:proofErr w:type="spellStart"/>
-      <w:r>
-        <w:rPr>
-          <w:lang w:val="en-IL"/>
-        </w:rPr>
-        <w:t>useAuth</w:t>
-      </w:r>
-      <w:proofErr w:type="spellEnd"/>
-      <w:proofErr w:type="gramEnd"/>
-      <w:r>
-        <w:rPr>
-          <w:lang w:val="en-IL"/>
-        </w:rPr>
-        <w:t xml:space="preserve"> } from </w:t>
-      </w:r>
-      <w:proofErr w:type="gramStart"/>
-      <w:r>
-        <w:rPr>
-          <w:lang w:val="en-IL"/>
-        </w:rPr>
-        <w:t>"./</w:t>
-      </w:r>
-      <w:proofErr w:type="spellStart"/>
-      <w:proofErr w:type="gramEnd"/>
-      <w:r>
-        <w:rPr>
-          <w:lang w:val="en-IL"/>
-        </w:rPr>
-        <w:t>AuthContext</w:t>
-      </w:r>
-      <w:proofErr w:type="spellEnd"/>
-      <w:proofErr w:type="gramStart"/>
-      <w:r>
-        <w:rPr>
-          <w:lang w:val="en-IL"/>
-        </w:rPr>
-        <w:t>";</w:t>
-      </w:r>
-      <w:proofErr w:type="gramEnd"/>
-    </w:p>
-    <w:p>
-      <w:pPr>
-        <w:bidi/>
-        <w:rPr>
-          <w:lang w:val="en-IL"/>
-        </w:rPr>
-      </w:pPr>
-      <w:r>
-        <w:rPr>
-          <w:lang w:val="en-IL"/>
-        </w:rPr>
-        <w:t xml:space="preserve">import </w:t>
-      </w:r>
-      <w:proofErr w:type="gramStart"/>
-      <w:r>
-        <w:rPr>
-          <w:lang w:val="en-IL"/>
-        </w:rPr>
-        <w:t>{ Navigate</w:t>
-      </w:r>
-      <w:proofErr w:type="gramEnd"/>
-      <w:r>
-        <w:rPr>
-          <w:lang w:val="en-IL"/>
-        </w:rPr>
-        <w:t xml:space="preserve"> } from "react-router-</w:t>
-      </w:r>
-      <w:proofErr w:type="spellStart"/>
-      <w:r>
-        <w:rPr>
-          <w:lang w:val="en-IL"/>
-        </w:rPr>
-        <w:t>dom</w:t>
-      </w:r>
-      <w:proofErr w:type="spellEnd"/>
-      <w:proofErr w:type="gramStart"/>
-      <w:r>
-        <w:rPr>
-          <w:lang w:val="en-IL"/>
-        </w:rPr>
-        <w:t>";</w:t>
-      </w:r>
-      <w:proofErr w:type="gramEnd"/>
-    </w:p>
-    <w:p>
-      <w:pPr>
-        <w:bidi/>
-        <w:rPr>
-          <w:lang w:val="en-IL"/>
-        </w:rPr>
-      </w:pPr>
-    </w:p>
-    <w:p>
-      <w:pPr>
-        <w:bidi/>
-        <w:rPr>
-          <w:lang w:val="en-IL"/>
-        </w:rPr>
-      </w:pPr>
-      <w:r>
-        <w:rPr>
-          <w:lang w:val="en-IL"/>
-        </w:rPr>
-        <w:t xml:space="preserve">function </w:t>
-      </w:r>
-      <w:proofErr w:type="spellStart"/>
-      <w:r>
-        <w:rPr>
-          <w:lang w:val="en-IL"/>
-        </w:rPr>
-        <w:t>withAuthGuard</w:t>
-      </w:r>
-      <w:proofErr w:type="spellEnd"/>
-      <w:r>
-        <w:rPr>
-          <w:lang w:val="en-IL"/>
-        </w:rPr>
-        <w:t>&lt;P</w:t>
-      </w:r>
-      <w:proofErr w:type="gramStart"/>
-      <w:r>
-        <w:rPr>
-          <w:lang w:val="en-IL"/>
-        </w:rPr>
-        <w:t>&gt;(</w:t>
-      </w:r>
-      <w:proofErr w:type="gramEnd"/>
-      <w:r>
-        <w:rPr>
-          <w:lang w:val="en-IL"/>
-        </w:rPr>
-        <w:t xml:space="preserve">Component: </w:t>
-      </w:r>
-      <w:proofErr w:type="spellStart"/>
-      <w:r>
-        <w:rPr>
-          <w:lang w:val="en-IL"/>
-        </w:rPr>
-        <w:t>React.ComponentType</w:t>
-      </w:r>
-      <w:proofErr w:type="spellEnd"/>
-      <w:r>
-        <w:rPr>
-          <w:lang w:val="en-IL"/>
-        </w:rPr>
-        <w:t>&lt;P&gt;) {</w:t>
-      </w:r>
-    </w:p>
-    <w:p>
-      <w:pPr>
-        <w:bidi/>
-        <w:rPr>
-          <w:lang w:val="en-IL"/>
-        </w:rPr>
-      </w:pPr>
-      <w:r>
-        <w:rPr>
-          <w:lang w:val="en-IL"/>
-        </w:rPr>
-        <w:t xml:space="preserve">  return function </w:t>
-      </w:r>
-      <w:proofErr w:type="gramStart"/>
-      <w:r>
-        <w:rPr>
-          <w:lang w:val="en-IL"/>
-        </w:rPr>
-        <w:t>Guarded(</w:t>
-      </w:r>
-      <w:proofErr w:type="gramEnd"/>
-      <w:r>
-        <w:rPr>
-          <w:lang w:val="en-IL"/>
-        </w:rPr>
-        <w:t>props: P) {</w:t>
-      </w:r>
-    </w:p>
-    <w:p>
-      <w:pPr>
-        <w:bidi/>
-        <w:rPr>
-          <w:lang w:val="en-IL"/>
-        </w:rPr>
-      </w:pPr>
-      <w:r>
-        <w:rPr>
-          <w:lang w:val="en-IL"/>
-        </w:rPr>
-        <w:t xml:space="preserve">    const </w:t>
-      </w:r>
-      <w:proofErr w:type="gramStart"/>
-      <w:r>
-        <w:rPr>
-          <w:lang w:val="en-IL"/>
-        </w:rPr>
-        <w:t xml:space="preserve">{ </w:t>
-      </w:r>
-      <w:proofErr w:type="spellStart"/>
-      <w:r>
-        <w:rPr>
-          <w:lang w:val="en-IL"/>
-        </w:rPr>
-        <w:t>isAuthenticated</w:t>
-      </w:r>
-      <w:proofErr w:type="spellEnd"/>
-      <w:proofErr w:type="gramEnd"/>
-      <w:r>
-        <w:rPr>
-          <w:lang w:val="en-IL"/>
-        </w:rPr>
-        <w:t xml:space="preserve"> } = </w:t>
-      </w:r>
-      <w:proofErr w:type="spellStart"/>
-      <w:proofErr w:type="gramStart"/>
-      <w:r>
-        <w:rPr>
-          <w:lang w:val="en-IL"/>
-        </w:rPr>
-        <w:t>useAuth</w:t>
-      </w:r>
-      <w:proofErr w:type="spellEnd"/>
-      <w:r>
-        <w:rPr>
-          <w:lang w:val="en-IL"/>
-        </w:rPr>
-        <w:t>();</w:t>
-      </w:r>
-      <w:proofErr w:type="gramEnd"/>
-    </w:p>
-    <w:p>
-      <w:pPr>
-        <w:bidi/>
-        <w:rPr>
-          <w:lang w:val="en-IL"/>
-        </w:rPr>
-      </w:pPr>
-      <w:r>
-        <w:rPr>
-          <w:lang w:val="en-IL"/>
-        </w:rPr>
-        <w:t xml:space="preserve">    if </w:t>
-      </w:r>
-      <w:proofErr w:type="gramStart"/>
-      <w:r>
-        <w:rPr>
-          <w:lang w:val="en-IL"/>
-        </w:rPr>
-        <w:t>(!</w:t>
-      </w:r>
-      <w:proofErr w:type="spellStart"/>
-      <w:r>
-        <w:rPr>
-          <w:lang w:val="en-IL"/>
-        </w:rPr>
-        <w:t>isAuthenticated</w:t>
-      </w:r>
-      <w:proofErr w:type="spellEnd"/>
-      <w:proofErr w:type="gramEnd"/>
-      <w:r>
-        <w:rPr>
-          <w:lang w:val="en-IL"/>
-        </w:rPr>
-        <w:t>) {</w:t>
-      </w:r>
-    </w:p>
-    <w:p>
-      <w:pPr>
-        <w:bidi/>
-        <w:rPr>
-          <w:lang w:val="en-IL"/>
-        </w:rPr>
-      </w:pPr>
-      <w:r>
-        <w:rPr>
-          <w:lang w:val="en-IL"/>
-        </w:rPr>
-        <w:t xml:space="preserve">      return &lt;Navigate to="/login" replace /</w:t>
-      </w:r>
-      <w:proofErr w:type="gramStart"/>
-      <w:r>
-        <w:rPr>
-          <w:lang w:val="en-IL"/>
-        </w:rPr>
-        <w:t>&gt;;</w:t>
-      </w:r>
-      <w:proofErr w:type="gramEnd"/>
+        <w:t>import { useAuth } from "./AuthContext";</w:t>
+      </w:r>
+    </w:p>
+    <w:p>
+      <w:pPr>
+        <w:bidi/>
+        <w:rPr>
+          <w:lang w:val="en-IL"/>
+        </w:rPr>
+      </w:pPr>
+      <w:r>
+        <w:rPr>
+          <w:lang w:val="en-IL"/>
+        </w:rPr>
+        <w:t>import { Navigate } from "react-router-dom";</w:t>
+      </w:r>
+    </w:p>
+    <w:p>
+      <w:pPr>
+        <w:bidi/>
+        <w:rPr>
+          <w:lang w:val="en-IL"/>
+        </w:rPr>
+      </w:pPr>
+    </w:p>
+    <w:p>
+      <w:pPr>
+        <w:bidi/>
+        <w:rPr>
+          <w:lang w:val="en-IL"/>
+        </w:rPr>
+      </w:pPr>
+      <w:r>
+        <w:rPr>
+          <w:lang w:val="en-IL"/>
+        </w:rPr>
+        <w:t>function withAuthGuard&lt;P&gt;(Component: React.ComponentType&lt;P&gt;) {</w:t>
+      </w:r>
+    </w:p>
+    <w:p>
+      <w:pPr>
+        <w:bidi/>
+        <w:rPr>
+          <w:lang w:val="en-IL"/>
+        </w:rPr>
+      </w:pPr>
+      <w:r>
+        <w:rPr>
+          <w:lang w:val="en-IL"/>
+        </w:rPr>
+        <w:t xml:space="preserve">  return function Guarded(props: P) {</w:t>
+      </w:r>
+    </w:p>
+    <w:p>
+      <w:pPr>
+        <w:bidi/>
+        <w:rPr>
+          <w:lang w:val="en-IL"/>
+        </w:rPr>
+      </w:pPr>
+      <w:r>
+        <w:rPr>
+          <w:lang w:val="en-IL"/>
+        </w:rPr>
+        <w:t xml:space="preserve">    const { isAuthenticated } = useAuth();</w:t>
+      </w:r>
+    </w:p>
+    <w:p>
+      <w:pPr>
+        <w:bidi/>
+        <w:rPr>
+          <w:lang w:val="en-IL"/>
+        </w:rPr>
+      </w:pPr>
+      <w:r>
+        <w:rPr>
+          <w:lang w:val="en-IL"/>
+        </w:rPr>
+        <w:t xml:space="preserve">    if (!isAuthenticated) {</w:t>
+      </w:r>
+    </w:p>
+    <w:p>
+      <w:pPr>
+        <w:bidi/>
+        <w:rPr>
+          <w:lang w:val="en-IL"/>
+        </w:rPr>
+      </w:pPr>
+      <w:r>
+        <w:rPr>
+          <w:lang w:val="en-IL"/>
+        </w:rPr>
+        <w:t xml:space="preserve">      return &lt;Navigate to="/login" replace /&gt;;</w:t>
+      </w:r>
     </w:p>
     <w:p>
       <w:pPr>
@@ -11554,38 +8723,22 @@
         <w:rPr>
           <w:lang w:val="en-IL"/>
         </w:rPr>
-        <w:t xml:space="preserve">    return &lt;Component {...props} /</w:t>
-      </w:r>
-      <w:proofErr w:type="gramStart"/>
-      <w:r>
-        <w:rPr>
-          <w:lang w:val="en-IL"/>
-        </w:rPr>
-        <w:t>&gt;;</w:t>
-      </w:r>
-      <w:proofErr w:type="gramEnd"/>
-    </w:p>
-    <w:p>
-      <w:pPr>
-        <w:bidi/>
-        <w:rPr>
-          <w:lang w:val="en-IL"/>
-        </w:rPr>
-      </w:pPr>
-      <w:r>
-        <w:rPr>
-          <w:lang w:val="en-IL"/>
-        </w:rPr>
-        <w:t xml:space="preserve">  </w:t>
-      </w:r>
-      <w:proofErr w:type="gramStart"/>
-      <w:r>
-        <w:rPr>
-          <w:lang w:val="en-IL"/>
-        </w:rPr>
-        <w:t>};</w:t>
-      </w:r>
-      <w:proofErr w:type="gramEnd"/>
+        <w:t xml:space="preserve">    return &lt;Component {...props} /&gt;;</w:t>
+      </w:r>
+    </w:p>
+    <w:p>
+      <w:pPr>
+        <w:bidi/>
+        <w:rPr>
+          <w:lang w:val="en-IL"/>
+        </w:rPr>
+      </w:pPr>
+      <w:r>
+        <w:rPr>
+          <w:lang w:val="en-IL"/>
+        </w:rPr>
+        <w:t xml:space="preserve">  };</w:t>
+      </w:r>
     </w:p>
     <w:p>
       <w:pPr>
@@ -11620,24 +8773,8 @@
         <w:rPr>
           <w:lang w:val="en-IL"/>
         </w:rPr>
-        <w:t xml:space="preserve">export default </w:t>
-      </w:r>
-      <w:proofErr w:type="spellStart"/>
-      <w:proofErr w:type="gramStart"/>
-      <w:r>
-        <w:rPr>
-          <w:lang w:val="en-IL"/>
-        </w:rPr>
-        <w:t>withAuthGuard</w:t>
-      </w:r>
-      <w:proofErr w:type="spellEnd"/>
-      <w:r>
-        <w:rPr>
-          <w:lang w:val="en-IL"/>
-        </w:rPr>
-        <w:t>;</w:t>
-      </w:r>
-      <w:proofErr w:type="gramEnd"/>
+        <w:t>export default withAuthGuard;</w:t>
+      </w:r>
     </w:p>
     <w:p>
       <w:pPr>
@@ -11670,178 +8807,44 @@
         <w:rPr>
           <w:lang w:val="en-IL"/>
         </w:rPr>
-        <w:t xml:space="preserve">import </w:t>
-      </w:r>
-      <w:proofErr w:type="spellStart"/>
-      <w:r>
-        <w:rPr>
-          <w:lang w:val="en-IL"/>
-        </w:rPr>
-        <w:t>WelcomePage</w:t>
-      </w:r>
-      <w:proofErr w:type="spellEnd"/>
-      <w:r>
-        <w:rPr>
-          <w:lang w:val="en-IL"/>
-        </w:rPr>
-        <w:t xml:space="preserve"> from </w:t>
-      </w:r>
-      <w:proofErr w:type="gramStart"/>
-      <w:r>
-        <w:rPr>
-          <w:lang w:val="en-IL"/>
-        </w:rPr>
-        <w:t>"./</w:t>
-      </w:r>
-      <w:proofErr w:type="gramEnd"/>
-      <w:r>
-        <w:rPr>
-          <w:lang w:val="en-IL"/>
-        </w:rPr>
-        <w:t>features/Welcome/</w:t>
-      </w:r>
-      <w:proofErr w:type="spellStart"/>
-      <w:r>
-        <w:rPr>
-          <w:lang w:val="en-IL"/>
-        </w:rPr>
-        <w:t>WelcomePage</w:t>
-      </w:r>
-      <w:proofErr w:type="spellEnd"/>
-      <w:proofErr w:type="gramStart"/>
-      <w:r>
-        <w:rPr>
-          <w:lang w:val="en-IL"/>
-        </w:rPr>
-        <w:t>";</w:t>
-      </w:r>
-      <w:proofErr w:type="gramEnd"/>
-    </w:p>
-    <w:p>
-      <w:pPr>
-        <w:bidi/>
-        <w:rPr>
-          <w:lang w:val="en-IL"/>
-        </w:rPr>
-      </w:pPr>
-      <w:r>
-        <w:rPr>
-          <w:lang w:val="en-IL"/>
-        </w:rPr>
-        <w:t xml:space="preserve">import </w:t>
-      </w:r>
-      <w:proofErr w:type="spellStart"/>
-      <w:r>
-        <w:rPr>
-          <w:lang w:val="en-IL"/>
-        </w:rPr>
-        <w:t>withAuthGuard</w:t>
-      </w:r>
-      <w:proofErr w:type="spellEnd"/>
-      <w:r>
-        <w:rPr>
-          <w:lang w:val="en-IL"/>
-        </w:rPr>
-        <w:t xml:space="preserve"> from </w:t>
-      </w:r>
-      <w:proofErr w:type="gramStart"/>
-      <w:r>
-        <w:rPr>
-          <w:lang w:val="en-IL"/>
-        </w:rPr>
-        <w:t>"./</w:t>
-      </w:r>
-      <w:proofErr w:type="gramEnd"/>
-      <w:r>
-        <w:rPr>
-          <w:lang w:val="en-IL"/>
-        </w:rPr>
-        <w:t>store/</w:t>
-      </w:r>
-      <w:proofErr w:type="spellStart"/>
-      <w:r>
-        <w:rPr>
-          <w:lang w:val="en-IL"/>
-        </w:rPr>
-        <w:t>withAuthGuard</w:t>
-      </w:r>
-      <w:proofErr w:type="spellEnd"/>
-      <w:proofErr w:type="gramStart"/>
-      <w:r>
-        <w:rPr>
-          <w:lang w:val="en-IL"/>
-        </w:rPr>
-        <w:t>";</w:t>
-      </w:r>
-      <w:proofErr w:type="gramEnd"/>
-    </w:p>
-    <w:p>
-      <w:pPr>
-        <w:bidi/>
-        <w:rPr>
-          <w:lang w:val="en-IL"/>
-        </w:rPr>
-      </w:pPr>
-    </w:p>
-    <w:p>
-      <w:pPr>
-        <w:bidi/>
-        <w:rPr>
-          <w:lang w:val="en-IL"/>
-        </w:rPr>
-      </w:pPr>
-      <w:r>
-        <w:rPr>
-          <w:lang w:val="en-IL"/>
-        </w:rPr>
-        <w:t xml:space="preserve">const </w:t>
-      </w:r>
-      <w:proofErr w:type="spellStart"/>
-      <w:r>
-        <w:rPr>
-          <w:lang w:val="en-IL"/>
-        </w:rPr>
-        <w:t>ProtectedWelcome</w:t>
-      </w:r>
-      <w:proofErr w:type="spellEnd"/>
-      <w:r>
-        <w:rPr>
-          <w:lang w:val="en-IL"/>
-        </w:rPr>
-        <w:t xml:space="preserve"> = </w:t>
-      </w:r>
-      <w:proofErr w:type="spellStart"/>
-      <w:proofErr w:type="gramStart"/>
-      <w:r>
-        <w:rPr>
-          <w:lang w:val="en-IL"/>
-        </w:rPr>
-        <w:t>withAuthGuard</w:t>
-      </w:r>
-      <w:proofErr w:type="spellEnd"/>
-      <w:r>
-        <w:rPr>
-          <w:lang w:val="en-IL"/>
-        </w:rPr>
-        <w:t>(</w:t>
-      </w:r>
-      <w:proofErr w:type="spellStart"/>
-      <w:proofErr w:type="gramEnd"/>
-      <w:r>
-        <w:rPr>
-          <w:lang w:val="en-IL"/>
-        </w:rPr>
-        <w:t>WelcomePage</w:t>
-      </w:r>
-      <w:proofErr w:type="spellEnd"/>
-      <w:proofErr w:type="gramStart"/>
-      <w:r>
-        <w:rPr>
-          <w:lang w:val="en-IL"/>
-        </w:rPr>
-        <w:t>);</w:t>
-      </w:r>
-      <w:proofErr w:type="gramEnd"/>
+        <w:t>import WelcomePage from "./features/Welcome/WelcomePage";</w:t>
+      </w:r>
+    </w:p>
+    <w:p>
+      <w:pPr>
+        <w:bidi/>
+        <w:rPr>
+          <w:lang w:val="en-IL"/>
+        </w:rPr>
+      </w:pPr>
+      <w:r>
+        <w:rPr>
+          <w:lang w:val="en-IL"/>
+        </w:rPr>
+        <w:t>import withAuthGuard from "./store/withAuthGuard";</w:t>
+      </w:r>
+    </w:p>
+    <w:p>
+      <w:pPr>
+        <w:bidi/>
+        <w:rPr>
+          <w:lang w:val="en-IL"/>
+        </w:rPr>
+      </w:pPr>
+    </w:p>
+    <w:p>
+      <w:pPr>
+        <w:bidi/>
+        <w:rPr>
+          <w:lang w:val="en-IL"/>
+        </w:rPr>
+      </w:pPr>
+      <w:r>
+        <w:rPr>
+          <w:lang w:val="en-IL"/>
+        </w:rPr>
+        <w:t>const ProtectedWelcome = withAuthGuard(WelcomePage);</w:t>
+      </w:r>
     </w:p>
     <w:p>
       <w:pPr>
@@ -11874,35 +8877,7 @@
         <w:rPr>
           <w:lang w:val="en-IL"/>
         </w:rPr>
-        <w:t>&lt;Route path="/welcome" element</w:t>
-      </w:r>
-      <w:proofErr w:type="gramStart"/>
-      <w:r>
-        <w:rPr>
-          <w:lang w:val="en-IL"/>
-        </w:rPr>
-        <w:t>={</w:t>
-      </w:r>
-      <w:proofErr w:type="gramEnd"/>
-      <w:r>
-        <w:rPr>
-          <w:lang w:val="en-IL"/>
-        </w:rPr>
-        <w:t>&lt;</w:t>
-      </w:r>
-      <w:proofErr w:type="spellStart"/>
-      <w:r>
-        <w:rPr>
-          <w:lang w:val="en-IL"/>
-        </w:rPr>
-        <w:t>ProtectedWelcome</w:t>
-      </w:r>
-      <w:proofErr w:type="spellEnd"/>
-      <w:r>
-        <w:rPr>
-          <w:lang w:val="en-IL"/>
-        </w:rPr>
-        <w:t xml:space="preserve"> /&gt;} /&gt;</w:t>
+        <w:t>&lt;Route path="/welcome" element={&lt;ProtectedWelcome /&gt;} /&gt;</w:t>
       </w:r>
     </w:p>
     <w:p>
@@ -11917,7 +8892,7 @@
           <w:lang w:val="en-IL"/>
         </w:rPr>
         <w:pict w14:anchorId="3A8ECB9C">
-          <v:rect id="_x0000_i1142" style="width:0;height:1.5pt" o:hralign="center" o:hrstd="t" o:hr="t" fillcolor="#a0a0a0" stroked="f"/>
+          <v:rect id="_x0000_i1040" style="width:0;height:1.5pt" o:hralign="center" o:hrstd="t" o:hr="t" fillcolor="#a0a0a0" stroked="f"/>
         </w:pict>
       </w:r>
     </w:p>
@@ -11975,23 +8950,13 @@
           <w:lang w:val="en-IL"/>
         </w:rPr>
       </w:pPr>
-      <w:proofErr w:type="spellStart"/>
-      <w:r>
-        <w:rPr>
-          <w:b/>
-          <w:bCs/>
-          <w:lang w:val="en-IL"/>
-        </w:rPr>
-        <w:t>RequireAuth</w:t>
-      </w:r>
-      <w:proofErr w:type="spellEnd"/>
-      <w:r>
-        <w:rPr>
-          <w:b/>
-          <w:bCs/>
-          <w:lang w:val="en-IL"/>
-        </w:rPr>
-        <w:t xml:space="preserve"> </w:t>
+      <w:r>
+        <w:rPr>
+          <w:b/>
+          <w:bCs/>
+          <w:lang w:val="en-IL"/>
+        </w:rPr>
+        <w:t xml:space="preserve">RequireAuth </w:t>
       </w:r>
       <w:r>
         <w:rPr>
@@ -12035,49 +9000,7 @@
         <w:rPr>
           <w:lang w:val="en-IL"/>
         </w:rPr>
-        <w:t>&lt;</w:t>
-      </w:r>
-      <w:proofErr w:type="spellStart"/>
-      <w:r>
-        <w:rPr>
-          <w:lang w:val="en-IL"/>
-        </w:rPr>
-        <w:t>RequireAuth</w:t>
-      </w:r>
-      <w:proofErr w:type="spellEnd"/>
-      <w:r>
-        <w:rPr>
-          <w:lang w:val="en-IL"/>
-        </w:rPr>
-        <w:t>&gt;&lt;</w:t>
-      </w:r>
-      <w:proofErr w:type="spellStart"/>
-      <w:r>
-        <w:rPr>
-          <w:lang w:val="en-IL"/>
-        </w:rPr>
-        <w:t>WelcomePage</w:t>
-      </w:r>
-      <w:proofErr w:type="spellEnd"/>
-      <w:r>
-        <w:rPr>
-          <w:lang w:val="en-IL"/>
-        </w:rPr>
-        <w:t xml:space="preserve"> /&gt;&lt;/</w:t>
-      </w:r>
-      <w:proofErr w:type="spellStart"/>
-      <w:r>
-        <w:rPr>
-          <w:lang w:val="en-IL"/>
-        </w:rPr>
-        <w:t>RequireAuth</w:t>
-      </w:r>
-      <w:proofErr w:type="spellEnd"/>
-      <w:r>
-        <w:rPr>
-          <w:lang w:val="en-IL"/>
-        </w:rPr>
-        <w:t>&gt;</w:t>
+        <w:t>&lt;RequireAuth&gt;&lt;WelcomePage /&gt;&lt;/RequireAuth&gt;</w:t>
       </w:r>
     </w:p>
     <w:p>
@@ -12091,7 +9014,6 @@
           <w:lang w:val="en-IL"/>
         </w:rPr>
       </w:pPr>
-      <w:proofErr w:type="spellStart"/>
       <w:r>
         <w:rPr>
           <w:b/>
@@ -12099,16 +9021,7 @@
           <w:lang w:val="en-IL"/>
         </w:rPr>
         <w:lastRenderedPageBreak/>
-        <w:t>RequireAuth</w:t>
-      </w:r>
-      <w:proofErr w:type="spellEnd"/>
-      <w:r>
-        <w:rPr>
-          <w:b/>
-          <w:bCs/>
-          <w:lang w:val="en-IL"/>
-        </w:rPr>
-        <w:t xml:space="preserve"> </w:t>
+        <w:t xml:space="preserve">RequireAuth </w:t>
       </w:r>
       <w:r>
         <w:rPr>
@@ -12160,54 +9073,8 @@
         <w:rPr>
           <w:lang w:val="en-IL"/>
         </w:rPr>
-        <w:t xml:space="preserve">const </w:t>
-      </w:r>
-      <w:proofErr w:type="spellStart"/>
-      <w:r>
-        <w:rPr>
-          <w:lang w:val="en-IL"/>
-        </w:rPr>
-        <w:t>ProtectedWelcome</w:t>
-      </w:r>
-      <w:proofErr w:type="spellEnd"/>
-      <w:r>
-        <w:rPr>
-          <w:lang w:val="en-IL"/>
-        </w:rPr>
-        <w:t xml:space="preserve"> = </w:t>
-      </w:r>
-      <w:proofErr w:type="spellStart"/>
-      <w:proofErr w:type="gramStart"/>
-      <w:r>
-        <w:rPr>
-          <w:lang w:val="en-IL"/>
-        </w:rPr>
-        <w:t>withAuthGuard</w:t>
-      </w:r>
-      <w:proofErr w:type="spellEnd"/>
-      <w:r>
-        <w:rPr>
-          <w:lang w:val="en-IL"/>
-        </w:rPr>
-        <w:t>(</w:t>
-      </w:r>
-      <w:proofErr w:type="spellStart"/>
-      <w:proofErr w:type="gramEnd"/>
-      <w:r>
-        <w:rPr>
-          <w:lang w:val="en-IL"/>
-        </w:rPr>
-        <w:t>WelcomePage</w:t>
-      </w:r>
-      <w:proofErr w:type="spellEnd"/>
-      <w:proofErr w:type="gramStart"/>
-      <w:r>
-        <w:rPr>
-          <w:lang w:val="en-IL"/>
-        </w:rPr>
-        <w:t>);</w:t>
-      </w:r>
-      <w:proofErr w:type="gramEnd"/>
+        <w:t>const ProtectedWelcome = withAuthGuard(WelcomePage);</w:t>
+      </w:r>
     </w:p>
     <w:p>
       <w:pPr>
@@ -12224,41 +9091,15 @@
         <w:rPr>
           <w:lang w:val="en-IL"/>
         </w:rPr>
-        <w:t>&lt;Route path="/welcome" element</w:t>
-      </w:r>
-      <w:proofErr w:type="gramStart"/>
-      <w:r>
-        <w:rPr>
-          <w:lang w:val="en-IL"/>
-        </w:rPr>
-        <w:t>={</w:t>
-      </w:r>
-      <w:proofErr w:type="gramEnd"/>
-      <w:r>
-        <w:rPr>
-          <w:lang w:val="en-IL"/>
-        </w:rPr>
-        <w:t>&lt;</w:t>
-      </w:r>
-      <w:proofErr w:type="spellStart"/>
-      <w:r>
-        <w:rPr>
-          <w:lang w:val="en-IL"/>
-        </w:rPr>
-        <w:t>ProtectedWelcome</w:t>
-      </w:r>
-      <w:proofErr w:type="spellEnd"/>
-      <w:r>
-        <w:rPr>
-          <w:lang w:val="en-IL"/>
-        </w:rPr>
-        <w:t xml:space="preserve"> /&gt;} /&gt;</w:t>
-      </w:r>
-    </w:p>
-    <w:p>
-      <w:pPr>
-        <w:bidi/>
-        <w:rPr>
+        <w:t>&lt;Route path="/welcome" element={&lt;ProtectedWelcome /&gt;} /&gt;</w:t>
+      </w:r>
+    </w:p>
+    <w:p>
+      <w:pPr>
+        <w:bidi/>
+        <w:rPr>
+          <w:b/>
+          <w:bCs/>
           <w:lang w:val="en-IL"/>
         </w:rPr>
       </w:pPr>
@@ -12282,21 +9123,71 @@
       </w:r>
       <w:r>
         <w:rPr>
-          <w:rtl/>
-        </w:rPr>
-        <w:t>בפרויקטים גדולים</w:t>
-      </w:r>
-      <w:r>
-        <w:rPr>
-          <w:lang w:val="en-IL"/>
-        </w:rPr>
-        <w:t xml:space="preserve">, HOC </w:t>
-      </w:r>
-      <w:r>
-        <w:rPr>
-          <w:rtl/>
-        </w:rPr>
-        <w:t>נותן לך פחות קוד לחזור עליו</w:t>
+          <w:b/>
+          <w:bCs/>
+          <w:rtl/>
+        </w:rPr>
+        <w:t>מה זה</w:t>
+      </w:r>
+      <w:r>
+        <w:rPr>
+          <w:b/>
+          <w:bCs/>
+        </w:rPr>
+        <w:t>(Higher Order Component)</w:t>
+      </w:r>
+      <w:r>
+        <w:rPr>
+          <w:rFonts w:hint="cs"/>
+          <w:b/>
+          <w:bCs/>
+          <w:rtl/>
+        </w:rPr>
+        <w:t xml:space="preserve"> </w:t>
+      </w:r>
+      <w:r>
+        <w:rPr>
+          <w:b/>
+          <w:bCs/>
+          <w:lang w:val="en-IL"/>
+        </w:rPr>
+        <w:t xml:space="preserve"> HOC </w:t>
+      </w:r>
+      <w:r>
+        <w:rPr>
+          <w:b/>
+          <w:bCs/>
+          <w:rtl/>
+        </w:rPr>
+        <w:t>בהקשר שלנו</w:t>
+      </w:r>
+      <w:r>
+        <w:rPr>
+          <w:b/>
+          <w:bCs/>
+          <w:lang w:val="en-IL"/>
+        </w:rPr>
+        <w:t>?</w:t>
+      </w:r>
+    </w:p>
+    <w:p>
+      <w:pPr>
+        <w:bidi/>
+        <w:rPr>
+          <w:lang w:val="en-IL"/>
+        </w:rPr>
+      </w:pPr>
+      <w:r>
+        <w:rPr>
+          <w:lang w:val="en-IL"/>
+        </w:rPr>
+        <w:t xml:space="preserve">HOC = </w:t>
+      </w:r>
+      <w:r>
+        <w:rPr>
+          <w:rtl/>
+        </w:rPr>
+        <w:t>פונקציה שמקבלת קומפוננטה (מסך) ומחזירה קומפוננטה חדשה, עם לוגיקה נוספת</w:t>
       </w:r>
       <w:r>
         <w:rPr>
@@ -12304,20 +9195,389 @@
         </w:rPr>
         <w:t>.</w:t>
       </w:r>
-    </w:p>
-    <w:p>
-      <w:pPr>
-        <w:bidi/>
-        <w:rPr>
-          <w:lang w:val="en-IL"/>
-        </w:rPr>
-      </w:pPr>
-      <w:r>
-        <w:rPr>
-          <w:lang w:val="en-IL"/>
-        </w:rPr>
-        <w:pict w14:anchorId="1325E97B">
-          <v:rect id="_x0000_i1143" style="width:0;height:1.5pt" o:hralign="center" o:hrstd="t" o:hr="t" fillcolor="#a0a0a0" stroked="f"/>
+      <w:r>
+        <w:rPr>
+          <w:lang w:val="en-IL"/>
+        </w:rPr>
+        <w:br/>
+      </w:r>
+      <w:r>
+        <w:rPr>
+          <w:rtl/>
+        </w:rPr>
+        <w:t>במקרה שלנו: הקומפוננטה החדשה תדע לבדוק אם המשתמש מחובר</w:t>
+      </w:r>
+      <w:r>
+        <w:rPr>
+          <w:lang w:val="en-IL"/>
+        </w:rPr>
+        <w:t>.</w:t>
+      </w:r>
+      <w:r>
+        <w:rPr>
+          <w:lang w:val="en-IL"/>
+        </w:rPr>
+        <w:br/>
+      </w:r>
+      <w:r>
+        <w:rPr>
+          <w:rtl/>
+        </w:rPr>
+        <w:t>אם לא → היא תעשה</w:t>
+      </w:r>
+      <w:r>
+        <w:rPr>
+          <w:lang w:val="en-IL"/>
+        </w:rPr>
+        <w:t xml:space="preserve"> redirect </w:t>
+      </w:r>
+      <w:r>
+        <w:rPr>
+          <w:rtl/>
+        </w:rPr>
+        <w:t>ל־</w:t>
+      </w:r>
+      <w:r>
+        <w:rPr>
+          <w:lang w:val="en-IL"/>
+        </w:rPr>
+        <w:t>/login.</w:t>
+      </w:r>
+      <w:r>
+        <w:rPr>
+          <w:lang w:val="en-IL"/>
+        </w:rPr>
+        <w:br/>
+      </w:r>
+      <w:r>
+        <w:rPr>
+          <w:rtl/>
+        </w:rPr>
+        <w:t>אם כן → היא תציג את הקומפוננטה המקורית</w:t>
+      </w:r>
+      <w:r>
+        <w:rPr>
+          <w:lang w:val="en-IL"/>
+        </w:rPr>
+        <w:t>.</w:t>
+      </w:r>
+    </w:p>
+    <w:p>
+      <w:pPr>
+        <w:bidi/>
+        <w:rPr>
+          <w:lang w:val="en-IL"/>
+        </w:rPr>
+      </w:pPr>
+      <w:r>
+        <w:rPr>
+          <w:rtl/>
+        </w:rPr>
+        <w:t xml:space="preserve">כך אנחנו עוטפים כל מסך פרטי בפונקציה אחת במקום לשים </w:t>
+      </w:r>
+      <w:r>
+        <w:rPr>
+          <w:lang w:val="en-IL"/>
+        </w:rPr>
+        <w:t xml:space="preserve">&lt;RequireAuth&gt; </w:t>
+      </w:r>
+      <w:r>
+        <w:rPr>
+          <w:rtl/>
+        </w:rPr>
+        <w:t>ב־</w:t>
+      </w:r>
+      <w:r>
+        <w:rPr>
+          <w:lang w:val="en-IL"/>
+        </w:rPr>
+        <w:t>Routes.</w:t>
+      </w:r>
+    </w:p>
+    <w:p>
+      <w:pPr>
+        <w:bidi/>
+        <w:rPr>
+          <w:b/>
+          <w:bCs/>
+          <w:lang w:val="en-IL"/>
+        </w:rPr>
+      </w:pPr>
+      <w:r>
+        <w:rPr>
+          <w:b/>
+          <w:bCs/>
+          <w:lang w:val="en-IL"/>
+        </w:rPr>
+        <w:t>You said:</w:t>
+      </w:r>
+    </w:p>
+    <w:p>
+      <w:pPr>
+        <w:bidi/>
+        <w:rPr>
+          <w:lang w:val="en-IL"/>
+        </w:rPr>
+      </w:pPr>
+      <w:r>
+        <w:rPr>
+          <w:rtl/>
+        </w:rPr>
+        <w:t>זו העטיפה ב</w:t>
+      </w:r>
+      <w:r>
+        <w:rPr>
+          <w:lang w:val="en-IL"/>
+        </w:rPr>
+        <w:t xml:space="preserve"> App.tsx </w:t>
+      </w:r>
+      <w:r>
+        <w:rPr>
+          <w:rtl/>
+        </w:rPr>
+        <w:t xml:space="preserve">הסבר לי מה המשמעות </w:t>
+      </w:r>
+      <w:r>
+        <w:rPr>
+          <w:lang w:val="en-IL"/>
+        </w:rPr>
+        <w:t>&lt;AuthProvider&gt; &lt;BrowserRouter&gt; &lt;Routes&gt; &lt;Route path="/login" element={&lt;Login /&gt;} /&gt; &lt;Route path="/welcome" element={&lt;WelcomePage /&gt;} /&gt; &lt;Route path="*" element={&lt;Navigate to="/login" replace /&gt;} /&gt; &lt;/Routes&gt; &lt;/BrowserRouter&gt; &lt;/AuthProvider&gt;</w:t>
+      </w:r>
+    </w:p>
+    <w:p>
+      <w:pPr>
+        <w:bidi/>
+        <w:rPr>
+          <w:b/>
+          <w:bCs/>
+          <w:lang w:val="en-IL"/>
+        </w:rPr>
+      </w:pPr>
+      <w:r>
+        <w:rPr>
+          <w:b/>
+          <w:bCs/>
+          <w:lang w:val="en-IL"/>
+        </w:rPr>
+        <w:t>ChatGPT said:</w:t>
+      </w:r>
+    </w:p>
+    <w:p>
+      <w:pPr>
+        <w:bidi/>
+        <w:rPr>
+          <w:lang w:val="en-IL"/>
+        </w:rPr>
+      </w:pPr>
+      <w:r>
+        <w:rPr>
+          <w:rtl/>
+        </w:rPr>
+        <w:t>שאלה מצוינת</w:t>
+      </w:r>
+      <w:r>
+        <w:rPr>
+          <w:lang w:val="en-IL"/>
+        </w:rPr>
+        <w:t xml:space="preserve"> </w:t>
+      </w:r>
+      <w:r>
+        <w:rPr>
+          <w:rFonts w:ascii="Segoe UI Emoji" w:hAnsi="Segoe UI Emoji" w:cs="Segoe UI Emoji"/>
+          <w:lang w:val="en-IL"/>
+        </w:rPr>
+        <w:t>🙌</w:t>
+      </w:r>
+      <w:r>
+        <w:rPr>
+          <w:lang w:val="en-IL"/>
+        </w:rPr>
+        <w:br/>
+      </w:r>
+      <w:r>
+        <w:rPr>
+          <w:rtl/>
+        </w:rPr>
+        <w:t>בוא נפרק את ה־</w:t>
+      </w:r>
+      <w:r>
+        <w:rPr>
+          <w:lang w:val="en-IL"/>
+        </w:rPr>
+        <w:t xml:space="preserve">JSX </w:t>
+      </w:r>
+      <w:r>
+        <w:rPr>
+          <w:rtl/>
+        </w:rPr>
+        <w:t>הזה צעד צעד, כדי שתבין מה כל עטיפה עושה</w:t>
+      </w:r>
+      <w:r>
+        <w:rPr>
+          <w:lang w:val="en-IL"/>
+        </w:rPr>
+        <w:t>.</w:t>
+      </w:r>
+    </w:p>
+    <w:p>
+      <w:pPr>
+        <w:bidi/>
+        <w:rPr>
+          <w:lang w:val="en-IL"/>
+        </w:rPr>
+      </w:pPr>
+      <w:r>
+        <w:rPr>
+          <w:rtl/>
+        </w:rPr>
+        <w:t>הקוד שלך</w:t>
+      </w:r>
+      <w:r>
+        <w:rPr>
+          <w:lang w:val="en-IL"/>
+        </w:rPr>
+        <w:t>:</w:t>
+      </w:r>
+    </w:p>
+    <w:p>
+      <w:pPr>
+        <w:bidi/>
+        <w:rPr>
+          <w:lang w:val="en-IL"/>
+        </w:rPr>
+      </w:pPr>
+      <w:r>
+        <w:rPr>
+          <w:lang w:val="en-IL"/>
+        </w:rPr>
+        <w:t>&lt;AuthProvider&gt;</w:t>
+      </w:r>
+    </w:p>
+    <w:p>
+      <w:pPr>
+        <w:bidi/>
+        <w:rPr>
+          <w:lang w:val="en-IL"/>
+        </w:rPr>
+      </w:pPr>
+      <w:r>
+        <w:rPr>
+          <w:lang w:val="en-IL"/>
+        </w:rPr>
+        <w:t xml:space="preserve">  &lt;BrowserRouter&gt;</w:t>
+      </w:r>
+    </w:p>
+    <w:p>
+      <w:pPr>
+        <w:bidi/>
+        <w:rPr>
+          <w:lang w:val="en-IL"/>
+        </w:rPr>
+      </w:pPr>
+      <w:r>
+        <w:rPr>
+          <w:lang w:val="en-IL"/>
+        </w:rPr>
+        <w:t xml:space="preserve">    &lt;Routes&gt;</w:t>
+      </w:r>
+    </w:p>
+    <w:p>
+      <w:pPr>
+        <w:bidi/>
+        <w:rPr>
+          <w:lang w:val="en-IL"/>
+        </w:rPr>
+      </w:pPr>
+      <w:r>
+        <w:rPr>
+          <w:lang w:val="en-IL"/>
+        </w:rPr>
+        <w:t xml:space="preserve">      &lt;Route path="/login" element={&lt;Login /&gt;} /&gt;</w:t>
+      </w:r>
+    </w:p>
+    <w:p>
+      <w:pPr>
+        <w:bidi/>
+        <w:rPr>
+          <w:lang w:val="en-IL"/>
+        </w:rPr>
+      </w:pPr>
+      <w:r>
+        <w:rPr>
+          <w:lang w:val="en-IL"/>
+        </w:rPr>
+        <w:t xml:space="preserve">      &lt;Route path="/welcome" element={&lt;WelcomePage /&gt;} /&gt;</w:t>
+      </w:r>
+    </w:p>
+    <w:p>
+      <w:pPr>
+        <w:bidi/>
+        <w:rPr>
+          <w:lang w:val="en-IL"/>
+        </w:rPr>
+      </w:pPr>
+      <w:r>
+        <w:rPr>
+          <w:lang w:val="en-IL"/>
+        </w:rPr>
+        <w:t xml:space="preserve">      &lt;Route path="*" element={&lt;Navigate to="/login" replace /&gt;} /&gt;</w:t>
+      </w:r>
+    </w:p>
+    <w:p>
+      <w:pPr>
+        <w:bidi/>
+        <w:rPr>
+          <w:lang w:val="en-IL"/>
+        </w:rPr>
+      </w:pPr>
+      <w:r>
+        <w:rPr>
+          <w:lang w:val="en-IL"/>
+        </w:rPr>
+        <w:t xml:space="preserve">    &lt;/Routes&gt;</w:t>
+      </w:r>
+    </w:p>
+    <w:p>
+      <w:pPr>
+        <w:bidi/>
+        <w:rPr>
+          <w:lang w:val="en-IL"/>
+        </w:rPr>
+      </w:pPr>
+      <w:r>
+        <w:rPr>
+          <w:lang w:val="en-IL"/>
+        </w:rPr>
+        <w:t xml:space="preserve">  &lt;/BrowserRouter&gt;</w:t>
+      </w:r>
+    </w:p>
+    <w:p>
+      <w:pPr>
+        <w:bidi/>
+        <w:rPr>
+          <w:lang w:val="en-IL"/>
+        </w:rPr>
+      </w:pPr>
+      <w:r>
+        <w:rPr>
+          <w:lang w:val="en-IL"/>
+        </w:rPr>
+        <w:t>&lt;/AuthProvider&gt;</w:t>
+      </w:r>
+    </w:p>
+    <w:p>
+      <w:pPr>
+        <w:bidi/>
+        <w:rPr>
+          <w:lang w:val="en-IL"/>
+        </w:rPr>
+      </w:pPr>
+      <w:r>
+        <w:rPr>
+          <w:lang w:val="en-IL"/>
+        </w:rPr>
+        <w:pict w14:anchorId="70BBA720">
+          <v:rect id="_x0000_i1041" style="width:0;height:1.5pt" o:hralign="center" o:hrstd="t" o:hr="t" fillcolor="#a0a0a0" stroked="f"/>
         </w:pict>
       </w:r>
     </w:p>
@@ -12325,669 +9585,14 @@
       <w:pPr>
         <w:bidi/>
         <w:rPr>
+          <w:b/>
+          <w:bCs/>
           <w:lang w:val="en-IL"/>
         </w:rPr>
       </w:pPr>
       <w:r>
         <w:rPr>
           <w:rFonts w:ascii="Segoe UI Emoji" w:hAnsi="Segoe UI Emoji" w:cs="Segoe UI Emoji"/>
-          <w:lang w:val="en-IL"/>
-        </w:rPr>
-        <w:t>💡</w:t>
-      </w:r>
-      <w:r>
-        <w:rPr>
-          <w:lang w:val="en-IL"/>
-        </w:rPr>
-        <w:t xml:space="preserve"> </w:t>
-      </w:r>
-      <w:r>
-        <w:rPr>
-          <w:rtl/>
-        </w:rPr>
-        <w:t>מאחר וזה פרויקט לימודי והתחלת עם קומפוננטות, הייתי ממליץ להישאר עם</w:t>
-      </w:r>
-      <w:r>
-        <w:rPr>
-          <w:lang w:val="en-IL"/>
-        </w:rPr>
-        <w:t xml:space="preserve"> </w:t>
-      </w:r>
-      <w:proofErr w:type="spellStart"/>
-      <w:r>
-        <w:rPr>
-          <w:lang w:val="en-IL"/>
-        </w:rPr>
-        <w:t>RequireAuth</w:t>
-      </w:r>
-      <w:proofErr w:type="spellEnd"/>
-      <w:r>
-        <w:rPr>
-          <w:lang w:val="en-IL"/>
-        </w:rPr>
-        <w:t xml:space="preserve"> </w:t>
-      </w:r>
-      <w:r>
-        <w:rPr>
-          <w:rtl/>
-        </w:rPr>
-        <w:t>כקומפוננטה רגילה (הגישה הראשונה)</w:t>
-      </w:r>
-      <w:r>
-        <w:rPr>
-          <w:lang w:val="en-IL"/>
-        </w:rPr>
-        <w:t xml:space="preserve">. HOC </w:t>
-      </w:r>
-      <w:r>
-        <w:rPr>
-          <w:rtl/>
-        </w:rPr>
-        <w:t>זה שלב יותר מתקדם שאפשר לנסות אחרי שתתרגל ל־</w:t>
-      </w:r>
-      <w:r>
-        <w:rPr>
-          <w:lang w:val="en-IL"/>
-        </w:rPr>
-        <w:t>React.</w:t>
-      </w:r>
-    </w:p>
-    <w:p>
-      <w:pPr>
-        <w:bidi/>
-        <w:rPr>
-          <w:lang w:val="en-IL"/>
-        </w:rPr>
-      </w:pPr>
-      <w:r>
-        <w:rPr>
-          <w:lang w:val="en-IL"/>
-        </w:rPr>
-        <w:pict w14:anchorId="307AC3F0">
-          <v:rect id="_x0000_i1144" style="width:0;height:1.5pt" o:hralign="center" o:hrstd="t" o:hr="t" fillcolor="#a0a0a0" stroked="f"/>
-        </w:pict>
-      </w:r>
-    </w:p>
-    <w:p>
-      <w:pPr>
-        <w:bidi/>
-        <w:rPr>
-          <w:lang w:val="en-IL"/>
-        </w:rPr>
-      </w:pPr>
-      <w:r>
-        <w:rPr>
-          <w:rtl/>
-        </w:rPr>
-        <w:t>רוצה שאבנה לך תרשים</w:t>
-      </w:r>
-      <w:r>
-        <w:rPr>
-          <w:lang w:val="en-IL"/>
-        </w:rPr>
-        <w:t xml:space="preserve"> (flowchart </w:t>
-      </w:r>
-      <w:r>
-        <w:rPr>
-          <w:rtl/>
-        </w:rPr>
-        <w:t>קטן</w:t>
-      </w:r>
-      <w:r>
-        <w:rPr>
-          <w:lang w:val="en-IL"/>
-        </w:rPr>
-        <w:t xml:space="preserve">) </w:t>
-      </w:r>
-      <w:r>
-        <w:rPr>
-          <w:rtl/>
-        </w:rPr>
-        <w:t>שמראה איך זורם כל התהליך</w:t>
-      </w:r>
-      <w:r>
-        <w:rPr>
-          <w:lang w:val="en-IL"/>
-        </w:rPr>
-        <w:t xml:space="preserve">: Login → </w:t>
-      </w:r>
-      <w:r>
-        <w:rPr>
-          <w:rtl/>
-        </w:rPr>
-        <w:t>שמירת טוקן</w:t>
-      </w:r>
-      <w:r>
-        <w:rPr>
-          <w:lang w:val="en-IL"/>
-        </w:rPr>
-        <w:t xml:space="preserve"> → </w:t>
-      </w:r>
-      <w:proofErr w:type="spellStart"/>
-      <w:r>
-        <w:rPr>
-          <w:lang w:val="en-IL"/>
-        </w:rPr>
-        <w:t>RequireAuth</w:t>
-      </w:r>
-      <w:proofErr w:type="spellEnd"/>
-      <w:r>
-        <w:rPr>
-          <w:lang w:val="en-IL"/>
-        </w:rPr>
-        <w:t xml:space="preserve"> → </w:t>
-      </w:r>
-      <w:proofErr w:type="spellStart"/>
-      <w:r>
-        <w:rPr>
-          <w:lang w:val="en-IL"/>
-        </w:rPr>
-        <w:t>WelcomePage</w:t>
-      </w:r>
-      <w:proofErr w:type="spellEnd"/>
-      <w:r>
-        <w:rPr>
-          <w:lang w:val="en-IL"/>
-        </w:rPr>
-        <w:t>?</w:t>
-      </w:r>
-    </w:p>
-    <w:p>
-      <w:pPr>
-        <w:bidi/>
-        <w:rPr>
-          <w:b/>
-          <w:bCs/>
-          <w:lang w:val="en-IL"/>
-        </w:rPr>
-      </w:pPr>
-      <w:r>
-        <w:rPr>
-          <w:b/>
-          <w:bCs/>
-          <w:lang w:val="en-IL"/>
-        </w:rPr>
-        <w:t>You said:</w:t>
-      </w:r>
-    </w:p>
-    <w:p>
-      <w:pPr>
-        <w:bidi/>
-        <w:rPr>
-          <w:lang w:val="en-IL"/>
-        </w:rPr>
-      </w:pPr>
-      <w:r>
-        <w:rPr>
-          <w:rtl/>
-        </w:rPr>
-        <w:t>זו העטיפה ב</w:t>
-      </w:r>
-      <w:r>
-        <w:rPr>
-          <w:lang w:val="en-IL"/>
-        </w:rPr>
-        <w:t xml:space="preserve"> </w:t>
-      </w:r>
-      <w:proofErr w:type="spellStart"/>
-      <w:r>
-        <w:rPr>
-          <w:lang w:val="en-IL"/>
-        </w:rPr>
-        <w:t>App.tsx</w:t>
-      </w:r>
-      <w:proofErr w:type="spellEnd"/>
-      <w:r>
-        <w:rPr>
-          <w:lang w:val="en-IL"/>
-        </w:rPr>
-        <w:t xml:space="preserve"> </w:t>
-      </w:r>
-      <w:r>
-        <w:rPr>
-          <w:rtl/>
-        </w:rPr>
-        <w:t xml:space="preserve">הסבר לי מה המשמעות </w:t>
-      </w:r>
-      <w:r>
-        <w:rPr>
-          <w:lang w:val="en-IL"/>
-        </w:rPr>
-        <w:t>&lt;</w:t>
-      </w:r>
-      <w:proofErr w:type="spellStart"/>
-      <w:r>
-        <w:rPr>
-          <w:lang w:val="en-IL"/>
-        </w:rPr>
-        <w:t>AuthProvider</w:t>
-      </w:r>
-      <w:proofErr w:type="spellEnd"/>
-      <w:r>
-        <w:rPr>
-          <w:lang w:val="en-IL"/>
-        </w:rPr>
-        <w:t>&gt; &lt;</w:t>
-      </w:r>
-      <w:proofErr w:type="spellStart"/>
-      <w:r>
-        <w:rPr>
-          <w:lang w:val="en-IL"/>
-        </w:rPr>
-        <w:t>BrowserRouter</w:t>
-      </w:r>
-      <w:proofErr w:type="spellEnd"/>
-      <w:r>
-        <w:rPr>
-          <w:lang w:val="en-IL"/>
-        </w:rPr>
-        <w:t>&gt; &lt;Routes&gt; &lt;Route path="/login" element={&lt;Login /&gt;} /&gt; &lt;Route path="/welcome" element={&lt;</w:t>
-      </w:r>
-      <w:proofErr w:type="spellStart"/>
-      <w:r>
-        <w:rPr>
-          <w:lang w:val="en-IL"/>
-        </w:rPr>
-        <w:t>WelcomePage</w:t>
-      </w:r>
-      <w:proofErr w:type="spellEnd"/>
-      <w:r>
-        <w:rPr>
-          <w:lang w:val="en-IL"/>
-        </w:rPr>
-        <w:t xml:space="preserve"> /&gt;} /&gt; &lt;Route path="*" element={&lt;Navigate to="/login" replace /&gt;} /&gt; &lt;/Routes&gt; &lt;/</w:t>
-      </w:r>
-      <w:proofErr w:type="spellStart"/>
-      <w:r>
-        <w:rPr>
-          <w:lang w:val="en-IL"/>
-        </w:rPr>
-        <w:t>BrowserRouter</w:t>
-      </w:r>
-      <w:proofErr w:type="spellEnd"/>
-      <w:r>
-        <w:rPr>
-          <w:lang w:val="en-IL"/>
-        </w:rPr>
-        <w:t>&gt; &lt;/</w:t>
-      </w:r>
-      <w:proofErr w:type="spellStart"/>
-      <w:r>
-        <w:rPr>
-          <w:lang w:val="en-IL"/>
-        </w:rPr>
-        <w:t>AuthProvider</w:t>
-      </w:r>
-      <w:proofErr w:type="spellEnd"/>
-      <w:r>
-        <w:rPr>
-          <w:lang w:val="en-IL"/>
-        </w:rPr>
-        <w:t>&gt;</w:t>
-      </w:r>
-    </w:p>
-    <w:p>
-      <w:pPr>
-        <w:bidi/>
-        <w:rPr>
-          <w:b/>
-          <w:bCs/>
-          <w:lang w:val="en-IL"/>
-        </w:rPr>
-      </w:pPr>
-      <w:r>
-        <w:rPr>
-          <w:b/>
-          <w:bCs/>
-          <w:lang w:val="en-IL"/>
-        </w:rPr>
-        <w:t>ChatGPT said:</w:t>
-      </w:r>
-    </w:p>
-    <w:p>
-      <w:pPr>
-        <w:bidi/>
-        <w:rPr>
-          <w:lang w:val="en-IL"/>
-        </w:rPr>
-      </w:pPr>
-      <w:r>
-        <w:rPr>
-          <w:rtl/>
-        </w:rPr>
-        <w:t>שאלה מצוינת</w:t>
-      </w:r>
-      <w:r>
-        <w:rPr>
-          <w:lang w:val="en-IL"/>
-        </w:rPr>
-        <w:t xml:space="preserve"> </w:t>
-      </w:r>
-      <w:r>
-        <w:rPr>
-          <w:rFonts w:ascii="Segoe UI Emoji" w:hAnsi="Segoe UI Emoji" w:cs="Segoe UI Emoji"/>
-          <w:lang w:val="en-IL"/>
-        </w:rPr>
-        <w:t>🙌</w:t>
-      </w:r>
-      <w:r>
-        <w:rPr>
-          <w:lang w:val="en-IL"/>
-        </w:rPr>
-        <w:br/>
-      </w:r>
-      <w:r>
-        <w:rPr>
-          <w:rtl/>
-        </w:rPr>
-        <w:t>בוא נפרק את ה־</w:t>
-      </w:r>
-      <w:r>
-        <w:rPr>
-          <w:lang w:val="en-IL"/>
-        </w:rPr>
-        <w:t xml:space="preserve">JSX </w:t>
-      </w:r>
-      <w:r>
-        <w:rPr>
-          <w:rtl/>
-        </w:rPr>
-        <w:t>הזה צעד צעד, כדי שתבין מה כל עטיפה עושה</w:t>
-      </w:r>
-      <w:r>
-        <w:rPr>
-          <w:lang w:val="en-IL"/>
-        </w:rPr>
-        <w:t>.</w:t>
-      </w:r>
-    </w:p>
-    <w:p>
-      <w:pPr>
-        <w:bidi/>
-        <w:rPr>
-          <w:lang w:val="en-IL"/>
-        </w:rPr>
-      </w:pPr>
-      <w:r>
-        <w:rPr>
-          <w:rtl/>
-        </w:rPr>
-        <w:t>הקוד שלך</w:t>
-      </w:r>
-      <w:r>
-        <w:rPr>
-          <w:lang w:val="en-IL"/>
-        </w:rPr>
-        <w:t>:</w:t>
-      </w:r>
-    </w:p>
-    <w:p>
-      <w:pPr>
-        <w:bidi/>
-        <w:rPr>
-          <w:lang w:val="en-IL"/>
-        </w:rPr>
-      </w:pPr>
-      <w:r>
-        <w:rPr>
-          <w:lang w:val="en-IL"/>
-        </w:rPr>
-        <w:t>&lt;</w:t>
-      </w:r>
-      <w:proofErr w:type="spellStart"/>
-      <w:r>
-        <w:rPr>
-          <w:lang w:val="en-IL"/>
-        </w:rPr>
-        <w:t>AuthProvider</w:t>
-      </w:r>
-      <w:proofErr w:type="spellEnd"/>
-      <w:r>
-        <w:rPr>
-          <w:lang w:val="en-IL"/>
-        </w:rPr>
-        <w:t>&gt;</w:t>
-      </w:r>
-    </w:p>
-    <w:p>
-      <w:pPr>
-        <w:bidi/>
-        <w:rPr>
-          <w:lang w:val="en-IL"/>
-        </w:rPr>
-      </w:pPr>
-      <w:r>
-        <w:rPr>
-          <w:lang w:val="en-IL"/>
-        </w:rPr>
-        <w:t xml:space="preserve">  &lt;</w:t>
-      </w:r>
-      <w:proofErr w:type="spellStart"/>
-      <w:r>
-        <w:rPr>
-          <w:lang w:val="en-IL"/>
-        </w:rPr>
-        <w:t>BrowserRouter</w:t>
-      </w:r>
-      <w:proofErr w:type="spellEnd"/>
-      <w:r>
-        <w:rPr>
-          <w:lang w:val="en-IL"/>
-        </w:rPr>
-        <w:t>&gt;</w:t>
-      </w:r>
-    </w:p>
-    <w:p>
-      <w:pPr>
-        <w:bidi/>
-        <w:rPr>
-          <w:lang w:val="en-IL"/>
-        </w:rPr>
-      </w:pPr>
-      <w:r>
-        <w:rPr>
-          <w:lang w:val="en-IL"/>
-        </w:rPr>
-        <w:t xml:space="preserve">    &lt;Routes&gt;</w:t>
-      </w:r>
-    </w:p>
-    <w:p>
-      <w:pPr>
-        <w:bidi/>
-        <w:rPr>
-          <w:lang w:val="en-IL"/>
-        </w:rPr>
-      </w:pPr>
-      <w:r>
-        <w:rPr>
-          <w:lang w:val="en-IL"/>
-        </w:rPr>
-        <w:t xml:space="preserve">      &lt;Route path="/login" element</w:t>
-      </w:r>
-      <w:proofErr w:type="gramStart"/>
-      <w:r>
-        <w:rPr>
-          <w:lang w:val="en-IL"/>
-        </w:rPr>
-        <w:t>={</w:t>
-      </w:r>
-      <w:proofErr w:type="gramEnd"/>
-      <w:r>
-        <w:rPr>
-          <w:lang w:val="en-IL"/>
-        </w:rPr>
-        <w:t>&lt;Login /&gt;} /&gt;</w:t>
-      </w:r>
-    </w:p>
-    <w:p>
-      <w:pPr>
-        <w:bidi/>
-        <w:rPr>
-          <w:lang w:val="en-IL"/>
-        </w:rPr>
-      </w:pPr>
-      <w:r>
-        <w:rPr>
-          <w:lang w:val="en-IL"/>
-        </w:rPr>
-        <w:t xml:space="preserve">      &lt;Route path="/welcome" element</w:t>
-      </w:r>
-      <w:proofErr w:type="gramStart"/>
-      <w:r>
-        <w:rPr>
-          <w:lang w:val="en-IL"/>
-        </w:rPr>
-        <w:t>={</w:t>
-      </w:r>
-      <w:proofErr w:type="gramEnd"/>
-      <w:r>
-        <w:rPr>
-          <w:lang w:val="en-IL"/>
-        </w:rPr>
-        <w:t>&lt;</w:t>
-      </w:r>
-      <w:proofErr w:type="spellStart"/>
-      <w:r>
-        <w:rPr>
-          <w:lang w:val="en-IL"/>
-        </w:rPr>
-        <w:t>WelcomePage</w:t>
-      </w:r>
-      <w:proofErr w:type="spellEnd"/>
-      <w:r>
-        <w:rPr>
-          <w:lang w:val="en-IL"/>
-        </w:rPr>
-        <w:t xml:space="preserve"> /&gt;} /&gt;</w:t>
-      </w:r>
-    </w:p>
-    <w:p>
-      <w:pPr>
-        <w:bidi/>
-        <w:rPr>
-          <w:lang w:val="en-IL"/>
-        </w:rPr>
-      </w:pPr>
-      <w:r>
-        <w:rPr>
-          <w:lang w:val="en-IL"/>
-        </w:rPr>
-        <w:t xml:space="preserve">      &lt;Route path="*" element</w:t>
-      </w:r>
-      <w:proofErr w:type="gramStart"/>
-      <w:r>
-        <w:rPr>
-          <w:lang w:val="en-IL"/>
-        </w:rPr>
-        <w:t>={</w:t>
-      </w:r>
-      <w:proofErr w:type="gramEnd"/>
-      <w:r>
-        <w:rPr>
-          <w:lang w:val="en-IL"/>
-        </w:rPr>
-        <w:t>&lt;Navigate to="/login" replace /&gt;} /&gt;</w:t>
-      </w:r>
-    </w:p>
-    <w:p>
-      <w:pPr>
-        <w:bidi/>
-        <w:rPr>
-          <w:lang w:val="en-IL"/>
-        </w:rPr>
-      </w:pPr>
-      <w:r>
-        <w:rPr>
-          <w:lang w:val="en-IL"/>
-        </w:rPr>
-        <w:t xml:space="preserve">    &lt;/Routes&gt;</w:t>
-      </w:r>
-    </w:p>
-    <w:p>
-      <w:pPr>
-        <w:bidi/>
-        <w:rPr>
-          <w:lang w:val="en-IL"/>
-        </w:rPr>
-      </w:pPr>
-      <w:r>
-        <w:rPr>
-          <w:lang w:val="en-IL"/>
-        </w:rPr>
-        <w:t xml:space="preserve">  &lt;/</w:t>
-      </w:r>
-      <w:proofErr w:type="spellStart"/>
-      <w:r>
-        <w:rPr>
-          <w:lang w:val="en-IL"/>
-        </w:rPr>
-        <w:t>BrowserRouter</w:t>
-      </w:r>
-      <w:proofErr w:type="spellEnd"/>
-      <w:r>
-        <w:rPr>
-          <w:lang w:val="en-IL"/>
-        </w:rPr>
-        <w:t>&gt;</w:t>
-      </w:r>
-    </w:p>
-    <w:p>
-      <w:pPr>
-        <w:bidi/>
-        <w:rPr>
-          <w:lang w:val="en-IL"/>
-        </w:rPr>
-      </w:pPr>
-      <w:r>
-        <w:rPr>
-          <w:lang w:val="en-IL"/>
-        </w:rPr>
-        <w:t>&lt;/</w:t>
-      </w:r>
-      <w:proofErr w:type="spellStart"/>
-      <w:r>
-        <w:rPr>
-          <w:lang w:val="en-IL"/>
-        </w:rPr>
-        <w:t>AuthProvider</w:t>
-      </w:r>
-      <w:proofErr w:type="spellEnd"/>
-      <w:r>
-        <w:rPr>
-          <w:lang w:val="en-IL"/>
-        </w:rPr>
-        <w:t>&gt;</w:t>
-      </w:r>
-    </w:p>
-    <w:p>
-      <w:pPr>
-        <w:bidi/>
-        <w:rPr>
-          <w:lang w:val="en-IL"/>
-        </w:rPr>
-      </w:pPr>
-      <w:r>
-        <w:rPr>
-          <w:lang w:val="en-IL"/>
-        </w:rPr>
-        <w:lastRenderedPageBreak/>
-        <w:pict w14:anchorId="70BBA720">
-          <v:rect id="_x0000_i1145" style="width:0;height:1.5pt" o:hralign="center" o:hrstd="t" o:hr="t" fillcolor="#a0a0a0" stroked="f"/>
-        </w:pict>
-      </w:r>
-    </w:p>
-    <w:p>
-      <w:pPr>
-        <w:bidi/>
-        <w:rPr>
-          <w:b/>
-          <w:bCs/>
-          <w:lang w:val="en-IL"/>
-        </w:rPr>
-      </w:pPr>
-      <w:r>
-        <w:rPr>
-          <w:rFonts w:ascii="Segoe UI Emoji" w:hAnsi="Segoe UI Emoji" w:cs="Segoe UI Emoji"/>
           <w:b/>
           <w:bCs/>
           <w:lang w:val="en-IL"/>
@@ -13000,43 +9605,7 @@
           <w:bCs/>
           <w:lang w:val="en-IL"/>
         </w:rPr>
-        <w:t xml:space="preserve"> 1. &lt;</w:t>
-      </w:r>
-      <w:proofErr w:type="spellStart"/>
-      <w:r>
-        <w:rPr>
-          <w:b/>
-          <w:bCs/>
-          <w:lang w:val="en-IL"/>
-        </w:rPr>
-        <w:t>AuthProvider</w:t>
-      </w:r>
-      <w:proofErr w:type="spellEnd"/>
-      <w:r>
-        <w:rPr>
-          <w:b/>
-          <w:bCs/>
-          <w:lang w:val="en-IL"/>
-        </w:rPr>
-        <w:t>&gt; ... &lt;/</w:t>
-      </w:r>
-      <w:proofErr w:type="spellStart"/>
-      <w:r>
-        <w:rPr>
-          <w:b/>
-          <w:bCs/>
-          <w:lang w:val="en-IL"/>
-        </w:rPr>
-        <w:t>AuthProvider</w:t>
-      </w:r>
-      <w:proofErr w:type="spellEnd"/>
-      <w:r>
-        <w:rPr>
-          <w:b/>
-          <w:bCs/>
-          <w:lang w:val="en-IL"/>
-        </w:rPr>
-        <w:t>&gt;</w:t>
+        <w:t xml:space="preserve"> 1. &lt;AuthProvider&gt; ... &lt;/AuthProvider&gt;</w:t>
       </w:r>
     </w:p>
     <w:p>
@@ -13054,6 +9623,7 @@
         <w:rPr>
           <w:rtl/>
         </w:rPr>
+        <w:lastRenderedPageBreak/>
         <w:t xml:space="preserve">זה </w:t>
       </w:r>
       <w:r>
@@ -13084,19 +9654,11 @@
         </w:rPr>
         <w:t xml:space="preserve">שיצרת בקובץ </w:t>
       </w:r>
-      <w:proofErr w:type="spellStart"/>
-      <w:r>
-        <w:rPr>
-          <w:lang w:val="en-IL"/>
-        </w:rPr>
-        <w:t>AuthContext.tsx</w:t>
-      </w:r>
-      <w:proofErr w:type="spellEnd"/>
-      <w:r>
-        <w:rPr>
-          <w:lang w:val="en-IL"/>
-        </w:rPr>
-        <w:t>.</w:t>
+      <w:r>
+        <w:rPr>
+          <w:lang w:val="en-IL"/>
+        </w:rPr>
+        <w:t>AuthContext.tsx.</w:t>
       </w:r>
     </w:p>
     <w:p>
@@ -13116,19 +9678,11 @@
         </w:rPr>
         <w:t>הוא “עוטף” את כל האפליקציה כדי שכל קומפוננטה בפנים תוכל להשתמש ב־</w:t>
       </w:r>
-      <w:proofErr w:type="spellStart"/>
-      <w:r>
-        <w:rPr>
-          <w:lang w:val="en-IL"/>
-        </w:rPr>
-        <w:t>useAuth</w:t>
-      </w:r>
-      <w:proofErr w:type="spellEnd"/>
-      <w:r>
-        <w:rPr>
-          <w:lang w:val="en-IL"/>
-        </w:rPr>
-        <w:t>().</w:t>
+      <w:r>
+        <w:rPr>
+          <w:lang w:val="en-IL"/>
+        </w:rPr>
+        <w:t>useAuth().</w:t>
       </w:r>
     </w:p>
     <w:p>
@@ -13176,21 +9730,7 @@
         <w:rPr>
           <w:lang w:val="en-IL"/>
         </w:rPr>
-        <w:t xml:space="preserve"> (</w:t>
-      </w:r>
-      <w:proofErr w:type="spellStart"/>
-      <w:r>
-        <w:rPr>
-          <w:lang w:val="en-IL"/>
-        </w:rPr>
-        <w:t>isAuthenticated</w:t>
-      </w:r>
-      <w:proofErr w:type="spellEnd"/>
-      <w:r>
-        <w:rPr>
-          <w:lang w:val="en-IL"/>
-        </w:rPr>
-        <w:t>).</w:t>
+        <w:t xml:space="preserve"> (isAuthenticated).</w:t>
       </w:r>
     </w:p>
     <w:p>
@@ -13265,7 +9805,7 @@
           <w:lang w:val="en-IL"/>
         </w:rPr>
         <w:pict w14:anchorId="6A0767C4">
-          <v:rect id="_x0000_i1146" style="width:0;height:1.5pt" o:hralign="center" o:hrstd="t" o:hr="t" fillcolor="#a0a0a0" stroked="f"/>
+          <v:rect id="_x0000_i1042" style="width:0;height:1.5pt" o:hralign="center" o:hrstd="t" o:hr="t" fillcolor="#a0a0a0" stroked="f"/>
         </w:pict>
       </w:r>
     </w:p>
@@ -13293,43 +9833,7 @@
           <w:bCs/>
           <w:lang w:val="en-IL"/>
         </w:rPr>
-        <w:t xml:space="preserve"> 2. &lt;</w:t>
-      </w:r>
-      <w:proofErr w:type="spellStart"/>
-      <w:r>
-        <w:rPr>
-          <w:b/>
-          <w:bCs/>
-          <w:lang w:val="en-IL"/>
-        </w:rPr>
-        <w:t>BrowserRouter</w:t>
-      </w:r>
-      <w:proofErr w:type="spellEnd"/>
-      <w:r>
-        <w:rPr>
-          <w:b/>
-          <w:bCs/>
-          <w:lang w:val="en-IL"/>
-        </w:rPr>
-        <w:t>&gt; ... &lt;/</w:t>
-      </w:r>
-      <w:proofErr w:type="spellStart"/>
-      <w:r>
-        <w:rPr>
-          <w:b/>
-          <w:bCs/>
-          <w:lang w:val="en-IL"/>
-        </w:rPr>
-        <w:t>BrowserRouter</w:t>
-      </w:r>
-      <w:proofErr w:type="spellEnd"/>
-      <w:r>
-        <w:rPr>
-          <w:b/>
-          <w:bCs/>
-          <w:lang w:val="en-IL"/>
-        </w:rPr>
-        <w:t>&gt;</w:t>
+        <w:t xml:space="preserve"> 2. &lt;BrowserRouter&gt; ... &lt;/BrowserRouter&gt;</w:t>
       </w:r>
     </w:p>
     <w:p>
@@ -13536,7 +10040,7 @@
           <w:lang w:val="en-IL"/>
         </w:rPr>
         <w:pict w14:anchorId="3924AED5">
-          <v:rect id="_x0000_i1147" style="width:0;height:1.5pt" o:hralign="center" o:hrstd="t" o:hr="t" fillcolor="#a0a0a0" stroked="f"/>
+          <v:rect id="_x0000_i1043" style="width:0;height:1.5pt" o:hralign="center" o:hrstd="t" o:hr="t" fillcolor="#a0a0a0" stroked="f"/>
         </w:pict>
       </w:r>
     </w:p>
@@ -13651,7 +10155,7 @@
           <w:lang w:val="en-IL"/>
         </w:rPr>
         <w:pict w14:anchorId="4F53F90B">
-          <v:rect id="_x0000_i1148" style="width:0;height:1.5pt" o:hralign="center" o:hrstd="t" o:hr="t" fillcolor="#a0a0a0" stroked="f"/>
+          <v:rect id="_x0000_i1044" style="width:0;height:1.5pt" o:hralign="center" o:hrstd="t" o:hr="t" fillcolor="#a0a0a0" stroked="f"/>
         </w:pict>
       </w:r>
     </w:p>
@@ -13679,25 +10183,7 @@
           <w:bCs/>
           <w:lang w:val="en-IL"/>
         </w:rPr>
-        <w:t xml:space="preserve"> 4. &lt;Route path="/login" element</w:t>
-      </w:r>
-      <w:proofErr w:type="gramStart"/>
-      <w:r>
-        <w:rPr>
-          <w:b/>
-          <w:bCs/>
-          <w:lang w:val="en-IL"/>
-        </w:rPr>
-        <w:t>={</w:t>
-      </w:r>
-      <w:proofErr w:type="gramEnd"/>
-      <w:r>
-        <w:rPr>
-          <w:b/>
-          <w:bCs/>
-          <w:lang w:val="en-IL"/>
-        </w:rPr>
-        <w:t>&lt;Login /&gt;} /&gt;</w:t>
+        <w:t xml:space="preserve"> 4. &lt;Route path="/login" element={&lt;Login /&gt;} /&gt;</w:t>
       </w:r>
     </w:p>
     <w:p>
@@ -13772,7 +10258,7 @@
           <w:lang w:val="en-IL"/>
         </w:rPr>
         <w:pict w14:anchorId="638608C4">
-          <v:rect id="_x0000_i1149" style="width:0;height:1.5pt" o:hralign="center" o:hrstd="t" o:hr="t" fillcolor="#a0a0a0" stroked="f"/>
+          <v:rect id="_x0000_i1045" style="width:0;height:1.5pt" o:hralign="center" o:hrstd="t" o:hr="t" fillcolor="#a0a0a0" stroked="f"/>
         </w:pict>
       </w:r>
     </w:p>
@@ -13800,43 +10286,7 @@
           <w:bCs/>
           <w:lang w:val="en-IL"/>
         </w:rPr>
-        <w:t xml:space="preserve"> 5. &lt;Route path="/welcome" element</w:t>
-      </w:r>
-      <w:proofErr w:type="gramStart"/>
-      <w:r>
-        <w:rPr>
-          <w:b/>
-          <w:bCs/>
-          <w:lang w:val="en-IL"/>
-        </w:rPr>
-        <w:t>={</w:t>
-      </w:r>
-      <w:proofErr w:type="gramEnd"/>
-      <w:r>
-        <w:rPr>
-          <w:b/>
-          <w:bCs/>
-          <w:lang w:val="en-IL"/>
-        </w:rPr>
-        <w:t>&lt;</w:t>
-      </w:r>
-      <w:proofErr w:type="spellStart"/>
-      <w:r>
-        <w:rPr>
-          <w:b/>
-          <w:bCs/>
-          <w:lang w:val="en-IL"/>
-        </w:rPr>
-        <w:t>WelcomePage</w:t>
-      </w:r>
-      <w:proofErr w:type="spellEnd"/>
-      <w:r>
-        <w:rPr>
-          <w:b/>
-          <w:bCs/>
-          <w:lang w:val="en-IL"/>
-        </w:rPr>
-        <w:t xml:space="preserve"> /&gt;} /&gt;</w:t>
+        <w:t xml:space="preserve"> 5. &lt;Route path="/welcome" element={&lt;WelcomePage /&gt;} /&gt;</w:t>
       </w:r>
     </w:p>
     <w:p>
@@ -13854,7 +10304,6 @@
         <w:rPr>
           <w:rtl/>
         </w:rPr>
-        <w:lastRenderedPageBreak/>
         <w:t xml:space="preserve">אומר: כשנכנסים לנתיב </w:t>
       </w:r>
       <w:r>
@@ -13873,21 +10322,7 @@
         <w:rPr>
           <w:lang w:val="en-IL"/>
         </w:rPr>
-        <w:t>&lt;</w:t>
-      </w:r>
-      <w:proofErr w:type="spellStart"/>
-      <w:r>
-        <w:rPr>
-          <w:lang w:val="en-IL"/>
-        </w:rPr>
-        <w:t>WelcomePage</w:t>
-      </w:r>
-      <w:proofErr w:type="spellEnd"/>
-      <w:r>
-        <w:rPr>
-          <w:lang w:val="en-IL"/>
-        </w:rPr>
-        <w:t xml:space="preserve"> /&gt;.</w:t>
+        <w:t>&lt;WelcomePage /&gt;.</w:t>
       </w:r>
     </w:p>
     <w:p>
@@ -13927,6 +10362,7 @@
           <w:iCs/>
           <w:lang w:val="en-IL"/>
         </w:rPr>
+        <w:lastRenderedPageBreak/>
         <w:t>(</w:t>
       </w:r>
       <w:r>
@@ -13975,25 +10411,7 @@
           <w:iCs/>
           <w:lang w:val="en-IL"/>
         </w:rPr>
-        <w:t xml:space="preserve"> </w:t>
-      </w:r>
-      <w:proofErr w:type="spellStart"/>
-      <w:r>
-        <w:rPr>
-          <w:i/>
-          <w:iCs/>
-          <w:lang w:val="en-IL"/>
-        </w:rPr>
-        <w:t>RequireAuth</w:t>
-      </w:r>
-      <w:proofErr w:type="spellEnd"/>
-      <w:r>
-        <w:rPr>
-          <w:i/>
-          <w:iCs/>
-          <w:lang w:val="en-IL"/>
-        </w:rPr>
-        <w:t>)</w:t>
+        <w:t xml:space="preserve"> RequireAuth)</w:t>
       </w:r>
     </w:p>
     <w:p>
@@ -14008,7 +10426,7 @@
           <w:lang w:val="en-IL"/>
         </w:rPr>
         <w:pict w14:anchorId="280B2504">
-          <v:rect id="_x0000_i1150" style="width:0;height:1.5pt" o:hralign="center" o:hrstd="t" o:hr="t" fillcolor="#a0a0a0" stroked="f"/>
+          <v:rect id="_x0000_i1046" style="width:0;height:1.5pt" o:hralign="center" o:hrstd="t" o:hr="t" fillcolor="#a0a0a0" stroked="f"/>
         </w:pict>
       </w:r>
     </w:p>
@@ -14036,25 +10454,7 @@
           <w:bCs/>
           <w:lang w:val="en-IL"/>
         </w:rPr>
-        <w:t xml:space="preserve"> 6. &lt;Route path="*" element</w:t>
-      </w:r>
-      <w:proofErr w:type="gramStart"/>
-      <w:r>
-        <w:rPr>
-          <w:b/>
-          <w:bCs/>
-          <w:lang w:val="en-IL"/>
-        </w:rPr>
-        <w:t>={</w:t>
-      </w:r>
-      <w:proofErr w:type="gramEnd"/>
-      <w:r>
-        <w:rPr>
-          <w:b/>
-          <w:bCs/>
-          <w:lang w:val="en-IL"/>
-        </w:rPr>
-        <w:t>&lt;Navigate to="/login" replace /&gt;} /&gt;</w:t>
+        <w:t xml:space="preserve"> 6. &lt;Route path="*" element={&lt;Navigate to="/login" replace /&gt;} /&gt;</w:t>
       </w:r>
     </w:p>
     <w:p>
@@ -14197,7 +10597,7 @@
           <w:lang w:val="en-IL"/>
         </w:rPr>
         <w:pict w14:anchorId="4E97CDD0">
-          <v:rect id="_x0000_i1151" style="width:0;height:1.5pt" o:hralign="center" o:hrstd="t" o:hr="t" fillcolor="#a0a0a0" stroked="f"/>
+          <v:rect id="_x0000_i1047" style="width:0;height:1.5pt" o:hralign="center" o:hrstd="t" o:hr="t" fillcolor="#a0a0a0" stroked="f"/>
         </w:pict>
       </w:r>
     </w:p>
@@ -14247,7 +10647,6 @@
           <w:lang w:val="en-IL"/>
         </w:rPr>
       </w:pPr>
-      <w:proofErr w:type="spellStart"/>
       <w:r>
         <w:rPr>
           <w:b/>
@@ -14256,7 +10655,6 @@
         </w:rPr>
         <w:t>AuthProvider</w:t>
       </w:r>
-      <w:proofErr w:type="spellEnd"/>
       <w:r>
         <w:rPr>
           <w:lang w:val="en-IL"/>
@@ -14287,7 +10685,6 @@
           <w:lang w:val="en-IL"/>
         </w:rPr>
       </w:pPr>
-      <w:proofErr w:type="spellStart"/>
       <w:r>
         <w:rPr>
           <w:b/>
@@ -14296,7 +10693,6 @@
         </w:rPr>
         <w:t>BrowserRouter</w:t>
       </w:r>
-      <w:proofErr w:type="spellEnd"/>
       <w:r>
         <w:rPr>
           <w:lang w:val="en-IL"/>
@@ -14433,6 +10829,1314 @@
     <w:p>
       <w:pPr>
         <w:bidi/>
+        <w:rPr>
+          <w:b/>
+          <w:bCs/>
+          <w:lang w:val="en-IL"/>
+        </w:rPr>
+      </w:pPr>
+      <w:r>
+        <w:rPr>
+          <w:b/>
+          <w:bCs/>
+          <w:rtl/>
+        </w:rPr>
+        <w:t>מה זה</w:t>
+      </w:r>
+      <w:r>
+        <w:rPr>
+          <w:b/>
+          <w:bCs/>
+          <w:lang w:val="en-IL"/>
+        </w:rPr>
+        <w:t xml:space="preserve"> HOC </w:t>
+      </w:r>
+      <w:r>
+        <w:rPr>
+          <w:b/>
+          <w:bCs/>
+          <w:rtl/>
+        </w:rPr>
+        <w:t>בהקשר שלנו</w:t>
+      </w:r>
+      <w:r>
+        <w:rPr>
+          <w:b/>
+          <w:bCs/>
+          <w:lang w:val="en-IL"/>
+        </w:rPr>
+        <w:t>?</w:t>
+      </w:r>
+    </w:p>
+    <w:p>
+      <w:pPr>
+        <w:bidi/>
+        <w:rPr>
+          <w:lang w:val="en-IL"/>
+        </w:rPr>
+      </w:pPr>
+      <w:r>
+        <w:rPr>
+          <w:lang w:val="en-IL"/>
+        </w:rPr>
+        <w:t xml:space="preserve">HOC = </w:t>
+      </w:r>
+      <w:r>
+        <w:rPr>
+          <w:rtl/>
+        </w:rPr>
+        <w:t>פונקציה שמקבלת קומפוננטה (מסך) ומחזירה קומפוננטה חדשה, עם לוגיקה נוספת</w:t>
+      </w:r>
+      <w:r>
+        <w:rPr>
+          <w:lang w:val="en-IL"/>
+        </w:rPr>
+        <w:t>.</w:t>
+      </w:r>
+      <w:r>
+        <w:rPr>
+          <w:lang w:val="en-IL"/>
+        </w:rPr>
+        <w:br/>
+      </w:r>
+      <w:r>
+        <w:rPr>
+          <w:rtl/>
+        </w:rPr>
+        <w:t>במקרה שלנו: הקומפוננטה החדשה תדע לבדוק אם המשתמש מחובר</w:t>
+      </w:r>
+      <w:r>
+        <w:rPr>
+          <w:lang w:val="en-IL"/>
+        </w:rPr>
+        <w:t>.</w:t>
+      </w:r>
+      <w:r>
+        <w:rPr>
+          <w:lang w:val="en-IL"/>
+        </w:rPr>
+        <w:br/>
+      </w:r>
+      <w:r>
+        <w:rPr>
+          <w:rtl/>
+        </w:rPr>
+        <w:t>אם לא → היא תעשה</w:t>
+      </w:r>
+      <w:r>
+        <w:rPr>
+          <w:lang w:val="en-IL"/>
+        </w:rPr>
+        <w:t xml:space="preserve"> redirect </w:t>
+      </w:r>
+      <w:r>
+        <w:rPr>
+          <w:rtl/>
+        </w:rPr>
+        <w:t>ל־</w:t>
+      </w:r>
+      <w:r>
+        <w:rPr>
+          <w:lang w:val="en-IL"/>
+        </w:rPr>
+        <w:t>/login.</w:t>
+      </w:r>
+      <w:r>
+        <w:rPr>
+          <w:lang w:val="en-IL"/>
+        </w:rPr>
+        <w:br/>
+      </w:r>
+      <w:r>
+        <w:rPr>
+          <w:rtl/>
+        </w:rPr>
+        <w:t>אם כן → היא תציג את הקומפוננטה המקורית</w:t>
+      </w:r>
+      <w:r>
+        <w:rPr>
+          <w:lang w:val="en-IL"/>
+        </w:rPr>
+        <w:t>.</w:t>
+      </w:r>
+    </w:p>
+    <w:p>
+      <w:pPr>
+        <w:bidi/>
+        <w:rPr>
+          <w:lang w:val="en-IL"/>
+        </w:rPr>
+      </w:pPr>
+      <w:r>
+        <w:rPr>
+          <w:rtl/>
+        </w:rPr>
+        <w:t xml:space="preserve">כך אנחנו עוטפים כל מסך פרטי בפונקציה אחת במקום לשים </w:t>
+      </w:r>
+      <w:r>
+        <w:rPr>
+          <w:lang w:val="en-IL"/>
+        </w:rPr>
+        <w:t xml:space="preserve">&lt;RequireAuth&gt; </w:t>
+      </w:r>
+      <w:r>
+        <w:rPr>
+          <w:rtl/>
+        </w:rPr>
+        <w:t>ב־</w:t>
+      </w:r>
+      <w:r>
+        <w:rPr>
+          <w:lang w:val="en-IL"/>
+        </w:rPr>
+        <w:t>Routes.</w:t>
+      </w:r>
+    </w:p>
+    <w:p>
+      <w:pPr>
+        <w:bidi/>
+        <w:rPr>
+          <w:lang w:val="en-IL"/>
+        </w:rPr>
+      </w:pPr>
+      <w:r>
+        <w:rPr>
+          <w:lang w:val="en-IL"/>
+        </w:rPr>
+        <w:pict w14:anchorId="535BEB88">
+          <v:rect id="_x0000_i1048" style="width:0;height:1.5pt" o:hralign="center" o:hrstd="t" o:hr="t" fillcolor="#a0a0a0" stroked="f"/>
+        </w:pict>
+      </w:r>
+    </w:p>
+    <w:p>
+      <w:pPr>
+        <w:bidi/>
+        <w:rPr>
+          <w:b/>
+          <w:bCs/>
+          <w:lang w:val="en-IL"/>
+        </w:rPr>
+      </w:pPr>
+      <w:r>
+        <w:rPr>
+          <w:rFonts w:ascii="Segoe UI Emoji" w:hAnsi="Segoe UI Emoji" w:cs="Segoe UI Emoji"/>
+          <w:b/>
+          <w:bCs/>
+          <w:lang w:val="en-IL"/>
+        </w:rPr>
+        <w:t>🔹</w:t>
+      </w:r>
+      <w:r>
+        <w:rPr>
+          <w:b/>
+          <w:bCs/>
+          <w:lang w:val="en-IL"/>
+        </w:rPr>
+        <w:t xml:space="preserve"> </w:t>
+      </w:r>
+      <w:r>
+        <w:rPr>
+          <w:b/>
+          <w:bCs/>
+          <w:rtl/>
+        </w:rPr>
+        <w:t>שלב 1 – ליצור</w:t>
+      </w:r>
+      <w:r>
+        <w:rPr>
+          <w:b/>
+          <w:bCs/>
+          <w:lang w:val="en-IL"/>
+        </w:rPr>
+        <w:t xml:space="preserve"> HOC</w:t>
+      </w:r>
+    </w:p>
+    <w:p>
+      <w:pPr>
+        <w:bidi/>
+        <w:rPr>
+          <w:lang w:val="en-IL"/>
+        </w:rPr>
+      </w:pPr>
+      <w:r>
+        <w:rPr>
+          <w:rtl/>
+        </w:rPr>
+        <w:t>צור קובץ</w:t>
+      </w:r>
+      <w:r>
+        <w:rPr>
+          <w:lang w:val="en-IL"/>
+        </w:rPr>
+        <w:t xml:space="preserve">: </w:t>
+      </w:r>
+      <w:r>
+        <w:rPr>
+          <w:b/>
+          <w:bCs/>
+          <w:lang w:val="en-IL"/>
+        </w:rPr>
+        <w:t>src/store/withAuthGuard.tsx</w:t>
+      </w:r>
+    </w:p>
+    <w:p>
+      <w:pPr>
+        <w:bidi/>
+        <w:rPr>
+          <w:lang w:val="en-IL"/>
+        </w:rPr>
+      </w:pPr>
+      <w:r>
+        <w:rPr>
+          <w:lang w:val="en-IL"/>
+        </w:rPr>
+        <w:t>import React from "react";</w:t>
+      </w:r>
+    </w:p>
+    <w:p>
+      <w:pPr>
+        <w:bidi/>
+        <w:rPr>
+          <w:lang w:val="en-IL"/>
+        </w:rPr>
+      </w:pPr>
+      <w:r>
+        <w:rPr>
+          <w:lang w:val="en-IL"/>
+        </w:rPr>
+        <w:t>import { useAuth } from "./AuthContext";</w:t>
+      </w:r>
+    </w:p>
+    <w:p>
+      <w:pPr>
+        <w:bidi/>
+        <w:rPr>
+          <w:lang w:val="en-IL"/>
+        </w:rPr>
+      </w:pPr>
+      <w:r>
+        <w:rPr>
+          <w:lang w:val="en-IL"/>
+        </w:rPr>
+        <w:t>import { Navigate } from "react-router-dom";</w:t>
+      </w:r>
+    </w:p>
+    <w:p>
+      <w:pPr>
+        <w:bidi/>
+        <w:rPr>
+          <w:lang w:val="en-IL"/>
+        </w:rPr>
+      </w:pPr>
+    </w:p>
+    <w:p>
+      <w:pPr>
+        <w:bidi/>
+        <w:rPr>
+          <w:lang w:val="en-IL"/>
+        </w:rPr>
+      </w:pPr>
+      <w:r>
+        <w:rPr>
+          <w:lang w:val="en-IL"/>
+        </w:rPr>
+        <w:t>function withAuthGuard&lt;P&gt;(WrappedComponent: React.ComponentType&lt;P&gt;) {</w:t>
+      </w:r>
+    </w:p>
+    <w:p>
+      <w:pPr>
+        <w:bidi/>
+        <w:rPr>
+          <w:lang w:val="en-IL"/>
+        </w:rPr>
+      </w:pPr>
+      <w:r>
+        <w:rPr>
+          <w:lang w:val="en-IL"/>
+        </w:rPr>
+        <w:lastRenderedPageBreak/>
+        <w:t xml:space="preserve">  return function GuardedComponent(props: P) {</w:t>
+      </w:r>
+    </w:p>
+    <w:p>
+      <w:pPr>
+        <w:bidi/>
+        <w:rPr>
+          <w:lang w:val="en-IL"/>
+        </w:rPr>
+      </w:pPr>
+      <w:r>
+        <w:rPr>
+          <w:lang w:val="en-IL"/>
+        </w:rPr>
+        <w:t xml:space="preserve">    const { isAuthenticated } = useAuth();</w:t>
+      </w:r>
+    </w:p>
+    <w:p>
+      <w:pPr>
+        <w:bidi/>
+        <w:rPr>
+          <w:lang w:val="en-IL"/>
+        </w:rPr>
+      </w:pPr>
+    </w:p>
+    <w:p>
+      <w:pPr>
+        <w:bidi/>
+        <w:rPr>
+          <w:lang w:val="en-IL"/>
+        </w:rPr>
+      </w:pPr>
+      <w:r>
+        <w:rPr>
+          <w:lang w:val="en-IL"/>
+        </w:rPr>
+        <w:t xml:space="preserve">    if (!isAuthenticated) {</w:t>
+      </w:r>
+    </w:p>
+    <w:p>
+      <w:pPr>
+        <w:bidi/>
+        <w:rPr>
+          <w:lang w:val="en-IL"/>
+        </w:rPr>
+      </w:pPr>
+      <w:r>
+        <w:rPr>
+          <w:lang w:val="en-IL"/>
+        </w:rPr>
+        <w:t xml:space="preserve">      return &lt;Navigate to="/login" replace /&gt;;</w:t>
+      </w:r>
+    </w:p>
+    <w:p>
+      <w:pPr>
+        <w:bidi/>
+        <w:rPr>
+          <w:lang w:val="en-IL"/>
+        </w:rPr>
+      </w:pPr>
+      <w:r>
+        <w:rPr>
+          <w:lang w:val="en-IL"/>
+        </w:rPr>
+        <w:t xml:space="preserve">    }</w:t>
+      </w:r>
+    </w:p>
+    <w:p>
+      <w:pPr>
+        <w:bidi/>
+        <w:rPr>
+          <w:lang w:val="en-IL"/>
+        </w:rPr>
+      </w:pPr>
+    </w:p>
+    <w:p>
+      <w:pPr>
+        <w:bidi/>
+        <w:rPr>
+          <w:lang w:val="en-IL"/>
+        </w:rPr>
+      </w:pPr>
+      <w:r>
+        <w:rPr>
+          <w:lang w:val="en-IL"/>
+        </w:rPr>
+        <w:t xml:space="preserve">    return &lt;WrappedComponent {...props} /&gt;;</w:t>
+      </w:r>
+    </w:p>
+    <w:p>
+      <w:pPr>
+        <w:bidi/>
+        <w:rPr>
+          <w:lang w:val="en-IL"/>
+        </w:rPr>
+      </w:pPr>
+      <w:r>
+        <w:rPr>
+          <w:lang w:val="en-IL"/>
+        </w:rPr>
+        <w:t xml:space="preserve">  };</w:t>
+      </w:r>
+    </w:p>
+    <w:p>
+      <w:pPr>
+        <w:bidi/>
+        <w:rPr>
+          <w:lang w:val="en-IL"/>
+        </w:rPr>
+      </w:pPr>
+      <w:r>
+        <w:rPr>
+          <w:lang w:val="en-IL"/>
+        </w:rPr>
+        <w:t>}</w:t>
+      </w:r>
+    </w:p>
+    <w:p>
+      <w:pPr>
+        <w:bidi/>
+        <w:rPr>
+          <w:lang w:val="en-IL"/>
+        </w:rPr>
+      </w:pPr>
+    </w:p>
+    <w:p>
+      <w:pPr>
+        <w:bidi/>
+        <w:rPr>
+          <w:lang w:val="en-IL"/>
+        </w:rPr>
+      </w:pPr>
+      <w:r>
+        <w:rPr>
+          <w:lang w:val="en-IL"/>
+        </w:rPr>
+        <w:t>export default withAuthGuard;</w:t>
+      </w:r>
+    </w:p>
+    <w:p>
+      <w:pPr>
+        <w:bidi/>
+        <w:rPr>
+          <w:lang w:val="en-IL"/>
+        </w:rPr>
+      </w:pPr>
+      <w:r>
+        <w:rPr>
+          <w:rtl/>
+        </w:rPr>
+        <w:t>מה קורה פה</w:t>
+      </w:r>
+      <w:r>
+        <w:rPr>
+          <w:lang w:val="en-IL"/>
+        </w:rPr>
+        <w:t>?</w:t>
+      </w:r>
+    </w:p>
+    <w:p>
+      <w:pPr>
+        <w:numPr>
+          <w:ilvl w:val="0"/>
+          <w:numId w:val="37"/>
+        </w:numPr>
+        <w:bidi/>
+        <w:rPr>
+          <w:lang w:val="en-IL"/>
+        </w:rPr>
+      </w:pPr>
+      <w:r>
+        <w:rPr>
+          <w:lang w:val="en-IL"/>
+        </w:rPr>
+        <w:t xml:space="preserve">withAuthGuard </w:t>
+      </w:r>
+      <w:r>
+        <w:rPr>
+          <w:rtl/>
+        </w:rPr>
+        <w:t>מקבל קומפוננטה</w:t>
+      </w:r>
+      <w:r>
+        <w:rPr>
+          <w:lang w:val="en-IL"/>
+        </w:rPr>
+        <w:t xml:space="preserve"> (WrappedComponent).</w:t>
+      </w:r>
+    </w:p>
+    <w:p>
+      <w:pPr>
+        <w:numPr>
+          <w:ilvl w:val="0"/>
+          <w:numId w:val="37"/>
+        </w:numPr>
+        <w:bidi/>
+        <w:rPr>
+          <w:lang w:val="en-IL"/>
+        </w:rPr>
+      </w:pPr>
+      <w:r>
+        <w:rPr>
+          <w:rtl/>
+        </w:rPr>
+        <w:t>מחזיר קומפוננטה חדשה</w:t>
+      </w:r>
+      <w:r>
+        <w:rPr>
+          <w:lang w:val="en-IL"/>
+        </w:rPr>
+        <w:t xml:space="preserve"> (GuardedComponent).</w:t>
+      </w:r>
+    </w:p>
+    <w:p>
+      <w:pPr>
+        <w:numPr>
+          <w:ilvl w:val="0"/>
+          <w:numId w:val="37"/>
+        </w:numPr>
+        <w:bidi/>
+        <w:rPr>
+          <w:lang w:val="en-IL"/>
+        </w:rPr>
+      </w:pPr>
+      <w:r>
+        <w:rPr>
+          <w:rtl/>
+        </w:rPr>
+        <w:t>כשמריצים אותה → היא בודקת האם יש התחברות</w:t>
+      </w:r>
+      <w:r>
+        <w:rPr>
+          <w:lang w:val="en-IL"/>
+        </w:rPr>
+        <w:t xml:space="preserve"> (isAuthenticated).</w:t>
+      </w:r>
+    </w:p>
+    <w:p>
+      <w:pPr>
+        <w:numPr>
+          <w:ilvl w:val="0"/>
+          <w:numId w:val="37"/>
+        </w:numPr>
+        <w:bidi/>
+        <w:rPr>
+          <w:lang w:val="en-IL"/>
+        </w:rPr>
+      </w:pPr>
+      <w:r>
+        <w:rPr>
+          <w:rtl/>
+        </w:rPr>
+        <w:t xml:space="preserve">אם לא → מחזירה </w:t>
+      </w:r>
+      <w:r>
+        <w:rPr>
+          <w:lang w:val="en-IL"/>
+        </w:rPr>
+        <w:t>&lt;Navigate ...&gt; (</w:t>
+      </w:r>
+      <w:r>
+        <w:rPr>
+          <w:rtl/>
+        </w:rPr>
+        <w:t>מעביר ל־</w:t>
+      </w:r>
+      <w:r>
+        <w:rPr>
+          <w:lang w:val="en-IL"/>
+        </w:rPr>
+        <w:t>login).</w:t>
+      </w:r>
+    </w:p>
+    <w:p>
+      <w:pPr>
+        <w:numPr>
+          <w:ilvl w:val="0"/>
+          <w:numId w:val="37"/>
+        </w:numPr>
+        <w:bidi/>
+        <w:rPr>
+          <w:lang w:val="en-IL"/>
+        </w:rPr>
+      </w:pPr>
+      <w:r>
+        <w:rPr>
+          <w:rtl/>
+        </w:rPr>
+        <w:t>אם כן → מציירת את הקומפוננטה המקורית עם כל ה־</w:t>
+      </w:r>
+      <w:r>
+        <w:rPr>
+          <w:lang w:val="en-IL"/>
+        </w:rPr>
+        <w:t xml:space="preserve">props </w:t>
+      </w:r>
+      <w:r>
+        <w:rPr>
+          <w:rtl/>
+        </w:rPr>
+        <w:t>שלה</w:t>
+      </w:r>
+      <w:r>
+        <w:rPr>
+          <w:lang w:val="en-IL"/>
+        </w:rPr>
+        <w:t>.</w:t>
+      </w:r>
+    </w:p>
+    <w:p>
+      <w:pPr>
+        <w:bidi/>
+        <w:rPr>
+          <w:lang w:val="en-IL"/>
+        </w:rPr>
+      </w:pPr>
+      <w:r>
+        <w:rPr>
+          <w:lang w:val="en-IL"/>
+        </w:rPr>
+        <w:pict w14:anchorId="0867A470">
+          <v:rect id="_x0000_i1049" style="width:0;height:1.5pt" o:hralign="center" o:hrstd="t" o:hr="t" fillcolor="#a0a0a0" stroked="f"/>
+        </w:pict>
+      </w:r>
+    </w:p>
+    <w:p>
+      <w:pPr>
+        <w:bidi/>
+        <w:rPr>
+          <w:b/>
+          <w:bCs/>
+          <w:lang w:val="en-IL"/>
+        </w:rPr>
+      </w:pPr>
+      <w:r>
+        <w:rPr>
+          <w:rFonts w:ascii="Segoe UI Emoji" w:hAnsi="Segoe UI Emoji" w:cs="Segoe UI Emoji"/>
+          <w:b/>
+          <w:bCs/>
+          <w:lang w:val="en-IL"/>
+        </w:rPr>
+        <w:t>🔹</w:t>
+      </w:r>
+      <w:r>
+        <w:rPr>
+          <w:b/>
+          <w:bCs/>
+          <w:lang w:val="en-IL"/>
+        </w:rPr>
+        <w:t xml:space="preserve"> </w:t>
+      </w:r>
+      <w:r>
+        <w:rPr>
+          <w:b/>
+          <w:bCs/>
+          <w:rtl/>
+        </w:rPr>
+        <w:t>שלב 2 – ליצור גרסה מוגנת של</w:t>
+      </w:r>
+      <w:r>
+        <w:rPr>
+          <w:b/>
+          <w:bCs/>
+          <w:lang w:val="en-IL"/>
+        </w:rPr>
+        <w:t xml:space="preserve"> WelcomePage</w:t>
+      </w:r>
+    </w:p>
+    <w:p>
+      <w:pPr>
+        <w:bidi/>
+        <w:rPr>
+          <w:lang w:val="en-IL"/>
+        </w:rPr>
+      </w:pPr>
+      <w:r>
+        <w:rPr>
+          <w:rtl/>
+        </w:rPr>
+        <w:t>ב־</w:t>
+      </w:r>
+      <w:r>
+        <w:rPr>
+          <w:lang w:val="en-IL"/>
+        </w:rPr>
+        <w:t xml:space="preserve">App.tsx </w:t>
+      </w:r>
+      <w:r>
+        <w:rPr>
+          <w:rtl/>
+        </w:rPr>
+        <w:t>או בקובץ</w:t>
+      </w:r>
+      <w:r>
+        <w:rPr>
+          <w:lang w:val="en-IL"/>
+        </w:rPr>
+        <w:t xml:space="preserve"> routes:</w:t>
+      </w:r>
+    </w:p>
+    <w:p>
+      <w:pPr>
+        <w:bidi/>
+        <w:rPr>
+          <w:lang w:val="en-IL"/>
+        </w:rPr>
+      </w:pPr>
+      <w:r>
+        <w:rPr>
+          <w:lang w:val="en-IL"/>
+        </w:rPr>
+        <w:t>import WelcomePage from "./features/Welcome/WelcomePage";</w:t>
+      </w:r>
+    </w:p>
+    <w:p>
+      <w:pPr>
+        <w:bidi/>
+        <w:rPr>
+          <w:lang w:val="en-IL"/>
+        </w:rPr>
+      </w:pPr>
+      <w:r>
+        <w:rPr>
+          <w:lang w:val="en-IL"/>
+        </w:rPr>
+        <w:t>import withAuthGuard from "./store/withAuthGuard";</w:t>
+      </w:r>
+    </w:p>
+    <w:p>
+      <w:pPr>
+        <w:bidi/>
+        <w:rPr>
+          <w:lang w:val="en-IL"/>
+        </w:rPr>
+      </w:pPr>
+    </w:p>
+    <w:p>
+      <w:pPr>
+        <w:bidi/>
+        <w:rPr>
+          <w:lang w:val="en-IL"/>
+        </w:rPr>
+      </w:pPr>
+      <w:r>
+        <w:rPr>
+          <w:lang w:val="en-IL"/>
+        </w:rPr>
+        <w:t>const ProtectedWelcome = withAuthGuard(WelcomePage);</w:t>
+      </w:r>
+    </w:p>
+    <w:p>
+      <w:pPr>
+        <w:bidi/>
+        <w:rPr>
+          <w:lang w:val="en-IL"/>
+        </w:rPr>
+      </w:pPr>
+      <w:r>
+        <w:rPr>
+          <w:lang w:val="en-IL"/>
+        </w:rPr>
+        <w:pict w14:anchorId="0B1C22F9">
+          <v:rect id="_x0000_i1050" style="width:0;height:1.5pt" o:hralign="center" o:hrstd="t" o:hr="t" fillcolor="#a0a0a0" stroked="f"/>
+        </w:pict>
+      </w:r>
+    </w:p>
+    <w:p>
+      <w:pPr>
+        <w:bidi/>
+        <w:rPr>
+          <w:b/>
+          <w:bCs/>
+          <w:lang w:val="en-IL"/>
+        </w:rPr>
+      </w:pPr>
+      <w:r>
+        <w:rPr>
+          <w:rFonts w:ascii="Segoe UI Emoji" w:hAnsi="Segoe UI Emoji" w:cs="Segoe UI Emoji"/>
+          <w:b/>
+          <w:bCs/>
+          <w:lang w:val="en-IL"/>
+        </w:rPr>
+        <w:t>🔹</w:t>
+      </w:r>
+      <w:r>
+        <w:rPr>
+          <w:b/>
+          <w:bCs/>
+          <w:lang w:val="en-IL"/>
+        </w:rPr>
+        <w:t xml:space="preserve"> </w:t>
+      </w:r>
+      <w:r>
+        <w:rPr>
+          <w:b/>
+          <w:bCs/>
+          <w:rtl/>
+        </w:rPr>
+        <w:t>שלב 3 – להשתמש בגרסה המוגנת ב־</w:t>
+      </w:r>
+      <w:r>
+        <w:rPr>
+          <w:b/>
+          <w:bCs/>
+          <w:lang w:val="en-IL"/>
+        </w:rPr>
+        <w:t>Routes</w:t>
+      </w:r>
+    </w:p>
+    <w:p>
+      <w:pPr>
+        <w:bidi/>
+        <w:rPr>
+          <w:lang w:val="en-IL"/>
+        </w:rPr>
+      </w:pPr>
+      <w:r>
+        <w:rPr>
+          <w:rtl/>
+        </w:rPr>
+        <w:t xml:space="preserve">במקום לכתוב </w:t>
+      </w:r>
+      <w:r>
+        <w:rPr>
+          <w:lang w:val="en-IL"/>
+        </w:rPr>
+        <w:t>&lt;RequireAuth&gt;...&lt;/RequireAuth&gt;:</w:t>
+      </w:r>
+    </w:p>
+    <w:p>
+      <w:pPr>
+        <w:bidi/>
+        <w:rPr>
+          <w:lang w:val="en-IL"/>
+        </w:rPr>
+      </w:pPr>
+      <w:r>
+        <w:rPr>
+          <w:lang w:val="en-IL"/>
+        </w:rPr>
+        <w:lastRenderedPageBreak/>
+        <w:t>&lt;AuthProvider&gt;</w:t>
+      </w:r>
+    </w:p>
+    <w:p>
+      <w:pPr>
+        <w:bidi/>
+        <w:rPr>
+          <w:lang w:val="en-IL"/>
+        </w:rPr>
+      </w:pPr>
+      <w:r>
+        <w:rPr>
+          <w:lang w:val="en-IL"/>
+        </w:rPr>
+        <w:t xml:space="preserve">  &lt;BrowserRouter&gt;</w:t>
+      </w:r>
+    </w:p>
+    <w:p>
+      <w:pPr>
+        <w:bidi/>
+        <w:rPr>
+          <w:lang w:val="en-IL"/>
+        </w:rPr>
+      </w:pPr>
+      <w:r>
+        <w:rPr>
+          <w:lang w:val="en-IL"/>
+        </w:rPr>
+        <w:t xml:space="preserve">    &lt;Routes&gt;</w:t>
+      </w:r>
+    </w:p>
+    <w:p>
+      <w:pPr>
+        <w:bidi/>
+        <w:rPr>
+          <w:lang w:val="en-IL"/>
+        </w:rPr>
+      </w:pPr>
+      <w:r>
+        <w:rPr>
+          <w:lang w:val="en-IL"/>
+        </w:rPr>
+        <w:t xml:space="preserve">      &lt;Route path="/login" element={&lt;Login /&gt;} /&gt;</w:t>
+      </w:r>
+    </w:p>
+    <w:p>
+      <w:pPr>
+        <w:bidi/>
+        <w:rPr>
+          <w:lang w:val="en-IL"/>
+        </w:rPr>
+      </w:pPr>
+      <w:r>
+        <w:rPr>
+          <w:lang w:val="en-IL"/>
+        </w:rPr>
+        <w:t xml:space="preserve">      &lt;Route path="/welcome" element={&lt;ProtectedWelcome /&gt;} /&gt;</w:t>
+      </w:r>
+    </w:p>
+    <w:p>
+      <w:pPr>
+        <w:bidi/>
+        <w:rPr>
+          <w:lang w:val="en-IL"/>
+        </w:rPr>
+      </w:pPr>
+      <w:r>
+        <w:rPr>
+          <w:lang w:val="en-IL"/>
+        </w:rPr>
+        <w:t xml:space="preserve">      &lt;Route path="*" element={&lt;Navigate to="/login" replace /&gt;} /&gt;</w:t>
+      </w:r>
+    </w:p>
+    <w:p>
+      <w:pPr>
+        <w:bidi/>
+        <w:rPr>
+          <w:lang w:val="en-IL"/>
+        </w:rPr>
+      </w:pPr>
+      <w:r>
+        <w:rPr>
+          <w:lang w:val="en-IL"/>
+        </w:rPr>
+        <w:t xml:space="preserve">    &lt;/Routes&gt;</w:t>
+      </w:r>
+    </w:p>
+    <w:p>
+      <w:pPr>
+        <w:bidi/>
+        <w:rPr>
+          <w:lang w:val="en-IL"/>
+        </w:rPr>
+      </w:pPr>
+      <w:r>
+        <w:rPr>
+          <w:lang w:val="en-IL"/>
+        </w:rPr>
+        <w:t xml:space="preserve">  &lt;/BrowserRouter&gt;</w:t>
+      </w:r>
+    </w:p>
+    <w:p>
+      <w:pPr>
+        <w:bidi/>
+        <w:rPr>
+          <w:lang w:val="en-IL"/>
+        </w:rPr>
+      </w:pPr>
+      <w:r>
+        <w:rPr>
+          <w:lang w:val="en-IL"/>
+        </w:rPr>
+        <w:t>&lt;/AuthProvider&gt;</w:t>
+      </w:r>
+    </w:p>
+    <w:p>
+      <w:pPr>
+        <w:bidi/>
+        <w:rPr>
+          <w:lang w:val="en-IL"/>
+        </w:rPr>
+      </w:pPr>
+      <w:r>
+        <w:rPr>
+          <w:lang w:val="en-IL"/>
+        </w:rPr>
+        <w:pict w14:anchorId="51766C78">
+          <v:rect id="_x0000_i1051" style="width:0;height:1.5pt" o:hralign="center" o:hrstd="t" o:hr="t" fillcolor="#a0a0a0" stroked="f"/>
+        </w:pict>
+      </w:r>
+    </w:p>
+    <w:p>
+      <w:pPr>
+        <w:bidi/>
+        <w:rPr>
+          <w:b/>
+          <w:bCs/>
+          <w:lang w:val="en-IL"/>
+        </w:rPr>
+      </w:pPr>
+      <w:r>
+        <w:rPr>
+          <w:rFonts w:ascii="Segoe UI Emoji" w:hAnsi="Segoe UI Emoji" w:cs="Segoe UI Emoji"/>
+          <w:b/>
+          <w:bCs/>
+          <w:lang w:val="en-IL"/>
+        </w:rPr>
+        <w:t>🔹</w:t>
+      </w:r>
+      <w:r>
+        <w:rPr>
+          <w:b/>
+          <w:bCs/>
+          <w:lang w:val="en-IL"/>
+        </w:rPr>
+        <w:t xml:space="preserve"> </w:t>
+      </w:r>
+      <w:r>
+        <w:rPr>
+          <w:b/>
+          <w:bCs/>
+          <w:rtl/>
+        </w:rPr>
+        <w:t>שלב 4 – להרחיב בקלות למסכים אחרים</w:t>
+      </w:r>
+    </w:p>
+    <w:p>
+      <w:pPr>
+        <w:bidi/>
+        <w:rPr>
+          <w:lang w:val="en-IL"/>
+        </w:rPr>
+      </w:pPr>
+      <w:r>
+        <w:rPr>
+          <w:rtl/>
+        </w:rPr>
+        <w:t>נניח מחר יש לך דף</w:t>
+      </w:r>
+      <w:r>
+        <w:rPr>
+          <w:lang w:val="en-IL"/>
+        </w:rPr>
+        <w:t xml:space="preserve"> Customers:</w:t>
+      </w:r>
+    </w:p>
+    <w:p>
+      <w:pPr>
+        <w:bidi/>
+        <w:rPr>
+          <w:lang w:val="en-IL"/>
+        </w:rPr>
+      </w:pPr>
+      <w:r>
+        <w:rPr>
+          <w:lang w:val="en-IL"/>
+        </w:rPr>
+        <w:t>import CustomersPage from "./features/Customers/CustomersPage";</w:t>
+      </w:r>
+    </w:p>
+    <w:p>
+      <w:pPr>
+        <w:bidi/>
+        <w:rPr>
+          <w:lang w:val="en-IL"/>
+        </w:rPr>
+      </w:pPr>
+      <w:r>
+        <w:rPr>
+          <w:lang w:val="en-IL"/>
+        </w:rPr>
+        <w:t>const ProtectedCustomers = withAuthGuard(CustomersPage);</w:t>
+      </w:r>
+    </w:p>
+    <w:p>
+      <w:pPr>
+        <w:bidi/>
+        <w:rPr>
+          <w:lang w:val="en-IL"/>
+        </w:rPr>
+      </w:pPr>
+      <w:r>
+        <w:rPr>
+          <w:rtl/>
+        </w:rPr>
+        <w:t>ואז ב־</w:t>
+      </w:r>
+      <w:r>
+        <w:rPr>
+          <w:lang w:val="en-IL"/>
+        </w:rPr>
+        <w:t>Routes:</w:t>
+      </w:r>
+    </w:p>
+    <w:p>
+      <w:pPr>
+        <w:bidi/>
+        <w:rPr>
+          <w:lang w:val="en-IL"/>
+        </w:rPr>
+      </w:pPr>
+      <w:r>
+        <w:rPr>
+          <w:lang w:val="en-IL"/>
+        </w:rPr>
+        <w:t>&lt;Route path="/customers" element={&lt;ProtectedCustomers /&gt;} /&gt;</w:t>
+      </w:r>
+    </w:p>
+    <w:p>
+      <w:pPr>
+        <w:bidi/>
+        <w:rPr>
+          <w:lang w:val="en-IL"/>
+        </w:rPr>
+      </w:pPr>
+      <w:r>
+        <w:rPr>
+          <w:rtl/>
+        </w:rPr>
+        <w:t xml:space="preserve">ולא צריך שוב לכתוב </w:t>
+      </w:r>
+      <w:r>
+        <w:rPr>
+          <w:lang w:val="en-IL"/>
+        </w:rPr>
+        <w:t>&lt;RequireAuth&gt;.</w:t>
+      </w:r>
+    </w:p>
+    <w:p>
+      <w:pPr>
+        <w:bidi/>
+        <w:rPr>
+          <w:lang w:val="en-IL"/>
+        </w:rPr>
+      </w:pPr>
+      <w:r>
+        <w:rPr>
+          <w:lang w:val="en-IL"/>
+        </w:rPr>
+        <w:pict w14:anchorId="472C1268">
+          <v:rect id="_x0000_i1052" style="width:0;height:1.5pt" o:hralign="center" o:hrstd="t" o:hr="t" fillcolor="#a0a0a0" stroked="f"/>
+        </w:pict>
+      </w:r>
+    </w:p>
+    <w:p>
+      <w:pPr>
+        <w:bidi/>
+        <w:rPr>
+          <w:b/>
+          <w:bCs/>
+          <w:lang w:val="en-IL"/>
+        </w:rPr>
+      </w:pPr>
+      <w:r>
+        <w:rPr>
+          <w:rFonts w:ascii="Segoe UI Emoji" w:hAnsi="Segoe UI Emoji" w:cs="Segoe UI Emoji"/>
+          <w:b/>
+          <w:bCs/>
+          <w:lang w:val="en-IL"/>
+        </w:rPr>
+        <w:t>✨</w:t>
+      </w:r>
+      <w:r>
+        <w:rPr>
+          <w:b/>
+          <w:bCs/>
+          <w:lang w:val="en-IL"/>
+        </w:rPr>
+        <w:t xml:space="preserve"> </w:t>
+      </w:r>
+      <w:r>
+        <w:rPr>
+          <w:b/>
+          <w:bCs/>
+          <w:rtl/>
+        </w:rPr>
+        <w:t>יתרונות השיטה עם</w:t>
+      </w:r>
+      <w:r>
+        <w:rPr>
+          <w:b/>
+          <w:bCs/>
+          <w:lang w:val="en-IL"/>
+        </w:rPr>
+        <w:t xml:space="preserve"> HOC</w:t>
+      </w:r>
+    </w:p>
+    <w:p>
+      <w:pPr>
+        <w:numPr>
+          <w:ilvl w:val="0"/>
+          <w:numId w:val="38"/>
+        </w:numPr>
+        <w:bidi/>
+        <w:rPr>
+          <w:lang w:val="en-IL"/>
+        </w:rPr>
+      </w:pPr>
+      <w:r>
+        <w:rPr>
+          <w:rtl/>
+        </w:rPr>
+        <w:t xml:space="preserve">חיסכון בקוד – לא כותבים </w:t>
+      </w:r>
+      <w:r>
+        <w:rPr>
+          <w:lang w:val="en-IL"/>
+        </w:rPr>
+        <w:t xml:space="preserve">&lt;RequireAuth&gt; </w:t>
+      </w:r>
+      <w:r>
+        <w:rPr>
+          <w:rtl/>
+        </w:rPr>
+        <w:t>שוב ושוב</w:t>
+      </w:r>
+      <w:r>
+        <w:rPr>
+          <w:lang w:val="en-IL"/>
+        </w:rPr>
+        <w:t>.</w:t>
+      </w:r>
+    </w:p>
+    <w:p>
+      <w:pPr>
+        <w:numPr>
+          <w:ilvl w:val="0"/>
+          <w:numId w:val="38"/>
+        </w:numPr>
+        <w:bidi/>
+        <w:rPr>
+          <w:lang w:val="en-IL"/>
+        </w:rPr>
+      </w:pPr>
+      <w:r>
+        <w:rPr>
+          <w:rtl/>
+        </w:rPr>
+        <w:t>סגנון נקי – כל קומפוננטה "מוגנת" מקבלת גרסה משלה</w:t>
+      </w:r>
+      <w:r>
+        <w:rPr>
+          <w:lang w:val="en-IL"/>
+        </w:rPr>
+        <w:t xml:space="preserve"> (ProtectedX).</w:t>
+      </w:r>
+    </w:p>
+    <w:p>
+      <w:pPr>
+        <w:numPr>
+          <w:ilvl w:val="0"/>
+          <w:numId w:val="38"/>
+        </w:numPr>
+        <w:bidi/>
+        <w:rPr>
+          <w:lang w:val="en-IL"/>
+        </w:rPr>
+      </w:pPr>
+      <w:r>
+        <w:rPr>
+          <w:rtl/>
+        </w:rPr>
+        <w:t>קל לתחזק – אם תרצה לשנות את הלוגיקה</w:t>
+      </w:r>
+      <w:r>
+        <w:rPr>
+          <w:lang w:val="en-IL"/>
+        </w:rPr>
+        <w:t xml:space="preserve"> (</w:t>
+      </w:r>
+      <w:r>
+        <w:rPr>
+          <w:rtl/>
+        </w:rPr>
+        <w:t>למשל לבדוק הרשאות, לא רק</w:t>
+      </w:r>
+      <w:r>
+        <w:rPr>
+          <w:lang w:val="en-IL"/>
+        </w:rPr>
+        <w:t xml:space="preserve"> login), </w:t>
+      </w:r>
+      <w:r>
+        <w:rPr>
+          <w:rtl/>
+        </w:rPr>
+        <w:t>תשנה במקום אחד</w:t>
+      </w:r>
+      <w:r>
+        <w:rPr>
+          <w:lang w:val="en-IL"/>
+        </w:rPr>
+        <w:t xml:space="preserve"> (withAuthGuard).</w:t>
+      </w:r>
+    </w:p>
+    <w:p>
+      <w:pPr>
+        <w:bidi/>
+        <w:rPr>
+          <w:lang w:val="en-IL"/>
+        </w:rPr>
       </w:pPr>
     </w:p>
     <w:sectPr>
@@ -17699,6 +15403,304 @@
     </w:lvl>
   </w:abstractNum>
   <w:abstractNum w:abstractNumId="23" w15:restartNumberingAfterBreak="0">
+    <w:nsid w:val="4BA960C8"/>
+    <w:multiLevelType w:val="multilevel"/>
+    <w:tmpl w:val="39F006CE"/>
+    <w:lvl w:ilvl="0">
+      <w:start w:val="1"/>
+      <w:numFmt w:val="bullet"/>
+      <w:lvlText w:val=""/>
+      <w:lvlJc w:val="left"/>
+      <w:pPr>
+        <w:tabs>
+          <w:tab w:val="num" w:pos="720"/>
+        </w:tabs>
+        <w:ind w:left="720" w:hanging="360"/>
+      </w:pPr>
+      <w:rPr>
+        <w:rFonts w:ascii="Symbol" w:hAnsi="Symbol" w:hint="default"/>
+        <w:sz w:val="20"/>
+      </w:rPr>
+    </w:lvl>
+    <w:lvl w:ilvl="1" w:tentative="1">
+      <w:start w:val="1"/>
+      <w:numFmt w:val="bullet"/>
+      <w:lvlText w:val="o"/>
+      <w:lvlJc w:val="left"/>
+      <w:pPr>
+        <w:tabs>
+          <w:tab w:val="num" w:pos="1440"/>
+        </w:tabs>
+        <w:ind w:left="1440" w:hanging="360"/>
+      </w:pPr>
+      <w:rPr>
+        <w:rFonts w:ascii="Courier New" w:hAnsi="Courier New" w:hint="default"/>
+        <w:sz w:val="20"/>
+      </w:rPr>
+    </w:lvl>
+    <w:lvl w:ilvl="2" w:tentative="1">
+      <w:start w:val="1"/>
+      <w:numFmt w:val="bullet"/>
+      <w:lvlText w:val=""/>
+      <w:lvlJc w:val="left"/>
+      <w:pPr>
+        <w:tabs>
+          <w:tab w:val="num" w:pos="2160"/>
+        </w:tabs>
+        <w:ind w:left="2160" w:hanging="360"/>
+      </w:pPr>
+      <w:rPr>
+        <w:rFonts w:ascii="Wingdings" w:hAnsi="Wingdings" w:hint="default"/>
+        <w:sz w:val="20"/>
+      </w:rPr>
+    </w:lvl>
+    <w:lvl w:ilvl="3" w:tentative="1">
+      <w:start w:val="1"/>
+      <w:numFmt w:val="bullet"/>
+      <w:lvlText w:val=""/>
+      <w:lvlJc w:val="left"/>
+      <w:pPr>
+        <w:tabs>
+          <w:tab w:val="num" w:pos="2880"/>
+        </w:tabs>
+        <w:ind w:left="2880" w:hanging="360"/>
+      </w:pPr>
+      <w:rPr>
+        <w:rFonts w:ascii="Wingdings" w:hAnsi="Wingdings" w:hint="default"/>
+        <w:sz w:val="20"/>
+      </w:rPr>
+    </w:lvl>
+    <w:lvl w:ilvl="4" w:tentative="1">
+      <w:start w:val="1"/>
+      <w:numFmt w:val="bullet"/>
+      <w:lvlText w:val=""/>
+      <w:lvlJc w:val="left"/>
+      <w:pPr>
+        <w:tabs>
+          <w:tab w:val="num" w:pos="3600"/>
+        </w:tabs>
+        <w:ind w:left="3600" w:hanging="360"/>
+      </w:pPr>
+      <w:rPr>
+        <w:rFonts w:ascii="Wingdings" w:hAnsi="Wingdings" w:hint="default"/>
+        <w:sz w:val="20"/>
+      </w:rPr>
+    </w:lvl>
+    <w:lvl w:ilvl="5" w:tentative="1">
+      <w:start w:val="1"/>
+      <w:numFmt w:val="bullet"/>
+      <w:lvlText w:val=""/>
+      <w:lvlJc w:val="left"/>
+      <w:pPr>
+        <w:tabs>
+          <w:tab w:val="num" w:pos="4320"/>
+        </w:tabs>
+        <w:ind w:left="4320" w:hanging="360"/>
+      </w:pPr>
+      <w:rPr>
+        <w:rFonts w:ascii="Wingdings" w:hAnsi="Wingdings" w:hint="default"/>
+        <w:sz w:val="20"/>
+      </w:rPr>
+    </w:lvl>
+    <w:lvl w:ilvl="6" w:tentative="1">
+      <w:start w:val="1"/>
+      <w:numFmt w:val="bullet"/>
+      <w:lvlText w:val=""/>
+      <w:lvlJc w:val="left"/>
+      <w:pPr>
+        <w:tabs>
+          <w:tab w:val="num" w:pos="5040"/>
+        </w:tabs>
+        <w:ind w:left="5040" w:hanging="360"/>
+      </w:pPr>
+      <w:rPr>
+        <w:rFonts w:ascii="Wingdings" w:hAnsi="Wingdings" w:hint="default"/>
+        <w:sz w:val="20"/>
+      </w:rPr>
+    </w:lvl>
+    <w:lvl w:ilvl="7" w:tentative="1">
+      <w:start w:val="1"/>
+      <w:numFmt w:val="bullet"/>
+      <w:lvlText w:val=""/>
+      <w:lvlJc w:val="left"/>
+      <w:pPr>
+        <w:tabs>
+          <w:tab w:val="num" w:pos="5760"/>
+        </w:tabs>
+        <w:ind w:left="5760" w:hanging="360"/>
+      </w:pPr>
+      <w:rPr>
+        <w:rFonts w:ascii="Wingdings" w:hAnsi="Wingdings" w:hint="default"/>
+        <w:sz w:val="20"/>
+      </w:rPr>
+    </w:lvl>
+    <w:lvl w:ilvl="8" w:tentative="1">
+      <w:start w:val="1"/>
+      <w:numFmt w:val="bullet"/>
+      <w:lvlText w:val=""/>
+      <w:lvlJc w:val="left"/>
+      <w:pPr>
+        <w:tabs>
+          <w:tab w:val="num" w:pos="6480"/>
+        </w:tabs>
+        <w:ind w:left="6480" w:hanging="360"/>
+      </w:pPr>
+      <w:rPr>
+        <w:rFonts w:ascii="Wingdings" w:hAnsi="Wingdings" w:hint="default"/>
+        <w:sz w:val="20"/>
+      </w:rPr>
+    </w:lvl>
+  </w:abstractNum>
+  <w:abstractNum w:abstractNumId="24" w15:restartNumberingAfterBreak="0">
+    <w:nsid w:val="4D25420B"/>
+    <w:multiLevelType w:val="multilevel"/>
+    <w:tmpl w:val="BCF8262A"/>
+    <w:lvl w:ilvl="0">
+      <w:start w:val="1"/>
+      <w:numFmt w:val="bullet"/>
+      <w:lvlText w:val=""/>
+      <w:lvlJc w:val="left"/>
+      <w:pPr>
+        <w:tabs>
+          <w:tab w:val="num" w:pos="720"/>
+        </w:tabs>
+        <w:ind w:left="720" w:hanging="360"/>
+      </w:pPr>
+      <w:rPr>
+        <w:rFonts w:ascii="Symbol" w:hAnsi="Symbol" w:hint="default"/>
+        <w:sz w:val="20"/>
+      </w:rPr>
+    </w:lvl>
+    <w:lvl w:ilvl="1" w:tentative="1">
+      <w:start w:val="1"/>
+      <w:numFmt w:val="bullet"/>
+      <w:lvlText w:val="o"/>
+      <w:lvlJc w:val="left"/>
+      <w:pPr>
+        <w:tabs>
+          <w:tab w:val="num" w:pos="1440"/>
+        </w:tabs>
+        <w:ind w:left="1440" w:hanging="360"/>
+      </w:pPr>
+      <w:rPr>
+        <w:rFonts w:ascii="Courier New" w:hAnsi="Courier New" w:hint="default"/>
+        <w:sz w:val="20"/>
+      </w:rPr>
+    </w:lvl>
+    <w:lvl w:ilvl="2" w:tentative="1">
+      <w:start w:val="1"/>
+      <w:numFmt w:val="bullet"/>
+      <w:lvlText w:val=""/>
+      <w:lvlJc w:val="left"/>
+      <w:pPr>
+        <w:tabs>
+          <w:tab w:val="num" w:pos="2160"/>
+        </w:tabs>
+        <w:ind w:left="2160" w:hanging="360"/>
+      </w:pPr>
+      <w:rPr>
+        <w:rFonts w:ascii="Wingdings" w:hAnsi="Wingdings" w:hint="default"/>
+        <w:sz w:val="20"/>
+      </w:rPr>
+    </w:lvl>
+    <w:lvl w:ilvl="3" w:tentative="1">
+      <w:start w:val="1"/>
+      <w:numFmt w:val="bullet"/>
+      <w:lvlText w:val=""/>
+      <w:lvlJc w:val="left"/>
+      <w:pPr>
+        <w:tabs>
+          <w:tab w:val="num" w:pos="2880"/>
+        </w:tabs>
+        <w:ind w:left="2880" w:hanging="360"/>
+      </w:pPr>
+      <w:rPr>
+        <w:rFonts w:ascii="Wingdings" w:hAnsi="Wingdings" w:hint="default"/>
+        <w:sz w:val="20"/>
+      </w:rPr>
+    </w:lvl>
+    <w:lvl w:ilvl="4" w:tentative="1">
+      <w:start w:val="1"/>
+      <w:numFmt w:val="bullet"/>
+      <w:lvlText w:val=""/>
+      <w:lvlJc w:val="left"/>
+      <w:pPr>
+        <w:tabs>
+          <w:tab w:val="num" w:pos="3600"/>
+        </w:tabs>
+        <w:ind w:left="3600" w:hanging="360"/>
+      </w:pPr>
+      <w:rPr>
+        <w:rFonts w:ascii="Wingdings" w:hAnsi="Wingdings" w:hint="default"/>
+        <w:sz w:val="20"/>
+      </w:rPr>
+    </w:lvl>
+    <w:lvl w:ilvl="5" w:tentative="1">
+      <w:start w:val="1"/>
+      <w:numFmt w:val="bullet"/>
+      <w:lvlText w:val=""/>
+      <w:lvlJc w:val="left"/>
+      <w:pPr>
+        <w:tabs>
+          <w:tab w:val="num" w:pos="4320"/>
+        </w:tabs>
+        <w:ind w:left="4320" w:hanging="360"/>
+      </w:pPr>
+      <w:rPr>
+        <w:rFonts w:ascii="Wingdings" w:hAnsi="Wingdings" w:hint="default"/>
+        <w:sz w:val="20"/>
+      </w:rPr>
+    </w:lvl>
+    <w:lvl w:ilvl="6" w:tentative="1">
+      <w:start w:val="1"/>
+      <w:numFmt w:val="bullet"/>
+      <w:lvlText w:val=""/>
+      <w:lvlJc w:val="left"/>
+      <w:pPr>
+        <w:tabs>
+          <w:tab w:val="num" w:pos="5040"/>
+        </w:tabs>
+        <w:ind w:left="5040" w:hanging="360"/>
+      </w:pPr>
+      <w:rPr>
+        <w:rFonts w:ascii="Wingdings" w:hAnsi="Wingdings" w:hint="default"/>
+        <w:sz w:val="20"/>
+      </w:rPr>
+    </w:lvl>
+    <w:lvl w:ilvl="7" w:tentative="1">
+      <w:start w:val="1"/>
+      <w:numFmt w:val="bullet"/>
+      <w:lvlText w:val=""/>
+      <w:lvlJc w:val="left"/>
+      <w:pPr>
+        <w:tabs>
+          <w:tab w:val="num" w:pos="5760"/>
+        </w:tabs>
+        <w:ind w:left="5760" w:hanging="360"/>
+      </w:pPr>
+      <w:rPr>
+        <w:rFonts w:ascii="Wingdings" w:hAnsi="Wingdings" w:hint="default"/>
+        <w:sz w:val="20"/>
+      </w:rPr>
+    </w:lvl>
+    <w:lvl w:ilvl="8" w:tentative="1">
+      <w:start w:val="1"/>
+      <w:numFmt w:val="bullet"/>
+      <w:lvlText w:val=""/>
+      <w:lvlJc w:val="left"/>
+      <w:pPr>
+        <w:tabs>
+          <w:tab w:val="num" w:pos="6480"/>
+        </w:tabs>
+        <w:ind w:left="6480" w:hanging="360"/>
+      </w:pPr>
+      <w:rPr>
+        <w:rFonts w:ascii="Wingdings" w:hAnsi="Wingdings" w:hint="default"/>
+        <w:sz w:val="20"/>
+      </w:rPr>
+    </w:lvl>
+  </w:abstractNum>
+  <w:abstractNum w:abstractNumId="25" w15:restartNumberingAfterBreak="0">
     <w:nsid w:val="4E7351E6"/>
     <w:multiLevelType w:val="multilevel"/>
     <w:tmpl w:val="6CD8364C"/>
@@ -17847,7 +15849,7 @@
       </w:rPr>
     </w:lvl>
   </w:abstractNum>
-  <w:abstractNum w:abstractNumId="24" w15:restartNumberingAfterBreak="0">
+  <w:abstractNum w:abstractNumId="26" w15:restartNumberingAfterBreak="0">
     <w:nsid w:val="55AB449D"/>
     <w:multiLevelType w:val="multilevel"/>
     <w:tmpl w:val="16C62B9E"/>
@@ -17960,7 +15962,7 @@
       </w:pPr>
     </w:lvl>
   </w:abstractNum>
-  <w:abstractNum w:abstractNumId="25" w15:restartNumberingAfterBreak="0">
+  <w:abstractNum w:abstractNumId="27" w15:restartNumberingAfterBreak="0">
     <w:nsid w:val="59C8297E"/>
     <w:multiLevelType w:val="multilevel"/>
     <w:tmpl w:val="F5508990"/>
@@ -18109,7 +16111,7 @@
       </w:rPr>
     </w:lvl>
   </w:abstractNum>
-  <w:abstractNum w:abstractNumId="26" w15:restartNumberingAfterBreak="0">
+  <w:abstractNum w:abstractNumId="28" w15:restartNumberingAfterBreak="0">
     <w:nsid w:val="67CF4480"/>
     <w:multiLevelType w:val="multilevel"/>
     <w:tmpl w:val="3EDE590C"/>
@@ -18258,7 +16260,7 @@
       </w:rPr>
     </w:lvl>
   </w:abstractNum>
-  <w:abstractNum w:abstractNumId="27" w15:restartNumberingAfterBreak="0">
+  <w:abstractNum w:abstractNumId="29" w15:restartNumberingAfterBreak="0">
     <w:nsid w:val="6A1F7185"/>
     <w:multiLevelType w:val="multilevel"/>
     <w:tmpl w:val="9E525B34"/>
@@ -18407,7 +16409,7 @@
       </w:rPr>
     </w:lvl>
   </w:abstractNum>
-  <w:abstractNum w:abstractNumId="28" w15:restartNumberingAfterBreak="0">
+  <w:abstractNum w:abstractNumId="30" w15:restartNumberingAfterBreak="0">
     <w:nsid w:val="6A5F17AE"/>
     <w:multiLevelType w:val="hybridMultilevel"/>
     <w:tmpl w:val="21E0106C"/>
@@ -18520,7 +16522,7 @@
       </w:rPr>
     </w:lvl>
   </w:abstractNum>
-  <w:abstractNum w:abstractNumId="29" w15:restartNumberingAfterBreak="0">
+  <w:abstractNum w:abstractNumId="31" w15:restartNumberingAfterBreak="0">
     <w:nsid w:val="72237BD1"/>
     <w:multiLevelType w:val="multilevel"/>
     <w:tmpl w:val="B144F344"/>
@@ -18633,7 +16635,7 @@
       </w:pPr>
     </w:lvl>
   </w:abstractNum>
-  <w:abstractNum w:abstractNumId="30" w15:restartNumberingAfterBreak="0">
+  <w:abstractNum w:abstractNumId="32" w15:restartNumberingAfterBreak="0">
     <w:nsid w:val="76A4439B"/>
     <w:multiLevelType w:val="multilevel"/>
     <w:tmpl w:val="C974ED5A"/>
@@ -18782,7 +16784,7 @@
       </w:rPr>
     </w:lvl>
   </w:abstractNum>
-  <w:abstractNum w:abstractNumId="31" w15:restartNumberingAfterBreak="0">
+  <w:abstractNum w:abstractNumId="33" w15:restartNumberingAfterBreak="0">
     <w:nsid w:val="7BE9671A"/>
     <w:multiLevelType w:val="multilevel"/>
     <w:tmpl w:val="5E821FEE"/>
@@ -18931,7 +16933,7 @@
       </w:rPr>
     </w:lvl>
   </w:abstractNum>
-  <w:abstractNum w:abstractNumId="32" w15:restartNumberingAfterBreak="0">
+  <w:abstractNum w:abstractNumId="34" w15:restartNumberingAfterBreak="0">
     <w:nsid w:val="7C42564A"/>
     <w:multiLevelType w:val="multilevel"/>
     <w:tmpl w:val="13A4F94C"/>
@@ -19080,7 +17082,7 @@
       </w:rPr>
     </w:lvl>
   </w:abstractNum>
-  <w:abstractNum w:abstractNumId="33" w15:restartNumberingAfterBreak="0">
+  <w:abstractNum w:abstractNumId="35" w15:restartNumberingAfterBreak="0">
     <w:nsid w:val="7C5A5716"/>
     <w:multiLevelType w:val="multilevel"/>
     <w:tmpl w:val="46626FBA"/>
@@ -19229,7 +17231,7 @@
       </w:rPr>
     </w:lvl>
   </w:abstractNum>
-  <w:abstractNum w:abstractNumId="34" w15:restartNumberingAfterBreak="0">
+  <w:abstractNum w:abstractNumId="36" w15:restartNumberingAfterBreak="0">
     <w:nsid w:val="7CD83527"/>
     <w:multiLevelType w:val="multilevel"/>
     <w:tmpl w:val="BCD267F0"/>
@@ -19378,7 +17380,7 @@
       </w:rPr>
     </w:lvl>
   </w:abstractNum>
-  <w:abstractNum w:abstractNumId="35" w15:restartNumberingAfterBreak="0">
+  <w:abstractNum w:abstractNumId="37" w15:restartNumberingAfterBreak="0">
     <w:nsid w:val="7F7F0B8E"/>
     <w:multiLevelType w:val="hybridMultilevel"/>
     <w:tmpl w:val="04521E1C"/>
@@ -19498,37 +17500,37 @@
     <w:abstractNumId w:val="1"/>
   </w:num>
   <w:num w:numId="3" w16cid:durableId="2113278963">
-    <w:abstractNumId w:val="25"/>
+    <w:abstractNumId w:val="27"/>
   </w:num>
   <w:num w:numId="4" w16cid:durableId="763651920">
-    <w:abstractNumId w:val="27"/>
+    <w:abstractNumId w:val="29"/>
   </w:num>
   <w:num w:numId="5" w16cid:durableId="745424166">
-    <w:abstractNumId w:val="23"/>
+    <w:abstractNumId w:val="25"/>
   </w:num>
   <w:num w:numId="6" w16cid:durableId="13457703">
     <w:abstractNumId w:val="15"/>
   </w:num>
   <w:num w:numId="7" w16cid:durableId="70394628">
-    <w:abstractNumId w:val="35"/>
+    <w:abstractNumId w:val="37"/>
   </w:num>
   <w:num w:numId="8" w16cid:durableId="427652855">
     <w:abstractNumId w:val="11"/>
   </w:num>
   <w:num w:numId="9" w16cid:durableId="1517576576">
-    <w:abstractNumId w:val="26"/>
+    <w:abstractNumId w:val="28"/>
   </w:num>
   <w:num w:numId="10" w16cid:durableId="652609081">
     <w:abstractNumId w:val="8"/>
   </w:num>
   <w:num w:numId="11" w16cid:durableId="533151994">
-    <w:abstractNumId w:val="31"/>
+    <w:abstractNumId w:val="33"/>
   </w:num>
   <w:num w:numId="12" w16cid:durableId="2097823002">
     <w:abstractNumId w:val="20"/>
   </w:num>
   <w:num w:numId="13" w16cid:durableId="1307971476">
-    <w:abstractNumId w:val="24"/>
+    <w:abstractNumId w:val="26"/>
   </w:num>
   <w:num w:numId="14" w16cid:durableId="1314026744">
     <w:abstractNumId w:val="3"/>
@@ -19540,13 +17542,13 @@
     <w:abstractNumId w:val="0"/>
   </w:num>
   <w:num w:numId="17" w16cid:durableId="391777720">
-    <w:abstractNumId w:val="29"/>
+    <w:abstractNumId w:val="31"/>
   </w:num>
   <w:num w:numId="18" w16cid:durableId="1739816707">
     <w:abstractNumId w:val="5"/>
   </w:num>
   <w:num w:numId="19" w16cid:durableId="1319579072">
-    <w:abstractNumId w:val="33"/>
+    <w:abstractNumId w:val="35"/>
   </w:num>
   <w:num w:numId="20" w16cid:durableId="550767990">
     <w:abstractNumId w:val="22"/>
@@ -19561,7 +17563,7 @@
     <w:abstractNumId w:val="14"/>
   </w:num>
   <w:num w:numId="24" w16cid:durableId="333261920">
-    <w:abstractNumId w:val="30"/>
+    <w:abstractNumId w:val="32"/>
   </w:num>
   <w:num w:numId="25" w16cid:durableId="1056471256">
     <w:abstractNumId w:val="4"/>
@@ -19570,13 +17572,13 @@
     <w:abstractNumId w:val="18"/>
   </w:num>
   <w:num w:numId="27" w16cid:durableId="1710642763">
-    <w:abstractNumId w:val="34"/>
+    <w:abstractNumId w:val="36"/>
   </w:num>
   <w:num w:numId="28" w16cid:durableId="1438134367">
     <w:abstractNumId w:val="19"/>
   </w:num>
   <w:num w:numId="29" w16cid:durableId="1126197923">
-    <w:abstractNumId w:val="32"/>
+    <w:abstractNumId w:val="34"/>
   </w:num>
   <w:num w:numId="30" w16cid:durableId="1264461730">
     <w:abstractNumId w:val="21"/>
@@ -19597,7 +17599,13 @@
     <w:abstractNumId w:val="6"/>
   </w:num>
   <w:num w:numId="36" w16cid:durableId="586306274">
-    <w:abstractNumId w:val="28"/>
+    <w:abstractNumId w:val="30"/>
+  </w:num>
+  <w:num w:numId="37" w16cid:durableId="869030395">
+    <w:abstractNumId w:val="23"/>
+  </w:num>
+  <w:num w:numId="38" w16cid:durableId="835995306">
+    <w:abstractNumId w:val="24"/>
   </w:num>
 </w:numbering>
 </file>
